--- a/Docs/Observaciones-Lab 4.docx
+++ b/Docs/Observaciones-Lab 4.docx
@@ -1,10 +1,10 @@
 
 <file path=word/document.xml><?xml version="1.0" encoding="utf-8"?>
-<w:document xmlns:wpc="http://schemas.microsoft.com/office/word/2010/wordprocessingCanvas" xmlns:cx="http://schemas.microsoft.com/office/drawing/2014/chartex" xmlns:cx1="http://schemas.microsoft.com/office/drawing/2015/9/8/chartex" xmlns:cx2="http://schemas.microsoft.com/office/drawing/2015/10/21/chartex" xmlns:cx3="http://schemas.microsoft.com/office/drawing/2016/5/9/chartex" xmlns:cx4="http://schemas.microsoft.com/office/drawing/2016/5/10/chartex" xmlns:cx5="http://schemas.microsoft.com/office/drawing/2016/5/11/chartex" xmlns:cx6="http://schemas.microsoft.com/office/drawing/2016/5/12/chartex" xmlns:cx7="http://schemas.microsoft.com/office/drawing/2016/5/13/chartex" xmlns:cx8="http://schemas.microsoft.com/office/drawing/2016/5/14/chartex" xmlns:mc="http://schemas.openxmlformats.org/markup-compatibility/2006" xmlns:aink="http://schemas.microsoft.com/office/drawing/2016/ink" xmlns:am3d="http://schemas.microsoft.com/office/drawing/2017/model3d" xmlns:o="urn:schemas-microsoft-com:office:office" xmlns:oel="http://schemas.microsoft.com/office/2019/extlst" xmlns:r="http://schemas.openxmlformats.org/officeDocument/2006/relationships" xmlns:m="http://schemas.openxmlformats.org/officeDocument/2006/math" xmlns:v="urn:schemas-microsoft-com:vml" xmlns:wp14="http://schemas.microsoft.com/office/word/2010/wordprocessingDrawing" xmlns:wp="http://schemas.openxmlformats.org/drawingml/2006/wordprocessingDrawing" xmlns:w10="urn:schemas-microsoft-com:office:word" xmlns:w="http://schemas.openxmlformats.org/wordprocessingml/2006/main" xmlns:w14="http://schemas.microsoft.com/office/word/2010/wordml" xmlns:w15="http://schemas.microsoft.com/office/word/2012/wordml" xmlns:w16cex="http://schemas.microsoft.com/office/word/2018/wordml/cex" xmlns:w16cid="http://schemas.microsoft.com/office/word/2016/wordml/cid" xmlns:w16="http://schemas.microsoft.com/office/word/2018/wordml" xmlns:w16du="http://schemas.microsoft.com/office/word/2023/wordml/word16du" xmlns:w16sdtdh="http://schemas.microsoft.com/office/word/2020/wordml/sdtdatahash" xmlns:w16sdtfl="http://schemas.microsoft.com/office/word/2024/wordml/sdtformatlock" xmlns:w16se="http://schemas.microsoft.com/office/word/2015/wordml/symex" xmlns:wpg="http://schemas.microsoft.com/office/word/2010/wordprocessingGroup" xmlns:wpi="http://schemas.microsoft.com/office/word/2010/wordprocessingInk" xmlns:wne="http://schemas.microsoft.com/office/word/2006/wordml" xmlns:wps="http://schemas.microsoft.com/office/word/2010/wordprocessingShape" mc:Ignorable="w14 w15 w16se w16cid w16 w16cex w16sdtdh w16sdtfl w16du wp14">
+<w:document xmlns:wpc="http://schemas.microsoft.com/office/word/2010/wordprocessingCanvas" xmlns:cx="http://schemas.microsoft.com/office/drawing/2014/chartex" xmlns:cx1="http://schemas.microsoft.com/office/drawing/2015/9/8/chartex" xmlns:cx2="http://schemas.microsoft.com/office/drawing/2015/10/21/chartex" xmlns:cx3="http://schemas.microsoft.com/office/drawing/2016/5/9/chartex" xmlns:cx4="http://schemas.microsoft.com/office/drawing/2016/5/10/chartex" xmlns:cx5="http://schemas.microsoft.com/office/drawing/2016/5/11/chartex" xmlns:cx6="http://schemas.microsoft.com/office/drawing/2016/5/12/chartex" xmlns:cx7="http://schemas.microsoft.com/office/drawing/2016/5/13/chartex" xmlns:cx8="http://schemas.microsoft.com/office/drawing/2016/5/14/chartex" xmlns:mc="http://schemas.openxmlformats.org/markup-compatibility/2006" xmlns:m="http://schemas.openxmlformats.org/officeDocument/2006/math" xmlns:aink="http://schemas.microsoft.com/office/drawing/2016/ink" xmlns:am3d="http://schemas.microsoft.com/office/drawing/2017/model3d" xmlns:oel="http://schemas.microsoft.com/office/2019/extlst" xmlns:r="http://schemas.openxmlformats.org/officeDocument/2006/relationships" xmlns:wp14="http://schemas.microsoft.com/office/word/2010/wordprocessingDrawing" xmlns:wp="http://schemas.openxmlformats.org/drawingml/2006/wordprocessingDrawing" xmlns:wpg="http://schemas.microsoft.com/office/word/2010/wordprocessingGroup" xmlns:wpi="http://schemas.microsoft.com/office/word/2010/wordprocessingInk" xmlns:wps="http://schemas.microsoft.com/office/word/2010/wordprocessingShape" xmlns:o="urn:schemas-microsoft-com:office:office" xmlns:v="urn:schemas-microsoft-com:vml" xmlns:w10="urn:schemas-microsoft-com:office:word" xmlns:w="http://schemas.openxmlformats.org/wordprocessingml/2006/main" xmlns:w14="http://schemas.microsoft.com/office/word/2010/wordml" xmlns:w15="http://schemas.microsoft.com/office/word/2012/wordml" xmlns:w16cex="http://schemas.microsoft.com/office/word/2018/wordml/cex" xmlns:w16cid="http://schemas.microsoft.com/office/word/2016/wordml/cid" xmlns:w16="http://schemas.microsoft.com/office/word/2018/wordml" xmlns:w16sdtdh="http://schemas.microsoft.com/office/word/2020/wordml/sdtdatahash" xmlns:w16sdtfl="http://schemas.microsoft.com/office/word/2024/wordml/sdtformatlock" xmlns:w16se="http://schemas.microsoft.com/office/word/2015/wordml/symex" xmlns:w16du="http://schemas.microsoft.com/office/word/2023/wordml/word16du" xmlns:wne="http://schemas.microsoft.com/office/word/2006/wordml" mc:Ignorable="w14 w15 w16se w16cid w16 w16cex w16sdtdh w16sdtfl w16du wp14">
   <w:body>
     <w:p>
       <w:pPr>
-        <w:pStyle w:val="Ttulo"/>
+        <w:pStyle w:val="Title"/>
         <w:jc w:val="center"/>
         <w:rPr>
           <w:lang w:val="es-419"/>
@@ -41,13 +41,19 @@
         <w:rPr>
           <w:lang w:val="es-419"/>
         </w:rPr>
-        <w:t xml:space="preserve">Estudiante </w:t>
+        <w:t>Juan José Peñaloza</w:t>
       </w:r>
       <w:r>
         <w:rPr>
           <w:lang w:val="es-419"/>
         </w:rPr>
-        <w:t>1 Cod XXXX</w:t>
+        <w:t xml:space="preserve"> Cod </w:t>
+      </w:r>
+      <w:r>
+        <w:rPr>
+          <w:lang w:val="es-419"/>
+        </w:rPr>
+        <w:t>202421523</w:t>
       </w:r>
     </w:p>
     <w:p>
@@ -62,7 +68,19 @@
         <w:rPr>
           <w:lang w:val="es-419"/>
         </w:rPr>
-        <w:t>Estudiante 2 Cod XXXX</w:t>
+        <w:t>Sarah González Almario</w:t>
+      </w:r>
+      <w:r>
+        <w:rPr>
+          <w:lang w:val="es-419"/>
+        </w:rPr>
+        <w:t xml:space="preserve"> Cod </w:t>
+      </w:r>
+      <w:r>
+        <w:rPr>
+          <w:lang w:val="es-419"/>
+        </w:rPr>
+        <w:t>202521379</w:t>
       </w:r>
     </w:p>
     <w:p>
@@ -77,24 +95,30 @@
         <w:rPr>
           <w:lang w:val="es-419"/>
         </w:rPr>
-        <w:t xml:space="preserve">Estudiante </w:t>
+        <w:t>Andres Jose Velasco Mejia</w:t>
       </w:r>
       <w:r>
         <w:rPr>
           <w:lang w:val="es-419"/>
         </w:rPr>
-        <w:t>3</w:t>
+        <w:t xml:space="preserve"> </w:t>
       </w:r>
       <w:r>
         <w:rPr>
           <w:lang w:val="es-419"/>
         </w:rPr>
-        <w:t xml:space="preserve"> Cod XXXX</w:t>
+        <w:t xml:space="preserve">Cod </w:t>
+      </w:r>
+      <w:r>
+        <w:rPr>
+          <w:lang w:val="es-419"/>
+        </w:rPr>
+        <w:t>202610866</w:t>
       </w:r>
     </w:p>
     <w:p>
       <w:pPr>
-        <w:pStyle w:val="Ttulo1"/>
+        <w:pStyle w:val="Heading1"/>
         <w:rPr>
           <w:b/>
           <w:bCs/>
@@ -112,7 +136,7 @@
     </w:p>
     <w:tbl>
       <w:tblPr>
-        <w:tblStyle w:val="Tabladecuadrcula2"/>
+        <w:tblStyle w:val="GridTable2"/>
         <w:tblW w:w="4936" w:type="pct"/>
         <w:jc w:val="center"/>
         <w:tblLook w:val="04A0" w:firstRow="1" w:lastRow="0" w:firstColumn="1" w:lastColumn="0" w:noHBand="0" w:noVBand="1"/>
@@ -267,9 +291,28 @@
               <w:cnfStyle w:val="000000100000" w:firstRow="0" w:lastRow="0" w:firstColumn="0" w:lastColumn="0" w:oddVBand="0" w:evenVBand="0" w:oddHBand="1" w:evenHBand="0" w:firstRowFirstColumn="0" w:firstRowLastColumn="0" w:lastRowFirstColumn="0" w:lastRowLastColumn="0"/>
               <w:rPr>
                 <w:rFonts w:ascii="Dax-Regular" w:hAnsi="Dax-Regular"/>
-                <w:lang w:val="es-419"/>
-              </w:rPr>
-            </w:pPr>
+              </w:rPr>
+            </w:pPr>
+            <w:r>
+              <w:rPr>
+                <w:rFonts w:ascii="Dax-Regular" w:hAnsi="Dax-Regular"/>
+              </w:rPr>
+              <w:t xml:space="preserve">MacBook Air – Apple M4 (10 </w:t>
+            </w:r>
+            <w:proofErr w:type="spellStart"/>
+            <w:r>
+              <w:rPr>
+                <w:rFonts w:ascii="Dax-Regular" w:hAnsi="Dax-Regular"/>
+              </w:rPr>
+              <w:t>núcleos</w:t>
+            </w:r>
+            <w:proofErr w:type="spellEnd"/>
+            <w:r>
+              <w:rPr>
+                <w:rFonts w:ascii="Dax-Regular" w:hAnsi="Dax-Regular"/>
+              </w:rPr>
+              <w:t>)</w:t>
+            </w:r>
           </w:p>
         </w:tc>
         <w:tc>
@@ -342,6 +385,13 @@
                 <w:lang w:val="es-419"/>
               </w:rPr>
             </w:pPr>
+            <w:r>
+              <w:rPr>
+                <w:rFonts w:ascii="Dax-Regular" w:hAnsi="Dax-Regular"/>
+                <w:lang w:val="es-419"/>
+              </w:rPr>
+              <w:t>16 GB</w:t>
+            </w:r>
           </w:p>
         </w:tc>
         <w:tc>
@@ -415,6 +465,13 @@
                 <w:lang w:val="es-419"/>
               </w:rPr>
             </w:pPr>
+            <w:r>
+              <w:rPr>
+                <w:rFonts w:ascii="Dax-Regular" w:hAnsi="Dax-Regular"/>
+                <w:lang w:val="es-419"/>
+              </w:rPr>
+              <w:t>macOS 26.6.2</w:t>
+            </w:r>
           </w:p>
         </w:tc>
         <w:tc>
@@ -453,7 +510,7 @@
     </w:tbl>
     <w:p>
       <w:pPr>
-        <w:pStyle w:val="Descripcin"/>
+        <w:pStyle w:val="Caption"/>
         <w:jc w:val="center"/>
         <w:rPr>
           <w:lang w:val="es-419"/>
@@ -514,7 +571,7 @@
     </w:p>
     <w:p>
       <w:pPr>
-        <w:pStyle w:val="Ttulo1"/>
+        <w:pStyle w:val="Heading1"/>
         <w:rPr>
           <w:b/>
           <w:bCs/>
@@ -548,7 +605,7 @@
     </w:p>
     <w:p>
       <w:pPr>
-        <w:pStyle w:val="Ttulo2"/>
+        <w:pStyle w:val="Heading2"/>
         <w:rPr>
           <w:b/>
           <w:bCs/>
@@ -569,36 +626,8 @@
           <w:bCs/>
           <w:lang w:val="es-419"/>
         </w:rPr>
-        <w:t xml:space="preserve"> para </w:t>
+        <w:t xml:space="preserve"> para Queue con Array List</w:t>
       </w:r>
-      <w:proofErr w:type="spellStart"/>
-      <w:r>
-        <w:rPr>
-          <w:b/>
-          <w:bCs/>
-          <w:lang w:val="es-419"/>
-        </w:rPr>
-        <w:t>Queue</w:t>
-      </w:r>
-      <w:proofErr w:type="spellEnd"/>
-      <w:r>
-        <w:rPr>
-          <w:b/>
-          <w:bCs/>
-          <w:lang w:val="es-419"/>
-        </w:rPr>
-        <w:t xml:space="preserve"> con Array </w:t>
-      </w:r>
-      <w:proofErr w:type="spellStart"/>
-      <w:r>
-        <w:rPr>
-          <w:b/>
-          <w:bCs/>
-          <w:lang w:val="es-419"/>
-        </w:rPr>
-        <w:t>List</w:t>
-      </w:r>
-      <w:proofErr w:type="spellEnd"/>
     </w:p>
     <w:p>
       <w:pPr>
@@ -609,7 +638,7 @@
     </w:p>
     <w:tbl>
       <w:tblPr>
-        <w:tblStyle w:val="Tabladecuadrcula2"/>
+        <w:tblStyle w:val="GridTable2"/>
         <w:tblW w:w="4543" w:type="pct"/>
         <w:tblLook w:val="04A0" w:firstRow="1" w:lastRow="0" w:firstColumn="1" w:lastColumn="0" w:noHBand="0" w:noVBand="1"/>
       </w:tblPr>
@@ -770,6 +799,14 @@
                 <w:lang w:eastAsia="en-US"/>
               </w:rPr>
             </w:pPr>
+            <w:r>
+              <w:rPr>
+                <w:rFonts w:ascii="Dax-Regular" w:eastAsia="Times New Roman" w:hAnsi="Dax-Regular" w:cs="Calibri"/>
+                <w:color w:val="000000"/>
+                <w:lang w:eastAsia="en-US"/>
+              </w:rPr>
+              <w:t>0.015</w:t>
+            </w:r>
           </w:p>
         </w:tc>
         <w:tc>
@@ -782,12 +819,19 @@
               <w:jc w:val="center"/>
               <w:cnfStyle w:val="000000100000" w:firstRow="0" w:lastRow="0" w:firstColumn="0" w:lastColumn="0" w:oddVBand="0" w:evenVBand="0" w:oddHBand="1" w:evenHBand="0" w:firstRowFirstColumn="0" w:firstRowLastColumn="0" w:lastRowFirstColumn="0" w:lastRowLastColumn="0"/>
               <w:rPr>
-                <w:rFonts w:ascii="Times New Roman" w:eastAsia="Times New Roman" w:hAnsi="Times New Roman" w:cs="Times New Roman"/>
-                <w:sz w:val="20"/>
-                <w:szCs w:val="20"/>
-                <w:lang w:eastAsia="en-US"/>
-              </w:rPr>
-            </w:pPr>
+                <w:rFonts w:ascii="Dax-Regular" w:eastAsia="Times New Roman" w:hAnsi="Dax-Regular" w:cs="Times New Roman"/>
+                <w:szCs w:val="20"/>
+                <w:lang w:eastAsia="en-US"/>
+              </w:rPr>
+            </w:pPr>
+            <w:r>
+              <w:rPr>
+                <w:rFonts w:ascii="Dax-Regular" w:eastAsia="Times New Roman" w:hAnsi="Dax-Regular" w:cs="Times New Roman"/>
+                <w:szCs w:val="20"/>
+                <w:lang w:eastAsia="en-US"/>
+              </w:rPr>
+              <w:t>0.014</w:t>
+            </w:r>
           </w:p>
         </w:tc>
         <w:tc>
@@ -800,12 +844,19 @@
               <w:jc w:val="center"/>
               <w:cnfStyle w:val="000000100000" w:firstRow="0" w:lastRow="0" w:firstColumn="0" w:lastColumn="0" w:oddVBand="0" w:evenVBand="0" w:oddHBand="1" w:evenHBand="0" w:firstRowFirstColumn="0" w:firstRowLastColumn="0" w:lastRowFirstColumn="0" w:lastRowLastColumn="0"/>
               <w:rPr>
-                <w:rFonts w:ascii="Times New Roman" w:eastAsia="Times New Roman" w:hAnsi="Times New Roman" w:cs="Times New Roman"/>
-                <w:sz w:val="20"/>
-                <w:szCs w:val="20"/>
-                <w:lang w:eastAsia="en-US"/>
-              </w:rPr>
-            </w:pPr>
+                <w:rFonts w:ascii="Dax-Regular" w:eastAsia="Times New Roman" w:hAnsi="Dax-Regular" w:cs="Times New Roman"/>
+                <w:szCs w:val="20"/>
+                <w:lang w:eastAsia="en-US"/>
+              </w:rPr>
+            </w:pPr>
+            <w:r>
+              <w:rPr>
+                <w:rFonts w:ascii="Dax-Regular" w:eastAsia="Times New Roman" w:hAnsi="Dax-Regular" w:cs="Times New Roman"/>
+                <w:szCs w:val="20"/>
+                <w:lang w:eastAsia="en-US"/>
+              </w:rPr>
+              <w:t>0.004</w:t>
+            </w:r>
           </w:p>
         </w:tc>
       </w:tr>
@@ -853,6 +904,14 @@
                 <w:lang w:eastAsia="en-US"/>
               </w:rPr>
             </w:pPr>
+            <w:r>
+              <w:rPr>
+                <w:rFonts w:ascii="Dax-Regular" w:eastAsia="Times New Roman" w:hAnsi="Dax-Regular" w:cs="Calibri"/>
+                <w:color w:val="000000"/>
+                <w:lang w:eastAsia="en-US"/>
+              </w:rPr>
+              <w:t>0.065</w:t>
+            </w:r>
           </w:p>
         </w:tc>
         <w:tc>
@@ -865,12 +924,19 @@
               <w:jc w:val="center"/>
               <w:cnfStyle w:val="000000000000" w:firstRow="0" w:lastRow="0" w:firstColumn="0" w:lastColumn="0" w:oddVBand="0" w:evenVBand="0" w:oddHBand="0" w:evenHBand="0" w:firstRowFirstColumn="0" w:firstRowLastColumn="0" w:lastRowFirstColumn="0" w:lastRowLastColumn="0"/>
               <w:rPr>
-                <w:rFonts w:ascii="Times New Roman" w:eastAsia="Times New Roman" w:hAnsi="Times New Roman" w:cs="Times New Roman"/>
-                <w:sz w:val="20"/>
-                <w:szCs w:val="20"/>
-                <w:lang w:eastAsia="en-US"/>
-              </w:rPr>
-            </w:pPr>
+                <w:rFonts w:ascii="Dax-Regular" w:eastAsia="Times New Roman" w:hAnsi="Dax-Regular" w:cs="Times New Roman"/>
+                <w:szCs w:val="20"/>
+                <w:lang w:eastAsia="en-US"/>
+              </w:rPr>
+            </w:pPr>
+            <w:r>
+              <w:rPr>
+                <w:rFonts w:ascii="Dax-Regular" w:eastAsia="Times New Roman" w:hAnsi="Dax-Regular" w:cs="Times New Roman"/>
+                <w:szCs w:val="20"/>
+                <w:lang w:eastAsia="en-US"/>
+              </w:rPr>
+              <w:t>0.104</w:t>
+            </w:r>
           </w:p>
         </w:tc>
         <w:tc>
@@ -883,12 +949,19 @@
               <w:jc w:val="center"/>
               <w:cnfStyle w:val="000000000000" w:firstRow="0" w:lastRow="0" w:firstColumn="0" w:lastColumn="0" w:oddVBand="0" w:evenVBand="0" w:oddHBand="0" w:evenHBand="0" w:firstRowFirstColumn="0" w:firstRowLastColumn="0" w:lastRowFirstColumn="0" w:lastRowLastColumn="0"/>
               <w:rPr>
-                <w:rFonts w:ascii="Times New Roman" w:eastAsia="Times New Roman" w:hAnsi="Times New Roman" w:cs="Times New Roman"/>
-                <w:sz w:val="20"/>
-                <w:szCs w:val="20"/>
-                <w:lang w:eastAsia="en-US"/>
-              </w:rPr>
-            </w:pPr>
+                <w:rFonts w:ascii="Dax-Regular" w:eastAsia="Times New Roman" w:hAnsi="Dax-Regular" w:cs="Times New Roman"/>
+                <w:szCs w:val="20"/>
+                <w:lang w:eastAsia="en-US"/>
+              </w:rPr>
+            </w:pPr>
+            <w:r>
+              <w:rPr>
+                <w:rFonts w:ascii="Dax-Regular" w:eastAsia="Times New Roman" w:hAnsi="Dax-Regular" w:cs="Times New Roman"/>
+                <w:szCs w:val="20"/>
+                <w:lang w:eastAsia="en-US"/>
+              </w:rPr>
+              <w:t>0.000</w:t>
+            </w:r>
           </w:p>
         </w:tc>
       </w:tr>
@@ -937,6 +1010,14 @@
                 <w:lang w:eastAsia="en-US"/>
               </w:rPr>
             </w:pPr>
+            <w:r>
+              <w:rPr>
+                <w:rFonts w:ascii="Dax-Regular" w:eastAsia="Times New Roman" w:hAnsi="Dax-Regular" w:cs="Calibri"/>
+                <w:color w:val="000000"/>
+                <w:lang w:eastAsia="en-US"/>
+              </w:rPr>
+              <w:t>0.143</w:t>
+            </w:r>
           </w:p>
         </w:tc>
         <w:tc>
@@ -949,12 +1030,19 @@
               <w:jc w:val="center"/>
               <w:cnfStyle w:val="000000100000" w:firstRow="0" w:lastRow="0" w:firstColumn="0" w:lastColumn="0" w:oddVBand="0" w:evenVBand="0" w:oddHBand="1" w:evenHBand="0" w:firstRowFirstColumn="0" w:firstRowLastColumn="0" w:lastRowFirstColumn="0" w:lastRowLastColumn="0"/>
               <w:rPr>
-                <w:rFonts w:ascii="Times New Roman" w:eastAsia="Times New Roman" w:hAnsi="Times New Roman" w:cs="Times New Roman"/>
-                <w:sz w:val="20"/>
-                <w:szCs w:val="20"/>
-                <w:lang w:eastAsia="en-US"/>
-              </w:rPr>
-            </w:pPr>
+                <w:rFonts w:ascii="Dax-Regular" w:eastAsia="Times New Roman" w:hAnsi="Dax-Regular" w:cs="Times New Roman"/>
+                <w:szCs w:val="20"/>
+                <w:lang w:eastAsia="en-US"/>
+              </w:rPr>
+            </w:pPr>
+            <w:r>
+              <w:rPr>
+                <w:rFonts w:ascii="Dax-Regular" w:eastAsia="Times New Roman" w:hAnsi="Dax-Regular" w:cs="Times New Roman"/>
+                <w:szCs w:val="20"/>
+                <w:lang w:eastAsia="en-US"/>
+              </w:rPr>
+              <w:t>0.218</w:t>
+            </w:r>
           </w:p>
         </w:tc>
         <w:tc>
@@ -967,12 +1055,19 @@
               <w:jc w:val="center"/>
               <w:cnfStyle w:val="000000100000" w:firstRow="0" w:lastRow="0" w:firstColumn="0" w:lastColumn="0" w:oddVBand="0" w:evenVBand="0" w:oddHBand="1" w:evenHBand="0" w:firstRowFirstColumn="0" w:firstRowLastColumn="0" w:lastRowFirstColumn="0" w:lastRowLastColumn="0"/>
               <w:rPr>
-                <w:rFonts w:ascii="Times New Roman" w:eastAsia="Times New Roman" w:hAnsi="Times New Roman" w:cs="Times New Roman"/>
-                <w:sz w:val="20"/>
-                <w:szCs w:val="20"/>
-                <w:lang w:eastAsia="en-US"/>
-              </w:rPr>
-            </w:pPr>
+                <w:rFonts w:ascii="Dax-Regular" w:eastAsia="Times New Roman" w:hAnsi="Dax-Regular" w:cs="Times New Roman"/>
+                <w:szCs w:val="20"/>
+                <w:lang w:eastAsia="en-US"/>
+              </w:rPr>
+            </w:pPr>
+            <w:r>
+              <w:rPr>
+                <w:rFonts w:ascii="Dax-Regular" w:eastAsia="Times New Roman" w:hAnsi="Dax-Regular" w:cs="Times New Roman"/>
+                <w:szCs w:val="20"/>
+                <w:lang w:eastAsia="en-US"/>
+              </w:rPr>
+              <w:t>0.000</w:t>
+            </w:r>
           </w:p>
         </w:tc>
       </w:tr>
@@ -1020,6 +1115,14 @@
                 <w:lang w:eastAsia="en-US"/>
               </w:rPr>
             </w:pPr>
+            <w:r>
+              <w:rPr>
+                <w:rFonts w:ascii="Dax-Regular" w:eastAsia="Times New Roman" w:hAnsi="Dax-Regular" w:cs="Calibri"/>
+                <w:color w:val="000000"/>
+                <w:lang w:eastAsia="en-US"/>
+              </w:rPr>
+              <w:t>0.274</w:t>
+            </w:r>
           </w:p>
         </w:tc>
         <w:tc>
@@ -1032,12 +1135,19 @@
               <w:jc w:val="center"/>
               <w:cnfStyle w:val="000000000000" w:firstRow="0" w:lastRow="0" w:firstColumn="0" w:lastColumn="0" w:oddVBand="0" w:evenVBand="0" w:oddHBand="0" w:evenHBand="0" w:firstRowFirstColumn="0" w:firstRowLastColumn="0" w:lastRowFirstColumn="0" w:lastRowLastColumn="0"/>
               <w:rPr>
-                <w:rFonts w:ascii="Times New Roman" w:eastAsia="Times New Roman" w:hAnsi="Times New Roman" w:cs="Times New Roman"/>
-                <w:sz w:val="20"/>
-                <w:szCs w:val="20"/>
-                <w:lang w:eastAsia="en-US"/>
-              </w:rPr>
-            </w:pPr>
+                <w:rFonts w:ascii="Dax-Regular" w:eastAsia="Times New Roman" w:hAnsi="Dax-Regular" w:cs="Times New Roman"/>
+                <w:szCs w:val="20"/>
+                <w:lang w:eastAsia="en-US"/>
+              </w:rPr>
+            </w:pPr>
+            <w:r>
+              <w:rPr>
+                <w:rFonts w:ascii="Dax-Regular" w:eastAsia="Times New Roman" w:hAnsi="Dax-Regular" w:cs="Times New Roman"/>
+                <w:szCs w:val="20"/>
+                <w:lang w:eastAsia="en-US"/>
+              </w:rPr>
+              <w:t>0.527</w:t>
+            </w:r>
           </w:p>
         </w:tc>
         <w:tc>
@@ -1050,12 +1160,19 @@
               <w:jc w:val="center"/>
               <w:cnfStyle w:val="000000000000" w:firstRow="0" w:lastRow="0" w:firstColumn="0" w:lastColumn="0" w:oddVBand="0" w:evenVBand="0" w:oddHBand="0" w:evenHBand="0" w:firstRowFirstColumn="0" w:firstRowLastColumn="0" w:lastRowFirstColumn="0" w:lastRowLastColumn="0"/>
               <w:rPr>
-                <w:rFonts w:ascii="Times New Roman" w:eastAsia="Times New Roman" w:hAnsi="Times New Roman" w:cs="Times New Roman"/>
-                <w:sz w:val="20"/>
-                <w:szCs w:val="20"/>
-                <w:lang w:eastAsia="en-US"/>
-              </w:rPr>
-            </w:pPr>
+                <w:rFonts w:ascii="Dax-Regular" w:eastAsia="Times New Roman" w:hAnsi="Dax-Regular" w:cs="Times New Roman"/>
+                <w:szCs w:val="20"/>
+                <w:lang w:eastAsia="en-US"/>
+              </w:rPr>
+            </w:pPr>
+            <w:r>
+              <w:rPr>
+                <w:rFonts w:ascii="Dax-Regular" w:eastAsia="Times New Roman" w:hAnsi="Dax-Regular" w:cs="Times New Roman"/>
+                <w:szCs w:val="20"/>
+                <w:lang w:eastAsia="en-US"/>
+              </w:rPr>
+              <w:t>0.000</w:t>
+            </w:r>
           </w:p>
         </w:tc>
       </w:tr>
@@ -1104,6 +1221,14 @@
                 <w:lang w:eastAsia="en-US"/>
               </w:rPr>
             </w:pPr>
+            <w:r>
+              <w:rPr>
+                <w:rFonts w:ascii="Dax-Regular" w:eastAsia="Times New Roman" w:hAnsi="Dax-Regular" w:cs="Calibri"/>
+                <w:color w:val="000000"/>
+                <w:lang w:eastAsia="en-US"/>
+              </w:rPr>
+              <w:t>0.429</w:t>
+            </w:r>
           </w:p>
         </w:tc>
         <w:tc>
@@ -1116,12 +1241,19 @@
               <w:jc w:val="center"/>
               <w:cnfStyle w:val="000000100000" w:firstRow="0" w:lastRow="0" w:firstColumn="0" w:lastColumn="0" w:oddVBand="0" w:evenVBand="0" w:oddHBand="1" w:evenHBand="0" w:firstRowFirstColumn="0" w:firstRowLastColumn="0" w:lastRowFirstColumn="0" w:lastRowLastColumn="0"/>
               <w:rPr>
-                <w:rFonts w:ascii="Times New Roman" w:eastAsia="Times New Roman" w:hAnsi="Times New Roman" w:cs="Times New Roman"/>
-                <w:sz w:val="20"/>
-                <w:szCs w:val="20"/>
-                <w:lang w:eastAsia="en-US"/>
-              </w:rPr>
-            </w:pPr>
+                <w:rFonts w:ascii="Dax-Regular" w:eastAsia="Times New Roman" w:hAnsi="Dax-Regular" w:cs="Times New Roman"/>
+                <w:szCs w:val="20"/>
+                <w:lang w:eastAsia="en-US"/>
+              </w:rPr>
+            </w:pPr>
+            <w:r>
+              <w:rPr>
+                <w:rFonts w:ascii="Dax-Regular" w:eastAsia="Times New Roman" w:hAnsi="Dax-Regular" w:cs="Times New Roman"/>
+                <w:szCs w:val="20"/>
+                <w:lang w:eastAsia="en-US"/>
+              </w:rPr>
+              <w:t>0.845</w:t>
+            </w:r>
           </w:p>
         </w:tc>
         <w:tc>
@@ -1134,12 +1266,19 @@
               <w:jc w:val="center"/>
               <w:cnfStyle w:val="000000100000" w:firstRow="0" w:lastRow="0" w:firstColumn="0" w:lastColumn="0" w:oddVBand="0" w:evenVBand="0" w:oddHBand="1" w:evenHBand="0" w:firstRowFirstColumn="0" w:firstRowLastColumn="0" w:lastRowFirstColumn="0" w:lastRowLastColumn="0"/>
               <w:rPr>
-                <w:rFonts w:ascii="Times New Roman" w:eastAsia="Times New Roman" w:hAnsi="Times New Roman" w:cs="Times New Roman"/>
-                <w:sz w:val="20"/>
-                <w:szCs w:val="20"/>
-                <w:lang w:eastAsia="en-US"/>
-              </w:rPr>
-            </w:pPr>
+                <w:rFonts w:ascii="Dax-Regular" w:eastAsia="Times New Roman" w:hAnsi="Dax-Regular" w:cs="Times New Roman"/>
+                <w:szCs w:val="20"/>
+                <w:lang w:eastAsia="en-US"/>
+              </w:rPr>
+            </w:pPr>
+            <w:r>
+              <w:rPr>
+                <w:rFonts w:ascii="Dax-Regular" w:eastAsia="Times New Roman" w:hAnsi="Dax-Regular" w:cs="Times New Roman"/>
+                <w:szCs w:val="20"/>
+                <w:lang w:eastAsia="en-US"/>
+              </w:rPr>
+              <w:t>0.000</w:t>
+            </w:r>
           </w:p>
         </w:tc>
       </w:tr>
@@ -1187,6 +1326,14 @@
                 <w:lang w:eastAsia="en-US"/>
               </w:rPr>
             </w:pPr>
+            <w:r>
+              <w:rPr>
+                <w:rFonts w:ascii="Dax-Regular" w:eastAsia="Times New Roman" w:hAnsi="Dax-Regular" w:cs="Calibri"/>
+                <w:color w:val="000000"/>
+                <w:lang w:eastAsia="en-US"/>
+              </w:rPr>
+              <w:t>0.690</w:t>
+            </w:r>
           </w:p>
         </w:tc>
         <w:tc>
@@ -1199,12 +1346,19 @@
               <w:jc w:val="center"/>
               <w:cnfStyle w:val="000000000000" w:firstRow="0" w:lastRow="0" w:firstColumn="0" w:lastColumn="0" w:oddVBand="0" w:evenVBand="0" w:oddHBand="0" w:evenHBand="0" w:firstRowFirstColumn="0" w:firstRowLastColumn="0" w:lastRowFirstColumn="0" w:lastRowLastColumn="0"/>
               <w:rPr>
-                <w:rFonts w:ascii="Times New Roman" w:eastAsia="Times New Roman" w:hAnsi="Times New Roman" w:cs="Times New Roman"/>
-                <w:sz w:val="20"/>
-                <w:szCs w:val="20"/>
-                <w:lang w:eastAsia="en-US"/>
-              </w:rPr>
-            </w:pPr>
+                <w:rFonts w:ascii="Dax-Regular" w:eastAsia="Times New Roman" w:hAnsi="Dax-Regular" w:cs="Times New Roman"/>
+                <w:szCs w:val="20"/>
+                <w:lang w:eastAsia="en-US"/>
+              </w:rPr>
+            </w:pPr>
+            <w:r>
+              <w:rPr>
+                <w:rFonts w:ascii="Dax-Regular" w:eastAsia="Times New Roman" w:hAnsi="Dax-Regular" w:cs="Times New Roman"/>
+                <w:szCs w:val="20"/>
+                <w:lang w:eastAsia="en-US"/>
+              </w:rPr>
+              <w:t>1.842</w:t>
+            </w:r>
           </w:p>
         </w:tc>
         <w:tc>
@@ -1217,12 +1371,19 @@
               <w:jc w:val="center"/>
               <w:cnfStyle w:val="000000000000" w:firstRow="0" w:lastRow="0" w:firstColumn="0" w:lastColumn="0" w:oddVBand="0" w:evenVBand="0" w:oddHBand="0" w:evenHBand="0" w:firstRowFirstColumn="0" w:firstRowLastColumn="0" w:lastRowFirstColumn="0" w:lastRowLastColumn="0"/>
               <w:rPr>
-                <w:rFonts w:ascii="Times New Roman" w:eastAsia="Times New Roman" w:hAnsi="Times New Roman" w:cs="Times New Roman"/>
-                <w:sz w:val="20"/>
-                <w:szCs w:val="20"/>
-                <w:lang w:eastAsia="en-US"/>
-              </w:rPr>
-            </w:pPr>
+                <w:rFonts w:ascii="Dax-Regular" w:eastAsia="Times New Roman" w:hAnsi="Dax-Regular" w:cs="Times New Roman"/>
+                <w:szCs w:val="20"/>
+                <w:lang w:eastAsia="en-US"/>
+              </w:rPr>
+            </w:pPr>
+            <w:r>
+              <w:rPr>
+                <w:rFonts w:ascii="Dax-Regular" w:eastAsia="Times New Roman" w:hAnsi="Dax-Regular" w:cs="Times New Roman"/>
+                <w:szCs w:val="20"/>
+                <w:lang w:eastAsia="en-US"/>
+              </w:rPr>
+              <w:t>0.000</w:t>
+            </w:r>
           </w:p>
         </w:tc>
       </w:tr>
@@ -1271,6 +1432,14 @@
                 <w:lang w:eastAsia="en-US"/>
               </w:rPr>
             </w:pPr>
+            <w:r>
+              <w:rPr>
+                <w:rFonts w:ascii="Dax-Regular" w:eastAsia="Times New Roman" w:hAnsi="Dax-Regular" w:cs="Calibri"/>
+                <w:color w:val="000000"/>
+                <w:lang w:eastAsia="en-US"/>
+              </w:rPr>
+              <w:t>1.166</w:t>
+            </w:r>
           </w:p>
         </w:tc>
         <w:tc>
@@ -1283,12 +1452,19 @@
               <w:jc w:val="center"/>
               <w:cnfStyle w:val="000000100000" w:firstRow="0" w:lastRow="0" w:firstColumn="0" w:lastColumn="0" w:oddVBand="0" w:evenVBand="0" w:oddHBand="1" w:evenHBand="0" w:firstRowFirstColumn="0" w:firstRowLastColumn="0" w:lastRowFirstColumn="0" w:lastRowLastColumn="0"/>
               <w:rPr>
-                <w:rFonts w:ascii="Times New Roman" w:eastAsia="Times New Roman" w:hAnsi="Times New Roman" w:cs="Times New Roman"/>
-                <w:sz w:val="20"/>
-                <w:szCs w:val="20"/>
-                <w:lang w:eastAsia="en-US"/>
-              </w:rPr>
-            </w:pPr>
+                <w:rFonts w:ascii="Dax-Regular" w:eastAsia="Times New Roman" w:hAnsi="Dax-Regular" w:cs="Times New Roman"/>
+                <w:szCs w:val="20"/>
+                <w:lang w:eastAsia="en-US"/>
+              </w:rPr>
+            </w:pPr>
+            <w:r>
+              <w:rPr>
+                <w:rFonts w:ascii="Dax-Regular" w:eastAsia="Times New Roman" w:hAnsi="Dax-Regular" w:cs="Times New Roman"/>
+                <w:szCs w:val="20"/>
+                <w:lang w:eastAsia="en-US"/>
+              </w:rPr>
+              <w:t>3.828</w:t>
+            </w:r>
           </w:p>
         </w:tc>
         <w:tc>
@@ -1301,12 +1477,19 @@
               <w:jc w:val="center"/>
               <w:cnfStyle w:val="000000100000" w:firstRow="0" w:lastRow="0" w:firstColumn="0" w:lastColumn="0" w:oddVBand="0" w:evenVBand="0" w:oddHBand="1" w:evenHBand="0" w:firstRowFirstColumn="0" w:firstRowLastColumn="0" w:lastRowFirstColumn="0" w:lastRowLastColumn="0"/>
               <w:rPr>
-                <w:rFonts w:ascii="Times New Roman" w:eastAsia="Times New Roman" w:hAnsi="Times New Roman" w:cs="Times New Roman"/>
-                <w:sz w:val="20"/>
-                <w:szCs w:val="20"/>
-                <w:lang w:eastAsia="en-US"/>
-              </w:rPr>
-            </w:pPr>
+                <w:rFonts w:ascii="Dax-Regular" w:eastAsia="Times New Roman" w:hAnsi="Dax-Regular" w:cs="Times New Roman"/>
+                <w:szCs w:val="20"/>
+                <w:lang w:eastAsia="en-US"/>
+              </w:rPr>
+            </w:pPr>
+            <w:r>
+              <w:rPr>
+                <w:rFonts w:ascii="Dax-Regular" w:eastAsia="Times New Roman" w:hAnsi="Dax-Regular" w:cs="Times New Roman"/>
+                <w:szCs w:val="20"/>
+                <w:lang w:eastAsia="en-US"/>
+              </w:rPr>
+              <w:t>0.000</w:t>
+            </w:r>
           </w:p>
         </w:tc>
       </w:tr>
@@ -1354,6 +1537,14 @@
                 <w:lang w:eastAsia="en-US"/>
               </w:rPr>
             </w:pPr>
+            <w:r>
+              <w:rPr>
+                <w:rFonts w:ascii="Dax-Regular" w:eastAsia="Times New Roman" w:hAnsi="Dax-Regular" w:cs="Calibri"/>
+                <w:color w:val="000000"/>
+                <w:lang w:eastAsia="en-US"/>
+              </w:rPr>
+              <w:t>1.446</w:t>
+            </w:r>
           </w:p>
         </w:tc>
         <w:tc>
@@ -1366,12 +1557,19 @@
               <w:jc w:val="center"/>
               <w:cnfStyle w:val="000000000000" w:firstRow="0" w:lastRow="0" w:firstColumn="0" w:lastColumn="0" w:oddVBand="0" w:evenVBand="0" w:oddHBand="0" w:evenHBand="0" w:firstRowFirstColumn="0" w:firstRowLastColumn="0" w:lastRowFirstColumn="0" w:lastRowLastColumn="0"/>
               <w:rPr>
-                <w:rFonts w:ascii="Times New Roman" w:eastAsia="Times New Roman" w:hAnsi="Times New Roman" w:cs="Times New Roman"/>
-                <w:sz w:val="20"/>
-                <w:szCs w:val="20"/>
-                <w:lang w:eastAsia="en-US"/>
-              </w:rPr>
-            </w:pPr>
+                <w:rFonts w:ascii="Dax-Regular" w:eastAsia="Times New Roman" w:hAnsi="Dax-Regular" w:cs="Times New Roman"/>
+                <w:szCs w:val="20"/>
+                <w:lang w:eastAsia="en-US"/>
+              </w:rPr>
+            </w:pPr>
+            <w:r>
+              <w:rPr>
+                <w:rFonts w:ascii="Dax-Regular" w:eastAsia="Times New Roman" w:hAnsi="Dax-Regular" w:cs="Times New Roman"/>
+                <w:szCs w:val="20"/>
+                <w:lang w:eastAsia="en-US"/>
+              </w:rPr>
+              <w:t>5.848</w:t>
+            </w:r>
           </w:p>
         </w:tc>
         <w:tc>
@@ -1384,12 +1582,19 @@
               <w:jc w:val="center"/>
               <w:cnfStyle w:val="000000000000" w:firstRow="0" w:lastRow="0" w:firstColumn="0" w:lastColumn="0" w:oddVBand="0" w:evenVBand="0" w:oddHBand="0" w:evenHBand="0" w:firstRowFirstColumn="0" w:firstRowLastColumn="0" w:lastRowFirstColumn="0" w:lastRowLastColumn="0"/>
               <w:rPr>
-                <w:rFonts w:ascii="Times New Roman" w:eastAsia="Times New Roman" w:hAnsi="Times New Roman" w:cs="Times New Roman"/>
-                <w:sz w:val="20"/>
-                <w:szCs w:val="20"/>
-                <w:lang w:eastAsia="en-US"/>
-              </w:rPr>
-            </w:pPr>
+                <w:rFonts w:ascii="Dax-Regular" w:eastAsia="Times New Roman" w:hAnsi="Dax-Regular" w:cs="Times New Roman"/>
+                <w:szCs w:val="20"/>
+                <w:lang w:eastAsia="en-US"/>
+              </w:rPr>
+            </w:pPr>
+            <w:r>
+              <w:rPr>
+                <w:rFonts w:ascii="Dax-Regular" w:eastAsia="Times New Roman" w:hAnsi="Dax-Regular" w:cs="Times New Roman"/>
+                <w:szCs w:val="20"/>
+                <w:lang w:eastAsia="en-US"/>
+              </w:rPr>
+              <w:t>0.000</w:t>
+            </w:r>
           </w:p>
         </w:tc>
       </w:tr>
@@ -1403,7 +1608,7 @@
     </w:p>
     <w:p>
       <w:pPr>
-        <w:pStyle w:val="Ttulo2"/>
+        <w:pStyle w:val="Heading2"/>
         <w:rPr>
           <w:b/>
           <w:bCs/>
@@ -1426,42 +1631,22 @@
         </w:rPr>
         <w:t xml:space="preserve"> para </w:t>
       </w:r>
-      <w:proofErr w:type="spellStart"/>
       <w:r>
         <w:rPr>
           <w:b/>
           <w:bCs/>
           <w:lang w:val="es-419"/>
         </w:rPr>
-        <w:t>Stack</w:t>
+        <w:t xml:space="preserve">Stack </w:t>
       </w:r>
-      <w:proofErr w:type="spellEnd"/>
       <w:r>
         <w:rPr>
           <w:b/>
           <w:bCs/>
           <w:lang w:val="es-419"/>
         </w:rPr>
-        <w:t xml:space="preserve"> </w:t>
+        <w:t>con Array List</w:t>
       </w:r>
-      <w:r>
-        <w:rPr>
-          <w:b/>
-          <w:bCs/>
-          <w:lang w:val="es-419"/>
-        </w:rPr>
-        <w:t xml:space="preserve">con Array </w:t>
-      </w:r>
-      <w:proofErr w:type="spellStart"/>
-      <w:r>
-        <w:rPr>
-          <w:b/>
-          <w:bCs/>
-          <w:lang w:val="es-419"/>
-        </w:rPr>
-        <w:t>List</w:t>
-      </w:r>
-      <w:proofErr w:type="spellEnd"/>
     </w:p>
     <w:p>
       <w:pPr>
@@ -1472,7 +1657,7 @@
     </w:p>
     <w:tbl>
       <w:tblPr>
-        <w:tblStyle w:val="Tabladecuadrcula2"/>
+        <w:tblStyle w:val="GridTable2"/>
         <w:tblW w:w="4543" w:type="pct"/>
         <w:tblLook w:val="04A0" w:firstRow="1" w:lastRow="0" w:firstColumn="1" w:lastColumn="0" w:noHBand="0" w:noVBand="1"/>
       </w:tblPr>
@@ -1577,31 +1762,13 @@
                 <w:lang w:eastAsia="en-US"/>
               </w:rPr>
             </w:pPr>
-            <w:proofErr w:type="gramStart"/>
-            <w:r>
-              <w:rPr>
-                <w:rFonts w:ascii="Dax-Regular" w:eastAsia="Times New Roman" w:hAnsi="Dax-Regular" w:cs="Calibri"/>
-                <w:color w:val="000000"/>
-                <w:lang w:eastAsia="en-US"/>
-              </w:rPr>
-              <w:t>top(</w:t>
-            </w:r>
-            <w:proofErr w:type="gramEnd"/>
-            <w:r>
-              <w:rPr>
-                <w:rFonts w:ascii="Dax-Regular" w:eastAsia="Times New Roman" w:hAnsi="Dax-Regular" w:cs="Calibri"/>
-                <w:color w:val="000000"/>
-                <w:lang w:eastAsia="en-US"/>
-              </w:rPr>
-              <w:t>Linked List</w:t>
-            </w:r>
-            <w:r>
-              <w:rPr>
-                <w:rFonts w:ascii="Dax-Regular" w:eastAsia="Times New Roman" w:hAnsi="Dax-Regular" w:cs="Calibri"/>
-                <w:color w:val="000000"/>
-                <w:lang w:eastAsia="en-US"/>
-              </w:rPr>
-              <w:t>)</w:t>
+            <w:r>
+              <w:rPr>
+                <w:rFonts w:ascii="Dax-Regular" w:eastAsia="Times New Roman" w:hAnsi="Dax-Regular" w:cs="Calibri"/>
+                <w:color w:val="000000"/>
+                <w:lang w:eastAsia="en-US"/>
+              </w:rPr>
+              <w:t>top (Array List)</w:t>
             </w:r>
           </w:p>
         </w:tc>
@@ -1651,6 +1818,14 @@
                 <w:lang w:eastAsia="en-US"/>
               </w:rPr>
             </w:pPr>
+            <w:r>
+              <w:rPr>
+                <w:rFonts w:ascii="Dax-Regular" w:eastAsia="Times New Roman" w:hAnsi="Dax-Regular" w:cs="Calibri"/>
+                <w:color w:val="000000"/>
+                <w:lang w:eastAsia="en-US"/>
+              </w:rPr>
+              <w:t>0.011</w:t>
+            </w:r>
           </w:p>
         </w:tc>
         <w:tc>
@@ -1663,12 +1838,19 @@
               <w:jc w:val="center"/>
               <w:cnfStyle w:val="000000100000" w:firstRow="0" w:lastRow="0" w:firstColumn="0" w:lastColumn="0" w:oddVBand="0" w:evenVBand="0" w:oddHBand="1" w:evenHBand="0" w:firstRowFirstColumn="0" w:firstRowLastColumn="0" w:lastRowFirstColumn="0" w:lastRowLastColumn="0"/>
               <w:rPr>
-                <w:rFonts w:ascii="Times New Roman" w:eastAsia="Times New Roman" w:hAnsi="Times New Roman" w:cs="Times New Roman"/>
-                <w:sz w:val="20"/>
-                <w:szCs w:val="20"/>
-                <w:lang w:eastAsia="en-US"/>
-              </w:rPr>
-            </w:pPr>
+                <w:rFonts w:ascii="Dax-Regular" w:eastAsia="Times New Roman" w:hAnsi="Dax-Regular" w:cs="Times New Roman"/>
+                <w:szCs w:val="20"/>
+                <w:lang w:eastAsia="en-US"/>
+              </w:rPr>
+            </w:pPr>
+            <w:r>
+              <w:rPr>
+                <w:rFonts w:ascii="Dax-Regular" w:eastAsia="Times New Roman" w:hAnsi="Dax-Regular" w:cs="Times New Roman"/>
+                <w:szCs w:val="20"/>
+                <w:lang w:eastAsia="en-US"/>
+              </w:rPr>
+              <w:t>0.019</w:t>
+            </w:r>
           </w:p>
         </w:tc>
         <w:tc>
@@ -1681,12 +1863,19 @@
               <w:jc w:val="center"/>
               <w:cnfStyle w:val="000000100000" w:firstRow="0" w:lastRow="0" w:firstColumn="0" w:lastColumn="0" w:oddVBand="0" w:evenVBand="0" w:oddHBand="1" w:evenHBand="0" w:firstRowFirstColumn="0" w:firstRowLastColumn="0" w:lastRowFirstColumn="0" w:lastRowLastColumn="0"/>
               <w:rPr>
-                <w:rFonts w:ascii="Times New Roman" w:eastAsia="Times New Roman" w:hAnsi="Times New Roman" w:cs="Times New Roman"/>
-                <w:sz w:val="20"/>
-                <w:szCs w:val="20"/>
-                <w:lang w:eastAsia="en-US"/>
-              </w:rPr>
-            </w:pPr>
+                <w:rFonts w:ascii="Dax-Regular" w:eastAsia="Times New Roman" w:hAnsi="Dax-Regular" w:cs="Times New Roman"/>
+                <w:szCs w:val="20"/>
+                <w:lang w:eastAsia="en-US"/>
+              </w:rPr>
+            </w:pPr>
+            <w:r>
+              <w:rPr>
+                <w:rFonts w:ascii="Dax-Regular" w:eastAsia="Times New Roman" w:hAnsi="Dax-Regular" w:cs="Times New Roman"/>
+                <w:szCs w:val="20"/>
+                <w:lang w:eastAsia="en-US"/>
+              </w:rPr>
+              <w:t>0.001</w:t>
+            </w:r>
           </w:p>
         </w:tc>
       </w:tr>
@@ -1734,6 +1923,14 @@
                 <w:lang w:eastAsia="en-US"/>
               </w:rPr>
             </w:pPr>
+            <w:r>
+              <w:rPr>
+                <w:rFonts w:ascii="Dax-Regular" w:eastAsia="Times New Roman" w:hAnsi="Dax-Regular" w:cs="Calibri"/>
+                <w:color w:val="000000"/>
+                <w:lang w:eastAsia="en-US"/>
+              </w:rPr>
+              <w:t>0.119</w:t>
+            </w:r>
           </w:p>
         </w:tc>
         <w:tc>
@@ -1746,12 +1943,19 @@
               <w:jc w:val="center"/>
               <w:cnfStyle w:val="000000000000" w:firstRow="0" w:lastRow="0" w:firstColumn="0" w:lastColumn="0" w:oddVBand="0" w:evenVBand="0" w:oddHBand="0" w:evenHBand="0" w:firstRowFirstColumn="0" w:firstRowLastColumn="0" w:lastRowFirstColumn="0" w:lastRowLastColumn="0"/>
               <w:rPr>
-                <w:rFonts w:ascii="Times New Roman" w:eastAsia="Times New Roman" w:hAnsi="Times New Roman" w:cs="Times New Roman"/>
-                <w:sz w:val="20"/>
-                <w:szCs w:val="20"/>
-                <w:lang w:eastAsia="en-US"/>
-              </w:rPr>
-            </w:pPr>
+                <w:rFonts w:ascii="Dax-Regular" w:eastAsia="Times New Roman" w:hAnsi="Dax-Regular" w:cs="Times New Roman"/>
+                <w:szCs w:val="20"/>
+                <w:lang w:eastAsia="en-US"/>
+              </w:rPr>
+            </w:pPr>
+            <w:r>
+              <w:rPr>
+                <w:rFonts w:ascii="Dax-Regular" w:eastAsia="Times New Roman" w:hAnsi="Dax-Regular" w:cs="Times New Roman"/>
+                <w:szCs w:val="20"/>
+                <w:lang w:eastAsia="en-US"/>
+              </w:rPr>
+              <w:t>0.151</w:t>
+            </w:r>
           </w:p>
         </w:tc>
         <w:tc>
@@ -1764,12 +1968,19 @@
               <w:jc w:val="center"/>
               <w:cnfStyle w:val="000000000000" w:firstRow="0" w:lastRow="0" w:firstColumn="0" w:lastColumn="0" w:oddVBand="0" w:evenVBand="0" w:oddHBand="0" w:evenHBand="0" w:firstRowFirstColumn="0" w:firstRowLastColumn="0" w:lastRowFirstColumn="0" w:lastRowLastColumn="0"/>
               <w:rPr>
-                <w:rFonts w:ascii="Times New Roman" w:eastAsia="Times New Roman" w:hAnsi="Times New Roman" w:cs="Times New Roman"/>
-                <w:sz w:val="20"/>
-                <w:szCs w:val="20"/>
-                <w:lang w:eastAsia="en-US"/>
-              </w:rPr>
-            </w:pPr>
+                <w:rFonts w:ascii="Dax-Regular" w:eastAsia="Times New Roman" w:hAnsi="Dax-Regular" w:cs="Times New Roman"/>
+                <w:szCs w:val="20"/>
+                <w:lang w:eastAsia="en-US"/>
+              </w:rPr>
+            </w:pPr>
+            <w:r>
+              <w:rPr>
+                <w:rFonts w:ascii="Dax-Regular" w:eastAsia="Times New Roman" w:hAnsi="Dax-Regular" w:cs="Times New Roman"/>
+                <w:szCs w:val="20"/>
+                <w:lang w:eastAsia="en-US"/>
+              </w:rPr>
+              <w:t>0.000</w:t>
+            </w:r>
           </w:p>
         </w:tc>
       </w:tr>
@@ -1818,6 +2029,14 @@
                 <w:lang w:eastAsia="en-US"/>
               </w:rPr>
             </w:pPr>
+            <w:r>
+              <w:rPr>
+                <w:rFonts w:ascii="Dax-Regular" w:eastAsia="Times New Roman" w:hAnsi="Dax-Regular" w:cs="Calibri"/>
+                <w:color w:val="000000"/>
+                <w:lang w:eastAsia="en-US"/>
+              </w:rPr>
+              <w:t>0.304</w:t>
+            </w:r>
           </w:p>
         </w:tc>
         <w:tc>
@@ -1830,12 +2049,19 @@
               <w:jc w:val="center"/>
               <w:cnfStyle w:val="000000100000" w:firstRow="0" w:lastRow="0" w:firstColumn="0" w:lastColumn="0" w:oddVBand="0" w:evenVBand="0" w:oddHBand="1" w:evenHBand="0" w:firstRowFirstColumn="0" w:firstRowLastColumn="0" w:lastRowFirstColumn="0" w:lastRowLastColumn="0"/>
               <w:rPr>
-                <w:rFonts w:ascii="Times New Roman" w:eastAsia="Times New Roman" w:hAnsi="Times New Roman" w:cs="Times New Roman"/>
-                <w:sz w:val="20"/>
-                <w:szCs w:val="20"/>
-                <w:lang w:eastAsia="en-US"/>
-              </w:rPr>
-            </w:pPr>
+                <w:rFonts w:ascii="Dax-Regular" w:eastAsia="Times New Roman" w:hAnsi="Dax-Regular" w:cs="Times New Roman"/>
+                <w:szCs w:val="20"/>
+                <w:lang w:eastAsia="en-US"/>
+              </w:rPr>
+            </w:pPr>
+            <w:r>
+              <w:rPr>
+                <w:rFonts w:ascii="Dax-Regular" w:eastAsia="Times New Roman" w:hAnsi="Dax-Regular" w:cs="Times New Roman"/>
+                <w:szCs w:val="20"/>
+                <w:lang w:eastAsia="en-US"/>
+              </w:rPr>
+              <w:t>0.273</w:t>
+            </w:r>
           </w:p>
         </w:tc>
         <w:tc>
@@ -1848,12 +2074,19 @@
               <w:jc w:val="center"/>
               <w:cnfStyle w:val="000000100000" w:firstRow="0" w:lastRow="0" w:firstColumn="0" w:lastColumn="0" w:oddVBand="0" w:evenVBand="0" w:oddHBand="1" w:evenHBand="0" w:firstRowFirstColumn="0" w:firstRowLastColumn="0" w:lastRowFirstColumn="0" w:lastRowLastColumn="0"/>
               <w:rPr>
-                <w:rFonts w:ascii="Times New Roman" w:eastAsia="Times New Roman" w:hAnsi="Times New Roman" w:cs="Times New Roman"/>
-                <w:sz w:val="20"/>
-                <w:szCs w:val="20"/>
-                <w:lang w:eastAsia="en-US"/>
-              </w:rPr>
-            </w:pPr>
+                <w:rFonts w:ascii="Dax-Regular" w:eastAsia="Times New Roman" w:hAnsi="Dax-Regular" w:cs="Times New Roman"/>
+                <w:szCs w:val="20"/>
+                <w:lang w:eastAsia="en-US"/>
+              </w:rPr>
+            </w:pPr>
+            <w:r>
+              <w:rPr>
+                <w:rFonts w:ascii="Dax-Regular" w:eastAsia="Times New Roman" w:hAnsi="Dax-Regular" w:cs="Times New Roman"/>
+                <w:szCs w:val="20"/>
+                <w:lang w:eastAsia="en-US"/>
+              </w:rPr>
+              <w:t>0.000</w:t>
+            </w:r>
           </w:p>
         </w:tc>
       </w:tr>
@@ -1901,6 +2134,14 @@
                 <w:lang w:eastAsia="en-US"/>
               </w:rPr>
             </w:pPr>
+            <w:r>
+              <w:rPr>
+                <w:rFonts w:ascii="Dax-Regular" w:eastAsia="Times New Roman" w:hAnsi="Dax-Regular" w:cs="Calibri"/>
+                <w:color w:val="000000"/>
+                <w:lang w:eastAsia="en-US"/>
+              </w:rPr>
+              <w:t>0.891</w:t>
+            </w:r>
           </w:p>
         </w:tc>
         <w:tc>
@@ -1913,12 +2154,19 @@
               <w:jc w:val="center"/>
               <w:cnfStyle w:val="000000000000" w:firstRow="0" w:lastRow="0" w:firstColumn="0" w:lastColumn="0" w:oddVBand="0" w:evenVBand="0" w:oddHBand="0" w:evenHBand="0" w:firstRowFirstColumn="0" w:firstRowLastColumn="0" w:lastRowFirstColumn="0" w:lastRowLastColumn="0"/>
               <w:rPr>
-                <w:rFonts w:ascii="Times New Roman" w:eastAsia="Times New Roman" w:hAnsi="Times New Roman" w:cs="Times New Roman"/>
-                <w:sz w:val="20"/>
-                <w:szCs w:val="20"/>
-                <w:lang w:eastAsia="en-US"/>
-              </w:rPr>
-            </w:pPr>
+                <w:rFonts w:ascii="Dax-Regular" w:eastAsia="Times New Roman" w:hAnsi="Dax-Regular" w:cs="Times New Roman"/>
+                <w:szCs w:val="20"/>
+                <w:lang w:eastAsia="en-US"/>
+              </w:rPr>
+            </w:pPr>
+            <w:r>
+              <w:rPr>
+                <w:rFonts w:ascii="Dax-Regular" w:eastAsia="Times New Roman" w:hAnsi="Dax-Regular" w:cs="Times New Roman"/>
+                <w:szCs w:val="20"/>
+                <w:lang w:eastAsia="en-US"/>
+              </w:rPr>
+              <w:t>0.679</w:t>
+            </w:r>
           </w:p>
         </w:tc>
         <w:tc>
@@ -1931,12 +2179,19 @@
               <w:jc w:val="center"/>
               <w:cnfStyle w:val="000000000000" w:firstRow="0" w:lastRow="0" w:firstColumn="0" w:lastColumn="0" w:oddVBand="0" w:evenVBand="0" w:oddHBand="0" w:evenHBand="0" w:firstRowFirstColumn="0" w:firstRowLastColumn="0" w:lastRowFirstColumn="0" w:lastRowLastColumn="0"/>
               <w:rPr>
-                <w:rFonts w:ascii="Times New Roman" w:eastAsia="Times New Roman" w:hAnsi="Times New Roman" w:cs="Times New Roman"/>
-                <w:sz w:val="20"/>
-                <w:szCs w:val="20"/>
-                <w:lang w:eastAsia="en-US"/>
-              </w:rPr>
-            </w:pPr>
+                <w:rFonts w:ascii="Dax-Regular" w:eastAsia="Times New Roman" w:hAnsi="Dax-Regular" w:cs="Times New Roman"/>
+                <w:szCs w:val="20"/>
+                <w:lang w:eastAsia="en-US"/>
+              </w:rPr>
+            </w:pPr>
+            <w:r>
+              <w:rPr>
+                <w:rFonts w:ascii="Dax-Regular" w:eastAsia="Times New Roman" w:hAnsi="Dax-Regular" w:cs="Times New Roman"/>
+                <w:szCs w:val="20"/>
+                <w:lang w:eastAsia="en-US"/>
+              </w:rPr>
+              <w:t>0.000</w:t>
+            </w:r>
           </w:p>
         </w:tc>
       </w:tr>
@@ -1985,6 +2240,14 @@
                 <w:lang w:eastAsia="en-US"/>
               </w:rPr>
             </w:pPr>
+            <w:r>
+              <w:rPr>
+                <w:rFonts w:ascii="Dax-Regular" w:eastAsia="Times New Roman" w:hAnsi="Dax-Regular" w:cs="Calibri"/>
+                <w:color w:val="000000"/>
+                <w:lang w:eastAsia="en-US"/>
+              </w:rPr>
+              <w:t>1.980</w:t>
+            </w:r>
           </w:p>
         </w:tc>
         <w:tc>
@@ -1997,12 +2260,19 @@
               <w:jc w:val="center"/>
               <w:cnfStyle w:val="000000100000" w:firstRow="0" w:lastRow="0" w:firstColumn="0" w:lastColumn="0" w:oddVBand="0" w:evenVBand="0" w:oddHBand="1" w:evenHBand="0" w:firstRowFirstColumn="0" w:firstRowLastColumn="0" w:lastRowFirstColumn="0" w:lastRowLastColumn="0"/>
               <w:rPr>
-                <w:rFonts w:ascii="Times New Roman" w:eastAsia="Times New Roman" w:hAnsi="Times New Roman" w:cs="Times New Roman"/>
-                <w:sz w:val="20"/>
-                <w:szCs w:val="20"/>
-                <w:lang w:eastAsia="en-US"/>
-              </w:rPr>
-            </w:pPr>
+                <w:rFonts w:ascii="Dax-Regular" w:eastAsia="Times New Roman" w:hAnsi="Dax-Regular" w:cs="Times New Roman"/>
+                <w:szCs w:val="20"/>
+                <w:lang w:eastAsia="en-US"/>
+              </w:rPr>
+            </w:pPr>
+            <w:r>
+              <w:rPr>
+                <w:rFonts w:ascii="Dax-Regular" w:eastAsia="Times New Roman" w:hAnsi="Dax-Regular" w:cs="Times New Roman"/>
+                <w:szCs w:val="20"/>
+                <w:lang w:eastAsia="en-US"/>
+              </w:rPr>
+              <w:t>1.119</w:t>
+            </w:r>
           </w:p>
         </w:tc>
         <w:tc>
@@ -2015,12 +2285,19 @@
               <w:jc w:val="center"/>
               <w:cnfStyle w:val="000000100000" w:firstRow="0" w:lastRow="0" w:firstColumn="0" w:lastColumn="0" w:oddVBand="0" w:evenVBand="0" w:oddHBand="1" w:evenHBand="0" w:firstRowFirstColumn="0" w:firstRowLastColumn="0" w:lastRowFirstColumn="0" w:lastRowLastColumn="0"/>
               <w:rPr>
-                <w:rFonts w:ascii="Times New Roman" w:eastAsia="Times New Roman" w:hAnsi="Times New Roman" w:cs="Times New Roman"/>
-                <w:sz w:val="20"/>
-                <w:szCs w:val="20"/>
-                <w:lang w:eastAsia="en-US"/>
-              </w:rPr>
-            </w:pPr>
+                <w:rFonts w:ascii="Dax-Regular" w:eastAsia="Times New Roman" w:hAnsi="Dax-Regular" w:cs="Times New Roman"/>
+                <w:szCs w:val="20"/>
+                <w:lang w:eastAsia="en-US"/>
+              </w:rPr>
+            </w:pPr>
+            <w:r>
+              <w:rPr>
+                <w:rFonts w:ascii="Dax-Regular" w:eastAsia="Times New Roman" w:hAnsi="Dax-Regular" w:cs="Times New Roman"/>
+                <w:szCs w:val="20"/>
+                <w:lang w:eastAsia="en-US"/>
+              </w:rPr>
+              <w:t>0.001</w:t>
+            </w:r>
           </w:p>
         </w:tc>
       </w:tr>
@@ -2068,6 +2345,14 @@
                 <w:lang w:eastAsia="en-US"/>
               </w:rPr>
             </w:pPr>
+            <w:r>
+              <w:rPr>
+                <w:rFonts w:ascii="Dax-Regular" w:eastAsia="Times New Roman" w:hAnsi="Dax-Regular" w:cs="Calibri"/>
+                <w:color w:val="000000"/>
+                <w:lang w:eastAsia="en-US"/>
+              </w:rPr>
+              <w:t>4.547</w:t>
+            </w:r>
           </w:p>
         </w:tc>
         <w:tc>
@@ -2080,12 +2365,19 @@
               <w:jc w:val="center"/>
               <w:cnfStyle w:val="000000000000" w:firstRow="0" w:lastRow="0" w:firstColumn="0" w:lastColumn="0" w:oddVBand="0" w:evenVBand="0" w:oddHBand="0" w:evenHBand="0" w:firstRowFirstColumn="0" w:firstRowLastColumn="0" w:lastRowFirstColumn="0" w:lastRowLastColumn="0"/>
               <w:rPr>
-                <w:rFonts w:ascii="Times New Roman" w:eastAsia="Times New Roman" w:hAnsi="Times New Roman" w:cs="Times New Roman"/>
-                <w:sz w:val="20"/>
-                <w:szCs w:val="20"/>
-                <w:lang w:eastAsia="en-US"/>
-              </w:rPr>
-            </w:pPr>
+                <w:rFonts w:ascii="Dax-Regular" w:eastAsia="Times New Roman" w:hAnsi="Dax-Regular" w:cs="Times New Roman"/>
+                <w:szCs w:val="20"/>
+                <w:lang w:eastAsia="en-US"/>
+              </w:rPr>
+            </w:pPr>
+            <w:r>
+              <w:rPr>
+                <w:rFonts w:ascii="Dax-Regular" w:eastAsia="Times New Roman" w:hAnsi="Dax-Regular" w:cs="Times New Roman"/>
+                <w:szCs w:val="20"/>
+                <w:lang w:eastAsia="en-US"/>
+              </w:rPr>
+              <w:t>2.421</w:t>
+            </w:r>
           </w:p>
         </w:tc>
         <w:tc>
@@ -2098,12 +2390,19 @@
               <w:jc w:val="center"/>
               <w:cnfStyle w:val="000000000000" w:firstRow="0" w:lastRow="0" w:firstColumn="0" w:lastColumn="0" w:oddVBand="0" w:evenVBand="0" w:oddHBand="0" w:evenHBand="0" w:firstRowFirstColumn="0" w:firstRowLastColumn="0" w:lastRowFirstColumn="0" w:lastRowLastColumn="0"/>
               <w:rPr>
-                <w:rFonts w:ascii="Times New Roman" w:eastAsia="Times New Roman" w:hAnsi="Times New Roman" w:cs="Times New Roman"/>
-                <w:sz w:val="20"/>
-                <w:szCs w:val="20"/>
-                <w:lang w:eastAsia="en-US"/>
-              </w:rPr>
-            </w:pPr>
+                <w:rFonts w:ascii="Dax-Regular" w:eastAsia="Times New Roman" w:hAnsi="Dax-Regular" w:cs="Times New Roman"/>
+                <w:szCs w:val="20"/>
+                <w:lang w:eastAsia="en-US"/>
+              </w:rPr>
+            </w:pPr>
+            <w:r>
+              <w:rPr>
+                <w:rFonts w:ascii="Dax-Regular" w:eastAsia="Times New Roman" w:hAnsi="Dax-Regular" w:cs="Times New Roman"/>
+                <w:szCs w:val="20"/>
+                <w:lang w:eastAsia="en-US"/>
+              </w:rPr>
+              <w:t>0.001</w:t>
+            </w:r>
           </w:p>
         </w:tc>
       </w:tr>
@@ -2152,6 +2451,14 @@
                 <w:lang w:eastAsia="en-US"/>
               </w:rPr>
             </w:pPr>
+            <w:r>
+              <w:rPr>
+                <w:rFonts w:ascii="Dax-Regular" w:eastAsia="Times New Roman" w:hAnsi="Dax-Regular" w:cs="Calibri"/>
+                <w:color w:val="000000"/>
+                <w:lang w:eastAsia="en-US"/>
+              </w:rPr>
+              <w:t>10.671</w:t>
+            </w:r>
           </w:p>
         </w:tc>
         <w:tc>
@@ -2164,12 +2471,19 @@
               <w:jc w:val="center"/>
               <w:cnfStyle w:val="000000100000" w:firstRow="0" w:lastRow="0" w:firstColumn="0" w:lastColumn="0" w:oddVBand="0" w:evenVBand="0" w:oddHBand="1" w:evenHBand="0" w:firstRowFirstColumn="0" w:firstRowLastColumn="0" w:lastRowFirstColumn="0" w:lastRowLastColumn="0"/>
               <w:rPr>
-                <w:rFonts w:ascii="Times New Roman" w:eastAsia="Times New Roman" w:hAnsi="Times New Roman" w:cs="Times New Roman"/>
-                <w:sz w:val="20"/>
-                <w:szCs w:val="20"/>
-                <w:lang w:eastAsia="en-US"/>
-              </w:rPr>
-            </w:pPr>
+                <w:rFonts w:ascii="Dax-Regular" w:eastAsia="Times New Roman" w:hAnsi="Dax-Regular" w:cs="Times New Roman"/>
+                <w:szCs w:val="20"/>
+                <w:lang w:eastAsia="en-US"/>
+              </w:rPr>
+            </w:pPr>
+            <w:r>
+              <w:rPr>
+                <w:rFonts w:ascii="Dax-Regular" w:eastAsia="Times New Roman" w:hAnsi="Dax-Regular" w:cs="Times New Roman"/>
+                <w:szCs w:val="20"/>
+                <w:lang w:eastAsia="en-US"/>
+              </w:rPr>
+              <w:t>4.737</w:t>
+            </w:r>
           </w:p>
         </w:tc>
         <w:tc>
@@ -2182,12 +2496,19 @@
               <w:jc w:val="center"/>
               <w:cnfStyle w:val="000000100000" w:firstRow="0" w:lastRow="0" w:firstColumn="0" w:lastColumn="0" w:oddVBand="0" w:evenVBand="0" w:oddHBand="1" w:evenHBand="0" w:firstRowFirstColumn="0" w:firstRowLastColumn="0" w:lastRowFirstColumn="0" w:lastRowLastColumn="0"/>
               <w:rPr>
-                <w:rFonts w:ascii="Times New Roman" w:eastAsia="Times New Roman" w:hAnsi="Times New Roman" w:cs="Times New Roman"/>
-                <w:sz w:val="20"/>
-                <w:szCs w:val="20"/>
-                <w:lang w:eastAsia="en-US"/>
-              </w:rPr>
-            </w:pPr>
+                <w:rFonts w:ascii="Dax-Regular" w:eastAsia="Times New Roman" w:hAnsi="Dax-Regular" w:cs="Times New Roman"/>
+                <w:szCs w:val="20"/>
+                <w:lang w:eastAsia="en-US"/>
+              </w:rPr>
+            </w:pPr>
+            <w:r>
+              <w:rPr>
+                <w:rFonts w:ascii="Dax-Regular" w:eastAsia="Times New Roman" w:hAnsi="Dax-Regular" w:cs="Times New Roman"/>
+                <w:szCs w:val="20"/>
+                <w:lang w:eastAsia="en-US"/>
+              </w:rPr>
+              <w:t>0.001</w:t>
+            </w:r>
           </w:p>
         </w:tc>
       </w:tr>
@@ -2235,6 +2556,14 @@
                 <w:lang w:eastAsia="en-US"/>
               </w:rPr>
             </w:pPr>
+            <w:r>
+              <w:rPr>
+                <w:rFonts w:ascii="Dax-Regular" w:eastAsia="Times New Roman" w:hAnsi="Dax-Regular" w:cs="Calibri"/>
+                <w:color w:val="000000"/>
+                <w:lang w:eastAsia="en-US"/>
+              </w:rPr>
+              <w:t>15.583</w:t>
+            </w:r>
           </w:p>
         </w:tc>
         <w:tc>
@@ -2247,12 +2576,19 @@
               <w:jc w:val="center"/>
               <w:cnfStyle w:val="000000000000" w:firstRow="0" w:lastRow="0" w:firstColumn="0" w:lastColumn="0" w:oddVBand="0" w:evenVBand="0" w:oddHBand="0" w:evenHBand="0" w:firstRowFirstColumn="0" w:firstRowLastColumn="0" w:lastRowFirstColumn="0" w:lastRowLastColumn="0"/>
               <w:rPr>
-                <w:rFonts w:ascii="Times New Roman" w:eastAsia="Times New Roman" w:hAnsi="Times New Roman" w:cs="Times New Roman"/>
-                <w:sz w:val="20"/>
-                <w:szCs w:val="20"/>
-                <w:lang w:eastAsia="en-US"/>
-              </w:rPr>
-            </w:pPr>
+                <w:rFonts w:ascii="Dax-Regular" w:eastAsia="Times New Roman" w:hAnsi="Dax-Regular" w:cs="Times New Roman"/>
+                <w:szCs w:val="20"/>
+                <w:lang w:eastAsia="en-US"/>
+              </w:rPr>
+            </w:pPr>
+            <w:r>
+              <w:rPr>
+                <w:rFonts w:ascii="Dax-Regular" w:eastAsia="Times New Roman" w:hAnsi="Dax-Regular" w:cs="Times New Roman"/>
+                <w:szCs w:val="20"/>
+                <w:lang w:eastAsia="en-US"/>
+              </w:rPr>
+              <w:t>6.667</w:t>
+            </w:r>
           </w:p>
         </w:tc>
         <w:tc>
@@ -2265,12 +2601,19 @@
               <w:jc w:val="center"/>
               <w:cnfStyle w:val="000000000000" w:firstRow="0" w:lastRow="0" w:firstColumn="0" w:lastColumn="0" w:oddVBand="0" w:evenVBand="0" w:oddHBand="0" w:evenHBand="0" w:firstRowFirstColumn="0" w:firstRowLastColumn="0" w:lastRowFirstColumn="0" w:lastRowLastColumn="0"/>
               <w:rPr>
-                <w:rFonts w:ascii="Times New Roman" w:eastAsia="Times New Roman" w:hAnsi="Times New Roman" w:cs="Times New Roman"/>
-                <w:sz w:val="20"/>
-                <w:szCs w:val="20"/>
-                <w:lang w:eastAsia="en-US"/>
-              </w:rPr>
-            </w:pPr>
+                <w:rFonts w:ascii="Dax-Regular" w:eastAsia="Times New Roman" w:hAnsi="Dax-Regular" w:cs="Times New Roman"/>
+                <w:szCs w:val="20"/>
+                <w:lang w:eastAsia="en-US"/>
+              </w:rPr>
+            </w:pPr>
+            <w:r>
+              <w:rPr>
+                <w:rFonts w:ascii="Dax-Regular" w:eastAsia="Times New Roman" w:hAnsi="Dax-Regular" w:cs="Times New Roman"/>
+                <w:szCs w:val="20"/>
+                <w:lang w:eastAsia="en-US"/>
+              </w:rPr>
+              <w:t>0.001</w:t>
+            </w:r>
           </w:p>
         </w:tc>
       </w:tr>
@@ -2284,7 +2627,7 @@
     </w:p>
     <w:p>
       <w:pPr>
-        <w:pStyle w:val="Ttulo2"/>
+        <w:pStyle w:val="Heading2"/>
         <w:rPr>
           <w:b/>
           <w:bCs/>
@@ -2297,7 +2640,6 @@
           <w:bCs/>
           <w:lang w:val="es-419"/>
         </w:rPr>
-        <w:lastRenderedPageBreak/>
         <w:t>Resultados</w:t>
       </w:r>
       <w:r>
@@ -2306,54 +2648,16 @@
           <w:bCs/>
           <w:lang w:val="es-419"/>
         </w:rPr>
-        <w:t xml:space="preserve"> para </w:t>
+        <w:t xml:space="preserve"> para Queue con </w:t>
       </w:r>
-      <w:proofErr w:type="spellStart"/>
       <w:r>
         <w:rPr>
           <w:b/>
           <w:bCs/>
           <w:lang w:val="es-419"/>
         </w:rPr>
-        <w:t>Queue</w:t>
+        <w:t>Linked List</w:t>
       </w:r>
-      <w:proofErr w:type="spellEnd"/>
-      <w:r>
-        <w:rPr>
-          <w:b/>
-          <w:bCs/>
-          <w:lang w:val="es-419"/>
-        </w:rPr>
-        <w:t xml:space="preserve"> con </w:t>
-      </w:r>
-      <w:proofErr w:type="spellStart"/>
-      <w:r>
-        <w:rPr>
-          <w:b/>
-          <w:bCs/>
-          <w:lang w:val="es-419"/>
-        </w:rPr>
-        <w:t>Linked</w:t>
-      </w:r>
-      <w:proofErr w:type="spellEnd"/>
-      <w:r>
-        <w:rPr>
-          <w:b/>
-          <w:bCs/>
-          <w:lang w:val="es-419"/>
-        </w:rPr>
-        <w:t xml:space="preserve"> </w:t>
-      </w:r>
-      <w:proofErr w:type="spellStart"/>
-      <w:r>
-        <w:rPr>
-          <w:b/>
-          <w:bCs/>
-          <w:lang w:val="es-419"/>
-        </w:rPr>
-        <w:t>List</w:t>
-      </w:r>
-      <w:proofErr w:type="spellEnd"/>
     </w:p>
     <w:p>
       <w:pPr>
@@ -2364,7 +2668,7 @@
     </w:p>
     <w:tbl>
       <w:tblPr>
-        <w:tblStyle w:val="Tabladecuadrcula2"/>
+        <w:tblStyle w:val="GridTable2"/>
         <w:tblW w:w="4543" w:type="pct"/>
         <w:tblLook w:val="04A0" w:firstRow="1" w:lastRow="0" w:firstColumn="1" w:lastColumn="0" w:noHBand="0" w:noVBand="1"/>
       </w:tblPr>
@@ -2507,23 +2811,7 @@
                 <w:color w:val="000000"/>
                 <w:lang w:eastAsia="en-US"/>
               </w:rPr>
-              <w:t xml:space="preserve">peek </w:t>
-            </w:r>
-            <w:r>
-              <w:rPr>
-                <w:rFonts w:ascii="Dax-Regular" w:eastAsia="Times New Roman" w:hAnsi="Dax-Regular" w:cs="Calibri"/>
-                <w:color w:val="000000"/>
-                <w:lang w:eastAsia="en-US"/>
-              </w:rPr>
-              <w:t>Linked List</w:t>
-            </w:r>
-            <w:r>
-              <w:rPr>
-                <w:rFonts w:ascii="Dax-Regular" w:eastAsia="Times New Roman" w:hAnsi="Dax-Regular" w:cs="Calibri"/>
-                <w:color w:val="000000"/>
-                <w:lang w:eastAsia="en-US"/>
-              </w:rPr>
-              <w:t xml:space="preserve">) </w:t>
+              <w:t>peek (Linked List)</w:t>
             </w:r>
           </w:p>
         </w:tc>
@@ -2573,6 +2861,14 @@
                 <w:lang w:eastAsia="en-US"/>
               </w:rPr>
             </w:pPr>
+            <w:r>
+              <w:rPr>
+                <w:rFonts w:ascii="Dax-Regular" w:eastAsia="Times New Roman" w:hAnsi="Dax-Regular" w:cs="Calibri"/>
+                <w:color w:val="000000"/>
+                <w:lang w:eastAsia="en-US"/>
+              </w:rPr>
+              <w:t>0.016</w:t>
+            </w:r>
           </w:p>
         </w:tc>
         <w:tc>
@@ -2585,12 +2881,19 @@
               <w:jc w:val="center"/>
               <w:cnfStyle w:val="000000100000" w:firstRow="0" w:lastRow="0" w:firstColumn="0" w:lastColumn="0" w:oddVBand="0" w:evenVBand="0" w:oddHBand="1" w:evenHBand="0" w:firstRowFirstColumn="0" w:firstRowLastColumn="0" w:lastRowFirstColumn="0" w:lastRowLastColumn="0"/>
               <w:rPr>
-                <w:rFonts w:ascii="Times New Roman" w:eastAsia="Times New Roman" w:hAnsi="Times New Roman" w:cs="Times New Roman"/>
-                <w:sz w:val="20"/>
-                <w:szCs w:val="20"/>
-                <w:lang w:eastAsia="en-US"/>
-              </w:rPr>
-            </w:pPr>
+                <w:rFonts w:ascii="Dax-Regular" w:eastAsia="Times New Roman" w:hAnsi="Dax-Regular" w:cs="Times New Roman"/>
+                <w:szCs w:val="20"/>
+                <w:lang w:eastAsia="en-US"/>
+              </w:rPr>
+            </w:pPr>
+            <w:r>
+              <w:rPr>
+                <w:rFonts w:ascii="Dax-Regular" w:eastAsia="Times New Roman" w:hAnsi="Dax-Regular" w:cs="Times New Roman"/>
+                <w:szCs w:val="20"/>
+                <w:lang w:eastAsia="en-US"/>
+              </w:rPr>
+              <w:t>0.018</w:t>
+            </w:r>
           </w:p>
         </w:tc>
         <w:tc>
@@ -2603,12 +2906,19 @@
               <w:jc w:val="center"/>
               <w:cnfStyle w:val="000000100000" w:firstRow="0" w:lastRow="0" w:firstColumn="0" w:lastColumn="0" w:oddVBand="0" w:evenVBand="0" w:oddHBand="1" w:evenHBand="0" w:firstRowFirstColumn="0" w:firstRowLastColumn="0" w:lastRowFirstColumn="0" w:lastRowLastColumn="0"/>
               <w:rPr>
-                <w:rFonts w:ascii="Times New Roman" w:eastAsia="Times New Roman" w:hAnsi="Times New Roman" w:cs="Times New Roman"/>
-                <w:sz w:val="20"/>
-                <w:szCs w:val="20"/>
-                <w:lang w:eastAsia="en-US"/>
-              </w:rPr>
-            </w:pPr>
+                <w:rFonts w:ascii="Dax-Regular" w:eastAsia="Times New Roman" w:hAnsi="Dax-Regular" w:cs="Times New Roman"/>
+                <w:szCs w:val="20"/>
+                <w:lang w:eastAsia="en-US"/>
+              </w:rPr>
+            </w:pPr>
+            <w:r>
+              <w:rPr>
+                <w:rFonts w:ascii="Dax-Regular" w:eastAsia="Times New Roman" w:hAnsi="Dax-Regular" w:cs="Times New Roman"/>
+                <w:szCs w:val="20"/>
+                <w:lang w:eastAsia="en-US"/>
+              </w:rPr>
+              <w:t>0.001</w:t>
+            </w:r>
           </w:p>
         </w:tc>
       </w:tr>
@@ -2656,6 +2966,14 @@
                 <w:lang w:eastAsia="en-US"/>
               </w:rPr>
             </w:pPr>
+            <w:r>
+              <w:rPr>
+                <w:rFonts w:ascii="Dax-Regular" w:eastAsia="Times New Roman" w:hAnsi="Dax-Regular" w:cs="Calibri"/>
+                <w:color w:val="000000"/>
+                <w:lang w:eastAsia="en-US"/>
+              </w:rPr>
+              <w:t>0.130</w:t>
+            </w:r>
           </w:p>
         </w:tc>
         <w:tc>
@@ -2668,12 +2986,19 @@
               <w:jc w:val="center"/>
               <w:cnfStyle w:val="000000000000" w:firstRow="0" w:lastRow="0" w:firstColumn="0" w:lastColumn="0" w:oddVBand="0" w:evenVBand="0" w:oddHBand="0" w:evenHBand="0" w:firstRowFirstColumn="0" w:firstRowLastColumn="0" w:lastRowFirstColumn="0" w:lastRowLastColumn="0"/>
               <w:rPr>
-                <w:rFonts w:ascii="Times New Roman" w:eastAsia="Times New Roman" w:hAnsi="Times New Roman" w:cs="Times New Roman"/>
-                <w:sz w:val="20"/>
-                <w:szCs w:val="20"/>
-                <w:lang w:eastAsia="en-US"/>
-              </w:rPr>
-            </w:pPr>
+                <w:rFonts w:ascii="Dax-Regular" w:eastAsia="Times New Roman" w:hAnsi="Dax-Regular" w:cs="Times New Roman"/>
+                <w:szCs w:val="20"/>
+                <w:lang w:eastAsia="en-US"/>
+              </w:rPr>
+            </w:pPr>
+            <w:r>
+              <w:rPr>
+                <w:rFonts w:ascii="Dax-Regular" w:eastAsia="Times New Roman" w:hAnsi="Dax-Regular" w:cs="Times New Roman"/>
+                <w:szCs w:val="20"/>
+                <w:lang w:eastAsia="en-US"/>
+              </w:rPr>
+              <w:t>0.100</w:t>
+            </w:r>
           </w:p>
         </w:tc>
         <w:tc>
@@ -2686,12 +3011,19 @@
               <w:jc w:val="center"/>
               <w:cnfStyle w:val="000000000000" w:firstRow="0" w:lastRow="0" w:firstColumn="0" w:lastColumn="0" w:oddVBand="0" w:evenVBand="0" w:oddHBand="0" w:evenHBand="0" w:firstRowFirstColumn="0" w:firstRowLastColumn="0" w:lastRowFirstColumn="0" w:lastRowLastColumn="0"/>
               <w:rPr>
-                <w:rFonts w:ascii="Times New Roman" w:eastAsia="Times New Roman" w:hAnsi="Times New Roman" w:cs="Times New Roman"/>
-                <w:sz w:val="20"/>
-                <w:szCs w:val="20"/>
-                <w:lang w:eastAsia="en-US"/>
-              </w:rPr>
-            </w:pPr>
+                <w:rFonts w:ascii="Dax-Regular" w:eastAsia="Times New Roman" w:hAnsi="Dax-Regular" w:cs="Times New Roman"/>
+                <w:szCs w:val="20"/>
+                <w:lang w:eastAsia="en-US"/>
+              </w:rPr>
+            </w:pPr>
+            <w:r>
+              <w:rPr>
+                <w:rFonts w:ascii="Dax-Regular" w:eastAsia="Times New Roman" w:hAnsi="Dax-Regular" w:cs="Times New Roman"/>
+                <w:szCs w:val="20"/>
+                <w:lang w:eastAsia="en-US"/>
+              </w:rPr>
+              <w:t>0.000</w:t>
+            </w:r>
           </w:p>
         </w:tc>
       </w:tr>
@@ -2740,6 +3072,14 @@
                 <w:lang w:eastAsia="en-US"/>
               </w:rPr>
             </w:pPr>
+            <w:r>
+              <w:rPr>
+                <w:rFonts w:ascii="Dax-Regular" w:eastAsia="Times New Roman" w:hAnsi="Dax-Regular" w:cs="Calibri"/>
+                <w:color w:val="000000"/>
+                <w:lang w:eastAsia="en-US"/>
+              </w:rPr>
+              <w:t>0.216</w:t>
+            </w:r>
           </w:p>
         </w:tc>
         <w:tc>
@@ -2752,12 +3092,19 @@
               <w:jc w:val="center"/>
               <w:cnfStyle w:val="000000100000" w:firstRow="0" w:lastRow="0" w:firstColumn="0" w:lastColumn="0" w:oddVBand="0" w:evenVBand="0" w:oddHBand="1" w:evenHBand="0" w:firstRowFirstColumn="0" w:firstRowLastColumn="0" w:lastRowFirstColumn="0" w:lastRowLastColumn="0"/>
               <w:rPr>
-                <w:rFonts w:ascii="Times New Roman" w:eastAsia="Times New Roman" w:hAnsi="Times New Roman" w:cs="Times New Roman"/>
-                <w:sz w:val="20"/>
-                <w:szCs w:val="20"/>
-                <w:lang w:eastAsia="en-US"/>
-              </w:rPr>
-            </w:pPr>
+                <w:rFonts w:ascii="Dax-Regular" w:eastAsia="Times New Roman" w:hAnsi="Dax-Regular" w:cs="Times New Roman"/>
+                <w:szCs w:val="20"/>
+                <w:lang w:eastAsia="en-US"/>
+              </w:rPr>
+            </w:pPr>
+            <w:r>
+              <w:rPr>
+                <w:rFonts w:ascii="Dax-Regular" w:eastAsia="Times New Roman" w:hAnsi="Dax-Regular" w:cs="Times New Roman"/>
+                <w:szCs w:val="20"/>
+                <w:lang w:eastAsia="en-US"/>
+              </w:rPr>
+              <w:t>0.216</w:t>
+            </w:r>
           </w:p>
         </w:tc>
         <w:tc>
@@ -2770,12 +3117,19 @@
               <w:jc w:val="center"/>
               <w:cnfStyle w:val="000000100000" w:firstRow="0" w:lastRow="0" w:firstColumn="0" w:lastColumn="0" w:oddVBand="0" w:evenVBand="0" w:oddHBand="1" w:evenHBand="0" w:firstRowFirstColumn="0" w:firstRowLastColumn="0" w:lastRowFirstColumn="0" w:lastRowLastColumn="0"/>
               <w:rPr>
-                <w:rFonts w:ascii="Times New Roman" w:eastAsia="Times New Roman" w:hAnsi="Times New Roman" w:cs="Times New Roman"/>
-                <w:sz w:val="20"/>
-                <w:szCs w:val="20"/>
-                <w:lang w:eastAsia="en-US"/>
-              </w:rPr>
-            </w:pPr>
+                <w:rFonts w:ascii="Dax-Regular" w:eastAsia="Times New Roman" w:hAnsi="Dax-Regular" w:cs="Times New Roman"/>
+                <w:szCs w:val="20"/>
+                <w:lang w:eastAsia="en-US"/>
+              </w:rPr>
+            </w:pPr>
+            <w:r>
+              <w:rPr>
+                <w:rFonts w:ascii="Dax-Regular" w:eastAsia="Times New Roman" w:hAnsi="Dax-Regular" w:cs="Times New Roman"/>
+                <w:szCs w:val="20"/>
+                <w:lang w:eastAsia="en-US"/>
+              </w:rPr>
+              <w:t>0.000</w:t>
+            </w:r>
           </w:p>
         </w:tc>
       </w:tr>
@@ -2823,6 +3177,14 @@
                 <w:lang w:eastAsia="en-US"/>
               </w:rPr>
             </w:pPr>
+            <w:r>
+              <w:rPr>
+                <w:rFonts w:ascii="Dax-Regular" w:eastAsia="Times New Roman" w:hAnsi="Dax-Regular" w:cs="Calibri"/>
+                <w:color w:val="000000"/>
+                <w:lang w:eastAsia="en-US"/>
+              </w:rPr>
+              <w:t>0.418</w:t>
+            </w:r>
           </w:p>
         </w:tc>
         <w:tc>
@@ -2835,12 +3197,19 @@
               <w:jc w:val="center"/>
               <w:cnfStyle w:val="000000000000" w:firstRow="0" w:lastRow="0" w:firstColumn="0" w:lastColumn="0" w:oddVBand="0" w:evenVBand="0" w:oddHBand="0" w:evenHBand="0" w:firstRowFirstColumn="0" w:firstRowLastColumn="0" w:lastRowFirstColumn="0" w:lastRowLastColumn="0"/>
               <w:rPr>
-                <w:rFonts w:ascii="Times New Roman" w:eastAsia="Times New Roman" w:hAnsi="Times New Roman" w:cs="Times New Roman"/>
-                <w:sz w:val="20"/>
-                <w:szCs w:val="20"/>
-                <w:lang w:eastAsia="en-US"/>
-              </w:rPr>
-            </w:pPr>
+                <w:rFonts w:ascii="Dax-Regular" w:eastAsia="Times New Roman" w:hAnsi="Dax-Regular" w:cs="Times New Roman"/>
+                <w:szCs w:val="20"/>
+                <w:lang w:eastAsia="en-US"/>
+              </w:rPr>
+            </w:pPr>
+            <w:r>
+              <w:rPr>
+                <w:rFonts w:ascii="Dax-Regular" w:eastAsia="Times New Roman" w:hAnsi="Dax-Regular" w:cs="Times New Roman"/>
+                <w:szCs w:val="20"/>
+                <w:lang w:eastAsia="en-US"/>
+              </w:rPr>
+              <w:t>0.440</w:t>
+            </w:r>
           </w:p>
         </w:tc>
         <w:tc>
@@ -2853,12 +3222,19 @@
               <w:jc w:val="center"/>
               <w:cnfStyle w:val="000000000000" w:firstRow="0" w:lastRow="0" w:firstColumn="0" w:lastColumn="0" w:oddVBand="0" w:evenVBand="0" w:oddHBand="0" w:evenHBand="0" w:firstRowFirstColumn="0" w:firstRowLastColumn="0" w:lastRowFirstColumn="0" w:lastRowLastColumn="0"/>
               <w:rPr>
-                <w:rFonts w:ascii="Times New Roman" w:eastAsia="Times New Roman" w:hAnsi="Times New Roman" w:cs="Times New Roman"/>
-                <w:sz w:val="20"/>
-                <w:szCs w:val="20"/>
-                <w:lang w:eastAsia="en-US"/>
-              </w:rPr>
-            </w:pPr>
+                <w:rFonts w:ascii="Dax-Regular" w:eastAsia="Times New Roman" w:hAnsi="Dax-Regular" w:cs="Times New Roman"/>
+                <w:szCs w:val="20"/>
+                <w:lang w:eastAsia="en-US"/>
+              </w:rPr>
+            </w:pPr>
+            <w:r>
+              <w:rPr>
+                <w:rFonts w:ascii="Dax-Regular" w:eastAsia="Times New Roman" w:hAnsi="Dax-Regular" w:cs="Times New Roman"/>
+                <w:szCs w:val="20"/>
+                <w:lang w:eastAsia="en-US"/>
+              </w:rPr>
+              <w:t>0.000</w:t>
+            </w:r>
           </w:p>
         </w:tc>
       </w:tr>
@@ -2907,6 +3283,14 @@
                 <w:lang w:eastAsia="en-US"/>
               </w:rPr>
             </w:pPr>
+            <w:r>
+              <w:rPr>
+                <w:rFonts w:ascii="Dax-Regular" w:eastAsia="Times New Roman" w:hAnsi="Dax-Regular" w:cs="Calibri"/>
+                <w:color w:val="000000"/>
+                <w:lang w:eastAsia="en-US"/>
+              </w:rPr>
+              <w:t>0.669</w:t>
+            </w:r>
           </w:p>
         </w:tc>
         <w:tc>
@@ -2919,12 +3303,19 @@
               <w:jc w:val="center"/>
               <w:cnfStyle w:val="000000100000" w:firstRow="0" w:lastRow="0" w:firstColumn="0" w:lastColumn="0" w:oddVBand="0" w:evenVBand="0" w:oddHBand="1" w:evenHBand="0" w:firstRowFirstColumn="0" w:firstRowLastColumn="0" w:lastRowFirstColumn="0" w:lastRowLastColumn="0"/>
               <w:rPr>
-                <w:rFonts w:ascii="Times New Roman" w:eastAsia="Times New Roman" w:hAnsi="Times New Roman" w:cs="Times New Roman"/>
-                <w:sz w:val="20"/>
-                <w:szCs w:val="20"/>
-                <w:lang w:eastAsia="en-US"/>
-              </w:rPr>
-            </w:pPr>
+                <w:rFonts w:ascii="Dax-Regular" w:eastAsia="Times New Roman" w:hAnsi="Dax-Regular" w:cs="Times New Roman"/>
+                <w:szCs w:val="20"/>
+                <w:lang w:eastAsia="en-US"/>
+              </w:rPr>
+            </w:pPr>
+            <w:r>
+              <w:rPr>
+                <w:rFonts w:ascii="Dax-Regular" w:eastAsia="Times New Roman" w:hAnsi="Dax-Regular" w:cs="Times New Roman"/>
+                <w:szCs w:val="20"/>
+                <w:lang w:eastAsia="en-US"/>
+              </w:rPr>
+              <w:t>0.658</w:t>
+            </w:r>
           </w:p>
         </w:tc>
         <w:tc>
@@ -2937,12 +3328,19 @@
               <w:jc w:val="center"/>
               <w:cnfStyle w:val="000000100000" w:firstRow="0" w:lastRow="0" w:firstColumn="0" w:lastColumn="0" w:oddVBand="0" w:evenVBand="0" w:oddHBand="1" w:evenHBand="0" w:firstRowFirstColumn="0" w:firstRowLastColumn="0" w:lastRowFirstColumn="0" w:lastRowLastColumn="0"/>
               <w:rPr>
-                <w:rFonts w:ascii="Times New Roman" w:eastAsia="Times New Roman" w:hAnsi="Times New Roman" w:cs="Times New Roman"/>
-                <w:sz w:val="20"/>
-                <w:szCs w:val="20"/>
-                <w:lang w:eastAsia="en-US"/>
-              </w:rPr>
-            </w:pPr>
+                <w:rFonts w:ascii="Dax-Regular" w:eastAsia="Times New Roman" w:hAnsi="Dax-Regular" w:cs="Times New Roman"/>
+                <w:szCs w:val="20"/>
+                <w:lang w:eastAsia="en-US"/>
+              </w:rPr>
+            </w:pPr>
+            <w:r>
+              <w:rPr>
+                <w:rFonts w:ascii="Dax-Regular" w:eastAsia="Times New Roman" w:hAnsi="Dax-Regular" w:cs="Times New Roman"/>
+                <w:szCs w:val="20"/>
+                <w:lang w:eastAsia="en-US"/>
+              </w:rPr>
+              <w:t>0.000</w:t>
+            </w:r>
           </w:p>
         </w:tc>
       </w:tr>
@@ -2990,6 +3388,14 @@
                 <w:lang w:eastAsia="en-US"/>
               </w:rPr>
             </w:pPr>
+            <w:r>
+              <w:rPr>
+                <w:rFonts w:ascii="Dax-Regular" w:eastAsia="Times New Roman" w:hAnsi="Dax-Regular" w:cs="Calibri"/>
+                <w:color w:val="000000"/>
+                <w:lang w:eastAsia="en-US"/>
+              </w:rPr>
+              <w:t>1.141</w:t>
+            </w:r>
           </w:p>
         </w:tc>
         <w:tc>
@@ -3002,12 +3408,19 @@
               <w:jc w:val="center"/>
               <w:cnfStyle w:val="000000000000" w:firstRow="0" w:lastRow="0" w:firstColumn="0" w:lastColumn="0" w:oddVBand="0" w:evenVBand="0" w:oddHBand="0" w:evenHBand="0" w:firstRowFirstColumn="0" w:firstRowLastColumn="0" w:lastRowFirstColumn="0" w:lastRowLastColumn="0"/>
               <w:rPr>
-                <w:rFonts w:ascii="Times New Roman" w:eastAsia="Times New Roman" w:hAnsi="Times New Roman" w:cs="Times New Roman"/>
-                <w:sz w:val="20"/>
-                <w:szCs w:val="20"/>
-                <w:lang w:eastAsia="en-US"/>
-              </w:rPr>
-            </w:pPr>
+                <w:rFonts w:ascii="Dax-Regular" w:eastAsia="Times New Roman" w:hAnsi="Dax-Regular" w:cs="Times New Roman"/>
+                <w:szCs w:val="20"/>
+                <w:lang w:eastAsia="en-US"/>
+              </w:rPr>
+            </w:pPr>
+            <w:r>
+              <w:rPr>
+                <w:rFonts w:ascii="Dax-Regular" w:eastAsia="Times New Roman" w:hAnsi="Dax-Regular" w:cs="Times New Roman"/>
+                <w:szCs w:val="20"/>
+                <w:lang w:eastAsia="en-US"/>
+              </w:rPr>
+              <w:t>1.059</w:t>
+            </w:r>
           </w:p>
         </w:tc>
         <w:tc>
@@ -3020,12 +3433,19 @@
               <w:jc w:val="center"/>
               <w:cnfStyle w:val="000000000000" w:firstRow="0" w:lastRow="0" w:firstColumn="0" w:lastColumn="0" w:oddVBand="0" w:evenVBand="0" w:oddHBand="0" w:evenHBand="0" w:firstRowFirstColumn="0" w:firstRowLastColumn="0" w:lastRowFirstColumn="0" w:lastRowLastColumn="0"/>
               <w:rPr>
-                <w:rFonts w:ascii="Times New Roman" w:eastAsia="Times New Roman" w:hAnsi="Times New Roman" w:cs="Times New Roman"/>
-                <w:sz w:val="20"/>
-                <w:szCs w:val="20"/>
-                <w:lang w:eastAsia="en-US"/>
-              </w:rPr>
-            </w:pPr>
+                <w:rFonts w:ascii="Dax-Regular" w:eastAsia="Times New Roman" w:hAnsi="Dax-Regular" w:cs="Times New Roman"/>
+                <w:szCs w:val="20"/>
+                <w:lang w:eastAsia="en-US"/>
+              </w:rPr>
+            </w:pPr>
+            <w:r>
+              <w:rPr>
+                <w:rFonts w:ascii="Dax-Regular" w:eastAsia="Times New Roman" w:hAnsi="Dax-Regular" w:cs="Times New Roman"/>
+                <w:szCs w:val="20"/>
+                <w:lang w:eastAsia="en-US"/>
+              </w:rPr>
+              <w:t>0.000</w:t>
+            </w:r>
           </w:p>
         </w:tc>
       </w:tr>
@@ -3074,6 +3494,14 @@
                 <w:lang w:eastAsia="en-US"/>
               </w:rPr>
             </w:pPr>
+            <w:r>
+              <w:rPr>
+                <w:rFonts w:ascii="Dax-Regular" w:eastAsia="Times New Roman" w:hAnsi="Dax-Regular" w:cs="Calibri"/>
+                <w:color w:val="000000"/>
+                <w:lang w:eastAsia="en-US"/>
+              </w:rPr>
+              <w:t>1.743</w:t>
+            </w:r>
           </w:p>
         </w:tc>
         <w:tc>
@@ -3086,12 +3514,19 @@
               <w:jc w:val="center"/>
               <w:cnfStyle w:val="000000100000" w:firstRow="0" w:lastRow="0" w:firstColumn="0" w:lastColumn="0" w:oddVBand="0" w:evenVBand="0" w:oddHBand="1" w:evenHBand="0" w:firstRowFirstColumn="0" w:firstRowLastColumn="0" w:lastRowFirstColumn="0" w:lastRowLastColumn="0"/>
               <w:rPr>
-                <w:rFonts w:ascii="Times New Roman" w:eastAsia="Times New Roman" w:hAnsi="Times New Roman" w:cs="Times New Roman"/>
-                <w:sz w:val="20"/>
-                <w:szCs w:val="20"/>
-                <w:lang w:eastAsia="en-US"/>
-              </w:rPr>
-            </w:pPr>
+                <w:rFonts w:ascii="Dax-Regular" w:eastAsia="Times New Roman" w:hAnsi="Dax-Regular" w:cs="Times New Roman"/>
+                <w:szCs w:val="20"/>
+                <w:lang w:eastAsia="en-US"/>
+              </w:rPr>
+            </w:pPr>
+            <w:r>
+              <w:rPr>
+                <w:rFonts w:ascii="Dax-Regular" w:eastAsia="Times New Roman" w:hAnsi="Dax-Regular" w:cs="Times New Roman"/>
+                <w:szCs w:val="20"/>
+                <w:lang w:eastAsia="en-US"/>
+              </w:rPr>
+              <w:t>1.700</w:t>
+            </w:r>
           </w:p>
         </w:tc>
         <w:tc>
@@ -3104,12 +3539,19 @@
               <w:jc w:val="center"/>
               <w:cnfStyle w:val="000000100000" w:firstRow="0" w:lastRow="0" w:firstColumn="0" w:lastColumn="0" w:oddVBand="0" w:evenVBand="0" w:oddHBand="1" w:evenHBand="0" w:firstRowFirstColumn="0" w:firstRowLastColumn="0" w:lastRowFirstColumn="0" w:lastRowLastColumn="0"/>
               <w:rPr>
-                <w:rFonts w:ascii="Times New Roman" w:eastAsia="Times New Roman" w:hAnsi="Times New Roman" w:cs="Times New Roman"/>
-                <w:sz w:val="20"/>
-                <w:szCs w:val="20"/>
-                <w:lang w:eastAsia="en-US"/>
-              </w:rPr>
-            </w:pPr>
+                <w:rFonts w:ascii="Dax-Regular" w:eastAsia="Times New Roman" w:hAnsi="Dax-Regular" w:cs="Times New Roman"/>
+                <w:szCs w:val="20"/>
+                <w:lang w:eastAsia="en-US"/>
+              </w:rPr>
+            </w:pPr>
+            <w:r>
+              <w:rPr>
+                <w:rFonts w:ascii="Dax-Regular" w:eastAsia="Times New Roman" w:hAnsi="Dax-Regular" w:cs="Times New Roman"/>
+                <w:szCs w:val="20"/>
+                <w:lang w:eastAsia="en-US"/>
+              </w:rPr>
+              <w:t>0.001</w:t>
+            </w:r>
           </w:p>
         </w:tc>
       </w:tr>
@@ -3157,6 +3599,14 @@
                 <w:lang w:eastAsia="en-US"/>
               </w:rPr>
             </w:pPr>
+            <w:r>
+              <w:rPr>
+                <w:rFonts w:ascii="Dax-Regular" w:eastAsia="Times New Roman" w:hAnsi="Dax-Regular" w:cs="Calibri"/>
+                <w:color w:val="000000"/>
+                <w:lang w:eastAsia="en-US"/>
+              </w:rPr>
+              <w:t>12.232</w:t>
+            </w:r>
           </w:p>
         </w:tc>
         <w:tc>
@@ -3169,12 +3619,19 @@
               <w:jc w:val="center"/>
               <w:cnfStyle w:val="000000000000" w:firstRow="0" w:lastRow="0" w:firstColumn="0" w:lastColumn="0" w:oddVBand="0" w:evenVBand="0" w:oddHBand="0" w:evenHBand="0" w:firstRowFirstColumn="0" w:firstRowLastColumn="0" w:lastRowFirstColumn="0" w:lastRowLastColumn="0"/>
               <w:rPr>
-                <w:rFonts w:ascii="Times New Roman" w:eastAsia="Times New Roman" w:hAnsi="Times New Roman" w:cs="Times New Roman"/>
-                <w:sz w:val="20"/>
-                <w:szCs w:val="20"/>
-                <w:lang w:eastAsia="en-US"/>
-              </w:rPr>
-            </w:pPr>
+                <w:rFonts w:ascii="Dax-Regular" w:eastAsia="Times New Roman" w:hAnsi="Dax-Regular" w:cs="Times New Roman"/>
+                <w:szCs w:val="20"/>
+                <w:lang w:eastAsia="en-US"/>
+              </w:rPr>
+            </w:pPr>
+            <w:r>
+              <w:rPr>
+                <w:rFonts w:ascii="Dax-Regular" w:eastAsia="Times New Roman" w:hAnsi="Dax-Regular" w:cs="Times New Roman"/>
+                <w:szCs w:val="20"/>
+                <w:lang w:eastAsia="en-US"/>
+              </w:rPr>
+              <w:t>2.221</w:t>
+            </w:r>
           </w:p>
         </w:tc>
         <w:tc>
@@ -3187,12 +3644,19 @@
               <w:jc w:val="center"/>
               <w:cnfStyle w:val="000000000000" w:firstRow="0" w:lastRow="0" w:firstColumn="0" w:lastColumn="0" w:oddVBand="0" w:evenVBand="0" w:oddHBand="0" w:evenHBand="0" w:firstRowFirstColumn="0" w:firstRowLastColumn="0" w:lastRowFirstColumn="0" w:lastRowLastColumn="0"/>
               <w:rPr>
-                <w:rFonts w:ascii="Times New Roman" w:eastAsia="Times New Roman" w:hAnsi="Times New Roman" w:cs="Times New Roman"/>
-                <w:sz w:val="20"/>
-                <w:szCs w:val="20"/>
-                <w:lang w:eastAsia="en-US"/>
-              </w:rPr>
-            </w:pPr>
+                <w:rFonts w:ascii="Dax-Regular" w:eastAsia="Times New Roman" w:hAnsi="Dax-Regular" w:cs="Times New Roman"/>
+                <w:szCs w:val="20"/>
+                <w:lang w:eastAsia="en-US"/>
+              </w:rPr>
+            </w:pPr>
+            <w:r>
+              <w:rPr>
+                <w:rFonts w:ascii="Dax-Regular" w:eastAsia="Times New Roman" w:hAnsi="Dax-Regular" w:cs="Times New Roman"/>
+                <w:szCs w:val="20"/>
+                <w:lang w:eastAsia="en-US"/>
+              </w:rPr>
+              <w:t>0.001</w:t>
+            </w:r>
           </w:p>
         </w:tc>
       </w:tr>
@@ -3206,7 +3670,7 @@
     </w:p>
     <w:p>
       <w:pPr>
-        <w:pStyle w:val="Ttulo2"/>
+        <w:pStyle w:val="Heading2"/>
         <w:rPr>
           <w:b/>
           <w:bCs/>
@@ -3229,7 +3693,6 @@
         </w:rPr>
         <w:t xml:space="preserve"> para </w:t>
       </w:r>
-      <w:proofErr w:type="spellStart"/>
       <w:r>
         <w:rPr>
           <w:b/>
@@ -3238,7 +3701,6 @@
         </w:rPr>
         <w:t>Stack</w:t>
       </w:r>
-      <w:proofErr w:type="spellEnd"/>
       <w:r>
         <w:rPr>
           <w:b/>
@@ -3247,34 +3709,14 @@
         </w:rPr>
         <w:t xml:space="preserve"> con </w:t>
       </w:r>
-      <w:proofErr w:type="spellStart"/>
       <w:r>
         <w:rPr>
           <w:b/>
           <w:bCs/>
           <w:lang w:val="es-419"/>
         </w:rPr>
-        <w:t>Linked</w:t>
+        <w:t>Linked List</w:t>
       </w:r>
-      <w:proofErr w:type="spellEnd"/>
-      <w:r>
-        <w:rPr>
-          <w:b/>
-          <w:bCs/>
-          <w:lang w:val="es-419"/>
-        </w:rPr>
-        <w:t xml:space="preserve"> </w:t>
-      </w:r>
-      <w:proofErr w:type="spellStart"/>
-      <w:r>
-        <w:rPr>
-          <w:b/>
-          <w:bCs/>
-          <w:lang w:val="es-419"/>
-        </w:rPr>
-        <w:t>List</w:t>
-      </w:r>
-      <w:proofErr w:type="spellEnd"/>
     </w:p>
     <w:p>
       <w:pPr>
@@ -3285,7 +3727,7 @@
     </w:p>
     <w:tbl>
       <w:tblPr>
-        <w:tblStyle w:val="Tabladecuadrcula2"/>
+        <w:tblStyle w:val="GridTable2"/>
         <w:tblW w:w="4543" w:type="pct"/>
         <w:tblLook w:val="04A0" w:firstRow="1" w:lastRow="0" w:firstColumn="1" w:lastColumn="0" w:noHBand="0" w:noVBand="1"/>
       </w:tblPr>
@@ -3422,31 +3864,13 @@
                 <w:lang w:eastAsia="en-US"/>
               </w:rPr>
             </w:pPr>
-            <w:proofErr w:type="gramStart"/>
-            <w:r>
-              <w:rPr>
-                <w:rFonts w:ascii="Dax-Regular" w:eastAsia="Times New Roman" w:hAnsi="Dax-Regular" w:cs="Calibri"/>
-                <w:color w:val="000000"/>
-                <w:lang w:eastAsia="en-US"/>
-              </w:rPr>
-              <w:t>top(</w:t>
-            </w:r>
-            <w:proofErr w:type="gramEnd"/>
-            <w:r>
-              <w:rPr>
-                <w:rFonts w:ascii="Dax-Regular" w:eastAsia="Times New Roman" w:hAnsi="Dax-Regular" w:cs="Calibri"/>
-                <w:color w:val="000000"/>
-                <w:lang w:eastAsia="en-US"/>
-              </w:rPr>
-              <w:t>Linked List</w:t>
-            </w:r>
-            <w:r>
-              <w:rPr>
-                <w:rFonts w:ascii="Dax-Regular" w:eastAsia="Times New Roman" w:hAnsi="Dax-Regular" w:cs="Calibri"/>
-                <w:color w:val="000000"/>
-                <w:lang w:eastAsia="en-US"/>
-              </w:rPr>
-              <w:t>)</w:t>
+            <w:r>
+              <w:rPr>
+                <w:rFonts w:ascii="Dax-Regular" w:eastAsia="Times New Roman" w:hAnsi="Dax-Regular" w:cs="Calibri"/>
+                <w:color w:val="000000"/>
+                <w:lang w:eastAsia="en-US"/>
+              </w:rPr>
+              <w:t>top (Linked List)</w:t>
             </w:r>
           </w:p>
         </w:tc>
@@ -3496,6 +3920,14 @@
                 <w:lang w:eastAsia="en-US"/>
               </w:rPr>
             </w:pPr>
+            <w:r>
+              <w:rPr>
+                <w:rFonts w:ascii="Dax-Regular" w:eastAsia="Times New Roman" w:hAnsi="Dax-Regular" w:cs="Calibri"/>
+                <w:color w:val="000000"/>
+                <w:lang w:eastAsia="en-US"/>
+              </w:rPr>
+              <w:t>0.011</w:t>
+            </w:r>
           </w:p>
         </w:tc>
         <w:tc>
@@ -3508,12 +3940,19 @@
               <w:jc w:val="center"/>
               <w:cnfStyle w:val="000000100000" w:firstRow="0" w:lastRow="0" w:firstColumn="0" w:lastColumn="0" w:oddVBand="0" w:evenVBand="0" w:oddHBand="1" w:evenHBand="0" w:firstRowFirstColumn="0" w:firstRowLastColumn="0" w:lastRowFirstColumn="0" w:lastRowLastColumn="0"/>
               <w:rPr>
-                <w:rFonts w:ascii="Times New Roman" w:eastAsia="Times New Roman" w:hAnsi="Times New Roman" w:cs="Times New Roman"/>
-                <w:sz w:val="20"/>
-                <w:szCs w:val="20"/>
-                <w:lang w:eastAsia="en-US"/>
-              </w:rPr>
-            </w:pPr>
+                <w:rFonts w:ascii="Dax-Regular" w:eastAsia="Times New Roman" w:hAnsi="Dax-Regular" w:cs="Times New Roman"/>
+                <w:szCs w:val="20"/>
+                <w:lang w:eastAsia="en-US"/>
+              </w:rPr>
+            </w:pPr>
+            <w:r>
+              <w:rPr>
+                <w:rFonts w:ascii="Dax-Regular" w:eastAsia="Times New Roman" w:hAnsi="Dax-Regular" w:cs="Times New Roman"/>
+                <w:szCs w:val="20"/>
+                <w:lang w:eastAsia="en-US"/>
+              </w:rPr>
+              <w:t>0.019</w:t>
+            </w:r>
           </w:p>
         </w:tc>
         <w:tc>
@@ -3526,12 +3965,19 @@
               <w:jc w:val="center"/>
               <w:cnfStyle w:val="000000100000" w:firstRow="0" w:lastRow="0" w:firstColumn="0" w:lastColumn="0" w:oddVBand="0" w:evenVBand="0" w:oddHBand="1" w:evenHBand="0" w:firstRowFirstColumn="0" w:firstRowLastColumn="0" w:lastRowFirstColumn="0" w:lastRowLastColumn="0"/>
               <w:rPr>
-                <w:rFonts w:ascii="Times New Roman" w:eastAsia="Times New Roman" w:hAnsi="Times New Roman" w:cs="Times New Roman"/>
-                <w:sz w:val="20"/>
-                <w:szCs w:val="20"/>
-                <w:lang w:eastAsia="en-US"/>
-              </w:rPr>
-            </w:pPr>
+                <w:rFonts w:ascii="Dax-Regular" w:eastAsia="Times New Roman" w:hAnsi="Dax-Regular" w:cs="Times New Roman"/>
+                <w:szCs w:val="20"/>
+                <w:lang w:eastAsia="en-US"/>
+              </w:rPr>
+            </w:pPr>
+            <w:r>
+              <w:rPr>
+                <w:rFonts w:ascii="Dax-Regular" w:eastAsia="Times New Roman" w:hAnsi="Dax-Regular" w:cs="Times New Roman"/>
+                <w:szCs w:val="20"/>
+                <w:lang w:eastAsia="en-US"/>
+              </w:rPr>
+              <w:t>0.000</w:t>
+            </w:r>
           </w:p>
         </w:tc>
       </w:tr>
@@ -3579,6 +4025,14 @@
                 <w:lang w:eastAsia="en-US"/>
               </w:rPr>
             </w:pPr>
+            <w:r>
+              <w:rPr>
+                <w:rFonts w:ascii="Dax-Regular" w:eastAsia="Times New Roman" w:hAnsi="Dax-Regular" w:cs="Calibri"/>
+                <w:color w:val="000000"/>
+                <w:lang w:eastAsia="en-US"/>
+              </w:rPr>
+              <w:t>0.096</w:t>
+            </w:r>
           </w:p>
         </w:tc>
         <w:tc>
@@ -3591,12 +4045,19 @@
               <w:jc w:val="center"/>
               <w:cnfStyle w:val="000000000000" w:firstRow="0" w:lastRow="0" w:firstColumn="0" w:lastColumn="0" w:oddVBand="0" w:evenVBand="0" w:oddHBand="0" w:evenHBand="0" w:firstRowFirstColumn="0" w:firstRowLastColumn="0" w:lastRowFirstColumn="0" w:lastRowLastColumn="0"/>
               <w:rPr>
-                <w:rFonts w:ascii="Times New Roman" w:eastAsia="Times New Roman" w:hAnsi="Times New Roman" w:cs="Times New Roman"/>
-                <w:sz w:val="20"/>
-                <w:szCs w:val="20"/>
-                <w:lang w:eastAsia="en-US"/>
-              </w:rPr>
-            </w:pPr>
+                <w:rFonts w:ascii="Dax-Regular" w:eastAsia="Times New Roman" w:hAnsi="Dax-Regular" w:cs="Times New Roman"/>
+                <w:szCs w:val="20"/>
+                <w:lang w:eastAsia="en-US"/>
+              </w:rPr>
+            </w:pPr>
+            <w:r>
+              <w:rPr>
+                <w:rFonts w:ascii="Dax-Regular" w:eastAsia="Times New Roman" w:hAnsi="Dax-Regular" w:cs="Times New Roman"/>
+                <w:szCs w:val="20"/>
+                <w:lang w:eastAsia="en-US"/>
+              </w:rPr>
+              <w:t>0.149</w:t>
+            </w:r>
           </w:p>
         </w:tc>
         <w:tc>
@@ -3609,12 +4070,19 @@
               <w:jc w:val="center"/>
               <w:cnfStyle w:val="000000000000" w:firstRow="0" w:lastRow="0" w:firstColumn="0" w:lastColumn="0" w:oddVBand="0" w:evenVBand="0" w:oddHBand="0" w:evenHBand="0" w:firstRowFirstColumn="0" w:firstRowLastColumn="0" w:lastRowFirstColumn="0" w:lastRowLastColumn="0"/>
               <w:rPr>
-                <w:rFonts w:ascii="Times New Roman" w:eastAsia="Times New Roman" w:hAnsi="Times New Roman" w:cs="Times New Roman"/>
-                <w:sz w:val="20"/>
-                <w:szCs w:val="20"/>
-                <w:lang w:eastAsia="en-US"/>
-              </w:rPr>
-            </w:pPr>
+                <w:rFonts w:ascii="Dax-Regular" w:eastAsia="Times New Roman" w:hAnsi="Dax-Regular" w:cs="Times New Roman"/>
+                <w:szCs w:val="20"/>
+                <w:lang w:eastAsia="en-US"/>
+              </w:rPr>
+            </w:pPr>
+            <w:r>
+              <w:rPr>
+                <w:rFonts w:ascii="Dax-Regular" w:eastAsia="Times New Roman" w:hAnsi="Dax-Regular" w:cs="Times New Roman"/>
+                <w:szCs w:val="20"/>
+                <w:lang w:eastAsia="en-US"/>
+              </w:rPr>
+              <w:t>0.000</w:t>
+            </w:r>
           </w:p>
         </w:tc>
       </w:tr>
@@ -3663,6 +4131,14 @@
                 <w:lang w:eastAsia="en-US"/>
               </w:rPr>
             </w:pPr>
+            <w:r>
+              <w:rPr>
+                <w:rFonts w:ascii="Dax-Regular" w:eastAsia="Times New Roman" w:hAnsi="Dax-Regular" w:cs="Calibri"/>
+                <w:color w:val="000000"/>
+                <w:lang w:eastAsia="en-US"/>
+              </w:rPr>
+              <w:t>0.193</w:t>
+            </w:r>
           </w:p>
         </w:tc>
         <w:tc>
@@ -3675,12 +4151,19 @@
               <w:jc w:val="center"/>
               <w:cnfStyle w:val="000000100000" w:firstRow="0" w:lastRow="0" w:firstColumn="0" w:lastColumn="0" w:oddVBand="0" w:evenVBand="0" w:oddHBand="1" w:evenHBand="0" w:firstRowFirstColumn="0" w:firstRowLastColumn="0" w:lastRowFirstColumn="0" w:lastRowLastColumn="0"/>
               <w:rPr>
-                <w:rFonts w:ascii="Times New Roman" w:eastAsia="Times New Roman" w:hAnsi="Times New Roman" w:cs="Times New Roman"/>
-                <w:sz w:val="20"/>
-                <w:szCs w:val="20"/>
-                <w:lang w:eastAsia="en-US"/>
-              </w:rPr>
-            </w:pPr>
+                <w:rFonts w:ascii="Dax-Regular" w:eastAsia="Times New Roman" w:hAnsi="Dax-Regular" w:cs="Times New Roman"/>
+                <w:szCs w:val="20"/>
+                <w:lang w:eastAsia="en-US"/>
+              </w:rPr>
+            </w:pPr>
+            <w:r>
+              <w:rPr>
+                <w:rFonts w:ascii="Dax-Regular" w:eastAsia="Times New Roman" w:hAnsi="Dax-Regular" w:cs="Times New Roman"/>
+                <w:szCs w:val="20"/>
+                <w:lang w:eastAsia="en-US"/>
+              </w:rPr>
+              <w:t>0.297</w:t>
+            </w:r>
           </w:p>
         </w:tc>
         <w:tc>
@@ -3693,12 +4176,19 @@
               <w:jc w:val="center"/>
               <w:cnfStyle w:val="000000100000" w:firstRow="0" w:lastRow="0" w:firstColumn="0" w:lastColumn="0" w:oddVBand="0" w:evenVBand="0" w:oddHBand="1" w:evenHBand="0" w:firstRowFirstColumn="0" w:firstRowLastColumn="0" w:lastRowFirstColumn="0" w:lastRowLastColumn="0"/>
               <w:rPr>
-                <w:rFonts w:ascii="Times New Roman" w:eastAsia="Times New Roman" w:hAnsi="Times New Roman" w:cs="Times New Roman"/>
-                <w:sz w:val="20"/>
-                <w:szCs w:val="20"/>
-                <w:lang w:eastAsia="en-US"/>
-              </w:rPr>
-            </w:pPr>
+                <w:rFonts w:ascii="Dax-Regular" w:eastAsia="Times New Roman" w:hAnsi="Dax-Regular" w:cs="Times New Roman"/>
+                <w:szCs w:val="20"/>
+                <w:lang w:eastAsia="en-US"/>
+              </w:rPr>
+            </w:pPr>
+            <w:r>
+              <w:rPr>
+                <w:rFonts w:ascii="Dax-Regular" w:eastAsia="Times New Roman" w:hAnsi="Dax-Regular" w:cs="Times New Roman"/>
+                <w:szCs w:val="20"/>
+                <w:lang w:eastAsia="en-US"/>
+              </w:rPr>
+              <w:t>0.000</w:t>
+            </w:r>
           </w:p>
         </w:tc>
       </w:tr>
@@ -3746,6 +4236,14 @@
                 <w:lang w:eastAsia="en-US"/>
               </w:rPr>
             </w:pPr>
+            <w:r>
+              <w:rPr>
+                <w:rFonts w:ascii="Dax-Regular" w:eastAsia="Times New Roman" w:hAnsi="Dax-Regular" w:cs="Calibri"/>
+                <w:color w:val="000000"/>
+                <w:lang w:eastAsia="en-US"/>
+              </w:rPr>
+              <w:t>0.387</w:t>
+            </w:r>
           </w:p>
         </w:tc>
         <w:tc>
@@ -3758,12 +4256,19 @@
               <w:jc w:val="center"/>
               <w:cnfStyle w:val="000000000000" w:firstRow="0" w:lastRow="0" w:firstColumn="0" w:lastColumn="0" w:oddVBand="0" w:evenVBand="0" w:oddHBand="0" w:evenHBand="0" w:firstRowFirstColumn="0" w:firstRowLastColumn="0" w:lastRowFirstColumn="0" w:lastRowLastColumn="0"/>
               <w:rPr>
-                <w:rFonts w:ascii="Times New Roman" w:eastAsia="Times New Roman" w:hAnsi="Times New Roman" w:cs="Times New Roman"/>
-                <w:sz w:val="20"/>
-                <w:szCs w:val="20"/>
-                <w:lang w:eastAsia="en-US"/>
-              </w:rPr>
-            </w:pPr>
+                <w:rFonts w:ascii="Dax-Regular" w:eastAsia="Times New Roman" w:hAnsi="Dax-Regular" w:cs="Times New Roman"/>
+                <w:szCs w:val="20"/>
+                <w:lang w:eastAsia="en-US"/>
+              </w:rPr>
+            </w:pPr>
+            <w:r>
+              <w:rPr>
+                <w:rFonts w:ascii="Dax-Regular" w:eastAsia="Times New Roman" w:hAnsi="Dax-Regular" w:cs="Times New Roman"/>
+                <w:szCs w:val="20"/>
+                <w:lang w:eastAsia="en-US"/>
+              </w:rPr>
+              <w:t>0.600</w:t>
+            </w:r>
           </w:p>
         </w:tc>
         <w:tc>
@@ -3776,12 +4281,19 @@
               <w:jc w:val="center"/>
               <w:cnfStyle w:val="000000000000" w:firstRow="0" w:lastRow="0" w:firstColumn="0" w:lastColumn="0" w:oddVBand="0" w:evenVBand="0" w:oddHBand="0" w:evenHBand="0" w:firstRowFirstColumn="0" w:firstRowLastColumn="0" w:lastRowFirstColumn="0" w:lastRowLastColumn="0"/>
               <w:rPr>
-                <w:rFonts w:ascii="Times New Roman" w:eastAsia="Times New Roman" w:hAnsi="Times New Roman" w:cs="Times New Roman"/>
-                <w:sz w:val="20"/>
-                <w:szCs w:val="20"/>
-                <w:lang w:eastAsia="en-US"/>
-              </w:rPr>
-            </w:pPr>
+                <w:rFonts w:ascii="Dax-Regular" w:eastAsia="Times New Roman" w:hAnsi="Dax-Regular" w:cs="Times New Roman"/>
+                <w:szCs w:val="20"/>
+                <w:lang w:eastAsia="en-US"/>
+              </w:rPr>
+            </w:pPr>
+            <w:r>
+              <w:rPr>
+                <w:rFonts w:ascii="Dax-Regular" w:eastAsia="Times New Roman" w:hAnsi="Dax-Regular" w:cs="Times New Roman"/>
+                <w:szCs w:val="20"/>
+                <w:lang w:eastAsia="en-US"/>
+              </w:rPr>
+              <w:t>0.000</w:t>
+            </w:r>
           </w:p>
         </w:tc>
       </w:tr>
@@ -3830,6 +4342,14 @@
                 <w:lang w:eastAsia="en-US"/>
               </w:rPr>
             </w:pPr>
+            <w:r>
+              <w:rPr>
+                <w:rFonts w:ascii="Dax-Regular" w:eastAsia="Times New Roman" w:hAnsi="Dax-Regular" w:cs="Calibri"/>
+                <w:color w:val="000000"/>
+                <w:lang w:eastAsia="en-US"/>
+              </w:rPr>
+              <w:t>0.620</w:t>
+            </w:r>
           </w:p>
         </w:tc>
         <w:tc>
@@ -3842,12 +4362,19 @@
               <w:jc w:val="center"/>
               <w:cnfStyle w:val="000000100000" w:firstRow="0" w:lastRow="0" w:firstColumn="0" w:lastColumn="0" w:oddVBand="0" w:evenVBand="0" w:oddHBand="1" w:evenHBand="0" w:firstRowFirstColumn="0" w:firstRowLastColumn="0" w:lastRowFirstColumn="0" w:lastRowLastColumn="0"/>
               <w:rPr>
-                <w:rFonts w:ascii="Times New Roman" w:eastAsia="Times New Roman" w:hAnsi="Times New Roman" w:cs="Times New Roman"/>
-                <w:sz w:val="20"/>
-                <w:szCs w:val="20"/>
-                <w:lang w:eastAsia="en-US"/>
-              </w:rPr>
-            </w:pPr>
+                <w:rFonts w:ascii="Dax-Regular" w:eastAsia="Times New Roman" w:hAnsi="Dax-Regular" w:cs="Times New Roman"/>
+                <w:szCs w:val="20"/>
+                <w:lang w:eastAsia="en-US"/>
+              </w:rPr>
+            </w:pPr>
+            <w:r>
+              <w:rPr>
+                <w:rFonts w:ascii="Dax-Regular" w:eastAsia="Times New Roman" w:hAnsi="Dax-Regular" w:cs="Times New Roman"/>
+                <w:szCs w:val="20"/>
+                <w:lang w:eastAsia="en-US"/>
+              </w:rPr>
+              <w:t>0.943</w:t>
+            </w:r>
           </w:p>
         </w:tc>
         <w:tc>
@@ -3860,12 +4387,19 @@
               <w:jc w:val="center"/>
               <w:cnfStyle w:val="000000100000" w:firstRow="0" w:lastRow="0" w:firstColumn="0" w:lastColumn="0" w:oddVBand="0" w:evenVBand="0" w:oddHBand="1" w:evenHBand="0" w:firstRowFirstColumn="0" w:firstRowLastColumn="0" w:lastRowFirstColumn="0" w:lastRowLastColumn="0"/>
               <w:rPr>
-                <w:rFonts w:ascii="Times New Roman" w:eastAsia="Times New Roman" w:hAnsi="Times New Roman" w:cs="Times New Roman"/>
-                <w:sz w:val="20"/>
-                <w:szCs w:val="20"/>
-                <w:lang w:eastAsia="en-US"/>
-              </w:rPr>
-            </w:pPr>
+                <w:rFonts w:ascii="Dax-Regular" w:eastAsia="Times New Roman" w:hAnsi="Dax-Regular" w:cs="Times New Roman"/>
+                <w:szCs w:val="20"/>
+                <w:lang w:eastAsia="en-US"/>
+              </w:rPr>
+            </w:pPr>
+            <w:r>
+              <w:rPr>
+                <w:rFonts w:ascii="Dax-Regular" w:eastAsia="Times New Roman" w:hAnsi="Dax-Regular" w:cs="Times New Roman"/>
+                <w:szCs w:val="20"/>
+                <w:lang w:eastAsia="en-US"/>
+              </w:rPr>
+              <w:t>0.000</w:t>
+            </w:r>
           </w:p>
         </w:tc>
       </w:tr>
@@ -3913,6 +4447,14 @@
                 <w:lang w:eastAsia="en-US"/>
               </w:rPr>
             </w:pPr>
+            <w:r>
+              <w:rPr>
+                <w:rFonts w:ascii="Dax-Regular" w:eastAsia="Times New Roman" w:hAnsi="Dax-Regular" w:cs="Calibri"/>
+                <w:color w:val="000000"/>
+                <w:lang w:eastAsia="en-US"/>
+              </w:rPr>
+              <w:t>1.244</w:t>
+            </w:r>
           </w:p>
         </w:tc>
         <w:tc>
@@ -3925,12 +4467,19 @@
               <w:jc w:val="center"/>
               <w:cnfStyle w:val="000000000000" w:firstRow="0" w:lastRow="0" w:firstColumn="0" w:lastColumn="0" w:oddVBand="0" w:evenVBand="0" w:oddHBand="0" w:evenHBand="0" w:firstRowFirstColumn="0" w:firstRowLastColumn="0" w:lastRowFirstColumn="0" w:lastRowLastColumn="0"/>
               <w:rPr>
-                <w:rFonts w:ascii="Times New Roman" w:eastAsia="Times New Roman" w:hAnsi="Times New Roman" w:cs="Times New Roman"/>
-                <w:sz w:val="20"/>
-                <w:szCs w:val="20"/>
-                <w:lang w:eastAsia="en-US"/>
-              </w:rPr>
-            </w:pPr>
+                <w:rFonts w:ascii="Dax-Regular" w:eastAsia="Times New Roman" w:hAnsi="Dax-Regular" w:cs="Times New Roman"/>
+                <w:szCs w:val="20"/>
+                <w:lang w:eastAsia="en-US"/>
+              </w:rPr>
+            </w:pPr>
+            <w:r>
+              <w:rPr>
+                <w:rFonts w:ascii="Dax-Regular" w:eastAsia="Times New Roman" w:hAnsi="Dax-Regular" w:cs="Times New Roman"/>
+                <w:szCs w:val="20"/>
+                <w:lang w:eastAsia="en-US"/>
+              </w:rPr>
+              <w:t>1.574</w:t>
+            </w:r>
           </w:p>
         </w:tc>
         <w:tc>
@@ -3943,12 +4492,19 @@
               <w:jc w:val="center"/>
               <w:cnfStyle w:val="000000000000" w:firstRow="0" w:lastRow="0" w:firstColumn="0" w:lastColumn="0" w:oddVBand="0" w:evenVBand="0" w:oddHBand="0" w:evenHBand="0" w:firstRowFirstColumn="0" w:firstRowLastColumn="0" w:lastRowFirstColumn="0" w:lastRowLastColumn="0"/>
               <w:rPr>
-                <w:rFonts w:ascii="Times New Roman" w:eastAsia="Times New Roman" w:hAnsi="Times New Roman" w:cs="Times New Roman"/>
-                <w:sz w:val="20"/>
-                <w:szCs w:val="20"/>
-                <w:lang w:eastAsia="en-US"/>
-              </w:rPr>
-            </w:pPr>
+                <w:rFonts w:ascii="Dax-Regular" w:eastAsia="Times New Roman" w:hAnsi="Dax-Regular" w:cs="Times New Roman"/>
+                <w:szCs w:val="20"/>
+                <w:lang w:eastAsia="en-US"/>
+              </w:rPr>
+            </w:pPr>
+            <w:r>
+              <w:rPr>
+                <w:rFonts w:ascii="Dax-Regular" w:eastAsia="Times New Roman" w:hAnsi="Dax-Regular" w:cs="Times New Roman"/>
+                <w:szCs w:val="20"/>
+                <w:lang w:eastAsia="en-US"/>
+              </w:rPr>
+              <w:t>0.001</w:t>
+            </w:r>
           </w:p>
         </w:tc>
       </w:tr>
@@ -3997,6 +4553,14 @@
                 <w:lang w:eastAsia="en-US"/>
               </w:rPr>
             </w:pPr>
+            <w:r>
+              <w:rPr>
+                <w:rFonts w:ascii="Dax-Regular" w:eastAsia="Times New Roman" w:hAnsi="Dax-Regular" w:cs="Calibri"/>
+                <w:color w:val="000000"/>
+                <w:lang w:eastAsia="en-US"/>
+              </w:rPr>
+              <w:t>1.776</w:t>
+            </w:r>
           </w:p>
         </w:tc>
         <w:tc>
@@ -4009,12 +4573,19 @@
               <w:jc w:val="center"/>
               <w:cnfStyle w:val="000000100000" w:firstRow="0" w:lastRow="0" w:firstColumn="0" w:lastColumn="0" w:oddVBand="0" w:evenVBand="0" w:oddHBand="1" w:evenHBand="0" w:firstRowFirstColumn="0" w:firstRowLastColumn="0" w:lastRowFirstColumn="0" w:lastRowLastColumn="0"/>
               <w:rPr>
-                <w:rFonts w:ascii="Times New Roman" w:eastAsia="Times New Roman" w:hAnsi="Times New Roman" w:cs="Times New Roman"/>
-                <w:sz w:val="20"/>
-                <w:szCs w:val="20"/>
-                <w:lang w:eastAsia="en-US"/>
-              </w:rPr>
-            </w:pPr>
+                <w:rFonts w:ascii="Dax-Regular" w:eastAsia="Times New Roman" w:hAnsi="Dax-Regular" w:cs="Times New Roman"/>
+                <w:szCs w:val="20"/>
+                <w:lang w:eastAsia="en-US"/>
+              </w:rPr>
+            </w:pPr>
+            <w:r>
+              <w:rPr>
+                <w:rFonts w:ascii="Dax-Regular" w:eastAsia="Times New Roman" w:hAnsi="Dax-Regular" w:cs="Times New Roman"/>
+                <w:szCs w:val="20"/>
+                <w:lang w:eastAsia="en-US"/>
+              </w:rPr>
+              <w:t>2.411</w:t>
+            </w:r>
           </w:p>
         </w:tc>
         <w:tc>
@@ -4027,12 +4598,19 @@
               <w:jc w:val="center"/>
               <w:cnfStyle w:val="000000100000" w:firstRow="0" w:lastRow="0" w:firstColumn="0" w:lastColumn="0" w:oddVBand="0" w:evenVBand="0" w:oddHBand="1" w:evenHBand="0" w:firstRowFirstColumn="0" w:firstRowLastColumn="0" w:lastRowFirstColumn="0" w:lastRowLastColumn="0"/>
               <w:rPr>
-                <w:rFonts w:ascii="Times New Roman" w:eastAsia="Times New Roman" w:hAnsi="Times New Roman" w:cs="Times New Roman"/>
-                <w:sz w:val="20"/>
-                <w:szCs w:val="20"/>
-                <w:lang w:eastAsia="en-US"/>
-              </w:rPr>
-            </w:pPr>
+                <w:rFonts w:ascii="Dax-Regular" w:eastAsia="Times New Roman" w:hAnsi="Dax-Regular" w:cs="Times New Roman"/>
+                <w:szCs w:val="20"/>
+                <w:lang w:eastAsia="en-US"/>
+              </w:rPr>
+            </w:pPr>
+            <w:r>
+              <w:rPr>
+                <w:rFonts w:ascii="Dax-Regular" w:eastAsia="Times New Roman" w:hAnsi="Dax-Regular" w:cs="Times New Roman"/>
+                <w:szCs w:val="20"/>
+                <w:lang w:eastAsia="en-US"/>
+              </w:rPr>
+              <w:t>0.000</w:t>
+            </w:r>
           </w:p>
         </w:tc>
       </w:tr>
@@ -4080,6 +4658,14 @@
                 <w:lang w:eastAsia="en-US"/>
               </w:rPr>
             </w:pPr>
+            <w:r>
+              <w:rPr>
+                <w:rFonts w:ascii="Dax-Regular" w:eastAsia="Times New Roman" w:hAnsi="Dax-Regular" w:cs="Calibri"/>
+                <w:color w:val="000000"/>
+                <w:lang w:eastAsia="en-US"/>
+              </w:rPr>
+              <w:t>2.164</w:t>
+            </w:r>
           </w:p>
         </w:tc>
         <w:tc>
@@ -4092,12 +4678,19 @@
               <w:jc w:val="center"/>
               <w:cnfStyle w:val="000000000000" w:firstRow="0" w:lastRow="0" w:firstColumn="0" w:lastColumn="0" w:oddVBand="0" w:evenVBand="0" w:oddHBand="0" w:evenHBand="0" w:firstRowFirstColumn="0" w:firstRowLastColumn="0" w:lastRowFirstColumn="0" w:lastRowLastColumn="0"/>
               <w:rPr>
-                <w:rFonts w:ascii="Times New Roman" w:eastAsia="Times New Roman" w:hAnsi="Times New Roman" w:cs="Times New Roman"/>
-                <w:sz w:val="20"/>
-                <w:szCs w:val="20"/>
-                <w:lang w:eastAsia="en-US"/>
-              </w:rPr>
-            </w:pPr>
+                <w:rFonts w:ascii="Dax-Regular" w:eastAsia="Times New Roman" w:hAnsi="Dax-Regular" w:cs="Times New Roman"/>
+                <w:szCs w:val="20"/>
+                <w:lang w:eastAsia="en-US"/>
+              </w:rPr>
+            </w:pPr>
+            <w:r>
+              <w:rPr>
+                <w:rFonts w:ascii="Dax-Regular" w:eastAsia="Times New Roman" w:hAnsi="Dax-Regular" w:cs="Times New Roman"/>
+                <w:szCs w:val="20"/>
+                <w:lang w:eastAsia="en-US"/>
+              </w:rPr>
+              <w:t>3.019</w:t>
+            </w:r>
           </w:p>
         </w:tc>
         <w:tc>
@@ -4110,12 +4703,19 @@
               <w:jc w:val="center"/>
               <w:cnfStyle w:val="000000000000" w:firstRow="0" w:lastRow="0" w:firstColumn="0" w:lastColumn="0" w:oddVBand="0" w:evenVBand="0" w:oddHBand="0" w:evenHBand="0" w:firstRowFirstColumn="0" w:firstRowLastColumn="0" w:lastRowFirstColumn="0" w:lastRowLastColumn="0"/>
               <w:rPr>
-                <w:rFonts w:ascii="Times New Roman" w:eastAsia="Times New Roman" w:hAnsi="Times New Roman" w:cs="Times New Roman"/>
-                <w:sz w:val="20"/>
-                <w:szCs w:val="20"/>
-                <w:lang w:eastAsia="en-US"/>
-              </w:rPr>
-            </w:pPr>
+                <w:rFonts w:ascii="Dax-Regular" w:eastAsia="Times New Roman" w:hAnsi="Dax-Regular" w:cs="Times New Roman"/>
+                <w:szCs w:val="20"/>
+                <w:lang w:eastAsia="en-US"/>
+              </w:rPr>
+            </w:pPr>
+            <w:r>
+              <w:rPr>
+                <w:rFonts w:ascii="Dax-Regular" w:eastAsia="Times New Roman" w:hAnsi="Dax-Regular" w:cs="Times New Roman"/>
+                <w:szCs w:val="20"/>
+                <w:lang w:eastAsia="en-US"/>
+              </w:rPr>
+              <w:t>0.000</w:t>
+            </w:r>
           </w:p>
         </w:tc>
       </w:tr>
@@ -4129,7 +4729,7 @@
     </w:p>
     <w:p>
       <w:pPr>
-        <w:pStyle w:val="Ttulo1"/>
+        <w:pStyle w:val="Heading1"/>
         <w:rPr>
           <w:b/>
           <w:bCs/>
@@ -4163,7 +4763,7 @@
     </w:p>
     <w:p>
       <w:pPr>
-        <w:pStyle w:val="Ttulo2"/>
+        <w:pStyle w:val="Heading2"/>
         <w:rPr>
           <w:b/>
           <w:bCs/>
@@ -4184,36 +4784,8 @@
           <w:bCs/>
           <w:lang w:val="es-419"/>
         </w:rPr>
-        <w:t xml:space="preserve"> para </w:t>
+        <w:t xml:space="preserve"> para Queue con Array List</w:t>
       </w:r>
-      <w:proofErr w:type="spellStart"/>
-      <w:r>
-        <w:rPr>
-          <w:b/>
-          <w:bCs/>
-          <w:lang w:val="es-419"/>
-        </w:rPr>
-        <w:t>Queue</w:t>
-      </w:r>
-      <w:proofErr w:type="spellEnd"/>
-      <w:r>
-        <w:rPr>
-          <w:b/>
-          <w:bCs/>
-          <w:lang w:val="es-419"/>
-        </w:rPr>
-        <w:t xml:space="preserve"> con Array </w:t>
-      </w:r>
-      <w:proofErr w:type="spellStart"/>
-      <w:r>
-        <w:rPr>
-          <w:b/>
-          <w:bCs/>
-          <w:lang w:val="es-419"/>
-        </w:rPr>
-        <w:t>List</w:t>
-      </w:r>
-      <w:proofErr w:type="spellEnd"/>
     </w:p>
     <w:p>
       <w:pPr>
@@ -4224,7 +4796,7 @@
     </w:p>
     <w:tbl>
       <w:tblPr>
-        <w:tblStyle w:val="Tabladecuadrcula2"/>
+        <w:tblStyle w:val="GridTable2"/>
         <w:tblW w:w="4543" w:type="pct"/>
         <w:tblLook w:val="04A0" w:firstRow="1" w:lastRow="0" w:firstColumn="1" w:lastColumn="0" w:noHBand="0" w:noVBand="1"/>
       </w:tblPr>
@@ -5018,7 +5590,7 @@
     </w:p>
     <w:p>
       <w:pPr>
-        <w:pStyle w:val="Ttulo2"/>
+        <w:pStyle w:val="Heading2"/>
         <w:rPr>
           <w:b/>
           <w:bCs/>
@@ -5031,7 +5603,6 @@
           <w:bCs/>
           <w:lang w:val="es-419"/>
         </w:rPr>
-        <w:lastRenderedPageBreak/>
         <w:t>Resultados</w:t>
       </w:r>
       <w:r>
@@ -5040,36 +5611,8 @@
           <w:bCs/>
           <w:lang w:val="es-419"/>
         </w:rPr>
-        <w:t xml:space="preserve"> para </w:t>
+        <w:t xml:space="preserve"> para Stack con Array List</w:t>
       </w:r>
-      <w:proofErr w:type="spellStart"/>
-      <w:r>
-        <w:rPr>
-          <w:b/>
-          <w:bCs/>
-          <w:lang w:val="es-419"/>
-        </w:rPr>
-        <w:t>Stack</w:t>
-      </w:r>
-      <w:proofErr w:type="spellEnd"/>
-      <w:r>
-        <w:rPr>
-          <w:b/>
-          <w:bCs/>
-          <w:lang w:val="es-419"/>
-        </w:rPr>
-        <w:t xml:space="preserve"> con Array </w:t>
-      </w:r>
-      <w:proofErr w:type="spellStart"/>
-      <w:r>
-        <w:rPr>
-          <w:b/>
-          <w:bCs/>
-          <w:lang w:val="es-419"/>
-        </w:rPr>
-        <w:t>List</w:t>
-      </w:r>
-      <w:proofErr w:type="spellEnd"/>
     </w:p>
     <w:p>
       <w:pPr>
@@ -5080,7 +5623,7 @@
     </w:p>
     <w:tbl>
       <w:tblPr>
-        <w:tblStyle w:val="Tabladecuadrcula2"/>
+        <w:tblStyle w:val="GridTable2"/>
         <w:tblW w:w="4543" w:type="pct"/>
         <w:tblLook w:val="04A0" w:firstRow="1" w:lastRow="0" w:firstColumn="1" w:lastColumn="0" w:noHBand="0" w:noVBand="1"/>
       </w:tblPr>
@@ -5884,7 +6427,7 @@
     </w:p>
     <w:p>
       <w:pPr>
-        <w:pStyle w:val="Ttulo2"/>
+        <w:pStyle w:val="Heading2"/>
         <w:rPr>
           <w:b/>
           <w:bCs/>
@@ -5905,54 +6448,8 @@
           <w:bCs/>
           <w:lang w:val="es-419"/>
         </w:rPr>
-        <w:t xml:space="preserve"> para </w:t>
+        <w:t xml:space="preserve"> para Queue con Linked List</w:t>
       </w:r>
-      <w:proofErr w:type="spellStart"/>
-      <w:r>
-        <w:rPr>
-          <w:b/>
-          <w:bCs/>
-          <w:lang w:val="es-419"/>
-        </w:rPr>
-        <w:t>Queue</w:t>
-      </w:r>
-      <w:proofErr w:type="spellEnd"/>
-      <w:r>
-        <w:rPr>
-          <w:b/>
-          <w:bCs/>
-          <w:lang w:val="es-419"/>
-        </w:rPr>
-        <w:t xml:space="preserve"> con </w:t>
-      </w:r>
-      <w:proofErr w:type="spellStart"/>
-      <w:r>
-        <w:rPr>
-          <w:b/>
-          <w:bCs/>
-          <w:lang w:val="es-419"/>
-        </w:rPr>
-        <w:t>Linked</w:t>
-      </w:r>
-      <w:proofErr w:type="spellEnd"/>
-      <w:r>
-        <w:rPr>
-          <w:b/>
-          <w:bCs/>
-          <w:lang w:val="es-419"/>
-        </w:rPr>
-        <w:t xml:space="preserve"> </w:t>
-      </w:r>
-      <w:proofErr w:type="spellStart"/>
-      <w:r>
-        <w:rPr>
-          <w:b/>
-          <w:bCs/>
-          <w:lang w:val="es-419"/>
-        </w:rPr>
-        <w:t>List</w:t>
-      </w:r>
-      <w:proofErr w:type="spellEnd"/>
     </w:p>
     <w:p>
       <w:pPr>
@@ -5963,7 +6460,7 @@
     </w:p>
     <w:tbl>
       <w:tblPr>
-        <w:tblStyle w:val="Tabladecuadrcula2"/>
+        <w:tblStyle w:val="GridTable2"/>
         <w:tblW w:w="4543" w:type="pct"/>
         <w:tblLook w:val="04A0" w:firstRow="1" w:lastRow="0" w:firstColumn="1" w:lastColumn="0" w:noHBand="0" w:noVBand="1"/>
       </w:tblPr>
@@ -6805,7 +7302,7 @@
     </w:p>
     <w:p>
       <w:pPr>
-        <w:pStyle w:val="Ttulo2"/>
+        <w:pStyle w:val="Heading2"/>
         <w:rPr>
           <w:b/>
           <w:bCs/>
@@ -6826,54 +7323,8 @@
           <w:bCs/>
           <w:lang w:val="es-419"/>
         </w:rPr>
-        <w:t xml:space="preserve"> para </w:t>
+        <w:t xml:space="preserve"> para Stack con Linked List</w:t>
       </w:r>
-      <w:proofErr w:type="spellStart"/>
-      <w:r>
-        <w:rPr>
-          <w:b/>
-          <w:bCs/>
-          <w:lang w:val="es-419"/>
-        </w:rPr>
-        <w:t>Stack</w:t>
-      </w:r>
-      <w:proofErr w:type="spellEnd"/>
-      <w:r>
-        <w:rPr>
-          <w:b/>
-          <w:bCs/>
-          <w:lang w:val="es-419"/>
-        </w:rPr>
-        <w:t xml:space="preserve"> con </w:t>
-      </w:r>
-      <w:proofErr w:type="spellStart"/>
-      <w:r>
-        <w:rPr>
-          <w:b/>
-          <w:bCs/>
-          <w:lang w:val="es-419"/>
-        </w:rPr>
-        <w:t>Linked</w:t>
-      </w:r>
-      <w:proofErr w:type="spellEnd"/>
-      <w:r>
-        <w:rPr>
-          <w:b/>
-          <w:bCs/>
-          <w:lang w:val="es-419"/>
-        </w:rPr>
-        <w:t xml:space="preserve"> </w:t>
-      </w:r>
-      <w:proofErr w:type="spellStart"/>
-      <w:r>
-        <w:rPr>
-          <w:b/>
-          <w:bCs/>
-          <w:lang w:val="es-419"/>
-        </w:rPr>
-        <w:t>List</w:t>
-      </w:r>
-      <w:proofErr w:type="spellEnd"/>
     </w:p>
     <w:p>
       <w:pPr>
@@ -6884,7 +7335,7 @@
     </w:p>
     <w:tbl>
       <w:tblPr>
-        <w:tblStyle w:val="Tabladecuadrcula2"/>
+        <w:tblStyle w:val="GridTable2"/>
         <w:tblW w:w="4543" w:type="pct"/>
         <w:tblLook w:val="04A0" w:firstRow="1" w:lastRow="0" w:firstColumn="1" w:lastColumn="0" w:noHBand="0" w:noVBand="1"/>
       </w:tblPr>
@@ -7728,7 +8179,7 @@
     </w:p>
     <w:p>
       <w:pPr>
-        <w:pStyle w:val="Ttulo1"/>
+        <w:pStyle w:val="Heading1"/>
         <w:rPr>
           <w:b/>
           <w:bCs/>
@@ -7771,7 +8222,7 @@
     </w:p>
     <w:p>
       <w:pPr>
-        <w:pStyle w:val="Ttulo2"/>
+        <w:pStyle w:val="Heading2"/>
         <w:rPr>
           <w:b/>
           <w:bCs/>
@@ -7792,36 +8243,8 @@
           <w:bCs/>
           <w:lang w:val="es-419"/>
         </w:rPr>
-        <w:t xml:space="preserve"> para </w:t>
+        <w:t xml:space="preserve"> para Queue con Array List</w:t>
       </w:r>
-      <w:proofErr w:type="spellStart"/>
-      <w:r>
-        <w:rPr>
-          <w:b/>
-          <w:bCs/>
-          <w:lang w:val="es-419"/>
-        </w:rPr>
-        <w:t>Queue</w:t>
-      </w:r>
-      <w:proofErr w:type="spellEnd"/>
-      <w:r>
-        <w:rPr>
-          <w:b/>
-          <w:bCs/>
-          <w:lang w:val="es-419"/>
-        </w:rPr>
-        <w:t xml:space="preserve"> con Array </w:t>
-      </w:r>
-      <w:proofErr w:type="spellStart"/>
-      <w:r>
-        <w:rPr>
-          <w:b/>
-          <w:bCs/>
-          <w:lang w:val="es-419"/>
-        </w:rPr>
-        <w:t>List</w:t>
-      </w:r>
-      <w:proofErr w:type="spellEnd"/>
     </w:p>
     <w:p>
       <w:pPr>
@@ -7832,7 +8255,7 @@
     </w:p>
     <w:tbl>
       <w:tblPr>
-        <w:tblStyle w:val="Tabladecuadrcula2"/>
+        <w:tblStyle w:val="GridTable2"/>
         <w:tblW w:w="4543" w:type="pct"/>
         <w:tblLook w:val="04A0" w:firstRow="1" w:lastRow="0" w:firstColumn="1" w:lastColumn="0" w:noHBand="0" w:noVBand="1"/>
       </w:tblPr>
@@ -8626,7 +9049,7 @@
     </w:p>
     <w:p>
       <w:pPr>
-        <w:pStyle w:val="Ttulo2"/>
+        <w:pStyle w:val="Heading2"/>
         <w:rPr>
           <w:b/>
           <w:bCs/>
@@ -8647,36 +9070,8 @@
           <w:bCs/>
           <w:lang w:val="es-419"/>
         </w:rPr>
-        <w:t xml:space="preserve"> para </w:t>
+        <w:t xml:space="preserve"> para Stack con Array List</w:t>
       </w:r>
-      <w:proofErr w:type="spellStart"/>
-      <w:r>
-        <w:rPr>
-          <w:b/>
-          <w:bCs/>
-          <w:lang w:val="es-419"/>
-        </w:rPr>
-        <w:t>Stack</w:t>
-      </w:r>
-      <w:proofErr w:type="spellEnd"/>
-      <w:r>
-        <w:rPr>
-          <w:b/>
-          <w:bCs/>
-          <w:lang w:val="es-419"/>
-        </w:rPr>
-        <w:t xml:space="preserve"> con Array </w:t>
-      </w:r>
-      <w:proofErr w:type="spellStart"/>
-      <w:r>
-        <w:rPr>
-          <w:b/>
-          <w:bCs/>
-          <w:lang w:val="es-419"/>
-        </w:rPr>
-        <w:t>List</w:t>
-      </w:r>
-      <w:proofErr w:type="spellEnd"/>
     </w:p>
     <w:p>
       <w:pPr>
@@ -8687,7 +9082,7 @@
     </w:p>
     <w:tbl>
       <w:tblPr>
-        <w:tblStyle w:val="Tabladecuadrcula2"/>
+        <w:tblStyle w:val="GridTable2"/>
         <w:tblW w:w="4543" w:type="pct"/>
         <w:tblLook w:val="04A0" w:firstRow="1" w:lastRow="0" w:firstColumn="1" w:lastColumn="0" w:noHBand="0" w:noVBand="1"/>
       </w:tblPr>
@@ -9491,7 +9886,7 @@
     </w:p>
     <w:p>
       <w:pPr>
-        <w:pStyle w:val="Ttulo2"/>
+        <w:pStyle w:val="Heading2"/>
         <w:rPr>
           <w:b/>
           <w:bCs/>
@@ -9512,54 +9907,8 @@
           <w:bCs/>
           <w:lang w:val="es-419"/>
         </w:rPr>
-        <w:t xml:space="preserve"> para </w:t>
+        <w:t xml:space="preserve"> para Queue con Linked List</w:t>
       </w:r>
-      <w:proofErr w:type="spellStart"/>
-      <w:r>
-        <w:rPr>
-          <w:b/>
-          <w:bCs/>
-          <w:lang w:val="es-419"/>
-        </w:rPr>
-        <w:t>Queue</w:t>
-      </w:r>
-      <w:proofErr w:type="spellEnd"/>
-      <w:r>
-        <w:rPr>
-          <w:b/>
-          <w:bCs/>
-          <w:lang w:val="es-419"/>
-        </w:rPr>
-        <w:t xml:space="preserve"> con </w:t>
-      </w:r>
-      <w:proofErr w:type="spellStart"/>
-      <w:r>
-        <w:rPr>
-          <w:b/>
-          <w:bCs/>
-          <w:lang w:val="es-419"/>
-        </w:rPr>
-        <w:t>Linked</w:t>
-      </w:r>
-      <w:proofErr w:type="spellEnd"/>
-      <w:r>
-        <w:rPr>
-          <w:b/>
-          <w:bCs/>
-          <w:lang w:val="es-419"/>
-        </w:rPr>
-        <w:t xml:space="preserve"> </w:t>
-      </w:r>
-      <w:proofErr w:type="spellStart"/>
-      <w:r>
-        <w:rPr>
-          <w:b/>
-          <w:bCs/>
-          <w:lang w:val="es-419"/>
-        </w:rPr>
-        <w:t>List</w:t>
-      </w:r>
-      <w:proofErr w:type="spellEnd"/>
     </w:p>
     <w:p>
       <w:pPr>
@@ -9570,7 +9919,7 @@
     </w:p>
     <w:tbl>
       <w:tblPr>
-        <w:tblStyle w:val="Tabladecuadrcula2"/>
+        <w:tblStyle w:val="GridTable2"/>
         <w:tblW w:w="4543" w:type="pct"/>
         <w:tblLook w:val="04A0" w:firstRow="1" w:lastRow="0" w:firstColumn="1" w:lastColumn="0" w:noHBand="0" w:noVBand="1"/>
       </w:tblPr>
@@ -10412,7 +10761,7 @@
     </w:p>
     <w:p>
       <w:pPr>
-        <w:pStyle w:val="Ttulo2"/>
+        <w:pStyle w:val="Heading2"/>
         <w:rPr>
           <w:b/>
           <w:bCs/>
@@ -10434,54 +10783,8 @@
           <w:bCs/>
           <w:lang w:val="es-419"/>
         </w:rPr>
-        <w:t xml:space="preserve"> para </w:t>
+        <w:t xml:space="preserve"> para Stack con Linked List</w:t>
       </w:r>
-      <w:proofErr w:type="spellStart"/>
-      <w:r>
-        <w:rPr>
-          <w:b/>
-          <w:bCs/>
-          <w:lang w:val="es-419"/>
-        </w:rPr>
-        <w:t>Stack</w:t>
-      </w:r>
-      <w:proofErr w:type="spellEnd"/>
-      <w:r>
-        <w:rPr>
-          <w:b/>
-          <w:bCs/>
-          <w:lang w:val="es-419"/>
-        </w:rPr>
-        <w:t xml:space="preserve"> con </w:t>
-      </w:r>
-      <w:proofErr w:type="spellStart"/>
-      <w:r>
-        <w:rPr>
-          <w:b/>
-          <w:bCs/>
-          <w:lang w:val="es-419"/>
-        </w:rPr>
-        <w:t>Linked</w:t>
-      </w:r>
-      <w:proofErr w:type="spellEnd"/>
-      <w:r>
-        <w:rPr>
-          <w:b/>
-          <w:bCs/>
-          <w:lang w:val="es-419"/>
-        </w:rPr>
-        <w:t xml:space="preserve"> </w:t>
-      </w:r>
-      <w:proofErr w:type="spellStart"/>
-      <w:r>
-        <w:rPr>
-          <w:b/>
-          <w:bCs/>
-          <w:lang w:val="es-419"/>
-        </w:rPr>
-        <w:t>List</w:t>
-      </w:r>
-      <w:proofErr w:type="spellEnd"/>
     </w:p>
     <w:p>
       <w:pPr>
@@ -10492,7 +10795,7 @@
     </w:p>
     <w:tbl>
       <w:tblPr>
-        <w:tblStyle w:val="Tabladecuadrcula2"/>
+        <w:tblStyle w:val="GridTable2"/>
         <w:tblW w:w="4543" w:type="pct"/>
         <w:tblLook w:val="04A0" w:firstRow="1" w:lastRow="0" w:firstColumn="1" w:lastColumn="0" w:noHBand="0" w:noVBand="1"/>
       </w:tblPr>
@@ -11336,7 +11639,7 @@
     </w:p>
     <w:p>
       <w:pPr>
-        <w:pStyle w:val="Ttulo1"/>
+        <w:pStyle w:val="Heading1"/>
         <w:rPr>
           <w:b/>
           <w:bCs/>
@@ -11361,7 +11664,7 @@
     </w:p>
     <w:p>
       <w:pPr>
-        <w:pStyle w:val="Prrafodelista"/>
+        <w:pStyle w:val="ListParagraph"/>
         <w:numPr>
           <w:ilvl w:val="0"/>
           <w:numId w:val="18"/>
@@ -11375,68 +11678,253 @@
         <w:rPr>
           <w:lang w:val="es-419"/>
         </w:rPr>
-        <w:t xml:space="preserve">¿Se observan diferencias significativas entre las implementaciones con </w:t>
+        <w:t>¿Se observan diferencias significativas entre las implementaciones con ArrayList y LinkedList para las funciones de Queue y Stack? ¿Cuál es más eficiente en cada operación? ¿Por qué una implementación es más rápida en ciertos casos?</w:t>
+      </w:r>
+    </w:p>
+    <w:p>
+      <w:pPr>
+        <w:ind w:left="720"/>
+        <w:jc w:val="both"/>
+        <w:rPr>
+          <w:rFonts w:ascii="Calibri" w:hAnsi="Calibri" w:cs="Calibri"/>
+          <w:lang w:val="es-ES"/>
+        </w:rPr>
+      </w:pPr>
+      <w:r>
+        <w:rPr>
+          <w:rFonts w:ascii="Calibri" w:hAnsi="Calibri" w:cs="Calibri"/>
+          <w:lang w:val="es-ES"/>
+        </w:rPr>
+        <w:t>Sí, hay diferencias claras y dependen de la operación. Las pruebas se ejecutaron sobre Data/</w:t>
       </w:r>
       <w:proofErr w:type="spellStart"/>
       <w:r>
         <w:rPr>
-          <w:lang w:val="es-419"/>
-        </w:rPr>
-        <w:t>ArrayList</w:t>
+          <w:rFonts w:ascii="Calibri" w:hAnsi="Calibri" w:cs="Calibri"/>
+          <w:lang w:val="es-ES"/>
+        </w:rPr>
+        <w:t>GoodReads</w:t>
       </w:r>
       <w:proofErr w:type="spellEnd"/>
       <w:r>
         <w:rPr>
-          <w:lang w:val="es-419"/>
-        </w:rPr>
-        <w:t xml:space="preserve"> y </w:t>
+          <w:rFonts w:ascii="Calibri" w:hAnsi="Calibri" w:cs="Calibri"/>
+          <w:lang w:val="es-ES"/>
+        </w:rPr>
+        <w:t xml:space="preserve">/books.csv con 10.000 registros y 44 pruebas unitarias aprobadas. En </w:t>
       </w:r>
       <w:proofErr w:type="spellStart"/>
       <w:r>
         <w:rPr>
-          <w:lang w:val="es-419"/>
-        </w:rPr>
-        <w:t>LinkedList</w:t>
-      </w:r>
-      <w:proofErr w:type="spellEnd"/>
-      <w:r>
-        <w:rPr>
-          <w:lang w:val="es-419"/>
-        </w:rPr>
-        <w:t xml:space="preserve"> para las funciones de </w:t>
-      </w:r>
-      <w:proofErr w:type="spellStart"/>
-      <w:r>
-        <w:rPr>
-          <w:lang w:val="es-419"/>
+          <w:rFonts w:ascii="Calibri" w:hAnsi="Calibri" w:cs="Calibri"/>
+          <w:lang w:val="es-ES"/>
         </w:rPr>
         <w:t>Queue</w:t>
       </w:r>
       <w:proofErr w:type="spellEnd"/>
       <w:r>
         <w:rPr>
-          <w:lang w:val="es-419"/>
-        </w:rPr>
-        <w:t xml:space="preserve"> y </w:t>
+          <w:rFonts w:ascii="Calibri" w:hAnsi="Calibri" w:cs="Calibri"/>
+          <w:lang w:val="es-ES"/>
+        </w:rPr>
+        <w:t xml:space="preserve">, Array List agrega al final con costo </w:t>
+      </w:r>
+      <w:proofErr w:type="gramStart"/>
+      <w:r>
+        <w:rPr>
+          <w:rFonts w:ascii="Calibri" w:hAnsi="Calibri" w:cs="Calibri"/>
+          <w:lang w:val="es-ES"/>
+        </w:rPr>
+        <w:t>O(</w:t>
+      </w:r>
+      <w:proofErr w:type="gramEnd"/>
+      <w:r>
+        <w:rPr>
+          <w:rFonts w:ascii="Calibri" w:hAnsi="Calibri" w:cs="Calibri"/>
+          <w:lang w:val="es-ES"/>
+        </w:rPr>
+        <w:t xml:space="preserve">1) amortizado y fue el más estable en </w:t>
       </w:r>
       <w:proofErr w:type="spellStart"/>
       <w:r>
         <w:rPr>
-          <w:lang w:val="es-419"/>
-        </w:rPr>
-        <w:t>Stack</w:t>
+          <w:rFonts w:ascii="Calibri" w:hAnsi="Calibri" w:cs="Calibri"/>
+          <w:lang w:val="es-ES"/>
+        </w:rPr>
+        <w:t>enqueue</w:t>
       </w:r>
       <w:proofErr w:type="spellEnd"/>
       <w:r>
         <w:rPr>
-          <w:lang w:val="es-419"/>
-        </w:rPr>
-        <w:t>? ¿Cuál es más eficiente en cada operación? ¿Por qué una implementación es más rápida en ciertos casos?</w:t>
+          <w:rFonts w:ascii="Calibri" w:hAnsi="Calibri" w:cs="Calibri"/>
+          <w:lang w:val="es-ES"/>
+        </w:rPr>
+        <w:t xml:space="preserve"> (de 0.015 ms al 0.50% a 1.446 ms al 100%), pero </w:t>
+      </w:r>
+      <w:proofErr w:type="spellStart"/>
+      <w:r>
+        <w:rPr>
+          <w:rFonts w:ascii="Calibri" w:hAnsi="Calibri" w:cs="Calibri"/>
+          <w:lang w:val="es-ES"/>
+        </w:rPr>
+        <w:t>dequeue</w:t>
+      </w:r>
+      <w:proofErr w:type="spellEnd"/>
+      <w:r>
+        <w:rPr>
+          <w:rFonts w:ascii="Calibri" w:hAnsi="Calibri" w:cs="Calibri"/>
+          <w:lang w:val="es-ES"/>
+        </w:rPr>
+        <w:t xml:space="preserve"> debe desplazar los elementos restantes (O(n)) y creció de 0.014 ms a 5.848 ms. </w:t>
+      </w:r>
+      <w:proofErr w:type="spellStart"/>
+      <w:r>
+        <w:rPr>
+          <w:rFonts w:ascii="Calibri" w:hAnsi="Calibri" w:cs="Calibri"/>
+          <w:lang w:val="es-ES"/>
+        </w:rPr>
+        <w:t>Linked</w:t>
+      </w:r>
+      <w:proofErr w:type="spellEnd"/>
+      <w:r>
+        <w:rPr>
+          <w:rFonts w:ascii="Calibri" w:hAnsi="Calibri" w:cs="Calibri"/>
+          <w:lang w:val="es-ES"/>
+        </w:rPr>
+        <w:t xml:space="preserve"> List elimina el primer nodo sin desplazamientos (</w:t>
+      </w:r>
+      <w:proofErr w:type="gramStart"/>
+      <w:r>
+        <w:rPr>
+          <w:rFonts w:ascii="Calibri" w:hAnsi="Calibri" w:cs="Calibri"/>
+          <w:lang w:val="es-ES"/>
+        </w:rPr>
+        <w:t>O(</w:t>
+      </w:r>
+      <w:proofErr w:type="gramEnd"/>
+      <w:r>
+        <w:rPr>
+          <w:rFonts w:ascii="Calibri" w:hAnsi="Calibri" w:cs="Calibri"/>
+          <w:lang w:val="es-ES"/>
+        </w:rPr>
+        <w:t xml:space="preserve">1)) y su </w:t>
+      </w:r>
+      <w:proofErr w:type="spellStart"/>
+      <w:r>
+        <w:rPr>
+          <w:rFonts w:ascii="Calibri" w:hAnsi="Calibri" w:cs="Calibri"/>
+          <w:lang w:val="es-ES"/>
+        </w:rPr>
+        <w:t>dequeue</w:t>
+      </w:r>
+      <w:proofErr w:type="spellEnd"/>
+      <w:r>
+        <w:rPr>
+          <w:rFonts w:ascii="Calibri" w:hAnsi="Calibri" w:cs="Calibri"/>
+          <w:lang w:val="es-ES"/>
+        </w:rPr>
+        <w:t xml:space="preserve"> solo llegó a 2.221 ms al 100%, es decir 2.6 veces más rápido que Array List. En Stack, </w:t>
+      </w:r>
+      <w:proofErr w:type="spellStart"/>
+      <w:r>
+        <w:rPr>
+          <w:rFonts w:ascii="Calibri" w:hAnsi="Calibri" w:cs="Calibri"/>
+          <w:lang w:val="es-ES"/>
+        </w:rPr>
+        <w:t>Linked</w:t>
+      </w:r>
+      <w:proofErr w:type="spellEnd"/>
+      <w:r>
+        <w:rPr>
+          <w:rFonts w:ascii="Calibri" w:hAnsi="Calibri" w:cs="Calibri"/>
+          <w:lang w:val="es-ES"/>
+        </w:rPr>
+        <w:t xml:space="preserve"> List fue claramente mejor porque </w:t>
+      </w:r>
+      <w:proofErr w:type="spellStart"/>
+      <w:r>
+        <w:rPr>
+          <w:rFonts w:ascii="Calibri" w:hAnsi="Calibri" w:cs="Calibri"/>
+          <w:lang w:val="es-ES"/>
+        </w:rPr>
+        <w:t>push</w:t>
+      </w:r>
+      <w:proofErr w:type="spellEnd"/>
+      <w:r>
+        <w:rPr>
+          <w:rFonts w:ascii="Calibri" w:hAnsi="Calibri" w:cs="Calibri"/>
+          <w:lang w:val="es-ES"/>
+        </w:rPr>
+        <w:t xml:space="preserve"> y pop operan sobre el primer nodo: 2.164 ms y 3.019 ms al 100%, frente a 15.583 ms y 6.667 ms de Array List, que debe desplazar elementos al insertar o eliminar en la primera posición. </w:t>
+      </w:r>
+      <w:proofErr w:type="spellStart"/>
+      <w:r>
+        <w:rPr>
+          <w:rFonts w:ascii="Calibri" w:hAnsi="Calibri" w:cs="Calibri"/>
+          <w:lang w:val="es-ES"/>
+        </w:rPr>
+        <w:t>peek</w:t>
+      </w:r>
+      <w:proofErr w:type="spellEnd"/>
+      <w:r>
+        <w:rPr>
+          <w:rFonts w:ascii="Calibri" w:hAnsi="Calibri" w:cs="Calibri"/>
+          <w:lang w:val="es-ES"/>
+        </w:rPr>
+        <w:t xml:space="preserve"> y top son </w:t>
+      </w:r>
+      <w:proofErr w:type="gramStart"/>
+      <w:r>
+        <w:rPr>
+          <w:rFonts w:ascii="Calibri" w:hAnsi="Calibri" w:cs="Calibri"/>
+          <w:lang w:val="es-ES"/>
+        </w:rPr>
+        <w:t>O(</w:t>
+      </w:r>
+      <w:proofErr w:type="gramEnd"/>
+      <w:r>
+        <w:rPr>
+          <w:rFonts w:ascii="Calibri" w:hAnsi="Calibri" w:cs="Calibri"/>
+          <w:lang w:val="es-ES"/>
+        </w:rPr>
+        <w:t xml:space="preserve">1) en ambas implementaciones y sus tiempos se mantuvieron entre 0.000 y 0.004 ms. El valor de 12.232 ms en </w:t>
+      </w:r>
+      <w:proofErr w:type="spellStart"/>
+      <w:r>
+        <w:rPr>
+          <w:rFonts w:ascii="Calibri" w:hAnsi="Calibri" w:cs="Calibri"/>
+          <w:lang w:val="es-ES"/>
+        </w:rPr>
+        <w:t>enqueue</w:t>
+      </w:r>
+      <w:proofErr w:type="spellEnd"/>
+      <w:r>
+        <w:rPr>
+          <w:rFonts w:ascii="Calibri" w:hAnsi="Calibri" w:cs="Calibri"/>
+          <w:lang w:val="es-ES"/>
+        </w:rPr>
+        <w:t xml:space="preserve"> con </w:t>
+      </w:r>
+      <w:proofErr w:type="spellStart"/>
+      <w:r>
+        <w:rPr>
+          <w:rFonts w:ascii="Calibri" w:hAnsi="Calibri" w:cs="Calibri"/>
+          <w:lang w:val="es-ES"/>
+        </w:rPr>
+        <w:t>Linked</w:t>
+      </w:r>
+      <w:proofErr w:type="spellEnd"/>
+      <w:r>
+        <w:rPr>
+          <w:rFonts w:ascii="Calibri" w:hAnsi="Calibri" w:cs="Calibri"/>
+          <w:lang w:val="es-ES"/>
+        </w:rPr>
+        <w:t xml:space="preserve"> List al 100% es una anomalía experimental observada en esta corrida (la tendencia previa era 1.743 ms al 80%) y se conserva tal como se midió, sin interpretarlo como comportamiento general.</w:t>
       </w:r>
     </w:p>
     <w:p>
       <w:pPr>
-        <w:pStyle w:val="Prrafodelista"/>
+        <w:pStyle w:val="ListParagraph"/>
         <w:numPr>
           <w:ilvl w:val="0"/>
           <w:numId w:val="18"/>
@@ -11450,40 +11938,181 @@
         <w:rPr>
           <w:lang w:val="es-419"/>
         </w:rPr>
-        <w:t xml:space="preserve">¿Cuándo es preferible usar </w:t>
+        <w:t>¿Cuándo es preferible usar ArrayList o LinkedList? Si insertamos y eliminamos con frecuencia, ¿qué estructura conviene más? Si accedemos aleatoriamente a elementos, ¿cuál es más eficiente?</w:t>
+      </w:r>
+    </w:p>
+    <w:p>
+      <w:pPr>
+        <w:ind w:left="720"/>
+        <w:jc w:val="both"/>
+        <w:rPr>
+          <w:rFonts w:ascii="Calibri" w:hAnsi="Calibri" w:cs="Calibri"/>
+          <w:lang w:val="es-ES"/>
+        </w:rPr>
+      </w:pPr>
+      <w:r>
+        <w:rPr>
+          <w:rFonts w:ascii="Calibri" w:hAnsi="Calibri" w:cs="Calibri"/>
+          <w:lang w:val="es-ES"/>
+        </w:rPr>
+        <w:t xml:space="preserve">Array List conviene cuando se requiere acceso aleatorio por índice, recorridos secuenciales y operaciones al final de la estructura, ya que el acceso por posición es </w:t>
+      </w:r>
+      <w:proofErr w:type="gramStart"/>
+      <w:r>
+        <w:rPr>
+          <w:rFonts w:ascii="Calibri" w:hAnsi="Calibri" w:cs="Calibri"/>
+          <w:lang w:val="es-ES"/>
+        </w:rPr>
+        <w:t>O(</w:t>
+      </w:r>
+      <w:proofErr w:type="gramEnd"/>
+      <w:r>
+        <w:rPr>
+          <w:rFonts w:ascii="Calibri" w:hAnsi="Calibri" w:cs="Calibri"/>
+          <w:lang w:val="es-ES"/>
+        </w:rPr>
+        <w:t xml:space="preserve">1) y la contigüidad en memoria mejora la localidad de caché. </w:t>
       </w:r>
       <w:proofErr w:type="spellStart"/>
       <w:r>
         <w:rPr>
-          <w:lang w:val="es-419"/>
-        </w:rPr>
-        <w:t>ArrayList</w:t>
+          <w:rFonts w:ascii="Calibri" w:hAnsi="Calibri" w:cs="Calibri"/>
+          <w:lang w:val="es-ES"/>
+        </w:rPr>
+        <w:t>Linked</w:t>
       </w:r>
       <w:proofErr w:type="spellEnd"/>
       <w:r>
         <w:rPr>
-          <w:lang w:val="es-419"/>
-        </w:rPr>
-        <w:t xml:space="preserve"> o </w:t>
+          <w:rFonts w:ascii="Calibri" w:hAnsi="Calibri" w:cs="Calibri"/>
+          <w:lang w:val="es-ES"/>
+        </w:rPr>
+        <w:t xml:space="preserve"> List conviene cuando predominan inserciones y eliminaciones en el inicio (o en un extremo conocido), porque esas operaciones son </w:t>
+      </w:r>
+      <w:proofErr w:type="gramStart"/>
+      <w:r>
+        <w:rPr>
+          <w:rFonts w:ascii="Calibri" w:hAnsi="Calibri" w:cs="Calibri"/>
+          <w:lang w:val="es-ES"/>
+        </w:rPr>
+        <w:t>O(</w:t>
+      </w:r>
+      <w:proofErr w:type="gramEnd"/>
+      <w:r>
+        <w:rPr>
+          <w:rFonts w:ascii="Calibri" w:hAnsi="Calibri" w:cs="Calibri"/>
+          <w:lang w:val="es-ES"/>
+        </w:rPr>
+        <w:t xml:space="preserve">1) y no requieren desplazar los elementos restantes. Si insertamos y eliminamos con frecuencia al inicio, como en </w:t>
       </w:r>
       <w:proofErr w:type="spellStart"/>
       <w:r>
         <w:rPr>
-          <w:lang w:val="es-419"/>
-        </w:rPr>
-        <w:t>LinkedList</w:t>
+          <w:rFonts w:ascii="Calibri" w:hAnsi="Calibri" w:cs="Calibri"/>
+          <w:lang w:val="es-ES"/>
+        </w:rPr>
+        <w:t>dequeue</w:t>
       </w:r>
       <w:proofErr w:type="spellEnd"/>
       <w:r>
         <w:rPr>
-          <w:lang w:val="es-419"/>
-        </w:rPr>
-        <w:t>? Si insertamos y eliminamos con frecuencia, ¿qué estructura conviene más? Si accedemos aleatoriamente a elementos, ¿cuál es más eficiente?</w:t>
+          <w:rFonts w:ascii="Calibri" w:hAnsi="Calibri" w:cs="Calibri"/>
+          <w:lang w:val="es-ES"/>
+        </w:rPr>
+        <w:t xml:space="preserve">, </w:t>
+      </w:r>
+      <w:proofErr w:type="spellStart"/>
+      <w:r>
+        <w:rPr>
+          <w:rFonts w:ascii="Calibri" w:hAnsi="Calibri" w:cs="Calibri"/>
+          <w:lang w:val="es-ES"/>
+        </w:rPr>
+        <w:t>push</w:t>
+      </w:r>
+      <w:proofErr w:type="spellEnd"/>
+      <w:r>
+        <w:rPr>
+          <w:rFonts w:ascii="Calibri" w:hAnsi="Calibri" w:cs="Calibri"/>
+          <w:lang w:val="es-ES"/>
+        </w:rPr>
+        <w:t xml:space="preserve"> y pop de esta práctica, conviene </w:t>
+      </w:r>
+      <w:proofErr w:type="spellStart"/>
+      <w:r>
+        <w:rPr>
+          <w:rFonts w:ascii="Calibri" w:hAnsi="Calibri" w:cs="Calibri"/>
+          <w:lang w:val="es-ES"/>
+        </w:rPr>
+        <w:t>Linked</w:t>
+      </w:r>
+      <w:proofErr w:type="spellEnd"/>
+      <w:r>
+        <w:rPr>
+          <w:rFonts w:ascii="Calibri" w:hAnsi="Calibri" w:cs="Calibri"/>
+          <w:lang w:val="es-ES"/>
+        </w:rPr>
+        <w:t xml:space="preserve"> List: los tiempos al 100% lo confirman (2.221 ms en </w:t>
+      </w:r>
+      <w:proofErr w:type="spellStart"/>
+      <w:r>
+        <w:rPr>
+          <w:rFonts w:ascii="Calibri" w:hAnsi="Calibri" w:cs="Calibri"/>
+          <w:lang w:val="es-ES"/>
+        </w:rPr>
+        <w:t>dequeue</w:t>
+      </w:r>
+      <w:proofErr w:type="spellEnd"/>
+      <w:r>
+        <w:rPr>
+          <w:rFonts w:ascii="Calibri" w:hAnsi="Calibri" w:cs="Calibri"/>
+          <w:lang w:val="es-ES"/>
+        </w:rPr>
+        <w:t xml:space="preserve"> frente a 5.848 ms, y 2.164 ms en </w:t>
+      </w:r>
+      <w:proofErr w:type="spellStart"/>
+      <w:r>
+        <w:rPr>
+          <w:rFonts w:ascii="Calibri" w:hAnsi="Calibri" w:cs="Calibri"/>
+          <w:lang w:val="es-ES"/>
+        </w:rPr>
+        <w:t>push</w:t>
+      </w:r>
+      <w:proofErr w:type="spellEnd"/>
+      <w:r>
+        <w:rPr>
+          <w:rFonts w:ascii="Calibri" w:hAnsi="Calibri" w:cs="Calibri"/>
+          <w:lang w:val="es-ES"/>
+        </w:rPr>
+        <w:t xml:space="preserve"> frente a 15.583 ms). Si el </w:t>
+      </w:r>
+      <w:r>
+        <w:rPr>
+          <w:rFonts w:ascii="Calibri" w:hAnsi="Calibri" w:cs="Calibri"/>
+          <w:lang w:val="es-ES"/>
+        </w:rPr>
+        <w:lastRenderedPageBreak/>
+        <w:t xml:space="preserve">acceso es aleatorio por índice, conviene Array List, porque </w:t>
+      </w:r>
+      <w:proofErr w:type="spellStart"/>
+      <w:r>
+        <w:rPr>
+          <w:rFonts w:ascii="Calibri" w:hAnsi="Calibri" w:cs="Calibri"/>
+          <w:lang w:val="es-ES"/>
+        </w:rPr>
+        <w:t>Linked</w:t>
+      </w:r>
+      <w:proofErr w:type="spellEnd"/>
+      <w:r>
+        <w:rPr>
+          <w:rFonts w:ascii="Calibri" w:hAnsi="Calibri" w:cs="Calibri"/>
+          <w:lang w:val="es-ES"/>
+        </w:rPr>
+        <w:t xml:space="preserve"> List debe recorrer los nodos uno por uno hasta la posición buscada (O(n)) y además consume memoria adicional para los apuntadores. Ninguna implementación es mejor en todos los casos: la elección depende de la operación dominante en el caso de uso.</w:t>
       </w:r>
     </w:p>
     <w:p>
       <w:pPr>
-        <w:pStyle w:val="Prrafodelista"/>
+        <w:pStyle w:val="ListParagraph"/>
         <w:numPr>
           <w:ilvl w:val="0"/>
           <w:numId w:val="18"/>
@@ -11502,7 +12131,72 @@
     </w:p>
     <w:p>
       <w:pPr>
-        <w:pStyle w:val="Prrafodelista"/>
+        <w:ind w:left="720"/>
+        <w:jc w:val="both"/>
+        <w:rPr>
+          <w:rFonts w:ascii="Calibri" w:hAnsi="Calibri" w:cs="Calibri"/>
+          <w:lang w:val="es-ES"/>
+        </w:rPr>
+      </w:pPr>
+      <w:r>
+        <w:rPr>
+          <w:rFonts w:ascii="Calibri" w:hAnsi="Calibri" w:cs="Calibri"/>
+          <w:lang w:val="es-ES"/>
+        </w:rPr>
+        <w:t xml:space="preserve">Sí. Con muestras pequeñas (0.50% y 5.00%) los tiempos son tan bajos que quedan por debajo de la resolución práctica del reloj y se reportan como 0.000 ms al redondear a tres decimales, especialmente en </w:t>
+      </w:r>
+      <w:proofErr w:type="spellStart"/>
+      <w:r>
+        <w:rPr>
+          <w:rFonts w:ascii="Calibri" w:hAnsi="Calibri" w:cs="Calibri"/>
+          <w:lang w:val="es-ES"/>
+        </w:rPr>
+        <w:t>peek</w:t>
+      </w:r>
+      <w:proofErr w:type="spellEnd"/>
+      <w:r>
+        <w:rPr>
+          <w:rFonts w:ascii="Calibri" w:hAnsi="Calibri" w:cs="Calibri"/>
+          <w:lang w:val="es-ES"/>
+        </w:rPr>
+        <w:t xml:space="preserve"> y top; esto no significa costo nulo, sino una medición por debajo de la precisión disponible. También influyen el calentamiento del intérprete, la carga del sistema operativo, los procesos en segundo plano, la administración de memoria y el redimensionamiento interno de las estructuras, lo que produce variaciones entre corridas. La anomalía más notoria es el </w:t>
+      </w:r>
+      <w:proofErr w:type="spellStart"/>
+      <w:r>
+        <w:rPr>
+          <w:rFonts w:ascii="Calibri" w:hAnsi="Calibri" w:cs="Calibri"/>
+          <w:lang w:val="es-ES"/>
+        </w:rPr>
+        <w:t>enqueue</w:t>
+      </w:r>
+      <w:proofErr w:type="spellEnd"/>
+      <w:r>
+        <w:rPr>
+          <w:rFonts w:ascii="Calibri" w:hAnsi="Calibri" w:cs="Calibri"/>
+          <w:lang w:val="es-ES"/>
+        </w:rPr>
+        <w:t xml:space="preserve"> de </w:t>
+      </w:r>
+      <w:proofErr w:type="spellStart"/>
+      <w:r>
+        <w:rPr>
+          <w:rFonts w:ascii="Calibri" w:hAnsi="Calibri" w:cs="Calibri"/>
+          <w:lang w:val="es-ES"/>
+        </w:rPr>
+        <w:t>Linked</w:t>
+      </w:r>
+      <w:proofErr w:type="spellEnd"/>
+      <w:r>
+        <w:rPr>
+          <w:rFonts w:ascii="Calibri" w:hAnsi="Calibri" w:cs="Calibri"/>
+          <w:lang w:val="es-ES"/>
+        </w:rPr>
+        <w:t xml:space="preserve"> List al 100%, con 12.232 ms frente a 1.743 ms al 80%: rompe la tendencia y no se explica por la teoría, por lo que se reporta como anomalía experimental y no se elimina ni se sustituye. En conclusión, los tiempos medidos corresponden a esta máquina y a esta ejecución, y complementan, pero no reemplazan, el análisis de complejidad asintótica.</w:t>
+      </w:r>
+    </w:p>
+    <w:p>
+      <w:pPr>
+        <w:pStyle w:val="ListParagraph"/>
         <w:numPr>
           <w:ilvl w:val="0"/>
           <w:numId w:val="18"/>
@@ -11552,7 +12246,7 @@
     </w:p>
     <w:tbl>
       <w:tblPr>
-        <w:tblStyle w:val="Tablaconcuadrcula5oscura-nfasis1"/>
+        <w:tblStyle w:val="GridTable5Dark-Accent1"/>
         <w:tblW w:w="0" w:type="auto"/>
         <w:tblInd w:w="258" w:type="dxa"/>
         <w:tblLook w:val="04A0" w:firstRow="1" w:lastRow="0" w:firstColumn="1" w:lastColumn="0" w:noHBand="0" w:noVBand="1"/>
@@ -11620,62 +12314,42 @@
                 <w:bCs w:val="0"/>
                 <w:lang w:val="es-CO"/>
               </w:rPr>
-              <w:t xml:space="preserve">Array </w:t>
-            </w:r>
-            <w:proofErr w:type="spellStart"/>
-            <w:r>
+              <w:t>Array List</w:t>
+            </w:r>
+          </w:p>
+        </w:tc>
+        <w:tc>
+          <w:tcPr>
+            <w:tcW w:w="1251" w:type="dxa"/>
+          </w:tcPr>
+          <w:p>
+            <w:pPr>
+              <w:jc w:val="center"/>
+              <w:cnfStyle w:val="100000000000" w:firstRow="1" w:lastRow="0" w:firstColumn="0" w:lastColumn="0" w:oddVBand="0" w:evenVBand="0" w:oddHBand="0" w:evenHBand="0" w:firstRowFirstColumn="0" w:firstRowLastColumn="0" w:lastRowFirstColumn="0" w:lastRowLastColumn="0"/>
               <w:rPr>
                 <w:b w:val="0"/>
                 <w:bCs w:val="0"/>
                 <w:lang w:val="es-CO"/>
               </w:rPr>
-              <w:t>List</w:t>
-            </w:r>
-            <w:proofErr w:type="spellEnd"/>
-          </w:p>
-        </w:tc>
-        <w:tc>
-          <w:tcPr>
-            <w:tcW w:w="1251" w:type="dxa"/>
-          </w:tcPr>
-          <w:p>
-            <w:pPr>
-              <w:jc w:val="center"/>
-              <w:cnfStyle w:val="100000000000" w:firstRow="1" w:lastRow="0" w:firstColumn="0" w:lastColumn="0" w:oddVBand="0" w:evenVBand="0" w:oddHBand="0" w:evenHBand="0" w:firstRowFirstColumn="0" w:firstRowLastColumn="0" w:lastRowFirstColumn="0" w:lastRowLastColumn="0"/>
+            </w:pPr>
+            <w:proofErr w:type="spellStart"/>
+            <w:r>
               <w:rPr>
                 <w:b w:val="0"/>
                 <w:bCs w:val="0"/>
                 <w:lang w:val="es-CO"/>
               </w:rPr>
-            </w:pPr>
-            <w:proofErr w:type="spellStart"/>
+              <w:t>Linked</w:t>
+            </w:r>
+            <w:proofErr w:type="spellEnd"/>
             <w:r>
               <w:rPr>
                 <w:b w:val="0"/>
                 <w:bCs w:val="0"/>
                 <w:lang w:val="es-CO"/>
               </w:rPr>
-              <w:t>Linked</w:t>
-            </w:r>
-            <w:proofErr w:type="spellEnd"/>
-            <w:r>
-              <w:rPr>
-                <w:b w:val="0"/>
-                <w:bCs w:val="0"/>
-                <w:lang w:val="es-CO"/>
-              </w:rPr>
-              <w:t xml:space="preserve"> </w:t>
-            </w:r>
-            <w:proofErr w:type="spellStart"/>
-            <w:r>
-              <w:rPr>
-                <w:b w:val="0"/>
-                <w:bCs w:val="0"/>
-                <w:lang w:val="es-CO"/>
-              </w:rPr>
-              <w:t>List</w:t>
-            </w:r>
-            <w:proofErr w:type="spellEnd"/>
+              <w:t xml:space="preserve"> List</w:t>
+            </w:r>
           </w:p>
         </w:tc>
         <w:tc>
@@ -11746,7 +12420,6 @@
               </w:rPr>
             </w:pPr>
             <w:proofErr w:type="spellStart"/>
-            <w:proofErr w:type="gramStart"/>
             <w:r>
               <w:rPr>
                 <w:b/>
@@ -11762,25 +12435,37 @@
                 <w:bCs/>
                 <w:lang w:val="es-CO"/>
               </w:rPr>
-              <w:t>(</w:t>
-            </w:r>
-            <w:proofErr w:type="gramEnd"/>
-            <w:r>
-              <w:rPr>
-                <w:b/>
-                <w:bCs/>
+              <w:t>()</w:t>
+            </w:r>
+          </w:p>
+        </w:tc>
+        <w:tc>
+          <w:tcPr>
+            <w:tcW w:w="1245" w:type="dxa"/>
+          </w:tcPr>
+          <w:p>
+            <w:pPr>
+              <w:jc w:val="center"/>
+              <w:cnfStyle w:val="000000100000" w:firstRow="0" w:lastRow="0" w:firstColumn="0" w:lastColumn="0" w:oddVBand="0" w:evenVBand="0" w:oddHBand="1" w:evenHBand="0" w:firstRowFirstColumn="0" w:firstRowLastColumn="0" w:lastRowFirstColumn="0" w:lastRowLastColumn="0"/>
+              <w:rPr>
                 <w:lang w:val="es-CO"/>
               </w:rPr>
-              <w:t>)</w:t>
-            </w:r>
-          </w:p>
-        </w:tc>
-        <w:tc>
-          <w:tcPr>
-            <w:tcW w:w="1245" w:type="dxa"/>
-          </w:tcPr>
-          <w:p>
-            <w:pPr>
+            </w:pPr>
+            <w:r>
+              <w:rPr>
+                <w:lang w:val="es-CO"/>
+              </w:rPr>
+              <w:t>x</w:t>
+            </w:r>
+          </w:p>
+        </w:tc>
+        <w:tc>
+          <w:tcPr>
+            <w:tcW w:w="1251" w:type="dxa"/>
+          </w:tcPr>
+          <w:p>
+            <w:pPr>
+              <w:jc w:val="center"/>
               <w:cnfStyle w:val="000000100000" w:firstRow="0" w:lastRow="0" w:firstColumn="0" w:lastColumn="0" w:oddVBand="0" w:evenVBand="0" w:oddHBand="1" w:evenHBand="0" w:firstRowFirstColumn="0" w:firstRowLastColumn="0" w:lastRowFirstColumn="0" w:lastRowLastColumn="0"/>
               <w:rPr>
                 <w:lang w:val="es-CO"/>
@@ -11790,7 +12475,7 @@
         </w:tc>
         <w:tc>
           <w:tcPr>
-            <w:tcW w:w="1251" w:type="dxa"/>
+            <w:tcW w:w="4765" w:type="dxa"/>
           </w:tcPr>
           <w:p>
             <w:pPr>
@@ -11799,19 +12484,40 @@
                 <w:lang w:val="es-CO"/>
               </w:rPr>
             </w:pPr>
-          </w:p>
-        </w:tc>
-        <w:tc>
-          <w:tcPr>
-            <w:tcW w:w="4765" w:type="dxa"/>
-          </w:tcPr>
-          <w:p>
-            <w:pPr>
-              <w:cnfStyle w:val="000000100000" w:firstRow="0" w:lastRow="0" w:firstColumn="0" w:lastColumn="0" w:oddVBand="0" w:evenVBand="0" w:oddHBand="1" w:evenHBand="0" w:firstRowFirstColumn="0" w:firstRowLastColumn="0" w:lastRowFirstColumn="0" w:lastRowLastColumn="0"/>
+            <w:r>
               <w:rPr>
                 <w:lang w:val="es-CO"/>
               </w:rPr>
-            </w:pPr>
+              <w:t xml:space="preserve">Teoría: O(1) amortizado en Array List al agregar al final; O(n) en </w:t>
+            </w:r>
+            <w:proofErr w:type="spellStart"/>
+            <w:r>
+              <w:rPr>
+                <w:lang w:val="es-CO"/>
+              </w:rPr>
+              <w:t>Linked</w:t>
+            </w:r>
+            <w:proofErr w:type="spellEnd"/>
+            <w:r>
+              <w:rPr>
+                <w:lang w:val="es-CO"/>
+              </w:rPr>
+              <w:t xml:space="preserve"> List si recorre hasta el último nodo. Empírico: Array List más estable (1.446 ms al 100%); </w:t>
+            </w:r>
+            <w:proofErr w:type="spellStart"/>
+            <w:r>
+              <w:rPr>
+                <w:lang w:val="es-CO"/>
+              </w:rPr>
+              <w:t>Linked</w:t>
+            </w:r>
+            <w:proofErr w:type="spellEnd"/>
+            <w:r>
+              <w:rPr>
+                <w:lang w:val="es-CO"/>
+              </w:rPr>
+              <w:t xml:space="preserve"> List registró 12.232 ms, anomalía experimental.</w:t>
+            </w:r>
           </w:p>
         </w:tc>
       </w:tr>
@@ -11847,7 +12553,6 @@
               </w:rPr>
             </w:pPr>
             <w:proofErr w:type="spellStart"/>
-            <w:proofErr w:type="gramStart"/>
             <w:r>
               <w:rPr>
                 <w:b/>
@@ -11863,35 +12568,47 @@
                 <w:bCs/>
                 <w:lang w:val="es-CO"/>
               </w:rPr>
-              <w:t>(</w:t>
-            </w:r>
-            <w:proofErr w:type="gramEnd"/>
-            <w:r>
-              <w:rPr>
-                <w:b/>
-                <w:bCs/>
+              <w:t>()</w:t>
+            </w:r>
+          </w:p>
+        </w:tc>
+        <w:tc>
+          <w:tcPr>
+            <w:tcW w:w="1245" w:type="dxa"/>
+          </w:tcPr>
+          <w:p>
+            <w:pPr>
+              <w:jc w:val="center"/>
+              <w:cnfStyle w:val="000000000000" w:firstRow="0" w:lastRow="0" w:firstColumn="0" w:lastColumn="0" w:oddVBand="0" w:evenVBand="0" w:oddHBand="0" w:evenHBand="0" w:firstRowFirstColumn="0" w:firstRowLastColumn="0" w:lastRowFirstColumn="0" w:lastRowLastColumn="0"/>
+              <w:rPr>
                 <w:lang w:val="es-CO"/>
               </w:rPr>
-              <w:t>)</w:t>
-            </w:r>
-          </w:p>
-        </w:tc>
-        <w:tc>
-          <w:tcPr>
-            <w:tcW w:w="1245" w:type="dxa"/>
-          </w:tcPr>
-          <w:p>
-            <w:pPr>
+            </w:pPr>
+          </w:p>
+        </w:tc>
+        <w:tc>
+          <w:tcPr>
+            <w:tcW w:w="1251" w:type="dxa"/>
+          </w:tcPr>
+          <w:p>
+            <w:pPr>
+              <w:jc w:val="center"/>
               <w:cnfStyle w:val="000000000000" w:firstRow="0" w:lastRow="0" w:firstColumn="0" w:lastColumn="0" w:oddVBand="0" w:evenVBand="0" w:oddHBand="0" w:evenHBand="0" w:firstRowFirstColumn="0" w:firstRowLastColumn="0" w:lastRowFirstColumn="0" w:lastRowLastColumn="0"/>
               <w:rPr>
                 <w:lang w:val="es-CO"/>
               </w:rPr>
             </w:pPr>
-          </w:p>
-        </w:tc>
-        <w:tc>
-          <w:tcPr>
-            <w:tcW w:w="1251" w:type="dxa"/>
+            <w:r>
+              <w:rPr>
+                <w:lang w:val="es-CO"/>
+              </w:rPr>
+              <w:t>x</w:t>
+            </w:r>
+          </w:p>
+        </w:tc>
+        <w:tc>
+          <w:tcPr>
+            <w:tcW w:w="4765" w:type="dxa"/>
           </w:tcPr>
           <w:p>
             <w:pPr>
@@ -11900,19 +12617,26 @@
                 <w:lang w:val="es-CO"/>
               </w:rPr>
             </w:pPr>
-          </w:p>
-        </w:tc>
-        <w:tc>
-          <w:tcPr>
-            <w:tcW w:w="4765" w:type="dxa"/>
-          </w:tcPr>
-          <w:p>
-            <w:pPr>
-              <w:cnfStyle w:val="000000000000" w:firstRow="0" w:lastRow="0" w:firstColumn="0" w:lastColumn="0" w:oddVBand="0" w:evenVBand="0" w:oddHBand="0" w:evenHBand="0" w:firstRowFirstColumn="0" w:firstRowLastColumn="0" w:lastRowFirstColumn="0" w:lastRowLastColumn="0"/>
+            <w:r>
               <w:rPr>
                 <w:lang w:val="es-CO"/>
               </w:rPr>
-            </w:pPr>
+              <w:t xml:space="preserve">Teoría: O(n) en Array List por el desplazamiento; O(1) en </w:t>
+            </w:r>
+            <w:proofErr w:type="spellStart"/>
+            <w:r>
+              <w:rPr>
+                <w:lang w:val="es-CO"/>
+              </w:rPr>
+              <w:t>Linked</w:t>
+            </w:r>
+            <w:proofErr w:type="spellEnd"/>
+            <w:r>
+              <w:rPr>
+                <w:lang w:val="es-CO"/>
+              </w:rPr>
+              <w:t xml:space="preserve"> List al eliminar el primer nodo. Empírico: 5.848 ms vs. 2.221 ms al 100%, acorde con la teoría.</w:t>
+            </w:r>
           </w:p>
         </w:tc>
       </w:tr>
@@ -11951,7 +12675,6 @@
               </w:rPr>
             </w:pPr>
             <w:proofErr w:type="spellStart"/>
-            <w:proofErr w:type="gramStart"/>
             <w:r>
               <w:rPr>
                 <w:b/>
@@ -11967,35 +12690,53 @@
                 <w:bCs/>
                 <w:lang w:val="es-CO"/>
               </w:rPr>
-              <w:t>(</w:t>
-            </w:r>
-            <w:proofErr w:type="gramEnd"/>
-            <w:r>
-              <w:rPr>
-                <w:b/>
-                <w:bCs/>
+              <w:t>()</w:t>
+            </w:r>
+          </w:p>
+        </w:tc>
+        <w:tc>
+          <w:tcPr>
+            <w:tcW w:w="1245" w:type="dxa"/>
+          </w:tcPr>
+          <w:p>
+            <w:pPr>
+              <w:jc w:val="center"/>
+              <w:cnfStyle w:val="000000100000" w:firstRow="0" w:lastRow="0" w:firstColumn="0" w:lastColumn="0" w:oddVBand="0" w:evenVBand="0" w:oddHBand="1" w:evenHBand="0" w:firstRowFirstColumn="0" w:firstRowLastColumn="0" w:lastRowFirstColumn="0" w:lastRowLastColumn="0"/>
+              <w:rPr>
                 <w:lang w:val="es-CO"/>
               </w:rPr>
-              <w:t>)</w:t>
-            </w:r>
-          </w:p>
-        </w:tc>
-        <w:tc>
-          <w:tcPr>
-            <w:tcW w:w="1245" w:type="dxa"/>
-          </w:tcPr>
-          <w:p>
-            <w:pPr>
+            </w:pPr>
+            <w:r>
+              <w:rPr>
+                <w:lang w:val="es-CO"/>
+              </w:rPr>
+              <w:t>x</w:t>
+            </w:r>
+          </w:p>
+        </w:tc>
+        <w:tc>
+          <w:tcPr>
+            <w:tcW w:w="1251" w:type="dxa"/>
+          </w:tcPr>
+          <w:p>
+            <w:pPr>
+              <w:jc w:val="center"/>
               <w:cnfStyle w:val="000000100000" w:firstRow="0" w:lastRow="0" w:firstColumn="0" w:lastColumn="0" w:oddVBand="0" w:evenVBand="0" w:oddHBand="1" w:evenHBand="0" w:firstRowFirstColumn="0" w:firstRowLastColumn="0" w:lastRowFirstColumn="0" w:lastRowLastColumn="0"/>
               <w:rPr>
                 <w:lang w:val="es-CO"/>
               </w:rPr>
             </w:pPr>
-          </w:p>
-        </w:tc>
-        <w:tc>
-          <w:tcPr>
-            <w:tcW w:w="1251" w:type="dxa"/>
+            <w:r>
+              <w:rPr>
+                <w:lang w:val="es-CO"/>
+              </w:rPr>
+              <w:t>x</w:t>
+            </w:r>
+          </w:p>
+        </w:tc>
+        <w:tc>
+          <w:tcPr>
+            <w:tcW w:w="4765" w:type="dxa"/>
           </w:tcPr>
           <w:p>
             <w:pPr>
@@ -12004,19 +12745,12 @@
                 <w:lang w:val="es-CO"/>
               </w:rPr>
             </w:pPr>
-          </w:p>
-        </w:tc>
-        <w:tc>
-          <w:tcPr>
-            <w:tcW w:w="4765" w:type="dxa"/>
-          </w:tcPr>
-          <w:p>
-            <w:pPr>
-              <w:cnfStyle w:val="000000100000" w:firstRow="0" w:lastRow="0" w:firstColumn="0" w:lastColumn="0" w:oddVBand="0" w:evenVBand="0" w:oddHBand="1" w:evenHBand="0" w:firstRowFirstColumn="0" w:firstRowLastColumn="0" w:lastRowFirstColumn="0" w:lastRowLastColumn="0"/>
+            <w:r>
               <w:rPr>
                 <w:lang w:val="es-CO"/>
               </w:rPr>
-            </w:pPr>
+              <w:t>Teoría: O(1) en ambas. Empírico: 0.000–0.004 ms, dentro de la resolución del reloj.</w:t>
+            </w:r>
           </w:p>
         </w:tc>
       </w:tr>
@@ -12059,73 +12793,81 @@
                 <w:lang w:val="es-CO"/>
               </w:rPr>
             </w:pPr>
-            <w:proofErr w:type="spellStart"/>
-            <w:proofErr w:type="gramStart"/>
             <w:r>
               <w:rPr>
                 <w:b/>
                 <w:bCs/>
                 <w:lang w:val="es-CO"/>
               </w:rPr>
-              <w:t>Push</w:t>
+              <w:t>Push()</w:t>
+            </w:r>
+          </w:p>
+        </w:tc>
+        <w:tc>
+          <w:tcPr>
+            <w:tcW w:w="1245" w:type="dxa"/>
+          </w:tcPr>
+          <w:p>
+            <w:pPr>
+              <w:jc w:val="center"/>
+              <w:cnfStyle w:val="000000000000" w:firstRow="0" w:lastRow="0" w:firstColumn="0" w:lastColumn="0" w:oddVBand="0" w:evenVBand="0" w:oddHBand="0" w:evenHBand="0" w:firstRowFirstColumn="0" w:firstRowLastColumn="0" w:lastRowFirstColumn="0" w:lastRowLastColumn="0"/>
+              <w:rPr>
+                <w:lang w:val="es-CO"/>
+              </w:rPr>
+            </w:pPr>
+          </w:p>
+        </w:tc>
+        <w:tc>
+          <w:tcPr>
+            <w:tcW w:w="1251" w:type="dxa"/>
+          </w:tcPr>
+          <w:p>
+            <w:pPr>
+              <w:jc w:val="center"/>
+              <w:cnfStyle w:val="000000000000" w:firstRow="0" w:lastRow="0" w:firstColumn="0" w:lastColumn="0" w:oddVBand="0" w:evenVBand="0" w:oddHBand="0" w:evenHBand="0" w:firstRowFirstColumn="0" w:firstRowLastColumn="0" w:lastRowFirstColumn="0" w:lastRowLastColumn="0"/>
+              <w:rPr>
+                <w:lang w:val="es-CO"/>
+              </w:rPr>
+            </w:pPr>
+            <w:r>
+              <w:rPr>
+                <w:lang w:val="es-CO"/>
+              </w:rPr>
+              <w:t>x</w:t>
+            </w:r>
+          </w:p>
+        </w:tc>
+        <w:tc>
+          <w:tcPr>
+            <w:tcW w:w="4765" w:type="dxa"/>
+          </w:tcPr>
+          <w:p>
+            <w:pPr>
+              <w:cnfStyle w:val="000000000000" w:firstRow="0" w:lastRow="0" w:firstColumn="0" w:lastColumn="0" w:oddVBand="0" w:evenVBand="0" w:oddHBand="0" w:evenHBand="0" w:firstRowFirstColumn="0" w:firstRowLastColumn="0" w:lastRowFirstColumn="0" w:lastRowLastColumn="0"/>
+              <w:rPr>
+                <w:lang w:val="es-CO"/>
+              </w:rPr>
+            </w:pPr>
+            <w:r>
+              <w:rPr>
+                <w:lang w:val="es-CO"/>
+              </w:rPr>
+              <w:t xml:space="preserve">Teoría: O(n) en Array List al insertar en la primera posición; O(1) en </w:t>
+            </w:r>
+            <w:proofErr w:type="spellStart"/>
+            <w:r>
+              <w:rPr>
+                <w:lang w:val="es-CO"/>
+              </w:rPr>
+              <w:t>Linked</w:t>
             </w:r>
             <w:proofErr w:type="spellEnd"/>
             <w:r>
               <w:rPr>
-                <w:b/>
-                <w:bCs/>
                 <w:lang w:val="es-CO"/>
               </w:rPr>
-              <w:t>(</w:t>
-            </w:r>
-            <w:proofErr w:type="gramEnd"/>
-            <w:r>
-              <w:rPr>
-                <w:b/>
-                <w:bCs/>
-                <w:lang w:val="es-CO"/>
-              </w:rPr>
-              <w:t>)</w:t>
-            </w:r>
-          </w:p>
-        </w:tc>
-        <w:tc>
-          <w:tcPr>
-            <w:tcW w:w="1245" w:type="dxa"/>
-          </w:tcPr>
-          <w:p>
-            <w:pPr>
-              <w:cnfStyle w:val="000000000000" w:firstRow="0" w:lastRow="0" w:firstColumn="0" w:lastColumn="0" w:oddVBand="0" w:evenVBand="0" w:oddHBand="0" w:evenHBand="0" w:firstRowFirstColumn="0" w:firstRowLastColumn="0" w:lastRowFirstColumn="0" w:lastRowLastColumn="0"/>
-              <w:rPr>
-                <w:lang w:val="es-CO"/>
-              </w:rPr>
-            </w:pPr>
-          </w:p>
-        </w:tc>
-        <w:tc>
-          <w:tcPr>
-            <w:tcW w:w="1251" w:type="dxa"/>
-          </w:tcPr>
-          <w:p>
-            <w:pPr>
-              <w:cnfStyle w:val="000000000000" w:firstRow="0" w:lastRow="0" w:firstColumn="0" w:lastColumn="0" w:oddVBand="0" w:evenVBand="0" w:oddHBand="0" w:evenHBand="0" w:firstRowFirstColumn="0" w:firstRowLastColumn="0" w:lastRowFirstColumn="0" w:lastRowLastColumn="0"/>
-              <w:rPr>
-                <w:lang w:val="es-CO"/>
-              </w:rPr>
-            </w:pPr>
-          </w:p>
-        </w:tc>
-        <w:tc>
-          <w:tcPr>
-            <w:tcW w:w="4765" w:type="dxa"/>
-          </w:tcPr>
-          <w:p>
-            <w:pPr>
-              <w:cnfStyle w:val="000000000000" w:firstRow="0" w:lastRow="0" w:firstColumn="0" w:lastColumn="0" w:oddVBand="0" w:evenVBand="0" w:oddHBand="0" w:evenHBand="0" w:firstRowFirstColumn="0" w:firstRowLastColumn="0" w:lastRowFirstColumn="0" w:lastRowLastColumn="0"/>
-              <w:rPr>
-                <w:lang w:val="es-CO"/>
-              </w:rPr>
-            </w:pPr>
+              <w:t xml:space="preserve"> List. Empírico: 15.583 ms vs. 2.164 ms al 100%, acorde con la teoría.</w:t>
+            </w:r>
           </w:p>
         </w:tc>
       </w:tr>
@@ -12160,151 +12902,193 @@
                 <w:lang w:val="es-CO"/>
               </w:rPr>
             </w:pPr>
-            <w:proofErr w:type="gramStart"/>
             <w:r>
               <w:rPr>
                 <w:b/>
                 <w:bCs/>
                 <w:lang w:val="es-CO"/>
               </w:rPr>
-              <w:t>Pop(</w:t>
-            </w:r>
-            <w:proofErr w:type="gramEnd"/>
-            <w:r>
+              <w:t>Pop()</w:t>
+            </w:r>
+          </w:p>
+        </w:tc>
+        <w:tc>
+          <w:tcPr>
+            <w:tcW w:w="1245" w:type="dxa"/>
+          </w:tcPr>
+          <w:p>
+            <w:pPr>
+              <w:jc w:val="center"/>
+              <w:cnfStyle w:val="000000100000" w:firstRow="0" w:lastRow="0" w:firstColumn="0" w:lastColumn="0" w:oddVBand="0" w:evenVBand="0" w:oddHBand="1" w:evenHBand="0" w:firstRowFirstColumn="0" w:firstRowLastColumn="0" w:lastRowFirstColumn="0" w:lastRowLastColumn="0"/>
+              <w:rPr>
+                <w:lang w:val="es-CO"/>
+              </w:rPr>
+            </w:pPr>
+          </w:p>
+        </w:tc>
+        <w:tc>
+          <w:tcPr>
+            <w:tcW w:w="1251" w:type="dxa"/>
+          </w:tcPr>
+          <w:p>
+            <w:pPr>
+              <w:jc w:val="center"/>
+              <w:cnfStyle w:val="000000100000" w:firstRow="0" w:lastRow="0" w:firstColumn="0" w:lastColumn="0" w:oddVBand="0" w:evenVBand="0" w:oddHBand="1" w:evenHBand="0" w:firstRowFirstColumn="0" w:firstRowLastColumn="0" w:lastRowFirstColumn="0" w:lastRowLastColumn="0"/>
+              <w:rPr>
+                <w:lang w:val="es-CO"/>
+              </w:rPr>
+            </w:pPr>
+            <w:r>
+              <w:rPr>
+                <w:lang w:val="es-CO"/>
+              </w:rPr>
+              <w:t>x</w:t>
+            </w:r>
+          </w:p>
+        </w:tc>
+        <w:tc>
+          <w:tcPr>
+            <w:tcW w:w="4765" w:type="dxa"/>
+          </w:tcPr>
+          <w:p>
+            <w:pPr>
+              <w:cnfStyle w:val="000000100000" w:firstRow="0" w:lastRow="0" w:firstColumn="0" w:lastColumn="0" w:oddVBand="0" w:evenVBand="0" w:oddHBand="1" w:evenHBand="0" w:firstRowFirstColumn="0" w:firstRowLastColumn="0" w:lastRowFirstColumn="0" w:lastRowLastColumn="0"/>
+              <w:rPr>
+                <w:lang w:val="es-CO"/>
+              </w:rPr>
+            </w:pPr>
+            <w:r>
+              <w:rPr>
+                <w:lang w:val="es-CO"/>
+              </w:rPr>
+              <w:t xml:space="preserve">Teoría: O(n) en Array List al eliminar la primera posición; O(1) en </w:t>
+            </w:r>
+            <w:proofErr w:type="spellStart"/>
+            <w:r>
+              <w:rPr>
+                <w:lang w:val="es-CO"/>
+              </w:rPr>
+              <w:t>Linked</w:t>
+            </w:r>
+            <w:proofErr w:type="spellEnd"/>
+            <w:r>
+              <w:rPr>
+                <w:lang w:val="es-CO"/>
+              </w:rPr>
+              <w:t xml:space="preserve"> List. Empírico: 6.667 ms vs. 3.019 ms al 100%, acorde con la teoría.</w:t>
+            </w:r>
+          </w:p>
+        </w:tc>
+      </w:tr>
+      <w:tr>
+        <w:tc>
+          <w:tcPr>
+            <w:cnfStyle w:val="001000000000" w:firstRow="0" w:lastRow="0" w:firstColumn="1" w:lastColumn="0" w:oddVBand="0" w:evenVBand="0" w:oddHBand="0" w:evenHBand="0" w:firstRowFirstColumn="0" w:firstRowLastColumn="0" w:lastRowFirstColumn="0" w:lastRowLastColumn="0"/>
+            <w:tcW w:w="499" w:type="dxa"/>
+            <w:vMerge/>
+          </w:tcPr>
+          <w:p>
+            <w:pPr>
+              <w:rPr>
+                <w:lang w:val="es-CO"/>
+              </w:rPr>
+            </w:pPr>
+          </w:p>
+        </w:tc>
+        <w:tc>
+          <w:tcPr>
+            <w:tcW w:w="1332" w:type="dxa"/>
+          </w:tcPr>
+          <w:p>
+            <w:pPr>
+              <w:cnfStyle w:val="000000000000" w:firstRow="0" w:lastRow="0" w:firstColumn="0" w:lastColumn="0" w:oddVBand="0" w:evenVBand="0" w:oddHBand="0" w:evenHBand="0" w:firstRowFirstColumn="0" w:firstRowLastColumn="0" w:lastRowFirstColumn="0" w:lastRowLastColumn="0"/>
               <w:rPr>
                 <w:b/>
                 <w:bCs/>
                 <w:lang w:val="es-CO"/>
               </w:rPr>
-              <w:t>)</w:t>
-            </w:r>
-          </w:p>
-        </w:tc>
-        <w:tc>
-          <w:tcPr>
-            <w:tcW w:w="1245" w:type="dxa"/>
-          </w:tcPr>
-          <w:p>
-            <w:pPr>
-              <w:cnfStyle w:val="000000100000" w:firstRow="0" w:lastRow="0" w:firstColumn="0" w:lastColumn="0" w:oddVBand="0" w:evenVBand="0" w:oddHBand="1" w:evenHBand="0" w:firstRowFirstColumn="0" w:firstRowLastColumn="0" w:lastRowFirstColumn="0" w:lastRowLastColumn="0"/>
-              <w:rPr>
-                <w:lang w:val="es-CO"/>
-              </w:rPr>
-            </w:pPr>
-          </w:p>
-        </w:tc>
-        <w:tc>
-          <w:tcPr>
-            <w:tcW w:w="1251" w:type="dxa"/>
-          </w:tcPr>
-          <w:p>
-            <w:pPr>
-              <w:cnfStyle w:val="000000100000" w:firstRow="0" w:lastRow="0" w:firstColumn="0" w:lastColumn="0" w:oddVBand="0" w:evenVBand="0" w:oddHBand="1" w:evenHBand="0" w:firstRowFirstColumn="0" w:firstRowLastColumn="0" w:lastRowFirstColumn="0" w:lastRowLastColumn="0"/>
-              <w:rPr>
-                <w:lang w:val="es-CO"/>
-              </w:rPr>
-            </w:pPr>
-          </w:p>
-        </w:tc>
-        <w:tc>
-          <w:tcPr>
-            <w:tcW w:w="4765" w:type="dxa"/>
-          </w:tcPr>
-          <w:p>
-            <w:pPr>
-              <w:cnfStyle w:val="000000100000" w:firstRow="0" w:lastRow="0" w:firstColumn="0" w:lastColumn="0" w:oddVBand="0" w:evenVBand="0" w:oddHBand="1" w:evenHBand="0" w:firstRowFirstColumn="0" w:firstRowLastColumn="0" w:lastRowFirstColumn="0" w:lastRowLastColumn="0"/>
-              <w:rPr>
-                <w:lang w:val="es-CO"/>
-              </w:rPr>
-            </w:pPr>
-          </w:p>
-        </w:tc>
-      </w:tr>
-      <w:tr>
-        <w:tc>
-          <w:tcPr>
-            <w:cnfStyle w:val="001000000000" w:firstRow="0" w:lastRow="0" w:firstColumn="1" w:lastColumn="0" w:oddVBand="0" w:evenVBand="0" w:oddHBand="0" w:evenHBand="0" w:firstRowFirstColumn="0" w:firstRowLastColumn="0" w:lastRowFirstColumn="0" w:lastRowLastColumn="0"/>
-            <w:tcW w:w="499" w:type="dxa"/>
-            <w:vMerge/>
-          </w:tcPr>
-          <w:p>
-            <w:pPr>
-              <w:rPr>
-                <w:lang w:val="es-CO"/>
-              </w:rPr>
-            </w:pPr>
-          </w:p>
-        </w:tc>
-        <w:tc>
-          <w:tcPr>
-            <w:tcW w:w="1332" w:type="dxa"/>
-          </w:tcPr>
-          <w:p>
-            <w:pPr>
-              <w:cnfStyle w:val="000000000000" w:firstRow="0" w:lastRow="0" w:firstColumn="0" w:lastColumn="0" w:oddVBand="0" w:evenVBand="0" w:oddHBand="0" w:evenHBand="0" w:firstRowFirstColumn="0" w:firstRowLastColumn="0" w:lastRowFirstColumn="0" w:lastRowLastColumn="0"/>
+            </w:pPr>
+            <w:r>
               <w:rPr>
                 <w:b/>
                 <w:bCs/>
                 <w:lang w:val="es-CO"/>
               </w:rPr>
-            </w:pPr>
+              <w:t>Top()</w:t>
+            </w:r>
+          </w:p>
+        </w:tc>
+        <w:tc>
+          <w:tcPr>
+            <w:tcW w:w="1245" w:type="dxa"/>
+          </w:tcPr>
+          <w:p>
+            <w:pPr>
+              <w:jc w:val="center"/>
+              <w:cnfStyle w:val="000000000000" w:firstRow="0" w:lastRow="0" w:firstColumn="0" w:lastColumn="0" w:oddVBand="0" w:evenVBand="0" w:oddHBand="0" w:evenHBand="0" w:firstRowFirstColumn="0" w:firstRowLastColumn="0" w:lastRowFirstColumn="0" w:lastRowLastColumn="0"/>
+              <w:rPr>
+                <w:lang w:val="es-CO"/>
+              </w:rPr>
+            </w:pPr>
+            <w:r>
+              <w:rPr>
+                <w:lang w:val="es-CO"/>
+              </w:rPr>
+              <w:t>x</w:t>
+            </w:r>
+          </w:p>
+        </w:tc>
+        <w:tc>
+          <w:tcPr>
+            <w:tcW w:w="1251" w:type="dxa"/>
+          </w:tcPr>
+          <w:p>
+            <w:pPr>
+              <w:jc w:val="center"/>
+              <w:cnfStyle w:val="000000000000" w:firstRow="0" w:lastRow="0" w:firstColumn="0" w:lastColumn="0" w:oddVBand="0" w:evenVBand="0" w:oddHBand="0" w:evenHBand="0" w:firstRowFirstColumn="0" w:firstRowLastColumn="0" w:lastRowFirstColumn="0" w:lastRowLastColumn="0"/>
+              <w:rPr>
+                <w:lang w:val="es-CO"/>
+              </w:rPr>
+            </w:pPr>
+            <w:r>
+              <w:rPr>
+                <w:lang w:val="es-CO"/>
+              </w:rPr>
+              <w:t>x</w:t>
+            </w:r>
+          </w:p>
+        </w:tc>
+        <w:tc>
+          <w:tcPr>
+            <w:tcW w:w="4765" w:type="dxa"/>
+          </w:tcPr>
+          <w:p>
+            <w:pPr>
+              <w:cnfStyle w:val="000000000000" w:firstRow="0" w:lastRow="0" w:firstColumn="0" w:lastColumn="0" w:oddVBand="0" w:evenVBand="0" w:oddHBand="0" w:evenHBand="0" w:firstRowFirstColumn="0" w:firstRowLastColumn="0" w:lastRowFirstColumn="0" w:lastRowLastColumn="0"/>
+              <w:rPr>
+                <w:lang w:val="es-CO"/>
+              </w:rPr>
+            </w:pPr>
+            <w:r>
+              <w:rPr>
+                <w:lang w:val="es-ES"/>
+              </w:rPr>
+              <w:t xml:space="preserve">Teoría: </w:t>
+            </w:r>
             <w:proofErr w:type="gramStart"/>
             <w:r>
               <w:rPr>
-                <w:b/>
-                <w:bCs/>
-                <w:lang w:val="es-CO"/>
-              </w:rPr>
-              <w:t>Top(</w:t>
+                <w:lang w:val="es-ES"/>
+              </w:rPr>
+              <w:t>O(</w:t>
             </w:r>
             <w:proofErr w:type="gramEnd"/>
             <w:r>
               <w:rPr>
-                <w:b/>
-                <w:bCs/>
-                <w:lang w:val="es-CO"/>
-              </w:rPr>
-              <w:t>)</w:t>
-            </w:r>
-          </w:p>
-        </w:tc>
-        <w:tc>
-          <w:tcPr>
-            <w:tcW w:w="1245" w:type="dxa"/>
-          </w:tcPr>
-          <w:p>
-            <w:pPr>
-              <w:cnfStyle w:val="000000000000" w:firstRow="0" w:lastRow="0" w:firstColumn="0" w:lastColumn="0" w:oddVBand="0" w:evenVBand="0" w:oddHBand="0" w:evenHBand="0" w:firstRowFirstColumn="0" w:firstRowLastColumn="0" w:lastRowFirstColumn="0" w:lastRowLastColumn="0"/>
-              <w:rPr>
-                <w:lang w:val="es-CO"/>
-              </w:rPr>
-            </w:pPr>
-          </w:p>
-        </w:tc>
-        <w:tc>
-          <w:tcPr>
-            <w:tcW w:w="1251" w:type="dxa"/>
-          </w:tcPr>
-          <w:p>
-            <w:pPr>
-              <w:cnfStyle w:val="000000000000" w:firstRow="0" w:lastRow="0" w:firstColumn="0" w:lastColumn="0" w:oddVBand="0" w:evenVBand="0" w:oddHBand="0" w:evenHBand="0" w:firstRowFirstColumn="0" w:firstRowLastColumn="0" w:lastRowFirstColumn="0" w:lastRowLastColumn="0"/>
-              <w:rPr>
-                <w:lang w:val="es-CO"/>
-              </w:rPr>
-            </w:pPr>
-          </w:p>
-        </w:tc>
-        <w:tc>
-          <w:tcPr>
-            <w:tcW w:w="4765" w:type="dxa"/>
-          </w:tcPr>
-          <w:p>
-            <w:pPr>
-              <w:cnfStyle w:val="000000000000" w:firstRow="0" w:lastRow="0" w:firstColumn="0" w:lastColumn="0" w:oddVBand="0" w:evenVBand="0" w:oddHBand="0" w:evenHBand="0" w:firstRowFirstColumn="0" w:firstRowLastColumn="0" w:lastRowFirstColumn="0" w:lastRowLastColumn="0"/>
-              <w:rPr>
-                <w:lang w:val="es-CO"/>
-              </w:rPr>
-            </w:pPr>
+                <w:lang w:val="es-ES"/>
+              </w:rPr>
+              <w:t>1) en ambas. Empírico: 0.000–0.001 ms en las dos implementaciones.</w:t>
+            </w:r>
           </w:p>
         </w:tc>
       </w:tr>
@@ -12326,6 +13110,12 @@
       </w:pPr>
     </w:p>
     <w:sectPr>
+      <w:headerReference w:type="even" r:id="rId10"/>
+      <w:headerReference w:type="default" r:id="rId11"/>
+      <w:footerReference w:type="even" r:id="rId12"/>
+      <w:footerReference w:type="default" r:id="rId13"/>
+      <w:headerReference w:type="first" r:id="rId14"/>
+      <w:footerReference w:type="first" r:id="rId15"/>
       <w:pgSz w:w="12240" w:h="15840"/>
       <w:pgMar w:top="1440" w:right="1440" w:bottom="1440" w:left="1440" w:header="720" w:footer="720" w:gutter="0"/>
       <w:cols w:space="720"/>
@@ -12336,7 +13126,7 @@
 </file>
 
 <file path=word/endnotes.xml><?xml version="1.0" encoding="utf-8"?>
-<w:endnotes xmlns:wpc="http://schemas.microsoft.com/office/word/2010/wordprocessingCanvas" xmlns:cx="http://schemas.microsoft.com/office/drawing/2014/chartex" xmlns:cx1="http://schemas.microsoft.com/office/drawing/2015/9/8/chartex" xmlns:cx2="http://schemas.microsoft.com/office/drawing/2015/10/21/chartex" xmlns:cx3="http://schemas.microsoft.com/office/drawing/2016/5/9/chartex" xmlns:cx4="http://schemas.microsoft.com/office/drawing/2016/5/10/chartex" xmlns:cx5="http://schemas.microsoft.com/office/drawing/2016/5/11/chartex" xmlns:cx6="http://schemas.microsoft.com/office/drawing/2016/5/12/chartex" xmlns:cx7="http://schemas.microsoft.com/office/drawing/2016/5/13/chartex" xmlns:cx8="http://schemas.microsoft.com/office/drawing/2016/5/14/chartex" xmlns:mc="http://schemas.openxmlformats.org/markup-compatibility/2006" xmlns:aink="http://schemas.microsoft.com/office/drawing/2016/ink" xmlns:am3d="http://schemas.microsoft.com/office/drawing/2017/model3d" xmlns:o="urn:schemas-microsoft-com:office:office" xmlns:oel="http://schemas.microsoft.com/office/2019/extlst" xmlns:r="http://schemas.openxmlformats.org/officeDocument/2006/relationships" xmlns:m="http://schemas.openxmlformats.org/officeDocument/2006/math" xmlns:v="urn:schemas-microsoft-com:vml" xmlns:wp14="http://schemas.microsoft.com/office/word/2010/wordprocessingDrawing" xmlns:wp="http://schemas.openxmlformats.org/drawingml/2006/wordprocessingDrawing" xmlns:w10="urn:schemas-microsoft-com:office:word" xmlns:w="http://schemas.openxmlformats.org/wordprocessingml/2006/main" xmlns:w14="http://schemas.microsoft.com/office/word/2010/wordml" xmlns:w15="http://schemas.microsoft.com/office/word/2012/wordml" xmlns:w16cex="http://schemas.microsoft.com/office/word/2018/wordml/cex" xmlns:w16cid="http://schemas.microsoft.com/office/word/2016/wordml/cid" xmlns:w16="http://schemas.microsoft.com/office/word/2018/wordml" xmlns:w16du="http://schemas.microsoft.com/office/word/2023/wordml/word16du" xmlns:w16sdtdh="http://schemas.microsoft.com/office/word/2020/wordml/sdtdatahash" xmlns:w16sdtfl="http://schemas.microsoft.com/office/word/2024/wordml/sdtformatlock" xmlns:w16se="http://schemas.microsoft.com/office/word/2015/wordml/symex" xmlns:wpg="http://schemas.microsoft.com/office/word/2010/wordprocessingGroup" xmlns:wpi="http://schemas.microsoft.com/office/word/2010/wordprocessingInk" xmlns:wne="http://schemas.microsoft.com/office/word/2006/wordml" xmlns:wps="http://schemas.microsoft.com/office/word/2010/wordprocessingShape" mc:Ignorable="w14 w15 w16se w16cid w16 w16cex w16sdtdh w16sdtfl w16du wp14">
+<w:endnotes xmlns:wpc="http://schemas.microsoft.com/office/word/2010/wordprocessingCanvas" xmlns:cx="http://schemas.microsoft.com/office/drawing/2014/chartex" xmlns:cx1="http://schemas.microsoft.com/office/drawing/2015/9/8/chartex" xmlns:cx2="http://schemas.microsoft.com/office/drawing/2015/10/21/chartex" xmlns:cx3="http://schemas.microsoft.com/office/drawing/2016/5/9/chartex" xmlns:cx4="http://schemas.microsoft.com/office/drawing/2016/5/10/chartex" xmlns:cx5="http://schemas.microsoft.com/office/drawing/2016/5/11/chartex" xmlns:cx6="http://schemas.microsoft.com/office/drawing/2016/5/12/chartex" xmlns:cx7="http://schemas.microsoft.com/office/drawing/2016/5/13/chartex" xmlns:cx8="http://schemas.microsoft.com/office/drawing/2016/5/14/chartex" xmlns:mc="http://schemas.openxmlformats.org/markup-compatibility/2006" xmlns:m="http://schemas.openxmlformats.org/officeDocument/2006/math" xmlns:aink="http://schemas.microsoft.com/office/drawing/2016/ink" xmlns:am3d="http://schemas.microsoft.com/office/drawing/2017/model3d" xmlns:oel="http://schemas.microsoft.com/office/2019/extlst" xmlns:r="http://schemas.openxmlformats.org/officeDocument/2006/relationships" xmlns:wp14="http://schemas.microsoft.com/office/word/2010/wordprocessingDrawing" xmlns:wp="http://schemas.openxmlformats.org/drawingml/2006/wordprocessingDrawing" xmlns:wpg="http://schemas.microsoft.com/office/word/2010/wordprocessingGroup" xmlns:wpi="http://schemas.microsoft.com/office/word/2010/wordprocessingInk" xmlns:wps="http://schemas.microsoft.com/office/word/2010/wordprocessingShape" xmlns:o="urn:schemas-microsoft-com:office:office" xmlns:v="urn:schemas-microsoft-com:vml" xmlns:w10="urn:schemas-microsoft-com:office:word" xmlns:w="http://schemas.openxmlformats.org/wordprocessingml/2006/main" xmlns:w14="http://schemas.microsoft.com/office/word/2010/wordml" xmlns:w15="http://schemas.microsoft.com/office/word/2012/wordml" xmlns:w16cex="http://schemas.microsoft.com/office/word/2018/wordml/cex" xmlns:w16cid="http://schemas.microsoft.com/office/word/2016/wordml/cid" xmlns:w16="http://schemas.microsoft.com/office/word/2018/wordml" xmlns:w16sdtdh="http://schemas.microsoft.com/office/word/2020/wordml/sdtdatahash" xmlns:w16sdtfl="http://schemas.microsoft.com/office/word/2024/wordml/sdtformatlock" xmlns:w16se="http://schemas.microsoft.com/office/word/2015/wordml/symex" xmlns:w16du="http://schemas.microsoft.com/office/word/2023/wordml/word16du" xmlns:wne="http://schemas.microsoft.com/office/word/2006/wordml" mc:Ignorable="w14 w15 w16se w16cid w16 w16cex w16sdtdh w16sdtfl w16du wp14">
   <w:endnote w:type="separator" w:id="-1">
     <w:p>
       <w:pPr>
@@ -12367,8 +13157,38 @@
 </w:endnotes>
 </file>
 
+<file path=word/footer1.xml><?xml version="1.0" encoding="utf-8"?>
+<w:ftr xmlns:wpc="http://schemas.microsoft.com/office/word/2010/wordprocessingCanvas" xmlns:cx="http://schemas.microsoft.com/office/drawing/2014/chartex" xmlns:cx1="http://schemas.microsoft.com/office/drawing/2015/9/8/chartex" xmlns:cx2="http://schemas.microsoft.com/office/drawing/2015/10/21/chartex" xmlns:cx3="http://schemas.microsoft.com/office/drawing/2016/5/9/chartex" xmlns:cx4="http://schemas.microsoft.com/office/drawing/2016/5/10/chartex" xmlns:cx5="http://schemas.microsoft.com/office/drawing/2016/5/11/chartex" xmlns:cx6="http://schemas.microsoft.com/office/drawing/2016/5/12/chartex" xmlns:cx7="http://schemas.microsoft.com/office/drawing/2016/5/13/chartex" xmlns:cx8="http://schemas.microsoft.com/office/drawing/2016/5/14/chartex" xmlns:mc="http://schemas.openxmlformats.org/markup-compatibility/2006" xmlns:m="http://schemas.openxmlformats.org/officeDocument/2006/math" xmlns:aink="http://schemas.microsoft.com/office/drawing/2016/ink" xmlns:am3d="http://schemas.microsoft.com/office/drawing/2017/model3d" xmlns:oel="http://schemas.microsoft.com/office/2019/extlst" xmlns:r="http://schemas.openxmlformats.org/officeDocument/2006/relationships" xmlns:wp14="http://schemas.microsoft.com/office/word/2010/wordprocessingDrawing" xmlns:wp="http://schemas.openxmlformats.org/drawingml/2006/wordprocessingDrawing" xmlns:wpg="http://schemas.microsoft.com/office/word/2010/wordprocessingGroup" xmlns:wpi="http://schemas.microsoft.com/office/word/2010/wordprocessingInk" xmlns:wps="http://schemas.microsoft.com/office/word/2010/wordprocessingShape" xmlns:o="urn:schemas-microsoft-com:office:office" xmlns:v="urn:schemas-microsoft-com:vml" xmlns:w10="urn:schemas-microsoft-com:office:word" xmlns:w="http://schemas.openxmlformats.org/wordprocessingml/2006/main" xmlns:w14="http://schemas.microsoft.com/office/word/2010/wordml" xmlns:w15="http://schemas.microsoft.com/office/word/2012/wordml" xmlns:w16cex="http://schemas.microsoft.com/office/word/2018/wordml/cex" xmlns:w16cid="http://schemas.microsoft.com/office/word/2016/wordml/cid" xmlns:w16="http://schemas.microsoft.com/office/word/2018/wordml" xmlns:w16sdtdh="http://schemas.microsoft.com/office/word/2020/wordml/sdtdatahash" xmlns:w16sdtfl="http://schemas.microsoft.com/office/word/2024/wordml/sdtformatlock" xmlns:w16se="http://schemas.microsoft.com/office/word/2015/wordml/symex" xmlns:w16du="http://schemas.microsoft.com/office/word/2023/wordml/word16du" xmlns:wne="http://schemas.microsoft.com/office/word/2006/wordml" mc:Ignorable="w14 w15 w16se w16cid w16 w16cex w16sdtdh w16sdtfl w16du wp14">
+  <w:p>
+    <w:pPr>
+      <w:pStyle w:val="Footer"/>
+    </w:pPr>
+  </w:p>
+</w:ftr>
+</file>
+
+<file path=word/footer2.xml><?xml version="1.0" encoding="utf-8"?>
+<w:ftr xmlns:wpc="http://schemas.microsoft.com/office/word/2010/wordprocessingCanvas" xmlns:cx="http://schemas.microsoft.com/office/drawing/2014/chartex" xmlns:cx1="http://schemas.microsoft.com/office/drawing/2015/9/8/chartex" xmlns:cx2="http://schemas.microsoft.com/office/drawing/2015/10/21/chartex" xmlns:cx3="http://schemas.microsoft.com/office/drawing/2016/5/9/chartex" xmlns:cx4="http://schemas.microsoft.com/office/drawing/2016/5/10/chartex" xmlns:cx5="http://schemas.microsoft.com/office/drawing/2016/5/11/chartex" xmlns:cx6="http://schemas.microsoft.com/office/drawing/2016/5/12/chartex" xmlns:cx7="http://schemas.microsoft.com/office/drawing/2016/5/13/chartex" xmlns:cx8="http://schemas.microsoft.com/office/drawing/2016/5/14/chartex" xmlns:mc="http://schemas.openxmlformats.org/markup-compatibility/2006" xmlns:m="http://schemas.openxmlformats.org/officeDocument/2006/math" xmlns:aink="http://schemas.microsoft.com/office/drawing/2016/ink" xmlns:am3d="http://schemas.microsoft.com/office/drawing/2017/model3d" xmlns:oel="http://schemas.microsoft.com/office/2019/extlst" xmlns:r="http://schemas.openxmlformats.org/officeDocument/2006/relationships" xmlns:wp14="http://schemas.microsoft.com/office/word/2010/wordprocessingDrawing" xmlns:wp="http://schemas.openxmlformats.org/drawingml/2006/wordprocessingDrawing" xmlns:wpg="http://schemas.microsoft.com/office/word/2010/wordprocessingGroup" xmlns:wpi="http://schemas.microsoft.com/office/word/2010/wordprocessingInk" xmlns:wps="http://schemas.microsoft.com/office/word/2010/wordprocessingShape" xmlns:o="urn:schemas-microsoft-com:office:office" xmlns:v="urn:schemas-microsoft-com:vml" xmlns:w10="urn:schemas-microsoft-com:office:word" xmlns:w="http://schemas.openxmlformats.org/wordprocessingml/2006/main" xmlns:w14="http://schemas.microsoft.com/office/word/2010/wordml" xmlns:w15="http://schemas.microsoft.com/office/word/2012/wordml" xmlns:w16cex="http://schemas.microsoft.com/office/word/2018/wordml/cex" xmlns:w16cid="http://schemas.microsoft.com/office/word/2016/wordml/cid" xmlns:w16="http://schemas.microsoft.com/office/word/2018/wordml" xmlns:w16sdtdh="http://schemas.microsoft.com/office/word/2020/wordml/sdtdatahash" xmlns:w16sdtfl="http://schemas.microsoft.com/office/word/2024/wordml/sdtformatlock" xmlns:w16se="http://schemas.microsoft.com/office/word/2015/wordml/symex" xmlns:w16du="http://schemas.microsoft.com/office/word/2023/wordml/word16du" xmlns:wne="http://schemas.microsoft.com/office/word/2006/wordml" mc:Ignorable="w14 w15 w16se w16cid w16 w16cex w16sdtdh w16sdtfl w16du wp14">
+  <w:p>
+    <w:pPr>
+      <w:pStyle w:val="Footer"/>
+    </w:pPr>
+  </w:p>
+</w:ftr>
+</file>
+
+<file path=word/footer3.xml><?xml version="1.0" encoding="utf-8"?>
+<w:ftr xmlns:wpc="http://schemas.microsoft.com/office/word/2010/wordprocessingCanvas" xmlns:cx="http://schemas.microsoft.com/office/drawing/2014/chartex" xmlns:cx1="http://schemas.microsoft.com/office/drawing/2015/9/8/chartex" xmlns:cx2="http://schemas.microsoft.com/office/drawing/2015/10/21/chartex" xmlns:cx3="http://schemas.microsoft.com/office/drawing/2016/5/9/chartex" xmlns:cx4="http://schemas.microsoft.com/office/drawing/2016/5/10/chartex" xmlns:cx5="http://schemas.microsoft.com/office/drawing/2016/5/11/chartex" xmlns:cx6="http://schemas.microsoft.com/office/drawing/2016/5/12/chartex" xmlns:cx7="http://schemas.microsoft.com/office/drawing/2016/5/13/chartex" xmlns:cx8="http://schemas.microsoft.com/office/drawing/2016/5/14/chartex" xmlns:mc="http://schemas.openxmlformats.org/markup-compatibility/2006" xmlns:m="http://schemas.openxmlformats.org/officeDocument/2006/math" xmlns:aink="http://schemas.microsoft.com/office/drawing/2016/ink" xmlns:am3d="http://schemas.microsoft.com/office/drawing/2017/model3d" xmlns:oel="http://schemas.microsoft.com/office/2019/extlst" xmlns:r="http://schemas.openxmlformats.org/officeDocument/2006/relationships" xmlns:wp14="http://schemas.microsoft.com/office/word/2010/wordprocessingDrawing" xmlns:wp="http://schemas.openxmlformats.org/drawingml/2006/wordprocessingDrawing" xmlns:wpg="http://schemas.microsoft.com/office/word/2010/wordprocessingGroup" xmlns:wpi="http://schemas.microsoft.com/office/word/2010/wordprocessingInk" xmlns:wps="http://schemas.microsoft.com/office/word/2010/wordprocessingShape" xmlns:o="urn:schemas-microsoft-com:office:office" xmlns:v="urn:schemas-microsoft-com:vml" xmlns:w10="urn:schemas-microsoft-com:office:word" xmlns:w="http://schemas.openxmlformats.org/wordprocessingml/2006/main" xmlns:w14="http://schemas.microsoft.com/office/word/2010/wordml" xmlns:w15="http://schemas.microsoft.com/office/word/2012/wordml" xmlns:w16cex="http://schemas.microsoft.com/office/word/2018/wordml/cex" xmlns:w16cid="http://schemas.microsoft.com/office/word/2016/wordml/cid" xmlns:w16="http://schemas.microsoft.com/office/word/2018/wordml" xmlns:w16sdtdh="http://schemas.microsoft.com/office/word/2020/wordml/sdtdatahash" xmlns:w16sdtfl="http://schemas.microsoft.com/office/word/2024/wordml/sdtformatlock" xmlns:w16se="http://schemas.microsoft.com/office/word/2015/wordml/symex" xmlns:w16du="http://schemas.microsoft.com/office/word/2023/wordml/word16du" xmlns:wne="http://schemas.microsoft.com/office/word/2006/wordml" mc:Ignorable="w14 w15 w16se w16cid w16 w16cex w16sdtdh w16sdtfl w16du wp14">
+  <w:p>
+    <w:pPr>
+      <w:pStyle w:val="Footer"/>
+    </w:pPr>
+  </w:p>
+</w:ftr>
+</file>
+
 <file path=word/footnotes.xml><?xml version="1.0" encoding="utf-8"?>
-<w:footnotes xmlns:wpc="http://schemas.microsoft.com/office/word/2010/wordprocessingCanvas" xmlns:cx="http://schemas.microsoft.com/office/drawing/2014/chartex" xmlns:cx1="http://schemas.microsoft.com/office/drawing/2015/9/8/chartex" xmlns:cx2="http://schemas.microsoft.com/office/drawing/2015/10/21/chartex" xmlns:cx3="http://schemas.microsoft.com/office/drawing/2016/5/9/chartex" xmlns:cx4="http://schemas.microsoft.com/office/drawing/2016/5/10/chartex" xmlns:cx5="http://schemas.microsoft.com/office/drawing/2016/5/11/chartex" xmlns:cx6="http://schemas.microsoft.com/office/drawing/2016/5/12/chartex" xmlns:cx7="http://schemas.microsoft.com/office/drawing/2016/5/13/chartex" xmlns:cx8="http://schemas.microsoft.com/office/drawing/2016/5/14/chartex" xmlns:mc="http://schemas.openxmlformats.org/markup-compatibility/2006" xmlns:aink="http://schemas.microsoft.com/office/drawing/2016/ink" xmlns:am3d="http://schemas.microsoft.com/office/drawing/2017/model3d" xmlns:o="urn:schemas-microsoft-com:office:office" xmlns:oel="http://schemas.microsoft.com/office/2019/extlst" xmlns:r="http://schemas.openxmlformats.org/officeDocument/2006/relationships" xmlns:m="http://schemas.openxmlformats.org/officeDocument/2006/math" xmlns:v="urn:schemas-microsoft-com:vml" xmlns:wp14="http://schemas.microsoft.com/office/word/2010/wordprocessingDrawing" xmlns:wp="http://schemas.openxmlformats.org/drawingml/2006/wordprocessingDrawing" xmlns:w10="urn:schemas-microsoft-com:office:word" xmlns:w="http://schemas.openxmlformats.org/wordprocessingml/2006/main" xmlns:w14="http://schemas.microsoft.com/office/word/2010/wordml" xmlns:w15="http://schemas.microsoft.com/office/word/2012/wordml" xmlns:w16cex="http://schemas.microsoft.com/office/word/2018/wordml/cex" xmlns:w16cid="http://schemas.microsoft.com/office/word/2016/wordml/cid" xmlns:w16="http://schemas.microsoft.com/office/word/2018/wordml" xmlns:w16du="http://schemas.microsoft.com/office/word/2023/wordml/word16du" xmlns:w16sdtdh="http://schemas.microsoft.com/office/word/2020/wordml/sdtdatahash" xmlns:w16sdtfl="http://schemas.microsoft.com/office/word/2024/wordml/sdtformatlock" xmlns:w16se="http://schemas.microsoft.com/office/word/2015/wordml/symex" xmlns:wpg="http://schemas.microsoft.com/office/word/2010/wordprocessingGroup" xmlns:wpi="http://schemas.microsoft.com/office/word/2010/wordprocessingInk" xmlns:wne="http://schemas.microsoft.com/office/word/2006/wordml" xmlns:wps="http://schemas.microsoft.com/office/word/2010/wordprocessingShape" mc:Ignorable="w14 w15 w16se w16cid w16 w16cex w16sdtdh w16sdtfl w16du wp14">
+<w:footnotes xmlns:wpc="http://schemas.microsoft.com/office/word/2010/wordprocessingCanvas" xmlns:cx="http://schemas.microsoft.com/office/drawing/2014/chartex" xmlns:cx1="http://schemas.microsoft.com/office/drawing/2015/9/8/chartex" xmlns:cx2="http://schemas.microsoft.com/office/drawing/2015/10/21/chartex" xmlns:cx3="http://schemas.microsoft.com/office/drawing/2016/5/9/chartex" xmlns:cx4="http://schemas.microsoft.com/office/drawing/2016/5/10/chartex" xmlns:cx5="http://schemas.microsoft.com/office/drawing/2016/5/11/chartex" xmlns:cx6="http://schemas.microsoft.com/office/drawing/2016/5/12/chartex" xmlns:cx7="http://schemas.microsoft.com/office/drawing/2016/5/13/chartex" xmlns:cx8="http://schemas.microsoft.com/office/drawing/2016/5/14/chartex" xmlns:mc="http://schemas.openxmlformats.org/markup-compatibility/2006" xmlns:m="http://schemas.openxmlformats.org/officeDocument/2006/math" xmlns:aink="http://schemas.microsoft.com/office/drawing/2016/ink" xmlns:am3d="http://schemas.microsoft.com/office/drawing/2017/model3d" xmlns:oel="http://schemas.microsoft.com/office/2019/extlst" xmlns:r="http://schemas.openxmlformats.org/officeDocument/2006/relationships" xmlns:wp14="http://schemas.microsoft.com/office/word/2010/wordprocessingDrawing" xmlns:wp="http://schemas.openxmlformats.org/drawingml/2006/wordprocessingDrawing" xmlns:wpg="http://schemas.microsoft.com/office/word/2010/wordprocessingGroup" xmlns:wpi="http://schemas.microsoft.com/office/word/2010/wordprocessingInk" xmlns:wps="http://schemas.microsoft.com/office/word/2010/wordprocessingShape" xmlns:o="urn:schemas-microsoft-com:office:office" xmlns:v="urn:schemas-microsoft-com:vml" xmlns:w10="urn:schemas-microsoft-com:office:word" xmlns:w="http://schemas.openxmlformats.org/wordprocessingml/2006/main" xmlns:w14="http://schemas.microsoft.com/office/word/2010/wordml" xmlns:w15="http://schemas.microsoft.com/office/word/2012/wordml" xmlns:w16cex="http://schemas.microsoft.com/office/word/2018/wordml/cex" xmlns:w16cid="http://schemas.microsoft.com/office/word/2016/wordml/cid" xmlns:w16="http://schemas.microsoft.com/office/word/2018/wordml" xmlns:w16sdtdh="http://schemas.microsoft.com/office/word/2020/wordml/sdtdatahash" xmlns:w16sdtfl="http://schemas.microsoft.com/office/word/2024/wordml/sdtformatlock" xmlns:w16se="http://schemas.microsoft.com/office/word/2015/wordml/symex" xmlns:w16du="http://schemas.microsoft.com/office/word/2023/wordml/word16du" xmlns:wne="http://schemas.microsoft.com/office/word/2006/wordml" mc:Ignorable="w14 w15 w16se w16cid w16 w16cex w16sdtdh w16sdtfl w16du wp14">
   <w:footnote w:type="separator" w:id="-1">
     <w:p>
       <w:pPr>
@@ -12399,8 +13219,38 @@
 </w:footnotes>
 </file>
 
+<file path=word/header1.xml><?xml version="1.0" encoding="utf-8"?>
+<w:hdr xmlns:wpc="http://schemas.microsoft.com/office/word/2010/wordprocessingCanvas" xmlns:cx="http://schemas.microsoft.com/office/drawing/2014/chartex" xmlns:cx1="http://schemas.microsoft.com/office/drawing/2015/9/8/chartex" xmlns:cx2="http://schemas.microsoft.com/office/drawing/2015/10/21/chartex" xmlns:cx3="http://schemas.microsoft.com/office/drawing/2016/5/9/chartex" xmlns:cx4="http://schemas.microsoft.com/office/drawing/2016/5/10/chartex" xmlns:cx5="http://schemas.microsoft.com/office/drawing/2016/5/11/chartex" xmlns:cx6="http://schemas.microsoft.com/office/drawing/2016/5/12/chartex" xmlns:cx7="http://schemas.microsoft.com/office/drawing/2016/5/13/chartex" xmlns:cx8="http://schemas.microsoft.com/office/drawing/2016/5/14/chartex" xmlns:mc="http://schemas.openxmlformats.org/markup-compatibility/2006" xmlns:m="http://schemas.openxmlformats.org/officeDocument/2006/math" xmlns:aink="http://schemas.microsoft.com/office/drawing/2016/ink" xmlns:am3d="http://schemas.microsoft.com/office/drawing/2017/model3d" xmlns:oel="http://schemas.microsoft.com/office/2019/extlst" xmlns:r="http://schemas.openxmlformats.org/officeDocument/2006/relationships" xmlns:wp14="http://schemas.microsoft.com/office/word/2010/wordprocessingDrawing" xmlns:wp="http://schemas.openxmlformats.org/drawingml/2006/wordprocessingDrawing" xmlns:wpg="http://schemas.microsoft.com/office/word/2010/wordprocessingGroup" xmlns:wpi="http://schemas.microsoft.com/office/word/2010/wordprocessingInk" xmlns:wps="http://schemas.microsoft.com/office/word/2010/wordprocessingShape" xmlns:o="urn:schemas-microsoft-com:office:office" xmlns:v="urn:schemas-microsoft-com:vml" xmlns:w10="urn:schemas-microsoft-com:office:word" xmlns:w="http://schemas.openxmlformats.org/wordprocessingml/2006/main" xmlns:w14="http://schemas.microsoft.com/office/word/2010/wordml" xmlns:w15="http://schemas.microsoft.com/office/word/2012/wordml" xmlns:w16cex="http://schemas.microsoft.com/office/word/2018/wordml/cex" xmlns:w16cid="http://schemas.microsoft.com/office/word/2016/wordml/cid" xmlns:w16="http://schemas.microsoft.com/office/word/2018/wordml" xmlns:w16sdtdh="http://schemas.microsoft.com/office/word/2020/wordml/sdtdatahash" xmlns:w16sdtfl="http://schemas.microsoft.com/office/word/2024/wordml/sdtformatlock" xmlns:w16se="http://schemas.microsoft.com/office/word/2015/wordml/symex" xmlns:w16du="http://schemas.microsoft.com/office/word/2023/wordml/word16du" xmlns:wne="http://schemas.microsoft.com/office/word/2006/wordml" mc:Ignorable="w14 w15 w16se w16cid w16 w16cex w16sdtdh w16sdtfl w16du wp14">
+  <w:p>
+    <w:pPr>
+      <w:pStyle w:val="Header"/>
+    </w:pPr>
+  </w:p>
+</w:hdr>
+</file>
+
+<file path=word/header2.xml><?xml version="1.0" encoding="utf-8"?>
+<w:hdr xmlns:wpc="http://schemas.microsoft.com/office/word/2010/wordprocessingCanvas" xmlns:cx="http://schemas.microsoft.com/office/drawing/2014/chartex" xmlns:cx1="http://schemas.microsoft.com/office/drawing/2015/9/8/chartex" xmlns:cx2="http://schemas.microsoft.com/office/drawing/2015/10/21/chartex" xmlns:cx3="http://schemas.microsoft.com/office/drawing/2016/5/9/chartex" xmlns:cx4="http://schemas.microsoft.com/office/drawing/2016/5/10/chartex" xmlns:cx5="http://schemas.microsoft.com/office/drawing/2016/5/11/chartex" xmlns:cx6="http://schemas.microsoft.com/office/drawing/2016/5/12/chartex" xmlns:cx7="http://schemas.microsoft.com/office/drawing/2016/5/13/chartex" xmlns:cx8="http://schemas.microsoft.com/office/drawing/2016/5/14/chartex" xmlns:mc="http://schemas.openxmlformats.org/markup-compatibility/2006" xmlns:m="http://schemas.openxmlformats.org/officeDocument/2006/math" xmlns:aink="http://schemas.microsoft.com/office/drawing/2016/ink" xmlns:am3d="http://schemas.microsoft.com/office/drawing/2017/model3d" xmlns:oel="http://schemas.microsoft.com/office/2019/extlst" xmlns:r="http://schemas.openxmlformats.org/officeDocument/2006/relationships" xmlns:wp14="http://schemas.microsoft.com/office/word/2010/wordprocessingDrawing" xmlns:wp="http://schemas.openxmlformats.org/drawingml/2006/wordprocessingDrawing" xmlns:wpg="http://schemas.microsoft.com/office/word/2010/wordprocessingGroup" xmlns:wpi="http://schemas.microsoft.com/office/word/2010/wordprocessingInk" xmlns:wps="http://schemas.microsoft.com/office/word/2010/wordprocessingShape" xmlns:o="urn:schemas-microsoft-com:office:office" xmlns:v="urn:schemas-microsoft-com:vml" xmlns:w10="urn:schemas-microsoft-com:office:word" xmlns:w="http://schemas.openxmlformats.org/wordprocessingml/2006/main" xmlns:w14="http://schemas.microsoft.com/office/word/2010/wordml" xmlns:w15="http://schemas.microsoft.com/office/word/2012/wordml" xmlns:w16cex="http://schemas.microsoft.com/office/word/2018/wordml/cex" xmlns:w16cid="http://schemas.microsoft.com/office/word/2016/wordml/cid" xmlns:w16="http://schemas.microsoft.com/office/word/2018/wordml" xmlns:w16sdtdh="http://schemas.microsoft.com/office/word/2020/wordml/sdtdatahash" xmlns:w16sdtfl="http://schemas.microsoft.com/office/word/2024/wordml/sdtformatlock" xmlns:w16se="http://schemas.microsoft.com/office/word/2015/wordml/symex" xmlns:w16du="http://schemas.microsoft.com/office/word/2023/wordml/word16du" xmlns:wne="http://schemas.microsoft.com/office/word/2006/wordml" mc:Ignorable="w14 w15 w16se w16cid w16 w16cex w16sdtdh w16sdtfl w16du wp14">
+  <w:p>
+    <w:pPr>
+      <w:pStyle w:val="Header"/>
+    </w:pPr>
+  </w:p>
+</w:hdr>
+</file>
+
+<file path=word/header3.xml><?xml version="1.0" encoding="utf-8"?>
+<w:hdr xmlns:wpc="http://schemas.microsoft.com/office/word/2010/wordprocessingCanvas" xmlns:cx="http://schemas.microsoft.com/office/drawing/2014/chartex" xmlns:cx1="http://schemas.microsoft.com/office/drawing/2015/9/8/chartex" xmlns:cx2="http://schemas.microsoft.com/office/drawing/2015/10/21/chartex" xmlns:cx3="http://schemas.microsoft.com/office/drawing/2016/5/9/chartex" xmlns:cx4="http://schemas.microsoft.com/office/drawing/2016/5/10/chartex" xmlns:cx5="http://schemas.microsoft.com/office/drawing/2016/5/11/chartex" xmlns:cx6="http://schemas.microsoft.com/office/drawing/2016/5/12/chartex" xmlns:cx7="http://schemas.microsoft.com/office/drawing/2016/5/13/chartex" xmlns:cx8="http://schemas.microsoft.com/office/drawing/2016/5/14/chartex" xmlns:mc="http://schemas.openxmlformats.org/markup-compatibility/2006" xmlns:m="http://schemas.openxmlformats.org/officeDocument/2006/math" xmlns:aink="http://schemas.microsoft.com/office/drawing/2016/ink" xmlns:am3d="http://schemas.microsoft.com/office/drawing/2017/model3d" xmlns:oel="http://schemas.microsoft.com/office/2019/extlst" xmlns:r="http://schemas.openxmlformats.org/officeDocument/2006/relationships" xmlns:wp14="http://schemas.microsoft.com/office/word/2010/wordprocessingDrawing" xmlns:wp="http://schemas.openxmlformats.org/drawingml/2006/wordprocessingDrawing" xmlns:wpg="http://schemas.microsoft.com/office/word/2010/wordprocessingGroup" xmlns:wpi="http://schemas.microsoft.com/office/word/2010/wordprocessingInk" xmlns:wps="http://schemas.microsoft.com/office/word/2010/wordprocessingShape" xmlns:o="urn:schemas-microsoft-com:office:office" xmlns:v="urn:schemas-microsoft-com:vml" xmlns:w10="urn:schemas-microsoft-com:office:word" xmlns:w="http://schemas.openxmlformats.org/wordprocessingml/2006/main" xmlns:w14="http://schemas.microsoft.com/office/word/2010/wordml" xmlns:w15="http://schemas.microsoft.com/office/word/2012/wordml" xmlns:w16cex="http://schemas.microsoft.com/office/word/2018/wordml/cex" xmlns:w16cid="http://schemas.microsoft.com/office/word/2016/wordml/cid" xmlns:w16="http://schemas.microsoft.com/office/word/2018/wordml" xmlns:w16sdtdh="http://schemas.microsoft.com/office/word/2020/wordml/sdtdatahash" xmlns:w16sdtfl="http://schemas.microsoft.com/office/word/2024/wordml/sdtformatlock" xmlns:w16se="http://schemas.microsoft.com/office/word/2015/wordml/symex" xmlns:w16du="http://schemas.microsoft.com/office/word/2023/wordml/word16du" xmlns:wne="http://schemas.microsoft.com/office/word/2006/wordml" mc:Ignorable="w14 w15 w16se w16cid w16 w16cex w16sdtdh w16sdtfl w16du wp14">
+  <w:p>
+    <w:pPr>
+      <w:pStyle w:val="Header"/>
+    </w:pPr>
+  </w:p>
+</w:hdr>
+</file>
+
 <file path=word/numbering.xml><?xml version="1.0" encoding="utf-8"?>
-<w:numbering xmlns:wpc="http://schemas.microsoft.com/office/word/2010/wordprocessingCanvas" xmlns:cx="http://schemas.microsoft.com/office/drawing/2014/chartex" xmlns:cx1="http://schemas.microsoft.com/office/drawing/2015/9/8/chartex" xmlns:cx2="http://schemas.microsoft.com/office/drawing/2015/10/21/chartex" xmlns:cx3="http://schemas.microsoft.com/office/drawing/2016/5/9/chartex" xmlns:cx4="http://schemas.microsoft.com/office/drawing/2016/5/10/chartex" xmlns:cx5="http://schemas.microsoft.com/office/drawing/2016/5/11/chartex" xmlns:cx6="http://schemas.microsoft.com/office/drawing/2016/5/12/chartex" xmlns:cx7="http://schemas.microsoft.com/office/drawing/2016/5/13/chartex" xmlns:cx8="http://schemas.microsoft.com/office/drawing/2016/5/14/chartex" xmlns:mc="http://schemas.openxmlformats.org/markup-compatibility/2006" xmlns:aink="http://schemas.microsoft.com/office/drawing/2016/ink" xmlns:am3d="http://schemas.microsoft.com/office/drawing/2017/model3d" xmlns:o="urn:schemas-microsoft-com:office:office" xmlns:oel="http://schemas.microsoft.com/office/2019/extlst" xmlns:r="http://schemas.openxmlformats.org/officeDocument/2006/relationships" xmlns:m="http://schemas.openxmlformats.org/officeDocument/2006/math" xmlns:v="urn:schemas-microsoft-com:vml" xmlns:wp14="http://schemas.microsoft.com/office/word/2010/wordprocessingDrawing" xmlns:wp="http://schemas.openxmlformats.org/drawingml/2006/wordprocessingDrawing" xmlns:w10="urn:schemas-microsoft-com:office:word" xmlns:w="http://schemas.openxmlformats.org/wordprocessingml/2006/main" xmlns:w14="http://schemas.microsoft.com/office/word/2010/wordml" xmlns:w15="http://schemas.microsoft.com/office/word/2012/wordml" xmlns:w16cex="http://schemas.microsoft.com/office/word/2018/wordml/cex" xmlns:w16cid="http://schemas.microsoft.com/office/word/2016/wordml/cid" xmlns:w16="http://schemas.microsoft.com/office/word/2018/wordml" xmlns:w16du="http://schemas.microsoft.com/office/word/2023/wordml/word16du" xmlns:w16sdtdh="http://schemas.microsoft.com/office/word/2020/wordml/sdtdatahash" xmlns:w16sdtfl="http://schemas.microsoft.com/office/word/2024/wordml/sdtformatlock" xmlns:w16se="http://schemas.microsoft.com/office/word/2015/wordml/symex" xmlns:wpg="http://schemas.microsoft.com/office/word/2010/wordprocessingGroup" xmlns:wpi="http://schemas.microsoft.com/office/word/2010/wordprocessingInk" xmlns:wne="http://schemas.microsoft.com/office/word/2006/wordml" xmlns:wps="http://schemas.microsoft.com/office/word/2010/wordprocessingShape" mc:Ignorable="w14 w15 w16se w16cid w16 w16cex w16sdtdh w16sdtfl w16du wp14">
+<w:numbering xmlns:wpc="http://schemas.microsoft.com/office/word/2010/wordprocessingCanvas" xmlns:cx="http://schemas.microsoft.com/office/drawing/2014/chartex" xmlns:cx1="http://schemas.microsoft.com/office/drawing/2015/9/8/chartex" xmlns:cx2="http://schemas.microsoft.com/office/drawing/2015/10/21/chartex" xmlns:cx3="http://schemas.microsoft.com/office/drawing/2016/5/9/chartex" xmlns:cx4="http://schemas.microsoft.com/office/drawing/2016/5/10/chartex" xmlns:cx5="http://schemas.microsoft.com/office/drawing/2016/5/11/chartex" xmlns:cx6="http://schemas.microsoft.com/office/drawing/2016/5/12/chartex" xmlns:cx7="http://schemas.microsoft.com/office/drawing/2016/5/13/chartex" xmlns:cx8="http://schemas.microsoft.com/office/drawing/2016/5/14/chartex" xmlns:mc="http://schemas.openxmlformats.org/markup-compatibility/2006" xmlns:m="http://schemas.openxmlformats.org/officeDocument/2006/math" xmlns:aink="http://schemas.microsoft.com/office/drawing/2016/ink" xmlns:am3d="http://schemas.microsoft.com/office/drawing/2017/model3d" xmlns:oel="http://schemas.microsoft.com/office/2019/extlst" xmlns:r="http://schemas.openxmlformats.org/officeDocument/2006/relationships" xmlns:wp14="http://schemas.microsoft.com/office/word/2010/wordprocessingDrawing" xmlns:wp="http://schemas.openxmlformats.org/drawingml/2006/wordprocessingDrawing" xmlns:wpg="http://schemas.microsoft.com/office/word/2010/wordprocessingGroup" xmlns:wpi="http://schemas.microsoft.com/office/word/2010/wordprocessingInk" xmlns:wps="http://schemas.microsoft.com/office/word/2010/wordprocessingShape" xmlns:o="urn:schemas-microsoft-com:office:office" xmlns:v="urn:schemas-microsoft-com:vml" xmlns:w10="urn:schemas-microsoft-com:office:word" xmlns:w="http://schemas.openxmlformats.org/wordprocessingml/2006/main" xmlns:w14="http://schemas.microsoft.com/office/word/2010/wordml" xmlns:w15="http://schemas.microsoft.com/office/word/2012/wordml" xmlns:w16cex="http://schemas.microsoft.com/office/word/2018/wordml/cex" xmlns:w16cid="http://schemas.microsoft.com/office/word/2016/wordml/cid" xmlns:w16="http://schemas.microsoft.com/office/word/2018/wordml" xmlns:w16sdtdh="http://schemas.microsoft.com/office/word/2020/wordml/sdtdatahash" xmlns:w16sdtfl="http://schemas.microsoft.com/office/word/2024/wordml/sdtformatlock" xmlns:w16se="http://schemas.microsoft.com/office/word/2015/wordml/symex" xmlns:w16du="http://schemas.microsoft.com/office/word/2023/wordml/word16du" xmlns:wne="http://schemas.microsoft.com/office/word/2006/wordml" mc:Ignorable="w14 w15 w16se w16cid w16 w16cex w16sdtdh w16sdtfl w16du wp14">
   <w:abstractNum w:abstractNumId="0" w15:restartNumberingAfterBreak="0">
     <w:nsid w:val="04A55406"/>
     <w:multiLevelType w:val="hybridMultilevel"/>
@@ -14205,7 +15055,7 @@
 </file>
 
 <file path=word/styles.xml><?xml version="1.0" encoding="utf-8"?>
-<w:styles xmlns:mc="http://schemas.openxmlformats.org/markup-compatibility/2006" xmlns:r="http://schemas.openxmlformats.org/officeDocument/2006/relationships" xmlns:w="http://schemas.openxmlformats.org/wordprocessingml/2006/main" xmlns:w14="http://schemas.microsoft.com/office/word/2010/wordml" xmlns:w15="http://schemas.microsoft.com/office/word/2012/wordml" xmlns:w16cex="http://schemas.microsoft.com/office/word/2018/wordml/cex" xmlns:w16cid="http://schemas.microsoft.com/office/word/2016/wordml/cid" xmlns:w16="http://schemas.microsoft.com/office/word/2018/wordml" xmlns:w16du="http://schemas.microsoft.com/office/word/2023/wordml/word16du" xmlns:w16sdtdh="http://schemas.microsoft.com/office/word/2020/wordml/sdtdatahash" xmlns:w16sdtfl="http://schemas.microsoft.com/office/word/2024/wordml/sdtformatlock" xmlns:w16se="http://schemas.microsoft.com/office/word/2015/wordml/symex" mc:Ignorable="w14 w15 w16se w16cid w16 w16cex w16sdtdh w16sdtfl w16du">
+<w:styles xmlns:mc="http://schemas.openxmlformats.org/markup-compatibility/2006" xmlns:r="http://schemas.openxmlformats.org/officeDocument/2006/relationships" xmlns:w="http://schemas.openxmlformats.org/wordprocessingml/2006/main" xmlns:w14="http://schemas.microsoft.com/office/word/2010/wordml" xmlns:w15="http://schemas.microsoft.com/office/word/2012/wordml" xmlns:w16cex="http://schemas.microsoft.com/office/word/2018/wordml/cex" xmlns:w16cid="http://schemas.microsoft.com/office/word/2016/wordml/cid" xmlns:w16="http://schemas.microsoft.com/office/word/2018/wordml" xmlns:w16sdtdh="http://schemas.microsoft.com/office/word/2020/wordml/sdtdatahash" xmlns:w16sdtfl="http://schemas.microsoft.com/office/word/2024/wordml/sdtformatlock" xmlns:w16se="http://schemas.microsoft.com/office/word/2015/wordml/symex" xmlns:w16du="http://schemas.microsoft.com/office/word/2023/wordml/word16du" mc:Ignorable="w14 w15 w16se w16cid w16 w16cex w16sdtdh w16sdtfl w16du">
   <w:docDefaults>
     <w:rPrDefault>
       <w:rPr>
@@ -14604,11 +15454,11 @@
     <w:qFormat/>
     <w:rsid w:val="00EB0739"/>
   </w:style>
-  <w:style w:type="paragraph" w:styleId="Ttulo1">
+  <w:style w:type="paragraph" w:styleId="Heading1">
     <w:name w:val="heading 1"/>
     <w:basedOn w:val="Normal"/>
     <w:next w:val="Normal"/>
-    <w:link w:val="Ttulo1Car"/>
+    <w:link w:val="Heading1Char"/>
     <w:uiPriority w:val="9"/>
     <w:qFormat/>
     <w:rsid w:val="001826C9"/>
@@ -14625,11 +15475,11 @@
       <w:szCs w:val="32"/>
     </w:rPr>
   </w:style>
-  <w:style w:type="paragraph" w:styleId="Ttulo2">
+  <w:style w:type="paragraph" w:styleId="Heading2">
     <w:name w:val="heading 2"/>
     <w:basedOn w:val="Normal"/>
     <w:next w:val="Normal"/>
-    <w:link w:val="Ttulo2Car"/>
+    <w:link w:val="Heading2Char"/>
     <w:uiPriority w:val="9"/>
     <w:unhideWhenUsed/>
     <w:qFormat/>
@@ -14647,13 +15497,12 @@
       <w:szCs w:val="26"/>
     </w:rPr>
   </w:style>
-  <w:style w:type="character" w:default="1" w:styleId="Fuentedeprrafopredeter">
+  <w:style w:type="character" w:default="1" w:styleId="DefaultParagraphFont">
     <w:name w:val="Default Paragraph Font"/>
     <w:uiPriority w:val="1"/>
-    <w:semiHidden/>
     <w:unhideWhenUsed/>
   </w:style>
-  <w:style w:type="table" w:default="1" w:styleId="Tablanormal">
+  <w:style w:type="table" w:default="1" w:styleId="TableNormal">
     <w:name w:val="Normal Table"/>
     <w:uiPriority w:val="99"/>
     <w:semiHidden/>
@@ -14668,17 +15517,17 @@
       </w:tblCellMar>
     </w:tblPr>
   </w:style>
-  <w:style w:type="numbering" w:default="1" w:styleId="Sinlista">
+  <w:style w:type="numbering" w:default="1" w:styleId="NoList">
     <w:name w:val="No List"/>
     <w:uiPriority w:val="99"/>
     <w:semiHidden/>
     <w:unhideWhenUsed/>
   </w:style>
-  <w:style w:type="paragraph" w:styleId="Ttulo">
+  <w:style w:type="paragraph" w:styleId="Title">
     <w:name w:val="Title"/>
     <w:basedOn w:val="Normal"/>
     <w:next w:val="Normal"/>
-    <w:link w:val="TtuloCar"/>
+    <w:link w:val="TitleChar"/>
     <w:uiPriority w:val="10"/>
     <w:qFormat/>
     <w:rsid w:val="00BA3B38"/>
@@ -14694,10 +15543,10 @@
       <w:szCs w:val="56"/>
     </w:rPr>
   </w:style>
-  <w:style w:type="character" w:customStyle="1" w:styleId="TtuloCar">
-    <w:name w:val="Título Car"/>
-    <w:basedOn w:val="Fuentedeprrafopredeter"/>
-    <w:link w:val="Ttulo"/>
+  <w:style w:type="character" w:customStyle="1" w:styleId="TitleChar">
+    <w:name w:val="Title Char"/>
+    <w:basedOn w:val="DefaultParagraphFont"/>
+    <w:link w:val="Title"/>
     <w:uiPriority w:val="10"/>
     <w:rsid w:val="00BA3B38"/>
     <w:rPr>
@@ -14709,7 +15558,7 @@
       <w:szCs w:val="56"/>
     </w:rPr>
   </w:style>
-  <w:style w:type="paragraph" w:styleId="Prrafodelista">
+  <w:style w:type="paragraph" w:styleId="ListParagraph">
     <w:name w:val="List Paragraph"/>
     <w:basedOn w:val="Normal"/>
     <w:uiPriority w:val="34"/>
@@ -14720,7 +15569,7 @@
       <w:contextualSpacing/>
     </w:pPr>
   </w:style>
-  <w:style w:type="paragraph" w:styleId="Descripcin">
+  <w:style w:type="paragraph" w:styleId="Caption">
     <w:name w:val="caption"/>
     <w:basedOn w:val="Normal"/>
     <w:next w:val="Normal"/>
@@ -14739,9 +15588,9 @@
       <w:szCs w:val="18"/>
     </w:rPr>
   </w:style>
-  <w:style w:type="table" w:styleId="Tabladecuadrcula2">
+  <w:style w:type="table" w:styleId="GridTable2">
     <w:name w:val="Grid Table 2"/>
-    <w:basedOn w:val="Tablanormal"/>
+    <w:basedOn w:val="TableNormal"/>
     <w:uiPriority w:val="47"/>
     <w:rsid w:val="005C50D1"/>
     <w:pPr>
@@ -14814,9 +15663,9 @@
       </w:tcPr>
     </w:tblStylePr>
   </w:style>
-  <w:style w:type="table" w:styleId="Tablaconcuadrcula2-nfasis3">
+  <w:style w:type="table" w:styleId="GridTable2-Accent3">
     <w:name w:val="Grid Table 2 Accent 3"/>
-    <w:basedOn w:val="Tablanormal"/>
+    <w:basedOn w:val="TableNormal"/>
     <w:uiPriority w:val="47"/>
     <w:rsid w:val="00392066"/>
     <w:pPr>
@@ -14889,10 +15738,10 @@
       </w:tcPr>
     </w:tblStylePr>
   </w:style>
-  <w:style w:type="character" w:customStyle="1" w:styleId="Ttulo1Car">
-    <w:name w:val="Título 1 Car"/>
-    <w:basedOn w:val="Fuentedeprrafopredeter"/>
-    <w:link w:val="Ttulo1"/>
+  <w:style w:type="character" w:customStyle="1" w:styleId="Heading1Char">
+    <w:name w:val="Heading 1 Char"/>
+    <w:basedOn w:val="DefaultParagraphFont"/>
+    <w:link w:val="Heading1"/>
     <w:uiPriority w:val="9"/>
     <w:rsid w:val="001826C9"/>
     <w:rPr>
@@ -14903,10 +15752,10 @@
       <w:szCs w:val="32"/>
     </w:rPr>
   </w:style>
-  <w:style w:type="character" w:customStyle="1" w:styleId="Ttulo2Car">
-    <w:name w:val="Título 2 Car"/>
-    <w:basedOn w:val="Fuentedeprrafopredeter"/>
-    <w:link w:val="Ttulo2"/>
+  <w:style w:type="character" w:customStyle="1" w:styleId="Heading2Char">
+    <w:name w:val="Heading 2 Char"/>
+    <w:basedOn w:val="DefaultParagraphFont"/>
+    <w:link w:val="Heading2"/>
     <w:uiPriority w:val="9"/>
     <w:rsid w:val="001826C9"/>
     <w:rPr>
@@ -14917,10 +15766,10 @@
       <w:szCs w:val="26"/>
     </w:rPr>
   </w:style>
-  <w:style w:type="paragraph" w:styleId="Encabezado">
+  <w:style w:type="paragraph" w:styleId="Header">
     <w:name w:val="header"/>
     <w:basedOn w:val="Normal"/>
-    <w:link w:val="EncabezadoCar"/>
+    <w:link w:val="HeaderChar"/>
     <w:uiPriority w:val="99"/>
     <w:unhideWhenUsed/>
     <w:rsid w:val="00FA294D"/>
@@ -14932,20 +15781,20 @@
       <w:spacing w:after="0" w:line="240" w:lineRule="auto"/>
     </w:pPr>
   </w:style>
-  <w:style w:type="character" w:customStyle="1" w:styleId="EncabezadoCar">
-    <w:name w:val="Encabezado Car"/>
-    <w:basedOn w:val="Fuentedeprrafopredeter"/>
-    <w:link w:val="Encabezado"/>
+  <w:style w:type="character" w:customStyle="1" w:styleId="HeaderChar">
+    <w:name w:val="Header Char"/>
+    <w:basedOn w:val="DefaultParagraphFont"/>
+    <w:link w:val="Header"/>
     <w:uiPriority w:val="99"/>
     <w:rsid w:val="00FA294D"/>
     <w:rPr>
       <w:noProof/>
     </w:rPr>
   </w:style>
-  <w:style w:type="paragraph" w:styleId="Piedepgina">
+  <w:style w:type="paragraph" w:styleId="Footer">
     <w:name w:val="footer"/>
     <w:basedOn w:val="Normal"/>
-    <w:link w:val="PiedepginaCar"/>
+    <w:link w:val="FooterChar"/>
     <w:uiPriority w:val="99"/>
     <w:unhideWhenUsed/>
     <w:rsid w:val="00FA294D"/>
@@ -14957,19 +15806,19 @@
       <w:spacing w:after="0" w:line="240" w:lineRule="auto"/>
     </w:pPr>
   </w:style>
-  <w:style w:type="character" w:customStyle="1" w:styleId="PiedepginaCar">
-    <w:name w:val="Pie de página Car"/>
-    <w:basedOn w:val="Fuentedeprrafopredeter"/>
-    <w:link w:val="Piedepgina"/>
+  <w:style w:type="character" w:customStyle="1" w:styleId="FooterChar">
+    <w:name w:val="Footer Char"/>
+    <w:basedOn w:val="DefaultParagraphFont"/>
+    <w:link w:val="Footer"/>
     <w:uiPriority w:val="99"/>
     <w:rsid w:val="00FA294D"/>
     <w:rPr>
       <w:noProof/>
     </w:rPr>
   </w:style>
-  <w:style w:type="table" w:styleId="Tablaconcuadrcula">
+  <w:style w:type="table" w:styleId="TableGrid">
     <w:name w:val="Table Grid"/>
-    <w:basedOn w:val="Tablanormal"/>
+    <w:basedOn w:val="TableNormal"/>
     <w:uiPriority w:val="39"/>
     <w:rsid w:val="00887A15"/>
     <w:pPr>
@@ -14986,9 +15835,9 @@
       </w:tblBorders>
     </w:tblPr>
   </w:style>
-  <w:style w:type="table" w:styleId="Tablaconcuadrcula5oscura-nfasis5">
+  <w:style w:type="table" w:styleId="GridTable5Dark-Accent5">
     <w:name w:val="Grid Table 5 Dark Accent 5"/>
-    <w:basedOn w:val="Tablanormal"/>
+    <w:basedOn w:val="TableNormal"/>
     <w:uiPriority w:val="50"/>
     <w:rsid w:val="00887A15"/>
     <w:pPr>
@@ -15092,9 +15941,9 @@
       </w:tcPr>
     </w:tblStylePr>
   </w:style>
-  <w:style w:type="table" w:styleId="Tablaconcuadrcula5oscura-nfasis1">
+  <w:style w:type="table" w:styleId="GridTable5Dark-Accent1">
     <w:name w:val="Grid Table 5 Dark Accent 1"/>
-    <w:basedOn w:val="Tablanormal"/>
+    <w:basedOn w:val="TableNormal"/>
     <w:uiPriority w:val="50"/>
     <w:rsid w:val="00EB0739"/>
     <w:pPr>
@@ -15496,117 +16345,35 @@
 </a:theme>
 </file>
 
+<file path=word/webextensions/taskpanes.xml><?xml version="1.0" encoding="utf-8"?>
+<wetp:taskpanes xmlns:wetp="http://schemas.microsoft.com/office/webextensions/taskpanes/2010/11">
+  <wetp:taskpane dockstate="right" visibility="0" width="350" row="0">
+    <wetp:webextensionref xmlns:r="http://schemas.openxmlformats.org/officeDocument/2006/relationships" r:id="rId1"/>
+  </wetp:taskpane>
+</wetp:taskpanes>
+</file>
+
+<file path=word/webextensions/webextension1.xml><?xml version="1.0" encoding="utf-8"?>
+<we:webextension xmlns:we="http://schemas.microsoft.com/office/webextensions/webextension/2010/11" id="{82EE05C9-A4C1-0040-9E14-9C2CB8D2F2F0}">
+  <we:reference id="WA200010453" version="1.0.0.1" store="Omex" storeType="OMEX"/>
+  <we:alternateReferences>
+    <we:reference id="WA200010453" version="1.0.0.1" store="WA200010453" storeType="OMEX"/>
+  </we:alternateReferences>
+  <we:properties>
+    <we:property name="claude.fileId" value="&quot;42bec21a-8068-490c-9252-abec38229f5c&quot;"/>
+  </we:properties>
+  <we:bindings/>
+  <we:snapshot xmlns:r="http://schemas.openxmlformats.org/officeDocument/2006/relationships"/>
+</we:webextension>
+</file>
+
 <file path=customXml/item1.xml><?xml version="1.0" encoding="utf-8"?>
-<p:properties xmlns:p="http://schemas.microsoft.com/office/2006/metadata/properties" xmlns:xsi="http://www.w3.org/2001/XMLSchema-instance" xmlns:pc="http://schemas.microsoft.com/office/infopath/2007/PartnerControls">
-  <documentManagement>
-    <SharedWithUsers xmlns="85e30bcc-d76c-4413-8e4d-2dce22fb0743">
-      <UserInfo>
-        <DisplayName>Carlos Andres Lozano Garzon</DisplayName>
-        <AccountId>13</AccountId>
-        <AccountType/>
-      </UserInfo>
-      <UserInfo>
-        <DisplayName>Dario Ernesto Correal Torres</DisplayName>
-        <AccountId>15</AccountId>
-        <AccountType/>
-      </UserInfo>
-      <UserInfo>
-        <DisplayName>Mario  Fernando De la rosa Rosero</DisplayName>
-        <AccountId>16</AccountId>
-        <AccountType/>
-      </UserInfo>
-      <UserInfo>
-        <DisplayName>Christian Camilo Aparicio Baquen</DisplayName>
-        <AccountId>50</AccountId>
-        <AccountType/>
-      </UserInfo>
-      <UserInfo>
-        <DisplayName>Arturo Henao Chaparro</DisplayName>
-        <AccountId>48</AccountId>
-        <AccountType/>
-      </UserInfo>
-      <UserInfo>
-        <DisplayName>Luis Esteban Florez Salamanca</DisplayName>
-        <AccountId>33</AccountId>
-        <AccountType/>
-      </UserInfo>
-      <UserInfo>
-        <DisplayName>Ivan David Salazar Cardenas</DisplayName>
-        <AccountId>52</AccountId>
-        <AccountType/>
-      </UserInfo>
-      <UserInfo>
-        <DisplayName>Juan Carlos Marin Morales</DisplayName>
-        <AccountId>53</AccountId>
-        <AccountType/>
-      </UserInfo>
-      <UserInfo>
-        <DisplayName>Sofia Duque Gomez</DisplayName>
-        <AccountId>60</AccountId>
-        <AccountType/>
-      </UserInfo>
-      <UserInfo>
-        <DisplayName>Andres Felipe Romero Brand</DisplayName>
-        <AccountId>91</AccountId>
-        <AccountType/>
-      </UserInfo>
-      <UserInfo>
-        <DisplayName>Lindsay Vanessa Pinto Morato</DisplayName>
-        <AccountId>92</AccountId>
-        <AccountType/>
-      </UserInfo>
-      <UserInfo>
-        <DisplayName>Miguel Angel Acosta Walteros</DisplayName>
-        <AccountId>94</AccountId>
-        <AccountType/>
-      </UserInfo>
-      <UserInfo>
-        <DisplayName>Juan David Diaz Ipuz</DisplayName>
-        <AccountId>90</AccountId>
-        <AccountType/>
-      </UserInfo>
-      <UserInfo>
-        <DisplayName>Lily Aitana valentina Duque Chavez</DisplayName>
-        <AccountId>17</AccountId>
-        <AccountType/>
-      </UserInfo>
-      <UserInfo>
-        <DisplayName>Isaac David Bermudez Lara</DisplayName>
-        <AccountId>95</AccountId>
-        <AccountType/>
-      </UserInfo>
-      <UserInfo>
-        <DisplayName>Daniel Alejandro Angel Fuertes</DisplayName>
-        <AccountId>55</AccountId>
-        <AccountType/>
-      </UserInfo>
-      <UserInfo>
-        <DisplayName>Jeniffer Liliam Mendoza Espinosa</DisplayName>
-        <AccountId>97</AccountId>
-        <AccountType/>
-      </UserInfo>
-      <UserInfo>
-        <DisplayName>Kevin Cohen Solano</DisplayName>
-        <AccountId>93</AccountId>
-        <AccountType/>
-      </UserInfo>
-      <UserInfo>
-        <DisplayName>Cesar Luis Moreno Gonzalez</DisplayName>
-        <AccountId>96</AccountId>
-        <AccountType/>
-      </UserInfo>
-      <UserInfo>
-        <DisplayName>Jose Cristobal Arroyo Castellanos</DisplayName>
-        <AccountId>54</AccountId>
-        <AccountType/>
-      </UserInfo>
-    </SharedWithUsers>
-    <TaxCatchAll xmlns="85e30bcc-d76c-4413-8e4d-2dce22fb0743" xsi:nil="true"/>
-    <lcf76f155ced4ddcb4097134ff3c332f xmlns="164883f8-7691-4ecf-b54a-664c0d0edefe">
-      <Terms xmlns="http://schemas.microsoft.com/office/infopath/2007/PartnerControls"/>
-    </lcf76f155ced4ddcb4097134ff3c332f>
-  </documentManagement>
-</p:properties>
+<?mso-contentType ?>
+<FormTemplates xmlns="http://schemas.microsoft.com/sharepoint/v3/contenttype/forms">
+  <Display>DocumentLibraryForm</Display>
+  <Edit>DocumentLibraryForm</Edit>
+  <New>DocumentLibraryForm</New>
+</FormTemplates>
 </file>
 
 <file path=customXml/item2.xml><?xml version="1.0" encoding="utf-8"?>
@@ -15859,21 +16626,122 @@
 </file>
 
 <file path=customXml/item3.xml><?xml version="1.0" encoding="utf-8"?>
-<?mso-contentType ?>
-<FormTemplates xmlns="http://schemas.microsoft.com/sharepoint/v3/contenttype/forms">
-  <Display>DocumentLibraryForm</Display>
-  <Edit>DocumentLibraryForm</Edit>
-  <New>DocumentLibraryForm</New>
-</FormTemplates>
+<p:properties xmlns:p="http://schemas.microsoft.com/office/2006/metadata/properties" xmlns:xsi="http://www.w3.org/2001/XMLSchema-instance" xmlns:pc="http://schemas.microsoft.com/office/infopath/2007/PartnerControls">
+  <documentManagement>
+    <SharedWithUsers xmlns="85e30bcc-d76c-4413-8e4d-2dce22fb0743">
+      <UserInfo>
+        <DisplayName>Carlos Andres Lozano Garzon</DisplayName>
+        <AccountId>13</AccountId>
+        <AccountType/>
+      </UserInfo>
+      <UserInfo>
+        <DisplayName>Dario Ernesto Correal Torres</DisplayName>
+        <AccountId>15</AccountId>
+        <AccountType/>
+      </UserInfo>
+      <UserInfo>
+        <DisplayName>Mario  Fernando De la rosa Rosero</DisplayName>
+        <AccountId>16</AccountId>
+        <AccountType/>
+      </UserInfo>
+      <UserInfo>
+        <DisplayName>Christian Camilo Aparicio Baquen</DisplayName>
+        <AccountId>50</AccountId>
+        <AccountType/>
+      </UserInfo>
+      <UserInfo>
+        <DisplayName>Arturo Henao Chaparro</DisplayName>
+        <AccountId>48</AccountId>
+        <AccountType/>
+      </UserInfo>
+      <UserInfo>
+        <DisplayName>Luis Esteban Florez Salamanca</DisplayName>
+        <AccountId>33</AccountId>
+        <AccountType/>
+      </UserInfo>
+      <UserInfo>
+        <DisplayName>Ivan David Salazar Cardenas</DisplayName>
+        <AccountId>52</AccountId>
+        <AccountType/>
+      </UserInfo>
+      <UserInfo>
+        <DisplayName>Juan Carlos Marin Morales</DisplayName>
+        <AccountId>53</AccountId>
+        <AccountType/>
+      </UserInfo>
+      <UserInfo>
+        <DisplayName>Sofia Duque Gomez</DisplayName>
+        <AccountId>60</AccountId>
+        <AccountType/>
+      </UserInfo>
+      <UserInfo>
+        <DisplayName>Andres Felipe Romero Brand</DisplayName>
+        <AccountId>91</AccountId>
+        <AccountType/>
+      </UserInfo>
+      <UserInfo>
+        <DisplayName>Lindsay Vanessa Pinto Morato</DisplayName>
+        <AccountId>92</AccountId>
+        <AccountType/>
+      </UserInfo>
+      <UserInfo>
+        <DisplayName>Miguel Angel Acosta Walteros</DisplayName>
+        <AccountId>94</AccountId>
+        <AccountType/>
+      </UserInfo>
+      <UserInfo>
+        <DisplayName>Juan David Diaz Ipuz</DisplayName>
+        <AccountId>90</AccountId>
+        <AccountType/>
+      </UserInfo>
+      <UserInfo>
+        <DisplayName>Lily Aitana valentina Duque Chavez</DisplayName>
+        <AccountId>17</AccountId>
+        <AccountType/>
+      </UserInfo>
+      <UserInfo>
+        <DisplayName>Isaac David Bermudez Lara</DisplayName>
+        <AccountId>95</AccountId>
+        <AccountType/>
+      </UserInfo>
+      <UserInfo>
+        <DisplayName>Daniel Alejandro Angel Fuertes</DisplayName>
+        <AccountId>55</AccountId>
+        <AccountType/>
+      </UserInfo>
+      <UserInfo>
+        <DisplayName>Jeniffer Liliam Mendoza Espinosa</DisplayName>
+        <AccountId>97</AccountId>
+        <AccountType/>
+      </UserInfo>
+      <UserInfo>
+        <DisplayName>Kevin Cohen Solano</DisplayName>
+        <AccountId>93</AccountId>
+        <AccountType/>
+      </UserInfo>
+      <UserInfo>
+        <DisplayName>Cesar Luis Moreno Gonzalez</DisplayName>
+        <AccountId>96</AccountId>
+        <AccountType/>
+      </UserInfo>
+      <UserInfo>
+        <DisplayName>Jose Cristobal Arroyo Castellanos</DisplayName>
+        <AccountId>54</AccountId>
+        <AccountType/>
+      </UserInfo>
+    </SharedWithUsers>
+    <TaxCatchAll xmlns="85e30bcc-d76c-4413-8e4d-2dce22fb0743" xsi:nil="true"/>
+    <lcf76f155ced4ddcb4097134ff3c332f xmlns="164883f8-7691-4ecf-b54a-664c0d0edefe">
+      <Terms xmlns="http://schemas.microsoft.com/office/infopath/2007/PartnerControls"/>
+    </lcf76f155ced4ddcb4097134ff3c332f>
+  </documentManagement>
+</p:properties>
 </file>
 
 <file path=customXml/itemProps1.xml><?xml version="1.0" encoding="utf-8"?>
-<ds:datastoreItem xmlns:ds="http://schemas.openxmlformats.org/officeDocument/2006/customXml" ds:itemID="{D8D55360-DA4E-4EE6-A532-0D8BE99E30A4}">
+<ds:datastoreItem xmlns:ds="http://schemas.openxmlformats.org/officeDocument/2006/customXml" ds:itemID="{7DBE8262-9C92-4A1B-85FF-A533173B85D6}">
   <ds:schemaRefs>
-    <ds:schemaRef ds:uri="http://schemas.microsoft.com/office/2006/metadata/properties"/>
-    <ds:schemaRef ds:uri="http://schemas.microsoft.com/office/infopath/2007/PartnerControls"/>
-    <ds:schemaRef ds:uri="85e30bcc-d76c-4413-8e4d-2dce22fb0743"/>
-    <ds:schemaRef ds:uri="164883f8-7691-4ecf-b54a-664c0d0edefe"/>
+    <ds:schemaRef ds:uri="http://schemas.microsoft.com/sharepoint/v3/contenttype/forms"/>
   </ds:schemaRefs>
 </ds:datastoreItem>
 </file>
@@ -15898,9 +16766,12 @@
 </file>
 
 <file path=customXml/itemProps3.xml><?xml version="1.0" encoding="utf-8"?>
-<ds:datastoreItem xmlns:ds="http://schemas.openxmlformats.org/officeDocument/2006/customXml" ds:itemID="{7DBE8262-9C92-4A1B-85FF-A533173B85D6}">
+<ds:datastoreItem xmlns:ds="http://schemas.openxmlformats.org/officeDocument/2006/customXml" ds:itemID="{D8D55360-DA4E-4EE6-A532-0D8BE99E30A4}">
   <ds:schemaRefs>
-    <ds:schemaRef ds:uri="http://schemas.microsoft.com/sharepoint/v3/contenttype/forms"/>
+    <ds:schemaRef ds:uri="http://schemas.microsoft.com/office/2006/metadata/properties"/>
+    <ds:schemaRef ds:uri="http://schemas.microsoft.com/office/infopath/2007/PartnerControls"/>
+    <ds:schemaRef ds:uri="85e30bcc-d76c-4413-8e4d-2dce22fb0743"/>
+    <ds:schemaRef ds:uri="164883f8-7691-4ecf-b54a-664c0d0edefe"/>
   </ds:schemaRefs>
 </ds:datastoreItem>
 </file>
--- a/Docs/Observaciones-Lab 4.docx
+++ b/Docs/Observaciones-Lab 4.docx
@@ -1,10 +1,10 @@
 
 <file path=word/document.xml><?xml version="1.0" encoding="utf-8"?>
-<w:document xmlns:wpc="http://schemas.microsoft.com/office/word/2010/wordprocessingCanvas" xmlns:cx="http://schemas.microsoft.com/office/drawing/2014/chartex" xmlns:cx1="http://schemas.microsoft.com/office/drawing/2015/9/8/chartex" xmlns:cx2="http://schemas.microsoft.com/office/drawing/2015/10/21/chartex" xmlns:cx3="http://schemas.microsoft.com/office/drawing/2016/5/9/chartex" xmlns:cx4="http://schemas.microsoft.com/office/drawing/2016/5/10/chartex" xmlns:cx5="http://schemas.microsoft.com/office/drawing/2016/5/11/chartex" xmlns:cx6="http://schemas.microsoft.com/office/drawing/2016/5/12/chartex" xmlns:cx7="http://schemas.microsoft.com/office/drawing/2016/5/13/chartex" xmlns:cx8="http://schemas.microsoft.com/office/drawing/2016/5/14/chartex" xmlns:mc="http://schemas.openxmlformats.org/markup-compatibility/2006" xmlns:m="http://schemas.openxmlformats.org/officeDocument/2006/math" xmlns:aink="http://schemas.microsoft.com/office/drawing/2016/ink" xmlns:am3d="http://schemas.microsoft.com/office/drawing/2017/model3d" xmlns:oel="http://schemas.microsoft.com/office/2019/extlst" xmlns:r="http://schemas.openxmlformats.org/officeDocument/2006/relationships" xmlns:wp14="http://schemas.microsoft.com/office/word/2010/wordprocessingDrawing" xmlns:wp="http://schemas.openxmlformats.org/drawingml/2006/wordprocessingDrawing" xmlns:wpg="http://schemas.microsoft.com/office/word/2010/wordprocessingGroup" xmlns:wpi="http://schemas.microsoft.com/office/word/2010/wordprocessingInk" xmlns:wps="http://schemas.microsoft.com/office/word/2010/wordprocessingShape" xmlns:o="urn:schemas-microsoft-com:office:office" xmlns:v="urn:schemas-microsoft-com:vml" xmlns:w10="urn:schemas-microsoft-com:office:word" xmlns:w="http://schemas.openxmlformats.org/wordprocessingml/2006/main" xmlns:w14="http://schemas.microsoft.com/office/word/2010/wordml" xmlns:w15="http://schemas.microsoft.com/office/word/2012/wordml" xmlns:w16cex="http://schemas.microsoft.com/office/word/2018/wordml/cex" xmlns:w16cid="http://schemas.microsoft.com/office/word/2016/wordml/cid" xmlns:w16="http://schemas.microsoft.com/office/word/2018/wordml" xmlns:w16sdtdh="http://schemas.microsoft.com/office/word/2020/wordml/sdtdatahash" xmlns:w16sdtfl="http://schemas.microsoft.com/office/word/2024/wordml/sdtformatlock" xmlns:w16se="http://schemas.microsoft.com/office/word/2015/wordml/symex" xmlns:w16du="http://schemas.microsoft.com/office/word/2023/wordml/word16du" xmlns:wne="http://schemas.microsoft.com/office/word/2006/wordml" mc:Ignorable="w14 w15 w16se w16cid w16 w16cex w16sdtdh w16sdtfl w16du wp14">
+<w:document xmlns:wpc="http://schemas.microsoft.com/office/word/2010/wordprocessingCanvas" xmlns:cx="http://schemas.microsoft.com/office/drawing/2014/chartex" xmlns:cx1="http://schemas.microsoft.com/office/drawing/2015/9/8/chartex" xmlns:cx2="http://schemas.microsoft.com/office/drawing/2015/10/21/chartex" xmlns:cx3="http://schemas.microsoft.com/office/drawing/2016/5/9/chartex" xmlns:cx4="http://schemas.microsoft.com/office/drawing/2016/5/10/chartex" xmlns:cx5="http://schemas.microsoft.com/office/drawing/2016/5/11/chartex" xmlns:cx6="http://schemas.microsoft.com/office/drawing/2016/5/12/chartex" xmlns:cx7="http://schemas.microsoft.com/office/drawing/2016/5/13/chartex" xmlns:cx8="http://schemas.microsoft.com/office/drawing/2016/5/14/chartex" xmlns:mc="http://schemas.openxmlformats.org/markup-compatibility/2006" xmlns:aink="http://schemas.microsoft.com/office/drawing/2016/ink" xmlns:am3d="http://schemas.microsoft.com/office/drawing/2017/model3d" xmlns:o="urn:schemas-microsoft-com:office:office" xmlns:oel="http://schemas.microsoft.com/office/2019/extlst" xmlns:r="http://schemas.openxmlformats.org/officeDocument/2006/relationships" xmlns:m="http://schemas.openxmlformats.org/officeDocument/2006/math" xmlns:v="urn:schemas-microsoft-com:vml" xmlns:wp14="http://schemas.microsoft.com/office/word/2010/wordprocessingDrawing" xmlns:wp="http://schemas.openxmlformats.org/drawingml/2006/wordprocessingDrawing" xmlns:w10="urn:schemas-microsoft-com:office:word" xmlns:w="http://schemas.openxmlformats.org/wordprocessingml/2006/main" xmlns:w14="http://schemas.microsoft.com/office/word/2010/wordml" xmlns:w15="http://schemas.microsoft.com/office/word/2012/wordml" xmlns:w16cex="http://schemas.microsoft.com/office/word/2018/wordml/cex" xmlns:w16cid="http://schemas.microsoft.com/office/word/2016/wordml/cid" xmlns:w16="http://schemas.microsoft.com/office/word/2018/wordml" xmlns:w16du="http://schemas.microsoft.com/office/word/2023/wordml/word16du" xmlns:w16sdtdh="http://schemas.microsoft.com/office/word/2020/wordml/sdtdatahash" xmlns:w16sdtfl="http://schemas.microsoft.com/office/word/2024/wordml/sdtformatlock" xmlns:w16se="http://schemas.microsoft.com/office/word/2015/wordml/symex" xmlns:wpg="http://schemas.microsoft.com/office/word/2010/wordprocessingGroup" xmlns:wpi="http://schemas.microsoft.com/office/word/2010/wordprocessingInk" xmlns:wne="http://schemas.microsoft.com/office/word/2006/wordml" xmlns:wps="http://schemas.microsoft.com/office/word/2010/wordprocessingShape" mc:Ignorable="w14 w15 w16se w16cid w16 w16cex w16sdtdh w16sdtfl w16du wp14">
   <w:body>
     <w:p>
       <w:pPr>
-        <w:pStyle w:val="Title"/>
+        <w:pStyle w:val="Ttulo"/>
         <w:jc w:val="center"/>
         <w:rPr>
           <w:lang w:val="es-419"/>
@@ -118,7 +118,7 @@
     </w:p>
     <w:p>
       <w:pPr>
-        <w:pStyle w:val="Heading1"/>
+        <w:pStyle w:val="Ttulo1"/>
         <w:rPr>
           <w:b/>
           <w:bCs/>
@@ -136,7 +136,7 @@
     </w:p>
     <w:tbl>
       <w:tblPr>
-        <w:tblStyle w:val="GridTable2"/>
+        <w:tblStyle w:val="Tabladecuadrcula2"/>
         <w:tblW w:w="4936" w:type="pct"/>
         <w:jc w:val="center"/>
         <w:tblLook w:val="04A0" w:firstRow="1" w:lastRow="0" w:firstColumn="1" w:lastColumn="0" w:noHBand="0" w:noVBand="1"/>
@@ -325,7 +325,6 @@
               <w:cnfStyle w:val="000000100000" w:firstRow="0" w:lastRow="0" w:firstColumn="0" w:lastColumn="0" w:oddVBand="0" w:evenVBand="0" w:oddHBand="1" w:evenHBand="0" w:firstRowFirstColumn="0" w:firstRowLastColumn="0" w:lastRowFirstColumn="0" w:lastRowLastColumn="0"/>
               <w:rPr>
                 <w:rFonts w:ascii="Dax-Regular" w:hAnsi="Dax-Regular"/>
-                <w:lang w:val="es-419"/>
               </w:rPr>
             </w:pPr>
           </w:p>
@@ -340,9 +339,14 @@
               <w:cnfStyle w:val="000000100000" w:firstRow="0" w:lastRow="0" w:firstColumn="0" w:lastColumn="0" w:oddVBand="0" w:evenVBand="0" w:oddHBand="1" w:evenHBand="0" w:firstRowFirstColumn="0" w:firstRowLastColumn="0" w:lastRowFirstColumn="0" w:lastRowLastColumn="0"/>
               <w:rPr>
                 <w:rFonts w:ascii="Dax-Regular" w:hAnsi="Dax-Regular"/>
-                <w:lang w:val="es-419"/>
-              </w:rPr>
-            </w:pPr>
+              </w:rPr>
+            </w:pPr>
+            <w:r>
+              <w:rPr>
+                <w:rFonts w:ascii="Dax-Regular" w:hAnsi="Dax-Regular"/>
+              </w:rPr>
+              <w:t>AMD Ryzen 7 7445HS w/ Radeon 740M Graphics (3.20 GHz)</w:t>
+            </w:r>
           </w:p>
         </w:tc>
       </w:tr>
@@ -422,6 +426,13 @@
                 <w:lang w:val="es-419"/>
               </w:rPr>
             </w:pPr>
+            <w:r>
+              <w:rPr>
+                <w:rFonts w:ascii="Dax-Regular" w:hAnsi="Dax-Regular"/>
+                <w:lang w:val="es-419"/>
+              </w:rPr>
+              <w:t>16 GB</w:t>
+            </w:r>
           </w:p>
         </w:tc>
       </w:tr>
@@ -501,16 +512,36 @@
               <w:cnfStyle w:val="000000100000" w:firstRow="0" w:lastRow="0" w:firstColumn="0" w:lastColumn="0" w:oddVBand="0" w:evenVBand="0" w:oddHBand="1" w:evenHBand="0" w:firstRowFirstColumn="0" w:firstRowLastColumn="0" w:lastRowFirstColumn="0" w:lastRowLastColumn="0"/>
               <w:rPr>
                 <w:rFonts w:ascii="Dax-Regular" w:hAnsi="Dax-Regular"/>
-                <w:lang w:val="es-419"/>
-              </w:rPr>
-            </w:pPr>
+              </w:rPr>
+            </w:pPr>
+            <w:r>
+              <w:rPr>
+                <w:rFonts w:ascii="Dax-Regular" w:hAnsi="Dax-Regular"/>
+              </w:rPr>
+              <w:t>Windows 11 Home Single Language</w:t>
+            </w:r>
+            <w:r>
+              <w:rPr>
+                <w:rFonts w:ascii="Dax-Regular" w:hAnsi="Dax-Regular"/>
+              </w:rPr>
+              <w:t xml:space="preserve"> </w:t>
+            </w:r>
+            <w:r>
+              <w:t>25</w:t>
+            </w:r>
+            <w:r>
+              <w:t>H</w:t>
+            </w:r>
+            <w:r>
+              <w:t>2</w:t>
+            </w:r>
           </w:p>
         </w:tc>
       </w:tr>
     </w:tbl>
     <w:p>
       <w:pPr>
-        <w:pStyle w:val="Caption"/>
+        <w:pStyle w:val="Descripcin"/>
         <w:jc w:val="center"/>
         <w:rPr>
           <w:lang w:val="es-419"/>
@@ -571,7 +602,7 @@
     </w:p>
     <w:p>
       <w:pPr>
-        <w:pStyle w:val="Heading1"/>
+        <w:pStyle w:val="Ttulo1"/>
         <w:rPr>
           <w:b/>
           <w:bCs/>
@@ -605,7 +636,7 @@
     </w:p>
     <w:p>
       <w:pPr>
-        <w:pStyle w:val="Heading2"/>
+        <w:pStyle w:val="Ttulo2"/>
         <w:rPr>
           <w:b/>
           <w:bCs/>
@@ -638,7 +669,7 @@
     </w:p>
     <w:tbl>
       <w:tblPr>
-        <w:tblStyle w:val="GridTable2"/>
+        <w:tblStyle w:val="Tabladecuadrcula2"/>
         <w:tblW w:w="4543" w:type="pct"/>
         <w:tblLook w:val="04A0" w:firstRow="1" w:lastRow="0" w:firstColumn="1" w:lastColumn="0" w:noHBand="0" w:noVBand="1"/>
       </w:tblPr>
@@ -1608,7 +1639,7 @@
     </w:p>
     <w:p>
       <w:pPr>
-        <w:pStyle w:val="Heading2"/>
+        <w:pStyle w:val="Ttulo2"/>
         <w:rPr>
           <w:b/>
           <w:bCs/>
@@ -1657,7 +1688,7 @@
     </w:p>
     <w:tbl>
       <w:tblPr>
-        <w:tblStyle w:val="GridTable2"/>
+        <w:tblStyle w:val="Tabladecuadrcula2"/>
         <w:tblW w:w="4543" w:type="pct"/>
         <w:tblLook w:val="04A0" w:firstRow="1" w:lastRow="0" w:firstColumn="1" w:lastColumn="0" w:noHBand="0" w:noVBand="1"/>
       </w:tblPr>
@@ -2432,6 +2463,7 @@
                 <w:color w:val="000000"/>
                 <w:lang w:eastAsia="en-US"/>
               </w:rPr>
+              <w:lastRenderedPageBreak/>
               <w:t>80.00%</w:t>
             </w:r>
           </w:p>
@@ -2627,7 +2659,7 @@
     </w:p>
     <w:p>
       <w:pPr>
-        <w:pStyle w:val="Heading2"/>
+        <w:pStyle w:val="Ttulo2"/>
         <w:rPr>
           <w:b/>
           <w:bCs/>
@@ -2668,7 +2700,7 @@
     </w:p>
     <w:tbl>
       <w:tblPr>
-        <w:tblStyle w:val="GridTable2"/>
+        <w:tblStyle w:val="Tabladecuadrcula2"/>
         <w:tblW w:w="4543" w:type="pct"/>
         <w:tblLook w:val="04A0" w:firstRow="1" w:lastRow="0" w:firstColumn="1" w:lastColumn="0" w:noHBand="0" w:noVBand="1"/>
       </w:tblPr>
@@ -3670,7 +3702,7 @@
     </w:p>
     <w:p>
       <w:pPr>
-        <w:pStyle w:val="Heading2"/>
+        <w:pStyle w:val="Ttulo2"/>
         <w:rPr>
           <w:b/>
           <w:bCs/>
@@ -3727,7 +3759,7 @@
     </w:p>
     <w:tbl>
       <w:tblPr>
-        <w:tblStyle w:val="GridTable2"/>
+        <w:tblStyle w:val="Tabladecuadrcula2"/>
         <w:tblW w:w="4543" w:type="pct"/>
         <w:tblLook w:val="04A0" w:firstRow="1" w:lastRow="0" w:firstColumn="1" w:lastColumn="0" w:noHBand="0" w:noVBand="1"/>
       </w:tblPr>
@@ -4729,7 +4761,7 @@
     </w:p>
     <w:p>
       <w:pPr>
-        <w:pStyle w:val="Heading1"/>
+        <w:pStyle w:val="Ttulo1"/>
         <w:rPr>
           <w:b/>
           <w:bCs/>
@@ -4763,7 +4795,7 @@
     </w:p>
     <w:p>
       <w:pPr>
-        <w:pStyle w:val="Heading2"/>
+        <w:pStyle w:val="Ttulo2"/>
         <w:rPr>
           <w:b/>
           <w:bCs/>
@@ -4796,7 +4828,7 @@
     </w:p>
     <w:tbl>
       <w:tblPr>
-        <w:tblStyle w:val="GridTable2"/>
+        <w:tblStyle w:val="Tabladecuadrcula2"/>
         <w:tblW w:w="4543" w:type="pct"/>
         <w:tblLook w:val="04A0" w:firstRow="1" w:lastRow="0" w:firstColumn="1" w:lastColumn="0" w:noHBand="0" w:noVBand="1"/>
       </w:tblPr>
@@ -5439,6 +5471,7 @@
                 <w:color w:val="000000"/>
                 <w:lang w:eastAsia="en-US"/>
               </w:rPr>
+              <w:lastRenderedPageBreak/>
               <w:t>80.00%</w:t>
             </w:r>
           </w:p>
@@ -5590,7 +5623,7 @@
     </w:p>
     <w:p>
       <w:pPr>
-        <w:pStyle w:val="Heading2"/>
+        <w:pStyle w:val="Ttulo2"/>
         <w:rPr>
           <w:b/>
           <w:bCs/>
@@ -5623,7 +5656,7 @@
     </w:p>
     <w:tbl>
       <w:tblPr>
-        <w:tblStyle w:val="GridTable2"/>
+        <w:tblStyle w:val="Tabladecuadrcula2"/>
         <w:tblW w:w="4543" w:type="pct"/>
         <w:tblLook w:val="04A0" w:firstRow="1" w:lastRow="0" w:firstColumn="1" w:lastColumn="0" w:noHBand="0" w:noVBand="1"/>
       </w:tblPr>
@@ -6427,7 +6460,7 @@
     </w:p>
     <w:p>
       <w:pPr>
-        <w:pStyle w:val="Heading2"/>
+        <w:pStyle w:val="Ttulo2"/>
         <w:rPr>
           <w:b/>
           <w:bCs/>
@@ -6460,7 +6493,7 @@
     </w:p>
     <w:tbl>
       <w:tblPr>
-        <w:tblStyle w:val="GridTable2"/>
+        <w:tblStyle w:val="Tabladecuadrcula2"/>
         <w:tblW w:w="4543" w:type="pct"/>
         <w:tblLook w:val="04A0" w:firstRow="1" w:lastRow="0" w:firstColumn="1" w:lastColumn="0" w:noHBand="0" w:noVBand="1"/>
       </w:tblPr>
@@ -7302,7 +7335,7 @@
     </w:p>
     <w:p>
       <w:pPr>
-        <w:pStyle w:val="Heading2"/>
+        <w:pStyle w:val="Ttulo2"/>
         <w:rPr>
           <w:b/>
           <w:bCs/>
@@ -7335,7 +7368,7 @@
     </w:p>
     <w:tbl>
       <w:tblPr>
-        <w:tblStyle w:val="GridTable2"/>
+        <w:tblStyle w:val="Tabladecuadrcula2"/>
         <w:tblW w:w="4543" w:type="pct"/>
         <w:tblLook w:val="04A0" w:firstRow="1" w:lastRow="0" w:firstColumn="1" w:lastColumn="0" w:noHBand="0" w:noVBand="1"/>
       </w:tblPr>
@@ -8111,6 +8144,7 @@
                 <w:color w:val="000000"/>
                 <w:lang w:eastAsia="en-US"/>
               </w:rPr>
+              <w:lastRenderedPageBreak/>
               <w:t>100.00%</w:t>
             </w:r>
           </w:p>
@@ -8179,7 +8213,7 @@
     </w:p>
     <w:p>
       <w:pPr>
-        <w:pStyle w:val="Heading1"/>
+        <w:pStyle w:val="Ttulo1"/>
         <w:rPr>
           <w:b/>
           <w:bCs/>
@@ -8192,7 +8226,6 @@
           <w:bCs/>
           <w:lang w:val="es-419"/>
         </w:rPr>
-        <w:lastRenderedPageBreak/>
         <w:t>M</w:t>
       </w:r>
       <w:r>
@@ -8222,7 +8255,7 @@
     </w:p>
     <w:p>
       <w:pPr>
-        <w:pStyle w:val="Heading2"/>
+        <w:pStyle w:val="Ttulo2"/>
         <w:rPr>
           <w:b/>
           <w:bCs/>
@@ -8255,7 +8288,7 @@
     </w:p>
     <w:tbl>
       <w:tblPr>
-        <w:tblStyle w:val="GridTable2"/>
+        <w:tblStyle w:val="Tabladecuadrcula2"/>
         <w:tblW w:w="4543" w:type="pct"/>
         <w:tblLook w:val="04A0" w:firstRow="1" w:lastRow="0" w:firstColumn="1" w:lastColumn="0" w:noHBand="0" w:noVBand="1"/>
       </w:tblPr>
@@ -8416,6 +8449,14 @@
                 <w:lang w:eastAsia="en-US"/>
               </w:rPr>
             </w:pPr>
+            <w:r>
+              <w:rPr>
+                <w:rFonts w:ascii="Dax-Regular" w:eastAsia="Times New Roman" w:hAnsi="Dax-Regular" w:cs="Calibri"/>
+                <w:color w:val="000000"/>
+                <w:lang w:eastAsia="en-US"/>
+              </w:rPr>
+              <w:t>0.044</w:t>
+            </w:r>
           </w:p>
         </w:tc>
         <w:tc>
@@ -8434,6 +8475,15 @@
                 <w:lang w:eastAsia="en-US"/>
               </w:rPr>
             </w:pPr>
+            <w:r>
+              <w:rPr>
+                <w:rFonts w:ascii="Times New Roman" w:eastAsia="Times New Roman" w:hAnsi="Times New Roman" w:cs="Times New Roman"/>
+                <w:sz w:val="20"/>
+                <w:szCs w:val="20"/>
+                <w:lang w:eastAsia="en-US"/>
+              </w:rPr>
+              <w:t>0.040</w:t>
+            </w:r>
           </w:p>
         </w:tc>
         <w:tc>
@@ -8452,6 +8502,15 @@
                 <w:lang w:eastAsia="en-US"/>
               </w:rPr>
             </w:pPr>
+            <w:r>
+              <w:rPr>
+                <w:rFonts w:ascii="Times New Roman" w:eastAsia="Times New Roman" w:hAnsi="Times New Roman" w:cs="Times New Roman"/>
+                <w:sz w:val="20"/>
+                <w:szCs w:val="20"/>
+                <w:lang w:eastAsia="en-US"/>
+              </w:rPr>
+              <w:t>0.003</w:t>
+            </w:r>
           </w:p>
         </w:tc>
       </w:tr>
@@ -8499,6 +8558,14 @@
                 <w:lang w:eastAsia="en-US"/>
               </w:rPr>
             </w:pPr>
+            <w:r>
+              <w:rPr>
+                <w:rFonts w:ascii="Dax-Regular" w:eastAsia="Times New Roman" w:hAnsi="Dax-Regular" w:cs="Calibri"/>
+                <w:color w:val="000000"/>
+                <w:lang w:eastAsia="en-US"/>
+              </w:rPr>
+              <w:t>0.229</w:t>
+            </w:r>
           </w:p>
         </w:tc>
         <w:tc>
@@ -8517,6 +8584,15 @@
                 <w:lang w:eastAsia="en-US"/>
               </w:rPr>
             </w:pPr>
+            <w:r>
+              <w:rPr>
+                <w:rFonts w:ascii="Times New Roman" w:eastAsia="Times New Roman" w:hAnsi="Times New Roman" w:cs="Times New Roman"/>
+                <w:sz w:val="20"/>
+                <w:szCs w:val="20"/>
+                <w:lang w:eastAsia="en-US"/>
+              </w:rPr>
+              <w:t>0.287</w:t>
+            </w:r>
           </w:p>
         </w:tc>
         <w:tc>
@@ -8535,6 +8611,15 @@
                 <w:lang w:eastAsia="en-US"/>
               </w:rPr>
             </w:pPr>
+            <w:r>
+              <w:rPr>
+                <w:rFonts w:ascii="Times New Roman" w:eastAsia="Times New Roman" w:hAnsi="Times New Roman" w:cs="Times New Roman"/>
+                <w:sz w:val="20"/>
+                <w:szCs w:val="20"/>
+                <w:lang w:eastAsia="en-US"/>
+              </w:rPr>
+              <w:t>0.003</w:t>
+            </w:r>
           </w:p>
         </w:tc>
       </w:tr>
@@ -8583,6 +8668,14 @@
                 <w:lang w:eastAsia="en-US"/>
               </w:rPr>
             </w:pPr>
+            <w:r>
+              <w:rPr>
+                <w:rFonts w:ascii="Dax-Regular" w:eastAsia="Times New Roman" w:hAnsi="Dax-Regular" w:cs="Calibri"/>
+                <w:color w:val="000000"/>
+                <w:lang w:eastAsia="en-US"/>
+              </w:rPr>
+              <w:t>0.321</w:t>
+            </w:r>
           </w:p>
         </w:tc>
         <w:tc>
@@ -8601,6 +8694,15 @@
                 <w:lang w:eastAsia="en-US"/>
               </w:rPr>
             </w:pPr>
+            <w:r>
+              <w:rPr>
+                <w:rFonts w:ascii="Times New Roman" w:eastAsia="Times New Roman" w:hAnsi="Times New Roman" w:cs="Times New Roman"/>
+                <w:sz w:val="20"/>
+                <w:szCs w:val="20"/>
+                <w:lang w:eastAsia="en-US"/>
+              </w:rPr>
+              <w:t>0.325</w:t>
+            </w:r>
           </w:p>
         </w:tc>
         <w:tc>
@@ -8619,6 +8721,15 @@
                 <w:lang w:eastAsia="en-US"/>
               </w:rPr>
             </w:pPr>
+            <w:r>
+              <w:rPr>
+                <w:rFonts w:ascii="Times New Roman" w:eastAsia="Times New Roman" w:hAnsi="Times New Roman" w:cs="Times New Roman"/>
+                <w:sz w:val="20"/>
+                <w:szCs w:val="20"/>
+                <w:lang w:eastAsia="en-US"/>
+              </w:rPr>
+              <w:t>0.001</w:t>
+            </w:r>
           </w:p>
         </w:tc>
       </w:tr>
@@ -8666,6 +8777,14 @@
                 <w:lang w:eastAsia="en-US"/>
               </w:rPr>
             </w:pPr>
+            <w:r>
+              <w:rPr>
+                <w:rFonts w:ascii="Dax-Regular" w:eastAsia="Times New Roman" w:hAnsi="Dax-Regular" w:cs="Calibri"/>
+                <w:color w:val="000000"/>
+                <w:lang w:eastAsia="en-US"/>
+              </w:rPr>
+              <w:t>0.555</w:t>
+            </w:r>
           </w:p>
         </w:tc>
         <w:tc>
@@ -8684,6 +8803,15 @@
                 <w:lang w:eastAsia="en-US"/>
               </w:rPr>
             </w:pPr>
+            <w:r>
+              <w:rPr>
+                <w:rFonts w:ascii="Times New Roman" w:eastAsia="Times New Roman" w:hAnsi="Times New Roman" w:cs="Times New Roman"/>
+                <w:sz w:val="20"/>
+                <w:szCs w:val="20"/>
+                <w:lang w:eastAsia="en-US"/>
+              </w:rPr>
+              <w:t>0.725</w:t>
+            </w:r>
           </w:p>
         </w:tc>
         <w:tc>
@@ -8702,6 +8830,15 @@
                 <w:lang w:eastAsia="en-US"/>
               </w:rPr>
             </w:pPr>
+            <w:r>
+              <w:rPr>
+                <w:rFonts w:ascii="Times New Roman" w:eastAsia="Times New Roman" w:hAnsi="Times New Roman" w:cs="Times New Roman"/>
+                <w:sz w:val="20"/>
+                <w:szCs w:val="20"/>
+                <w:lang w:eastAsia="en-US"/>
+              </w:rPr>
+              <w:t>0.003</w:t>
+            </w:r>
           </w:p>
         </w:tc>
       </w:tr>
@@ -8750,6 +8887,14 @@
                 <w:lang w:eastAsia="en-US"/>
               </w:rPr>
             </w:pPr>
+            <w:r>
+              <w:rPr>
+                <w:rFonts w:ascii="Dax-Regular" w:eastAsia="Times New Roman" w:hAnsi="Dax-Regular" w:cs="Calibri"/>
+                <w:color w:val="000000"/>
+                <w:lang w:eastAsia="en-US"/>
+              </w:rPr>
+              <w:t>1.253</w:t>
+            </w:r>
           </w:p>
         </w:tc>
         <w:tc>
@@ -8768,6 +8913,15 @@
                 <w:lang w:eastAsia="en-US"/>
               </w:rPr>
             </w:pPr>
+            <w:r>
+              <w:rPr>
+                <w:rFonts w:ascii="Times New Roman" w:eastAsia="Times New Roman" w:hAnsi="Times New Roman" w:cs="Times New Roman"/>
+                <w:sz w:val="20"/>
+                <w:szCs w:val="20"/>
+                <w:lang w:eastAsia="en-US"/>
+              </w:rPr>
+              <w:t>1.679</w:t>
+            </w:r>
           </w:p>
         </w:tc>
         <w:tc>
@@ -8786,6 +8940,15 @@
                 <w:lang w:eastAsia="en-US"/>
               </w:rPr>
             </w:pPr>
+            <w:r>
+              <w:rPr>
+                <w:rFonts w:ascii="Times New Roman" w:eastAsia="Times New Roman" w:hAnsi="Times New Roman" w:cs="Times New Roman"/>
+                <w:sz w:val="20"/>
+                <w:szCs w:val="20"/>
+                <w:lang w:eastAsia="en-US"/>
+              </w:rPr>
+              <w:t>0.002</w:t>
+            </w:r>
           </w:p>
         </w:tc>
       </w:tr>
@@ -8833,6 +8996,14 @@
                 <w:lang w:eastAsia="en-US"/>
               </w:rPr>
             </w:pPr>
+            <w:r>
+              <w:rPr>
+                <w:rFonts w:ascii="Dax-Regular" w:eastAsia="Times New Roman" w:hAnsi="Dax-Regular" w:cs="Calibri"/>
+                <w:color w:val="000000"/>
+                <w:lang w:eastAsia="en-US"/>
+              </w:rPr>
+              <w:t>1.253</w:t>
+            </w:r>
           </w:p>
         </w:tc>
         <w:tc>
@@ -8851,6 +9022,15 @@
                 <w:lang w:eastAsia="en-US"/>
               </w:rPr>
             </w:pPr>
+            <w:r>
+              <w:rPr>
+                <w:rFonts w:ascii="Times New Roman" w:eastAsia="Times New Roman" w:hAnsi="Times New Roman" w:cs="Times New Roman"/>
+                <w:sz w:val="20"/>
+                <w:szCs w:val="20"/>
+                <w:lang w:eastAsia="en-US"/>
+              </w:rPr>
+              <w:t>2.332</w:t>
+            </w:r>
           </w:p>
         </w:tc>
         <w:tc>
@@ -8869,6 +9049,15 @@
                 <w:lang w:eastAsia="en-US"/>
               </w:rPr>
             </w:pPr>
+            <w:r>
+              <w:rPr>
+                <w:rFonts w:ascii="Times New Roman" w:eastAsia="Times New Roman" w:hAnsi="Times New Roman" w:cs="Times New Roman"/>
+                <w:sz w:val="20"/>
+                <w:szCs w:val="20"/>
+                <w:lang w:eastAsia="en-US"/>
+              </w:rPr>
+              <w:t>0.001</w:t>
+            </w:r>
           </w:p>
         </w:tc>
       </w:tr>
@@ -8917,6 +9106,14 @@
                 <w:lang w:eastAsia="en-US"/>
               </w:rPr>
             </w:pPr>
+            <w:r>
+              <w:rPr>
+                <w:rFonts w:ascii="Dax-Regular" w:eastAsia="Times New Roman" w:hAnsi="Dax-Regular" w:cs="Calibri"/>
+                <w:color w:val="000000"/>
+                <w:lang w:eastAsia="en-US"/>
+              </w:rPr>
+              <w:t>2.376</w:t>
+            </w:r>
           </w:p>
         </w:tc>
         <w:tc>
@@ -8935,6 +9132,15 @@
                 <w:lang w:eastAsia="en-US"/>
               </w:rPr>
             </w:pPr>
+            <w:r>
+              <w:rPr>
+                <w:rFonts w:ascii="Times New Roman" w:eastAsia="Times New Roman" w:hAnsi="Times New Roman" w:cs="Times New Roman"/>
+                <w:sz w:val="20"/>
+                <w:szCs w:val="20"/>
+                <w:lang w:eastAsia="en-US"/>
+              </w:rPr>
+              <w:t>5.801</w:t>
+            </w:r>
           </w:p>
         </w:tc>
         <w:tc>
@@ -8953,6 +9159,15 @@
                 <w:lang w:eastAsia="en-US"/>
               </w:rPr>
             </w:pPr>
+            <w:r>
+              <w:rPr>
+                <w:rFonts w:ascii="Times New Roman" w:eastAsia="Times New Roman" w:hAnsi="Times New Roman" w:cs="Times New Roman"/>
+                <w:sz w:val="20"/>
+                <w:szCs w:val="20"/>
+                <w:lang w:eastAsia="en-US"/>
+              </w:rPr>
+              <w:t>0.001</w:t>
+            </w:r>
           </w:p>
         </w:tc>
       </w:tr>
@@ -9000,6 +9215,14 @@
                 <w:lang w:eastAsia="en-US"/>
               </w:rPr>
             </w:pPr>
+            <w:r>
+              <w:rPr>
+                <w:rFonts w:ascii="Dax-Regular" w:eastAsia="Times New Roman" w:hAnsi="Dax-Regular" w:cs="Calibri"/>
+                <w:color w:val="000000"/>
+                <w:lang w:eastAsia="en-US"/>
+              </w:rPr>
+              <w:t>2.810</w:t>
+            </w:r>
           </w:p>
         </w:tc>
         <w:tc>
@@ -9018,6 +9241,15 @@
                 <w:lang w:eastAsia="en-US"/>
               </w:rPr>
             </w:pPr>
+            <w:r>
+              <w:rPr>
+                <w:rFonts w:ascii="Times New Roman" w:eastAsia="Times New Roman" w:hAnsi="Times New Roman" w:cs="Times New Roman"/>
+                <w:sz w:val="20"/>
+                <w:szCs w:val="20"/>
+                <w:lang w:eastAsia="en-US"/>
+              </w:rPr>
+              <w:t>6.174</w:t>
+            </w:r>
           </w:p>
         </w:tc>
         <w:tc>
@@ -9036,6 +9268,15 @@
                 <w:lang w:eastAsia="en-US"/>
               </w:rPr>
             </w:pPr>
+            <w:r>
+              <w:rPr>
+                <w:rFonts w:ascii="Times New Roman" w:eastAsia="Times New Roman" w:hAnsi="Times New Roman" w:cs="Times New Roman"/>
+                <w:sz w:val="20"/>
+                <w:szCs w:val="20"/>
+                <w:lang w:eastAsia="en-US"/>
+              </w:rPr>
+              <w:t>0.002</w:t>
+            </w:r>
           </w:p>
         </w:tc>
       </w:tr>
@@ -9049,7 +9290,7 @@
     </w:p>
     <w:p>
       <w:pPr>
-        <w:pStyle w:val="Heading2"/>
+        <w:pStyle w:val="Ttulo2"/>
         <w:rPr>
           <w:b/>
           <w:bCs/>
@@ -9082,7 +9323,7 @@
     </w:p>
     <w:tbl>
       <w:tblPr>
-        <w:tblStyle w:val="GridTable2"/>
+        <w:tblStyle w:val="Tabladecuadrcula2"/>
         <w:tblW w:w="4543" w:type="pct"/>
         <w:tblLook w:val="04A0" w:firstRow="1" w:lastRow="0" w:firstColumn="1" w:lastColumn="0" w:noHBand="0" w:noVBand="1"/>
       </w:tblPr>
@@ -9253,6 +9494,14 @@
                 <w:lang w:eastAsia="en-US"/>
               </w:rPr>
             </w:pPr>
+            <w:r>
+              <w:rPr>
+                <w:rFonts w:ascii="Dax-Regular" w:eastAsia="Times New Roman" w:hAnsi="Dax-Regular" w:cs="Calibri"/>
+                <w:color w:val="000000"/>
+                <w:lang w:eastAsia="en-US"/>
+              </w:rPr>
+              <w:t>0.021</w:t>
+            </w:r>
           </w:p>
         </w:tc>
         <w:tc>
@@ -9271,6 +9520,15 @@
                 <w:lang w:eastAsia="en-US"/>
               </w:rPr>
             </w:pPr>
+            <w:r>
+              <w:rPr>
+                <w:rFonts w:ascii="Times New Roman" w:eastAsia="Times New Roman" w:hAnsi="Times New Roman" w:cs="Times New Roman"/>
+                <w:sz w:val="20"/>
+                <w:szCs w:val="20"/>
+                <w:lang w:eastAsia="en-US"/>
+              </w:rPr>
+              <w:t>0.024</w:t>
+            </w:r>
           </w:p>
         </w:tc>
         <w:tc>
@@ -9289,6 +9547,15 @@
                 <w:lang w:eastAsia="en-US"/>
               </w:rPr>
             </w:pPr>
+            <w:r>
+              <w:rPr>
+                <w:rFonts w:ascii="Times New Roman" w:eastAsia="Times New Roman" w:hAnsi="Times New Roman" w:cs="Times New Roman"/>
+                <w:sz w:val="20"/>
+                <w:szCs w:val="20"/>
+                <w:lang w:eastAsia="en-US"/>
+              </w:rPr>
+              <w:t>0.002</w:t>
+            </w:r>
           </w:p>
         </w:tc>
       </w:tr>
@@ -9336,6 +9603,14 @@
                 <w:lang w:eastAsia="en-US"/>
               </w:rPr>
             </w:pPr>
+            <w:r>
+              <w:rPr>
+                <w:rFonts w:ascii="Dax-Regular" w:eastAsia="Times New Roman" w:hAnsi="Dax-Regular" w:cs="Calibri"/>
+                <w:color w:val="000000"/>
+                <w:lang w:eastAsia="en-US"/>
+              </w:rPr>
+              <w:t>0.316</w:t>
+            </w:r>
           </w:p>
         </w:tc>
         <w:tc>
@@ -9354,6 +9629,15 @@
                 <w:lang w:eastAsia="en-US"/>
               </w:rPr>
             </w:pPr>
+            <w:r>
+              <w:rPr>
+                <w:rFonts w:ascii="Times New Roman" w:eastAsia="Times New Roman" w:hAnsi="Times New Roman" w:cs="Times New Roman"/>
+                <w:sz w:val="20"/>
+                <w:szCs w:val="20"/>
+                <w:lang w:eastAsia="en-US"/>
+              </w:rPr>
+              <w:t>0.288</w:t>
+            </w:r>
           </w:p>
         </w:tc>
         <w:tc>
@@ -9372,6 +9656,15 @@
                 <w:lang w:eastAsia="en-US"/>
               </w:rPr>
             </w:pPr>
+            <w:r>
+              <w:rPr>
+                <w:rFonts w:ascii="Times New Roman" w:eastAsia="Times New Roman" w:hAnsi="Times New Roman" w:cs="Times New Roman"/>
+                <w:sz w:val="20"/>
+                <w:szCs w:val="20"/>
+                <w:lang w:eastAsia="en-US"/>
+              </w:rPr>
+              <w:t>0.002</w:t>
+            </w:r>
           </w:p>
         </w:tc>
       </w:tr>
@@ -9420,6 +9713,14 @@
                 <w:lang w:eastAsia="en-US"/>
               </w:rPr>
             </w:pPr>
+            <w:r>
+              <w:rPr>
+                <w:rFonts w:ascii="Dax-Regular" w:eastAsia="Times New Roman" w:hAnsi="Dax-Regular" w:cs="Calibri"/>
+                <w:color w:val="000000"/>
+                <w:lang w:eastAsia="en-US"/>
+              </w:rPr>
+              <w:t>0.351</w:t>
+            </w:r>
           </w:p>
         </w:tc>
         <w:tc>
@@ -9438,6 +9739,15 @@
                 <w:lang w:eastAsia="en-US"/>
               </w:rPr>
             </w:pPr>
+            <w:r>
+              <w:rPr>
+                <w:rFonts w:ascii="Times New Roman" w:eastAsia="Times New Roman" w:hAnsi="Times New Roman" w:cs="Times New Roman"/>
+                <w:sz w:val="20"/>
+                <w:szCs w:val="20"/>
+                <w:lang w:eastAsia="en-US"/>
+              </w:rPr>
+              <w:t>0.470</w:t>
+            </w:r>
           </w:p>
         </w:tc>
         <w:tc>
@@ -9456,6 +9766,15 @@
                 <w:lang w:eastAsia="en-US"/>
               </w:rPr>
             </w:pPr>
+            <w:r>
+              <w:rPr>
+                <w:rFonts w:ascii="Times New Roman" w:eastAsia="Times New Roman" w:hAnsi="Times New Roman" w:cs="Times New Roman"/>
+                <w:sz w:val="20"/>
+                <w:szCs w:val="20"/>
+                <w:lang w:eastAsia="en-US"/>
+              </w:rPr>
+              <w:t>0.001</w:t>
+            </w:r>
           </w:p>
         </w:tc>
       </w:tr>
@@ -9503,6 +9822,14 @@
                 <w:lang w:eastAsia="en-US"/>
               </w:rPr>
             </w:pPr>
+            <w:r>
+              <w:rPr>
+                <w:rFonts w:ascii="Dax-Regular" w:eastAsia="Times New Roman" w:hAnsi="Dax-Regular" w:cs="Calibri"/>
+                <w:color w:val="000000"/>
+                <w:lang w:eastAsia="en-US"/>
+              </w:rPr>
+              <w:t>0.684</w:t>
+            </w:r>
           </w:p>
         </w:tc>
         <w:tc>
@@ -9521,6 +9848,15 @@
                 <w:lang w:eastAsia="en-US"/>
               </w:rPr>
             </w:pPr>
+            <w:r>
+              <w:rPr>
+                <w:rFonts w:ascii="Times New Roman" w:eastAsia="Times New Roman" w:hAnsi="Times New Roman" w:cs="Times New Roman"/>
+                <w:sz w:val="20"/>
+                <w:szCs w:val="20"/>
+                <w:lang w:eastAsia="en-US"/>
+              </w:rPr>
+              <w:t>0.907</w:t>
+            </w:r>
           </w:p>
         </w:tc>
         <w:tc>
@@ -9539,6 +9875,15 @@
                 <w:lang w:eastAsia="en-US"/>
               </w:rPr>
             </w:pPr>
+            <w:r>
+              <w:rPr>
+                <w:rFonts w:ascii="Times New Roman" w:eastAsia="Times New Roman" w:hAnsi="Times New Roman" w:cs="Times New Roman"/>
+                <w:sz w:val="20"/>
+                <w:szCs w:val="20"/>
+                <w:lang w:eastAsia="en-US"/>
+              </w:rPr>
+              <w:t>0.002</w:t>
+            </w:r>
           </w:p>
         </w:tc>
       </w:tr>
@@ -9587,6 +9932,14 @@
                 <w:lang w:eastAsia="en-US"/>
               </w:rPr>
             </w:pPr>
+            <w:r>
+              <w:rPr>
+                <w:rFonts w:ascii="Dax-Regular" w:eastAsia="Times New Roman" w:hAnsi="Dax-Regular" w:cs="Calibri"/>
+                <w:color w:val="000000"/>
+                <w:lang w:eastAsia="en-US"/>
+              </w:rPr>
+              <w:t>1.076</w:t>
+            </w:r>
           </w:p>
         </w:tc>
         <w:tc>
@@ -9605,6 +9958,15 @@
                 <w:lang w:eastAsia="en-US"/>
               </w:rPr>
             </w:pPr>
+            <w:r>
+              <w:rPr>
+                <w:rFonts w:ascii="Times New Roman" w:eastAsia="Times New Roman" w:hAnsi="Times New Roman" w:cs="Times New Roman"/>
+                <w:sz w:val="20"/>
+                <w:szCs w:val="20"/>
+                <w:lang w:eastAsia="en-US"/>
+              </w:rPr>
+              <w:t>1.201</w:t>
+            </w:r>
           </w:p>
         </w:tc>
         <w:tc>
@@ -9623,6 +9985,15 @@
                 <w:lang w:eastAsia="en-US"/>
               </w:rPr>
             </w:pPr>
+            <w:r>
+              <w:rPr>
+                <w:rFonts w:ascii="Times New Roman" w:eastAsia="Times New Roman" w:hAnsi="Times New Roman" w:cs="Times New Roman"/>
+                <w:sz w:val="20"/>
+                <w:szCs w:val="20"/>
+                <w:lang w:eastAsia="en-US"/>
+              </w:rPr>
+              <w:t>0.001</w:t>
+            </w:r>
           </w:p>
         </w:tc>
       </w:tr>
@@ -9670,6 +10041,14 @@
                 <w:lang w:eastAsia="en-US"/>
               </w:rPr>
             </w:pPr>
+            <w:r>
+              <w:rPr>
+                <w:rFonts w:ascii="Dax-Regular" w:eastAsia="Times New Roman" w:hAnsi="Dax-Regular" w:cs="Calibri"/>
+                <w:color w:val="000000"/>
+                <w:lang w:eastAsia="en-US"/>
+              </w:rPr>
+              <w:t>1.552</w:t>
+            </w:r>
           </w:p>
         </w:tc>
         <w:tc>
@@ -9688,6 +10067,15 @@
                 <w:lang w:eastAsia="en-US"/>
               </w:rPr>
             </w:pPr>
+            <w:r>
+              <w:rPr>
+                <w:rFonts w:ascii="Times New Roman" w:eastAsia="Times New Roman" w:hAnsi="Times New Roman" w:cs="Times New Roman"/>
+                <w:sz w:val="20"/>
+                <w:szCs w:val="20"/>
+                <w:lang w:eastAsia="en-US"/>
+              </w:rPr>
+              <w:t>1,877</w:t>
+            </w:r>
           </w:p>
         </w:tc>
         <w:tc>
@@ -9706,6 +10094,15 @@
                 <w:lang w:eastAsia="en-US"/>
               </w:rPr>
             </w:pPr>
+            <w:r>
+              <w:rPr>
+                <w:rFonts w:ascii="Times New Roman" w:eastAsia="Times New Roman" w:hAnsi="Times New Roman" w:cs="Times New Roman"/>
+                <w:sz w:val="20"/>
+                <w:szCs w:val="20"/>
+                <w:lang w:eastAsia="en-US"/>
+              </w:rPr>
+              <w:t>0.001</w:t>
+            </w:r>
           </w:p>
         </w:tc>
       </w:tr>
@@ -9754,6 +10151,14 @@
                 <w:lang w:eastAsia="en-US"/>
               </w:rPr>
             </w:pPr>
+            <w:r>
+              <w:rPr>
+                <w:rFonts w:ascii="Dax-Regular" w:eastAsia="Times New Roman" w:hAnsi="Dax-Regular" w:cs="Calibri"/>
+                <w:color w:val="000000"/>
+                <w:lang w:eastAsia="en-US"/>
+              </w:rPr>
+              <w:t>3.141</w:t>
+            </w:r>
           </w:p>
         </w:tc>
         <w:tc>
@@ -9772,6 +10177,15 @@
                 <w:lang w:eastAsia="en-US"/>
               </w:rPr>
             </w:pPr>
+            <w:r>
+              <w:rPr>
+                <w:rFonts w:ascii="Times New Roman" w:eastAsia="Times New Roman" w:hAnsi="Times New Roman" w:cs="Times New Roman"/>
+                <w:sz w:val="20"/>
+                <w:szCs w:val="20"/>
+                <w:lang w:eastAsia="en-US"/>
+              </w:rPr>
+              <w:t>2.966</w:t>
+            </w:r>
           </w:p>
         </w:tc>
         <w:tc>
@@ -9790,6 +10204,15 @@
                 <w:lang w:eastAsia="en-US"/>
               </w:rPr>
             </w:pPr>
+            <w:r>
+              <w:rPr>
+                <w:rFonts w:ascii="Times New Roman" w:eastAsia="Times New Roman" w:hAnsi="Times New Roman" w:cs="Times New Roman"/>
+                <w:sz w:val="20"/>
+                <w:szCs w:val="20"/>
+                <w:lang w:eastAsia="en-US"/>
+              </w:rPr>
+              <w:t>0.001</w:t>
+            </w:r>
           </w:p>
         </w:tc>
       </w:tr>
@@ -9837,6 +10260,14 @@
                 <w:lang w:eastAsia="en-US"/>
               </w:rPr>
             </w:pPr>
+            <w:r>
+              <w:rPr>
+                <w:rFonts w:ascii="Dax-Regular" w:eastAsia="Times New Roman" w:hAnsi="Dax-Regular" w:cs="Calibri"/>
+                <w:color w:val="000000"/>
+                <w:lang w:eastAsia="en-US"/>
+              </w:rPr>
+              <w:t>2.896</w:t>
+            </w:r>
           </w:p>
         </w:tc>
         <w:tc>
@@ -9855,6 +10286,15 @@
                 <w:lang w:eastAsia="en-US"/>
               </w:rPr>
             </w:pPr>
+            <w:r>
+              <w:rPr>
+                <w:rFonts w:ascii="Times New Roman" w:eastAsia="Times New Roman" w:hAnsi="Times New Roman" w:cs="Times New Roman"/>
+                <w:sz w:val="20"/>
+                <w:szCs w:val="20"/>
+                <w:lang w:eastAsia="en-US"/>
+              </w:rPr>
+              <w:t>3.701</w:t>
+            </w:r>
           </w:p>
         </w:tc>
         <w:tc>
@@ -9873,6 +10313,15 @@
                 <w:lang w:eastAsia="en-US"/>
               </w:rPr>
             </w:pPr>
+            <w:r>
+              <w:rPr>
+                <w:rFonts w:ascii="Times New Roman" w:eastAsia="Times New Roman" w:hAnsi="Times New Roman" w:cs="Times New Roman"/>
+                <w:sz w:val="20"/>
+                <w:szCs w:val="20"/>
+                <w:lang w:eastAsia="en-US"/>
+              </w:rPr>
+              <w:t>0.001</w:t>
+            </w:r>
           </w:p>
         </w:tc>
       </w:tr>
@@ -9886,7 +10335,7 @@
     </w:p>
     <w:p>
       <w:pPr>
-        <w:pStyle w:val="Heading2"/>
+        <w:pStyle w:val="Ttulo2"/>
         <w:rPr>
           <w:b/>
           <w:bCs/>
@@ -9919,7 +10368,7 @@
     </w:p>
     <w:tbl>
       <w:tblPr>
-        <w:tblStyle w:val="GridTable2"/>
+        <w:tblStyle w:val="Tabladecuadrcula2"/>
         <w:tblW w:w="4543" w:type="pct"/>
         <w:tblLook w:val="04A0" w:firstRow="1" w:lastRow="0" w:firstColumn="1" w:lastColumn="0" w:noHBand="0" w:noVBand="1"/>
       </w:tblPr>
@@ -10128,6 +10577,14 @@
                 <w:lang w:eastAsia="en-US"/>
               </w:rPr>
             </w:pPr>
+            <w:r>
+              <w:rPr>
+                <w:rFonts w:ascii="Dax-Regular" w:eastAsia="Times New Roman" w:hAnsi="Dax-Regular" w:cs="Calibri"/>
+                <w:color w:val="000000"/>
+                <w:lang w:eastAsia="en-US"/>
+              </w:rPr>
+              <w:t>0.040</w:t>
+            </w:r>
           </w:p>
         </w:tc>
         <w:tc>
@@ -10146,6 +10603,15 @@
                 <w:lang w:eastAsia="en-US"/>
               </w:rPr>
             </w:pPr>
+            <w:r>
+              <w:rPr>
+                <w:rFonts w:ascii="Times New Roman" w:eastAsia="Times New Roman" w:hAnsi="Times New Roman" w:cs="Times New Roman"/>
+                <w:sz w:val="20"/>
+                <w:szCs w:val="20"/>
+                <w:lang w:eastAsia="en-US"/>
+              </w:rPr>
+              <w:t>0.024</w:t>
+            </w:r>
           </w:p>
         </w:tc>
         <w:tc>
@@ -10164,6 +10630,15 @@
                 <w:lang w:eastAsia="en-US"/>
               </w:rPr>
             </w:pPr>
+            <w:r>
+              <w:rPr>
+                <w:rFonts w:ascii="Times New Roman" w:eastAsia="Times New Roman" w:hAnsi="Times New Roman" w:cs="Times New Roman"/>
+                <w:sz w:val="20"/>
+                <w:szCs w:val="20"/>
+                <w:lang w:eastAsia="en-US"/>
+              </w:rPr>
+              <w:t>0.004</w:t>
+            </w:r>
           </w:p>
         </w:tc>
       </w:tr>
@@ -10211,6 +10686,14 @@
                 <w:lang w:eastAsia="en-US"/>
               </w:rPr>
             </w:pPr>
+            <w:r>
+              <w:rPr>
+                <w:rFonts w:ascii="Dax-Regular" w:eastAsia="Times New Roman" w:hAnsi="Dax-Regular" w:cs="Calibri"/>
+                <w:color w:val="000000"/>
+                <w:lang w:eastAsia="en-US"/>
+              </w:rPr>
+              <w:t>0.189</w:t>
+            </w:r>
           </w:p>
         </w:tc>
         <w:tc>
@@ -10229,6 +10712,15 @@
                 <w:lang w:eastAsia="en-US"/>
               </w:rPr>
             </w:pPr>
+            <w:r>
+              <w:rPr>
+                <w:rFonts w:ascii="Times New Roman" w:eastAsia="Times New Roman" w:hAnsi="Times New Roman" w:cs="Times New Roman"/>
+                <w:sz w:val="20"/>
+                <w:szCs w:val="20"/>
+                <w:lang w:eastAsia="en-US"/>
+              </w:rPr>
+              <w:t>0.204</w:t>
+            </w:r>
           </w:p>
         </w:tc>
         <w:tc>
@@ -10247,6 +10739,15 @@
                 <w:lang w:eastAsia="en-US"/>
               </w:rPr>
             </w:pPr>
+            <w:r>
+              <w:rPr>
+                <w:rFonts w:ascii="Times New Roman" w:eastAsia="Times New Roman" w:hAnsi="Times New Roman" w:cs="Times New Roman"/>
+                <w:sz w:val="20"/>
+                <w:szCs w:val="20"/>
+                <w:lang w:eastAsia="en-US"/>
+              </w:rPr>
+              <w:t>0.002</w:t>
+            </w:r>
           </w:p>
         </w:tc>
       </w:tr>
@@ -10295,6 +10796,14 @@
                 <w:lang w:eastAsia="en-US"/>
               </w:rPr>
             </w:pPr>
+            <w:r>
+              <w:rPr>
+                <w:rFonts w:ascii="Dax-Regular" w:eastAsia="Times New Roman" w:hAnsi="Dax-Regular" w:cs="Calibri"/>
+                <w:color w:val="000000"/>
+                <w:lang w:eastAsia="en-US"/>
+              </w:rPr>
+              <w:t>0.278</w:t>
+            </w:r>
           </w:p>
         </w:tc>
         <w:tc>
@@ -10313,6 +10822,15 @@
                 <w:lang w:eastAsia="en-US"/>
               </w:rPr>
             </w:pPr>
+            <w:r>
+              <w:rPr>
+                <w:rFonts w:ascii="Times New Roman" w:eastAsia="Times New Roman" w:hAnsi="Times New Roman" w:cs="Times New Roman"/>
+                <w:sz w:val="20"/>
+                <w:szCs w:val="20"/>
+                <w:lang w:eastAsia="en-US"/>
+              </w:rPr>
+              <w:t>0.330</w:t>
+            </w:r>
           </w:p>
         </w:tc>
         <w:tc>
@@ -10331,6 +10849,15 @@
                 <w:lang w:eastAsia="en-US"/>
               </w:rPr>
             </w:pPr>
+            <w:r>
+              <w:rPr>
+                <w:rFonts w:ascii="Times New Roman" w:eastAsia="Times New Roman" w:hAnsi="Times New Roman" w:cs="Times New Roman"/>
+                <w:sz w:val="20"/>
+                <w:szCs w:val="20"/>
+                <w:lang w:eastAsia="en-US"/>
+              </w:rPr>
+              <w:t>0.002</w:t>
+            </w:r>
           </w:p>
         </w:tc>
       </w:tr>
@@ -10378,6 +10905,14 @@
                 <w:lang w:eastAsia="en-US"/>
               </w:rPr>
             </w:pPr>
+            <w:r>
+              <w:rPr>
+                <w:rFonts w:ascii="Dax-Regular" w:eastAsia="Times New Roman" w:hAnsi="Dax-Regular" w:cs="Calibri"/>
+                <w:color w:val="000000"/>
+                <w:lang w:eastAsia="en-US"/>
+              </w:rPr>
+              <w:t>0.529</w:t>
+            </w:r>
           </w:p>
         </w:tc>
         <w:tc>
@@ -10396,6 +10931,15 @@
                 <w:lang w:eastAsia="en-US"/>
               </w:rPr>
             </w:pPr>
+            <w:r>
+              <w:rPr>
+                <w:rFonts w:ascii="Times New Roman" w:eastAsia="Times New Roman" w:hAnsi="Times New Roman" w:cs="Times New Roman"/>
+                <w:sz w:val="20"/>
+                <w:szCs w:val="20"/>
+                <w:lang w:eastAsia="en-US"/>
+              </w:rPr>
+              <w:t>0.718</w:t>
+            </w:r>
           </w:p>
         </w:tc>
         <w:tc>
@@ -10414,6 +10958,15 @@
                 <w:lang w:eastAsia="en-US"/>
               </w:rPr>
             </w:pPr>
+            <w:r>
+              <w:rPr>
+                <w:rFonts w:ascii="Times New Roman" w:eastAsia="Times New Roman" w:hAnsi="Times New Roman" w:cs="Times New Roman"/>
+                <w:sz w:val="20"/>
+                <w:szCs w:val="20"/>
+                <w:lang w:eastAsia="en-US"/>
+              </w:rPr>
+              <w:t>0.002</w:t>
+            </w:r>
           </w:p>
         </w:tc>
       </w:tr>
@@ -10462,6 +11015,14 @@
                 <w:lang w:eastAsia="en-US"/>
               </w:rPr>
             </w:pPr>
+            <w:r>
+              <w:rPr>
+                <w:rFonts w:ascii="Dax-Regular" w:eastAsia="Times New Roman" w:hAnsi="Dax-Regular" w:cs="Calibri"/>
+                <w:color w:val="000000"/>
+                <w:lang w:eastAsia="en-US"/>
+              </w:rPr>
+              <w:t>1.272</w:t>
+            </w:r>
           </w:p>
         </w:tc>
         <w:tc>
@@ -10480,6 +11041,15 @@
                 <w:lang w:eastAsia="en-US"/>
               </w:rPr>
             </w:pPr>
+            <w:r>
+              <w:rPr>
+                <w:rFonts w:ascii="Times New Roman" w:eastAsia="Times New Roman" w:hAnsi="Times New Roman" w:cs="Times New Roman"/>
+                <w:sz w:val="20"/>
+                <w:szCs w:val="20"/>
+                <w:lang w:eastAsia="en-US"/>
+              </w:rPr>
+              <w:t>1.184</w:t>
+            </w:r>
           </w:p>
         </w:tc>
         <w:tc>
@@ -10498,6 +11068,15 @@
                 <w:lang w:eastAsia="en-US"/>
               </w:rPr>
             </w:pPr>
+            <w:r>
+              <w:rPr>
+                <w:rFonts w:ascii="Times New Roman" w:eastAsia="Times New Roman" w:hAnsi="Times New Roman" w:cs="Times New Roman"/>
+                <w:sz w:val="20"/>
+                <w:szCs w:val="20"/>
+                <w:lang w:eastAsia="en-US"/>
+              </w:rPr>
+              <w:t>0.002</w:t>
+            </w:r>
           </w:p>
         </w:tc>
       </w:tr>
@@ -10545,6 +11124,14 @@
                 <w:lang w:eastAsia="en-US"/>
               </w:rPr>
             </w:pPr>
+            <w:r>
+              <w:rPr>
+                <w:rFonts w:ascii="Dax-Regular" w:eastAsia="Times New Roman" w:hAnsi="Dax-Regular" w:cs="Calibri"/>
+                <w:color w:val="000000"/>
+                <w:lang w:eastAsia="en-US"/>
+              </w:rPr>
+              <w:t>1.719</w:t>
+            </w:r>
           </w:p>
         </w:tc>
         <w:tc>
@@ -10563,6 +11150,15 @@
                 <w:lang w:eastAsia="en-US"/>
               </w:rPr>
             </w:pPr>
+            <w:r>
+              <w:rPr>
+                <w:rFonts w:ascii="Times New Roman" w:eastAsia="Times New Roman" w:hAnsi="Times New Roman" w:cs="Times New Roman"/>
+                <w:sz w:val="20"/>
+                <w:szCs w:val="20"/>
+                <w:lang w:eastAsia="en-US"/>
+              </w:rPr>
+              <w:t>1.993</w:t>
+            </w:r>
           </w:p>
         </w:tc>
         <w:tc>
@@ -10581,6 +11177,15 @@
                 <w:lang w:eastAsia="en-US"/>
               </w:rPr>
             </w:pPr>
+            <w:r>
+              <w:rPr>
+                <w:rFonts w:ascii="Times New Roman" w:eastAsia="Times New Roman" w:hAnsi="Times New Roman" w:cs="Times New Roman"/>
+                <w:sz w:val="20"/>
+                <w:szCs w:val="20"/>
+                <w:lang w:eastAsia="en-US"/>
+              </w:rPr>
+              <w:t>0.002</w:t>
+            </w:r>
           </w:p>
         </w:tc>
       </w:tr>
@@ -10629,6 +11234,14 @@
                 <w:lang w:eastAsia="en-US"/>
               </w:rPr>
             </w:pPr>
+            <w:r>
+              <w:rPr>
+                <w:rFonts w:ascii="Dax-Regular" w:eastAsia="Times New Roman" w:hAnsi="Dax-Regular" w:cs="Calibri"/>
+                <w:color w:val="000000"/>
+                <w:lang w:eastAsia="en-US"/>
+              </w:rPr>
+              <w:t>2.995</w:t>
+            </w:r>
           </w:p>
         </w:tc>
         <w:tc>
@@ -10647,6 +11260,15 @@
                 <w:lang w:eastAsia="en-US"/>
               </w:rPr>
             </w:pPr>
+            <w:r>
+              <w:rPr>
+                <w:rFonts w:ascii="Times New Roman" w:eastAsia="Times New Roman" w:hAnsi="Times New Roman" w:cs="Times New Roman"/>
+                <w:sz w:val="20"/>
+                <w:szCs w:val="20"/>
+                <w:lang w:eastAsia="en-US"/>
+              </w:rPr>
+              <w:t>4.053</w:t>
+            </w:r>
           </w:p>
         </w:tc>
         <w:tc>
@@ -10665,6 +11287,15 @@
                 <w:lang w:eastAsia="en-US"/>
               </w:rPr>
             </w:pPr>
+            <w:r>
+              <w:rPr>
+                <w:rFonts w:ascii="Times New Roman" w:eastAsia="Times New Roman" w:hAnsi="Times New Roman" w:cs="Times New Roman"/>
+                <w:sz w:val="20"/>
+                <w:szCs w:val="20"/>
+                <w:lang w:eastAsia="en-US"/>
+              </w:rPr>
+              <w:t>0.002</w:t>
+            </w:r>
           </w:p>
         </w:tc>
       </w:tr>
@@ -10693,6 +11324,7 @@
                 <w:color w:val="000000"/>
                 <w:lang w:eastAsia="en-US"/>
               </w:rPr>
+              <w:lastRenderedPageBreak/>
               <w:t>100.00%</w:t>
             </w:r>
           </w:p>
@@ -10712,6 +11344,14 @@
                 <w:lang w:eastAsia="en-US"/>
               </w:rPr>
             </w:pPr>
+            <w:r>
+              <w:rPr>
+                <w:rFonts w:ascii="Dax-Regular" w:eastAsia="Times New Roman" w:hAnsi="Dax-Regular" w:cs="Calibri"/>
+                <w:color w:val="000000"/>
+                <w:lang w:eastAsia="en-US"/>
+              </w:rPr>
+              <w:t>2.915</w:t>
+            </w:r>
           </w:p>
         </w:tc>
         <w:tc>
@@ -10730,6 +11370,15 @@
                 <w:lang w:eastAsia="en-US"/>
               </w:rPr>
             </w:pPr>
+            <w:r>
+              <w:rPr>
+                <w:rFonts w:ascii="Times New Roman" w:eastAsia="Times New Roman" w:hAnsi="Times New Roman" w:cs="Times New Roman"/>
+                <w:sz w:val="20"/>
+                <w:szCs w:val="20"/>
+                <w:lang w:eastAsia="en-US"/>
+              </w:rPr>
+              <w:t>5.591</w:t>
+            </w:r>
           </w:p>
         </w:tc>
         <w:tc>
@@ -10748,6 +11397,15 @@
                 <w:lang w:eastAsia="en-US"/>
               </w:rPr>
             </w:pPr>
+            <w:r>
+              <w:rPr>
+                <w:rFonts w:ascii="Times New Roman" w:eastAsia="Times New Roman" w:hAnsi="Times New Roman" w:cs="Times New Roman"/>
+                <w:sz w:val="20"/>
+                <w:szCs w:val="20"/>
+                <w:lang w:eastAsia="en-US"/>
+              </w:rPr>
+              <w:t>0.001</w:t>
+            </w:r>
           </w:p>
         </w:tc>
       </w:tr>
@@ -10761,7 +11419,7 @@
     </w:p>
     <w:p>
       <w:pPr>
-        <w:pStyle w:val="Heading2"/>
+        <w:pStyle w:val="Ttulo2"/>
         <w:rPr>
           <w:b/>
           <w:bCs/>
@@ -10774,7 +11432,6 @@
           <w:bCs/>
           <w:lang w:val="es-419"/>
         </w:rPr>
-        <w:lastRenderedPageBreak/>
         <w:t>Resultados</w:t>
       </w:r>
       <w:r>
@@ -10795,7 +11452,7 @@
     </w:p>
     <w:tbl>
       <w:tblPr>
-        <w:tblStyle w:val="GridTable2"/>
+        <w:tblStyle w:val="Tabladecuadrcula2"/>
         <w:tblW w:w="4543" w:type="pct"/>
         <w:tblLook w:val="04A0" w:firstRow="1" w:lastRow="0" w:firstColumn="1" w:lastColumn="0" w:noHBand="0" w:noVBand="1"/>
       </w:tblPr>
@@ -11006,6 +11663,14 @@
                 <w:lang w:eastAsia="en-US"/>
               </w:rPr>
             </w:pPr>
+            <w:r>
+              <w:rPr>
+                <w:rFonts w:ascii="Dax-Regular" w:eastAsia="Times New Roman" w:hAnsi="Dax-Regular" w:cs="Calibri"/>
+                <w:color w:val="000000"/>
+                <w:lang w:eastAsia="en-US"/>
+              </w:rPr>
+              <w:t>0.038</w:t>
+            </w:r>
           </w:p>
         </w:tc>
         <w:tc>
@@ -11024,6 +11689,15 @@
                 <w:lang w:eastAsia="en-US"/>
               </w:rPr>
             </w:pPr>
+            <w:r>
+              <w:rPr>
+                <w:rFonts w:ascii="Times New Roman" w:eastAsia="Times New Roman" w:hAnsi="Times New Roman" w:cs="Times New Roman"/>
+                <w:sz w:val="20"/>
+                <w:szCs w:val="20"/>
+                <w:lang w:eastAsia="en-US"/>
+              </w:rPr>
+              <w:t>0.043</w:t>
+            </w:r>
           </w:p>
         </w:tc>
         <w:tc>
@@ -11042,6 +11716,15 @@
                 <w:lang w:eastAsia="en-US"/>
               </w:rPr>
             </w:pPr>
+            <w:r>
+              <w:rPr>
+                <w:rFonts w:ascii="Times New Roman" w:eastAsia="Times New Roman" w:hAnsi="Times New Roman" w:cs="Times New Roman"/>
+                <w:sz w:val="20"/>
+                <w:szCs w:val="20"/>
+                <w:lang w:eastAsia="en-US"/>
+              </w:rPr>
+              <w:t>0.003</w:t>
+            </w:r>
           </w:p>
         </w:tc>
       </w:tr>
@@ -11089,6 +11772,14 @@
                 <w:lang w:eastAsia="en-US"/>
               </w:rPr>
             </w:pPr>
+            <w:r>
+              <w:rPr>
+                <w:rFonts w:ascii="Dax-Regular" w:eastAsia="Times New Roman" w:hAnsi="Dax-Regular" w:cs="Calibri"/>
+                <w:color w:val="000000"/>
+                <w:lang w:eastAsia="en-US"/>
+              </w:rPr>
+              <w:t>0.333</w:t>
+            </w:r>
           </w:p>
         </w:tc>
         <w:tc>
@@ -11107,6 +11798,15 @@
                 <w:lang w:eastAsia="en-US"/>
               </w:rPr>
             </w:pPr>
+            <w:r>
+              <w:rPr>
+                <w:rFonts w:ascii="Times New Roman" w:eastAsia="Times New Roman" w:hAnsi="Times New Roman" w:cs="Times New Roman"/>
+                <w:sz w:val="20"/>
+                <w:szCs w:val="20"/>
+                <w:lang w:eastAsia="en-US"/>
+              </w:rPr>
+              <w:t>0.407</w:t>
+            </w:r>
           </w:p>
         </w:tc>
         <w:tc>
@@ -11125,6 +11825,15 @@
                 <w:lang w:eastAsia="en-US"/>
               </w:rPr>
             </w:pPr>
+            <w:r>
+              <w:rPr>
+                <w:rFonts w:ascii="Times New Roman" w:eastAsia="Times New Roman" w:hAnsi="Times New Roman" w:cs="Times New Roman"/>
+                <w:sz w:val="20"/>
+                <w:szCs w:val="20"/>
+                <w:lang w:eastAsia="en-US"/>
+              </w:rPr>
+              <w:t>0.002</w:t>
+            </w:r>
           </w:p>
         </w:tc>
       </w:tr>
@@ -11173,6 +11882,14 @@
                 <w:lang w:eastAsia="en-US"/>
               </w:rPr>
             </w:pPr>
+            <w:r>
+              <w:rPr>
+                <w:rFonts w:ascii="Dax-Regular" w:eastAsia="Times New Roman" w:hAnsi="Dax-Regular" w:cs="Calibri"/>
+                <w:color w:val="000000"/>
+                <w:lang w:eastAsia="en-US"/>
+              </w:rPr>
+              <w:t>0.430</w:t>
+            </w:r>
           </w:p>
         </w:tc>
         <w:tc>
@@ -11191,6 +11908,15 @@
                 <w:lang w:eastAsia="en-US"/>
               </w:rPr>
             </w:pPr>
+            <w:r>
+              <w:rPr>
+                <w:rFonts w:ascii="Times New Roman" w:eastAsia="Times New Roman" w:hAnsi="Times New Roman" w:cs="Times New Roman"/>
+                <w:sz w:val="20"/>
+                <w:szCs w:val="20"/>
+                <w:lang w:eastAsia="en-US"/>
+              </w:rPr>
+              <w:t>0.473</w:t>
+            </w:r>
           </w:p>
         </w:tc>
         <w:tc>
@@ -11209,6 +11935,15 @@
                 <w:lang w:eastAsia="en-US"/>
               </w:rPr>
             </w:pPr>
+            <w:r>
+              <w:rPr>
+                <w:rFonts w:ascii="Times New Roman" w:eastAsia="Times New Roman" w:hAnsi="Times New Roman" w:cs="Times New Roman"/>
+                <w:sz w:val="20"/>
+                <w:szCs w:val="20"/>
+                <w:lang w:eastAsia="en-US"/>
+              </w:rPr>
+              <w:t>0.001</w:t>
+            </w:r>
           </w:p>
         </w:tc>
       </w:tr>
@@ -11256,6 +11991,14 @@
                 <w:lang w:eastAsia="en-US"/>
               </w:rPr>
             </w:pPr>
+            <w:r>
+              <w:rPr>
+                <w:rFonts w:ascii="Dax-Regular" w:eastAsia="Times New Roman" w:hAnsi="Dax-Regular" w:cs="Calibri"/>
+                <w:color w:val="000000"/>
+                <w:lang w:eastAsia="en-US"/>
+              </w:rPr>
+              <w:t>0.815</w:t>
+            </w:r>
           </w:p>
         </w:tc>
         <w:tc>
@@ -11274,6 +12017,15 @@
                 <w:lang w:eastAsia="en-US"/>
               </w:rPr>
             </w:pPr>
+            <w:r>
+              <w:rPr>
+                <w:rFonts w:ascii="Times New Roman" w:eastAsia="Times New Roman" w:hAnsi="Times New Roman" w:cs="Times New Roman"/>
+                <w:sz w:val="20"/>
+                <w:szCs w:val="20"/>
+                <w:lang w:eastAsia="en-US"/>
+              </w:rPr>
+              <w:t>0.983</w:t>
+            </w:r>
           </w:p>
         </w:tc>
         <w:tc>
@@ -11292,6 +12044,15 @@
                 <w:lang w:eastAsia="en-US"/>
               </w:rPr>
             </w:pPr>
+            <w:r>
+              <w:rPr>
+                <w:rFonts w:ascii="Times New Roman" w:eastAsia="Times New Roman" w:hAnsi="Times New Roman" w:cs="Times New Roman"/>
+                <w:sz w:val="20"/>
+                <w:szCs w:val="20"/>
+                <w:lang w:eastAsia="en-US"/>
+              </w:rPr>
+              <w:t>0.002</w:t>
+            </w:r>
           </w:p>
         </w:tc>
       </w:tr>
@@ -11340,6 +12101,14 @@
                 <w:lang w:eastAsia="en-US"/>
               </w:rPr>
             </w:pPr>
+            <w:r>
+              <w:rPr>
+                <w:rFonts w:ascii="Dax-Regular" w:eastAsia="Times New Roman" w:hAnsi="Dax-Regular" w:cs="Calibri"/>
+                <w:color w:val="000000"/>
+                <w:lang w:eastAsia="en-US"/>
+              </w:rPr>
+              <w:t>1.090</w:t>
+            </w:r>
           </w:p>
         </w:tc>
         <w:tc>
@@ -11358,6 +12127,15 @@
                 <w:lang w:eastAsia="en-US"/>
               </w:rPr>
             </w:pPr>
+            <w:r>
+              <w:rPr>
+                <w:rFonts w:ascii="Times New Roman" w:eastAsia="Times New Roman" w:hAnsi="Times New Roman" w:cs="Times New Roman"/>
+                <w:sz w:val="20"/>
+                <w:szCs w:val="20"/>
+                <w:lang w:eastAsia="en-US"/>
+              </w:rPr>
+              <w:t>1.326</w:t>
+            </w:r>
           </w:p>
         </w:tc>
         <w:tc>
@@ -11376,6 +12154,15 @@
                 <w:lang w:eastAsia="en-US"/>
               </w:rPr>
             </w:pPr>
+            <w:r>
+              <w:rPr>
+                <w:rFonts w:ascii="Times New Roman" w:eastAsia="Times New Roman" w:hAnsi="Times New Roman" w:cs="Times New Roman"/>
+                <w:sz w:val="20"/>
+                <w:szCs w:val="20"/>
+                <w:lang w:eastAsia="en-US"/>
+              </w:rPr>
+              <w:t>0.002</w:t>
+            </w:r>
           </w:p>
         </w:tc>
       </w:tr>
@@ -11423,6 +12210,14 @@
                 <w:lang w:eastAsia="en-US"/>
               </w:rPr>
             </w:pPr>
+            <w:r>
+              <w:rPr>
+                <w:rFonts w:ascii="Dax-Regular" w:eastAsia="Times New Roman" w:hAnsi="Dax-Regular" w:cs="Calibri"/>
+                <w:color w:val="000000"/>
+                <w:lang w:eastAsia="en-US"/>
+              </w:rPr>
+              <w:t>1.628</w:t>
+            </w:r>
           </w:p>
         </w:tc>
         <w:tc>
@@ -11441,6 +12236,15 @@
                 <w:lang w:eastAsia="en-US"/>
               </w:rPr>
             </w:pPr>
+            <w:r>
+              <w:rPr>
+                <w:rFonts w:ascii="Times New Roman" w:eastAsia="Times New Roman" w:hAnsi="Times New Roman" w:cs="Times New Roman"/>
+                <w:sz w:val="20"/>
+                <w:szCs w:val="20"/>
+                <w:lang w:eastAsia="en-US"/>
+              </w:rPr>
+              <w:t>2.075</w:t>
+            </w:r>
           </w:p>
         </w:tc>
         <w:tc>
@@ -11459,6 +12263,15 @@
                 <w:lang w:eastAsia="en-US"/>
               </w:rPr>
             </w:pPr>
+            <w:r>
+              <w:rPr>
+                <w:rFonts w:ascii="Times New Roman" w:eastAsia="Times New Roman" w:hAnsi="Times New Roman" w:cs="Times New Roman"/>
+                <w:sz w:val="20"/>
+                <w:szCs w:val="20"/>
+                <w:lang w:eastAsia="en-US"/>
+              </w:rPr>
+              <w:t>0.001</w:t>
+            </w:r>
           </w:p>
         </w:tc>
       </w:tr>
@@ -11507,6 +12320,14 @@
                 <w:lang w:eastAsia="en-US"/>
               </w:rPr>
             </w:pPr>
+            <w:r>
+              <w:rPr>
+                <w:rFonts w:ascii="Dax-Regular" w:eastAsia="Times New Roman" w:hAnsi="Dax-Regular" w:cs="Calibri"/>
+                <w:color w:val="000000"/>
+                <w:lang w:eastAsia="en-US"/>
+              </w:rPr>
+              <w:t>5.692</w:t>
+            </w:r>
           </w:p>
         </w:tc>
         <w:tc>
@@ -11525,6 +12346,15 @@
                 <w:lang w:eastAsia="en-US"/>
               </w:rPr>
             </w:pPr>
+            <w:r>
+              <w:rPr>
+                <w:rFonts w:ascii="Times New Roman" w:eastAsia="Times New Roman" w:hAnsi="Times New Roman" w:cs="Times New Roman"/>
+                <w:sz w:val="20"/>
+                <w:szCs w:val="20"/>
+                <w:lang w:eastAsia="en-US"/>
+              </w:rPr>
+              <w:t>3.168</w:t>
+            </w:r>
           </w:p>
         </w:tc>
         <w:tc>
@@ -11543,6 +12373,15 @@
                 <w:lang w:eastAsia="en-US"/>
               </w:rPr>
             </w:pPr>
+            <w:r>
+              <w:rPr>
+                <w:rFonts w:ascii="Times New Roman" w:eastAsia="Times New Roman" w:hAnsi="Times New Roman" w:cs="Times New Roman"/>
+                <w:sz w:val="20"/>
+                <w:szCs w:val="20"/>
+                <w:lang w:eastAsia="en-US"/>
+              </w:rPr>
+              <w:t>0.003</w:t>
+            </w:r>
           </w:p>
         </w:tc>
       </w:tr>
@@ -11590,6 +12429,14 @@
                 <w:lang w:eastAsia="en-US"/>
               </w:rPr>
             </w:pPr>
+            <w:r>
+              <w:rPr>
+                <w:rFonts w:ascii="Dax-Regular" w:eastAsia="Times New Roman" w:hAnsi="Dax-Regular" w:cs="Calibri"/>
+                <w:color w:val="000000"/>
+                <w:lang w:eastAsia="en-US"/>
+              </w:rPr>
+              <w:t>3.290</w:t>
+            </w:r>
           </w:p>
         </w:tc>
         <w:tc>
@@ -11608,6 +12455,15 @@
                 <w:lang w:eastAsia="en-US"/>
               </w:rPr>
             </w:pPr>
+            <w:r>
+              <w:rPr>
+                <w:rFonts w:ascii="Times New Roman" w:eastAsia="Times New Roman" w:hAnsi="Times New Roman" w:cs="Times New Roman"/>
+                <w:sz w:val="20"/>
+                <w:szCs w:val="20"/>
+                <w:lang w:eastAsia="en-US"/>
+              </w:rPr>
+              <w:t>3.830</w:t>
+            </w:r>
           </w:p>
         </w:tc>
         <w:tc>
@@ -11626,6 +12482,15 @@
                 <w:lang w:eastAsia="en-US"/>
               </w:rPr>
             </w:pPr>
+            <w:r>
+              <w:rPr>
+                <w:rFonts w:ascii="Times New Roman" w:eastAsia="Times New Roman" w:hAnsi="Times New Roman" w:cs="Times New Roman"/>
+                <w:sz w:val="20"/>
+                <w:szCs w:val="20"/>
+                <w:lang w:eastAsia="en-US"/>
+              </w:rPr>
+              <w:t>0.001</w:t>
+            </w:r>
           </w:p>
         </w:tc>
       </w:tr>
@@ -11639,7 +12504,7 @@
     </w:p>
     <w:p>
       <w:pPr>
-        <w:pStyle w:val="Heading1"/>
+        <w:pStyle w:val="Ttulo1"/>
         <w:rPr>
           <w:b/>
           <w:bCs/>
@@ -11664,7 +12529,7 @@
     </w:p>
     <w:p>
       <w:pPr>
-        <w:pStyle w:val="ListParagraph"/>
+        <w:pStyle w:val="Prrafodelista"/>
         <w:numPr>
           <w:ilvl w:val="0"/>
           <w:numId w:val="18"/>
@@ -11924,7 +12789,7 @@
     </w:p>
     <w:p>
       <w:pPr>
-        <w:pStyle w:val="ListParagraph"/>
+        <w:pStyle w:val="Prrafodelista"/>
         <w:numPr>
           <w:ilvl w:val="0"/>
           <w:numId w:val="18"/>
@@ -12003,7 +12868,15 @@
           <w:rFonts w:ascii="Calibri" w:hAnsi="Calibri" w:cs="Calibri"/>
           <w:lang w:val="es-ES"/>
         </w:rPr>
-        <w:t xml:space="preserve">1) y no requieren desplazar los elementos restantes. Si insertamos y eliminamos con frecuencia al inicio, como en </w:t>
+        <w:t xml:space="preserve">1) y no requieren desplazar los elementos restantes. Si insertamos y eliminamos con frecuencia al inicio, </w:t>
+      </w:r>
+      <w:r>
+        <w:rPr>
+          <w:rFonts w:ascii="Calibri" w:hAnsi="Calibri" w:cs="Calibri"/>
+          <w:lang w:val="es-ES"/>
+        </w:rPr>
+        <w:lastRenderedPageBreak/>
+        <w:t xml:space="preserve">como en </w:t>
       </w:r>
       <w:proofErr w:type="spellStart"/>
       <w:r>
@@ -12083,15 +12956,7 @@
           <w:rFonts w:ascii="Calibri" w:hAnsi="Calibri" w:cs="Calibri"/>
           <w:lang w:val="es-ES"/>
         </w:rPr>
-        <w:t xml:space="preserve"> frente a 15.583 ms). Si el </w:t>
-      </w:r>
-      <w:r>
-        <w:rPr>
-          <w:rFonts w:ascii="Calibri" w:hAnsi="Calibri" w:cs="Calibri"/>
-          <w:lang w:val="es-ES"/>
-        </w:rPr>
-        <w:lastRenderedPageBreak/>
-        <w:t xml:space="preserve">acceso es aleatorio por índice, conviene Array List, porque </w:t>
+        <w:t xml:space="preserve"> frente a 15.583 ms). Si el acceso es aleatorio por índice, conviene Array List, porque </w:t>
       </w:r>
       <w:proofErr w:type="spellStart"/>
       <w:r>
@@ -12112,7 +12977,7 @@
     </w:p>
     <w:p>
       <w:pPr>
-        <w:pStyle w:val="ListParagraph"/>
+        <w:pStyle w:val="Prrafodelista"/>
         <w:numPr>
           <w:ilvl w:val="0"/>
           <w:numId w:val="18"/>
@@ -12196,7 +13061,7 @@
     </w:p>
     <w:p>
       <w:pPr>
-        <w:pStyle w:val="ListParagraph"/>
+        <w:pStyle w:val="Prrafodelista"/>
         <w:numPr>
           <w:ilvl w:val="0"/>
           <w:numId w:val="18"/>
@@ -12246,7 +13111,7 @@
     </w:p>
     <w:tbl>
       <w:tblPr>
-        <w:tblStyle w:val="GridTable5Dark-Accent1"/>
+        <w:tblStyle w:val="Tablaconcuadrcula5oscura-nfasis1"/>
         <w:tblW w:w="0" w:type="auto"/>
         <w:tblInd w:w="258" w:type="dxa"/>
         <w:tblLook w:val="04A0" w:firstRow="1" w:lastRow="0" w:firstColumn="1" w:lastColumn="0" w:noHBand="0" w:noVBand="1"/>
@@ -13126,7 +13991,7 @@
 </file>
 
 <file path=word/endnotes.xml><?xml version="1.0" encoding="utf-8"?>
-<w:endnotes xmlns:wpc="http://schemas.microsoft.com/office/word/2010/wordprocessingCanvas" xmlns:cx="http://schemas.microsoft.com/office/drawing/2014/chartex" xmlns:cx1="http://schemas.microsoft.com/office/drawing/2015/9/8/chartex" xmlns:cx2="http://schemas.microsoft.com/office/drawing/2015/10/21/chartex" xmlns:cx3="http://schemas.microsoft.com/office/drawing/2016/5/9/chartex" xmlns:cx4="http://schemas.microsoft.com/office/drawing/2016/5/10/chartex" xmlns:cx5="http://schemas.microsoft.com/office/drawing/2016/5/11/chartex" xmlns:cx6="http://schemas.microsoft.com/office/drawing/2016/5/12/chartex" xmlns:cx7="http://schemas.microsoft.com/office/drawing/2016/5/13/chartex" xmlns:cx8="http://schemas.microsoft.com/office/drawing/2016/5/14/chartex" xmlns:mc="http://schemas.openxmlformats.org/markup-compatibility/2006" xmlns:m="http://schemas.openxmlformats.org/officeDocument/2006/math" xmlns:aink="http://schemas.microsoft.com/office/drawing/2016/ink" xmlns:am3d="http://schemas.microsoft.com/office/drawing/2017/model3d" xmlns:oel="http://schemas.microsoft.com/office/2019/extlst" xmlns:r="http://schemas.openxmlformats.org/officeDocument/2006/relationships" xmlns:wp14="http://schemas.microsoft.com/office/word/2010/wordprocessingDrawing" xmlns:wp="http://schemas.openxmlformats.org/drawingml/2006/wordprocessingDrawing" xmlns:wpg="http://schemas.microsoft.com/office/word/2010/wordprocessingGroup" xmlns:wpi="http://schemas.microsoft.com/office/word/2010/wordprocessingInk" xmlns:wps="http://schemas.microsoft.com/office/word/2010/wordprocessingShape" xmlns:o="urn:schemas-microsoft-com:office:office" xmlns:v="urn:schemas-microsoft-com:vml" xmlns:w10="urn:schemas-microsoft-com:office:word" xmlns:w="http://schemas.openxmlformats.org/wordprocessingml/2006/main" xmlns:w14="http://schemas.microsoft.com/office/word/2010/wordml" xmlns:w15="http://schemas.microsoft.com/office/word/2012/wordml" xmlns:w16cex="http://schemas.microsoft.com/office/word/2018/wordml/cex" xmlns:w16cid="http://schemas.microsoft.com/office/word/2016/wordml/cid" xmlns:w16="http://schemas.microsoft.com/office/word/2018/wordml" xmlns:w16sdtdh="http://schemas.microsoft.com/office/word/2020/wordml/sdtdatahash" xmlns:w16sdtfl="http://schemas.microsoft.com/office/word/2024/wordml/sdtformatlock" xmlns:w16se="http://schemas.microsoft.com/office/word/2015/wordml/symex" xmlns:w16du="http://schemas.microsoft.com/office/word/2023/wordml/word16du" xmlns:wne="http://schemas.microsoft.com/office/word/2006/wordml" mc:Ignorable="w14 w15 w16se w16cid w16 w16cex w16sdtdh w16sdtfl w16du wp14">
+<w:endnotes xmlns:wpc="http://schemas.microsoft.com/office/word/2010/wordprocessingCanvas" xmlns:cx="http://schemas.microsoft.com/office/drawing/2014/chartex" xmlns:cx1="http://schemas.microsoft.com/office/drawing/2015/9/8/chartex" xmlns:cx2="http://schemas.microsoft.com/office/drawing/2015/10/21/chartex" xmlns:cx3="http://schemas.microsoft.com/office/drawing/2016/5/9/chartex" xmlns:cx4="http://schemas.microsoft.com/office/drawing/2016/5/10/chartex" xmlns:cx5="http://schemas.microsoft.com/office/drawing/2016/5/11/chartex" xmlns:cx6="http://schemas.microsoft.com/office/drawing/2016/5/12/chartex" xmlns:cx7="http://schemas.microsoft.com/office/drawing/2016/5/13/chartex" xmlns:cx8="http://schemas.microsoft.com/office/drawing/2016/5/14/chartex" xmlns:mc="http://schemas.openxmlformats.org/markup-compatibility/2006" xmlns:aink="http://schemas.microsoft.com/office/drawing/2016/ink" xmlns:am3d="http://schemas.microsoft.com/office/drawing/2017/model3d" xmlns:o="urn:schemas-microsoft-com:office:office" xmlns:oel="http://schemas.microsoft.com/office/2019/extlst" xmlns:r="http://schemas.openxmlformats.org/officeDocument/2006/relationships" xmlns:m="http://schemas.openxmlformats.org/officeDocument/2006/math" xmlns:v="urn:schemas-microsoft-com:vml" xmlns:wp14="http://schemas.microsoft.com/office/word/2010/wordprocessingDrawing" xmlns:wp="http://schemas.openxmlformats.org/drawingml/2006/wordprocessingDrawing" xmlns:w10="urn:schemas-microsoft-com:office:word" xmlns:w="http://schemas.openxmlformats.org/wordprocessingml/2006/main" xmlns:w14="http://schemas.microsoft.com/office/word/2010/wordml" xmlns:w15="http://schemas.microsoft.com/office/word/2012/wordml" xmlns:w16cex="http://schemas.microsoft.com/office/word/2018/wordml/cex" xmlns:w16cid="http://schemas.microsoft.com/office/word/2016/wordml/cid" xmlns:w16="http://schemas.microsoft.com/office/word/2018/wordml" xmlns:w16du="http://schemas.microsoft.com/office/word/2023/wordml/word16du" xmlns:w16sdtdh="http://schemas.microsoft.com/office/word/2020/wordml/sdtdatahash" xmlns:w16sdtfl="http://schemas.microsoft.com/office/word/2024/wordml/sdtformatlock" xmlns:w16se="http://schemas.microsoft.com/office/word/2015/wordml/symex" xmlns:wpg="http://schemas.microsoft.com/office/word/2010/wordprocessingGroup" xmlns:wpi="http://schemas.microsoft.com/office/word/2010/wordprocessingInk" xmlns:wne="http://schemas.microsoft.com/office/word/2006/wordml" xmlns:wps="http://schemas.microsoft.com/office/word/2010/wordprocessingShape" mc:Ignorable="w14 w15 w16se w16cid w16 w16cex w16sdtdh w16sdtfl w16du wp14">
   <w:endnote w:type="separator" w:id="-1">
     <w:p>
       <w:pPr>
@@ -13158,37 +14023,37 @@
 </file>
 
 <file path=word/footer1.xml><?xml version="1.0" encoding="utf-8"?>
-<w:ftr xmlns:wpc="http://schemas.microsoft.com/office/word/2010/wordprocessingCanvas" xmlns:cx="http://schemas.microsoft.com/office/drawing/2014/chartex" xmlns:cx1="http://schemas.microsoft.com/office/drawing/2015/9/8/chartex" xmlns:cx2="http://schemas.microsoft.com/office/drawing/2015/10/21/chartex" xmlns:cx3="http://schemas.microsoft.com/office/drawing/2016/5/9/chartex" xmlns:cx4="http://schemas.microsoft.com/office/drawing/2016/5/10/chartex" xmlns:cx5="http://schemas.microsoft.com/office/drawing/2016/5/11/chartex" xmlns:cx6="http://schemas.microsoft.com/office/drawing/2016/5/12/chartex" xmlns:cx7="http://schemas.microsoft.com/office/drawing/2016/5/13/chartex" xmlns:cx8="http://schemas.microsoft.com/office/drawing/2016/5/14/chartex" xmlns:mc="http://schemas.openxmlformats.org/markup-compatibility/2006" xmlns:m="http://schemas.openxmlformats.org/officeDocument/2006/math" xmlns:aink="http://schemas.microsoft.com/office/drawing/2016/ink" xmlns:am3d="http://schemas.microsoft.com/office/drawing/2017/model3d" xmlns:oel="http://schemas.microsoft.com/office/2019/extlst" xmlns:r="http://schemas.openxmlformats.org/officeDocument/2006/relationships" xmlns:wp14="http://schemas.microsoft.com/office/word/2010/wordprocessingDrawing" xmlns:wp="http://schemas.openxmlformats.org/drawingml/2006/wordprocessingDrawing" xmlns:wpg="http://schemas.microsoft.com/office/word/2010/wordprocessingGroup" xmlns:wpi="http://schemas.microsoft.com/office/word/2010/wordprocessingInk" xmlns:wps="http://schemas.microsoft.com/office/word/2010/wordprocessingShape" xmlns:o="urn:schemas-microsoft-com:office:office" xmlns:v="urn:schemas-microsoft-com:vml" xmlns:w10="urn:schemas-microsoft-com:office:word" xmlns:w="http://schemas.openxmlformats.org/wordprocessingml/2006/main" xmlns:w14="http://schemas.microsoft.com/office/word/2010/wordml" xmlns:w15="http://schemas.microsoft.com/office/word/2012/wordml" xmlns:w16cex="http://schemas.microsoft.com/office/word/2018/wordml/cex" xmlns:w16cid="http://schemas.microsoft.com/office/word/2016/wordml/cid" xmlns:w16="http://schemas.microsoft.com/office/word/2018/wordml" xmlns:w16sdtdh="http://schemas.microsoft.com/office/word/2020/wordml/sdtdatahash" xmlns:w16sdtfl="http://schemas.microsoft.com/office/word/2024/wordml/sdtformatlock" xmlns:w16se="http://schemas.microsoft.com/office/word/2015/wordml/symex" xmlns:w16du="http://schemas.microsoft.com/office/word/2023/wordml/word16du" xmlns:wne="http://schemas.microsoft.com/office/word/2006/wordml" mc:Ignorable="w14 w15 w16se w16cid w16 w16cex w16sdtdh w16sdtfl w16du wp14">
+<w:ftr xmlns:wpc="http://schemas.microsoft.com/office/word/2010/wordprocessingCanvas" xmlns:cx="http://schemas.microsoft.com/office/drawing/2014/chartex" xmlns:cx1="http://schemas.microsoft.com/office/drawing/2015/9/8/chartex" xmlns:cx2="http://schemas.microsoft.com/office/drawing/2015/10/21/chartex" xmlns:cx3="http://schemas.microsoft.com/office/drawing/2016/5/9/chartex" xmlns:cx4="http://schemas.microsoft.com/office/drawing/2016/5/10/chartex" xmlns:cx5="http://schemas.microsoft.com/office/drawing/2016/5/11/chartex" xmlns:cx6="http://schemas.microsoft.com/office/drawing/2016/5/12/chartex" xmlns:cx7="http://schemas.microsoft.com/office/drawing/2016/5/13/chartex" xmlns:cx8="http://schemas.microsoft.com/office/drawing/2016/5/14/chartex" xmlns:mc="http://schemas.openxmlformats.org/markup-compatibility/2006" xmlns:aink="http://schemas.microsoft.com/office/drawing/2016/ink" xmlns:am3d="http://schemas.microsoft.com/office/drawing/2017/model3d" xmlns:o="urn:schemas-microsoft-com:office:office" xmlns:oel="http://schemas.microsoft.com/office/2019/extlst" xmlns:r="http://schemas.openxmlformats.org/officeDocument/2006/relationships" xmlns:m="http://schemas.openxmlformats.org/officeDocument/2006/math" xmlns:v="urn:schemas-microsoft-com:vml" xmlns:wp14="http://schemas.microsoft.com/office/word/2010/wordprocessingDrawing" xmlns:wp="http://schemas.openxmlformats.org/drawingml/2006/wordprocessingDrawing" xmlns:w10="urn:schemas-microsoft-com:office:word" xmlns:w="http://schemas.openxmlformats.org/wordprocessingml/2006/main" xmlns:w14="http://schemas.microsoft.com/office/word/2010/wordml" xmlns:w15="http://schemas.microsoft.com/office/word/2012/wordml" xmlns:w16cex="http://schemas.microsoft.com/office/word/2018/wordml/cex" xmlns:w16cid="http://schemas.microsoft.com/office/word/2016/wordml/cid" xmlns:w16="http://schemas.microsoft.com/office/word/2018/wordml" xmlns:w16du="http://schemas.microsoft.com/office/word/2023/wordml/word16du" xmlns:w16sdtdh="http://schemas.microsoft.com/office/word/2020/wordml/sdtdatahash" xmlns:w16sdtfl="http://schemas.microsoft.com/office/word/2024/wordml/sdtformatlock" xmlns:w16se="http://schemas.microsoft.com/office/word/2015/wordml/symex" xmlns:wpg="http://schemas.microsoft.com/office/word/2010/wordprocessingGroup" xmlns:wpi="http://schemas.microsoft.com/office/word/2010/wordprocessingInk" xmlns:wne="http://schemas.microsoft.com/office/word/2006/wordml" xmlns:wps="http://schemas.microsoft.com/office/word/2010/wordprocessingShape" mc:Ignorable="w14 w15 w16se w16cid w16 w16cex w16sdtdh w16sdtfl w16du wp14">
   <w:p>
     <w:pPr>
-      <w:pStyle w:val="Footer"/>
+      <w:pStyle w:val="Piedepgina"/>
     </w:pPr>
   </w:p>
 </w:ftr>
 </file>
 
 <file path=word/footer2.xml><?xml version="1.0" encoding="utf-8"?>
-<w:ftr xmlns:wpc="http://schemas.microsoft.com/office/word/2010/wordprocessingCanvas" xmlns:cx="http://schemas.microsoft.com/office/drawing/2014/chartex" xmlns:cx1="http://schemas.microsoft.com/office/drawing/2015/9/8/chartex" xmlns:cx2="http://schemas.microsoft.com/office/drawing/2015/10/21/chartex" xmlns:cx3="http://schemas.microsoft.com/office/drawing/2016/5/9/chartex" xmlns:cx4="http://schemas.microsoft.com/office/drawing/2016/5/10/chartex" xmlns:cx5="http://schemas.microsoft.com/office/drawing/2016/5/11/chartex" xmlns:cx6="http://schemas.microsoft.com/office/drawing/2016/5/12/chartex" xmlns:cx7="http://schemas.microsoft.com/office/drawing/2016/5/13/chartex" xmlns:cx8="http://schemas.microsoft.com/office/drawing/2016/5/14/chartex" xmlns:mc="http://schemas.openxmlformats.org/markup-compatibility/2006" xmlns:m="http://schemas.openxmlformats.org/officeDocument/2006/math" xmlns:aink="http://schemas.microsoft.com/office/drawing/2016/ink" xmlns:am3d="http://schemas.microsoft.com/office/drawing/2017/model3d" xmlns:oel="http://schemas.microsoft.com/office/2019/extlst" xmlns:r="http://schemas.openxmlformats.org/officeDocument/2006/relationships" xmlns:wp14="http://schemas.microsoft.com/office/word/2010/wordprocessingDrawing" xmlns:wp="http://schemas.openxmlformats.org/drawingml/2006/wordprocessingDrawing" xmlns:wpg="http://schemas.microsoft.com/office/word/2010/wordprocessingGroup" xmlns:wpi="http://schemas.microsoft.com/office/word/2010/wordprocessingInk" xmlns:wps="http://schemas.microsoft.com/office/word/2010/wordprocessingShape" xmlns:o="urn:schemas-microsoft-com:office:office" xmlns:v="urn:schemas-microsoft-com:vml" xmlns:w10="urn:schemas-microsoft-com:office:word" xmlns:w="http://schemas.openxmlformats.org/wordprocessingml/2006/main" xmlns:w14="http://schemas.microsoft.com/office/word/2010/wordml" xmlns:w15="http://schemas.microsoft.com/office/word/2012/wordml" xmlns:w16cex="http://schemas.microsoft.com/office/word/2018/wordml/cex" xmlns:w16cid="http://schemas.microsoft.com/office/word/2016/wordml/cid" xmlns:w16="http://schemas.microsoft.com/office/word/2018/wordml" xmlns:w16sdtdh="http://schemas.microsoft.com/office/word/2020/wordml/sdtdatahash" xmlns:w16sdtfl="http://schemas.microsoft.com/office/word/2024/wordml/sdtformatlock" xmlns:w16se="http://schemas.microsoft.com/office/word/2015/wordml/symex" xmlns:w16du="http://schemas.microsoft.com/office/word/2023/wordml/word16du" xmlns:wne="http://schemas.microsoft.com/office/word/2006/wordml" mc:Ignorable="w14 w15 w16se w16cid w16 w16cex w16sdtdh w16sdtfl w16du wp14">
+<w:ftr xmlns:wpc="http://schemas.microsoft.com/office/word/2010/wordprocessingCanvas" xmlns:cx="http://schemas.microsoft.com/office/drawing/2014/chartex" xmlns:cx1="http://schemas.microsoft.com/office/drawing/2015/9/8/chartex" xmlns:cx2="http://schemas.microsoft.com/office/drawing/2015/10/21/chartex" xmlns:cx3="http://schemas.microsoft.com/office/drawing/2016/5/9/chartex" xmlns:cx4="http://schemas.microsoft.com/office/drawing/2016/5/10/chartex" xmlns:cx5="http://schemas.microsoft.com/office/drawing/2016/5/11/chartex" xmlns:cx6="http://schemas.microsoft.com/office/drawing/2016/5/12/chartex" xmlns:cx7="http://schemas.microsoft.com/office/drawing/2016/5/13/chartex" xmlns:cx8="http://schemas.microsoft.com/office/drawing/2016/5/14/chartex" xmlns:mc="http://schemas.openxmlformats.org/markup-compatibility/2006" xmlns:aink="http://schemas.microsoft.com/office/drawing/2016/ink" xmlns:am3d="http://schemas.microsoft.com/office/drawing/2017/model3d" xmlns:o="urn:schemas-microsoft-com:office:office" xmlns:oel="http://schemas.microsoft.com/office/2019/extlst" xmlns:r="http://schemas.openxmlformats.org/officeDocument/2006/relationships" xmlns:m="http://schemas.openxmlformats.org/officeDocument/2006/math" xmlns:v="urn:schemas-microsoft-com:vml" xmlns:wp14="http://schemas.microsoft.com/office/word/2010/wordprocessingDrawing" xmlns:wp="http://schemas.openxmlformats.org/drawingml/2006/wordprocessingDrawing" xmlns:w10="urn:schemas-microsoft-com:office:word" xmlns:w="http://schemas.openxmlformats.org/wordprocessingml/2006/main" xmlns:w14="http://schemas.microsoft.com/office/word/2010/wordml" xmlns:w15="http://schemas.microsoft.com/office/word/2012/wordml" xmlns:w16cex="http://schemas.microsoft.com/office/word/2018/wordml/cex" xmlns:w16cid="http://schemas.microsoft.com/office/word/2016/wordml/cid" xmlns:w16="http://schemas.microsoft.com/office/word/2018/wordml" xmlns:w16du="http://schemas.microsoft.com/office/word/2023/wordml/word16du" xmlns:w16sdtdh="http://schemas.microsoft.com/office/word/2020/wordml/sdtdatahash" xmlns:w16sdtfl="http://schemas.microsoft.com/office/word/2024/wordml/sdtformatlock" xmlns:w16se="http://schemas.microsoft.com/office/word/2015/wordml/symex" xmlns:wpg="http://schemas.microsoft.com/office/word/2010/wordprocessingGroup" xmlns:wpi="http://schemas.microsoft.com/office/word/2010/wordprocessingInk" xmlns:wne="http://schemas.microsoft.com/office/word/2006/wordml" xmlns:wps="http://schemas.microsoft.com/office/word/2010/wordprocessingShape" mc:Ignorable="w14 w15 w16se w16cid w16 w16cex w16sdtdh w16sdtfl w16du wp14">
   <w:p>
     <w:pPr>
-      <w:pStyle w:val="Footer"/>
+      <w:pStyle w:val="Piedepgina"/>
     </w:pPr>
   </w:p>
 </w:ftr>
 </file>
 
 <file path=word/footer3.xml><?xml version="1.0" encoding="utf-8"?>
-<w:ftr xmlns:wpc="http://schemas.microsoft.com/office/word/2010/wordprocessingCanvas" xmlns:cx="http://schemas.microsoft.com/office/drawing/2014/chartex" xmlns:cx1="http://schemas.microsoft.com/office/drawing/2015/9/8/chartex" xmlns:cx2="http://schemas.microsoft.com/office/drawing/2015/10/21/chartex" xmlns:cx3="http://schemas.microsoft.com/office/drawing/2016/5/9/chartex" xmlns:cx4="http://schemas.microsoft.com/office/drawing/2016/5/10/chartex" xmlns:cx5="http://schemas.microsoft.com/office/drawing/2016/5/11/chartex" xmlns:cx6="http://schemas.microsoft.com/office/drawing/2016/5/12/chartex" xmlns:cx7="http://schemas.microsoft.com/office/drawing/2016/5/13/chartex" xmlns:cx8="http://schemas.microsoft.com/office/drawing/2016/5/14/chartex" xmlns:mc="http://schemas.openxmlformats.org/markup-compatibility/2006" xmlns:m="http://schemas.openxmlformats.org/officeDocument/2006/math" xmlns:aink="http://schemas.microsoft.com/office/drawing/2016/ink" xmlns:am3d="http://schemas.microsoft.com/office/drawing/2017/model3d" xmlns:oel="http://schemas.microsoft.com/office/2019/extlst" xmlns:r="http://schemas.openxmlformats.org/officeDocument/2006/relationships" xmlns:wp14="http://schemas.microsoft.com/office/word/2010/wordprocessingDrawing" xmlns:wp="http://schemas.openxmlformats.org/drawingml/2006/wordprocessingDrawing" xmlns:wpg="http://schemas.microsoft.com/office/word/2010/wordprocessingGroup" xmlns:wpi="http://schemas.microsoft.com/office/word/2010/wordprocessingInk" xmlns:wps="http://schemas.microsoft.com/office/word/2010/wordprocessingShape" xmlns:o="urn:schemas-microsoft-com:office:office" xmlns:v="urn:schemas-microsoft-com:vml" xmlns:w10="urn:schemas-microsoft-com:office:word" xmlns:w="http://schemas.openxmlformats.org/wordprocessingml/2006/main" xmlns:w14="http://schemas.microsoft.com/office/word/2010/wordml" xmlns:w15="http://schemas.microsoft.com/office/word/2012/wordml" xmlns:w16cex="http://schemas.microsoft.com/office/word/2018/wordml/cex" xmlns:w16cid="http://schemas.microsoft.com/office/word/2016/wordml/cid" xmlns:w16="http://schemas.microsoft.com/office/word/2018/wordml" xmlns:w16sdtdh="http://schemas.microsoft.com/office/word/2020/wordml/sdtdatahash" xmlns:w16sdtfl="http://schemas.microsoft.com/office/word/2024/wordml/sdtformatlock" xmlns:w16se="http://schemas.microsoft.com/office/word/2015/wordml/symex" xmlns:w16du="http://schemas.microsoft.com/office/word/2023/wordml/word16du" xmlns:wne="http://schemas.microsoft.com/office/word/2006/wordml" mc:Ignorable="w14 w15 w16se w16cid w16 w16cex w16sdtdh w16sdtfl w16du wp14">
+<w:ftr xmlns:wpc="http://schemas.microsoft.com/office/word/2010/wordprocessingCanvas" xmlns:cx="http://schemas.microsoft.com/office/drawing/2014/chartex" xmlns:cx1="http://schemas.microsoft.com/office/drawing/2015/9/8/chartex" xmlns:cx2="http://schemas.microsoft.com/office/drawing/2015/10/21/chartex" xmlns:cx3="http://schemas.microsoft.com/office/drawing/2016/5/9/chartex" xmlns:cx4="http://schemas.microsoft.com/office/drawing/2016/5/10/chartex" xmlns:cx5="http://schemas.microsoft.com/office/drawing/2016/5/11/chartex" xmlns:cx6="http://schemas.microsoft.com/office/drawing/2016/5/12/chartex" xmlns:cx7="http://schemas.microsoft.com/office/drawing/2016/5/13/chartex" xmlns:cx8="http://schemas.microsoft.com/office/drawing/2016/5/14/chartex" xmlns:mc="http://schemas.openxmlformats.org/markup-compatibility/2006" xmlns:aink="http://schemas.microsoft.com/office/drawing/2016/ink" xmlns:am3d="http://schemas.microsoft.com/office/drawing/2017/model3d" xmlns:o="urn:schemas-microsoft-com:office:office" xmlns:oel="http://schemas.microsoft.com/office/2019/extlst" xmlns:r="http://schemas.openxmlformats.org/officeDocument/2006/relationships" xmlns:m="http://schemas.openxmlformats.org/officeDocument/2006/math" xmlns:v="urn:schemas-microsoft-com:vml" xmlns:wp14="http://schemas.microsoft.com/office/word/2010/wordprocessingDrawing" xmlns:wp="http://schemas.openxmlformats.org/drawingml/2006/wordprocessingDrawing" xmlns:w10="urn:schemas-microsoft-com:office:word" xmlns:w="http://schemas.openxmlformats.org/wordprocessingml/2006/main" xmlns:w14="http://schemas.microsoft.com/office/word/2010/wordml" xmlns:w15="http://schemas.microsoft.com/office/word/2012/wordml" xmlns:w16cex="http://schemas.microsoft.com/office/word/2018/wordml/cex" xmlns:w16cid="http://schemas.microsoft.com/office/word/2016/wordml/cid" xmlns:w16="http://schemas.microsoft.com/office/word/2018/wordml" xmlns:w16du="http://schemas.microsoft.com/office/word/2023/wordml/word16du" xmlns:w16sdtdh="http://schemas.microsoft.com/office/word/2020/wordml/sdtdatahash" xmlns:w16sdtfl="http://schemas.microsoft.com/office/word/2024/wordml/sdtformatlock" xmlns:w16se="http://schemas.microsoft.com/office/word/2015/wordml/symex" xmlns:wpg="http://schemas.microsoft.com/office/word/2010/wordprocessingGroup" xmlns:wpi="http://schemas.microsoft.com/office/word/2010/wordprocessingInk" xmlns:wne="http://schemas.microsoft.com/office/word/2006/wordml" xmlns:wps="http://schemas.microsoft.com/office/word/2010/wordprocessingShape" mc:Ignorable="w14 w15 w16se w16cid w16 w16cex w16sdtdh w16sdtfl w16du wp14">
   <w:p>
     <w:pPr>
-      <w:pStyle w:val="Footer"/>
+      <w:pStyle w:val="Piedepgina"/>
     </w:pPr>
   </w:p>
 </w:ftr>
 </file>
 
 <file path=word/footnotes.xml><?xml version="1.0" encoding="utf-8"?>
-<w:footnotes xmlns:wpc="http://schemas.microsoft.com/office/word/2010/wordprocessingCanvas" xmlns:cx="http://schemas.microsoft.com/office/drawing/2014/chartex" xmlns:cx1="http://schemas.microsoft.com/office/drawing/2015/9/8/chartex" xmlns:cx2="http://schemas.microsoft.com/office/drawing/2015/10/21/chartex" xmlns:cx3="http://schemas.microsoft.com/office/drawing/2016/5/9/chartex" xmlns:cx4="http://schemas.microsoft.com/office/drawing/2016/5/10/chartex" xmlns:cx5="http://schemas.microsoft.com/office/drawing/2016/5/11/chartex" xmlns:cx6="http://schemas.microsoft.com/office/drawing/2016/5/12/chartex" xmlns:cx7="http://schemas.microsoft.com/office/drawing/2016/5/13/chartex" xmlns:cx8="http://schemas.microsoft.com/office/drawing/2016/5/14/chartex" xmlns:mc="http://schemas.openxmlformats.org/markup-compatibility/2006" xmlns:m="http://schemas.openxmlformats.org/officeDocument/2006/math" xmlns:aink="http://schemas.microsoft.com/office/drawing/2016/ink" xmlns:am3d="http://schemas.microsoft.com/office/drawing/2017/model3d" xmlns:oel="http://schemas.microsoft.com/office/2019/extlst" xmlns:r="http://schemas.openxmlformats.org/officeDocument/2006/relationships" xmlns:wp14="http://schemas.microsoft.com/office/word/2010/wordprocessingDrawing" xmlns:wp="http://schemas.openxmlformats.org/drawingml/2006/wordprocessingDrawing" xmlns:wpg="http://schemas.microsoft.com/office/word/2010/wordprocessingGroup" xmlns:wpi="http://schemas.microsoft.com/office/word/2010/wordprocessingInk" xmlns:wps="http://schemas.microsoft.com/office/word/2010/wordprocessingShape" xmlns:o="urn:schemas-microsoft-com:office:office" xmlns:v="urn:schemas-microsoft-com:vml" xmlns:w10="urn:schemas-microsoft-com:office:word" xmlns:w="http://schemas.openxmlformats.org/wordprocessingml/2006/main" xmlns:w14="http://schemas.microsoft.com/office/word/2010/wordml" xmlns:w15="http://schemas.microsoft.com/office/word/2012/wordml" xmlns:w16cex="http://schemas.microsoft.com/office/word/2018/wordml/cex" xmlns:w16cid="http://schemas.microsoft.com/office/word/2016/wordml/cid" xmlns:w16="http://schemas.microsoft.com/office/word/2018/wordml" xmlns:w16sdtdh="http://schemas.microsoft.com/office/word/2020/wordml/sdtdatahash" xmlns:w16sdtfl="http://schemas.microsoft.com/office/word/2024/wordml/sdtformatlock" xmlns:w16se="http://schemas.microsoft.com/office/word/2015/wordml/symex" xmlns:w16du="http://schemas.microsoft.com/office/word/2023/wordml/word16du" xmlns:wne="http://schemas.microsoft.com/office/word/2006/wordml" mc:Ignorable="w14 w15 w16se w16cid w16 w16cex w16sdtdh w16sdtfl w16du wp14">
+<w:footnotes xmlns:wpc="http://schemas.microsoft.com/office/word/2010/wordprocessingCanvas" xmlns:cx="http://schemas.microsoft.com/office/drawing/2014/chartex" xmlns:cx1="http://schemas.microsoft.com/office/drawing/2015/9/8/chartex" xmlns:cx2="http://schemas.microsoft.com/office/drawing/2015/10/21/chartex" xmlns:cx3="http://schemas.microsoft.com/office/drawing/2016/5/9/chartex" xmlns:cx4="http://schemas.microsoft.com/office/drawing/2016/5/10/chartex" xmlns:cx5="http://schemas.microsoft.com/office/drawing/2016/5/11/chartex" xmlns:cx6="http://schemas.microsoft.com/office/drawing/2016/5/12/chartex" xmlns:cx7="http://schemas.microsoft.com/office/drawing/2016/5/13/chartex" xmlns:cx8="http://schemas.microsoft.com/office/drawing/2016/5/14/chartex" xmlns:mc="http://schemas.openxmlformats.org/markup-compatibility/2006" xmlns:aink="http://schemas.microsoft.com/office/drawing/2016/ink" xmlns:am3d="http://schemas.microsoft.com/office/drawing/2017/model3d" xmlns:o="urn:schemas-microsoft-com:office:office" xmlns:oel="http://schemas.microsoft.com/office/2019/extlst" xmlns:r="http://schemas.openxmlformats.org/officeDocument/2006/relationships" xmlns:m="http://schemas.openxmlformats.org/officeDocument/2006/math" xmlns:v="urn:schemas-microsoft-com:vml" xmlns:wp14="http://schemas.microsoft.com/office/word/2010/wordprocessingDrawing" xmlns:wp="http://schemas.openxmlformats.org/drawingml/2006/wordprocessingDrawing" xmlns:w10="urn:schemas-microsoft-com:office:word" xmlns:w="http://schemas.openxmlformats.org/wordprocessingml/2006/main" xmlns:w14="http://schemas.microsoft.com/office/word/2010/wordml" xmlns:w15="http://schemas.microsoft.com/office/word/2012/wordml" xmlns:w16cex="http://schemas.microsoft.com/office/word/2018/wordml/cex" xmlns:w16cid="http://schemas.microsoft.com/office/word/2016/wordml/cid" xmlns:w16="http://schemas.microsoft.com/office/word/2018/wordml" xmlns:w16du="http://schemas.microsoft.com/office/word/2023/wordml/word16du" xmlns:w16sdtdh="http://schemas.microsoft.com/office/word/2020/wordml/sdtdatahash" xmlns:w16sdtfl="http://schemas.microsoft.com/office/word/2024/wordml/sdtformatlock" xmlns:w16se="http://schemas.microsoft.com/office/word/2015/wordml/symex" xmlns:wpg="http://schemas.microsoft.com/office/word/2010/wordprocessingGroup" xmlns:wpi="http://schemas.microsoft.com/office/word/2010/wordprocessingInk" xmlns:wne="http://schemas.microsoft.com/office/word/2006/wordml" xmlns:wps="http://schemas.microsoft.com/office/word/2010/wordprocessingShape" mc:Ignorable="w14 w15 w16se w16cid w16 w16cex w16sdtdh w16sdtfl w16du wp14">
   <w:footnote w:type="separator" w:id="-1">
     <w:p>
       <w:pPr>
@@ -13220,37 +14085,37 @@
 </file>
 
 <file path=word/header1.xml><?xml version="1.0" encoding="utf-8"?>
-<w:hdr xmlns:wpc="http://schemas.microsoft.com/office/word/2010/wordprocessingCanvas" xmlns:cx="http://schemas.microsoft.com/office/drawing/2014/chartex" xmlns:cx1="http://schemas.microsoft.com/office/drawing/2015/9/8/chartex" xmlns:cx2="http://schemas.microsoft.com/office/drawing/2015/10/21/chartex" xmlns:cx3="http://schemas.microsoft.com/office/drawing/2016/5/9/chartex" xmlns:cx4="http://schemas.microsoft.com/office/drawing/2016/5/10/chartex" xmlns:cx5="http://schemas.microsoft.com/office/drawing/2016/5/11/chartex" xmlns:cx6="http://schemas.microsoft.com/office/drawing/2016/5/12/chartex" xmlns:cx7="http://schemas.microsoft.com/office/drawing/2016/5/13/chartex" xmlns:cx8="http://schemas.microsoft.com/office/drawing/2016/5/14/chartex" xmlns:mc="http://schemas.openxmlformats.org/markup-compatibility/2006" xmlns:m="http://schemas.openxmlformats.org/officeDocument/2006/math" xmlns:aink="http://schemas.microsoft.com/office/drawing/2016/ink" xmlns:am3d="http://schemas.microsoft.com/office/drawing/2017/model3d" xmlns:oel="http://schemas.microsoft.com/office/2019/extlst" xmlns:r="http://schemas.openxmlformats.org/officeDocument/2006/relationships" xmlns:wp14="http://schemas.microsoft.com/office/word/2010/wordprocessingDrawing" xmlns:wp="http://schemas.openxmlformats.org/drawingml/2006/wordprocessingDrawing" xmlns:wpg="http://schemas.microsoft.com/office/word/2010/wordprocessingGroup" xmlns:wpi="http://schemas.microsoft.com/office/word/2010/wordprocessingInk" xmlns:wps="http://schemas.microsoft.com/office/word/2010/wordprocessingShape" xmlns:o="urn:schemas-microsoft-com:office:office" xmlns:v="urn:schemas-microsoft-com:vml" xmlns:w10="urn:schemas-microsoft-com:office:word" xmlns:w="http://schemas.openxmlformats.org/wordprocessingml/2006/main" xmlns:w14="http://schemas.microsoft.com/office/word/2010/wordml" xmlns:w15="http://schemas.microsoft.com/office/word/2012/wordml" xmlns:w16cex="http://schemas.microsoft.com/office/word/2018/wordml/cex" xmlns:w16cid="http://schemas.microsoft.com/office/word/2016/wordml/cid" xmlns:w16="http://schemas.microsoft.com/office/word/2018/wordml" xmlns:w16sdtdh="http://schemas.microsoft.com/office/word/2020/wordml/sdtdatahash" xmlns:w16sdtfl="http://schemas.microsoft.com/office/word/2024/wordml/sdtformatlock" xmlns:w16se="http://schemas.microsoft.com/office/word/2015/wordml/symex" xmlns:w16du="http://schemas.microsoft.com/office/word/2023/wordml/word16du" xmlns:wne="http://schemas.microsoft.com/office/word/2006/wordml" mc:Ignorable="w14 w15 w16se w16cid w16 w16cex w16sdtdh w16sdtfl w16du wp14">
+<w:hdr xmlns:wpc="http://schemas.microsoft.com/office/word/2010/wordprocessingCanvas" xmlns:cx="http://schemas.microsoft.com/office/drawing/2014/chartex" xmlns:cx1="http://schemas.microsoft.com/office/drawing/2015/9/8/chartex" xmlns:cx2="http://schemas.microsoft.com/office/drawing/2015/10/21/chartex" xmlns:cx3="http://schemas.microsoft.com/office/drawing/2016/5/9/chartex" xmlns:cx4="http://schemas.microsoft.com/office/drawing/2016/5/10/chartex" xmlns:cx5="http://schemas.microsoft.com/office/drawing/2016/5/11/chartex" xmlns:cx6="http://schemas.microsoft.com/office/drawing/2016/5/12/chartex" xmlns:cx7="http://schemas.microsoft.com/office/drawing/2016/5/13/chartex" xmlns:cx8="http://schemas.microsoft.com/office/drawing/2016/5/14/chartex" xmlns:mc="http://schemas.openxmlformats.org/markup-compatibility/2006" xmlns:aink="http://schemas.microsoft.com/office/drawing/2016/ink" xmlns:am3d="http://schemas.microsoft.com/office/drawing/2017/model3d" xmlns:o="urn:schemas-microsoft-com:office:office" xmlns:oel="http://schemas.microsoft.com/office/2019/extlst" xmlns:r="http://schemas.openxmlformats.org/officeDocument/2006/relationships" xmlns:m="http://schemas.openxmlformats.org/officeDocument/2006/math" xmlns:v="urn:schemas-microsoft-com:vml" xmlns:wp14="http://schemas.microsoft.com/office/word/2010/wordprocessingDrawing" xmlns:wp="http://schemas.openxmlformats.org/drawingml/2006/wordprocessingDrawing" xmlns:w10="urn:schemas-microsoft-com:office:word" xmlns:w="http://schemas.openxmlformats.org/wordprocessingml/2006/main" xmlns:w14="http://schemas.microsoft.com/office/word/2010/wordml" xmlns:w15="http://schemas.microsoft.com/office/word/2012/wordml" xmlns:w16cex="http://schemas.microsoft.com/office/word/2018/wordml/cex" xmlns:w16cid="http://schemas.microsoft.com/office/word/2016/wordml/cid" xmlns:w16="http://schemas.microsoft.com/office/word/2018/wordml" xmlns:w16du="http://schemas.microsoft.com/office/word/2023/wordml/word16du" xmlns:w16sdtdh="http://schemas.microsoft.com/office/word/2020/wordml/sdtdatahash" xmlns:w16sdtfl="http://schemas.microsoft.com/office/word/2024/wordml/sdtformatlock" xmlns:w16se="http://schemas.microsoft.com/office/word/2015/wordml/symex" xmlns:wpg="http://schemas.microsoft.com/office/word/2010/wordprocessingGroup" xmlns:wpi="http://schemas.microsoft.com/office/word/2010/wordprocessingInk" xmlns:wne="http://schemas.microsoft.com/office/word/2006/wordml" xmlns:wps="http://schemas.microsoft.com/office/word/2010/wordprocessingShape" mc:Ignorable="w14 w15 w16se w16cid w16 w16cex w16sdtdh w16sdtfl w16du wp14">
   <w:p>
     <w:pPr>
-      <w:pStyle w:val="Header"/>
+      <w:pStyle w:val="Encabezado"/>
     </w:pPr>
   </w:p>
 </w:hdr>
 </file>
 
 <file path=word/header2.xml><?xml version="1.0" encoding="utf-8"?>
-<w:hdr xmlns:wpc="http://schemas.microsoft.com/office/word/2010/wordprocessingCanvas" xmlns:cx="http://schemas.microsoft.com/office/drawing/2014/chartex" xmlns:cx1="http://schemas.microsoft.com/office/drawing/2015/9/8/chartex" xmlns:cx2="http://schemas.microsoft.com/office/drawing/2015/10/21/chartex" xmlns:cx3="http://schemas.microsoft.com/office/drawing/2016/5/9/chartex" xmlns:cx4="http://schemas.microsoft.com/office/drawing/2016/5/10/chartex" xmlns:cx5="http://schemas.microsoft.com/office/drawing/2016/5/11/chartex" xmlns:cx6="http://schemas.microsoft.com/office/drawing/2016/5/12/chartex" xmlns:cx7="http://schemas.microsoft.com/office/drawing/2016/5/13/chartex" xmlns:cx8="http://schemas.microsoft.com/office/drawing/2016/5/14/chartex" xmlns:mc="http://schemas.openxmlformats.org/markup-compatibility/2006" xmlns:m="http://schemas.openxmlformats.org/officeDocument/2006/math" xmlns:aink="http://schemas.microsoft.com/office/drawing/2016/ink" xmlns:am3d="http://schemas.microsoft.com/office/drawing/2017/model3d" xmlns:oel="http://schemas.microsoft.com/office/2019/extlst" xmlns:r="http://schemas.openxmlformats.org/officeDocument/2006/relationships" xmlns:wp14="http://schemas.microsoft.com/office/word/2010/wordprocessingDrawing" xmlns:wp="http://schemas.openxmlformats.org/drawingml/2006/wordprocessingDrawing" xmlns:wpg="http://schemas.microsoft.com/office/word/2010/wordprocessingGroup" xmlns:wpi="http://schemas.microsoft.com/office/word/2010/wordprocessingInk" xmlns:wps="http://schemas.microsoft.com/office/word/2010/wordprocessingShape" xmlns:o="urn:schemas-microsoft-com:office:office" xmlns:v="urn:schemas-microsoft-com:vml" xmlns:w10="urn:schemas-microsoft-com:office:word" xmlns:w="http://schemas.openxmlformats.org/wordprocessingml/2006/main" xmlns:w14="http://schemas.microsoft.com/office/word/2010/wordml" xmlns:w15="http://schemas.microsoft.com/office/word/2012/wordml" xmlns:w16cex="http://schemas.microsoft.com/office/word/2018/wordml/cex" xmlns:w16cid="http://schemas.microsoft.com/office/word/2016/wordml/cid" xmlns:w16="http://schemas.microsoft.com/office/word/2018/wordml" xmlns:w16sdtdh="http://schemas.microsoft.com/office/word/2020/wordml/sdtdatahash" xmlns:w16sdtfl="http://schemas.microsoft.com/office/word/2024/wordml/sdtformatlock" xmlns:w16se="http://schemas.microsoft.com/office/word/2015/wordml/symex" xmlns:w16du="http://schemas.microsoft.com/office/word/2023/wordml/word16du" xmlns:wne="http://schemas.microsoft.com/office/word/2006/wordml" mc:Ignorable="w14 w15 w16se w16cid w16 w16cex w16sdtdh w16sdtfl w16du wp14">
+<w:hdr xmlns:wpc="http://schemas.microsoft.com/office/word/2010/wordprocessingCanvas" xmlns:cx="http://schemas.microsoft.com/office/drawing/2014/chartex" xmlns:cx1="http://schemas.microsoft.com/office/drawing/2015/9/8/chartex" xmlns:cx2="http://schemas.microsoft.com/office/drawing/2015/10/21/chartex" xmlns:cx3="http://schemas.microsoft.com/office/drawing/2016/5/9/chartex" xmlns:cx4="http://schemas.microsoft.com/office/drawing/2016/5/10/chartex" xmlns:cx5="http://schemas.microsoft.com/office/drawing/2016/5/11/chartex" xmlns:cx6="http://schemas.microsoft.com/office/drawing/2016/5/12/chartex" xmlns:cx7="http://schemas.microsoft.com/office/drawing/2016/5/13/chartex" xmlns:cx8="http://schemas.microsoft.com/office/drawing/2016/5/14/chartex" xmlns:mc="http://schemas.openxmlformats.org/markup-compatibility/2006" xmlns:aink="http://schemas.microsoft.com/office/drawing/2016/ink" xmlns:am3d="http://schemas.microsoft.com/office/drawing/2017/model3d" xmlns:o="urn:schemas-microsoft-com:office:office" xmlns:oel="http://schemas.microsoft.com/office/2019/extlst" xmlns:r="http://schemas.openxmlformats.org/officeDocument/2006/relationships" xmlns:m="http://schemas.openxmlformats.org/officeDocument/2006/math" xmlns:v="urn:schemas-microsoft-com:vml" xmlns:wp14="http://schemas.microsoft.com/office/word/2010/wordprocessingDrawing" xmlns:wp="http://schemas.openxmlformats.org/drawingml/2006/wordprocessingDrawing" xmlns:w10="urn:schemas-microsoft-com:office:word" xmlns:w="http://schemas.openxmlformats.org/wordprocessingml/2006/main" xmlns:w14="http://schemas.microsoft.com/office/word/2010/wordml" xmlns:w15="http://schemas.microsoft.com/office/word/2012/wordml" xmlns:w16cex="http://schemas.microsoft.com/office/word/2018/wordml/cex" xmlns:w16cid="http://schemas.microsoft.com/office/word/2016/wordml/cid" xmlns:w16="http://schemas.microsoft.com/office/word/2018/wordml" xmlns:w16du="http://schemas.microsoft.com/office/word/2023/wordml/word16du" xmlns:w16sdtdh="http://schemas.microsoft.com/office/word/2020/wordml/sdtdatahash" xmlns:w16sdtfl="http://schemas.microsoft.com/office/word/2024/wordml/sdtformatlock" xmlns:w16se="http://schemas.microsoft.com/office/word/2015/wordml/symex" xmlns:wpg="http://schemas.microsoft.com/office/word/2010/wordprocessingGroup" xmlns:wpi="http://schemas.microsoft.com/office/word/2010/wordprocessingInk" xmlns:wne="http://schemas.microsoft.com/office/word/2006/wordml" xmlns:wps="http://schemas.microsoft.com/office/word/2010/wordprocessingShape" mc:Ignorable="w14 w15 w16se w16cid w16 w16cex w16sdtdh w16sdtfl w16du wp14">
   <w:p>
     <w:pPr>
-      <w:pStyle w:val="Header"/>
+      <w:pStyle w:val="Encabezado"/>
     </w:pPr>
   </w:p>
 </w:hdr>
 </file>
 
 <file path=word/header3.xml><?xml version="1.0" encoding="utf-8"?>
-<w:hdr xmlns:wpc="http://schemas.microsoft.com/office/word/2010/wordprocessingCanvas" xmlns:cx="http://schemas.microsoft.com/office/drawing/2014/chartex" xmlns:cx1="http://schemas.microsoft.com/office/drawing/2015/9/8/chartex" xmlns:cx2="http://schemas.microsoft.com/office/drawing/2015/10/21/chartex" xmlns:cx3="http://schemas.microsoft.com/office/drawing/2016/5/9/chartex" xmlns:cx4="http://schemas.microsoft.com/office/drawing/2016/5/10/chartex" xmlns:cx5="http://schemas.microsoft.com/office/drawing/2016/5/11/chartex" xmlns:cx6="http://schemas.microsoft.com/office/drawing/2016/5/12/chartex" xmlns:cx7="http://schemas.microsoft.com/office/drawing/2016/5/13/chartex" xmlns:cx8="http://schemas.microsoft.com/office/drawing/2016/5/14/chartex" xmlns:mc="http://schemas.openxmlformats.org/markup-compatibility/2006" xmlns:m="http://schemas.openxmlformats.org/officeDocument/2006/math" xmlns:aink="http://schemas.microsoft.com/office/drawing/2016/ink" xmlns:am3d="http://schemas.microsoft.com/office/drawing/2017/model3d" xmlns:oel="http://schemas.microsoft.com/office/2019/extlst" xmlns:r="http://schemas.openxmlformats.org/officeDocument/2006/relationships" xmlns:wp14="http://schemas.microsoft.com/office/word/2010/wordprocessingDrawing" xmlns:wp="http://schemas.openxmlformats.org/drawingml/2006/wordprocessingDrawing" xmlns:wpg="http://schemas.microsoft.com/office/word/2010/wordprocessingGroup" xmlns:wpi="http://schemas.microsoft.com/office/word/2010/wordprocessingInk" xmlns:wps="http://schemas.microsoft.com/office/word/2010/wordprocessingShape" xmlns:o="urn:schemas-microsoft-com:office:office" xmlns:v="urn:schemas-microsoft-com:vml" xmlns:w10="urn:schemas-microsoft-com:office:word" xmlns:w="http://schemas.openxmlformats.org/wordprocessingml/2006/main" xmlns:w14="http://schemas.microsoft.com/office/word/2010/wordml" xmlns:w15="http://schemas.microsoft.com/office/word/2012/wordml" xmlns:w16cex="http://schemas.microsoft.com/office/word/2018/wordml/cex" xmlns:w16cid="http://schemas.microsoft.com/office/word/2016/wordml/cid" xmlns:w16="http://schemas.microsoft.com/office/word/2018/wordml" xmlns:w16sdtdh="http://schemas.microsoft.com/office/word/2020/wordml/sdtdatahash" xmlns:w16sdtfl="http://schemas.microsoft.com/office/word/2024/wordml/sdtformatlock" xmlns:w16se="http://schemas.microsoft.com/office/word/2015/wordml/symex" xmlns:w16du="http://schemas.microsoft.com/office/word/2023/wordml/word16du" xmlns:wne="http://schemas.microsoft.com/office/word/2006/wordml" mc:Ignorable="w14 w15 w16se w16cid w16 w16cex w16sdtdh w16sdtfl w16du wp14">
+<w:hdr xmlns:wpc="http://schemas.microsoft.com/office/word/2010/wordprocessingCanvas" xmlns:cx="http://schemas.microsoft.com/office/drawing/2014/chartex" xmlns:cx1="http://schemas.microsoft.com/office/drawing/2015/9/8/chartex" xmlns:cx2="http://schemas.microsoft.com/office/drawing/2015/10/21/chartex" xmlns:cx3="http://schemas.microsoft.com/office/drawing/2016/5/9/chartex" xmlns:cx4="http://schemas.microsoft.com/office/drawing/2016/5/10/chartex" xmlns:cx5="http://schemas.microsoft.com/office/drawing/2016/5/11/chartex" xmlns:cx6="http://schemas.microsoft.com/office/drawing/2016/5/12/chartex" xmlns:cx7="http://schemas.microsoft.com/office/drawing/2016/5/13/chartex" xmlns:cx8="http://schemas.microsoft.com/office/drawing/2016/5/14/chartex" xmlns:mc="http://schemas.openxmlformats.org/markup-compatibility/2006" xmlns:aink="http://schemas.microsoft.com/office/drawing/2016/ink" xmlns:am3d="http://schemas.microsoft.com/office/drawing/2017/model3d" xmlns:o="urn:schemas-microsoft-com:office:office" xmlns:oel="http://schemas.microsoft.com/office/2019/extlst" xmlns:r="http://schemas.openxmlformats.org/officeDocument/2006/relationships" xmlns:m="http://schemas.openxmlformats.org/officeDocument/2006/math" xmlns:v="urn:schemas-microsoft-com:vml" xmlns:wp14="http://schemas.microsoft.com/office/word/2010/wordprocessingDrawing" xmlns:wp="http://schemas.openxmlformats.org/drawingml/2006/wordprocessingDrawing" xmlns:w10="urn:schemas-microsoft-com:office:word" xmlns:w="http://schemas.openxmlformats.org/wordprocessingml/2006/main" xmlns:w14="http://schemas.microsoft.com/office/word/2010/wordml" xmlns:w15="http://schemas.microsoft.com/office/word/2012/wordml" xmlns:w16cex="http://schemas.microsoft.com/office/word/2018/wordml/cex" xmlns:w16cid="http://schemas.microsoft.com/office/word/2016/wordml/cid" xmlns:w16="http://schemas.microsoft.com/office/word/2018/wordml" xmlns:w16du="http://schemas.microsoft.com/office/word/2023/wordml/word16du" xmlns:w16sdtdh="http://schemas.microsoft.com/office/word/2020/wordml/sdtdatahash" xmlns:w16sdtfl="http://schemas.microsoft.com/office/word/2024/wordml/sdtformatlock" xmlns:w16se="http://schemas.microsoft.com/office/word/2015/wordml/symex" xmlns:wpg="http://schemas.microsoft.com/office/word/2010/wordprocessingGroup" xmlns:wpi="http://schemas.microsoft.com/office/word/2010/wordprocessingInk" xmlns:wne="http://schemas.microsoft.com/office/word/2006/wordml" xmlns:wps="http://schemas.microsoft.com/office/word/2010/wordprocessingShape" mc:Ignorable="w14 w15 w16se w16cid w16 w16cex w16sdtdh w16sdtfl w16du wp14">
   <w:p>
     <w:pPr>
-      <w:pStyle w:val="Header"/>
+      <w:pStyle w:val="Encabezado"/>
     </w:pPr>
   </w:p>
 </w:hdr>
 </file>
 
 <file path=word/numbering.xml><?xml version="1.0" encoding="utf-8"?>
-<w:numbering xmlns:wpc="http://schemas.microsoft.com/office/word/2010/wordprocessingCanvas" xmlns:cx="http://schemas.microsoft.com/office/drawing/2014/chartex" xmlns:cx1="http://schemas.microsoft.com/office/drawing/2015/9/8/chartex" xmlns:cx2="http://schemas.microsoft.com/office/drawing/2015/10/21/chartex" xmlns:cx3="http://schemas.microsoft.com/office/drawing/2016/5/9/chartex" xmlns:cx4="http://schemas.microsoft.com/office/drawing/2016/5/10/chartex" xmlns:cx5="http://schemas.microsoft.com/office/drawing/2016/5/11/chartex" xmlns:cx6="http://schemas.microsoft.com/office/drawing/2016/5/12/chartex" xmlns:cx7="http://schemas.microsoft.com/office/drawing/2016/5/13/chartex" xmlns:cx8="http://schemas.microsoft.com/office/drawing/2016/5/14/chartex" xmlns:mc="http://schemas.openxmlformats.org/markup-compatibility/2006" xmlns:m="http://schemas.openxmlformats.org/officeDocument/2006/math" xmlns:aink="http://schemas.microsoft.com/office/drawing/2016/ink" xmlns:am3d="http://schemas.microsoft.com/office/drawing/2017/model3d" xmlns:oel="http://schemas.microsoft.com/office/2019/extlst" xmlns:r="http://schemas.openxmlformats.org/officeDocument/2006/relationships" xmlns:wp14="http://schemas.microsoft.com/office/word/2010/wordprocessingDrawing" xmlns:wp="http://schemas.openxmlformats.org/drawingml/2006/wordprocessingDrawing" xmlns:wpg="http://schemas.microsoft.com/office/word/2010/wordprocessingGroup" xmlns:wpi="http://schemas.microsoft.com/office/word/2010/wordprocessingInk" xmlns:wps="http://schemas.microsoft.com/office/word/2010/wordprocessingShape" xmlns:o="urn:schemas-microsoft-com:office:office" xmlns:v="urn:schemas-microsoft-com:vml" xmlns:w10="urn:schemas-microsoft-com:office:word" xmlns:w="http://schemas.openxmlformats.org/wordprocessingml/2006/main" xmlns:w14="http://schemas.microsoft.com/office/word/2010/wordml" xmlns:w15="http://schemas.microsoft.com/office/word/2012/wordml" xmlns:w16cex="http://schemas.microsoft.com/office/word/2018/wordml/cex" xmlns:w16cid="http://schemas.microsoft.com/office/word/2016/wordml/cid" xmlns:w16="http://schemas.microsoft.com/office/word/2018/wordml" xmlns:w16sdtdh="http://schemas.microsoft.com/office/word/2020/wordml/sdtdatahash" xmlns:w16sdtfl="http://schemas.microsoft.com/office/word/2024/wordml/sdtformatlock" xmlns:w16se="http://schemas.microsoft.com/office/word/2015/wordml/symex" xmlns:w16du="http://schemas.microsoft.com/office/word/2023/wordml/word16du" xmlns:wne="http://schemas.microsoft.com/office/word/2006/wordml" mc:Ignorable="w14 w15 w16se w16cid w16 w16cex w16sdtdh w16sdtfl w16du wp14">
+<w:numbering xmlns:wpc="http://schemas.microsoft.com/office/word/2010/wordprocessingCanvas" xmlns:cx="http://schemas.microsoft.com/office/drawing/2014/chartex" xmlns:cx1="http://schemas.microsoft.com/office/drawing/2015/9/8/chartex" xmlns:cx2="http://schemas.microsoft.com/office/drawing/2015/10/21/chartex" xmlns:cx3="http://schemas.microsoft.com/office/drawing/2016/5/9/chartex" xmlns:cx4="http://schemas.microsoft.com/office/drawing/2016/5/10/chartex" xmlns:cx5="http://schemas.microsoft.com/office/drawing/2016/5/11/chartex" xmlns:cx6="http://schemas.microsoft.com/office/drawing/2016/5/12/chartex" xmlns:cx7="http://schemas.microsoft.com/office/drawing/2016/5/13/chartex" xmlns:cx8="http://schemas.microsoft.com/office/drawing/2016/5/14/chartex" xmlns:mc="http://schemas.openxmlformats.org/markup-compatibility/2006" xmlns:aink="http://schemas.microsoft.com/office/drawing/2016/ink" xmlns:am3d="http://schemas.microsoft.com/office/drawing/2017/model3d" xmlns:o="urn:schemas-microsoft-com:office:office" xmlns:oel="http://schemas.microsoft.com/office/2019/extlst" xmlns:r="http://schemas.openxmlformats.org/officeDocument/2006/relationships" xmlns:m="http://schemas.openxmlformats.org/officeDocument/2006/math" xmlns:v="urn:schemas-microsoft-com:vml" xmlns:wp14="http://schemas.microsoft.com/office/word/2010/wordprocessingDrawing" xmlns:wp="http://schemas.openxmlformats.org/drawingml/2006/wordprocessingDrawing" xmlns:w10="urn:schemas-microsoft-com:office:word" xmlns:w="http://schemas.openxmlformats.org/wordprocessingml/2006/main" xmlns:w14="http://schemas.microsoft.com/office/word/2010/wordml" xmlns:w15="http://schemas.microsoft.com/office/word/2012/wordml" xmlns:w16cex="http://schemas.microsoft.com/office/word/2018/wordml/cex" xmlns:w16cid="http://schemas.microsoft.com/office/word/2016/wordml/cid" xmlns:w16="http://schemas.microsoft.com/office/word/2018/wordml" xmlns:w16du="http://schemas.microsoft.com/office/word/2023/wordml/word16du" xmlns:w16sdtdh="http://schemas.microsoft.com/office/word/2020/wordml/sdtdatahash" xmlns:w16sdtfl="http://schemas.microsoft.com/office/word/2024/wordml/sdtformatlock" xmlns:w16se="http://schemas.microsoft.com/office/word/2015/wordml/symex" xmlns:wpg="http://schemas.microsoft.com/office/word/2010/wordprocessingGroup" xmlns:wpi="http://schemas.microsoft.com/office/word/2010/wordprocessingInk" xmlns:wne="http://schemas.microsoft.com/office/word/2006/wordml" xmlns:wps="http://schemas.microsoft.com/office/word/2010/wordprocessingShape" mc:Ignorable="w14 w15 w16se w16cid w16 w16cex w16sdtdh w16sdtfl w16du wp14">
   <w:abstractNum w:abstractNumId="0" w15:restartNumberingAfterBreak="0">
     <w:nsid w:val="04A55406"/>
     <w:multiLevelType w:val="hybridMultilevel"/>
@@ -15055,7 +15920,7 @@
 </file>
 
 <file path=word/styles.xml><?xml version="1.0" encoding="utf-8"?>
-<w:styles xmlns:mc="http://schemas.openxmlformats.org/markup-compatibility/2006" xmlns:r="http://schemas.openxmlformats.org/officeDocument/2006/relationships" xmlns:w="http://schemas.openxmlformats.org/wordprocessingml/2006/main" xmlns:w14="http://schemas.microsoft.com/office/word/2010/wordml" xmlns:w15="http://schemas.microsoft.com/office/word/2012/wordml" xmlns:w16cex="http://schemas.microsoft.com/office/word/2018/wordml/cex" xmlns:w16cid="http://schemas.microsoft.com/office/word/2016/wordml/cid" xmlns:w16="http://schemas.microsoft.com/office/word/2018/wordml" xmlns:w16sdtdh="http://schemas.microsoft.com/office/word/2020/wordml/sdtdatahash" xmlns:w16sdtfl="http://schemas.microsoft.com/office/word/2024/wordml/sdtformatlock" xmlns:w16se="http://schemas.microsoft.com/office/word/2015/wordml/symex" xmlns:w16du="http://schemas.microsoft.com/office/word/2023/wordml/word16du" mc:Ignorable="w14 w15 w16se w16cid w16 w16cex w16sdtdh w16sdtfl w16du">
+<w:styles xmlns:mc="http://schemas.openxmlformats.org/markup-compatibility/2006" xmlns:r="http://schemas.openxmlformats.org/officeDocument/2006/relationships" xmlns:w="http://schemas.openxmlformats.org/wordprocessingml/2006/main" xmlns:w14="http://schemas.microsoft.com/office/word/2010/wordml" xmlns:w15="http://schemas.microsoft.com/office/word/2012/wordml" xmlns:w16cex="http://schemas.microsoft.com/office/word/2018/wordml/cex" xmlns:w16cid="http://schemas.microsoft.com/office/word/2016/wordml/cid" xmlns:w16="http://schemas.microsoft.com/office/word/2018/wordml" xmlns:w16du="http://schemas.microsoft.com/office/word/2023/wordml/word16du" xmlns:w16sdtdh="http://schemas.microsoft.com/office/word/2020/wordml/sdtdatahash" xmlns:w16sdtfl="http://schemas.microsoft.com/office/word/2024/wordml/sdtformatlock" xmlns:w16se="http://schemas.microsoft.com/office/word/2015/wordml/symex" mc:Ignorable="w14 w15 w16se w16cid w16 w16cex w16sdtdh w16sdtfl w16du">
   <w:docDefaults>
     <w:rPrDefault>
       <w:rPr>
@@ -15454,11 +16319,11 @@
     <w:qFormat/>
     <w:rsid w:val="00EB0739"/>
   </w:style>
-  <w:style w:type="paragraph" w:styleId="Heading1">
+  <w:style w:type="paragraph" w:styleId="Ttulo1">
     <w:name w:val="heading 1"/>
     <w:basedOn w:val="Normal"/>
     <w:next w:val="Normal"/>
-    <w:link w:val="Heading1Char"/>
+    <w:link w:val="Ttulo1Car"/>
     <w:uiPriority w:val="9"/>
     <w:qFormat/>
     <w:rsid w:val="001826C9"/>
@@ -15475,11 +16340,11 @@
       <w:szCs w:val="32"/>
     </w:rPr>
   </w:style>
-  <w:style w:type="paragraph" w:styleId="Heading2">
+  <w:style w:type="paragraph" w:styleId="Ttulo2">
     <w:name w:val="heading 2"/>
     <w:basedOn w:val="Normal"/>
     <w:next w:val="Normal"/>
-    <w:link w:val="Heading2Char"/>
+    <w:link w:val="Ttulo2Car"/>
     <w:uiPriority w:val="9"/>
     <w:unhideWhenUsed/>
     <w:qFormat/>
@@ -15497,12 +16362,12 @@
       <w:szCs w:val="26"/>
     </w:rPr>
   </w:style>
-  <w:style w:type="character" w:default="1" w:styleId="DefaultParagraphFont">
+  <w:style w:type="character" w:default="1" w:styleId="Fuentedeprrafopredeter">
     <w:name w:val="Default Paragraph Font"/>
     <w:uiPriority w:val="1"/>
     <w:unhideWhenUsed/>
   </w:style>
-  <w:style w:type="table" w:default="1" w:styleId="TableNormal">
+  <w:style w:type="table" w:default="1" w:styleId="Tablanormal">
     <w:name w:val="Normal Table"/>
     <w:uiPriority w:val="99"/>
     <w:semiHidden/>
@@ -15517,17 +16382,17 @@
       </w:tblCellMar>
     </w:tblPr>
   </w:style>
-  <w:style w:type="numbering" w:default="1" w:styleId="NoList">
+  <w:style w:type="numbering" w:default="1" w:styleId="Sinlista">
     <w:name w:val="No List"/>
     <w:uiPriority w:val="99"/>
     <w:semiHidden/>
     <w:unhideWhenUsed/>
   </w:style>
-  <w:style w:type="paragraph" w:styleId="Title">
+  <w:style w:type="paragraph" w:styleId="Ttulo">
     <w:name w:val="Title"/>
     <w:basedOn w:val="Normal"/>
     <w:next w:val="Normal"/>
-    <w:link w:val="TitleChar"/>
+    <w:link w:val="TtuloCar"/>
     <w:uiPriority w:val="10"/>
     <w:qFormat/>
     <w:rsid w:val="00BA3B38"/>
@@ -15543,10 +16408,10 @@
       <w:szCs w:val="56"/>
     </w:rPr>
   </w:style>
-  <w:style w:type="character" w:customStyle="1" w:styleId="TitleChar">
-    <w:name w:val="Title Char"/>
-    <w:basedOn w:val="DefaultParagraphFont"/>
-    <w:link w:val="Title"/>
+  <w:style w:type="character" w:customStyle="1" w:styleId="TtuloCar">
+    <w:name w:val="Título Car"/>
+    <w:basedOn w:val="Fuentedeprrafopredeter"/>
+    <w:link w:val="Ttulo"/>
     <w:uiPriority w:val="10"/>
     <w:rsid w:val="00BA3B38"/>
     <w:rPr>
@@ -15558,7 +16423,7 @@
       <w:szCs w:val="56"/>
     </w:rPr>
   </w:style>
-  <w:style w:type="paragraph" w:styleId="ListParagraph">
+  <w:style w:type="paragraph" w:styleId="Prrafodelista">
     <w:name w:val="List Paragraph"/>
     <w:basedOn w:val="Normal"/>
     <w:uiPriority w:val="34"/>
@@ -15569,7 +16434,7 @@
       <w:contextualSpacing/>
     </w:pPr>
   </w:style>
-  <w:style w:type="paragraph" w:styleId="Caption">
+  <w:style w:type="paragraph" w:styleId="Descripcin">
     <w:name w:val="caption"/>
     <w:basedOn w:val="Normal"/>
     <w:next w:val="Normal"/>
@@ -15588,9 +16453,9 @@
       <w:szCs w:val="18"/>
     </w:rPr>
   </w:style>
-  <w:style w:type="table" w:styleId="GridTable2">
+  <w:style w:type="table" w:styleId="Tabladecuadrcula2">
     <w:name w:val="Grid Table 2"/>
-    <w:basedOn w:val="TableNormal"/>
+    <w:basedOn w:val="Tablanormal"/>
     <w:uiPriority w:val="47"/>
     <w:rsid w:val="005C50D1"/>
     <w:pPr>
@@ -15663,9 +16528,9 @@
       </w:tcPr>
     </w:tblStylePr>
   </w:style>
-  <w:style w:type="table" w:styleId="GridTable2-Accent3">
+  <w:style w:type="table" w:styleId="Tablaconcuadrcula2-nfasis3">
     <w:name w:val="Grid Table 2 Accent 3"/>
-    <w:basedOn w:val="TableNormal"/>
+    <w:basedOn w:val="Tablanormal"/>
     <w:uiPriority w:val="47"/>
     <w:rsid w:val="00392066"/>
     <w:pPr>
@@ -15738,10 +16603,10 @@
       </w:tcPr>
     </w:tblStylePr>
   </w:style>
-  <w:style w:type="character" w:customStyle="1" w:styleId="Heading1Char">
-    <w:name w:val="Heading 1 Char"/>
-    <w:basedOn w:val="DefaultParagraphFont"/>
-    <w:link w:val="Heading1"/>
+  <w:style w:type="character" w:customStyle="1" w:styleId="Ttulo1Car">
+    <w:name w:val="Título 1 Car"/>
+    <w:basedOn w:val="Fuentedeprrafopredeter"/>
+    <w:link w:val="Ttulo1"/>
     <w:uiPriority w:val="9"/>
     <w:rsid w:val="001826C9"/>
     <w:rPr>
@@ -15752,10 +16617,10 @@
       <w:szCs w:val="32"/>
     </w:rPr>
   </w:style>
-  <w:style w:type="character" w:customStyle="1" w:styleId="Heading2Char">
-    <w:name w:val="Heading 2 Char"/>
-    <w:basedOn w:val="DefaultParagraphFont"/>
-    <w:link w:val="Heading2"/>
+  <w:style w:type="character" w:customStyle="1" w:styleId="Ttulo2Car">
+    <w:name w:val="Título 2 Car"/>
+    <w:basedOn w:val="Fuentedeprrafopredeter"/>
+    <w:link w:val="Ttulo2"/>
     <w:uiPriority w:val="9"/>
     <w:rsid w:val="001826C9"/>
     <w:rPr>
@@ -15766,10 +16631,10 @@
       <w:szCs w:val="26"/>
     </w:rPr>
   </w:style>
-  <w:style w:type="paragraph" w:styleId="Header">
+  <w:style w:type="paragraph" w:styleId="Encabezado">
     <w:name w:val="header"/>
     <w:basedOn w:val="Normal"/>
-    <w:link w:val="HeaderChar"/>
+    <w:link w:val="EncabezadoCar"/>
     <w:uiPriority w:val="99"/>
     <w:unhideWhenUsed/>
     <w:rsid w:val="00FA294D"/>
@@ -15781,20 +16646,20 @@
       <w:spacing w:after="0" w:line="240" w:lineRule="auto"/>
     </w:pPr>
   </w:style>
-  <w:style w:type="character" w:customStyle="1" w:styleId="HeaderChar">
-    <w:name w:val="Header Char"/>
-    <w:basedOn w:val="DefaultParagraphFont"/>
-    <w:link w:val="Header"/>
+  <w:style w:type="character" w:customStyle="1" w:styleId="EncabezadoCar">
+    <w:name w:val="Encabezado Car"/>
+    <w:basedOn w:val="Fuentedeprrafopredeter"/>
+    <w:link w:val="Encabezado"/>
     <w:uiPriority w:val="99"/>
     <w:rsid w:val="00FA294D"/>
     <w:rPr>
       <w:noProof/>
     </w:rPr>
   </w:style>
-  <w:style w:type="paragraph" w:styleId="Footer">
+  <w:style w:type="paragraph" w:styleId="Piedepgina">
     <w:name w:val="footer"/>
     <w:basedOn w:val="Normal"/>
-    <w:link w:val="FooterChar"/>
+    <w:link w:val="PiedepginaCar"/>
     <w:uiPriority w:val="99"/>
     <w:unhideWhenUsed/>
     <w:rsid w:val="00FA294D"/>
@@ -15806,19 +16671,19 @@
       <w:spacing w:after="0" w:line="240" w:lineRule="auto"/>
     </w:pPr>
   </w:style>
-  <w:style w:type="character" w:customStyle="1" w:styleId="FooterChar">
-    <w:name w:val="Footer Char"/>
-    <w:basedOn w:val="DefaultParagraphFont"/>
-    <w:link w:val="Footer"/>
+  <w:style w:type="character" w:customStyle="1" w:styleId="PiedepginaCar">
+    <w:name w:val="Pie de página Car"/>
+    <w:basedOn w:val="Fuentedeprrafopredeter"/>
+    <w:link w:val="Piedepgina"/>
     <w:uiPriority w:val="99"/>
     <w:rsid w:val="00FA294D"/>
     <w:rPr>
       <w:noProof/>
     </w:rPr>
   </w:style>
-  <w:style w:type="table" w:styleId="TableGrid">
+  <w:style w:type="table" w:styleId="Tablaconcuadrcula">
     <w:name w:val="Table Grid"/>
-    <w:basedOn w:val="TableNormal"/>
+    <w:basedOn w:val="Tablanormal"/>
     <w:uiPriority w:val="39"/>
     <w:rsid w:val="00887A15"/>
     <w:pPr>
@@ -15835,9 +16700,9 @@
       </w:tblBorders>
     </w:tblPr>
   </w:style>
-  <w:style w:type="table" w:styleId="GridTable5Dark-Accent5">
+  <w:style w:type="table" w:styleId="Tablaconcuadrcula5oscura-nfasis5">
     <w:name w:val="Grid Table 5 Dark Accent 5"/>
-    <w:basedOn w:val="TableNormal"/>
+    <w:basedOn w:val="Tablanormal"/>
     <w:uiPriority w:val="50"/>
     <w:rsid w:val="00887A15"/>
     <w:pPr>
@@ -15941,9 +16806,9 @@
       </w:tcPr>
     </w:tblStylePr>
   </w:style>
-  <w:style w:type="table" w:styleId="GridTable5Dark-Accent1">
+  <w:style w:type="table" w:styleId="Tablaconcuadrcula5oscura-nfasis1">
     <w:name w:val="Grid Table 5 Dark Accent 1"/>
-    <w:basedOn w:val="TableNormal"/>
+    <w:basedOn w:val="Tablanormal"/>
     <w:uiPriority w:val="50"/>
     <w:rsid w:val="00EB0739"/>
     <w:pPr>
@@ -16368,12 +17233,116 @@
 </file>
 
 <file path=customXml/item1.xml><?xml version="1.0" encoding="utf-8"?>
-<?mso-contentType ?>
-<FormTemplates xmlns="http://schemas.microsoft.com/sharepoint/v3/contenttype/forms">
-  <Display>DocumentLibraryForm</Display>
-  <Edit>DocumentLibraryForm</Edit>
-  <New>DocumentLibraryForm</New>
-</FormTemplates>
+<p:properties xmlns:p="http://schemas.microsoft.com/office/2006/metadata/properties" xmlns:xsi="http://www.w3.org/2001/XMLSchema-instance" xmlns:pc="http://schemas.microsoft.com/office/infopath/2007/PartnerControls">
+  <documentManagement>
+    <SharedWithUsers xmlns="85e30bcc-d76c-4413-8e4d-2dce22fb0743">
+      <UserInfo>
+        <DisplayName>Carlos Andres Lozano Garzon</DisplayName>
+        <AccountId>13</AccountId>
+        <AccountType/>
+      </UserInfo>
+      <UserInfo>
+        <DisplayName>Dario Ernesto Correal Torres</DisplayName>
+        <AccountId>15</AccountId>
+        <AccountType/>
+      </UserInfo>
+      <UserInfo>
+        <DisplayName>Mario  Fernando De la rosa Rosero</DisplayName>
+        <AccountId>16</AccountId>
+        <AccountType/>
+      </UserInfo>
+      <UserInfo>
+        <DisplayName>Christian Camilo Aparicio Baquen</DisplayName>
+        <AccountId>50</AccountId>
+        <AccountType/>
+      </UserInfo>
+      <UserInfo>
+        <DisplayName>Arturo Henao Chaparro</DisplayName>
+        <AccountId>48</AccountId>
+        <AccountType/>
+      </UserInfo>
+      <UserInfo>
+        <DisplayName>Luis Esteban Florez Salamanca</DisplayName>
+        <AccountId>33</AccountId>
+        <AccountType/>
+      </UserInfo>
+      <UserInfo>
+        <DisplayName>Ivan David Salazar Cardenas</DisplayName>
+        <AccountId>52</AccountId>
+        <AccountType/>
+      </UserInfo>
+      <UserInfo>
+        <DisplayName>Juan Carlos Marin Morales</DisplayName>
+        <AccountId>53</AccountId>
+        <AccountType/>
+      </UserInfo>
+      <UserInfo>
+        <DisplayName>Sofia Duque Gomez</DisplayName>
+        <AccountId>60</AccountId>
+        <AccountType/>
+      </UserInfo>
+      <UserInfo>
+        <DisplayName>Andres Felipe Romero Brand</DisplayName>
+        <AccountId>91</AccountId>
+        <AccountType/>
+      </UserInfo>
+      <UserInfo>
+        <DisplayName>Lindsay Vanessa Pinto Morato</DisplayName>
+        <AccountId>92</AccountId>
+        <AccountType/>
+      </UserInfo>
+      <UserInfo>
+        <DisplayName>Miguel Angel Acosta Walteros</DisplayName>
+        <AccountId>94</AccountId>
+        <AccountType/>
+      </UserInfo>
+      <UserInfo>
+        <DisplayName>Juan David Diaz Ipuz</DisplayName>
+        <AccountId>90</AccountId>
+        <AccountType/>
+      </UserInfo>
+      <UserInfo>
+        <DisplayName>Lily Aitana valentina Duque Chavez</DisplayName>
+        <AccountId>17</AccountId>
+        <AccountType/>
+      </UserInfo>
+      <UserInfo>
+        <DisplayName>Isaac David Bermudez Lara</DisplayName>
+        <AccountId>95</AccountId>
+        <AccountType/>
+      </UserInfo>
+      <UserInfo>
+        <DisplayName>Daniel Alejandro Angel Fuertes</DisplayName>
+        <AccountId>55</AccountId>
+        <AccountType/>
+      </UserInfo>
+      <UserInfo>
+        <DisplayName>Jeniffer Liliam Mendoza Espinosa</DisplayName>
+        <AccountId>97</AccountId>
+        <AccountType/>
+      </UserInfo>
+      <UserInfo>
+        <DisplayName>Kevin Cohen Solano</DisplayName>
+        <AccountId>93</AccountId>
+        <AccountType/>
+      </UserInfo>
+      <UserInfo>
+        <DisplayName>Cesar Luis Moreno Gonzalez</DisplayName>
+        <AccountId>96</AccountId>
+        <AccountType/>
+      </UserInfo>
+      <UserInfo>
+        <DisplayName>Jose Cristobal Arroyo Castellanos</DisplayName>
+        <AccountId>54</AccountId>
+        <AccountType/>
+      </UserInfo>
+    </SharedWithUsers>
+    <TaxCatchAll xmlns="85e30bcc-d76c-4413-8e4d-2dce22fb0743" xsi:nil="true"/>
+    <lcf76f155ced4ddcb4097134ff3c332f xmlns="164883f8-7691-4ecf-b54a-664c0d0edefe">
+      <Terms xmlns="http://schemas.microsoft.com/office/infopath/2007/PartnerControls"/>
+    </lcf76f155ced4ddcb4097134ff3c332f>
+  </documentManagement>
+</p:properties>
 </file>
 
 <file path=customXml/item2.xml><?xml version="1.0" encoding="utf-8"?>
@@ -16626,122 +17595,21 @@
 </file>
 
 <file path=customXml/item3.xml><?xml version="1.0" encoding="utf-8"?>
-<p:properties xmlns:p="http://schemas.microsoft.com/office/2006/metadata/properties" xmlns:xsi="http://www.w3.org/2001/XMLSchema-instance" xmlns:pc="http://schemas.microsoft.com/office/infopath/2007/PartnerControls">
-  <documentManagement>
-    <SharedWithUsers xmlns="85e30bcc-d76c-4413-8e4d-2dce22fb0743">
-      <UserInfo>
-        <DisplayName>Carlos Andres Lozano Garzon</DisplayName>
-        <AccountId>13</AccountId>
-        <AccountType/>
-      </UserInfo>
-      <UserInfo>
-        <DisplayName>Dario Ernesto Correal Torres</DisplayName>
-        <AccountId>15</AccountId>
-        <AccountType/>
-      </UserInfo>
-      <UserInfo>
-        <DisplayName>Mario  Fernando De la rosa Rosero</DisplayName>
-        <AccountId>16</AccountId>
-        <AccountType/>
-      </UserInfo>
-      <UserInfo>
-        <DisplayName>Christian Camilo Aparicio Baquen</DisplayName>
-        <AccountId>50</AccountId>
-        <AccountType/>
-      </UserInfo>
-      <UserInfo>
-        <DisplayName>Arturo Henao Chaparro</DisplayName>
-        <AccountId>48</AccountId>
-        <AccountType/>
-      </UserInfo>
-      <UserInfo>
-        <DisplayName>Luis Esteban Florez Salamanca</DisplayName>
-        <AccountId>33</AccountId>
-        <AccountType/>
-      </UserInfo>
-      <UserInfo>
-        <DisplayName>Ivan David Salazar Cardenas</DisplayName>
-        <AccountId>52</AccountId>
-        <AccountType/>
-      </UserInfo>
-      <UserInfo>
-        <DisplayName>Juan Carlos Marin Morales</DisplayName>
-        <AccountId>53</AccountId>
-        <AccountType/>
-      </UserInfo>
-      <UserInfo>
-        <DisplayName>Sofia Duque Gomez</DisplayName>
-        <AccountId>60</AccountId>
-        <AccountType/>
-      </UserInfo>
-      <UserInfo>
-        <DisplayName>Andres Felipe Romero Brand</DisplayName>
-        <AccountId>91</AccountId>
-        <AccountType/>
-      </UserInfo>
-      <UserInfo>
-        <DisplayName>Lindsay Vanessa Pinto Morato</DisplayName>
-        <AccountId>92</AccountId>
-        <AccountType/>
-      </UserInfo>
-      <UserInfo>
-        <DisplayName>Miguel Angel Acosta Walteros</DisplayName>
-        <AccountId>94</AccountId>
-        <AccountType/>
-      </UserInfo>
-      <UserInfo>
-        <DisplayName>Juan David Diaz Ipuz</DisplayName>
-        <AccountId>90</AccountId>
-        <AccountType/>
-      </UserInfo>
-      <UserInfo>
-        <DisplayName>Lily Aitana valentina Duque Chavez</DisplayName>
-        <AccountId>17</AccountId>
-        <AccountType/>
-      </UserInfo>
-      <UserInfo>
-        <DisplayName>Isaac David Bermudez Lara</DisplayName>
-        <AccountId>95</AccountId>
-        <AccountType/>
-      </UserInfo>
-      <UserInfo>
-        <DisplayName>Daniel Alejandro Angel Fuertes</DisplayName>
-        <AccountId>55</AccountId>
-        <AccountType/>
-      </UserInfo>
-      <UserInfo>
-        <DisplayName>Jeniffer Liliam Mendoza Espinosa</DisplayName>
-        <AccountId>97</AccountId>
-        <AccountType/>
-      </UserInfo>
-      <UserInfo>
-        <DisplayName>Kevin Cohen Solano</DisplayName>
-        <AccountId>93</AccountId>
-        <AccountType/>
-      </UserInfo>
-      <UserInfo>
-        <DisplayName>Cesar Luis Moreno Gonzalez</DisplayName>
-        <AccountId>96</AccountId>
-        <AccountType/>
-      </UserInfo>
-      <UserInfo>
-        <DisplayName>Jose Cristobal Arroyo Castellanos</DisplayName>
-        <AccountId>54</AccountId>
-        <AccountType/>
-      </UserInfo>
-    </SharedWithUsers>
-    <TaxCatchAll xmlns="85e30bcc-d76c-4413-8e4d-2dce22fb0743" xsi:nil="true"/>
-    <lcf76f155ced4ddcb4097134ff3c332f xmlns="164883f8-7691-4ecf-b54a-664c0d0edefe">
-      <Terms xmlns="http://schemas.microsoft.com/office/infopath/2007/PartnerControls"/>
-    </lcf76f155ced4ddcb4097134ff3c332f>
-  </documentManagement>
-</p:properties>
+<?mso-contentType ?>
+<FormTemplates xmlns="http://schemas.microsoft.com/sharepoint/v3/contenttype/forms">
+  <Display>DocumentLibraryForm</Display>
+  <Edit>DocumentLibraryForm</Edit>
+  <New>DocumentLibraryForm</New>
+</FormTemplates>
 </file>
 
 <file path=customXml/itemProps1.xml><?xml version="1.0" encoding="utf-8"?>
-<ds:datastoreItem xmlns:ds="http://schemas.openxmlformats.org/officeDocument/2006/customXml" ds:itemID="{7DBE8262-9C92-4A1B-85FF-A533173B85D6}">
+<ds:datastoreItem xmlns:ds="http://schemas.openxmlformats.org/officeDocument/2006/customXml" ds:itemID="{D8D55360-DA4E-4EE6-A532-0D8BE99E30A4}">
   <ds:schemaRefs>
-    <ds:schemaRef ds:uri="http://schemas.microsoft.com/sharepoint/v3/contenttype/forms"/>
+    <ds:schemaRef ds:uri="http://schemas.microsoft.com/office/2006/metadata/properties"/>
+    <ds:schemaRef ds:uri="http://schemas.microsoft.com/office/infopath/2007/PartnerControls"/>
+    <ds:schemaRef ds:uri="85e30bcc-d76c-4413-8e4d-2dce22fb0743"/>
+    <ds:schemaRef ds:uri="164883f8-7691-4ecf-b54a-664c0d0edefe"/>
   </ds:schemaRefs>
 </ds:datastoreItem>
 </file>
@@ -16766,12 +17634,9 @@
 </file>
 
 <file path=customXml/itemProps3.xml><?xml version="1.0" encoding="utf-8"?>
-<ds:datastoreItem xmlns:ds="http://schemas.openxmlformats.org/officeDocument/2006/customXml" ds:itemID="{D8D55360-DA4E-4EE6-A532-0D8BE99E30A4}">
+<ds:datastoreItem xmlns:ds="http://schemas.openxmlformats.org/officeDocument/2006/customXml" ds:itemID="{7DBE8262-9C92-4A1B-85FF-A533173B85D6}">
   <ds:schemaRefs>
-    <ds:schemaRef ds:uri="http://schemas.microsoft.com/office/2006/metadata/properties"/>
-    <ds:schemaRef ds:uri="http://schemas.microsoft.com/office/infopath/2007/PartnerControls"/>
-    <ds:schemaRef ds:uri="85e30bcc-d76c-4413-8e4d-2dce22fb0743"/>
-    <ds:schemaRef ds:uri="164883f8-7691-4ecf-b54a-664c0d0edefe"/>
+    <ds:schemaRef ds:uri="http://schemas.microsoft.com/sharepoint/v3/contenttype/forms"/>
   </ds:schemaRefs>
 </ds:datastoreItem>
 </file>
--- a/Docs/Observaciones-Lab 4.docx
+++ b/Docs/Observaciones-Lab 4.docx
@@ -1,8 +1,8 @@
 
 <file path=word/document.xml><?xml version="1.0" encoding="utf-8"?>
-<w:document xmlns:wpc="http://schemas.microsoft.com/office/word/2010/wordprocessingCanvas" xmlns:cx="http://schemas.microsoft.com/office/drawing/2014/chartex" xmlns:cx1="http://schemas.microsoft.com/office/drawing/2015/9/8/chartex" xmlns:cx2="http://schemas.microsoft.com/office/drawing/2015/10/21/chartex" xmlns:cx3="http://schemas.microsoft.com/office/drawing/2016/5/9/chartex" xmlns:cx4="http://schemas.microsoft.com/office/drawing/2016/5/10/chartex" xmlns:cx5="http://schemas.microsoft.com/office/drawing/2016/5/11/chartex" xmlns:cx6="http://schemas.microsoft.com/office/drawing/2016/5/12/chartex" xmlns:cx7="http://schemas.microsoft.com/office/drawing/2016/5/13/chartex" xmlns:cx8="http://schemas.microsoft.com/office/drawing/2016/5/14/chartex" xmlns:mc="http://schemas.openxmlformats.org/markup-compatibility/2006" xmlns:aink="http://schemas.microsoft.com/office/drawing/2016/ink" xmlns:am3d="http://schemas.microsoft.com/office/drawing/2017/model3d" xmlns:o="urn:schemas-microsoft-com:office:office" xmlns:oel="http://schemas.microsoft.com/office/2019/extlst" xmlns:r="http://schemas.openxmlformats.org/officeDocument/2006/relationships" xmlns:m="http://schemas.openxmlformats.org/officeDocument/2006/math" xmlns:v="urn:schemas-microsoft-com:vml" xmlns:wp14="http://schemas.microsoft.com/office/word/2010/wordprocessingDrawing" xmlns:wp="http://schemas.openxmlformats.org/drawingml/2006/wordprocessingDrawing" xmlns:w10="urn:schemas-microsoft-com:office:word" xmlns:w="http://schemas.openxmlformats.org/wordprocessingml/2006/main" xmlns:w14="http://schemas.microsoft.com/office/word/2010/wordml" xmlns:w15="http://schemas.microsoft.com/office/word/2012/wordml" xmlns:w16cex="http://schemas.microsoft.com/office/word/2018/wordml/cex" xmlns:w16cid="http://schemas.microsoft.com/office/word/2016/wordml/cid" xmlns:w16="http://schemas.microsoft.com/office/word/2018/wordml" xmlns:w16du="http://schemas.microsoft.com/office/word/2023/wordml/word16du" xmlns:w16sdtdh="http://schemas.microsoft.com/office/word/2020/wordml/sdtdatahash" xmlns:w16sdtfl="http://schemas.microsoft.com/office/word/2024/wordml/sdtformatlock" xmlns:w16se="http://schemas.microsoft.com/office/word/2015/wordml/symex" xmlns:wpg="http://schemas.microsoft.com/office/word/2010/wordprocessingGroup" xmlns:wpi="http://schemas.microsoft.com/office/word/2010/wordprocessingInk" xmlns:wne="http://schemas.microsoft.com/office/word/2006/wordml" xmlns:wps="http://schemas.microsoft.com/office/word/2010/wordprocessingShape" mc:Ignorable="w14 w15 w16se w16cid w16 w16cex w16sdtdh w16sdtfl w16du wp14">
+<w:document xmlns:ns1="http://schemas.openxmlformats.org/markup-compatibility/2006" xmlns:ns2="http://schemas.microsoft.com/office/word/2010/wordml" xmlns:ns3="http://schemas.openxmlformats.org/officeDocument/2006/relationships" xmlns:w="http://schemas.openxmlformats.org/wordprocessingml/2006/main" ns1:Ignorable="w14 w15 w16se w16cid w16 w16cex w16sdtdh w16sdtfl w16du wp14">
   <w:body>
-    <w:p>
+    <w:p ns2:paraId="190B0C54" ns2:textId="27214C9C">
       <w:pPr>
         <w:pStyle w:val="Ttulo"/>
         <w:jc w:val="center"/>
@@ -29,7 +29,7 @@
         <w:t>CTICA</w:t>
       </w:r>
     </w:p>
-    <w:p>
+    <w:p ns2:paraId="747E5442" ns2:textId="26B3C584">
       <w:pPr>
         <w:spacing w:after="0"/>
         <w:jc w:val="right"/>
@@ -56,7 +56,7 @@
         <w:t>202421523</w:t>
       </w:r>
     </w:p>
-    <w:p>
+    <w:p ns2:paraId="43B31E75" ns2:textId="3F176F3A">
       <w:pPr>
         <w:spacing w:after="0"/>
         <w:jc w:val="right"/>
@@ -83,7 +83,7 @@
         <w:t>202521379</w:t>
       </w:r>
     </w:p>
-    <w:p>
+    <w:p ns2:paraId="5CF92F3B" ns2:textId="269B4134">
       <w:pPr>
         <w:spacing w:after="0"/>
         <w:jc w:val="right"/>
@@ -116,7 +116,7 @@
         <w:t>202610866</w:t>
       </w:r>
     </w:p>
-    <w:p>
+    <w:p ns2:paraId="11AC2D54" ns2:textId="4BB201A1">
       <w:pPr>
         <w:pStyle w:val="Ttulo1"/>
         <w:rPr>
@@ -147,7 +147,7 @@
         <w:gridCol w:w="2325"/>
         <w:gridCol w:w="2325"/>
       </w:tblGrid>
-      <w:tr>
+      <w:tr ns2:paraId="0185CFE7" ns2:textId="6224EC8D">
         <w:trPr>
           <w:cnfStyle w:val="100000000000" w:firstRow="1" w:lastRow="0" w:firstColumn="0" w:lastColumn="0" w:oddVBand="0" w:evenVBand="0" w:oddHBand="0" w:evenHBand="0" w:firstRowFirstColumn="0" w:firstRowLastColumn="0" w:lastRowFirstColumn="0" w:lastRowLastColumn="0"/>
           <w:trHeight w:val="153"/>
@@ -161,7 +161,7 @@
               <w:top w:val="single" w:sz="4" w:space="0" w:color="auto"/>
             </w:tcBorders>
           </w:tcPr>
-          <w:p>
+          <w:p ns2:paraId="6FA5A4BE" ns2:textId="77777777">
             <w:pPr>
               <w:jc w:val="center"/>
               <w:rPr>
@@ -178,7 +178,7 @@
               <w:top w:val="single" w:sz="4" w:space="0" w:color="auto"/>
             </w:tcBorders>
           </w:tcPr>
-          <w:p>
+          <w:p ns2:paraId="40ADF83F" ns2:textId="77777777">
             <w:pPr>
               <w:jc w:val="center"/>
               <w:cnfStyle w:val="100000000000" w:firstRow="1" w:lastRow="0" w:firstColumn="0" w:lastColumn="0" w:oddVBand="0" w:evenVBand="0" w:oddHBand="0" w:evenHBand="0" w:firstRowFirstColumn="0" w:firstRowLastColumn="0" w:lastRowFirstColumn="0" w:lastRowLastColumn="0"/>
@@ -203,7 +203,7 @@
               <w:top w:val="single" w:sz="4" w:space="0" w:color="auto"/>
             </w:tcBorders>
           </w:tcPr>
-          <w:p>
+          <w:p ns2:paraId="6D196007" ns2:textId="77777777">
             <w:pPr>
               <w:jc w:val="center"/>
               <w:cnfStyle w:val="100000000000" w:firstRow="1" w:lastRow="0" w:firstColumn="0" w:lastColumn="0" w:oddVBand="0" w:evenVBand="0" w:oddHBand="0" w:evenHBand="0" w:firstRowFirstColumn="0" w:firstRowLastColumn="0" w:lastRowFirstColumn="0" w:lastRowLastColumn="0"/>
@@ -228,7 +228,7 @@
               <w:top w:val="single" w:sz="4" w:space="0" w:color="auto"/>
             </w:tcBorders>
           </w:tcPr>
-          <w:p>
+          <w:p ns2:paraId="3D93BA5C" ns2:textId="5EA61D51">
             <w:pPr>
               <w:jc w:val="center"/>
               <w:cnfStyle w:val="100000000000" w:firstRow="1" w:lastRow="0" w:firstColumn="0" w:lastColumn="0" w:oddVBand="0" w:evenVBand="0" w:oddHBand="0" w:evenHBand="0" w:firstRowFirstColumn="0" w:firstRowLastColumn="0" w:lastRowFirstColumn="0" w:lastRowLastColumn="0"/>
@@ -254,7 +254,7 @@
           </w:p>
         </w:tc>
       </w:tr>
-      <w:tr>
+      <w:tr ns2:paraId="30B9393B" ns2:textId="246217D6">
         <w:trPr>
           <w:cnfStyle w:val="000000100000" w:firstRow="0" w:lastRow="0" w:firstColumn="0" w:lastColumn="0" w:oddVBand="0" w:evenVBand="0" w:oddHBand="1" w:evenHBand="0" w:firstRowFirstColumn="0" w:firstRowLastColumn="0" w:lastRowFirstColumn="0" w:lastRowLastColumn="0"/>
           <w:jc w:val="center"/>
@@ -264,7 +264,7 @@
             <w:cnfStyle w:val="001000000000" w:firstRow="0" w:lastRow="0" w:firstColumn="1" w:lastColumn="0" w:oddVBand="0" w:evenVBand="0" w:oddHBand="0" w:evenHBand="0" w:firstRowFirstColumn="0" w:firstRowLastColumn="0" w:lastRowFirstColumn="0" w:lastRowLastColumn="0"/>
             <w:tcW w:w="1295" w:type="pct"/>
           </w:tcPr>
-          <w:p>
+          <w:p ns2:paraId="05857F01" ns2:textId="77777777">
             <w:pPr>
               <w:jc w:val="center"/>
               <w:rPr>
@@ -285,7 +285,7 @@
           <w:tcPr>
             <w:tcW w:w="1188" w:type="pct"/>
           </w:tcPr>
-          <w:p>
+          <w:p ns2:paraId="6D65F1AC" ns2:textId="151E5AB0">
             <w:pPr>
               <w:jc w:val="both"/>
               <w:cnfStyle w:val="000000100000" w:firstRow="0" w:lastRow="0" w:firstColumn="0" w:lastColumn="0" w:oddVBand="0" w:evenVBand="0" w:oddHBand="1" w:evenHBand="0" w:firstRowFirstColumn="0" w:firstRowLastColumn="0" w:lastRowFirstColumn="0" w:lastRowLastColumn="0"/>
@@ -319,7 +319,7 @@
           <w:tcPr>
             <w:tcW w:w="1258" w:type="pct"/>
           </w:tcPr>
-          <w:p>
+          <w:p ns2:paraId="7AF5548A" ns2:textId="3D5DE9A2">
             <w:pPr>
               <w:jc w:val="both"/>
               <w:cnfStyle w:val="000000100000" w:firstRow="0" w:lastRow="0" w:firstColumn="0" w:lastColumn="0" w:oddVBand="0" w:evenVBand="0" w:oddHBand="1" w:evenHBand="0" w:firstRowFirstColumn="0" w:firstRowLastColumn="0" w:lastRowFirstColumn="0" w:lastRowLastColumn="0"/>
@@ -327,13 +327,19 @@
                 <w:rFonts w:ascii="Dax-Regular" w:hAnsi="Dax-Regular"/>
               </w:rPr>
             </w:pPr>
+            <w:r>
+              <w:rPr>
+                <w:rFonts w:ascii="Dax-Regular" w:hAnsi="Dax-Regular"/>
+              </w:rPr>
+              <w:t xml:space="preserve">11th Gen Intel Core i7-1165G7 (4 nucleos, 8 hilos)</w:t>
+            </w:r>
           </w:p>
         </w:tc>
         <w:tc>
           <w:tcPr>
             <w:tcW w:w="1258" w:type="pct"/>
           </w:tcPr>
-          <w:p>
+          <w:p ns2:paraId="623936FF" ns2:textId="3CA13E7A">
             <w:pPr>
               <w:jc w:val="both"/>
               <w:cnfStyle w:val="000000100000" w:firstRow="0" w:lastRow="0" w:firstColumn="0" w:lastColumn="0" w:oddVBand="0" w:evenVBand="0" w:oddHBand="1" w:evenHBand="0" w:firstRowFirstColumn="0" w:firstRowLastColumn="0" w:lastRowFirstColumn="0" w:lastRowLastColumn="0"/>
@@ -350,7 +356,7 @@
           </w:p>
         </w:tc>
       </w:tr>
-      <w:tr>
+      <w:tr ns2:paraId="55A0B70F" ns2:textId="7B3DDA55">
         <w:trPr>
           <w:jc w:val="center"/>
         </w:trPr>
@@ -359,7 +365,7 @@
             <w:cnfStyle w:val="001000000000" w:firstRow="0" w:lastRow="0" w:firstColumn="1" w:lastColumn="0" w:oddVBand="0" w:evenVBand="0" w:oddHBand="0" w:evenHBand="0" w:firstRowFirstColumn="0" w:firstRowLastColumn="0" w:lastRowFirstColumn="0" w:lastRowLastColumn="0"/>
             <w:tcW w:w="1295" w:type="pct"/>
           </w:tcPr>
-          <w:p>
+          <w:p ns2:paraId="4CD55317" ns2:textId="77777777">
             <w:pPr>
               <w:jc w:val="center"/>
               <w:rPr>
@@ -380,7 +386,7 @@
           <w:tcPr>
             <w:tcW w:w="1188" w:type="pct"/>
           </w:tcPr>
-          <w:p>
+          <w:p ns2:paraId="2EE17E36" ns2:textId="4889E0FD">
             <w:pPr>
               <w:jc w:val="both"/>
               <w:cnfStyle w:val="000000000000" w:firstRow="0" w:lastRow="0" w:firstColumn="0" w:lastColumn="0" w:oddVBand="0" w:evenVBand="0" w:oddHBand="0" w:evenHBand="0" w:firstRowFirstColumn="0" w:firstRowLastColumn="0" w:lastRowFirstColumn="0" w:lastRowLastColumn="0"/>
@@ -402,7 +408,7 @@
           <w:tcPr>
             <w:tcW w:w="1258" w:type="pct"/>
           </w:tcPr>
-          <w:p>
+          <w:p ns2:paraId="1BB3A3D4" ns2:textId="56F973E4">
             <w:pPr>
               <w:jc w:val="both"/>
               <w:cnfStyle w:val="000000000000" w:firstRow="0" w:lastRow="0" w:firstColumn="0" w:lastColumn="0" w:oddVBand="0" w:evenVBand="0" w:oddHBand="0" w:evenHBand="0" w:firstRowFirstColumn="0" w:firstRowLastColumn="0" w:lastRowFirstColumn="0" w:lastRowLastColumn="0"/>
@@ -411,13 +417,20 @@
                 <w:lang w:val="es-419"/>
               </w:rPr>
             </w:pPr>
+            <w:r>
+              <w:rPr>
+                <w:rFonts w:ascii="Dax-Regular" w:hAnsi="Dax-Regular"/>
+                <w:lang w:val="es-419"/>
+              </w:rPr>
+              <w:t>15.7 GB</w:t>
+            </w:r>
           </w:p>
         </w:tc>
         <w:tc>
           <w:tcPr>
             <w:tcW w:w="1258" w:type="pct"/>
           </w:tcPr>
-          <w:p>
+          <w:p ns2:paraId="0EEDE498" ns2:textId="54DF9092">
             <w:pPr>
               <w:jc w:val="both"/>
               <w:cnfStyle w:val="000000000000" w:firstRow="0" w:lastRow="0" w:firstColumn="0" w:lastColumn="0" w:oddVBand="0" w:evenVBand="0" w:oddHBand="0" w:evenHBand="0" w:firstRowFirstColumn="0" w:firstRowLastColumn="0" w:lastRowFirstColumn="0" w:lastRowLastColumn="0"/>
@@ -436,7 +449,7 @@
           </w:p>
         </w:tc>
       </w:tr>
-      <w:tr>
+      <w:tr ns2:paraId="4B543ED5" ns2:textId="2E74DC84">
         <w:trPr>
           <w:cnfStyle w:val="000000100000" w:firstRow="0" w:lastRow="0" w:firstColumn="0" w:lastColumn="0" w:oddVBand="0" w:evenVBand="0" w:oddHBand="1" w:evenHBand="0" w:firstRowFirstColumn="0" w:firstRowLastColumn="0" w:lastRowFirstColumn="0" w:lastRowLastColumn="0"/>
           <w:jc w:val="center"/>
@@ -446,7 +459,7 @@
             <w:cnfStyle w:val="001000000000" w:firstRow="0" w:lastRow="0" w:firstColumn="1" w:lastColumn="0" w:oddVBand="0" w:evenVBand="0" w:oddHBand="0" w:evenHBand="0" w:firstRowFirstColumn="0" w:firstRowLastColumn="0" w:lastRowFirstColumn="0" w:lastRowLastColumn="0"/>
             <w:tcW w:w="1295" w:type="pct"/>
           </w:tcPr>
-          <w:p>
+          <w:p ns2:paraId="119B9963" ns2:textId="77777777">
             <w:pPr>
               <w:jc w:val="center"/>
               <w:rPr>
@@ -467,7 +480,7 @@
           <w:tcPr>
             <w:tcW w:w="1188" w:type="pct"/>
           </w:tcPr>
-          <w:p>
+          <w:p ns2:paraId="195823C3" ns2:textId="6C891596">
             <w:pPr>
               <w:jc w:val="both"/>
               <w:cnfStyle w:val="000000100000" w:firstRow="0" w:lastRow="0" w:firstColumn="0" w:lastColumn="0" w:oddVBand="0" w:evenVBand="0" w:oddHBand="1" w:evenHBand="0" w:firstRowFirstColumn="0" w:firstRowLastColumn="0" w:lastRowFirstColumn="0" w:lastRowLastColumn="0"/>
@@ -489,7 +502,7 @@
           <w:tcPr>
             <w:tcW w:w="1258" w:type="pct"/>
           </w:tcPr>
-          <w:p>
+          <w:p ns2:paraId="6560BD8A" ns2:textId="3955711C">
             <w:pPr>
               <w:keepNext/>
               <w:jc w:val="both"/>
@@ -499,13 +512,20 @@
                 <w:lang w:val="es-419"/>
               </w:rPr>
             </w:pPr>
+            <w:r>
+              <w:rPr>
+                <w:rFonts w:ascii="Dax-Regular" w:hAnsi="Dax-Regular"/>
+                <w:lang w:val="es-419"/>
+              </w:rPr>
+              <w:t>Windows 11 Home Single Language 10.0.26200</w:t>
+            </w:r>
           </w:p>
         </w:tc>
         <w:tc>
           <w:tcPr>
             <w:tcW w:w="1258" w:type="pct"/>
           </w:tcPr>
-          <w:p>
+          <w:p ns2:paraId="543C7A63" ns2:textId="0315BEA1">
             <w:pPr>
               <w:keepNext/>
               <w:jc w:val="both"/>
@@ -539,7 +559,7 @@
         </w:tc>
       </w:tr>
     </w:tbl>
-    <w:p>
+    <w:p ns2:paraId="79FB5A33" ns2:textId="469B2603">
       <w:pPr>
         <w:pStyle w:val="Descripcin"/>
         <w:jc w:val="center"/>
@@ -593,14 +613,14 @@
         <w:t>. Especificaciones de las máquinas para ejecutar las pruebas de rendimiento.</w:t>
       </w:r>
     </w:p>
-    <w:p>
+    <w:p ns2:paraId="7A3B43BE" ns2:textId="77777777">
       <w:pPr>
         <w:rPr>
           <w:lang w:val="es-419"/>
         </w:rPr>
       </w:pPr>
     </w:p>
-    <w:p>
+    <w:p ns2:paraId="60E71778" ns2:textId="67EDBBC8">
       <w:pPr>
         <w:pStyle w:val="Ttulo1"/>
         <w:rPr>
@@ -634,7 +654,7 @@
         <w:t>quina 1</w:t>
       </w:r>
     </w:p>
-    <w:p>
+    <w:p ns2:paraId="6D8845E5" ns2:textId="7FC8B04D">
       <w:pPr>
         <w:pStyle w:val="Ttulo2"/>
         <w:rPr>
@@ -660,7 +680,7 @@
         <w:t xml:space="preserve"> para Queue con Array List</w:t>
       </w:r>
     </w:p>
-    <w:p>
+    <w:p ns2:paraId="278E8F54" ns2:textId="77777777">
       <w:pPr>
         <w:rPr>
           <w:lang w:val="es-419"/>
@@ -679,7 +699,7 @@
         <w:gridCol w:w="2269"/>
         <w:gridCol w:w="2267"/>
       </w:tblGrid>
-      <w:tr>
+      <w:tr ns2:paraId="5ED9F6F8" ns2:textId="77777777">
         <w:trPr>
           <w:cnfStyle w:val="100000000000" w:firstRow="1" w:lastRow="0" w:firstColumn="0" w:lastColumn="0" w:oddVBand="0" w:evenVBand="0" w:oddHBand="0" w:evenHBand="0" w:firstRowFirstColumn="0" w:firstRowLastColumn="0" w:lastRowFirstColumn="0" w:lastRowLastColumn="0"/>
           <w:trHeight w:val="555"/>
@@ -690,7 +710,7 @@
             <w:tcW w:w="1001" w:type="pct"/>
             <w:hideMark/>
           </w:tcPr>
-          <w:p>
+          <w:p ns2:paraId="12E4A482" ns2:textId="4A09EA09">
             <w:pPr>
               <w:jc w:val="center"/>
               <w:rPr>
@@ -714,7 +734,7 @@
             <w:tcW w:w="1332" w:type="pct"/>
             <w:hideMark/>
           </w:tcPr>
-          <w:p>
+          <w:p ns2:paraId="39C13686" ns2:textId="77777777">
             <w:pPr>
               <w:jc w:val="center"/>
               <w:cnfStyle w:val="100000000000" w:firstRow="1" w:lastRow="0" w:firstColumn="0" w:lastColumn="0" w:oddVBand="0" w:evenVBand="0" w:oddHBand="0" w:evenHBand="0" w:firstRowFirstColumn="0" w:firstRowLastColumn="0" w:lastRowFirstColumn="0" w:lastRowLastColumn="0"/>
@@ -739,7 +759,7 @@
             <w:tcW w:w="1334" w:type="pct"/>
             <w:hideMark/>
           </w:tcPr>
-          <w:p>
+          <w:p ns2:paraId="445578F6" ns2:textId="77777777">
             <w:pPr>
               <w:jc w:val="center"/>
               <w:cnfStyle w:val="100000000000" w:firstRow="1" w:lastRow="0" w:firstColumn="0" w:lastColumn="0" w:oddVBand="0" w:evenVBand="0" w:oddHBand="0" w:evenHBand="0" w:firstRowFirstColumn="0" w:firstRowLastColumn="0" w:lastRowFirstColumn="0" w:lastRowLastColumn="0"/>
@@ -764,7 +784,7 @@
             <w:tcW w:w="1333" w:type="pct"/>
             <w:hideMark/>
           </w:tcPr>
-          <w:p>
+          <w:p ns2:paraId="1E0E5DBF" ns2:textId="77777777">
             <w:pPr>
               <w:jc w:val="center"/>
               <w:cnfStyle w:val="100000000000" w:firstRow="1" w:lastRow="0" w:firstColumn="0" w:lastColumn="0" w:oddVBand="0" w:evenVBand="0" w:oddHBand="0" w:evenHBand="0" w:firstRowFirstColumn="0" w:firstRowLastColumn="0" w:lastRowFirstColumn="0" w:lastRowLastColumn="0"/>
@@ -785,7 +805,7 @@
           </w:p>
         </w:tc>
       </w:tr>
-      <w:tr>
+      <w:tr ns2:paraId="133C0490" ns2:textId="77777777">
         <w:trPr>
           <w:cnfStyle w:val="000000100000" w:firstRow="0" w:lastRow="0" w:firstColumn="0" w:lastColumn="0" w:oddVBand="0" w:evenVBand="0" w:oddHBand="1" w:evenHBand="0" w:firstRowFirstColumn="0" w:firstRowLastColumn="0" w:lastRowFirstColumn="0" w:lastRowLastColumn="0"/>
           <w:trHeight w:val="278"/>
@@ -796,7 +816,7 @@
             <w:tcW w:w="1001" w:type="pct"/>
             <w:hideMark/>
           </w:tcPr>
-          <w:p>
+          <w:p ns2:paraId="6AE4818D" ns2:textId="77777777">
             <w:pPr>
               <w:jc w:val="center"/>
               <w:rPr>
@@ -820,7 +840,7 @@
             <w:tcW w:w="1332" w:type="pct"/>
             <w:hideMark/>
           </w:tcPr>
-          <w:p>
+          <w:p ns2:paraId="63D67262" ns2:textId="3FD83043">
             <w:pPr>
               <w:jc w:val="center"/>
               <w:cnfStyle w:val="000000100000" w:firstRow="0" w:lastRow="0" w:firstColumn="0" w:lastColumn="0" w:oddVBand="0" w:evenVBand="0" w:oddHBand="1" w:evenHBand="0" w:firstRowFirstColumn="0" w:firstRowLastColumn="0" w:lastRowFirstColumn="0" w:lastRowLastColumn="0"/>
@@ -845,7 +865,7 @@
             <w:tcW w:w="1334" w:type="pct"/>
             <w:hideMark/>
           </w:tcPr>
-          <w:p>
+          <w:p ns2:paraId="34EF12D6" ns2:textId="63C04B8F">
             <w:pPr>
               <w:jc w:val="center"/>
               <w:cnfStyle w:val="000000100000" w:firstRow="0" w:lastRow="0" w:firstColumn="0" w:lastColumn="0" w:oddVBand="0" w:evenVBand="0" w:oddHBand="1" w:evenHBand="0" w:firstRowFirstColumn="0" w:firstRowLastColumn="0" w:lastRowFirstColumn="0" w:lastRowLastColumn="0"/>
@@ -870,7 +890,7 @@
             <w:tcW w:w="1333" w:type="pct"/>
             <w:hideMark/>
           </w:tcPr>
-          <w:p>
+          <w:p ns2:paraId="52B27189" ns2:textId="631FA941">
             <w:pPr>
               <w:jc w:val="center"/>
               <w:cnfStyle w:val="000000100000" w:firstRow="0" w:lastRow="0" w:firstColumn="0" w:lastColumn="0" w:oddVBand="0" w:evenVBand="0" w:oddHBand="1" w:evenHBand="0" w:firstRowFirstColumn="0" w:firstRowLastColumn="0" w:lastRowFirstColumn="0" w:lastRowLastColumn="0"/>
@@ -891,7 +911,7 @@
           </w:p>
         </w:tc>
       </w:tr>
-      <w:tr>
+      <w:tr ns2:paraId="16E64FF3" ns2:textId="77777777">
         <w:trPr>
           <w:trHeight w:val="278"/>
         </w:trPr>
@@ -901,7 +921,7 @@
             <w:tcW w:w="1001" w:type="pct"/>
             <w:hideMark/>
           </w:tcPr>
-          <w:p>
+          <w:p ns2:paraId="0087D26C" ns2:textId="77777777">
             <w:pPr>
               <w:jc w:val="center"/>
               <w:rPr>
@@ -925,7 +945,7 @@
             <w:tcW w:w="1332" w:type="pct"/>
             <w:hideMark/>
           </w:tcPr>
-          <w:p>
+          <w:p ns2:paraId="1AD20B76" ns2:textId="50AD0990">
             <w:pPr>
               <w:jc w:val="center"/>
               <w:cnfStyle w:val="000000000000" w:firstRow="0" w:lastRow="0" w:firstColumn="0" w:lastColumn="0" w:oddVBand="0" w:evenVBand="0" w:oddHBand="0" w:evenHBand="0" w:firstRowFirstColumn="0" w:firstRowLastColumn="0" w:lastRowFirstColumn="0" w:lastRowLastColumn="0"/>
@@ -950,7 +970,7 @@
             <w:tcW w:w="1334" w:type="pct"/>
             <w:hideMark/>
           </w:tcPr>
-          <w:p>
+          <w:p ns2:paraId="070E5F66" ns2:textId="1954C92F">
             <w:pPr>
               <w:jc w:val="center"/>
               <w:cnfStyle w:val="000000000000" w:firstRow="0" w:lastRow="0" w:firstColumn="0" w:lastColumn="0" w:oddVBand="0" w:evenVBand="0" w:oddHBand="0" w:evenHBand="0" w:firstRowFirstColumn="0" w:firstRowLastColumn="0" w:lastRowFirstColumn="0" w:lastRowLastColumn="0"/>
@@ -975,7 +995,7 @@
             <w:tcW w:w="1333" w:type="pct"/>
             <w:hideMark/>
           </w:tcPr>
-          <w:p>
+          <w:p ns2:paraId="4D6E8201" ns2:textId="64B6CAD1">
             <w:pPr>
               <w:jc w:val="center"/>
               <w:cnfStyle w:val="000000000000" w:firstRow="0" w:lastRow="0" w:firstColumn="0" w:lastColumn="0" w:oddVBand="0" w:evenVBand="0" w:oddHBand="0" w:evenHBand="0" w:firstRowFirstColumn="0" w:firstRowLastColumn="0" w:lastRowFirstColumn="0" w:lastRowLastColumn="0"/>
@@ -996,7 +1016,7 @@
           </w:p>
         </w:tc>
       </w:tr>
-      <w:tr>
+      <w:tr ns2:paraId="01B8B0BA" ns2:textId="77777777">
         <w:trPr>
           <w:cnfStyle w:val="000000100000" w:firstRow="0" w:lastRow="0" w:firstColumn="0" w:lastColumn="0" w:oddVBand="0" w:evenVBand="0" w:oddHBand="1" w:evenHBand="0" w:firstRowFirstColumn="0" w:firstRowLastColumn="0" w:lastRowFirstColumn="0" w:lastRowLastColumn="0"/>
           <w:trHeight w:val="285"/>
@@ -1007,7 +1027,7 @@
             <w:tcW w:w="1001" w:type="pct"/>
             <w:hideMark/>
           </w:tcPr>
-          <w:p>
+          <w:p ns2:paraId="1C95E7E9" ns2:textId="77777777">
             <w:pPr>
               <w:jc w:val="center"/>
               <w:rPr>
@@ -1031,7 +1051,7 @@
             <w:tcW w:w="1332" w:type="pct"/>
             <w:hideMark/>
           </w:tcPr>
-          <w:p>
+          <w:p ns2:paraId="0290C1A1" ns2:textId="538F9D59">
             <w:pPr>
               <w:jc w:val="center"/>
               <w:cnfStyle w:val="000000100000" w:firstRow="0" w:lastRow="0" w:firstColumn="0" w:lastColumn="0" w:oddVBand="0" w:evenVBand="0" w:oddHBand="1" w:evenHBand="0" w:firstRowFirstColumn="0" w:firstRowLastColumn="0" w:lastRowFirstColumn="0" w:lastRowLastColumn="0"/>
@@ -1056,7 +1076,7 @@
             <w:tcW w:w="1334" w:type="pct"/>
             <w:hideMark/>
           </w:tcPr>
-          <w:p>
+          <w:p ns2:paraId="0660E607" ns2:textId="47944EFA">
             <w:pPr>
               <w:jc w:val="center"/>
               <w:cnfStyle w:val="000000100000" w:firstRow="0" w:lastRow="0" w:firstColumn="0" w:lastColumn="0" w:oddVBand="0" w:evenVBand="0" w:oddHBand="1" w:evenHBand="0" w:firstRowFirstColumn="0" w:firstRowLastColumn="0" w:lastRowFirstColumn="0" w:lastRowLastColumn="0"/>
@@ -1081,7 +1101,7 @@
             <w:tcW w:w="1333" w:type="pct"/>
             <w:hideMark/>
           </w:tcPr>
-          <w:p>
+          <w:p ns2:paraId="4E655849" ns2:textId="1FA69906">
             <w:pPr>
               <w:jc w:val="center"/>
               <w:cnfStyle w:val="000000100000" w:firstRow="0" w:lastRow="0" w:firstColumn="0" w:lastColumn="0" w:oddVBand="0" w:evenVBand="0" w:oddHBand="1" w:evenHBand="0" w:firstRowFirstColumn="0" w:firstRowLastColumn="0" w:lastRowFirstColumn="0" w:lastRowLastColumn="0"/>
@@ -1102,7 +1122,7 @@
           </w:p>
         </w:tc>
       </w:tr>
-      <w:tr>
+      <w:tr ns2:paraId="41B34B6A" ns2:textId="77777777">
         <w:trPr>
           <w:trHeight w:val="285"/>
         </w:trPr>
@@ -1112,7 +1132,7 @@
             <w:tcW w:w="1001" w:type="pct"/>
             <w:hideMark/>
           </w:tcPr>
-          <w:p>
+          <w:p ns2:paraId="256081D9" ns2:textId="77777777">
             <w:pPr>
               <w:jc w:val="center"/>
               <w:rPr>
@@ -1136,7 +1156,7 @@
             <w:tcW w:w="1332" w:type="pct"/>
             <w:hideMark/>
           </w:tcPr>
-          <w:p>
+          <w:p ns2:paraId="0CE8C60D" ns2:textId="55494A9A">
             <w:pPr>
               <w:jc w:val="center"/>
               <w:cnfStyle w:val="000000000000" w:firstRow="0" w:lastRow="0" w:firstColumn="0" w:lastColumn="0" w:oddVBand="0" w:evenVBand="0" w:oddHBand="0" w:evenHBand="0" w:firstRowFirstColumn="0" w:firstRowLastColumn="0" w:lastRowFirstColumn="0" w:lastRowLastColumn="0"/>
@@ -1161,7 +1181,7 @@
             <w:tcW w:w="1334" w:type="pct"/>
             <w:hideMark/>
           </w:tcPr>
-          <w:p>
+          <w:p ns2:paraId="59029FE3" ns2:textId="77BFE476">
             <w:pPr>
               <w:jc w:val="center"/>
               <w:cnfStyle w:val="000000000000" w:firstRow="0" w:lastRow="0" w:firstColumn="0" w:lastColumn="0" w:oddVBand="0" w:evenVBand="0" w:oddHBand="0" w:evenHBand="0" w:firstRowFirstColumn="0" w:firstRowLastColumn="0" w:lastRowFirstColumn="0" w:lastRowLastColumn="0"/>
@@ -1186,7 +1206,7 @@
             <w:tcW w:w="1333" w:type="pct"/>
             <w:hideMark/>
           </w:tcPr>
-          <w:p>
+          <w:p ns2:paraId="54BCBD04" ns2:textId="17AC8000">
             <w:pPr>
               <w:jc w:val="center"/>
               <w:cnfStyle w:val="000000000000" w:firstRow="0" w:lastRow="0" w:firstColumn="0" w:lastColumn="0" w:oddVBand="0" w:evenVBand="0" w:oddHBand="0" w:evenHBand="0" w:firstRowFirstColumn="0" w:firstRowLastColumn="0" w:lastRowFirstColumn="0" w:lastRowLastColumn="0"/>
@@ -1207,7 +1227,7 @@
           </w:p>
         </w:tc>
       </w:tr>
-      <w:tr>
+      <w:tr ns2:paraId="5ECB2178" ns2:textId="77777777">
         <w:trPr>
           <w:cnfStyle w:val="000000100000" w:firstRow="0" w:lastRow="0" w:firstColumn="0" w:lastColumn="0" w:oddVBand="0" w:evenVBand="0" w:oddHBand="1" w:evenHBand="0" w:firstRowFirstColumn="0" w:firstRowLastColumn="0" w:lastRowFirstColumn="0" w:lastRowLastColumn="0"/>
           <w:trHeight w:val="285"/>
@@ -1218,7 +1238,7 @@
             <w:tcW w:w="1001" w:type="pct"/>
             <w:hideMark/>
           </w:tcPr>
-          <w:p>
+          <w:p ns2:paraId="1660EEE9" ns2:textId="77777777">
             <w:pPr>
               <w:jc w:val="center"/>
               <w:rPr>
@@ -1242,7 +1262,7 @@
             <w:tcW w:w="1332" w:type="pct"/>
             <w:hideMark/>
           </w:tcPr>
-          <w:p>
+          <w:p ns2:paraId="4448F0E7" ns2:textId="4FB74083">
             <w:pPr>
               <w:jc w:val="center"/>
               <w:cnfStyle w:val="000000100000" w:firstRow="0" w:lastRow="0" w:firstColumn="0" w:lastColumn="0" w:oddVBand="0" w:evenVBand="0" w:oddHBand="1" w:evenHBand="0" w:firstRowFirstColumn="0" w:firstRowLastColumn="0" w:lastRowFirstColumn="0" w:lastRowLastColumn="0"/>
@@ -1267,7 +1287,7 @@
             <w:tcW w:w="1334" w:type="pct"/>
             <w:hideMark/>
           </w:tcPr>
-          <w:p>
+          <w:p ns2:paraId="3D4EAAAE" ns2:textId="4432CA7D">
             <w:pPr>
               <w:jc w:val="center"/>
               <w:cnfStyle w:val="000000100000" w:firstRow="0" w:lastRow="0" w:firstColumn="0" w:lastColumn="0" w:oddVBand="0" w:evenVBand="0" w:oddHBand="1" w:evenHBand="0" w:firstRowFirstColumn="0" w:firstRowLastColumn="0" w:lastRowFirstColumn="0" w:lastRowLastColumn="0"/>
@@ -1292,7 +1312,7 @@
             <w:tcW w:w="1333" w:type="pct"/>
             <w:hideMark/>
           </w:tcPr>
-          <w:p>
+          <w:p ns2:paraId="0DF6AA1C" ns2:textId="6B8F02A3">
             <w:pPr>
               <w:jc w:val="center"/>
               <w:cnfStyle w:val="000000100000" w:firstRow="0" w:lastRow="0" w:firstColumn="0" w:lastColumn="0" w:oddVBand="0" w:evenVBand="0" w:oddHBand="1" w:evenHBand="0" w:firstRowFirstColumn="0" w:firstRowLastColumn="0" w:lastRowFirstColumn="0" w:lastRowLastColumn="0"/>
@@ -1313,7 +1333,7 @@
           </w:p>
         </w:tc>
       </w:tr>
-      <w:tr>
+      <w:tr ns2:paraId="5C19DBE7" ns2:textId="77777777">
         <w:trPr>
           <w:trHeight w:val="285"/>
         </w:trPr>
@@ -1323,7 +1343,7 @@
             <w:tcW w:w="1001" w:type="pct"/>
             <w:hideMark/>
           </w:tcPr>
-          <w:p>
+          <w:p ns2:paraId="31CFECF5" ns2:textId="77777777">
             <w:pPr>
               <w:jc w:val="center"/>
               <w:rPr>
@@ -1347,7 +1367,7 @@
             <w:tcW w:w="1332" w:type="pct"/>
             <w:hideMark/>
           </w:tcPr>
-          <w:p>
+          <w:p ns2:paraId="098C2653" ns2:textId="68651043">
             <w:pPr>
               <w:jc w:val="center"/>
               <w:cnfStyle w:val="000000000000" w:firstRow="0" w:lastRow="0" w:firstColumn="0" w:lastColumn="0" w:oddVBand="0" w:evenVBand="0" w:oddHBand="0" w:evenHBand="0" w:firstRowFirstColumn="0" w:firstRowLastColumn="0" w:lastRowFirstColumn="0" w:lastRowLastColumn="0"/>
@@ -1372,7 +1392,7 @@
             <w:tcW w:w="1334" w:type="pct"/>
             <w:hideMark/>
           </w:tcPr>
-          <w:p>
+          <w:p ns2:paraId="60A6F78C" ns2:textId="082DCD82">
             <w:pPr>
               <w:jc w:val="center"/>
               <w:cnfStyle w:val="000000000000" w:firstRow="0" w:lastRow="0" w:firstColumn="0" w:lastColumn="0" w:oddVBand="0" w:evenVBand="0" w:oddHBand="0" w:evenHBand="0" w:firstRowFirstColumn="0" w:firstRowLastColumn="0" w:lastRowFirstColumn="0" w:lastRowLastColumn="0"/>
@@ -1397,7 +1417,7 @@
             <w:tcW w:w="1333" w:type="pct"/>
             <w:hideMark/>
           </w:tcPr>
-          <w:p>
+          <w:p ns2:paraId="007394F3" ns2:textId="6031AEAB">
             <w:pPr>
               <w:jc w:val="center"/>
               <w:cnfStyle w:val="000000000000" w:firstRow="0" w:lastRow="0" w:firstColumn="0" w:lastColumn="0" w:oddVBand="0" w:evenVBand="0" w:oddHBand="0" w:evenHBand="0" w:firstRowFirstColumn="0" w:firstRowLastColumn="0" w:lastRowFirstColumn="0" w:lastRowLastColumn="0"/>
@@ -1418,7 +1438,7 @@
           </w:p>
         </w:tc>
       </w:tr>
-      <w:tr>
+      <w:tr ns2:paraId="4C289018" ns2:textId="77777777">
         <w:trPr>
           <w:cnfStyle w:val="000000100000" w:firstRow="0" w:lastRow="0" w:firstColumn="0" w:lastColumn="0" w:oddVBand="0" w:evenVBand="0" w:oddHBand="1" w:evenHBand="0" w:firstRowFirstColumn="0" w:firstRowLastColumn="0" w:lastRowFirstColumn="0" w:lastRowLastColumn="0"/>
           <w:trHeight w:val="285"/>
@@ -1429,7 +1449,7 @@
             <w:tcW w:w="1001" w:type="pct"/>
             <w:hideMark/>
           </w:tcPr>
-          <w:p>
+          <w:p ns2:paraId="6716149E" ns2:textId="77777777">
             <w:pPr>
               <w:jc w:val="center"/>
               <w:rPr>
@@ -1453,7 +1473,7 @@
             <w:tcW w:w="1332" w:type="pct"/>
             <w:hideMark/>
           </w:tcPr>
-          <w:p>
+          <w:p ns2:paraId="0EBD9AF8" ns2:textId="6D06CA08">
             <w:pPr>
               <w:jc w:val="center"/>
               <w:cnfStyle w:val="000000100000" w:firstRow="0" w:lastRow="0" w:firstColumn="0" w:lastColumn="0" w:oddVBand="0" w:evenVBand="0" w:oddHBand="1" w:evenHBand="0" w:firstRowFirstColumn="0" w:firstRowLastColumn="0" w:lastRowFirstColumn="0" w:lastRowLastColumn="0"/>
@@ -1478,7 +1498,7 @@
             <w:tcW w:w="1334" w:type="pct"/>
             <w:hideMark/>
           </w:tcPr>
-          <w:p>
+          <w:p ns2:paraId="1AEEE2E7" ns2:textId="38819509">
             <w:pPr>
               <w:jc w:val="center"/>
               <w:cnfStyle w:val="000000100000" w:firstRow="0" w:lastRow="0" w:firstColumn="0" w:lastColumn="0" w:oddVBand="0" w:evenVBand="0" w:oddHBand="1" w:evenHBand="0" w:firstRowFirstColumn="0" w:firstRowLastColumn="0" w:lastRowFirstColumn="0" w:lastRowLastColumn="0"/>
@@ -1503,7 +1523,7 @@
             <w:tcW w:w="1333" w:type="pct"/>
             <w:hideMark/>
           </w:tcPr>
-          <w:p>
+          <w:p ns2:paraId="59838458" ns2:textId="5E3F44F9">
             <w:pPr>
               <w:jc w:val="center"/>
               <w:cnfStyle w:val="000000100000" w:firstRow="0" w:lastRow="0" w:firstColumn="0" w:lastColumn="0" w:oddVBand="0" w:evenVBand="0" w:oddHBand="1" w:evenHBand="0" w:firstRowFirstColumn="0" w:firstRowLastColumn="0" w:lastRowFirstColumn="0" w:lastRowLastColumn="0"/>
@@ -1524,7 +1544,7 @@
           </w:p>
         </w:tc>
       </w:tr>
-      <w:tr>
+      <w:tr ns2:paraId="302B8E9A" ns2:textId="77777777">
         <w:trPr>
           <w:trHeight w:val="285"/>
         </w:trPr>
@@ -1534,7 +1554,7 @@
             <w:tcW w:w="1001" w:type="pct"/>
             <w:hideMark/>
           </w:tcPr>
-          <w:p>
+          <w:p ns2:paraId="4B2CC508" ns2:textId="77777777">
             <w:pPr>
               <w:jc w:val="center"/>
               <w:rPr>
@@ -1558,7 +1578,7 @@
             <w:tcW w:w="1332" w:type="pct"/>
             <w:hideMark/>
           </w:tcPr>
-          <w:p>
+          <w:p ns2:paraId="1261888C" ns2:textId="3C45E1F8">
             <w:pPr>
               <w:jc w:val="center"/>
               <w:cnfStyle w:val="000000000000" w:firstRow="0" w:lastRow="0" w:firstColumn="0" w:lastColumn="0" w:oddVBand="0" w:evenVBand="0" w:oddHBand="0" w:evenHBand="0" w:firstRowFirstColumn="0" w:firstRowLastColumn="0" w:lastRowFirstColumn="0" w:lastRowLastColumn="0"/>
@@ -1583,7 +1603,7 @@
             <w:tcW w:w="1334" w:type="pct"/>
             <w:hideMark/>
           </w:tcPr>
-          <w:p>
+          <w:p ns2:paraId="42C01716" ns2:textId="5FFAB4F1">
             <w:pPr>
               <w:jc w:val="center"/>
               <w:cnfStyle w:val="000000000000" w:firstRow="0" w:lastRow="0" w:firstColumn="0" w:lastColumn="0" w:oddVBand="0" w:evenVBand="0" w:oddHBand="0" w:evenHBand="0" w:firstRowFirstColumn="0" w:firstRowLastColumn="0" w:lastRowFirstColumn="0" w:lastRowLastColumn="0"/>
@@ -1608,7 +1628,7 @@
             <w:tcW w:w="1333" w:type="pct"/>
             <w:hideMark/>
           </w:tcPr>
-          <w:p>
+          <w:p ns2:paraId="5E42719F" ns2:textId="2FFC7731">
             <w:pPr>
               <w:jc w:val="center"/>
               <w:cnfStyle w:val="000000000000" w:firstRow="0" w:lastRow="0" w:firstColumn="0" w:lastColumn="0" w:oddVBand="0" w:evenVBand="0" w:oddHBand="0" w:evenHBand="0" w:firstRowFirstColumn="0" w:firstRowLastColumn="0" w:lastRowFirstColumn="0" w:lastRowLastColumn="0"/>
@@ -1630,14 +1650,14 @@
         </w:tc>
       </w:tr>
     </w:tbl>
-    <w:p>
+    <w:p ns2:paraId="36B64B8C" ns2:textId="77777777">
       <w:pPr>
         <w:rPr>
           <w:lang w:val="es-419"/>
         </w:rPr>
       </w:pPr>
     </w:p>
-    <w:p>
+    <w:p ns2:paraId="7B009CCD" ns2:textId="4C62B1F2">
       <w:pPr>
         <w:pStyle w:val="Ttulo2"/>
         <w:rPr>
@@ -1679,7 +1699,7 @@
         <w:t>con Array List</w:t>
       </w:r>
     </w:p>
-    <w:p>
+    <w:p ns2:paraId="31112D38" ns2:textId="77777777">
       <w:pPr>
         <w:rPr>
           <w:lang w:val="es-419"/>
@@ -1698,7 +1718,7 @@
         <w:gridCol w:w="2267"/>
         <w:gridCol w:w="2267"/>
       </w:tblGrid>
-      <w:tr>
+      <w:tr ns2:paraId="4D845A4F" ns2:textId="77777777">
         <w:trPr>
           <w:cnfStyle w:val="100000000000" w:firstRow="1" w:lastRow="0" w:firstColumn="0" w:lastColumn="0" w:oddVBand="0" w:evenVBand="0" w:oddHBand="0" w:evenHBand="0" w:firstRowFirstColumn="0" w:firstRowLastColumn="0" w:lastRowFirstColumn="0" w:lastRowLastColumn="0"/>
           <w:trHeight w:val="555"/>
@@ -1709,7 +1729,7 @@
             <w:tcW w:w="1000" w:type="pct"/>
             <w:hideMark/>
           </w:tcPr>
-          <w:p>
+          <w:p ns2:paraId="2EDFA9A3" ns2:textId="6B84C76A">
             <w:pPr>
               <w:jc w:val="center"/>
               <w:rPr>
@@ -1733,7 +1753,7 @@
             <w:tcW w:w="1334" w:type="pct"/>
             <w:hideMark/>
           </w:tcPr>
-          <w:p>
+          <w:p ns2:paraId="557BAC94" ns2:textId="32DD32F0">
             <w:pPr>
               <w:jc w:val="center"/>
               <w:cnfStyle w:val="100000000000" w:firstRow="1" w:lastRow="0" w:firstColumn="0" w:lastColumn="0" w:oddVBand="0" w:evenVBand="0" w:oddHBand="0" w:evenHBand="0" w:firstRowFirstColumn="0" w:firstRowLastColumn="0" w:lastRowFirstColumn="0" w:lastRowLastColumn="0"/>
@@ -1758,7 +1778,7 @@
             <w:tcW w:w="1333" w:type="pct"/>
             <w:hideMark/>
           </w:tcPr>
-          <w:p>
+          <w:p ns2:paraId="049885DB" ns2:textId="7352D477">
             <w:pPr>
               <w:jc w:val="center"/>
               <w:cnfStyle w:val="100000000000" w:firstRow="1" w:lastRow="0" w:firstColumn="0" w:lastColumn="0" w:oddVBand="0" w:evenVBand="0" w:oddHBand="0" w:evenHBand="0" w:firstRowFirstColumn="0" w:firstRowLastColumn="0" w:lastRowFirstColumn="0" w:lastRowLastColumn="0"/>
@@ -1783,7 +1803,7 @@
             <w:tcW w:w="1333" w:type="pct"/>
             <w:hideMark/>
           </w:tcPr>
-          <w:p>
+          <w:p ns2:paraId="6A53DF19" ns2:textId="5FF1C6FB">
             <w:pPr>
               <w:jc w:val="center"/>
               <w:cnfStyle w:val="100000000000" w:firstRow="1" w:lastRow="0" w:firstColumn="0" w:lastColumn="0" w:oddVBand="0" w:evenVBand="0" w:oddHBand="0" w:evenHBand="0" w:firstRowFirstColumn="0" w:firstRowLastColumn="0" w:lastRowFirstColumn="0" w:lastRowLastColumn="0"/>
@@ -1804,7 +1824,7 @@
           </w:p>
         </w:tc>
       </w:tr>
-      <w:tr>
+      <w:tr ns2:paraId="18CDB146" ns2:textId="77777777">
         <w:trPr>
           <w:cnfStyle w:val="000000100000" w:firstRow="0" w:lastRow="0" w:firstColumn="0" w:lastColumn="0" w:oddVBand="0" w:evenVBand="0" w:oddHBand="1" w:evenHBand="0" w:firstRowFirstColumn="0" w:firstRowLastColumn="0" w:lastRowFirstColumn="0" w:lastRowLastColumn="0"/>
           <w:trHeight w:val="278"/>
@@ -1815,7 +1835,7 @@
             <w:tcW w:w="1000" w:type="pct"/>
             <w:hideMark/>
           </w:tcPr>
-          <w:p>
+          <w:p ns2:paraId="698976B1" ns2:textId="77777777">
             <w:pPr>
               <w:jc w:val="center"/>
               <w:rPr>
@@ -1839,7 +1859,7 @@
             <w:tcW w:w="1334" w:type="pct"/>
             <w:hideMark/>
           </w:tcPr>
-          <w:p>
+          <w:p ns2:paraId="599B5704" ns2:textId="03754D06">
             <w:pPr>
               <w:jc w:val="center"/>
               <w:cnfStyle w:val="000000100000" w:firstRow="0" w:lastRow="0" w:firstColumn="0" w:lastColumn="0" w:oddVBand="0" w:evenVBand="0" w:oddHBand="1" w:evenHBand="0" w:firstRowFirstColumn="0" w:firstRowLastColumn="0" w:lastRowFirstColumn="0" w:lastRowLastColumn="0"/>
@@ -1864,7 +1884,7 @@
             <w:tcW w:w="1333" w:type="pct"/>
             <w:hideMark/>
           </w:tcPr>
-          <w:p>
+          <w:p ns2:paraId="376611D1" ns2:textId="461897D3">
             <w:pPr>
               <w:jc w:val="center"/>
               <w:cnfStyle w:val="000000100000" w:firstRow="0" w:lastRow="0" w:firstColumn="0" w:lastColumn="0" w:oddVBand="0" w:evenVBand="0" w:oddHBand="1" w:evenHBand="0" w:firstRowFirstColumn="0" w:firstRowLastColumn="0" w:lastRowFirstColumn="0" w:lastRowLastColumn="0"/>
@@ -1889,7 +1909,7 @@
             <w:tcW w:w="1333" w:type="pct"/>
             <w:hideMark/>
           </w:tcPr>
-          <w:p>
+          <w:p ns2:paraId="61C63ED6" ns2:textId="38855FC8">
             <w:pPr>
               <w:jc w:val="center"/>
               <w:cnfStyle w:val="000000100000" w:firstRow="0" w:lastRow="0" w:firstColumn="0" w:lastColumn="0" w:oddVBand="0" w:evenVBand="0" w:oddHBand="1" w:evenHBand="0" w:firstRowFirstColumn="0" w:firstRowLastColumn="0" w:lastRowFirstColumn="0" w:lastRowLastColumn="0"/>
@@ -1910,7 +1930,7 @@
           </w:p>
         </w:tc>
       </w:tr>
-      <w:tr>
+      <w:tr ns2:paraId="1239731B" ns2:textId="77777777">
         <w:trPr>
           <w:trHeight w:val="278"/>
         </w:trPr>
@@ -1920,7 +1940,7 @@
             <w:tcW w:w="1000" w:type="pct"/>
             <w:hideMark/>
           </w:tcPr>
-          <w:p>
+          <w:p ns2:paraId="26168D0B" ns2:textId="77777777">
             <w:pPr>
               <w:jc w:val="center"/>
               <w:rPr>
@@ -1944,7 +1964,7 @@
             <w:tcW w:w="1334" w:type="pct"/>
             <w:hideMark/>
           </w:tcPr>
-          <w:p>
+          <w:p ns2:paraId="4A2DA4D4" ns2:textId="6FB8453C">
             <w:pPr>
               <w:jc w:val="center"/>
               <w:cnfStyle w:val="000000000000" w:firstRow="0" w:lastRow="0" w:firstColumn="0" w:lastColumn="0" w:oddVBand="0" w:evenVBand="0" w:oddHBand="0" w:evenHBand="0" w:firstRowFirstColumn="0" w:firstRowLastColumn="0" w:lastRowFirstColumn="0" w:lastRowLastColumn="0"/>
@@ -1969,7 +1989,7 @@
             <w:tcW w:w="1333" w:type="pct"/>
             <w:hideMark/>
           </w:tcPr>
-          <w:p>
+          <w:p ns2:paraId="54193DF1" ns2:textId="0B44F6E0">
             <w:pPr>
               <w:jc w:val="center"/>
               <w:cnfStyle w:val="000000000000" w:firstRow="0" w:lastRow="0" w:firstColumn="0" w:lastColumn="0" w:oddVBand="0" w:evenVBand="0" w:oddHBand="0" w:evenHBand="0" w:firstRowFirstColumn="0" w:firstRowLastColumn="0" w:lastRowFirstColumn="0" w:lastRowLastColumn="0"/>
@@ -1994,7 +2014,7 @@
             <w:tcW w:w="1333" w:type="pct"/>
             <w:hideMark/>
           </w:tcPr>
-          <w:p>
+          <w:p ns2:paraId="676A3A17" ns2:textId="6FBFAE63">
             <w:pPr>
               <w:jc w:val="center"/>
               <w:cnfStyle w:val="000000000000" w:firstRow="0" w:lastRow="0" w:firstColumn="0" w:lastColumn="0" w:oddVBand="0" w:evenVBand="0" w:oddHBand="0" w:evenHBand="0" w:firstRowFirstColumn="0" w:firstRowLastColumn="0" w:lastRowFirstColumn="0" w:lastRowLastColumn="0"/>
@@ -2015,7 +2035,7 @@
           </w:p>
         </w:tc>
       </w:tr>
-      <w:tr>
+      <w:tr ns2:paraId="2F5C2ADA" ns2:textId="77777777">
         <w:trPr>
           <w:cnfStyle w:val="000000100000" w:firstRow="0" w:lastRow="0" w:firstColumn="0" w:lastColumn="0" w:oddVBand="0" w:evenVBand="0" w:oddHBand="1" w:evenHBand="0" w:firstRowFirstColumn="0" w:firstRowLastColumn="0" w:lastRowFirstColumn="0" w:lastRowLastColumn="0"/>
           <w:trHeight w:val="285"/>
@@ -2026,7 +2046,7 @@
             <w:tcW w:w="1000" w:type="pct"/>
             <w:hideMark/>
           </w:tcPr>
-          <w:p>
+          <w:p ns2:paraId="41018BE7" ns2:textId="77777777">
             <w:pPr>
               <w:jc w:val="center"/>
               <w:rPr>
@@ -2050,7 +2070,7 @@
             <w:tcW w:w="1334" w:type="pct"/>
             <w:hideMark/>
           </w:tcPr>
-          <w:p>
+          <w:p ns2:paraId="7361067D" ns2:textId="279202F4">
             <w:pPr>
               <w:jc w:val="center"/>
               <w:cnfStyle w:val="000000100000" w:firstRow="0" w:lastRow="0" w:firstColumn="0" w:lastColumn="0" w:oddVBand="0" w:evenVBand="0" w:oddHBand="1" w:evenHBand="0" w:firstRowFirstColumn="0" w:firstRowLastColumn="0" w:lastRowFirstColumn="0" w:lastRowLastColumn="0"/>
@@ -2075,7 +2095,7 @@
             <w:tcW w:w="1333" w:type="pct"/>
             <w:hideMark/>
           </w:tcPr>
-          <w:p>
+          <w:p ns2:paraId="6C42E6FD" ns2:textId="27880F34">
             <w:pPr>
               <w:jc w:val="center"/>
               <w:cnfStyle w:val="000000100000" w:firstRow="0" w:lastRow="0" w:firstColumn="0" w:lastColumn="0" w:oddVBand="0" w:evenVBand="0" w:oddHBand="1" w:evenHBand="0" w:firstRowFirstColumn="0" w:firstRowLastColumn="0" w:lastRowFirstColumn="0" w:lastRowLastColumn="0"/>
@@ -2100,7 +2120,7 @@
             <w:tcW w:w="1333" w:type="pct"/>
             <w:hideMark/>
           </w:tcPr>
-          <w:p>
+          <w:p ns2:paraId="5DA4623B" ns2:textId="29BBF916">
             <w:pPr>
               <w:jc w:val="center"/>
               <w:cnfStyle w:val="000000100000" w:firstRow="0" w:lastRow="0" w:firstColumn="0" w:lastColumn="0" w:oddVBand="0" w:evenVBand="0" w:oddHBand="1" w:evenHBand="0" w:firstRowFirstColumn="0" w:firstRowLastColumn="0" w:lastRowFirstColumn="0" w:lastRowLastColumn="0"/>
@@ -2121,7 +2141,7 @@
           </w:p>
         </w:tc>
       </w:tr>
-      <w:tr>
+      <w:tr ns2:paraId="633F33C8" ns2:textId="77777777">
         <w:trPr>
           <w:trHeight w:val="285"/>
         </w:trPr>
@@ -2131,7 +2151,7 @@
             <w:tcW w:w="1000" w:type="pct"/>
             <w:hideMark/>
           </w:tcPr>
-          <w:p>
+          <w:p ns2:paraId="7DE4B1D4" ns2:textId="77777777">
             <w:pPr>
               <w:jc w:val="center"/>
               <w:rPr>
@@ -2155,7 +2175,7 @@
             <w:tcW w:w="1334" w:type="pct"/>
             <w:hideMark/>
           </w:tcPr>
-          <w:p>
+          <w:p ns2:paraId="4986FA8A" ns2:textId="2B4F8780">
             <w:pPr>
               <w:jc w:val="center"/>
               <w:cnfStyle w:val="000000000000" w:firstRow="0" w:lastRow="0" w:firstColumn="0" w:lastColumn="0" w:oddVBand="0" w:evenVBand="0" w:oddHBand="0" w:evenHBand="0" w:firstRowFirstColumn="0" w:firstRowLastColumn="0" w:lastRowFirstColumn="0" w:lastRowLastColumn="0"/>
@@ -2180,7 +2200,7 @@
             <w:tcW w:w="1333" w:type="pct"/>
             <w:hideMark/>
           </w:tcPr>
-          <w:p>
+          <w:p ns2:paraId="5A4668F5" ns2:textId="250E106B">
             <w:pPr>
               <w:jc w:val="center"/>
               <w:cnfStyle w:val="000000000000" w:firstRow="0" w:lastRow="0" w:firstColumn="0" w:lastColumn="0" w:oddVBand="0" w:evenVBand="0" w:oddHBand="0" w:evenHBand="0" w:firstRowFirstColumn="0" w:firstRowLastColumn="0" w:lastRowFirstColumn="0" w:lastRowLastColumn="0"/>
@@ -2205,7 +2225,7 @@
             <w:tcW w:w="1333" w:type="pct"/>
             <w:hideMark/>
           </w:tcPr>
-          <w:p>
+          <w:p ns2:paraId="5A355D43" ns2:textId="2798A753">
             <w:pPr>
               <w:jc w:val="center"/>
               <w:cnfStyle w:val="000000000000" w:firstRow="0" w:lastRow="0" w:firstColumn="0" w:lastColumn="0" w:oddVBand="0" w:evenVBand="0" w:oddHBand="0" w:evenHBand="0" w:firstRowFirstColumn="0" w:firstRowLastColumn="0" w:lastRowFirstColumn="0" w:lastRowLastColumn="0"/>
@@ -2226,7 +2246,7 @@
           </w:p>
         </w:tc>
       </w:tr>
-      <w:tr>
+      <w:tr ns2:paraId="2F505727" ns2:textId="77777777">
         <w:trPr>
           <w:cnfStyle w:val="000000100000" w:firstRow="0" w:lastRow="0" w:firstColumn="0" w:lastColumn="0" w:oddVBand="0" w:evenVBand="0" w:oddHBand="1" w:evenHBand="0" w:firstRowFirstColumn="0" w:firstRowLastColumn="0" w:lastRowFirstColumn="0" w:lastRowLastColumn="0"/>
           <w:trHeight w:val="285"/>
@@ -2237,7 +2257,7 @@
             <w:tcW w:w="1000" w:type="pct"/>
             <w:hideMark/>
           </w:tcPr>
-          <w:p>
+          <w:p ns2:paraId="0AB261E4" ns2:textId="77777777">
             <w:pPr>
               <w:jc w:val="center"/>
               <w:rPr>
@@ -2261,7 +2281,7 @@
             <w:tcW w:w="1334" w:type="pct"/>
             <w:hideMark/>
           </w:tcPr>
-          <w:p>
+          <w:p ns2:paraId="78622052" ns2:textId="2657D573">
             <w:pPr>
               <w:jc w:val="center"/>
               <w:cnfStyle w:val="000000100000" w:firstRow="0" w:lastRow="0" w:firstColumn="0" w:lastColumn="0" w:oddVBand="0" w:evenVBand="0" w:oddHBand="1" w:evenHBand="0" w:firstRowFirstColumn="0" w:firstRowLastColumn="0" w:lastRowFirstColumn="0" w:lastRowLastColumn="0"/>
@@ -2286,7 +2306,7 @@
             <w:tcW w:w="1333" w:type="pct"/>
             <w:hideMark/>
           </w:tcPr>
-          <w:p>
+          <w:p ns2:paraId="677EE857" ns2:textId="12A45C65">
             <w:pPr>
               <w:jc w:val="center"/>
               <w:cnfStyle w:val="000000100000" w:firstRow="0" w:lastRow="0" w:firstColumn="0" w:lastColumn="0" w:oddVBand="0" w:evenVBand="0" w:oddHBand="1" w:evenHBand="0" w:firstRowFirstColumn="0" w:firstRowLastColumn="0" w:lastRowFirstColumn="0" w:lastRowLastColumn="0"/>
@@ -2311,7 +2331,7 @@
             <w:tcW w:w="1333" w:type="pct"/>
             <w:hideMark/>
           </w:tcPr>
-          <w:p>
+          <w:p ns2:paraId="0AA449DE" ns2:textId="46794A56">
             <w:pPr>
               <w:jc w:val="center"/>
               <w:cnfStyle w:val="000000100000" w:firstRow="0" w:lastRow="0" w:firstColumn="0" w:lastColumn="0" w:oddVBand="0" w:evenVBand="0" w:oddHBand="1" w:evenHBand="0" w:firstRowFirstColumn="0" w:firstRowLastColumn="0" w:lastRowFirstColumn="0" w:lastRowLastColumn="0"/>
@@ -2332,7 +2352,7 @@
           </w:p>
         </w:tc>
       </w:tr>
-      <w:tr>
+      <w:tr ns2:paraId="7A81DB44" ns2:textId="77777777">
         <w:trPr>
           <w:trHeight w:val="285"/>
         </w:trPr>
@@ -2342,7 +2362,7 @@
             <w:tcW w:w="1000" w:type="pct"/>
             <w:hideMark/>
           </w:tcPr>
-          <w:p>
+          <w:p ns2:paraId="382C34BB" ns2:textId="77777777">
             <w:pPr>
               <w:jc w:val="center"/>
               <w:rPr>
@@ -2366,7 +2386,7 @@
             <w:tcW w:w="1334" w:type="pct"/>
             <w:hideMark/>
           </w:tcPr>
-          <w:p>
+          <w:p ns2:paraId="12EFC14E" ns2:textId="36258F33">
             <w:pPr>
               <w:jc w:val="center"/>
               <w:cnfStyle w:val="000000000000" w:firstRow="0" w:lastRow="0" w:firstColumn="0" w:lastColumn="0" w:oddVBand="0" w:evenVBand="0" w:oddHBand="0" w:evenHBand="0" w:firstRowFirstColumn="0" w:firstRowLastColumn="0" w:lastRowFirstColumn="0" w:lastRowLastColumn="0"/>
@@ -2391,7 +2411,7 @@
             <w:tcW w:w="1333" w:type="pct"/>
             <w:hideMark/>
           </w:tcPr>
-          <w:p>
+          <w:p ns2:paraId="12D778DF" ns2:textId="59F355B7">
             <w:pPr>
               <w:jc w:val="center"/>
               <w:cnfStyle w:val="000000000000" w:firstRow="0" w:lastRow="0" w:firstColumn="0" w:lastColumn="0" w:oddVBand="0" w:evenVBand="0" w:oddHBand="0" w:evenHBand="0" w:firstRowFirstColumn="0" w:firstRowLastColumn="0" w:lastRowFirstColumn="0" w:lastRowLastColumn="0"/>
@@ -2416,7 +2436,7 @@
             <w:tcW w:w="1333" w:type="pct"/>
             <w:hideMark/>
           </w:tcPr>
-          <w:p>
+          <w:p ns2:paraId="6F44CAF1" ns2:textId="672C448A">
             <w:pPr>
               <w:jc w:val="center"/>
               <w:cnfStyle w:val="000000000000" w:firstRow="0" w:lastRow="0" w:firstColumn="0" w:lastColumn="0" w:oddVBand="0" w:evenVBand="0" w:oddHBand="0" w:evenHBand="0" w:firstRowFirstColumn="0" w:firstRowLastColumn="0" w:lastRowFirstColumn="0" w:lastRowLastColumn="0"/>
@@ -2437,7 +2457,7 @@
           </w:p>
         </w:tc>
       </w:tr>
-      <w:tr>
+      <w:tr ns2:paraId="1CC7DE90" ns2:textId="77777777">
         <w:trPr>
           <w:cnfStyle w:val="000000100000" w:firstRow="0" w:lastRow="0" w:firstColumn="0" w:lastColumn="0" w:oddVBand="0" w:evenVBand="0" w:oddHBand="1" w:evenHBand="0" w:firstRowFirstColumn="0" w:firstRowLastColumn="0" w:lastRowFirstColumn="0" w:lastRowLastColumn="0"/>
           <w:trHeight w:val="285"/>
@@ -2448,7 +2468,7 @@
             <w:tcW w:w="1000" w:type="pct"/>
             <w:hideMark/>
           </w:tcPr>
-          <w:p>
+          <w:p ns2:paraId="62C5AB60" ns2:textId="77777777">
             <w:pPr>
               <w:jc w:val="center"/>
               <w:rPr>
@@ -2473,7 +2493,7 @@
             <w:tcW w:w="1334" w:type="pct"/>
             <w:hideMark/>
           </w:tcPr>
-          <w:p>
+          <w:p ns2:paraId="544C5C76" ns2:textId="284E5407">
             <w:pPr>
               <w:jc w:val="center"/>
               <w:cnfStyle w:val="000000100000" w:firstRow="0" w:lastRow="0" w:firstColumn="0" w:lastColumn="0" w:oddVBand="0" w:evenVBand="0" w:oddHBand="1" w:evenHBand="0" w:firstRowFirstColumn="0" w:firstRowLastColumn="0" w:lastRowFirstColumn="0" w:lastRowLastColumn="0"/>
@@ -2498,7 +2518,7 @@
             <w:tcW w:w="1333" w:type="pct"/>
             <w:hideMark/>
           </w:tcPr>
-          <w:p>
+          <w:p ns2:paraId="10840BDD" ns2:textId="5FFA479D">
             <w:pPr>
               <w:jc w:val="center"/>
               <w:cnfStyle w:val="000000100000" w:firstRow="0" w:lastRow="0" w:firstColumn="0" w:lastColumn="0" w:oddVBand="0" w:evenVBand="0" w:oddHBand="1" w:evenHBand="0" w:firstRowFirstColumn="0" w:firstRowLastColumn="0" w:lastRowFirstColumn="0" w:lastRowLastColumn="0"/>
@@ -2523,7 +2543,7 @@
             <w:tcW w:w="1333" w:type="pct"/>
             <w:hideMark/>
           </w:tcPr>
-          <w:p>
+          <w:p ns2:paraId="34C7CD77" ns2:textId="1F9A3F48">
             <w:pPr>
               <w:jc w:val="center"/>
               <w:cnfStyle w:val="000000100000" w:firstRow="0" w:lastRow="0" w:firstColumn="0" w:lastColumn="0" w:oddVBand="0" w:evenVBand="0" w:oddHBand="1" w:evenHBand="0" w:firstRowFirstColumn="0" w:firstRowLastColumn="0" w:lastRowFirstColumn="0" w:lastRowLastColumn="0"/>
@@ -2544,7 +2564,7 @@
           </w:p>
         </w:tc>
       </w:tr>
-      <w:tr>
+      <w:tr ns2:paraId="14C56479" ns2:textId="77777777">
         <w:trPr>
           <w:trHeight w:val="285"/>
         </w:trPr>
@@ -2554,7 +2574,7 @@
             <w:tcW w:w="1000" w:type="pct"/>
             <w:hideMark/>
           </w:tcPr>
-          <w:p>
+          <w:p ns2:paraId="3AB20E88" ns2:textId="77777777">
             <w:pPr>
               <w:jc w:val="center"/>
               <w:rPr>
@@ -2578,7 +2598,7 @@
             <w:tcW w:w="1334" w:type="pct"/>
             <w:hideMark/>
           </w:tcPr>
-          <w:p>
+          <w:p ns2:paraId="5BE4578A" ns2:textId="7B7A808C">
             <w:pPr>
               <w:jc w:val="center"/>
               <w:cnfStyle w:val="000000000000" w:firstRow="0" w:lastRow="0" w:firstColumn="0" w:lastColumn="0" w:oddVBand="0" w:evenVBand="0" w:oddHBand="0" w:evenHBand="0" w:firstRowFirstColumn="0" w:firstRowLastColumn="0" w:lastRowFirstColumn="0" w:lastRowLastColumn="0"/>
@@ -2603,7 +2623,7 @@
             <w:tcW w:w="1333" w:type="pct"/>
             <w:hideMark/>
           </w:tcPr>
-          <w:p>
+          <w:p ns2:paraId="61FF24B2" ns2:textId="25A2816F">
             <w:pPr>
               <w:jc w:val="center"/>
               <w:cnfStyle w:val="000000000000" w:firstRow="0" w:lastRow="0" w:firstColumn="0" w:lastColumn="0" w:oddVBand="0" w:evenVBand="0" w:oddHBand="0" w:evenHBand="0" w:firstRowFirstColumn="0" w:firstRowLastColumn="0" w:lastRowFirstColumn="0" w:lastRowLastColumn="0"/>
@@ -2628,7 +2648,7 @@
             <w:tcW w:w="1333" w:type="pct"/>
             <w:hideMark/>
           </w:tcPr>
-          <w:p>
+          <w:p ns2:paraId="142F9928" ns2:textId="664C3B7D">
             <w:pPr>
               <w:jc w:val="center"/>
               <w:cnfStyle w:val="000000000000" w:firstRow="0" w:lastRow="0" w:firstColumn="0" w:lastColumn="0" w:oddVBand="0" w:evenVBand="0" w:oddHBand="0" w:evenHBand="0" w:firstRowFirstColumn="0" w:firstRowLastColumn="0" w:lastRowFirstColumn="0" w:lastRowLastColumn="0"/>
@@ -2650,14 +2670,14 @@
         </w:tc>
       </w:tr>
     </w:tbl>
-    <w:p>
+    <w:p ns2:paraId="2B712686" ns2:textId="77777777">
       <w:pPr>
         <w:rPr>
           <w:lang w:val="es-419"/>
         </w:rPr>
       </w:pPr>
     </w:p>
-    <w:p>
+    <w:p ns2:paraId="1470BEED" ns2:textId="5942EC5E">
       <w:pPr>
         <w:pStyle w:val="Ttulo2"/>
         <w:rPr>
@@ -2691,7 +2711,7 @@
         <w:t>Linked List</w:t>
       </w:r>
     </w:p>
-    <w:p>
+    <w:p ns2:paraId="4459357B" ns2:textId="77777777">
       <w:pPr>
         <w:rPr>
           <w:lang w:val="es-419"/>
@@ -2710,7 +2730,7 @@
         <w:gridCol w:w="2267"/>
         <w:gridCol w:w="2267"/>
       </w:tblGrid>
-      <w:tr>
+      <w:tr ns2:paraId="2925A3C5" ns2:textId="77777777">
         <w:trPr>
           <w:cnfStyle w:val="100000000000" w:firstRow="1" w:lastRow="0" w:firstColumn="0" w:lastColumn="0" w:oddVBand="0" w:evenVBand="0" w:oddHBand="0" w:evenHBand="0" w:firstRowFirstColumn="0" w:firstRowLastColumn="0" w:lastRowFirstColumn="0" w:lastRowLastColumn="0"/>
           <w:trHeight w:val="555"/>
@@ -2721,7 +2741,7 @@
             <w:tcW w:w="1000" w:type="pct"/>
             <w:hideMark/>
           </w:tcPr>
-          <w:p>
+          <w:p ns2:paraId="2D65900B" ns2:textId="6D306FF2">
             <w:pPr>
               <w:jc w:val="center"/>
               <w:rPr>
@@ -2745,7 +2765,7 @@
             <w:tcW w:w="1334" w:type="pct"/>
             <w:hideMark/>
           </w:tcPr>
-          <w:p>
+          <w:p ns2:paraId="2C53C01A" ns2:textId="0AB97CB4">
             <w:pPr>
               <w:jc w:val="center"/>
               <w:cnfStyle w:val="100000000000" w:firstRow="1" w:lastRow="0" w:firstColumn="0" w:lastColumn="0" w:oddVBand="0" w:evenVBand="0" w:oddHBand="0" w:evenHBand="0" w:firstRowFirstColumn="0" w:firstRowLastColumn="0" w:lastRowFirstColumn="0" w:lastRowLastColumn="0"/>
@@ -2786,7 +2806,7 @@
             <w:tcW w:w="1333" w:type="pct"/>
             <w:hideMark/>
           </w:tcPr>
-          <w:p>
+          <w:p ns2:paraId="23FD7193" ns2:textId="3E907148">
             <w:pPr>
               <w:jc w:val="center"/>
               <w:cnfStyle w:val="100000000000" w:firstRow="1" w:lastRow="0" w:firstColumn="0" w:lastColumn="0" w:oddVBand="0" w:evenVBand="0" w:oddHBand="0" w:evenHBand="0" w:firstRowFirstColumn="0" w:firstRowLastColumn="0" w:lastRowFirstColumn="0" w:lastRowLastColumn="0"/>
@@ -2827,7 +2847,7 @@
             <w:tcW w:w="1333" w:type="pct"/>
             <w:hideMark/>
           </w:tcPr>
-          <w:p>
+          <w:p ns2:paraId="4CFADCDC" ns2:textId="085D055D">
             <w:pPr>
               <w:jc w:val="center"/>
               <w:cnfStyle w:val="100000000000" w:firstRow="1" w:lastRow="0" w:firstColumn="0" w:lastColumn="0" w:oddVBand="0" w:evenVBand="0" w:oddHBand="0" w:evenHBand="0" w:firstRowFirstColumn="0" w:firstRowLastColumn="0" w:lastRowFirstColumn="0" w:lastRowLastColumn="0"/>
@@ -2848,7 +2868,7 @@
           </w:p>
         </w:tc>
       </w:tr>
-      <w:tr>
+      <w:tr ns2:paraId="6347830B" ns2:textId="77777777">
         <w:trPr>
           <w:cnfStyle w:val="000000100000" w:firstRow="0" w:lastRow="0" w:firstColumn="0" w:lastColumn="0" w:oddVBand="0" w:evenVBand="0" w:oddHBand="1" w:evenHBand="0" w:firstRowFirstColumn="0" w:firstRowLastColumn="0" w:lastRowFirstColumn="0" w:lastRowLastColumn="0"/>
           <w:trHeight w:val="278"/>
@@ -2859,7 +2879,7 @@
             <w:tcW w:w="1000" w:type="pct"/>
             <w:hideMark/>
           </w:tcPr>
-          <w:p>
+          <w:p ns2:paraId="240893B6" ns2:textId="77777777">
             <w:pPr>
               <w:jc w:val="center"/>
               <w:rPr>
@@ -2883,7 +2903,7 @@
             <w:tcW w:w="1334" w:type="pct"/>
             <w:hideMark/>
           </w:tcPr>
-          <w:p>
+          <w:p ns2:paraId="78176A1B" ns2:textId="15932525">
             <w:pPr>
               <w:jc w:val="center"/>
               <w:cnfStyle w:val="000000100000" w:firstRow="0" w:lastRow="0" w:firstColumn="0" w:lastColumn="0" w:oddVBand="0" w:evenVBand="0" w:oddHBand="1" w:evenHBand="0" w:firstRowFirstColumn="0" w:firstRowLastColumn="0" w:lastRowFirstColumn="0" w:lastRowLastColumn="0"/>
@@ -2908,7 +2928,7 @@
             <w:tcW w:w="1333" w:type="pct"/>
             <w:hideMark/>
           </w:tcPr>
-          <w:p>
+          <w:p ns2:paraId="354E8878" ns2:textId="4904C426">
             <w:pPr>
               <w:jc w:val="center"/>
               <w:cnfStyle w:val="000000100000" w:firstRow="0" w:lastRow="0" w:firstColumn="0" w:lastColumn="0" w:oddVBand="0" w:evenVBand="0" w:oddHBand="1" w:evenHBand="0" w:firstRowFirstColumn="0" w:firstRowLastColumn="0" w:lastRowFirstColumn="0" w:lastRowLastColumn="0"/>
@@ -2933,7 +2953,7 @@
             <w:tcW w:w="1333" w:type="pct"/>
             <w:hideMark/>
           </w:tcPr>
-          <w:p>
+          <w:p ns2:paraId="20D62469" ns2:textId="56E5B920">
             <w:pPr>
               <w:jc w:val="center"/>
               <w:cnfStyle w:val="000000100000" w:firstRow="0" w:lastRow="0" w:firstColumn="0" w:lastColumn="0" w:oddVBand="0" w:evenVBand="0" w:oddHBand="1" w:evenHBand="0" w:firstRowFirstColumn="0" w:firstRowLastColumn="0" w:lastRowFirstColumn="0" w:lastRowLastColumn="0"/>
@@ -2954,7 +2974,7 @@
           </w:p>
         </w:tc>
       </w:tr>
-      <w:tr>
+      <w:tr ns2:paraId="5EBCBA50" ns2:textId="77777777">
         <w:trPr>
           <w:trHeight w:val="278"/>
         </w:trPr>
@@ -2964,7 +2984,7 @@
             <w:tcW w:w="1000" w:type="pct"/>
             <w:hideMark/>
           </w:tcPr>
-          <w:p>
+          <w:p ns2:paraId="497B2213" ns2:textId="77777777">
             <w:pPr>
               <w:jc w:val="center"/>
               <w:rPr>
@@ -2988,7 +3008,7 @@
             <w:tcW w:w="1334" w:type="pct"/>
             <w:hideMark/>
           </w:tcPr>
-          <w:p>
+          <w:p ns2:paraId="13D70E05" ns2:textId="45FBD9DD">
             <w:pPr>
               <w:jc w:val="center"/>
               <w:cnfStyle w:val="000000000000" w:firstRow="0" w:lastRow="0" w:firstColumn="0" w:lastColumn="0" w:oddVBand="0" w:evenVBand="0" w:oddHBand="0" w:evenHBand="0" w:firstRowFirstColumn="0" w:firstRowLastColumn="0" w:lastRowFirstColumn="0" w:lastRowLastColumn="0"/>
@@ -3013,7 +3033,7 @@
             <w:tcW w:w="1333" w:type="pct"/>
             <w:hideMark/>
           </w:tcPr>
-          <w:p>
+          <w:p ns2:paraId="3C41847F" ns2:textId="69E1D9EF">
             <w:pPr>
               <w:jc w:val="center"/>
               <w:cnfStyle w:val="000000000000" w:firstRow="0" w:lastRow="0" w:firstColumn="0" w:lastColumn="0" w:oddVBand="0" w:evenVBand="0" w:oddHBand="0" w:evenHBand="0" w:firstRowFirstColumn="0" w:firstRowLastColumn="0" w:lastRowFirstColumn="0" w:lastRowLastColumn="0"/>
@@ -3038,7 +3058,7 @@
             <w:tcW w:w="1333" w:type="pct"/>
             <w:hideMark/>
           </w:tcPr>
-          <w:p>
+          <w:p ns2:paraId="3884DC32" ns2:textId="1872A02F">
             <w:pPr>
               <w:jc w:val="center"/>
               <w:cnfStyle w:val="000000000000" w:firstRow="0" w:lastRow="0" w:firstColumn="0" w:lastColumn="0" w:oddVBand="0" w:evenVBand="0" w:oddHBand="0" w:evenHBand="0" w:firstRowFirstColumn="0" w:firstRowLastColumn="0" w:lastRowFirstColumn="0" w:lastRowLastColumn="0"/>
@@ -3059,7 +3079,7 @@
           </w:p>
         </w:tc>
       </w:tr>
-      <w:tr>
+      <w:tr ns2:paraId="1A5137E3" ns2:textId="77777777">
         <w:trPr>
           <w:cnfStyle w:val="000000100000" w:firstRow="0" w:lastRow="0" w:firstColumn="0" w:lastColumn="0" w:oddVBand="0" w:evenVBand="0" w:oddHBand="1" w:evenHBand="0" w:firstRowFirstColumn="0" w:firstRowLastColumn="0" w:lastRowFirstColumn="0" w:lastRowLastColumn="0"/>
           <w:trHeight w:val="285"/>
@@ -3070,7 +3090,7 @@
             <w:tcW w:w="1000" w:type="pct"/>
             <w:hideMark/>
           </w:tcPr>
-          <w:p>
+          <w:p ns2:paraId="0944696E" ns2:textId="77777777">
             <w:pPr>
               <w:jc w:val="center"/>
               <w:rPr>
@@ -3094,7 +3114,7 @@
             <w:tcW w:w="1334" w:type="pct"/>
             <w:hideMark/>
           </w:tcPr>
-          <w:p>
+          <w:p ns2:paraId="208D56B0" ns2:textId="0077F64E">
             <w:pPr>
               <w:jc w:val="center"/>
               <w:cnfStyle w:val="000000100000" w:firstRow="0" w:lastRow="0" w:firstColumn="0" w:lastColumn="0" w:oddVBand="0" w:evenVBand="0" w:oddHBand="1" w:evenHBand="0" w:firstRowFirstColumn="0" w:firstRowLastColumn="0" w:lastRowFirstColumn="0" w:lastRowLastColumn="0"/>
@@ -3119,7 +3139,7 @@
             <w:tcW w:w="1333" w:type="pct"/>
             <w:hideMark/>
           </w:tcPr>
-          <w:p>
+          <w:p ns2:paraId="69435A7A" ns2:textId="1530CFE7">
             <w:pPr>
               <w:jc w:val="center"/>
               <w:cnfStyle w:val="000000100000" w:firstRow="0" w:lastRow="0" w:firstColumn="0" w:lastColumn="0" w:oddVBand="0" w:evenVBand="0" w:oddHBand="1" w:evenHBand="0" w:firstRowFirstColumn="0" w:firstRowLastColumn="0" w:lastRowFirstColumn="0" w:lastRowLastColumn="0"/>
@@ -3144,7 +3164,7 @@
             <w:tcW w:w="1333" w:type="pct"/>
             <w:hideMark/>
           </w:tcPr>
-          <w:p>
+          <w:p ns2:paraId="57F2F188" ns2:textId="0CA481ED">
             <w:pPr>
               <w:jc w:val="center"/>
               <w:cnfStyle w:val="000000100000" w:firstRow="0" w:lastRow="0" w:firstColumn="0" w:lastColumn="0" w:oddVBand="0" w:evenVBand="0" w:oddHBand="1" w:evenHBand="0" w:firstRowFirstColumn="0" w:firstRowLastColumn="0" w:lastRowFirstColumn="0" w:lastRowLastColumn="0"/>
@@ -3165,7 +3185,7 @@
           </w:p>
         </w:tc>
       </w:tr>
-      <w:tr>
+      <w:tr ns2:paraId="3C978510" ns2:textId="77777777">
         <w:trPr>
           <w:trHeight w:val="285"/>
         </w:trPr>
@@ -3175,7 +3195,7 @@
             <w:tcW w:w="1000" w:type="pct"/>
             <w:hideMark/>
           </w:tcPr>
-          <w:p>
+          <w:p ns2:paraId="38D9CBD1" ns2:textId="77777777">
             <w:pPr>
               <w:jc w:val="center"/>
               <w:rPr>
@@ -3199,7 +3219,7 @@
             <w:tcW w:w="1334" w:type="pct"/>
             <w:hideMark/>
           </w:tcPr>
-          <w:p>
+          <w:p ns2:paraId="166CEE4A" ns2:textId="1E191823">
             <w:pPr>
               <w:jc w:val="center"/>
               <w:cnfStyle w:val="000000000000" w:firstRow="0" w:lastRow="0" w:firstColumn="0" w:lastColumn="0" w:oddVBand="0" w:evenVBand="0" w:oddHBand="0" w:evenHBand="0" w:firstRowFirstColumn="0" w:firstRowLastColumn="0" w:lastRowFirstColumn="0" w:lastRowLastColumn="0"/>
@@ -3224,7 +3244,7 @@
             <w:tcW w:w="1333" w:type="pct"/>
             <w:hideMark/>
           </w:tcPr>
-          <w:p>
+          <w:p ns2:paraId="6BFE4CCB" ns2:textId="43BFA6EE">
             <w:pPr>
               <w:jc w:val="center"/>
               <w:cnfStyle w:val="000000000000" w:firstRow="0" w:lastRow="0" w:firstColumn="0" w:lastColumn="0" w:oddVBand="0" w:evenVBand="0" w:oddHBand="0" w:evenHBand="0" w:firstRowFirstColumn="0" w:firstRowLastColumn="0" w:lastRowFirstColumn="0" w:lastRowLastColumn="0"/>
@@ -3249,7 +3269,7 @@
             <w:tcW w:w="1333" w:type="pct"/>
             <w:hideMark/>
           </w:tcPr>
-          <w:p>
+          <w:p ns2:paraId="15D505A1" ns2:textId="2A73E11A">
             <w:pPr>
               <w:jc w:val="center"/>
               <w:cnfStyle w:val="000000000000" w:firstRow="0" w:lastRow="0" w:firstColumn="0" w:lastColumn="0" w:oddVBand="0" w:evenVBand="0" w:oddHBand="0" w:evenHBand="0" w:firstRowFirstColumn="0" w:firstRowLastColumn="0" w:lastRowFirstColumn="0" w:lastRowLastColumn="0"/>
@@ -3270,7 +3290,7 @@
           </w:p>
         </w:tc>
       </w:tr>
-      <w:tr>
+      <w:tr ns2:paraId="359F6F51" ns2:textId="77777777">
         <w:trPr>
           <w:cnfStyle w:val="000000100000" w:firstRow="0" w:lastRow="0" w:firstColumn="0" w:lastColumn="0" w:oddVBand="0" w:evenVBand="0" w:oddHBand="1" w:evenHBand="0" w:firstRowFirstColumn="0" w:firstRowLastColumn="0" w:lastRowFirstColumn="0" w:lastRowLastColumn="0"/>
           <w:trHeight w:val="285"/>
@@ -3281,7 +3301,7 @@
             <w:tcW w:w="1000" w:type="pct"/>
             <w:hideMark/>
           </w:tcPr>
-          <w:p>
+          <w:p ns2:paraId="1BD87CA6" ns2:textId="77777777">
             <w:pPr>
               <w:jc w:val="center"/>
               <w:rPr>
@@ -3305,7 +3325,7 @@
             <w:tcW w:w="1334" w:type="pct"/>
             <w:hideMark/>
           </w:tcPr>
-          <w:p>
+          <w:p ns2:paraId="5B32AADE" ns2:textId="3A8F5C24">
             <w:pPr>
               <w:jc w:val="center"/>
               <w:cnfStyle w:val="000000100000" w:firstRow="0" w:lastRow="0" w:firstColumn="0" w:lastColumn="0" w:oddVBand="0" w:evenVBand="0" w:oddHBand="1" w:evenHBand="0" w:firstRowFirstColumn="0" w:firstRowLastColumn="0" w:lastRowFirstColumn="0" w:lastRowLastColumn="0"/>
@@ -3330,7 +3350,7 @@
             <w:tcW w:w="1333" w:type="pct"/>
             <w:hideMark/>
           </w:tcPr>
-          <w:p>
+          <w:p ns2:paraId="41D1FA30" ns2:textId="28CEA5AD">
             <w:pPr>
               <w:jc w:val="center"/>
               <w:cnfStyle w:val="000000100000" w:firstRow="0" w:lastRow="0" w:firstColumn="0" w:lastColumn="0" w:oddVBand="0" w:evenVBand="0" w:oddHBand="1" w:evenHBand="0" w:firstRowFirstColumn="0" w:firstRowLastColumn="0" w:lastRowFirstColumn="0" w:lastRowLastColumn="0"/>
@@ -3355,7 +3375,7 @@
             <w:tcW w:w="1333" w:type="pct"/>
             <w:hideMark/>
           </w:tcPr>
-          <w:p>
+          <w:p ns2:paraId="2F77E0B9" ns2:textId="1AB69419">
             <w:pPr>
               <w:jc w:val="center"/>
               <w:cnfStyle w:val="000000100000" w:firstRow="0" w:lastRow="0" w:firstColumn="0" w:lastColumn="0" w:oddVBand="0" w:evenVBand="0" w:oddHBand="1" w:evenHBand="0" w:firstRowFirstColumn="0" w:firstRowLastColumn="0" w:lastRowFirstColumn="0" w:lastRowLastColumn="0"/>
@@ -3376,7 +3396,7 @@
           </w:p>
         </w:tc>
       </w:tr>
-      <w:tr>
+      <w:tr ns2:paraId="4A39703D" ns2:textId="77777777">
         <w:trPr>
           <w:trHeight w:val="285"/>
         </w:trPr>
@@ -3386,7 +3406,7 @@
             <w:tcW w:w="1000" w:type="pct"/>
             <w:hideMark/>
           </w:tcPr>
-          <w:p>
+          <w:p ns2:paraId="407E39A3" ns2:textId="77777777">
             <w:pPr>
               <w:jc w:val="center"/>
               <w:rPr>
@@ -3410,7 +3430,7 @@
             <w:tcW w:w="1334" w:type="pct"/>
             <w:hideMark/>
           </w:tcPr>
-          <w:p>
+          <w:p ns2:paraId="4575F96E" ns2:textId="695C4A09">
             <w:pPr>
               <w:jc w:val="center"/>
               <w:cnfStyle w:val="000000000000" w:firstRow="0" w:lastRow="0" w:firstColumn="0" w:lastColumn="0" w:oddVBand="0" w:evenVBand="0" w:oddHBand="0" w:evenHBand="0" w:firstRowFirstColumn="0" w:firstRowLastColumn="0" w:lastRowFirstColumn="0" w:lastRowLastColumn="0"/>
@@ -3435,7 +3455,7 @@
             <w:tcW w:w="1333" w:type="pct"/>
             <w:hideMark/>
           </w:tcPr>
-          <w:p>
+          <w:p ns2:paraId="59EEDB48" ns2:textId="14913C00">
             <w:pPr>
               <w:jc w:val="center"/>
               <w:cnfStyle w:val="000000000000" w:firstRow="0" w:lastRow="0" w:firstColumn="0" w:lastColumn="0" w:oddVBand="0" w:evenVBand="0" w:oddHBand="0" w:evenHBand="0" w:firstRowFirstColumn="0" w:firstRowLastColumn="0" w:lastRowFirstColumn="0" w:lastRowLastColumn="0"/>
@@ -3460,7 +3480,7 @@
             <w:tcW w:w="1333" w:type="pct"/>
             <w:hideMark/>
           </w:tcPr>
-          <w:p>
+          <w:p ns2:paraId="3B5F4FB2" ns2:textId="22B781BA">
             <w:pPr>
               <w:jc w:val="center"/>
               <w:cnfStyle w:val="000000000000" w:firstRow="0" w:lastRow="0" w:firstColumn="0" w:lastColumn="0" w:oddVBand="0" w:evenVBand="0" w:oddHBand="0" w:evenHBand="0" w:firstRowFirstColumn="0" w:firstRowLastColumn="0" w:lastRowFirstColumn="0" w:lastRowLastColumn="0"/>
@@ -3481,7 +3501,7 @@
           </w:p>
         </w:tc>
       </w:tr>
-      <w:tr>
+      <w:tr ns2:paraId="4A516BC7" ns2:textId="77777777">
         <w:trPr>
           <w:cnfStyle w:val="000000100000" w:firstRow="0" w:lastRow="0" w:firstColumn="0" w:lastColumn="0" w:oddVBand="0" w:evenVBand="0" w:oddHBand="1" w:evenHBand="0" w:firstRowFirstColumn="0" w:firstRowLastColumn="0" w:lastRowFirstColumn="0" w:lastRowLastColumn="0"/>
           <w:trHeight w:val="285"/>
@@ -3492,7 +3512,7 @@
             <w:tcW w:w="1000" w:type="pct"/>
             <w:hideMark/>
           </w:tcPr>
-          <w:p>
+          <w:p ns2:paraId="1893C036" ns2:textId="77777777">
             <w:pPr>
               <w:jc w:val="center"/>
               <w:rPr>
@@ -3516,7 +3536,7 @@
             <w:tcW w:w="1334" w:type="pct"/>
             <w:hideMark/>
           </w:tcPr>
-          <w:p>
+          <w:p ns2:paraId="7741883E" ns2:textId="74F8791C">
             <w:pPr>
               <w:jc w:val="center"/>
               <w:cnfStyle w:val="000000100000" w:firstRow="0" w:lastRow="0" w:firstColumn="0" w:lastColumn="0" w:oddVBand="0" w:evenVBand="0" w:oddHBand="1" w:evenHBand="0" w:firstRowFirstColumn="0" w:firstRowLastColumn="0" w:lastRowFirstColumn="0" w:lastRowLastColumn="0"/>
@@ -3541,7 +3561,7 @@
             <w:tcW w:w="1333" w:type="pct"/>
             <w:hideMark/>
           </w:tcPr>
-          <w:p>
+          <w:p ns2:paraId="2814AE4F" ns2:textId="7B4B1E61">
             <w:pPr>
               <w:jc w:val="center"/>
               <w:cnfStyle w:val="000000100000" w:firstRow="0" w:lastRow="0" w:firstColumn="0" w:lastColumn="0" w:oddVBand="0" w:evenVBand="0" w:oddHBand="1" w:evenHBand="0" w:firstRowFirstColumn="0" w:firstRowLastColumn="0" w:lastRowFirstColumn="0" w:lastRowLastColumn="0"/>
@@ -3566,7 +3586,7 @@
             <w:tcW w:w="1333" w:type="pct"/>
             <w:hideMark/>
           </w:tcPr>
-          <w:p>
+          <w:p ns2:paraId="3C6FC2DF" ns2:textId="0BD96F25">
             <w:pPr>
               <w:jc w:val="center"/>
               <w:cnfStyle w:val="000000100000" w:firstRow="0" w:lastRow="0" w:firstColumn="0" w:lastColumn="0" w:oddVBand="0" w:evenVBand="0" w:oddHBand="1" w:evenHBand="0" w:firstRowFirstColumn="0" w:firstRowLastColumn="0" w:lastRowFirstColumn="0" w:lastRowLastColumn="0"/>
@@ -3587,7 +3607,7 @@
           </w:p>
         </w:tc>
       </w:tr>
-      <w:tr>
+      <w:tr ns2:paraId="02D45885" ns2:textId="77777777">
         <w:trPr>
           <w:trHeight w:val="285"/>
         </w:trPr>
@@ -3597,7 +3617,7 @@
             <w:tcW w:w="1000" w:type="pct"/>
             <w:hideMark/>
           </w:tcPr>
-          <w:p>
+          <w:p ns2:paraId="30A097B9" ns2:textId="77777777">
             <w:pPr>
               <w:jc w:val="center"/>
               <w:rPr>
@@ -3621,7 +3641,7 @@
             <w:tcW w:w="1334" w:type="pct"/>
             <w:hideMark/>
           </w:tcPr>
-          <w:p>
+          <w:p ns2:paraId="1BE9534D" ns2:textId="2F899451">
             <w:pPr>
               <w:jc w:val="center"/>
               <w:cnfStyle w:val="000000000000" w:firstRow="0" w:lastRow="0" w:firstColumn="0" w:lastColumn="0" w:oddVBand="0" w:evenVBand="0" w:oddHBand="0" w:evenHBand="0" w:firstRowFirstColumn="0" w:firstRowLastColumn="0" w:lastRowFirstColumn="0" w:lastRowLastColumn="0"/>
@@ -3646,7 +3666,7 @@
             <w:tcW w:w="1333" w:type="pct"/>
             <w:hideMark/>
           </w:tcPr>
-          <w:p>
+          <w:p ns2:paraId="612D6233" ns2:textId="4C0BB1E7">
             <w:pPr>
               <w:jc w:val="center"/>
               <w:cnfStyle w:val="000000000000" w:firstRow="0" w:lastRow="0" w:firstColumn="0" w:lastColumn="0" w:oddVBand="0" w:evenVBand="0" w:oddHBand="0" w:evenHBand="0" w:firstRowFirstColumn="0" w:firstRowLastColumn="0" w:lastRowFirstColumn="0" w:lastRowLastColumn="0"/>
@@ -3671,7 +3691,7 @@
             <w:tcW w:w="1333" w:type="pct"/>
             <w:hideMark/>
           </w:tcPr>
-          <w:p>
+          <w:p ns2:paraId="251D2555" ns2:textId="77B4D9E2">
             <w:pPr>
               <w:jc w:val="center"/>
               <w:cnfStyle w:val="000000000000" w:firstRow="0" w:lastRow="0" w:firstColumn="0" w:lastColumn="0" w:oddVBand="0" w:evenVBand="0" w:oddHBand="0" w:evenHBand="0" w:firstRowFirstColumn="0" w:firstRowLastColumn="0" w:lastRowFirstColumn="0" w:lastRowLastColumn="0"/>
@@ -3693,14 +3713,14 @@
         </w:tc>
       </w:tr>
     </w:tbl>
-    <w:p>
+    <w:p ns2:paraId="2754905A" ns2:textId="77777777">
       <w:pPr>
         <w:rPr>
           <w:lang w:val="es-419"/>
         </w:rPr>
       </w:pPr>
     </w:p>
-    <w:p>
+    <w:p ns2:paraId="7232A2B6" ns2:textId="7C6313DC">
       <w:pPr>
         <w:pStyle w:val="Ttulo2"/>
         <w:rPr>
@@ -3750,7 +3770,7 @@
         <w:t>Linked List</w:t>
       </w:r>
     </w:p>
-    <w:p>
+    <w:p ns2:paraId="1B99250B" ns2:textId="77777777">
       <w:pPr>
         <w:rPr>
           <w:lang w:val="es-419"/>
@@ -3769,7 +3789,7 @@
         <w:gridCol w:w="2267"/>
         <w:gridCol w:w="2267"/>
       </w:tblGrid>
-      <w:tr>
+      <w:tr ns2:paraId="187E3099" ns2:textId="77777777">
         <w:trPr>
           <w:cnfStyle w:val="100000000000" w:firstRow="1" w:lastRow="0" w:firstColumn="0" w:lastColumn="0" w:oddVBand="0" w:evenVBand="0" w:oddHBand="0" w:evenHBand="0" w:firstRowFirstColumn="0" w:firstRowLastColumn="0" w:lastRowFirstColumn="0" w:lastRowLastColumn="0"/>
           <w:trHeight w:val="555"/>
@@ -3780,7 +3800,7 @@
             <w:tcW w:w="1000" w:type="pct"/>
             <w:hideMark/>
           </w:tcPr>
-          <w:p>
+          <w:p ns2:paraId="5D2ED376" ns2:textId="4D668694">
             <w:pPr>
               <w:jc w:val="center"/>
               <w:rPr>
@@ -3804,7 +3824,7 @@
             <w:tcW w:w="1334" w:type="pct"/>
             <w:hideMark/>
           </w:tcPr>
-          <w:p>
+          <w:p ns2:paraId="6873461C" ns2:textId="649EC896">
             <w:pPr>
               <w:jc w:val="center"/>
               <w:cnfStyle w:val="100000000000" w:firstRow="1" w:lastRow="0" w:firstColumn="0" w:lastColumn="0" w:oddVBand="0" w:evenVBand="0" w:oddHBand="0" w:evenHBand="0" w:firstRowFirstColumn="0" w:firstRowLastColumn="0" w:lastRowFirstColumn="0" w:lastRowLastColumn="0"/>
@@ -3845,7 +3865,7 @@
             <w:tcW w:w="1333" w:type="pct"/>
             <w:hideMark/>
           </w:tcPr>
-          <w:p>
+          <w:p ns2:paraId="29557DC2" ns2:textId="5E2DDF0C">
             <w:pPr>
               <w:jc w:val="center"/>
               <w:cnfStyle w:val="100000000000" w:firstRow="1" w:lastRow="0" w:firstColumn="0" w:lastColumn="0" w:oddVBand="0" w:evenVBand="0" w:oddHBand="0" w:evenHBand="0" w:firstRowFirstColumn="0" w:firstRowLastColumn="0" w:lastRowFirstColumn="0" w:lastRowLastColumn="0"/>
@@ -3886,7 +3906,7 @@
             <w:tcW w:w="1333" w:type="pct"/>
             <w:hideMark/>
           </w:tcPr>
-          <w:p>
+          <w:p ns2:paraId="06033EC4" ns2:textId="61315A31">
             <w:pPr>
               <w:jc w:val="center"/>
               <w:cnfStyle w:val="100000000000" w:firstRow="1" w:lastRow="0" w:firstColumn="0" w:lastColumn="0" w:oddVBand="0" w:evenVBand="0" w:oddHBand="0" w:evenHBand="0" w:firstRowFirstColumn="0" w:firstRowLastColumn="0" w:lastRowFirstColumn="0" w:lastRowLastColumn="0"/>
@@ -3907,7 +3927,7 @@
           </w:p>
         </w:tc>
       </w:tr>
-      <w:tr>
+      <w:tr ns2:paraId="2B38810E" ns2:textId="77777777">
         <w:trPr>
           <w:cnfStyle w:val="000000100000" w:firstRow="0" w:lastRow="0" w:firstColumn="0" w:lastColumn="0" w:oddVBand="0" w:evenVBand="0" w:oddHBand="1" w:evenHBand="0" w:firstRowFirstColumn="0" w:firstRowLastColumn="0" w:lastRowFirstColumn="0" w:lastRowLastColumn="0"/>
           <w:trHeight w:val="278"/>
@@ -3918,7 +3938,7 @@
             <w:tcW w:w="1000" w:type="pct"/>
             <w:hideMark/>
           </w:tcPr>
-          <w:p>
+          <w:p ns2:paraId="3C1B2F1B" ns2:textId="77777777">
             <w:pPr>
               <w:jc w:val="center"/>
               <w:rPr>
@@ -3942,7 +3962,7 @@
             <w:tcW w:w="1334" w:type="pct"/>
             <w:hideMark/>
           </w:tcPr>
-          <w:p>
+          <w:p ns2:paraId="79EAEA42" ns2:textId="7017B3AD">
             <w:pPr>
               <w:jc w:val="center"/>
               <w:cnfStyle w:val="000000100000" w:firstRow="0" w:lastRow="0" w:firstColumn="0" w:lastColumn="0" w:oddVBand="0" w:evenVBand="0" w:oddHBand="1" w:evenHBand="0" w:firstRowFirstColumn="0" w:firstRowLastColumn="0" w:lastRowFirstColumn="0" w:lastRowLastColumn="0"/>
@@ -3967,7 +3987,7 @@
             <w:tcW w:w="1333" w:type="pct"/>
             <w:hideMark/>
           </w:tcPr>
-          <w:p>
+          <w:p ns2:paraId="4429E2CF" ns2:textId="5854E85C">
             <w:pPr>
               <w:jc w:val="center"/>
               <w:cnfStyle w:val="000000100000" w:firstRow="0" w:lastRow="0" w:firstColumn="0" w:lastColumn="0" w:oddVBand="0" w:evenVBand="0" w:oddHBand="1" w:evenHBand="0" w:firstRowFirstColumn="0" w:firstRowLastColumn="0" w:lastRowFirstColumn="0" w:lastRowLastColumn="0"/>
@@ -3992,7 +4012,7 @@
             <w:tcW w:w="1333" w:type="pct"/>
             <w:hideMark/>
           </w:tcPr>
-          <w:p>
+          <w:p ns2:paraId="09A15FA8" ns2:textId="4C62FCA5">
             <w:pPr>
               <w:jc w:val="center"/>
               <w:cnfStyle w:val="000000100000" w:firstRow="0" w:lastRow="0" w:firstColumn="0" w:lastColumn="0" w:oddVBand="0" w:evenVBand="0" w:oddHBand="1" w:evenHBand="0" w:firstRowFirstColumn="0" w:firstRowLastColumn="0" w:lastRowFirstColumn="0" w:lastRowLastColumn="0"/>
@@ -4013,7 +4033,7 @@
           </w:p>
         </w:tc>
       </w:tr>
-      <w:tr>
+      <w:tr ns2:paraId="32ABC8E3" ns2:textId="77777777">
         <w:trPr>
           <w:trHeight w:val="278"/>
         </w:trPr>
@@ -4023,7 +4043,7 @@
             <w:tcW w:w="1000" w:type="pct"/>
             <w:hideMark/>
           </w:tcPr>
-          <w:p>
+          <w:p ns2:paraId="31BBC18A" ns2:textId="77777777">
             <w:pPr>
               <w:jc w:val="center"/>
               <w:rPr>
@@ -4047,7 +4067,7 @@
             <w:tcW w:w="1334" w:type="pct"/>
             <w:hideMark/>
           </w:tcPr>
-          <w:p>
+          <w:p ns2:paraId="0AFCA19B" ns2:textId="0C831D03">
             <w:pPr>
               <w:jc w:val="center"/>
               <w:cnfStyle w:val="000000000000" w:firstRow="0" w:lastRow="0" w:firstColumn="0" w:lastColumn="0" w:oddVBand="0" w:evenVBand="0" w:oddHBand="0" w:evenHBand="0" w:firstRowFirstColumn="0" w:firstRowLastColumn="0" w:lastRowFirstColumn="0" w:lastRowLastColumn="0"/>
@@ -4072,7 +4092,7 @@
             <w:tcW w:w="1333" w:type="pct"/>
             <w:hideMark/>
           </w:tcPr>
-          <w:p>
+          <w:p ns2:paraId="18D05BF4" ns2:textId="1CFCB21E">
             <w:pPr>
               <w:jc w:val="center"/>
               <w:cnfStyle w:val="000000000000" w:firstRow="0" w:lastRow="0" w:firstColumn="0" w:lastColumn="0" w:oddVBand="0" w:evenVBand="0" w:oddHBand="0" w:evenHBand="0" w:firstRowFirstColumn="0" w:firstRowLastColumn="0" w:lastRowFirstColumn="0" w:lastRowLastColumn="0"/>
@@ -4097,7 +4117,7 @@
             <w:tcW w:w="1333" w:type="pct"/>
             <w:hideMark/>
           </w:tcPr>
-          <w:p>
+          <w:p ns2:paraId="7ECFE356" ns2:textId="2549DAF4">
             <w:pPr>
               <w:jc w:val="center"/>
               <w:cnfStyle w:val="000000000000" w:firstRow="0" w:lastRow="0" w:firstColumn="0" w:lastColumn="0" w:oddVBand="0" w:evenVBand="0" w:oddHBand="0" w:evenHBand="0" w:firstRowFirstColumn="0" w:firstRowLastColumn="0" w:lastRowFirstColumn="0" w:lastRowLastColumn="0"/>
@@ -4118,7 +4138,7 @@
           </w:p>
         </w:tc>
       </w:tr>
-      <w:tr>
+      <w:tr ns2:paraId="13E1C0AE" ns2:textId="77777777">
         <w:trPr>
           <w:cnfStyle w:val="000000100000" w:firstRow="0" w:lastRow="0" w:firstColumn="0" w:lastColumn="0" w:oddVBand="0" w:evenVBand="0" w:oddHBand="1" w:evenHBand="0" w:firstRowFirstColumn="0" w:firstRowLastColumn="0" w:lastRowFirstColumn="0" w:lastRowLastColumn="0"/>
           <w:trHeight w:val="285"/>
@@ -4129,7 +4149,7 @@
             <w:tcW w:w="1000" w:type="pct"/>
             <w:hideMark/>
           </w:tcPr>
-          <w:p>
+          <w:p ns2:paraId="03466D5B" ns2:textId="77777777">
             <w:pPr>
               <w:jc w:val="center"/>
               <w:rPr>
@@ -4153,7 +4173,7 @@
             <w:tcW w:w="1334" w:type="pct"/>
             <w:hideMark/>
           </w:tcPr>
-          <w:p>
+          <w:p ns2:paraId="3FDDFB13" ns2:textId="1D618302">
             <w:pPr>
               <w:jc w:val="center"/>
               <w:cnfStyle w:val="000000100000" w:firstRow="0" w:lastRow="0" w:firstColumn="0" w:lastColumn="0" w:oddVBand="0" w:evenVBand="0" w:oddHBand="1" w:evenHBand="0" w:firstRowFirstColumn="0" w:firstRowLastColumn="0" w:lastRowFirstColumn="0" w:lastRowLastColumn="0"/>
@@ -4178,7 +4198,7 @@
             <w:tcW w:w="1333" w:type="pct"/>
             <w:hideMark/>
           </w:tcPr>
-          <w:p>
+          <w:p ns2:paraId="41F5D887" ns2:textId="40EB9854">
             <w:pPr>
               <w:jc w:val="center"/>
               <w:cnfStyle w:val="000000100000" w:firstRow="0" w:lastRow="0" w:firstColumn="0" w:lastColumn="0" w:oddVBand="0" w:evenVBand="0" w:oddHBand="1" w:evenHBand="0" w:firstRowFirstColumn="0" w:firstRowLastColumn="0" w:lastRowFirstColumn="0" w:lastRowLastColumn="0"/>
@@ -4203,7 +4223,7 @@
             <w:tcW w:w="1333" w:type="pct"/>
             <w:hideMark/>
           </w:tcPr>
-          <w:p>
+          <w:p ns2:paraId="51EBA8CC" ns2:textId="293F95A0">
             <w:pPr>
               <w:jc w:val="center"/>
               <w:cnfStyle w:val="000000100000" w:firstRow="0" w:lastRow="0" w:firstColumn="0" w:lastColumn="0" w:oddVBand="0" w:evenVBand="0" w:oddHBand="1" w:evenHBand="0" w:firstRowFirstColumn="0" w:firstRowLastColumn="0" w:lastRowFirstColumn="0" w:lastRowLastColumn="0"/>
@@ -4224,7 +4244,7 @@
           </w:p>
         </w:tc>
       </w:tr>
-      <w:tr>
+      <w:tr ns2:paraId="662B0290" ns2:textId="77777777">
         <w:trPr>
           <w:trHeight w:val="285"/>
         </w:trPr>
@@ -4234,7 +4254,7 @@
             <w:tcW w:w="1000" w:type="pct"/>
             <w:hideMark/>
           </w:tcPr>
-          <w:p>
+          <w:p ns2:paraId="56A99AB1" ns2:textId="77777777">
             <w:pPr>
               <w:jc w:val="center"/>
               <w:rPr>
@@ -4258,7 +4278,7 @@
             <w:tcW w:w="1334" w:type="pct"/>
             <w:hideMark/>
           </w:tcPr>
-          <w:p>
+          <w:p ns2:paraId="43A05D14" ns2:textId="075BDD11">
             <w:pPr>
               <w:jc w:val="center"/>
               <w:cnfStyle w:val="000000000000" w:firstRow="0" w:lastRow="0" w:firstColumn="0" w:lastColumn="0" w:oddVBand="0" w:evenVBand="0" w:oddHBand="0" w:evenHBand="0" w:firstRowFirstColumn="0" w:firstRowLastColumn="0" w:lastRowFirstColumn="0" w:lastRowLastColumn="0"/>
@@ -4283,7 +4303,7 @@
             <w:tcW w:w="1333" w:type="pct"/>
             <w:hideMark/>
           </w:tcPr>
-          <w:p>
+          <w:p ns2:paraId="7A1FADDD" ns2:textId="6A3C82A8">
             <w:pPr>
               <w:jc w:val="center"/>
               <w:cnfStyle w:val="000000000000" w:firstRow="0" w:lastRow="0" w:firstColumn="0" w:lastColumn="0" w:oddVBand="0" w:evenVBand="0" w:oddHBand="0" w:evenHBand="0" w:firstRowFirstColumn="0" w:firstRowLastColumn="0" w:lastRowFirstColumn="0" w:lastRowLastColumn="0"/>
@@ -4308,7 +4328,7 @@
             <w:tcW w:w="1333" w:type="pct"/>
             <w:hideMark/>
           </w:tcPr>
-          <w:p>
+          <w:p ns2:paraId="2DACB3FC" ns2:textId="2E6D4AB0">
             <w:pPr>
               <w:jc w:val="center"/>
               <w:cnfStyle w:val="000000000000" w:firstRow="0" w:lastRow="0" w:firstColumn="0" w:lastColumn="0" w:oddVBand="0" w:evenVBand="0" w:oddHBand="0" w:evenHBand="0" w:firstRowFirstColumn="0" w:firstRowLastColumn="0" w:lastRowFirstColumn="0" w:lastRowLastColumn="0"/>
@@ -4329,7 +4349,7 @@
           </w:p>
         </w:tc>
       </w:tr>
-      <w:tr>
+      <w:tr ns2:paraId="15777D9E" ns2:textId="77777777">
         <w:trPr>
           <w:cnfStyle w:val="000000100000" w:firstRow="0" w:lastRow="0" w:firstColumn="0" w:lastColumn="0" w:oddVBand="0" w:evenVBand="0" w:oddHBand="1" w:evenHBand="0" w:firstRowFirstColumn="0" w:firstRowLastColumn="0" w:lastRowFirstColumn="0" w:lastRowLastColumn="0"/>
           <w:trHeight w:val="285"/>
@@ -4340,7 +4360,7 @@
             <w:tcW w:w="1000" w:type="pct"/>
             <w:hideMark/>
           </w:tcPr>
-          <w:p>
+          <w:p ns2:paraId="1B0E3484" ns2:textId="77777777">
             <w:pPr>
               <w:jc w:val="center"/>
               <w:rPr>
@@ -4364,7 +4384,7 @@
             <w:tcW w:w="1334" w:type="pct"/>
             <w:hideMark/>
           </w:tcPr>
-          <w:p>
+          <w:p ns2:paraId="0B017C81" ns2:textId="31D70BBE">
             <w:pPr>
               <w:jc w:val="center"/>
               <w:cnfStyle w:val="000000100000" w:firstRow="0" w:lastRow="0" w:firstColumn="0" w:lastColumn="0" w:oddVBand="0" w:evenVBand="0" w:oddHBand="1" w:evenHBand="0" w:firstRowFirstColumn="0" w:firstRowLastColumn="0" w:lastRowFirstColumn="0" w:lastRowLastColumn="0"/>
@@ -4389,7 +4409,7 @@
             <w:tcW w:w="1333" w:type="pct"/>
             <w:hideMark/>
           </w:tcPr>
-          <w:p>
+          <w:p ns2:paraId="53121E74" ns2:textId="21EA4EA5">
             <w:pPr>
               <w:jc w:val="center"/>
               <w:cnfStyle w:val="000000100000" w:firstRow="0" w:lastRow="0" w:firstColumn="0" w:lastColumn="0" w:oddVBand="0" w:evenVBand="0" w:oddHBand="1" w:evenHBand="0" w:firstRowFirstColumn="0" w:firstRowLastColumn="0" w:lastRowFirstColumn="0" w:lastRowLastColumn="0"/>
@@ -4414,7 +4434,7 @@
             <w:tcW w:w="1333" w:type="pct"/>
             <w:hideMark/>
           </w:tcPr>
-          <w:p>
+          <w:p ns2:paraId="6F15976B" ns2:textId="34D7C285">
             <w:pPr>
               <w:jc w:val="center"/>
               <w:cnfStyle w:val="000000100000" w:firstRow="0" w:lastRow="0" w:firstColumn="0" w:lastColumn="0" w:oddVBand="0" w:evenVBand="0" w:oddHBand="1" w:evenHBand="0" w:firstRowFirstColumn="0" w:firstRowLastColumn="0" w:lastRowFirstColumn="0" w:lastRowLastColumn="0"/>
@@ -4435,7 +4455,7 @@
           </w:p>
         </w:tc>
       </w:tr>
-      <w:tr>
+      <w:tr ns2:paraId="38008192" ns2:textId="77777777">
         <w:trPr>
           <w:trHeight w:val="285"/>
         </w:trPr>
@@ -4445,7 +4465,7 @@
             <w:tcW w:w="1000" w:type="pct"/>
             <w:hideMark/>
           </w:tcPr>
-          <w:p>
+          <w:p ns2:paraId="241AD5CA" ns2:textId="77777777">
             <w:pPr>
               <w:jc w:val="center"/>
               <w:rPr>
@@ -4469,7 +4489,7 @@
             <w:tcW w:w="1334" w:type="pct"/>
             <w:hideMark/>
           </w:tcPr>
-          <w:p>
+          <w:p ns2:paraId="3488737C" ns2:textId="544E3318">
             <w:pPr>
               <w:jc w:val="center"/>
               <w:cnfStyle w:val="000000000000" w:firstRow="0" w:lastRow="0" w:firstColumn="0" w:lastColumn="0" w:oddVBand="0" w:evenVBand="0" w:oddHBand="0" w:evenHBand="0" w:firstRowFirstColumn="0" w:firstRowLastColumn="0" w:lastRowFirstColumn="0" w:lastRowLastColumn="0"/>
@@ -4494,7 +4514,7 @@
             <w:tcW w:w="1333" w:type="pct"/>
             <w:hideMark/>
           </w:tcPr>
-          <w:p>
+          <w:p ns2:paraId="71C3325D" ns2:textId="570B0432">
             <w:pPr>
               <w:jc w:val="center"/>
               <w:cnfStyle w:val="000000000000" w:firstRow="0" w:lastRow="0" w:firstColumn="0" w:lastColumn="0" w:oddVBand="0" w:evenVBand="0" w:oddHBand="0" w:evenHBand="0" w:firstRowFirstColumn="0" w:firstRowLastColumn="0" w:lastRowFirstColumn="0" w:lastRowLastColumn="0"/>
@@ -4519,7 +4539,7 @@
             <w:tcW w:w="1333" w:type="pct"/>
             <w:hideMark/>
           </w:tcPr>
-          <w:p>
+          <w:p ns2:paraId="2B520252" ns2:textId="5CACE241">
             <w:pPr>
               <w:jc w:val="center"/>
               <w:cnfStyle w:val="000000000000" w:firstRow="0" w:lastRow="0" w:firstColumn="0" w:lastColumn="0" w:oddVBand="0" w:evenVBand="0" w:oddHBand="0" w:evenHBand="0" w:firstRowFirstColumn="0" w:firstRowLastColumn="0" w:lastRowFirstColumn="0" w:lastRowLastColumn="0"/>
@@ -4540,7 +4560,7 @@
           </w:p>
         </w:tc>
       </w:tr>
-      <w:tr>
+      <w:tr ns2:paraId="3B5764B9" ns2:textId="77777777">
         <w:trPr>
           <w:cnfStyle w:val="000000100000" w:firstRow="0" w:lastRow="0" w:firstColumn="0" w:lastColumn="0" w:oddVBand="0" w:evenVBand="0" w:oddHBand="1" w:evenHBand="0" w:firstRowFirstColumn="0" w:firstRowLastColumn="0" w:lastRowFirstColumn="0" w:lastRowLastColumn="0"/>
           <w:trHeight w:val="285"/>
@@ -4551,7 +4571,7 @@
             <w:tcW w:w="1000" w:type="pct"/>
             <w:hideMark/>
           </w:tcPr>
-          <w:p>
+          <w:p ns2:paraId="067793C3" ns2:textId="77777777">
             <w:pPr>
               <w:jc w:val="center"/>
               <w:rPr>
@@ -4575,7 +4595,7 @@
             <w:tcW w:w="1334" w:type="pct"/>
             <w:hideMark/>
           </w:tcPr>
-          <w:p>
+          <w:p ns2:paraId="346C4B86" ns2:textId="6F70CD9F">
             <w:pPr>
               <w:jc w:val="center"/>
               <w:cnfStyle w:val="000000100000" w:firstRow="0" w:lastRow="0" w:firstColumn="0" w:lastColumn="0" w:oddVBand="0" w:evenVBand="0" w:oddHBand="1" w:evenHBand="0" w:firstRowFirstColumn="0" w:firstRowLastColumn="0" w:lastRowFirstColumn="0" w:lastRowLastColumn="0"/>
@@ -4600,7 +4620,7 @@
             <w:tcW w:w="1333" w:type="pct"/>
             <w:hideMark/>
           </w:tcPr>
-          <w:p>
+          <w:p ns2:paraId="399A298C" ns2:textId="558D502F">
             <w:pPr>
               <w:jc w:val="center"/>
               <w:cnfStyle w:val="000000100000" w:firstRow="0" w:lastRow="0" w:firstColumn="0" w:lastColumn="0" w:oddVBand="0" w:evenVBand="0" w:oddHBand="1" w:evenHBand="0" w:firstRowFirstColumn="0" w:firstRowLastColumn="0" w:lastRowFirstColumn="0" w:lastRowLastColumn="0"/>
@@ -4625,7 +4645,7 @@
             <w:tcW w:w="1333" w:type="pct"/>
             <w:hideMark/>
           </w:tcPr>
-          <w:p>
+          <w:p ns2:paraId="1E248F19" ns2:textId="294A0BD8">
             <w:pPr>
               <w:jc w:val="center"/>
               <w:cnfStyle w:val="000000100000" w:firstRow="0" w:lastRow="0" w:firstColumn="0" w:lastColumn="0" w:oddVBand="0" w:evenVBand="0" w:oddHBand="1" w:evenHBand="0" w:firstRowFirstColumn="0" w:firstRowLastColumn="0" w:lastRowFirstColumn="0" w:lastRowLastColumn="0"/>
@@ -4646,7 +4666,7 @@
           </w:p>
         </w:tc>
       </w:tr>
-      <w:tr>
+      <w:tr ns2:paraId="02106112" ns2:textId="77777777">
         <w:trPr>
           <w:trHeight w:val="285"/>
         </w:trPr>
@@ -4656,7 +4676,7 @@
             <w:tcW w:w="1000" w:type="pct"/>
             <w:hideMark/>
           </w:tcPr>
-          <w:p>
+          <w:p ns2:paraId="22BFEB3F" ns2:textId="77777777">
             <w:pPr>
               <w:jc w:val="center"/>
               <w:rPr>
@@ -4680,7 +4700,7 @@
             <w:tcW w:w="1334" w:type="pct"/>
             <w:hideMark/>
           </w:tcPr>
-          <w:p>
+          <w:p ns2:paraId="37B081CA" ns2:textId="18B51F1C">
             <w:pPr>
               <w:jc w:val="center"/>
               <w:cnfStyle w:val="000000000000" w:firstRow="0" w:lastRow="0" w:firstColumn="0" w:lastColumn="0" w:oddVBand="0" w:evenVBand="0" w:oddHBand="0" w:evenHBand="0" w:firstRowFirstColumn="0" w:firstRowLastColumn="0" w:lastRowFirstColumn="0" w:lastRowLastColumn="0"/>
@@ -4705,7 +4725,7 @@
             <w:tcW w:w="1333" w:type="pct"/>
             <w:hideMark/>
           </w:tcPr>
-          <w:p>
+          <w:p ns2:paraId="096FFB2D" ns2:textId="77772D24">
             <w:pPr>
               <w:jc w:val="center"/>
               <w:cnfStyle w:val="000000000000" w:firstRow="0" w:lastRow="0" w:firstColumn="0" w:lastColumn="0" w:oddVBand="0" w:evenVBand="0" w:oddHBand="0" w:evenHBand="0" w:firstRowFirstColumn="0" w:firstRowLastColumn="0" w:lastRowFirstColumn="0" w:lastRowLastColumn="0"/>
@@ -4730,7 +4750,7 @@
             <w:tcW w:w="1333" w:type="pct"/>
             <w:hideMark/>
           </w:tcPr>
-          <w:p>
+          <w:p ns2:paraId="2FA4E029" ns2:textId="320BB238">
             <w:pPr>
               <w:jc w:val="center"/>
               <w:cnfStyle w:val="000000000000" w:firstRow="0" w:lastRow="0" w:firstColumn="0" w:lastColumn="0" w:oddVBand="0" w:evenVBand="0" w:oddHBand="0" w:evenHBand="0" w:firstRowFirstColumn="0" w:firstRowLastColumn="0" w:lastRowFirstColumn="0" w:lastRowLastColumn="0"/>
@@ -4752,14 +4772,14 @@
         </w:tc>
       </w:tr>
     </w:tbl>
-    <w:p>
+    <w:p ns2:paraId="0138532C" ns2:textId="77777777">
       <w:pPr>
         <w:rPr>
           <w:lang w:val="es-419"/>
         </w:rPr>
       </w:pPr>
     </w:p>
-    <w:p>
+    <w:p ns2:paraId="7C0F2656" ns2:textId="784E82C3">
       <w:pPr>
         <w:pStyle w:val="Ttulo1"/>
         <w:rPr>
@@ -4793,7 +4813,7 @@
         <w:t>quina 2</w:t>
       </w:r>
     </w:p>
-    <w:p>
+    <w:p ns2:paraId="4F34D9E7" ns2:textId="77777777">
       <w:pPr>
         <w:pStyle w:val="Ttulo2"/>
         <w:rPr>
@@ -4819,7 +4839,7 @@
         <w:t xml:space="preserve"> para Queue con Array List</w:t>
       </w:r>
     </w:p>
-    <w:p>
+    <w:p ns2:paraId="39984950" ns2:textId="77777777">
       <w:pPr>
         <w:rPr>
           <w:lang w:val="es-419"/>
@@ -4838,7 +4858,7 @@
         <w:gridCol w:w="2267"/>
         <w:gridCol w:w="2267"/>
       </w:tblGrid>
-      <w:tr>
+      <w:tr ns2:paraId="094D44F0" ns2:textId="77777777">
         <w:trPr>
           <w:cnfStyle w:val="100000000000" w:firstRow="1" w:lastRow="0" w:firstColumn="0" w:lastColumn="0" w:oddVBand="0" w:evenVBand="0" w:oddHBand="0" w:evenHBand="0" w:firstRowFirstColumn="0" w:firstRowLastColumn="0" w:lastRowFirstColumn="0" w:lastRowLastColumn="0"/>
           <w:trHeight w:val="555"/>
@@ -4849,7 +4869,7 @@
             <w:tcW w:w="1001" w:type="pct"/>
             <w:hideMark/>
           </w:tcPr>
-          <w:p>
+          <w:p ns2:paraId="22414619" ns2:textId="29078351">
             <w:pPr>
               <w:jc w:val="center"/>
               <w:rPr>
@@ -4873,7 +4893,7 @@
             <w:tcW w:w="1333" w:type="pct"/>
             <w:hideMark/>
           </w:tcPr>
-          <w:p>
+          <w:p ns2:paraId="3D2B0439" ns2:textId="77777777">
             <w:pPr>
               <w:jc w:val="center"/>
               <w:cnfStyle w:val="100000000000" w:firstRow="1" w:lastRow="0" w:firstColumn="0" w:lastColumn="0" w:oddVBand="0" w:evenVBand="0" w:oddHBand="0" w:evenHBand="0" w:firstRowFirstColumn="0" w:firstRowLastColumn="0" w:lastRowFirstColumn="0" w:lastRowLastColumn="0"/>
@@ -4898,7 +4918,7 @@
             <w:tcW w:w="1333" w:type="pct"/>
             <w:hideMark/>
           </w:tcPr>
-          <w:p>
+          <w:p ns2:paraId="364DE210" ns2:textId="77777777">
             <w:pPr>
               <w:jc w:val="center"/>
               <w:cnfStyle w:val="100000000000" w:firstRow="1" w:lastRow="0" w:firstColumn="0" w:lastColumn="0" w:oddVBand="0" w:evenVBand="0" w:oddHBand="0" w:evenHBand="0" w:firstRowFirstColumn="0" w:firstRowLastColumn="0" w:lastRowFirstColumn="0" w:lastRowLastColumn="0"/>
@@ -4923,7 +4943,7 @@
             <w:tcW w:w="1333" w:type="pct"/>
             <w:hideMark/>
           </w:tcPr>
-          <w:p>
+          <w:p ns2:paraId="64E6541B" ns2:textId="77777777">
             <w:pPr>
               <w:jc w:val="center"/>
               <w:cnfStyle w:val="100000000000" w:firstRow="1" w:lastRow="0" w:firstColumn="0" w:lastColumn="0" w:oddVBand="0" w:evenVBand="0" w:oddHBand="0" w:evenHBand="0" w:firstRowFirstColumn="0" w:firstRowLastColumn="0" w:lastRowFirstColumn="0" w:lastRowLastColumn="0"/>
@@ -4944,7 +4964,7 @@
           </w:p>
         </w:tc>
       </w:tr>
-      <w:tr>
+      <w:tr ns2:paraId="7F385F2B" ns2:textId="77777777">
         <w:trPr>
           <w:cnfStyle w:val="000000100000" w:firstRow="0" w:lastRow="0" w:firstColumn="0" w:lastColumn="0" w:oddVBand="0" w:evenVBand="0" w:oddHBand="1" w:evenHBand="0" w:firstRowFirstColumn="0" w:firstRowLastColumn="0" w:lastRowFirstColumn="0" w:lastRowLastColumn="0"/>
           <w:trHeight w:val="278"/>
@@ -4955,7 +4975,7 @@
             <w:tcW w:w="1001" w:type="pct"/>
             <w:hideMark/>
           </w:tcPr>
-          <w:p>
+          <w:p ns2:paraId="745A4F9A" ns2:textId="77777777">
             <w:pPr>
               <w:jc w:val="center"/>
               <w:rPr>
@@ -4979,7 +4999,7 @@
             <w:tcW w:w="1333" w:type="pct"/>
             <w:hideMark/>
           </w:tcPr>
-          <w:p>
+          <w:p ns2:paraId="47ACAB6D" ns2:textId="77777777">
             <w:pPr>
               <w:jc w:val="center"/>
               <w:cnfStyle w:val="000000100000" w:firstRow="0" w:lastRow="0" w:firstColumn="0" w:lastColumn="0" w:oddVBand="0" w:evenVBand="0" w:oddHBand="1" w:evenHBand="0" w:firstRowFirstColumn="0" w:firstRowLastColumn="0" w:lastRowFirstColumn="0" w:lastRowLastColumn="0"/>
@@ -4989,14 +5009,22 @@
                 <w:lang w:eastAsia="en-US"/>
               </w:rPr>
             </w:pPr>
-          </w:p>
-        </w:tc>
-        <w:tc>
-          <w:tcPr>
-            <w:tcW w:w="1333" w:type="pct"/>
-            <w:hideMark/>
-          </w:tcPr>
-          <w:p>
+            <w:r>
+              <w:rPr>
+                <w:rFonts w:ascii="Dax-Regular" w:eastAsia="Times New Roman" w:hAnsi="Dax-Regular" w:cs="Calibri"/>
+                <w:color w:val="000000"/>
+                <w:lang w:eastAsia="en-US"/>
+              </w:rPr>
+              <w:t>0.066</w:t>
+            </w:r>
+          </w:p>
+        </w:tc>
+        <w:tc>
+          <w:tcPr>
+            <w:tcW w:w="1333" w:type="pct"/>
+            <w:hideMark/>
+          </w:tcPr>
+          <w:p ns2:paraId="46393E67" ns2:textId="77777777">
             <w:pPr>
               <w:jc w:val="center"/>
               <w:cnfStyle w:val="000000100000" w:firstRow="0" w:lastRow="0" w:firstColumn="0" w:lastColumn="0" w:oddVBand="0" w:evenVBand="0" w:oddHBand="1" w:evenHBand="0" w:firstRowFirstColumn="0" w:firstRowLastColumn="0" w:lastRowFirstColumn="0" w:lastRowLastColumn="0"/>
@@ -5007,14 +5035,22 @@
                 <w:lang w:eastAsia="en-US"/>
               </w:rPr>
             </w:pPr>
-          </w:p>
-        </w:tc>
-        <w:tc>
-          <w:tcPr>
-            <w:tcW w:w="1333" w:type="pct"/>
-            <w:hideMark/>
-          </w:tcPr>
-          <w:p>
+            <w:r>
+              <w:rPr>
+                <w:rFonts w:ascii="Dax-Regular" w:eastAsia="Times New Roman" w:hAnsi="Dax-Regular" w:cs="Times New Roman"/>
+                <w:szCs w:val="20"/>
+                <w:lang w:eastAsia="en-US"/>
+              </w:rPr>
+              <w:t>0.026</w:t>
+            </w:r>
+          </w:p>
+        </w:tc>
+        <w:tc>
+          <w:tcPr>
+            <w:tcW w:w="1333" w:type="pct"/>
+            <w:hideMark/>
+          </w:tcPr>
+          <w:p ns2:paraId="1D1BCC0A" ns2:textId="77777777">
             <w:pPr>
               <w:jc w:val="center"/>
               <w:cnfStyle w:val="000000100000" w:firstRow="0" w:lastRow="0" w:firstColumn="0" w:lastColumn="0" w:oddVBand="0" w:evenVBand="0" w:oddHBand="1" w:evenHBand="0" w:firstRowFirstColumn="0" w:firstRowLastColumn="0" w:lastRowFirstColumn="0" w:lastRowLastColumn="0"/>
@@ -5025,10 +5061,18 @@
                 <w:lang w:eastAsia="en-US"/>
               </w:rPr>
             </w:pPr>
+            <w:r>
+              <w:rPr>
+                <w:rFonts w:ascii="Dax-Regular" w:eastAsia="Times New Roman" w:hAnsi="Dax-Regular" w:cs="Times New Roman"/>
+                <w:szCs w:val="20"/>
+                <w:lang w:eastAsia="en-US"/>
+              </w:rPr>
+              <w:t>0.005</w:t>
+            </w:r>
           </w:p>
         </w:tc>
       </w:tr>
-      <w:tr>
+      <w:tr ns2:paraId="5A56FFA4" ns2:textId="77777777">
         <w:trPr>
           <w:trHeight w:val="278"/>
         </w:trPr>
@@ -5038,7 +5082,7 @@
             <w:tcW w:w="1001" w:type="pct"/>
             <w:hideMark/>
           </w:tcPr>
-          <w:p>
+          <w:p ns2:paraId="30A7E4B7" ns2:textId="77777777">
             <w:pPr>
               <w:jc w:val="center"/>
               <w:rPr>
@@ -5062,7 +5106,7 @@
             <w:tcW w:w="1333" w:type="pct"/>
             <w:hideMark/>
           </w:tcPr>
-          <w:p>
+          <w:p ns2:paraId="33FE1021" ns2:textId="77777777">
             <w:pPr>
               <w:jc w:val="center"/>
               <w:cnfStyle w:val="000000000000" w:firstRow="0" w:lastRow="0" w:firstColumn="0" w:lastColumn="0" w:oddVBand="0" w:evenVBand="0" w:oddHBand="0" w:evenHBand="0" w:firstRowFirstColumn="0" w:firstRowLastColumn="0" w:lastRowFirstColumn="0" w:lastRowLastColumn="0"/>
@@ -5072,14 +5116,22 @@
                 <w:lang w:eastAsia="en-US"/>
               </w:rPr>
             </w:pPr>
-          </w:p>
-        </w:tc>
-        <w:tc>
-          <w:tcPr>
-            <w:tcW w:w="1333" w:type="pct"/>
-            <w:hideMark/>
-          </w:tcPr>
-          <w:p>
+            <w:r>
+              <w:rPr>
+                <w:rFonts w:ascii="Dax-Regular" w:eastAsia="Times New Roman" w:hAnsi="Dax-Regular" w:cs="Calibri"/>
+                <w:color w:val="000000"/>
+                <w:lang w:eastAsia="en-US"/>
+              </w:rPr>
+              <w:t>0.142</w:t>
+            </w:r>
+          </w:p>
+        </w:tc>
+        <w:tc>
+          <w:tcPr>
+            <w:tcW w:w="1333" w:type="pct"/>
+            <w:hideMark/>
+          </w:tcPr>
+          <w:p ns2:paraId="34BD9F0D" ns2:textId="77777777">
             <w:pPr>
               <w:jc w:val="center"/>
               <w:cnfStyle w:val="000000000000" w:firstRow="0" w:lastRow="0" w:firstColumn="0" w:lastColumn="0" w:oddVBand="0" w:evenVBand="0" w:oddHBand="0" w:evenHBand="0" w:firstRowFirstColumn="0" w:firstRowLastColumn="0" w:lastRowFirstColumn="0" w:lastRowLastColumn="0"/>
@@ -5090,14 +5142,22 @@
                 <w:lang w:eastAsia="en-US"/>
               </w:rPr>
             </w:pPr>
-          </w:p>
-        </w:tc>
-        <w:tc>
-          <w:tcPr>
-            <w:tcW w:w="1333" w:type="pct"/>
-            <w:hideMark/>
-          </w:tcPr>
-          <w:p>
+            <w:r>
+              <w:rPr>
+                <w:rFonts w:ascii="Dax-Regular" w:eastAsia="Times New Roman" w:hAnsi="Dax-Regular" w:cs="Times New Roman"/>
+                <w:szCs w:val="20"/>
+                <w:lang w:eastAsia="en-US"/>
+              </w:rPr>
+              <w:t>0.167</w:t>
+            </w:r>
+          </w:p>
+        </w:tc>
+        <w:tc>
+          <w:tcPr>
+            <w:tcW w:w="1333" w:type="pct"/>
+            <w:hideMark/>
+          </w:tcPr>
+          <w:p ns2:paraId="698B8020" ns2:textId="77777777">
             <w:pPr>
               <w:jc w:val="center"/>
               <w:cnfStyle w:val="000000000000" w:firstRow="0" w:lastRow="0" w:firstColumn="0" w:lastColumn="0" w:oddVBand="0" w:evenVBand="0" w:oddHBand="0" w:evenHBand="0" w:firstRowFirstColumn="0" w:firstRowLastColumn="0" w:lastRowFirstColumn="0" w:lastRowLastColumn="0"/>
@@ -5108,10 +5168,18 @@
                 <w:lang w:eastAsia="en-US"/>
               </w:rPr>
             </w:pPr>
+            <w:r>
+              <w:rPr>
+                <w:rFonts w:ascii="Dax-Regular" w:eastAsia="Times New Roman" w:hAnsi="Dax-Regular" w:cs="Times New Roman"/>
+                <w:szCs w:val="20"/>
+                <w:lang w:eastAsia="en-US"/>
+              </w:rPr>
+              <w:t>0.001</w:t>
+            </w:r>
           </w:p>
         </w:tc>
       </w:tr>
-      <w:tr>
+      <w:tr ns2:paraId="3BCB0E25" ns2:textId="77777777">
         <w:trPr>
           <w:cnfStyle w:val="000000100000" w:firstRow="0" w:lastRow="0" w:firstColumn="0" w:lastColumn="0" w:oddVBand="0" w:evenVBand="0" w:oddHBand="1" w:evenHBand="0" w:firstRowFirstColumn="0" w:firstRowLastColumn="0" w:lastRowFirstColumn="0" w:lastRowLastColumn="0"/>
           <w:trHeight w:val="285"/>
@@ -5122,7 +5190,7 @@
             <w:tcW w:w="1001" w:type="pct"/>
             <w:hideMark/>
           </w:tcPr>
-          <w:p>
+          <w:p ns2:paraId="569A2565" ns2:textId="77777777">
             <w:pPr>
               <w:jc w:val="center"/>
               <w:rPr>
@@ -5146,7 +5214,7 @@
             <w:tcW w:w="1333" w:type="pct"/>
             <w:hideMark/>
           </w:tcPr>
-          <w:p>
+          <w:p ns2:paraId="72998654" ns2:textId="77777777">
             <w:pPr>
               <w:jc w:val="center"/>
               <w:cnfStyle w:val="000000100000" w:firstRow="0" w:lastRow="0" w:firstColumn="0" w:lastColumn="0" w:oddVBand="0" w:evenVBand="0" w:oddHBand="1" w:evenHBand="0" w:firstRowFirstColumn="0" w:firstRowLastColumn="0" w:lastRowFirstColumn="0" w:lastRowLastColumn="0"/>
@@ -5156,14 +5224,22 @@
                 <w:lang w:eastAsia="en-US"/>
               </w:rPr>
             </w:pPr>
-          </w:p>
-        </w:tc>
-        <w:tc>
-          <w:tcPr>
-            <w:tcW w:w="1333" w:type="pct"/>
-            <w:hideMark/>
-          </w:tcPr>
-          <w:p>
+            <w:r>
+              <w:rPr>
+                <w:rFonts w:ascii="Dax-Regular" w:eastAsia="Times New Roman" w:hAnsi="Dax-Regular" w:cs="Calibri"/>
+                <w:color w:val="000000"/>
+                <w:lang w:eastAsia="en-US"/>
+              </w:rPr>
+              <w:t>0.662</w:t>
+            </w:r>
+          </w:p>
+        </w:tc>
+        <w:tc>
+          <w:tcPr>
+            <w:tcW w:w="1333" w:type="pct"/>
+            <w:hideMark/>
+          </w:tcPr>
+          <w:p ns2:paraId="06C34146" ns2:textId="77777777">
             <w:pPr>
               <w:jc w:val="center"/>
               <w:cnfStyle w:val="000000100000" w:firstRow="0" w:lastRow="0" w:firstColumn="0" w:lastColumn="0" w:oddVBand="0" w:evenVBand="0" w:oddHBand="1" w:evenHBand="0" w:firstRowFirstColumn="0" w:firstRowLastColumn="0" w:lastRowFirstColumn="0" w:lastRowLastColumn="0"/>
@@ -5174,14 +5250,22 @@
                 <w:lang w:eastAsia="en-US"/>
               </w:rPr>
             </w:pPr>
-          </w:p>
-        </w:tc>
-        <w:tc>
-          <w:tcPr>
-            <w:tcW w:w="1333" w:type="pct"/>
-            <w:hideMark/>
-          </w:tcPr>
-          <w:p>
+            <w:r>
+              <w:rPr>
+                <w:rFonts w:ascii="Dax-Regular" w:eastAsia="Times New Roman" w:hAnsi="Dax-Regular" w:cs="Times New Roman"/>
+                <w:szCs w:val="20"/>
+                <w:lang w:eastAsia="en-US"/>
+              </w:rPr>
+              <w:t>0.913</w:t>
+            </w:r>
+          </w:p>
+        </w:tc>
+        <w:tc>
+          <w:tcPr>
+            <w:tcW w:w="1333" w:type="pct"/>
+            <w:hideMark/>
+          </w:tcPr>
+          <w:p ns2:paraId="0BABDE8B" ns2:textId="77777777">
             <w:pPr>
               <w:jc w:val="center"/>
               <w:cnfStyle w:val="000000100000" w:firstRow="0" w:lastRow="0" w:firstColumn="0" w:lastColumn="0" w:oddVBand="0" w:evenVBand="0" w:oddHBand="1" w:evenHBand="0" w:firstRowFirstColumn="0" w:firstRowLastColumn="0" w:lastRowFirstColumn="0" w:lastRowLastColumn="0"/>
@@ -5192,10 +5276,18 @@
                 <w:lang w:eastAsia="en-US"/>
               </w:rPr>
             </w:pPr>
+            <w:r>
+              <w:rPr>
+                <w:rFonts w:ascii="Dax-Regular" w:eastAsia="Times New Roman" w:hAnsi="Dax-Regular" w:cs="Times New Roman"/>
+                <w:szCs w:val="20"/>
+                <w:lang w:eastAsia="en-US"/>
+              </w:rPr>
+              <w:t>0.001</w:t>
+            </w:r>
           </w:p>
         </w:tc>
       </w:tr>
-      <w:tr>
+      <w:tr ns2:paraId="4467E073" ns2:textId="77777777">
         <w:trPr>
           <w:trHeight w:val="285"/>
         </w:trPr>
@@ -5205,7 +5297,7 @@
             <w:tcW w:w="1001" w:type="pct"/>
             <w:hideMark/>
           </w:tcPr>
-          <w:p>
+          <w:p ns2:paraId="77EA8505" ns2:textId="77777777">
             <w:pPr>
               <w:jc w:val="center"/>
               <w:rPr>
@@ -5229,7 +5321,7 @@
             <w:tcW w:w="1333" w:type="pct"/>
             <w:hideMark/>
           </w:tcPr>
-          <w:p>
+          <w:p ns2:paraId="7AFDFA03" ns2:textId="77777777">
             <w:pPr>
               <w:jc w:val="center"/>
               <w:cnfStyle w:val="000000000000" w:firstRow="0" w:lastRow="0" w:firstColumn="0" w:lastColumn="0" w:oddVBand="0" w:evenVBand="0" w:oddHBand="0" w:evenHBand="0" w:firstRowFirstColumn="0" w:firstRowLastColumn="0" w:lastRowFirstColumn="0" w:lastRowLastColumn="0"/>
@@ -5239,14 +5331,22 @@
                 <w:lang w:eastAsia="en-US"/>
               </w:rPr>
             </w:pPr>
-          </w:p>
-        </w:tc>
-        <w:tc>
-          <w:tcPr>
-            <w:tcW w:w="1333" w:type="pct"/>
-            <w:hideMark/>
-          </w:tcPr>
-          <w:p>
+            <w:r>
+              <w:rPr>
+                <w:rFonts w:ascii="Dax-Regular" w:eastAsia="Times New Roman" w:hAnsi="Dax-Regular" w:cs="Calibri"/>
+                <w:color w:val="000000"/>
+                <w:lang w:eastAsia="en-US"/>
+              </w:rPr>
+              <w:t>0.895</w:t>
+            </w:r>
+          </w:p>
+        </w:tc>
+        <w:tc>
+          <w:tcPr>
+            <w:tcW w:w="1333" w:type="pct"/>
+            <w:hideMark/>
+          </w:tcPr>
+          <w:p ns2:paraId="7C6D4630" ns2:textId="77777777">
             <w:pPr>
               <w:jc w:val="center"/>
               <w:cnfStyle w:val="000000000000" w:firstRow="0" w:lastRow="0" w:firstColumn="0" w:lastColumn="0" w:oddVBand="0" w:evenVBand="0" w:oddHBand="0" w:evenHBand="0" w:firstRowFirstColumn="0" w:firstRowLastColumn="0" w:lastRowFirstColumn="0" w:lastRowLastColumn="0"/>
@@ -5257,14 +5357,22 @@
                 <w:lang w:eastAsia="en-US"/>
               </w:rPr>
             </w:pPr>
-          </w:p>
-        </w:tc>
-        <w:tc>
-          <w:tcPr>
-            <w:tcW w:w="1333" w:type="pct"/>
-            <w:hideMark/>
-          </w:tcPr>
-          <w:p>
+            <w:r>
+              <w:rPr>
+                <w:rFonts w:ascii="Dax-Regular" w:eastAsia="Times New Roman" w:hAnsi="Dax-Regular" w:cs="Times New Roman"/>
+                <w:szCs w:val="20"/>
+                <w:lang w:eastAsia="en-US"/>
+              </w:rPr>
+              <w:t>1.638</w:t>
+            </w:r>
+          </w:p>
+        </w:tc>
+        <w:tc>
+          <w:tcPr>
+            <w:tcW w:w="1333" w:type="pct"/>
+            <w:hideMark/>
+          </w:tcPr>
+          <w:p ns2:paraId="072A9E72" ns2:textId="77777777">
             <w:pPr>
               <w:jc w:val="center"/>
               <w:cnfStyle w:val="000000000000" w:firstRow="0" w:lastRow="0" w:firstColumn="0" w:lastColumn="0" w:oddVBand="0" w:evenVBand="0" w:oddHBand="0" w:evenHBand="0" w:firstRowFirstColumn="0" w:firstRowLastColumn="0" w:lastRowFirstColumn="0" w:lastRowLastColumn="0"/>
@@ -5275,10 +5383,18 @@
                 <w:lang w:eastAsia="en-US"/>
               </w:rPr>
             </w:pPr>
+            <w:r>
+              <w:rPr>
+                <w:rFonts w:ascii="Dax-Regular" w:eastAsia="Times New Roman" w:hAnsi="Dax-Regular" w:cs="Times New Roman"/>
+                <w:szCs w:val="20"/>
+                <w:lang w:eastAsia="en-US"/>
+              </w:rPr>
+              <w:t>0.001</w:t>
+            </w:r>
           </w:p>
         </w:tc>
       </w:tr>
-      <w:tr>
+      <w:tr ns2:paraId="7F4C0D9F" ns2:textId="77777777">
         <w:trPr>
           <w:cnfStyle w:val="000000100000" w:firstRow="0" w:lastRow="0" w:firstColumn="0" w:lastColumn="0" w:oddVBand="0" w:evenVBand="0" w:oddHBand="1" w:evenHBand="0" w:firstRowFirstColumn="0" w:firstRowLastColumn="0" w:lastRowFirstColumn="0" w:lastRowLastColumn="0"/>
           <w:trHeight w:val="285"/>
@@ -5289,7 +5405,7 @@
             <w:tcW w:w="1001" w:type="pct"/>
             <w:hideMark/>
           </w:tcPr>
-          <w:p>
+          <w:p ns2:paraId="601A79E3" ns2:textId="77777777">
             <w:pPr>
               <w:jc w:val="center"/>
               <w:rPr>
@@ -5313,7 +5429,7 @@
             <w:tcW w:w="1333" w:type="pct"/>
             <w:hideMark/>
           </w:tcPr>
-          <w:p>
+          <w:p ns2:paraId="72C2D8B2" ns2:textId="77777777">
             <w:pPr>
               <w:jc w:val="center"/>
               <w:cnfStyle w:val="000000100000" w:firstRow="0" w:lastRow="0" w:firstColumn="0" w:lastColumn="0" w:oddVBand="0" w:evenVBand="0" w:oddHBand="1" w:evenHBand="0" w:firstRowFirstColumn="0" w:firstRowLastColumn="0" w:lastRowFirstColumn="0" w:lastRowLastColumn="0"/>
@@ -5323,14 +5439,22 @@
                 <w:lang w:eastAsia="en-US"/>
               </w:rPr>
             </w:pPr>
-          </w:p>
-        </w:tc>
-        <w:tc>
-          <w:tcPr>
-            <w:tcW w:w="1333" w:type="pct"/>
-            <w:hideMark/>
-          </w:tcPr>
-          <w:p>
+            <w:r>
+              <w:rPr>
+                <w:rFonts w:ascii="Dax-Regular" w:eastAsia="Times New Roman" w:hAnsi="Dax-Regular" w:cs="Calibri"/>
+                <w:color w:val="000000"/>
+                <w:lang w:eastAsia="en-US"/>
+              </w:rPr>
+              <w:t>1.210</w:t>
+            </w:r>
+          </w:p>
+        </w:tc>
+        <w:tc>
+          <w:tcPr>
+            <w:tcW w:w="1333" w:type="pct"/>
+            <w:hideMark/>
+          </w:tcPr>
+          <w:p ns2:paraId="38001FB2" ns2:textId="77777777">
             <w:pPr>
               <w:jc w:val="center"/>
               <w:cnfStyle w:val="000000100000" w:firstRow="0" w:lastRow="0" w:firstColumn="0" w:lastColumn="0" w:oddVBand="0" w:evenVBand="0" w:oddHBand="1" w:evenHBand="0" w:firstRowFirstColumn="0" w:firstRowLastColumn="0" w:lastRowFirstColumn="0" w:lastRowLastColumn="0"/>
@@ -5341,14 +5465,22 @@
                 <w:lang w:eastAsia="en-US"/>
               </w:rPr>
             </w:pPr>
-          </w:p>
-        </w:tc>
-        <w:tc>
-          <w:tcPr>
-            <w:tcW w:w="1333" w:type="pct"/>
-            <w:hideMark/>
-          </w:tcPr>
-          <w:p>
+            <w:r>
+              <w:rPr>
+                <w:rFonts w:ascii="Dax-Regular" w:eastAsia="Times New Roman" w:hAnsi="Dax-Regular" w:cs="Times New Roman"/>
+                <w:szCs w:val="20"/>
+                <w:lang w:eastAsia="en-US"/>
+              </w:rPr>
+              <w:t>1.958</w:t>
+            </w:r>
+          </w:p>
+        </w:tc>
+        <w:tc>
+          <w:tcPr>
+            <w:tcW w:w="1333" w:type="pct"/>
+            <w:hideMark/>
+          </w:tcPr>
+          <w:p ns2:paraId="77CCD364" ns2:textId="77777777">
             <w:pPr>
               <w:jc w:val="center"/>
               <w:cnfStyle w:val="000000100000" w:firstRow="0" w:lastRow="0" w:firstColumn="0" w:lastColumn="0" w:oddVBand="0" w:evenVBand="0" w:oddHBand="1" w:evenHBand="0" w:firstRowFirstColumn="0" w:firstRowLastColumn="0" w:lastRowFirstColumn="0" w:lastRowLastColumn="0"/>
@@ -5359,10 +5491,18 @@
                 <w:lang w:eastAsia="en-US"/>
               </w:rPr>
             </w:pPr>
+            <w:r>
+              <w:rPr>
+                <w:rFonts w:ascii="Dax-Regular" w:eastAsia="Times New Roman" w:hAnsi="Dax-Regular" w:cs="Times New Roman"/>
+                <w:szCs w:val="20"/>
+                <w:lang w:eastAsia="en-US"/>
+              </w:rPr>
+              <w:t>0.001</w:t>
+            </w:r>
           </w:p>
         </w:tc>
       </w:tr>
-      <w:tr>
+      <w:tr ns2:paraId="6E1F16CC" ns2:textId="77777777">
         <w:trPr>
           <w:trHeight w:val="285"/>
         </w:trPr>
@@ -5372,7 +5512,7 @@
             <w:tcW w:w="1001" w:type="pct"/>
             <w:hideMark/>
           </w:tcPr>
-          <w:p>
+          <w:p ns2:paraId="23B39881" ns2:textId="77777777">
             <w:pPr>
               <w:jc w:val="center"/>
               <w:rPr>
@@ -5396,7 +5536,7 @@
             <w:tcW w:w="1333" w:type="pct"/>
             <w:hideMark/>
           </w:tcPr>
-          <w:p>
+          <w:p ns2:paraId="3BEE5D90" ns2:textId="77777777">
             <w:pPr>
               <w:jc w:val="center"/>
               <w:cnfStyle w:val="000000000000" w:firstRow="0" w:lastRow="0" w:firstColumn="0" w:lastColumn="0" w:oddVBand="0" w:evenVBand="0" w:oddHBand="0" w:evenHBand="0" w:firstRowFirstColumn="0" w:firstRowLastColumn="0" w:lastRowFirstColumn="0" w:lastRowLastColumn="0"/>
@@ -5406,14 +5546,22 @@
                 <w:lang w:eastAsia="en-US"/>
               </w:rPr>
             </w:pPr>
-          </w:p>
-        </w:tc>
-        <w:tc>
-          <w:tcPr>
-            <w:tcW w:w="1333" w:type="pct"/>
-            <w:hideMark/>
-          </w:tcPr>
-          <w:p>
+            <w:r>
+              <w:rPr>
+                <w:rFonts w:ascii="Dax-Regular" w:eastAsia="Times New Roman" w:hAnsi="Dax-Regular" w:cs="Calibri"/>
+                <w:color w:val="000000"/>
+                <w:lang w:eastAsia="en-US"/>
+              </w:rPr>
+              <w:t>3.437</w:t>
+            </w:r>
+          </w:p>
+        </w:tc>
+        <w:tc>
+          <w:tcPr>
+            <w:tcW w:w="1333" w:type="pct"/>
+            <w:hideMark/>
+          </w:tcPr>
+          <w:p ns2:paraId="428828D7" ns2:textId="77777777">
             <w:pPr>
               <w:jc w:val="center"/>
               <w:cnfStyle w:val="000000000000" w:firstRow="0" w:lastRow="0" w:firstColumn="0" w:lastColumn="0" w:oddVBand="0" w:evenVBand="0" w:oddHBand="0" w:evenHBand="0" w:firstRowFirstColumn="0" w:firstRowLastColumn="0" w:lastRowFirstColumn="0" w:lastRowLastColumn="0"/>
@@ -5424,14 +5572,22 @@
                 <w:lang w:eastAsia="en-US"/>
               </w:rPr>
             </w:pPr>
-          </w:p>
-        </w:tc>
-        <w:tc>
-          <w:tcPr>
-            <w:tcW w:w="1333" w:type="pct"/>
-            <w:hideMark/>
-          </w:tcPr>
-          <w:p>
+            <w:r>
+              <w:rPr>
+                <w:rFonts w:ascii="Dax-Regular" w:eastAsia="Times New Roman" w:hAnsi="Dax-Regular" w:cs="Times New Roman"/>
+                <w:szCs w:val="20"/>
+                <w:lang w:eastAsia="en-US"/>
+              </w:rPr>
+              <w:t>5.939</w:t>
+            </w:r>
+          </w:p>
+        </w:tc>
+        <w:tc>
+          <w:tcPr>
+            <w:tcW w:w="1333" w:type="pct"/>
+            <w:hideMark/>
+          </w:tcPr>
+          <w:p ns2:paraId="7C939D8A" ns2:textId="77777777">
             <w:pPr>
               <w:jc w:val="center"/>
               <w:cnfStyle w:val="000000000000" w:firstRow="0" w:lastRow="0" w:firstColumn="0" w:lastColumn="0" w:oddVBand="0" w:evenVBand="0" w:oddHBand="0" w:evenHBand="0" w:firstRowFirstColumn="0" w:firstRowLastColumn="0" w:lastRowFirstColumn="0" w:lastRowLastColumn="0"/>
@@ -5442,10 +5598,18 @@
                 <w:lang w:eastAsia="en-US"/>
               </w:rPr>
             </w:pPr>
+            <w:r>
+              <w:rPr>
+                <w:rFonts w:ascii="Dax-Regular" w:eastAsia="Times New Roman" w:hAnsi="Dax-Regular" w:cs="Times New Roman"/>
+                <w:szCs w:val="20"/>
+                <w:lang w:eastAsia="en-US"/>
+              </w:rPr>
+              <w:t>0.002</w:t>
+            </w:r>
           </w:p>
         </w:tc>
       </w:tr>
-      <w:tr>
+      <w:tr ns2:paraId="48C4A3A2" ns2:textId="77777777">
         <w:trPr>
           <w:cnfStyle w:val="000000100000" w:firstRow="0" w:lastRow="0" w:firstColumn="0" w:lastColumn="0" w:oddVBand="0" w:evenVBand="0" w:oddHBand="1" w:evenHBand="0" w:firstRowFirstColumn="0" w:firstRowLastColumn="0" w:lastRowFirstColumn="0" w:lastRowLastColumn="0"/>
           <w:trHeight w:val="285"/>
@@ -5456,7 +5620,7 @@
             <w:tcW w:w="1001" w:type="pct"/>
             <w:hideMark/>
           </w:tcPr>
-          <w:p>
+          <w:p ns2:paraId="39BA90C3" ns2:textId="77777777">
             <w:pPr>
               <w:jc w:val="center"/>
               <w:rPr>
@@ -5481,7 +5645,7 @@
             <w:tcW w:w="1333" w:type="pct"/>
             <w:hideMark/>
           </w:tcPr>
-          <w:p>
+          <w:p ns2:paraId="45505E09" ns2:textId="77777777">
             <w:pPr>
               <w:jc w:val="center"/>
               <w:cnfStyle w:val="000000100000" w:firstRow="0" w:lastRow="0" w:firstColumn="0" w:lastColumn="0" w:oddVBand="0" w:evenVBand="0" w:oddHBand="1" w:evenHBand="0" w:firstRowFirstColumn="0" w:firstRowLastColumn="0" w:lastRowFirstColumn="0" w:lastRowLastColumn="0"/>
@@ -5491,14 +5655,22 @@
                 <w:lang w:eastAsia="en-US"/>
               </w:rPr>
             </w:pPr>
-          </w:p>
-        </w:tc>
-        <w:tc>
-          <w:tcPr>
-            <w:tcW w:w="1333" w:type="pct"/>
-            <w:hideMark/>
-          </w:tcPr>
-          <w:p>
+            <w:r>
+              <w:rPr>
+                <w:rFonts w:ascii="Dax-Regular" w:eastAsia="Times New Roman" w:hAnsi="Dax-Regular" w:cs="Calibri"/>
+                <w:color w:val="000000"/>
+                <w:lang w:eastAsia="en-US"/>
+              </w:rPr>
+              <w:t>5.098</w:t>
+            </w:r>
+          </w:p>
+        </w:tc>
+        <w:tc>
+          <w:tcPr>
+            <w:tcW w:w="1333" w:type="pct"/>
+            <w:hideMark/>
+          </w:tcPr>
+          <w:p ns2:paraId="373446E7" ns2:textId="77777777">
             <w:pPr>
               <w:jc w:val="center"/>
               <w:cnfStyle w:val="000000100000" w:firstRow="0" w:lastRow="0" w:firstColumn="0" w:lastColumn="0" w:oddVBand="0" w:evenVBand="0" w:oddHBand="1" w:evenHBand="0" w:firstRowFirstColumn="0" w:firstRowLastColumn="0" w:lastRowFirstColumn="0" w:lastRowLastColumn="0"/>
@@ -5509,14 +5681,22 @@
                 <w:lang w:eastAsia="en-US"/>
               </w:rPr>
             </w:pPr>
-          </w:p>
-        </w:tc>
-        <w:tc>
-          <w:tcPr>
-            <w:tcW w:w="1333" w:type="pct"/>
-            <w:hideMark/>
-          </w:tcPr>
-          <w:p>
+            <w:r>
+              <w:rPr>
+                <w:rFonts w:ascii="Dax-Regular" w:eastAsia="Times New Roman" w:hAnsi="Dax-Regular" w:cs="Times New Roman"/>
+                <w:szCs w:val="20"/>
+                <w:lang w:eastAsia="en-US"/>
+              </w:rPr>
+              <w:t>13.623</w:t>
+            </w:r>
+          </w:p>
+        </w:tc>
+        <w:tc>
+          <w:tcPr>
+            <w:tcW w:w="1333" w:type="pct"/>
+            <w:hideMark/>
+          </w:tcPr>
+          <w:p ns2:paraId="6B90D844" ns2:textId="77777777">
             <w:pPr>
               <w:jc w:val="center"/>
               <w:cnfStyle w:val="000000100000" w:firstRow="0" w:lastRow="0" w:firstColumn="0" w:lastColumn="0" w:oddVBand="0" w:evenVBand="0" w:oddHBand="1" w:evenHBand="0" w:firstRowFirstColumn="0" w:firstRowLastColumn="0" w:lastRowFirstColumn="0" w:lastRowLastColumn="0"/>
@@ -5527,10 +5707,18 @@
                 <w:lang w:eastAsia="en-US"/>
               </w:rPr>
             </w:pPr>
+            <w:r>
+              <w:rPr>
+                <w:rFonts w:ascii="Dax-Regular" w:eastAsia="Times New Roman" w:hAnsi="Dax-Regular" w:cs="Times New Roman"/>
+                <w:szCs w:val="20"/>
+                <w:lang w:eastAsia="en-US"/>
+              </w:rPr>
+              <w:t>0.004</w:t>
+            </w:r>
           </w:p>
         </w:tc>
       </w:tr>
-      <w:tr>
+      <w:tr ns2:paraId="35216435" ns2:textId="77777777">
         <w:trPr>
           <w:trHeight w:val="285"/>
         </w:trPr>
@@ -5540,7 +5728,7 @@
             <w:tcW w:w="1001" w:type="pct"/>
             <w:hideMark/>
           </w:tcPr>
-          <w:p>
+          <w:p ns2:paraId="3AC65598" ns2:textId="77777777">
             <w:pPr>
               <w:jc w:val="center"/>
               <w:rPr>
@@ -5564,7 +5752,7 @@
             <w:tcW w:w="1333" w:type="pct"/>
             <w:hideMark/>
           </w:tcPr>
-          <w:p>
+          <w:p ns2:paraId="65CE7697" ns2:textId="77777777">
             <w:pPr>
               <w:jc w:val="center"/>
               <w:cnfStyle w:val="000000000000" w:firstRow="0" w:lastRow="0" w:firstColumn="0" w:lastColumn="0" w:oddVBand="0" w:evenVBand="0" w:oddHBand="0" w:evenHBand="0" w:firstRowFirstColumn="0" w:firstRowLastColumn="0" w:lastRowFirstColumn="0" w:lastRowLastColumn="0"/>
@@ -5574,14 +5762,22 @@
                 <w:lang w:eastAsia="en-US"/>
               </w:rPr>
             </w:pPr>
-          </w:p>
-        </w:tc>
-        <w:tc>
-          <w:tcPr>
-            <w:tcW w:w="1333" w:type="pct"/>
-            <w:hideMark/>
-          </w:tcPr>
-          <w:p>
+            <w:r>
+              <w:rPr>
+                <w:rFonts w:ascii="Dax-Regular" w:eastAsia="Times New Roman" w:hAnsi="Dax-Regular" w:cs="Calibri"/>
+                <w:color w:val="000000"/>
+                <w:lang w:eastAsia="en-US"/>
+              </w:rPr>
+              <w:t>7.550</w:t>
+            </w:r>
+          </w:p>
+        </w:tc>
+        <w:tc>
+          <w:tcPr>
+            <w:tcW w:w="1333" w:type="pct"/>
+            <w:hideMark/>
+          </w:tcPr>
+          <w:p ns2:paraId="3CA87EE9" ns2:textId="77777777">
             <w:pPr>
               <w:jc w:val="center"/>
               <w:cnfStyle w:val="000000000000" w:firstRow="0" w:lastRow="0" w:firstColumn="0" w:lastColumn="0" w:oddVBand="0" w:evenVBand="0" w:oddHBand="0" w:evenHBand="0" w:firstRowFirstColumn="0" w:firstRowLastColumn="0" w:lastRowFirstColumn="0" w:lastRowLastColumn="0"/>
@@ -5592,14 +5788,22 @@
                 <w:lang w:eastAsia="en-US"/>
               </w:rPr>
             </w:pPr>
-          </w:p>
-        </w:tc>
-        <w:tc>
-          <w:tcPr>
-            <w:tcW w:w="1333" w:type="pct"/>
-            <w:hideMark/>
-          </w:tcPr>
-          <w:p>
+            <w:r>
+              <w:rPr>
+                <w:rFonts w:ascii="Dax-Regular" w:eastAsia="Times New Roman" w:hAnsi="Dax-Regular" w:cs="Times New Roman"/>
+                <w:szCs w:val="20"/>
+                <w:lang w:eastAsia="en-US"/>
+              </w:rPr>
+              <w:t>20.816</w:t>
+            </w:r>
+          </w:p>
+        </w:tc>
+        <w:tc>
+          <w:tcPr>
+            <w:tcW w:w="1333" w:type="pct"/>
+            <w:hideMark/>
+          </w:tcPr>
+          <w:p ns2:paraId="27197462" ns2:textId="77777777">
             <w:pPr>
               <w:jc w:val="center"/>
               <w:cnfStyle w:val="000000000000" w:firstRow="0" w:lastRow="0" w:firstColumn="0" w:lastColumn="0" w:oddVBand="0" w:evenVBand="0" w:oddHBand="0" w:evenHBand="0" w:firstRowFirstColumn="0" w:firstRowLastColumn="0" w:lastRowFirstColumn="0" w:lastRowLastColumn="0"/>
@@ -5610,18 +5814,26 @@
                 <w:lang w:eastAsia="en-US"/>
               </w:rPr>
             </w:pPr>
+            <w:r>
+              <w:rPr>
+                <w:rFonts w:ascii="Dax-Regular" w:eastAsia="Times New Roman" w:hAnsi="Dax-Regular" w:cs="Times New Roman"/>
+                <w:szCs w:val="20"/>
+                <w:lang w:eastAsia="en-US"/>
+              </w:rPr>
+              <w:t>0.003</w:t>
+            </w:r>
           </w:p>
         </w:tc>
       </w:tr>
     </w:tbl>
-    <w:p>
+    <w:p ns2:paraId="5D0E1414" ns2:textId="77777777">
       <w:pPr>
         <w:rPr>
           <w:lang w:val="es-419"/>
         </w:rPr>
       </w:pPr>
     </w:p>
-    <w:p>
+    <w:p ns2:paraId="00252068" ns2:textId="77777777">
       <w:pPr>
         <w:pStyle w:val="Ttulo2"/>
         <w:rPr>
@@ -5647,7 +5859,7 @@
         <w:t xml:space="preserve"> para Stack con Array List</w:t>
       </w:r>
     </w:p>
-    <w:p>
+    <w:p ns2:paraId="2B58E0CB" ns2:textId="77777777">
       <w:pPr>
         <w:rPr>
           <w:lang w:val="es-419"/>
@@ -5666,7 +5878,7 @@
         <w:gridCol w:w="2267"/>
         <w:gridCol w:w="2267"/>
       </w:tblGrid>
-      <w:tr>
+      <w:tr ns2:paraId="35FD878C" ns2:textId="77777777">
         <w:trPr>
           <w:cnfStyle w:val="100000000000" w:firstRow="1" w:lastRow="0" w:firstColumn="0" w:lastColumn="0" w:oddVBand="0" w:evenVBand="0" w:oddHBand="0" w:evenHBand="0" w:firstRowFirstColumn="0" w:firstRowLastColumn="0" w:lastRowFirstColumn="0" w:lastRowLastColumn="0"/>
           <w:trHeight w:val="555"/>
@@ -5677,7 +5889,7 @@
             <w:tcW w:w="1001" w:type="pct"/>
             <w:hideMark/>
           </w:tcPr>
-          <w:p>
+          <w:p ns2:paraId="0BB48944" ns2:textId="6C0CE9AC">
             <w:pPr>
               <w:jc w:val="center"/>
               <w:rPr>
@@ -5701,7 +5913,7 @@
             <w:tcW w:w="1333" w:type="pct"/>
             <w:hideMark/>
           </w:tcPr>
-          <w:p>
+          <w:p ns2:paraId="2802BC70" ns2:textId="77777777">
             <w:pPr>
               <w:jc w:val="center"/>
               <w:cnfStyle w:val="100000000000" w:firstRow="1" w:lastRow="0" w:firstColumn="0" w:lastColumn="0" w:oddVBand="0" w:evenVBand="0" w:oddHBand="0" w:evenHBand="0" w:firstRowFirstColumn="0" w:firstRowLastColumn="0" w:lastRowFirstColumn="0" w:lastRowLastColumn="0"/>
@@ -5726,7 +5938,7 @@
             <w:tcW w:w="1333" w:type="pct"/>
             <w:hideMark/>
           </w:tcPr>
-          <w:p>
+          <w:p ns2:paraId="0C03DA26" ns2:textId="77777777">
             <w:pPr>
               <w:jc w:val="center"/>
               <w:cnfStyle w:val="100000000000" w:firstRow="1" w:lastRow="0" w:firstColumn="0" w:lastColumn="0" w:oddVBand="0" w:evenVBand="0" w:oddHBand="0" w:evenHBand="0" w:firstRowFirstColumn="0" w:firstRowLastColumn="0" w:lastRowFirstColumn="0" w:lastRowLastColumn="0"/>
@@ -5751,7 +5963,7 @@
             <w:tcW w:w="1333" w:type="pct"/>
             <w:hideMark/>
           </w:tcPr>
-          <w:p>
+          <w:p ns2:paraId="1AECFD9D" ns2:textId="77777777">
             <w:pPr>
               <w:jc w:val="center"/>
               <w:cnfStyle w:val="100000000000" w:firstRow="1" w:lastRow="0" w:firstColumn="0" w:lastColumn="0" w:oddVBand="0" w:evenVBand="0" w:oddHBand="0" w:evenHBand="0" w:firstRowFirstColumn="0" w:firstRowLastColumn="0" w:lastRowFirstColumn="0" w:lastRowLastColumn="0"/>
@@ -5782,7 +5994,7 @@
           </w:p>
         </w:tc>
       </w:tr>
-      <w:tr>
+      <w:tr ns2:paraId="404B7BA4" ns2:textId="77777777">
         <w:trPr>
           <w:cnfStyle w:val="000000100000" w:firstRow="0" w:lastRow="0" w:firstColumn="0" w:lastColumn="0" w:oddVBand="0" w:evenVBand="0" w:oddHBand="1" w:evenHBand="0" w:firstRowFirstColumn="0" w:firstRowLastColumn="0" w:lastRowFirstColumn="0" w:lastRowLastColumn="0"/>
           <w:trHeight w:val="278"/>
@@ -5793,7 +6005,7 @@
             <w:tcW w:w="1001" w:type="pct"/>
             <w:hideMark/>
           </w:tcPr>
-          <w:p>
+          <w:p ns2:paraId="5A45D56F" ns2:textId="77777777">
             <w:pPr>
               <w:jc w:val="center"/>
               <w:rPr>
@@ -5817,7 +6029,7 @@
             <w:tcW w:w="1333" w:type="pct"/>
             <w:hideMark/>
           </w:tcPr>
-          <w:p>
+          <w:p ns2:paraId="4419D96B" ns2:textId="77777777">
             <w:pPr>
               <w:jc w:val="center"/>
               <w:cnfStyle w:val="000000100000" w:firstRow="0" w:lastRow="0" w:firstColumn="0" w:lastColumn="0" w:oddVBand="0" w:evenVBand="0" w:oddHBand="1" w:evenHBand="0" w:firstRowFirstColumn="0" w:firstRowLastColumn="0" w:lastRowFirstColumn="0" w:lastRowLastColumn="0"/>
@@ -5827,14 +6039,22 @@
                 <w:lang w:eastAsia="en-US"/>
               </w:rPr>
             </w:pPr>
-          </w:p>
-        </w:tc>
-        <w:tc>
-          <w:tcPr>
-            <w:tcW w:w="1333" w:type="pct"/>
-            <w:hideMark/>
-          </w:tcPr>
-          <w:p>
+            <w:r>
+              <w:rPr>
+                <w:rFonts w:ascii="Dax-Regular" w:eastAsia="Times New Roman" w:hAnsi="Dax-Regular" w:cs="Calibri"/>
+                <w:color w:val="000000"/>
+                <w:lang w:eastAsia="en-US"/>
+              </w:rPr>
+              <w:t>0.018</w:t>
+            </w:r>
+          </w:p>
+        </w:tc>
+        <w:tc>
+          <w:tcPr>
+            <w:tcW w:w="1333" w:type="pct"/>
+            <w:hideMark/>
+          </w:tcPr>
+          <w:p ns2:paraId="2EB6AC66" ns2:textId="77777777">
             <w:pPr>
               <w:jc w:val="center"/>
               <w:cnfStyle w:val="000000100000" w:firstRow="0" w:lastRow="0" w:firstColumn="0" w:lastColumn="0" w:oddVBand="0" w:evenVBand="0" w:oddHBand="1" w:evenHBand="0" w:firstRowFirstColumn="0" w:firstRowLastColumn="0" w:lastRowFirstColumn="0" w:lastRowLastColumn="0"/>
@@ -5845,14 +6065,22 @@
                 <w:lang w:eastAsia="en-US"/>
               </w:rPr>
             </w:pPr>
-          </w:p>
-        </w:tc>
-        <w:tc>
-          <w:tcPr>
-            <w:tcW w:w="1333" w:type="pct"/>
-            <w:hideMark/>
-          </w:tcPr>
-          <w:p>
+            <w:r>
+              <w:rPr>
+                <w:rFonts w:ascii="Dax-Regular" w:eastAsia="Times New Roman" w:hAnsi="Dax-Regular" w:cs="Times New Roman"/>
+                <w:szCs w:val="20"/>
+                <w:lang w:eastAsia="en-US"/>
+              </w:rPr>
+              <w:t>0.021</w:t>
+            </w:r>
+          </w:p>
+        </w:tc>
+        <w:tc>
+          <w:tcPr>
+            <w:tcW w:w="1333" w:type="pct"/>
+            <w:hideMark/>
+          </w:tcPr>
+          <w:p ns2:paraId="7C2DB347" ns2:textId="77777777">
             <w:pPr>
               <w:jc w:val="center"/>
               <w:cnfStyle w:val="000000100000" w:firstRow="0" w:lastRow="0" w:firstColumn="0" w:lastColumn="0" w:oddVBand="0" w:evenVBand="0" w:oddHBand="1" w:evenHBand="0" w:firstRowFirstColumn="0" w:firstRowLastColumn="0" w:lastRowFirstColumn="0" w:lastRowLastColumn="0"/>
@@ -5863,10 +6091,18 @@
                 <w:lang w:eastAsia="en-US"/>
               </w:rPr>
             </w:pPr>
+            <w:r>
+              <w:rPr>
+                <w:rFonts w:ascii="Dax-Regular" w:eastAsia="Times New Roman" w:hAnsi="Dax-Regular" w:cs="Times New Roman"/>
+                <w:szCs w:val="20"/>
+                <w:lang w:eastAsia="en-US"/>
+              </w:rPr>
+              <w:t>0.001</w:t>
+            </w:r>
           </w:p>
         </w:tc>
       </w:tr>
-      <w:tr>
+      <w:tr ns2:paraId="7C40471C" ns2:textId="77777777">
         <w:trPr>
           <w:trHeight w:val="278"/>
         </w:trPr>
@@ -5876,7 +6112,7 @@
             <w:tcW w:w="1001" w:type="pct"/>
             <w:hideMark/>
           </w:tcPr>
-          <w:p>
+          <w:p ns2:paraId="2AD3197F" ns2:textId="77777777">
             <w:pPr>
               <w:jc w:val="center"/>
               <w:rPr>
@@ -5900,7 +6136,7 @@
             <w:tcW w:w="1333" w:type="pct"/>
             <w:hideMark/>
           </w:tcPr>
-          <w:p>
+          <w:p ns2:paraId="7F85F9F8" ns2:textId="77777777">
             <w:pPr>
               <w:jc w:val="center"/>
               <w:cnfStyle w:val="000000000000" w:firstRow="0" w:lastRow="0" w:firstColumn="0" w:lastColumn="0" w:oddVBand="0" w:evenVBand="0" w:oddHBand="0" w:evenHBand="0" w:firstRowFirstColumn="0" w:firstRowLastColumn="0" w:lastRowFirstColumn="0" w:lastRowLastColumn="0"/>
@@ -5910,14 +6146,22 @@
                 <w:lang w:eastAsia="en-US"/>
               </w:rPr>
             </w:pPr>
-          </w:p>
-        </w:tc>
-        <w:tc>
-          <w:tcPr>
-            <w:tcW w:w="1333" w:type="pct"/>
-            <w:hideMark/>
-          </w:tcPr>
-          <w:p>
+            <w:r>
+              <w:rPr>
+                <w:rFonts w:ascii="Dax-Regular" w:eastAsia="Times New Roman" w:hAnsi="Dax-Regular" w:cs="Calibri"/>
+                <w:color w:val="000000"/>
+                <w:lang w:eastAsia="en-US"/>
+              </w:rPr>
+              <w:t>0.172</w:t>
+            </w:r>
+          </w:p>
+        </w:tc>
+        <w:tc>
+          <w:tcPr>
+            <w:tcW w:w="1333" w:type="pct"/>
+            <w:hideMark/>
+          </w:tcPr>
+          <w:p ns2:paraId="51D3A152" ns2:textId="77777777">
             <w:pPr>
               <w:jc w:val="center"/>
               <w:cnfStyle w:val="000000000000" w:firstRow="0" w:lastRow="0" w:firstColumn="0" w:lastColumn="0" w:oddVBand="0" w:evenVBand="0" w:oddHBand="0" w:evenHBand="0" w:firstRowFirstColumn="0" w:firstRowLastColumn="0" w:lastRowFirstColumn="0" w:lastRowLastColumn="0"/>
@@ -5928,14 +6172,22 @@
                 <w:lang w:eastAsia="en-US"/>
               </w:rPr>
             </w:pPr>
-          </w:p>
-        </w:tc>
-        <w:tc>
-          <w:tcPr>
-            <w:tcW w:w="1333" w:type="pct"/>
-            <w:hideMark/>
-          </w:tcPr>
-          <w:p>
+            <w:r>
+              <w:rPr>
+                <w:rFonts w:ascii="Dax-Regular" w:eastAsia="Times New Roman" w:hAnsi="Dax-Regular" w:cs="Times New Roman"/>
+                <w:szCs w:val="20"/>
+                <w:lang w:eastAsia="en-US"/>
+              </w:rPr>
+              <w:t>0.215</w:t>
+            </w:r>
+          </w:p>
+        </w:tc>
+        <w:tc>
+          <w:tcPr>
+            <w:tcW w:w="1333" w:type="pct"/>
+            <w:hideMark/>
+          </w:tcPr>
+          <w:p ns2:paraId="48BEA656" ns2:textId="77777777">
             <w:pPr>
               <w:jc w:val="center"/>
               <w:cnfStyle w:val="000000000000" w:firstRow="0" w:lastRow="0" w:firstColumn="0" w:lastColumn="0" w:oddVBand="0" w:evenVBand="0" w:oddHBand="0" w:evenHBand="0" w:firstRowFirstColumn="0" w:firstRowLastColumn="0" w:lastRowFirstColumn="0" w:lastRowLastColumn="0"/>
@@ -5946,10 +6198,18 @@
                 <w:lang w:eastAsia="en-US"/>
               </w:rPr>
             </w:pPr>
+            <w:r>
+              <w:rPr>
+                <w:rFonts w:ascii="Dax-Regular" w:eastAsia="Times New Roman" w:hAnsi="Dax-Regular" w:cs="Times New Roman"/>
+                <w:szCs w:val="20"/>
+                <w:lang w:eastAsia="en-US"/>
+              </w:rPr>
+              <w:t>0.001</w:t>
+            </w:r>
           </w:p>
         </w:tc>
       </w:tr>
-      <w:tr>
+      <w:tr ns2:paraId="418AA63A" ns2:textId="77777777">
         <w:trPr>
           <w:cnfStyle w:val="000000100000" w:firstRow="0" w:lastRow="0" w:firstColumn="0" w:lastColumn="0" w:oddVBand="0" w:evenVBand="0" w:oddHBand="1" w:evenHBand="0" w:firstRowFirstColumn="0" w:firstRowLastColumn="0" w:lastRowFirstColumn="0" w:lastRowLastColumn="0"/>
           <w:trHeight w:val="285"/>
@@ -5960,7 +6220,7 @@
             <w:tcW w:w="1001" w:type="pct"/>
             <w:hideMark/>
           </w:tcPr>
-          <w:p>
+          <w:p ns2:paraId="48F4FB93" ns2:textId="77777777">
             <w:pPr>
               <w:jc w:val="center"/>
               <w:rPr>
@@ -5984,7 +6244,7 @@
             <w:tcW w:w="1333" w:type="pct"/>
             <w:hideMark/>
           </w:tcPr>
-          <w:p>
+          <w:p ns2:paraId="796420B9" ns2:textId="77777777">
             <w:pPr>
               <w:jc w:val="center"/>
               <w:cnfStyle w:val="000000100000" w:firstRow="0" w:lastRow="0" w:firstColumn="0" w:lastColumn="0" w:oddVBand="0" w:evenVBand="0" w:oddHBand="1" w:evenHBand="0" w:firstRowFirstColumn="0" w:firstRowLastColumn="0" w:lastRowFirstColumn="0" w:lastRowLastColumn="0"/>
@@ -5994,14 +6254,22 @@
                 <w:lang w:eastAsia="en-US"/>
               </w:rPr>
             </w:pPr>
-          </w:p>
-        </w:tc>
-        <w:tc>
-          <w:tcPr>
-            <w:tcW w:w="1333" w:type="pct"/>
-            <w:hideMark/>
-          </w:tcPr>
-          <w:p>
+            <w:r>
+              <w:rPr>
+                <w:rFonts w:ascii="Dax-Regular" w:eastAsia="Times New Roman" w:hAnsi="Dax-Regular" w:cs="Calibri"/>
+                <w:color w:val="000000"/>
+                <w:lang w:eastAsia="en-US"/>
+              </w:rPr>
+              <w:t>1.038</w:t>
+            </w:r>
+          </w:p>
+        </w:tc>
+        <w:tc>
+          <w:tcPr>
+            <w:tcW w:w="1333" w:type="pct"/>
+            <w:hideMark/>
+          </w:tcPr>
+          <w:p ns2:paraId="11484FBF" ns2:textId="77777777">
             <w:pPr>
               <w:jc w:val="center"/>
               <w:cnfStyle w:val="000000100000" w:firstRow="0" w:lastRow="0" w:firstColumn="0" w:lastColumn="0" w:oddVBand="0" w:evenVBand="0" w:oddHBand="1" w:evenHBand="0" w:firstRowFirstColumn="0" w:firstRowLastColumn="0" w:lastRowFirstColumn="0" w:lastRowLastColumn="0"/>
@@ -6012,14 +6280,22 @@
                 <w:lang w:eastAsia="en-US"/>
               </w:rPr>
             </w:pPr>
-          </w:p>
-        </w:tc>
-        <w:tc>
-          <w:tcPr>
-            <w:tcW w:w="1333" w:type="pct"/>
-            <w:hideMark/>
-          </w:tcPr>
-          <w:p>
+            <w:r>
+              <w:rPr>
+                <w:rFonts w:ascii="Dax-Regular" w:eastAsia="Times New Roman" w:hAnsi="Dax-Regular" w:cs="Times New Roman"/>
+                <w:szCs w:val="20"/>
+                <w:lang w:eastAsia="en-US"/>
+              </w:rPr>
+              <w:t>1.278</w:t>
+            </w:r>
+          </w:p>
+        </w:tc>
+        <w:tc>
+          <w:tcPr>
+            <w:tcW w:w="1333" w:type="pct"/>
+            <w:hideMark/>
+          </w:tcPr>
+          <w:p ns2:paraId="0286A92A" ns2:textId="77777777">
             <w:pPr>
               <w:jc w:val="center"/>
               <w:cnfStyle w:val="000000100000" w:firstRow="0" w:lastRow="0" w:firstColumn="0" w:lastColumn="0" w:oddVBand="0" w:evenVBand="0" w:oddHBand="1" w:evenHBand="0" w:firstRowFirstColumn="0" w:firstRowLastColumn="0" w:lastRowFirstColumn="0" w:lastRowLastColumn="0"/>
@@ -6030,10 +6306,18 @@
                 <w:lang w:eastAsia="en-US"/>
               </w:rPr>
             </w:pPr>
+            <w:r>
+              <w:rPr>
+                <w:rFonts w:ascii="Dax-Regular" w:eastAsia="Times New Roman" w:hAnsi="Dax-Regular" w:cs="Times New Roman"/>
+                <w:szCs w:val="20"/>
+                <w:lang w:eastAsia="en-US"/>
+              </w:rPr>
+              <w:t>0.001</w:t>
+            </w:r>
           </w:p>
         </w:tc>
       </w:tr>
-      <w:tr>
+      <w:tr ns2:paraId="338CF492" ns2:textId="77777777">
         <w:trPr>
           <w:trHeight w:val="285"/>
         </w:trPr>
@@ -6043,7 +6327,7 @@
             <w:tcW w:w="1001" w:type="pct"/>
             <w:hideMark/>
           </w:tcPr>
-          <w:p>
+          <w:p ns2:paraId="7F17E603" ns2:textId="77777777">
             <w:pPr>
               <w:jc w:val="center"/>
               <w:rPr>
@@ -6067,7 +6351,7 @@
             <w:tcW w:w="1333" w:type="pct"/>
             <w:hideMark/>
           </w:tcPr>
-          <w:p>
+          <w:p ns2:paraId="52E00FAD" ns2:textId="77777777">
             <w:pPr>
               <w:jc w:val="center"/>
               <w:cnfStyle w:val="000000000000" w:firstRow="0" w:lastRow="0" w:firstColumn="0" w:lastColumn="0" w:oddVBand="0" w:evenVBand="0" w:oddHBand="0" w:evenHBand="0" w:firstRowFirstColumn="0" w:firstRowLastColumn="0" w:lastRowFirstColumn="0" w:lastRowLastColumn="0"/>
@@ -6077,14 +6361,22 @@
                 <w:lang w:eastAsia="en-US"/>
               </w:rPr>
             </w:pPr>
-          </w:p>
-        </w:tc>
-        <w:tc>
-          <w:tcPr>
-            <w:tcW w:w="1333" w:type="pct"/>
-            <w:hideMark/>
-          </w:tcPr>
-          <w:p>
+            <w:r>
+              <w:rPr>
+                <w:rFonts w:ascii="Dax-Regular" w:eastAsia="Times New Roman" w:hAnsi="Dax-Regular" w:cs="Calibri"/>
+                <w:color w:val="000000"/>
+                <w:lang w:eastAsia="en-US"/>
+              </w:rPr>
+              <w:t>2.066</w:t>
+            </w:r>
+          </w:p>
+        </w:tc>
+        <w:tc>
+          <w:tcPr>
+            <w:tcW w:w="1333" w:type="pct"/>
+            <w:hideMark/>
+          </w:tcPr>
+          <w:p ns2:paraId="78C65329" ns2:textId="77777777">
             <w:pPr>
               <w:jc w:val="center"/>
               <w:cnfStyle w:val="000000000000" w:firstRow="0" w:lastRow="0" w:firstColumn="0" w:lastColumn="0" w:oddVBand="0" w:evenVBand="0" w:oddHBand="0" w:evenHBand="0" w:firstRowFirstColumn="0" w:firstRowLastColumn="0" w:lastRowFirstColumn="0" w:lastRowLastColumn="0"/>
@@ -6095,14 +6387,22 @@
                 <w:lang w:eastAsia="en-US"/>
               </w:rPr>
             </w:pPr>
-          </w:p>
-        </w:tc>
-        <w:tc>
-          <w:tcPr>
-            <w:tcW w:w="1333" w:type="pct"/>
-            <w:hideMark/>
-          </w:tcPr>
-          <w:p>
+            <w:r>
+              <w:rPr>
+                <w:rFonts w:ascii="Dax-Regular" w:eastAsia="Times New Roman" w:hAnsi="Dax-Regular" w:cs="Times New Roman"/>
+                <w:szCs w:val="20"/>
+                <w:lang w:eastAsia="en-US"/>
+              </w:rPr>
+              <w:t>1.524</w:t>
+            </w:r>
+          </w:p>
+        </w:tc>
+        <w:tc>
+          <w:tcPr>
+            <w:tcW w:w="1333" w:type="pct"/>
+            <w:hideMark/>
+          </w:tcPr>
+          <w:p ns2:paraId="71E36B09" ns2:textId="77777777">
             <w:pPr>
               <w:jc w:val="center"/>
               <w:cnfStyle w:val="000000000000" w:firstRow="0" w:lastRow="0" w:firstColumn="0" w:lastColumn="0" w:oddVBand="0" w:evenVBand="0" w:oddHBand="0" w:evenHBand="0" w:firstRowFirstColumn="0" w:firstRowLastColumn="0" w:lastRowFirstColumn="0" w:lastRowLastColumn="0"/>
@@ -6113,10 +6413,18 @@
                 <w:lang w:eastAsia="en-US"/>
               </w:rPr>
             </w:pPr>
+            <w:r>
+              <w:rPr>
+                <w:rFonts w:ascii="Dax-Regular" w:eastAsia="Times New Roman" w:hAnsi="Dax-Regular" w:cs="Times New Roman"/>
+                <w:szCs w:val="20"/>
+                <w:lang w:eastAsia="en-US"/>
+              </w:rPr>
+              <w:t>0.001</w:t>
+            </w:r>
           </w:p>
         </w:tc>
       </w:tr>
-      <w:tr>
+      <w:tr ns2:paraId="04976556" ns2:textId="77777777">
         <w:trPr>
           <w:cnfStyle w:val="000000100000" w:firstRow="0" w:lastRow="0" w:firstColumn="0" w:lastColumn="0" w:oddVBand="0" w:evenVBand="0" w:oddHBand="1" w:evenHBand="0" w:firstRowFirstColumn="0" w:firstRowLastColumn="0" w:lastRowFirstColumn="0" w:lastRowLastColumn="0"/>
           <w:trHeight w:val="285"/>
@@ -6127,7 +6435,7 @@
             <w:tcW w:w="1001" w:type="pct"/>
             <w:hideMark/>
           </w:tcPr>
-          <w:p>
+          <w:p ns2:paraId="418F634D" ns2:textId="77777777">
             <w:pPr>
               <w:jc w:val="center"/>
               <w:rPr>
@@ -6151,7 +6459,7 @@
             <w:tcW w:w="1333" w:type="pct"/>
             <w:hideMark/>
           </w:tcPr>
-          <w:p>
+          <w:p ns2:paraId="34E147C8" ns2:textId="77777777">
             <w:pPr>
               <w:jc w:val="center"/>
               <w:cnfStyle w:val="000000100000" w:firstRow="0" w:lastRow="0" w:firstColumn="0" w:lastColumn="0" w:oddVBand="0" w:evenVBand="0" w:oddHBand="1" w:evenHBand="0" w:firstRowFirstColumn="0" w:firstRowLastColumn="0" w:lastRowFirstColumn="0" w:lastRowLastColumn="0"/>
@@ -6161,14 +6469,22 @@
                 <w:lang w:eastAsia="en-US"/>
               </w:rPr>
             </w:pPr>
-          </w:p>
-        </w:tc>
-        <w:tc>
-          <w:tcPr>
-            <w:tcW w:w="1333" w:type="pct"/>
-            <w:hideMark/>
-          </w:tcPr>
-          <w:p>
+            <w:r>
+              <w:rPr>
+                <w:rFonts w:ascii="Dax-Regular" w:eastAsia="Times New Roman" w:hAnsi="Dax-Regular" w:cs="Calibri"/>
+                <w:color w:val="000000"/>
+                <w:lang w:eastAsia="en-US"/>
+              </w:rPr>
+              <w:t>2.970</w:t>
+            </w:r>
+          </w:p>
+        </w:tc>
+        <w:tc>
+          <w:tcPr>
+            <w:tcW w:w="1333" w:type="pct"/>
+            <w:hideMark/>
+          </w:tcPr>
+          <w:p ns2:paraId="418B9015" ns2:textId="77777777">
             <w:pPr>
               <w:jc w:val="center"/>
               <w:cnfStyle w:val="000000100000" w:firstRow="0" w:lastRow="0" w:firstColumn="0" w:lastColumn="0" w:oddVBand="0" w:evenVBand="0" w:oddHBand="1" w:evenHBand="0" w:firstRowFirstColumn="0" w:firstRowLastColumn="0" w:lastRowFirstColumn="0" w:lastRowLastColumn="0"/>
@@ -6179,14 +6495,22 @@
                 <w:lang w:eastAsia="en-US"/>
               </w:rPr>
             </w:pPr>
-          </w:p>
-        </w:tc>
-        <w:tc>
-          <w:tcPr>
-            <w:tcW w:w="1333" w:type="pct"/>
-            <w:hideMark/>
-          </w:tcPr>
-          <w:p>
+            <w:r>
+              <w:rPr>
+                <w:rFonts w:ascii="Dax-Regular" w:eastAsia="Times New Roman" w:hAnsi="Dax-Regular" w:cs="Times New Roman"/>
+                <w:szCs w:val="20"/>
+                <w:lang w:eastAsia="en-US"/>
+              </w:rPr>
+              <w:t>2.962</w:t>
+            </w:r>
+          </w:p>
+        </w:tc>
+        <w:tc>
+          <w:tcPr>
+            <w:tcW w:w="1333" w:type="pct"/>
+            <w:hideMark/>
+          </w:tcPr>
+          <w:p ns2:paraId="413EEE29" ns2:textId="77777777">
             <w:pPr>
               <w:jc w:val="center"/>
               <w:cnfStyle w:val="000000100000" w:firstRow="0" w:lastRow="0" w:firstColumn="0" w:lastColumn="0" w:oddVBand="0" w:evenVBand="0" w:oddHBand="1" w:evenHBand="0" w:firstRowFirstColumn="0" w:firstRowLastColumn="0" w:lastRowFirstColumn="0" w:lastRowLastColumn="0"/>
@@ -6197,10 +6521,18 @@
                 <w:lang w:eastAsia="en-US"/>
               </w:rPr>
             </w:pPr>
+            <w:r>
+              <w:rPr>
+                <w:rFonts w:ascii="Dax-Regular" w:eastAsia="Times New Roman" w:hAnsi="Dax-Regular" w:cs="Times New Roman"/>
+                <w:szCs w:val="20"/>
+                <w:lang w:eastAsia="en-US"/>
+              </w:rPr>
+              <w:t>0.001</w:t>
+            </w:r>
           </w:p>
         </w:tc>
       </w:tr>
-      <w:tr>
+      <w:tr ns2:paraId="4C2EC81E" ns2:textId="77777777">
         <w:trPr>
           <w:trHeight w:val="285"/>
         </w:trPr>
@@ -6210,7 +6542,7 @@
             <w:tcW w:w="1001" w:type="pct"/>
             <w:hideMark/>
           </w:tcPr>
-          <w:p>
+          <w:p ns2:paraId="3F173F54" ns2:textId="77777777">
             <w:pPr>
               <w:jc w:val="center"/>
               <w:rPr>
@@ -6234,7 +6566,7 @@
             <w:tcW w:w="1333" w:type="pct"/>
             <w:hideMark/>
           </w:tcPr>
-          <w:p>
+          <w:p ns2:paraId="79E53DFF" ns2:textId="77777777">
             <w:pPr>
               <w:jc w:val="center"/>
               <w:cnfStyle w:val="000000000000" w:firstRow="0" w:lastRow="0" w:firstColumn="0" w:lastColumn="0" w:oddVBand="0" w:evenVBand="0" w:oddHBand="0" w:evenHBand="0" w:firstRowFirstColumn="0" w:firstRowLastColumn="0" w:lastRowFirstColumn="0" w:lastRowLastColumn="0"/>
@@ -6244,14 +6576,22 @@
                 <w:lang w:eastAsia="en-US"/>
               </w:rPr>
             </w:pPr>
-          </w:p>
-        </w:tc>
-        <w:tc>
-          <w:tcPr>
-            <w:tcW w:w="1333" w:type="pct"/>
-            <w:hideMark/>
-          </w:tcPr>
-          <w:p>
+            <w:r>
+              <w:rPr>
+                <w:rFonts w:ascii="Dax-Regular" w:eastAsia="Times New Roman" w:hAnsi="Dax-Regular" w:cs="Calibri"/>
+                <w:color w:val="000000"/>
+                <w:lang w:eastAsia="en-US"/>
+              </w:rPr>
+              <w:t>9.764</w:t>
+            </w:r>
+          </w:p>
+        </w:tc>
+        <w:tc>
+          <w:tcPr>
+            <w:tcW w:w="1333" w:type="pct"/>
+            <w:hideMark/>
+          </w:tcPr>
+          <w:p ns2:paraId="6A886096" ns2:textId="77777777">
             <w:pPr>
               <w:jc w:val="center"/>
               <w:cnfStyle w:val="000000000000" w:firstRow="0" w:lastRow="0" w:firstColumn="0" w:lastColumn="0" w:oddVBand="0" w:evenVBand="0" w:oddHBand="0" w:evenHBand="0" w:firstRowFirstColumn="0" w:firstRowLastColumn="0" w:lastRowFirstColumn="0" w:lastRowLastColumn="0"/>
@@ -6262,14 +6602,22 @@
                 <w:lang w:eastAsia="en-US"/>
               </w:rPr>
             </w:pPr>
-          </w:p>
-        </w:tc>
-        <w:tc>
-          <w:tcPr>
-            <w:tcW w:w="1333" w:type="pct"/>
-            <w:hideMark/>
-          </w:tcPr>
-          <w:p>
+            <w:r>
+              <w:rPr>
+                <w:rFonts w:ascii="Dax-Regular" w:eastAsia="Times New Roman" w:hAnsi="Dax-Regular" w:cs="Times New Roman"/>
+                <w:szCs w:val="20"/>
+                <w:lang w:eastAsia="en-US"/>
+              </w:rPr>
+              <w:t>6.541</w:t>
+            </w:r>
+          </w:p>
+        </w:tc>
+        <w:tc>
+          <w:tcPr>
+            <w:tcW w:w="1333" w:type="pct"/>
+            <w:hideMark/>
+          </w:tcPr>
+          <w:p ns2:paraId="2CD58A76" ns2:textId="77777777">
             <w:pPr>
               <w:jc w:val="center"/>
               <w:cnfStyle w:val="000000000000" w:firstRow="0" w:lastRow="0" w:firstColumn="0" w:lastColumn="0" w:oddVBand="0" w:evenVBand="0" w:oddHBand="0" w:evenHBand="0" w:firstRowFirstColumn="0" w:firstRowLastColumn="0" w:lastRowFirstColumn="0" w:lastRowLastColumn="0"/>
@@ -6280,10 +6628,18 @@
                 <w:lang w:eastAsia="en-US"/>
               </w:rPr>
             </w:pPr>
+            <w:r>
+              <w:rPr>
+                <w:rFonts w:ascii="Dax-Regular" w:eastAsia="Times New Roman" w:hAnsi="Dax-Regular" w:cs="Times New Roman"/>
+                <w:szCs w:val="20"/>
+                <w:lang w:eastAsia="en-US"/>
+              </w:rPr>
+              <w:t>0.003</w:t>
+            </w:r>
           </w:p>
         </w:tc>
       </w:tr>
-      <w:tr>
+      <w:tr ns2:paraId="70360C62" ns2:textId="77777777">
         <w:trPr>
           <w:cnfStyle w:val="000000100000" w:firstRow="0" w:lastRow="0" w:firstColumn="0" w:lastColumn="0" w:oddVBand="0" w:evenVBand="0" w:oddHBand="1" w:evenHBand="0" w:firstRowFirstColumn="0" w:firstRowLastColumn="0" w:lastRowFirstColumn="0" w:lastRowLastColumn="0"/>
           <w:trHeight w:val="285"/>
@@ -6294,7 +6650,7 @@
             <w:tcW w:w="1001" w:type="pct"/>
             <w:hideMark/>
           </w:tcPr>
-          <w:p>
+          <w:p ns2:paraId="39C0077B" ns2:textId="77777777">
             <w:pPr>
               <w:jc w:val="center"/>
               <w:rPr>
@@ -6318,7 +6674,7 @@
             <w:tcW w:w="1333" w:type="pct"/>
             <w:hideMark/>
           </w:tcPr>
-          <w:p>
+          <w:p ns2:paraId="16EBD8B2" ns2:textId="77777777">
             <w:pPr>
               <w:jc w:val="center"/>
               <w:cnfStyle w:val="000000100000" w:firstRow="0" w:lastRow="0" w:firstColumn="0" w:lastColumn="0" w:oddVBand="0" w:evenVBand="0" w:oddHBand="1" w:evenHBand="0" w:firstRowFirstColumn="0" w:firstRowLastColumn="0" w:lastRowFirstColumn="0" w:lastRowLastColumn="0"/>
@@ -6328,14 +6684,22 @@
                 <w:lang w:eastAsia="en-US"/>
               </w:rPr>
             </w:pPr>
-          </w:p>
-        </w:tc>
-        <w:tc>
-          <w:tcPr>
-            <w:tcW w:w="1333" w:type="pct"/>
-            <w:hideMark/>
-          </w:tcPr>
-          <w:p>
+            <w:r>
+              <w:rPr>
+                <w:rFonts w:ascii="Dax-Regular" w:eastAsia="Times New Roman" w:hAnsi="Dax-Regular" w:cs="Calibri"/>
+                <w:color w:val="000000"/>
+                <w:lang w:eastAsia="en-US"/>
+              </w:rPr>
+              <w:t>28.878</w:t>
+            </w:r>
+          </w:p>
+        </w:tc>
+        <w:tc>
+          <w:tcPr>
+            <w:tcW w:w="1333" w:type="pct"/>
+            <w:hideMark/>
+          </w:tcPr>
+          <w:p ns2:paraId="70E4E46D" ns2:textId="77777777">
             <w:pPr>
               <w:jc w:val="center"/>
               <w:cnfStyle w:val="000000100000" w:firstRow="0" w:lastRow="0" w:firstColumn="0" w:lastColumn="0" w:oddVBand="0" w:evenVBand="0" w:oddHBand="1" w:evenHBand="0" w:firstRowFirstColumn="0" w:firstRowLastColumn="0" w:lastRowFirstColumn="0" w:lastRowLastColumn="0"/>
@@ -6346,14 +6710,22 @@
                 <w:lang w:eastAsia="en-US"/>
               </w:rPr>
             </w:pPr>
-          </w:p>
-        </w:tc>
-        <w:tc>
-          <w:tcPr>
-            <w:tcW w:w="1333" w:type="pct"/>
-            <w:hideMark/>
-          </w:tcPr>
-          <w:p>
+            <w:r>
+              <w:rPr>
+                <w:rFonts w:ascii="Dax-Regular" w:eastAsia="Times New Roman" w:hAnsi="Dax-Regular" w:cs="Times New Roman"/>
+                <w:szCs w:val="20"/>
+                <w:lang w:eastAsia="en-US"/>
+              </w:rPr>
+              <w:t>17.051</w:t>
+            </w:r>
+          </w:p>
+        </w:tc>
+        <w:tc>
+          <w:tcPr>
+            <w:tcW w:w="1333" w:type="pct"/>
+            <w:hideMark/>
+          </w:tcPr>
+          <w:p ns2:paraId="090CAB5D" ns2:textId="77777777">
             <w:pPr>
               <w:jc w:val="center"/>
               <w:cnfStyle w:val="000000100000" w:firstRow="0" w:lastRow="0" w:firstColumn="0" w:lastColumn="0" w:oddVBand="0" w:evenVBand="0" w:oddHBand="1" w:evenHBand="0" w:firstRowFirstColumn="0" w:firstRowLastColumn="0" w:lastRowFirstColumn="0" w:lastRowLastColumn="0"/>
@@ -6364,10 +6736,18 @@
                 <w:lang w:eastAsia="en-US"/>
               </w:rPr>
             </w:pPr>
+            <w:r>
+              <w:rPr>
+                <w:rFonts w:ascii="Dax-Regular" w:eastAsia="Times New Roman" w:hAnsi="Dax-Regular" w:cs="Times New Roman"/>
+                <w:szCs w:val="20"/>
+                <w:lang w:eastAsia="en-US"/>
+              </w:rPr>
+              <w:t>0.003</w:t>
+            </w:r>
           </w:p>
         </w:tc>
       </w:tr>
-      <w:tr>
+      <w:tr ns2:paraId="243829F9" ns2:textId="77777777">
         <w:trPr>
           <w:trHeight w:val="285"/>
         </w:trPr>
@@ -6377,7 +6757,7 @@
             <w:tcW w:w="1001" w:type="pct"/>
             <w:hideMark/>
           </w:tcPr>
-          <w:p>
+          <w:p ns2:paraId="6485FB65" ns2:textId="77777777">
             <w:pPr>
               <w:jc w:val="center"/>
               <w:rPr>
@@ -6401,7 +6781,7 @@
             <w:tcW w:w="1333" w:type="pct"/>
             <w:hideMark/>
           </w:tcPr>
-          <w:p>
+          <w:p ns2:paraId="030A2BD6" ns2:textId="77777777">
             <w:pPr>
               <w:jc w:val="center"/>
               <w:cnfStyle w:val="000000000000" w:firstRow="0" w:lastRow="0" w:firstColumn="0" w:lastColumn="0" w:oddVBand="0" w:evenVBand="0" w:oddHBand="0" w:evenHBand="0" w:firstRowFirstColumn="0" w:firstRowLastColumn="0" w:lastRowFirstColumn="0" w:lastRowLastColumn="0"/>
@@ -6411,14 +6791,22 @@
                 <w:lang w:eastAsia="en-US"/>
               </w:rPr>
             </w:pPr>
-          </w:p>
-        </w:tc>
-        <w:tc>
-          <w:tcPr>
-            <w:tcW w:w="1333" w:type="pct"/>
-            <w:hideMark/>
-          </w:tcPr>
-          <w:p>
+            <w:r>
+              <w:rPr>
+                <w:rFonts w:ascii="Dax-Regular" w:eastAsia="Times New Roman" w:hAnsi="Dax-Regular" w:cs="Calibri"/>
+                <w:color w:val="000000"/>
+                <w:lang w:eastAsia="en-US"/>
+              </w:rPr>
+              <w:t>33.326</w:t>
+            </w:r>
+          </w:p>
+        </w:tc>
+        <w:tc>
+          <w:tcPr>
+            <w:tcW w:w="1333" w:type="pct"/>
+            <w:hideMark/>
+          </w:tcPr>
+          <w:p ns2:paraId="38405190" ns2:textId="77777777">
             <w:pPr>
               <w:jc w:val="center"/>
               <w:cnfStyle w:val="000000000000" w:firstRow="0" w:lastRow="0" w:firstColumn="0" w:lastColumn="0" w:oddVBand="0" w:evenVBand="0" w:oddHBand="0" w:evenHBand="0" w:firstRowFirstColumn="0" w:firstRowLastColumn="0" w:lastRowFirstColumn="0" w:lastRowLastColumn="0"/>
@@ -6429,14 +6817,22 @@
                 <w:lang w:eastAsia="en-US"/>
               </w:rPr>
             </w:pPr>
-          </w:p>
-        </w:tc>
-        <w:tc>
-          <w:tcPr>
-            <w:tcW w:w="1333" w:type="pct"/>
-            <w:hideMark/>
-          </w:tcPr>
-          <w:p>
+            <w:r>
+              <w:rPr>
+                <w:rFonts w:ascii="Dax-Regular" w:eastAsia="Times New Roman" w:hAnsi="Dax-Regular" w:cs="Times New Roman"/>
+                <w:szCs w:val="20"/>
+                <w:lang w:eastAsia="en-US"/>
+              </w:rPr>
+              <w:t>12.805</w:t>
+            </w:r>
+          </w:p>
+        </w:tc>
+        <w:tc>
+          <w:tcPr>
+            <w:tcW w:w="1333" w:type="pct"/>
+            <w:hideMark/>
+          </w:tcPr>
+          <w:p ns2:paraId="25ABAD13" ns2:textId="77777777">
             <w:pPr>
               <w:jc w:val="center"/>
               <w:cnfStyle w:val="000000000000" w:firstRow="0" w:lastRow="0" w:firstColumn="0" w:lastColumn="0" w:oddVBand="0" w:evenVBand="0" w:oddHBand="0" w:evenHBand="0" w:firstRowFirstColumn="0" w:firstRowLastColumn="0" w:lastRowFirstColumn="0" w:lastRowLastColumn="0"/>
@@ -6447,18 +6843,26 @@
                 <w:lang w:eastAsia="en-US"/>
               </w:rPr>
             </w:pPr>
+            <w:r>
+              <w:rPr>
+                <w:rFonts w:ascii="Dax-Regular" w:eastAsia="Times New Roman" w:hAnsi="Dax-Regular" w:cs="Times New Roman"/>
+                <w:szCs w:val="20"/>
+                <w:lang w:eastAsia="en-US"/>
+              </w:rPr>
+              <w:t>0.002</w:t>
+            </w:r>
           </w:p>
         </w:tc>
       </w:tr>
     </w:tbl>
-    <w:p>
+    <w:p ns2:paraId="19AEF766" ns2:textId="77777777">
       <w:pPr>
         <w:rPr>
           <w:lang w:val="es-419"/>
         </w:rPr>
       </w:pPr>
     </w:p>
-    <w:p>
+    <w:p ns2:paraId="6855B189" ns2:textId="77777777">
       <w:pPr>
         <w:pStyle w:val="Ttulo2"/>
         <w:rPr>
@@ -6484,7 +6888,7 @@
         <w:t xml:space="preserve"> para Queue con Linked List</w:t>
       </w:r>
     </w:p>
-    <w:p>
+    <w:p ns2:paraId="3A88B86D" ns2:textId="77777777">
       <w:pPr>
         <w:rPr>
           <w:lang w:val="es-419"/>
@@ -6503,7 +6907,7 @@
         <w:gridCol w:w="2267"/>
         <w:gridCol w:w="2267"/>
       </w:tblGrid>
-      <w:tr>
+      <w:tr ns2:paraId="0B5A7156" ns2:textId="77777777">
         <w:trPr>
           <w:cnfStyle w:val="100000000000" w:firstRow="1" w:lastRow="0" w:firstColumn="0" w:lastColumn="0" w:oddVBand="0" w:evenVBand="0" w:oddHBand="0" w:evenHBand="0" w:firstRowFirstColumn="0" w:firstRowLastColumn="0" w:lastRowFirstColumn="0" w:lastRowLastColumn="0"/>
           <w:trHeight w:val="555"/>
@@ -6514,7 +6918,7 @@
             <w:tcW w:w="1001" w:type="pct"/>
             <w:hideMark/>
           </w:tcPr>
-          <w:p>
+          <w:p ns2:paraId="2A17F767" ns2:textId="61D0A8AD">
             <w:pPr>
               <w:jc w:val="center"/>
               <w:rPr>
@@ -6538,7 +6942,7 @@
             <w:tcW w:w="1333" w:type="pct"/>
             <w:hideMark/>
           </w:tcPr>
-          <w:p>
+          <w:p ns2:paraId="747B0108" ns2:textId="77777777">
             <w:pPr>
               <w:jc w:val="center"/>
               <w:cnfStyle w:val="100000000000" w:firstRow="1" w:lastRow="0" w:firstColumn="0" w:lastColumn="0" w:oddVBand="0" w:evenVBand="0" w:oddHBand="0" w:evenHBand="0" w:firstRowFirstColumn="0" w:firstRowLastColumn="0" w:lastRowFirstColumn="0" w:lastRowLastColumn="0"/>
@@ -6579,7 +6983,7 @@
             <w:tcW w:w="1333" w:type="pct"/>
             <w:hideMark/>
           </w:tcPr>
-          <w:p>
+          <w:p ns2:paraId="2DE38F36" ns2:textId="77777777">
             <w:pPr>
               <w:jc w:val="center"/>
               <w:cnfStyle w:val="100000000000" w:firstRow="1" w:lastRow="0" w:firstColumn="0" w:lastColumn="0" w:oddVBand="0" w:evenVBand="0" w:oddHBand="0" w:evenHBand="0" w:firstRowFirstColumn="0" w:firstRowLastColumn="0" w:lastRowFirstColumn="0" w:lastRowLastColumn="0"/>
@@ -6620,7 +7024,7 @@
             <w:tcW w:w="1333" w:type="pct"/>
             <w:hideMark/>
           </w:tcPr>
-          <w:p>
+          <w:p ns2:paraId="0DF9D579" ns2:textId="77777777">
             <w:pPr>
               <w:jc w:val="center"/>
               <w:cnfStyle w:val="100000000000" w:firstRow="1" w:lastRow="0" w:firstColumn="0" w:lastColumn="0" w:oddVBand="0" w:evenVBand="0" w:oddHBand="0" w:evenHBand="0" w:firstRowFirstColumn="0" w:firstRowLastColumn="0" w:lastRowFirstColumn="0" w:lastRowLastColumn="0"/>
@@ -6657,7 +7061,7 @@
           </w:p>
         </w:tc>
       </w:tr>
-      <w:tr>
+      <w:tr ns2:paraId="745A6477" ns2:textId="77777777">
         <w:trPr>
           <w:cnfStyle w:val="000000100000" w:firstRow="0" w:lastRow="0" w:firstColumn="0" w:lastColumn="0" w:oddVBand="0" w:evenVBand="0" w:oddHBand="1" w:evenHBand="0" w:firstRowFirstColumn="0" w:firstRowLastColumn="0" w:lastRowFirstColumn="0" w:lastRowLastColumn="0"/>
           <w:trHeight w:val="278"/>
@@ -6668,7 +7072,7 @@
             <w:tcW w:w="1001" w:type="pct"/>
             <w:hideMark/>
           </w:tcPr>
-          <w:p>
+          <w:p ns2:paraId="27BAA36C" ns2:textId="77777777">
             <w:pPr>
               <w:jc w:val="center"/>
               <w:rPr>
@@ -6692,7 +7096,7 @@
             <w:tcW w:w="1333" w:type="pct"/>
             <w:hideMark/>
           </w:tcPr>
-          <w:p>
+          <w:p ns2:paraId="3E1C1C09" ns2:textId="77777777">
             <w:pPr>
               <w:jc w:val="center"/>
               <w:cnfStyle w:val="000000100000" w:firstRow="0" w:lastRow="0" w:firstColumn="0" w:lastColumn="0" w:oddVBand="0" w:evenVBand="0" w:oddHBand="1" w:evenHBand="0" w:firstRowFirstColumn="0" w:firstRowLastColumn="0" w:lastRowFirstColumn="0" w:lastRowLastColumn="0"/>
@@ -6702,14 +7106,22 @@
                 <w:lang w:eastAsia="en-US"/>
               </w:rPr>
             </w:pPr>
-          </w:p>
-        </w:tc>
-        <w:tc>
-          <w:tcPr>
-            <w:tcW w:w="1333" w:type="pct"/>
-            <w:hideMark/>
-          </w:tcPr>
-          <w:p>
+            <w:r>
+              <w:rPr>
+                <w:rFonts w:ascii="Dax-Regular" w:eastAsia="Times New Roman" w:hAnsi="Dax-Regular" w:cs="Calibri"/>
+                <w:color w:val="000000"/>
+                <w:lang w:eastAsia="en-US"/>
+              </w:rPr>
+              <w:t>0.026</w:t>
+            </w:r>
+          </w:p>
+        </w:tc>
+        <w:tc>
+          <w:tcPr>
+            <w:tcW w:w="1333" w:type="pct"/>
+            <w:hideMark/>
+          </w:tcPr>
+          <w:p ns2:paraId="576C48C7" ns2:textId="77777777">
             <w:pPr>
               <w:jc w:val="center"/>
               <w:cnfStyle w:val="000000100000" w:firstRow="0" w:lastRow="0" w:firstColumn="0" w:lastColumn="0" w:oddVBand="0" w:evenVBand="0" w:oddHBand="1" w:evenHBand="0" w:firstRowFirstColumn="0" w:firstRowLastColumn="0" w:lastRowFirstColumn="0" w:lastRowLastColumn="0"/>
@@ -6720,14 +7132,22 @@
                 <w:lang w:eastAsia="en-US"/>
               </w:rPr>
             </w:pPr>
-          </w:p>
-        </w:tc>
-        <w:tc>
-          <w:tcPr>
-            <w:tcW w:w="1333" w:type="pct"/>
-            <w:hideMark/>
-          </w:tcPr>
-          <w:p>
+            <w:r>
+              <w:rPr>
+                <w:rFonts w:ascii="Dax-Regular" w:eastAsia="Times New Roman" w:hAnsi="Dax-Regular" w:cs="Times New Roman"/>
+                <w:szCs w:val="20"/>
+                <w:lang w:eastAsia="en-US"/>
+              </w:rPr>
+              <w:t>0.022</w:t>
+            </w:r>
+          </w:p>
+        </w:tc>
+        <w:tc>
+          <w:tcPr>
+            <w:tcW w:w="1333" w:type="pct"/>
+            <w:hideMark/>
+          </w:tcPr>
+          <w:p ns2:paraId="7030ED61" ns2:textId="77777777">
             <w:pPr>
               <w:jc w:val="center"/>
               <w:cnfStyle w:val="000000100000" w:firstRow="0" w:lastRow="0" w:firstColumn="0" w:lastColumn="0" w:oddVBand="0" w:evenVBand="0" w:oddHBand="1" w:evenHBand="0" w:firstRowFirstColumn="0" w:firstRowLastColumn="0" w:lastRowFirstColumn="0" w:lastRowLastColumn="0"/>
@@ -6738,10 +7158,18 @@
                 <w:lang w:eastAsia="en-US"/>
               </w:rPr>
             </w:pPr>
+            <w:r>
+              <w:rPr>
+                <w:rFonts w:ascii="Dax-Regular" w:eastAsia="Times New Roman" w:hAnsi="Dax-Regular" w:cs="Times New Roman"/>
+                <w:szCs w:val="20"/>
+                <w:lang w:eastAsia="en-US"/>
+              </w:rPr>
+              <w:t>0.001</w:t>
+            </w:r>
           </w:p>
         </w:tc>
       </w:tr>
-      <w:tr>
+      <w:tr ns2:paraId="7791E68E" ns2:textId="77777777">
         <w:trPr>
           <w:trHeight w:val="278"/>
         </w:trPr>
@@ -6751,7 +7179,7 @@
             <w:tcW w:w="1001" w:type="pct"/>
             <w:hideMark/>
           </w:tcPr>
-          <w:p>
+          <w:p ns2:paraId="4ACD19B3" ns2:textId="77777777">
             <w:pPr>
               <w:jc w:val="center"/>
               <w:rPr>
@@ -6775,7 +7203,7 @@
             <w:tcW w:w="1333" w:type="pct"/>
             <w:hideMark/>
           </w:tcPr>
-          <w:p>
+          <w:p ns2:paraId="395FB43B" ns2:textId="77777777">
             <w:pPr>
               <w:jc w:val="center"/>
               <w:cnfStyle w:val="000000000000" w:firstRow="0" w:lastRow="0" w:firstColumn="0" w:lastColumn="0" w:oddVBand="0" w:evenVBand="0" w:oddHBand="0" w:evenHBand="0" w:firstRowFirstColumn="0" w:firstRowLastColumn="0" w:lastRowFirstColumn="0" w:lastRowLastColumn="0"/>
@@ -6785,14 +7213,22 @@
                 <w:lang w:eastAsia="en-US"/>
               </w:rPr>
             </w:pPr>
-          </w:p>
-        </w:tc>
-        <w:tc>
-          <w:tcPr>
-            <w:tcW w:w="1333" w:type="pct"/>
-            <w:hideMark/>
-          </w:tcPr>
-          <w:p>
+            <w:r>
+              <w:rPr>
+                <w:rFonts w:ascii="Dax-Regular" w:eastAsia="Times New Roman" w:hAnsi="Dax-Regular" w:cs="Calibri"/>
+                <w:color w:val="000000"/>
+                <w:lang w:eastAsia="en-US"/>
+              </w:rPr>
+              <w:t>0.253</w:t>
+            </w:r>
+          </w:p>
+        </w:tc>
+        <w:tc>
+          <w:tcPr>
+            <w:tcW w:w="1333" w:type="pct"/>
+            <w:hideMark/>
+          </w:tcPr>
+          <w:p ns2:paraId="27920ADC" ns2:textId="77777777">
             <w:pPr>
               <w:jc w:val="center"/>
               <w:cnfStyle w:val="000000000000" w:firstRow="0" w:lastRow="0" w:firstColumn="0" w:lastColumn="0" w:oddVBand="0" w:evenVBand="0" w:oddHBand="0" w:evenHBand="0" w:firstRowFirstColumn="0" w:firstRowLastColumn="0" w:lastRowFirstColumn="0" w:lastRowLastColumn="0"/>
@@ -6803,14 +7239,22 @@
                 <w:lang w:eastAsia="en-US"/>
               </w:rPr>
             </w:pPr>
-          </w:p>
-        </w:tc>
-        <w:tc>
-          <w:tcPr>
-            <w:tcW w:w="1333" w:type="pct"/>
-            <w:hideMark/>
-          </w:tcPr>
-          <w:p>
+            <w:r>
+              <w:rPr>
+                <w:rFonts w:ascii="Dax-Regular" w:eastAsia="Times New Roman" w:hAnsi="Dax-Regular" w:cs="Times New Roman"/>
+                <w:szCs w:val="20"/>
+                <w:lang w:eastAsia="en-US"/>
+              </w:rPr>
+              <w:t>0.270</w:t>
+            </w:r>
+          </w:p>
+        </w:tc>
+        <w:tc>
+          <w:tcPr>
+            <w:tcW w:w="1333" w:type="pct"/>
+            <w:hideMark/>
+          </w:tcPr>
+          <w:p ns2:paraId="28B76214" ns2:textId="77777777">
             <w:pPr>
               <w:jc w:val="center"/>
               <w:cnfStyle w:val="000000000000" w:firstRow="0" w:lastRow="0" w:firstColumn="0" w:lastColumn="0" w:oddVBand="0" w:evenVBand="0" w:oddHBand="0" w:evenHBand="0" w:firstRowFirstColumn="0" w:firstRowLastColumn="0" w:lastRowFirstColumn="0" w:lastRowLastColumn="0"/>
@@ -6821,10 +7265,18 @@
                 <w:lang w:eastAsia="en-US"/>
               </w:rPr>
             </w:pPr>
+            <w:r>
+              <w:rPr>
+                <w:rFonts w:ascii="Dax-Regular" w:eastAsia="Times New Roman" w:hAnsi="Dax-Regular" w:cs="Times New Roman"/>
+                <w:szCs w:val="20"/>
+                <w:lang w:eastAsia="en-US"/>
+              </w:rPr>
+              <w:t>0.001</w:t>
+            </w:r>
           </w:p>
         </w:tc>
       </w:tr>
-      <w:tr>
+      <w:tr ns2:paraId="789C1445" ns2:textId="77777777">
         <w:trPr>
           <w:cnfStyle w:val="000000100000" w:firstRow="0" w:lastRow="0" w:firstColumn="0" w:lastColumn="0" w:oddVBand="0" w:evenVBand="0" w:oddHBand="1" w:evenHBand="0" w:firstRowFirstColumn="0" w:firstRowLastColumn="0" w:lastRowFirstColumn="0" w:lastRowLastColumn="0"/>
           <w:trHeight w:val="285"/>
@@ -6835,7 +7287,7 @@
             <w:tcW w:w="1001" w:type="pct"/>
             <w:hideMark/>
           </w:tcPr>
-          <w:p>
+          <w:p ns2:paraId="3346BAD1" ns2:textId="77777777">
             <w:pPr>
               <w:jc w:val="center"/>
               <w:rPr>
@@ -6859,7 +7311,7 @@
             <w:tcW w:w="1333" w:type="pct"/>
             <w:hideMark/>
           </w:tcPr>
-          <w:p>
+          <w:p ns2:paraId="3B79A6B0" ns2:textId="77777777">
             <w:pPr>
               <w:jc w:val="center"/>
               <w:cnfStyle w:val="000000100000" w:firstRow="0" w:lastRow="0" w:firstColumn="0" w:lastColumn="0" w:oddVBand="0" w:evenVBand="0" w:oddHBand="1" w:evenHBand="0" w:firstRowFirstColumn="0" w:firstRowLastColumn="0" w:lastRowFirstColumn="0" w:lastRowLastColumn="0"/>
@@ -6869,14 +7321,22 @@
                 <w:lang w:eastAsia="en-US"/>
               </w:rPr>
             </w:pPr>
-          </w:p>
-        </w:tc>
-        <w:tc>
-          <w:tcPr>
-            <w:tcW w:w="1333" w:type="pct"/>
-            <w:hideMark/>
-          </w:tcPr>
-          <w:p>
+            <w:r>
+              <w:rPr>
+                <w:rFonts w:ascii="Dax-Regular" w:eastAsia="Times New Roman" w:hAnsi="Dax-Regular" w:cs="Calibri"/>
+                <w:color w:val="000000"/>
+                <w:lang w:eastAsia="en-US"/>
+              </w:rPr>
+              <w:t>0.478</w:t>
+            </w:r>
+          </w:p>
+        </w:tc>
+        <w:tc>
+          <w:tcPr>
+            <w:tcW w:w="1333" w:type="pct"/>
+            <w:hideMark/>
+          </w:tcPr>
+          <w:p ns2:paraId="44FC81B5" ns2:textId="77777777">
             <w:pPr>
               <w:jc w:val="center"/>
               <w:cnfStyle w:val="000000100000" w:firstRow="0" w:lastRow="0" w:firstColumn="0" w:lastColumn="0" w:oddVBand="0" w:evenVBand="0" w:oddHBand="1" w:evenHBand="0" w:firstRowFirstColumn="0" w:firstRowLastColumn="0" w:lastRowFirstColumn="0" w:lastRowLastColumn="0"/>
@@ -6887,14 +7347,22 @@
                 <w:lang w:eastAsia="en-US"/>
               </w:rPr>
             </w:pPr>
-          </w:p>
-        </w:tc>
-        <w:tc>
-          <w:tcPr>
-            <w:tcW w:w="1333" w:type="pct"/>
-            <w:hideMark/>
-          </w:tcPr>
-          <w:p>
+            <w:r>
+              <w:rPr>
+                <w:rFonts w:ascii="Dax-Regular" w:eastAsia="Times New Roman" w:hAnsi="Dax-Regular" w:cs="Times New Roman"/>
+                <w:szCs w:val="20"/>
+                <w:lang w:eastAsia="en-US"/>
+              </w:rPr>
+              <w:t>0.530</w:t>
+            </w:r>
+          </w:p>
+        </w:tc>
+        <w:tc>
+          <w:tcPr>
+            <w:tcW w:w="1333" w:type="pct"/>
+            <w:hideMark/>
+          </w:tcPr>
+          <w:p ns2:paraId="2608D971" ns2:textId="77777777">
             <w:pPr>
               <w:jc w:val="center"/>
               <w:cnfStyle w:val="000000100000" w:firstRow="0" w:lastRow="0" w:firstColumn="0" w:lastColumn="0" w:oddVBand="0" w:evenVBand="0" w:oddHBand="1" w:evenHBand="0" w:firstRowFirstColumn="0" w:firstRowLastColumn="0" w:lastRowFirstColumn="0" w:lastRowLastColumn="0"/>
@@ -6905,10 +7373,18 @@
                 <w:lang w:eastAsia="en-US"/>
               </w:rPr>
             </w:pPr>
+            <w:r>
+              <w:rPr>
+                <w:rFonts w:ascii="Dax-Regular" w:eastAsia="Times New Roman" w:hAnsi="Dax-Regular" w:cs="Times New Roman"/>
+                <w:szCs w:val="20"/>
+                <w:lang w:eastAsia="en-US"/>
+              </w:rPr>
+              <w:t>0.001</w:t>
+            </w:r>
           </w:p>
         </w:tc>
       </w:tr>
-      <w:tr>
+      <w:tr ns2:paraId="74817A5C" ns2:textId="77777777">
         <w:trPr>
           <w:trHeight w:val="285"/>
         </w:trPr>
@@ -6918,7 +7394,7 @@
             <w:tcW w:w="1001" w:type="pct"/>
             <w:hideMark/>
           </w:tcPr>
-          <w:p>
+          <w:p ns2:paraId="16C2A0D1" ns2:textId="77777777">
             <w:pPr>
               <w:jc w:val="center"/>
               <w:rPr>
@@ -6942,7 +7418,7 @@
             <w:tcW w:w="1333" w:type="pct"/>
             <w:hideMark/>
           </w:tcPr>
-          <w:p>
+          <w:p ns2:paraId="43A02E3E" ns2:textId="77777777">
             <w:pPr>
               <w:jc w:val="center"/>
               <w:cnfStyle w:val="000000000000" w:firstRow="0" w:lastRow="0" w:firstColumn="0" w:lastColumn="0" w:oddVBand="0" w:evenVBand="0" w:oddHBand="0" w:evenHBand="0" w:firstRowFirstColumn="0" w:firstRowLastColumn="0" w:lastRowFirstColumn="0" w:lastRowLastColumn="0"/>
@@ -6952,14 +7428,22 @@
                 <w:lang w:eastAsia="en-US"/>
               </w:rPr>
             </w:pPr>
-          </w:p>
-        </w:tc>
-        <w:tc>
-          <w:tcPr>
-            <w:tcW w:w="1333" w:type="pct"/>
-            <w:hideMark/>
-          </w:tcPr>
-          <w:p>
+            <w:r>
+              <w:rPr>
+                <w:rFonts w:ascii="Dax-Regular" w:eastAsia="Times New Roman" w:hAnsi="Dax-Regular" w:cs="Calibri"/>
+                <w:color w:val="000000"/>
+                <w:lang w:eastAsia="en-US"/>
+              </w:rPr>
+              <w:t>1.026</w:t>
+            </w:r>
+          </w:p>
+        </w:tc>
+        <w:tc>
+          <w:tcPr>
+            <w:tcW w:w="1333" w:type="pct"/>
+            <w:hideMark/>
+          </w:tcPr>
+          <w:p ns2:paraId="731AE2D4" ns2:textId="77777777">
             <w:pPr>
               <w:jc w:val="center"/>
               <w:cnfStyle w:val="000000000000" w:firstRow="0" w:lastRow="0" w:firstColumn="0" w:lastColumn="0" w:oddVBand="0" w:evenVBand="0" w:oddHBand="0" w:evenHBand="0" w:firstRowFirstColumn="0" w:firstRowLastColumn="0" w:lastRowFirstColumn="0" w:lastRowLastColumn="0"/>
@@ -6970,14 +7454,22 @@
                 <w:lang w:eastAsia="en-US"/>
               </w:rPr>
             </w:pPr>
-          </w:p>
-        </w:tc>
-        <w:tc>
-          <w:tcPr>
-            <w:tcW w:w="1333" w:type="pct"/>
-            <w:hideMark/>
-          </w:tcPr>
-          <w:p>
+            <w:r>
+              <w:rPr>
+                <w:rFonts w:ascii="Dax-Regular" w:eastAsia="Times New Roman" w:hAnsi="Dax-Regular" w:cs="Times New Roman"/>
+                <w:szCs w:val="20"/>
+                <w:lang w:eastAsia="en-US"/>
+              </w:rPr>
+              <w:t>1.619</w:t>
+            </w:r>
+          </w:p>
+        </w:tc>
+        <w:tc>
+          <w:tcPr>
+            <w:tcW w:w="1333" w:type="pct"/>
+            <w:hideMark/>
+          </w:tcPr>
+          <w:p ns2:paraId="697CC4D7" ns2:textId="77777777">
             <w:pPr>
               <w:jc w:val="center"/>
               <w:cnfStyle w:val="000000000000" w:firstRow="0" w:lastRow="0" w:firstColumn="0" w:lastColumn="0" w:oddVBand="0" w:evenVBand="0" w:oddHBand="0" w:evenHBand="0" w:firstRowFirstColumn="0" w:firstRowLastColumn="0" w:lastRowFirstColumn="0" w:lastRowLastColumn="0"/>
@@ -6988,10 +7480,18 @@
                 <w:lang w:eastAsia="en-US"/>
               </w:rPr>
             </w:pPr>
+            <w:r>
+              <w:rPr>
+                <w:rFonts w:ascii="Dax-Regular" w:eastAsia="Times New Roman" w:hAnsi="Dax-Regular" w:cs="Times New Roman"/>
+                <w:szCs w:val="20"/>
+                <w:lang w:eastAsia="en-US"/>
+              </w:rPr>
+              <w:t>0.001</w:t>
+            </w:r>
           </w:p>
         </w:tc>
       </w:tr>
-      <w:tr>
+      <w:tr ns2:paraId="3D61590F" ns2:textId="77777777">
         <w:trPr>
           <w:cnfStyle w:val="000000100000" w:firstRow="0" w:lastRow="0" w:firstColumn="0" w:lastColumn="0" w:oddVBand="0" w:evenVBand="0" w:oddHBand="1" w:evenHBand="0" w:firstRowFirstColumn="0" w:firstRowLastColumn="0" w:lastRowFirstColumn="0" w:lastRowLastColumn="0"/>
           <w:trHeight w:val="285"/>
@@ -7002,7 +7502,7 @@
             <w:tcW w:w="1001" w:type="pct"/>
             <w:hideMark/>
           </w:tcPr>
-          <w:p>
+          <w:p ns2:paraId="2640017A" ns2:textId="77777777">
             <w:pPr>
               <w:jc w:val="center"/>
               <w:rPr>
@@ -7026,7 +7526,7 @@
             <w:tcW w:w="1333" w:type="pct"/>
             <w:hideMark/>
           </w:tcPr>
-          <w:p>
+          <w:p ns2:paraId="00856816" ns2:textId="77777777">
             <w:pPr>
               <w:jc w:val="center"/>
               <w:cnfStyle w:val="000000100000" w:firstRow="0" w:lastRow="0" w:firstColumn="0" w:lastColumn="0" w:oddVBand="0" w:evenVBand="0" w:oddHBand="1" w:evenHBand="0" w:firstRowFirstColumn="0" w:firstRowLastColumn="0" w:lastRowFirstColumn="0" w:lastRowLastColumn="0"/>
@@ -7036,14 +7536,22 @@
                 <w:lang w:eastAsia="en-US"/>
               </w:rPr>
             </w:pPr>
-          </w:p>
-        </w:tc>
-        <w:tc>
-          <w:tcPr>
-            <w:tcW w:w="1333" w:type="pct"/>
-            <w:hideMark/>
-          </w:tcPr>
-          <w:p>
+            <w:r>
+              <w:rPr>
+                <w:rFonts w:ascii="Dax-Regular" w:eastAsia="Times New Roman" w:hAnsi="Dax-Regular" w:cs="Calibri"/>
+                <w:color w:val="000000"/>
+                <w:lang w:eastAsia="en-US"/>
+              </w:rPr>
+              <w:t>2.501</w:t>
+            </w:r>
+          </w:p>
+        </w:tc>
+        <w:tc>
+          <w:tcPr>
+            <w:tcW w:w="1333" w:type="pct"/>
+            <w:hideMark/>
+          </w:tcPr>
+          <w:p ns2:paraId="18F6C167" ns2:textId="77777777">
             <w:pPr>
               <w:jc w:val="center"/>
               <w:cnfStyle w:val="000000100000" w:firstRow="0" w:lastRow="0" w:firstColumn="0" w:lastColumn="0" w:oddVBand="0" w:evenVBand="0" w:oddHBand="1" w:evenHBand="0" w:firstRowFirstColumn="0" w:firstRowLastColumn="0" w:lastRowFirstColumn="0" w:lastRowLastColumn="0"/>
@@ -7054,14 +7562,22 @@
                 <w:lang w:eastAsia="en-US"/>
               </w:rPr>
             </w:pPr>
-          </w:p>
-        </w:tc>
-        <w:tc>
-          <w:tcPr>
-            <w:tcW w:w="1333" w:type="pct"/>
-            <w:hideMark/>
-          </w:tcPr>
-          <w:p>
+            <w:r>
+              <w:rPr>
+                <w:rFonts w:ascii="Dax-Regular" w:eastAsia="Times New Roman" w:hAnsi="Dax-Regular" w:cs="Times New Roman"/>
+                <w:szCs w:val="20"/>
+                <w:lang w:eastAsia="en-US"/>
+              </w:rPr>
+              <w:t>2.185</w:t>
+            </w:r>
+          </w:p>
+        </w:tc>
+        <w:tc>
+          <w:tcPr>
+            <w:tcW w:w="1333" w:type="pct"/>
+            <w:hideMark/>
+          </w:tcPr>
+          <w:p ns2:paraId="4D6642BE" ns2:textId="77777777">
             <w:pPr>
               <w:jc w:val="center"/>
               <w:cnfStyle w:val="000000100000" w:firstRow="0" w:lastRow="0" w:firstColumn="0" w:lastColumn="0" w:oddVBand="0" w:evenVBand="0" w:oddHBand="1" w:evenHBand="0" w:firstRowFirstColumn="0" w:firstRowLastColumn="0" w:lastRowFirstColumn="0" w:lastRowLastColumn="0"/>
@@ -7072,10 +7588,18 @@
                 <w:lang w:eastAsia="en-US"/>
               </w:rPr>
             </w:pPr>
+            <w:r>
+              <w:rPr>
+                <w:rFonts w:ascii="Dax-Regular" w:eastAsia="Times New Roman" w:hAnsi="Dax-Regular" w:cs="Times New Roman"/>
+                <w:szCs w:val="20"/>
+                <w:lang w:eastAsia="en-US"/>
+              </w:rPr>
+              <w:t>0.006</w:t>
+            </w:r>
           </w:p>
         </w:tc>
       </w:tr>
-      <w:tr>
+      <w:tr ns2:paraId="52EDBD25" ns2:textId="77777777">
         <w:trPr>
           <w:trHeight w:val="285"/>
         </w:trPr>
@@ -7085,7 +7609,7 @@
             <w:tcW w:w="1001" w:type="pct"/>
             <w:hideMark/>
           </w:tcPr>
-          <w:p>
+          <w:p ns2:paraId="5AA275DB" ns2:textId="77777777">
             <w:pPr>
               <w:jc w:val="center"/>
               <w:rPr>
@@ -7109,7 +7633,7 @@
             <w:tcW w:w="1333" w:type="pct"/>
             <w:hideMark/>
           </w:tcPr>
-          <w:p>
+          <w:p ns2:paraId="2590317F" ns2:textId="77777777">
             <w:pPr>
               <w:jc w:val="center"/>
               <w:cnfStyle w:val="000000000000" w:firstRow="0" w:lastRow="0" w:firstColumn="0" w:lastColumn="0" w:oddVBand="0" w:evenVBand="0" w:oddHBand="0" w:evenHBand="0" w:firstRowFirstColumn="0" w:firstRowLastColumn="0" w:lastRowFirstColumn="0" w:lastRowLastColumn="0"/>
@@ -7119,14 +7643,22 @@
                 <w:lang w:eastAsia="en-US"/>
               </w:rPr>
             </w:pPr>
-          </w:p>
-        </w:tc>
-        <w:tc>
-          <w:tcPr>
-            <w:tcW w:w="1333" w:type="pct"/>
-            <w:hideMark/>
-          </w:tcPr>
-          <w:p>
+            <w:r>
+              <w:rPr>
+                <w:rFonts w:ascii="Dax-Regular" w:eastAsia="Times New Roman" w:hAnsi="Dax-Regular" w:cs="Calibri"/>
+                <w:color w:val="000000"/>
+                <w:lang w:eastAsia="en-US"/>
+              </w:rPr>
+              <w:t>3.856</w:t>
+            </w:r>
+          </w:p>
+        </w:tc>
+        <w:tc>
+          <w:tcPr>
+            <w:tcW w:w="1333" w:type="pct"/>
+            <w:hideMark/>
+          </w:tcPr>
+          <w:p ns2:paraId="27C78DEF" ns2:textId="77777777">
             <w:pPr>
               <w:jc w:val="center"/>
               <w:cnfStyle w:val="000000000000" w:firstRow="0" w:lastRow="0" w:firstColumn="0" w:lastColumn="0" w:oddVBand="0" w:evenVBand="0" w:oddHBand="0" w:evenHBand="0" w:firstRowFirstColumn="0" w:firstRowLastColumn="0" w:lastRowFirstColumn="0" w:lastRowLastColumn="0"/>
@@ -7137,14 +7669,22 @@
                 <w:lang w:eastAsia="en-US"/>
               </w:rPr>
             </w:pPr>
-          </w:p>
-        </w:tc>
-        <w:tc>
-          <w:tcPr>
-            <w:tcW w:w="1333" w:type="pct"/>
-            <w:hideMark/>
-          </w:tcPr>
-          <w:p>
+            <w:r>
+              <w:rPr>
+                <w:rFonts w:ascii="Dax-Regular" w:eastAsia="Times New Roman" w:hAnsi="Dax-Regular" w:cs="Times New Roman"/>
+                <w:szCs w:val="20"/>
+                <w:lang w:eastAsia="en-US"/>
+              </w:rPr>
+              <w:t>3.814</w:t>
+            </w:r>
+          </w:p>
+        </w:tc>
+        <w:tc>
+          <w:tcPr>
+            <w:tcW w:w="1333" w:type="pct"/>
+            <w:hideMark/>
+          </w:tcPr>
+          <w:p ns2:paraId="2D9CD787" ns2:textId="77777777">
             <w:pPr>
               <w:jc w:val="center"/>
               <w:cnfStyle w:val="000000000000" w:firstRow="0" w:lastRow="0" w:firstColumn="0" w:lastColumn="0" w:oddVBand="0" w:evenVBand="0" w:oddHBand="0" w:evenHBand="0" w:firstRowFirstColumn="0" w:firstRowLastColumn="0" w:lastRowFirstColumn="0" w:lastRowLastColumn="0"/>
@@ -7155,10 +7695,18 @@
                 <w:lang w:eastAsia="en-US"/>
               </w:rPr>
             </w:pPr>
+            <w:r>
+              <w:rPr>
+                <w:rFonts w:ascii="Dax-Regular" w:eastAsia="Times New Roman" w:hAnsi="Dax-Regular" w:cs="Times New Roman"/>
+                <w:szCs w:val="20"/>
+                <w:lang w:eastAsia="en-US"/>
+              </w:rPr>
+              <w:t>0.003</w:t>
+            </w:r>
           </w:p>
         </w:tc>
       </w:tr>
-      <w:tr>
+      <w:tr ns2:paraId="1BDECD62" ns2:textId="77777777">
         <w:trPr>
           <w:cnfStyle w:val="000000100000" w:firstRow="0" w:lastRow="0" w:firstColumn="0" w:lastColumn="0" w:oddVBand="0" w:evenVBand="0" w:oddHBand="1" w:evenHBand="0" w:firstRowFirstColumn="0" w:firstRowLastColumn="0" w:lastRowFirstColumn="0" w:lastRowLastColumn="0"/>
           <w:trHeight w:val="285"/>
@@ -7169,7 +7717,7 @@
             <w:tcW w:w="1001" w:type="pct"/>
             <w:hideMark/>
           </w:tcPr>
-          <w:p>
+          <w:p ns2:paraId="057E2896" ns2:textId="77777777">
             <w:pPr>
               <w:jc w:val="center"/>
               <w:rPr>
@@ -7193,7 +7741,7 @@
             <w:tcW w:w="1333" w:type="pct"/>
             <w:hideMark/>
           </w:tcPr>
-          <w:p>
+          <w:p ns2:paraId="53E7A46F" ns2:textId="77777777">
             <w:pPr>
               <w:jc w:val="center"/>
               <w:cnfStyle w:val="000000100000" w:firstRow="0" w:lastRow="0" w:firstColumn="0" w:lastColumn="0" w:oddVBand="0" w:evenVBand="0" w:oddHBand="1" w:evenHBand="0" w:firstRowFirstColumn="0" w:firstRowLastColumn="0" w:lastRowFirstColumn="0" w:lastRowLastColumn="0"/>
@@ -7203,14 +7751,22 @@
                 <w:lang w:eastAsia="en-US"/>
               </w:rPr>
             </w:pPr>
-          </w:p>
-        </w:tc>
-        <w:tc>
-          <w:tcPr>
-            <w:tcW w:w="1333" w:type="pct"/>
-            <w:hideMark/>
-          </w:tcPr>
-          <w:p>
+            <w:r>
+              <w:rPr>
+                <w:rFonts w:ascii="Dax-Regular" w:eastAsia="Times New Roman" w:hAnsi="Dax-Regular" w:cs="Calibri"/>
+                <w:color w:val="000000"/>
+                <w:lang w:eastAsia="en-US"/>
+              </w:rPr>
+              <w:t>4.263</w:t>
+            </w:r>
+          </w:p>
+        </w:tc>
+        <w:tc>
+          <w:tcPr>
+            <w:tcW w:w="1333" w:type="pct"/>
+            <w:hideMark/>
+          </w:tcPr>
+          <w:p ns2:paraId="789C1B06" ns2:textId="77777777">
             <w:pPr>
               <w:jc w:val="center"/>
               <w:cnfStyle w:val="000000100000" w:firstRow="0" w:lastRow="0" w:firstColumn="0" w:lastColumn="0" w:oddVBand="0" w:evenVBand="0" w:oddHBand="1" w:evenHBand="0" w:firstRowFirstColumn="0" w:firstRowLastColumn="0" w:lastRowFirstColumn="0" w:lastRowLastColumn="0"/>
@@ -7221,14 +7777,22 @@
                 <w:lang w:eastAsia="en-US"/>
               </w:rPr>
             </w:pPr>
-          </w:p>
-        </w:tc>
-        <w:tc>
-          <w:tcPr>
-            <w:tcW w:w="1333" w:type="pct"/>
-            <w:hideMark/>
-          </w:tcPr>
-          <w:p>
+            <w:r>
+              <w:rPr>
+                <w:rFonts w:ascii="Dax-Regular" w:eastAsia="Times New Roman" w:hAnsi="Dax-Regular" w:cs="Times New Roman"/>
+                <w:szCs w:val="20"/>
+                <w:lang w:eastAsia="en-US"/>
+              </w:rPr>
+              <w:t>4.310</w:t>
+            </w:r>
+          </w:p>
+        </w:tc>
+        <w:tc>
+          <w:tcPr>
+            <w:tcW w:w="1333" w:type="pct"/>
+            <w:hideMark/>
+          </w:tcPr>
+          <w:p ns2:paraId="17C5BA2E" ns2:textId="77777777">
             <w:pPr>
               <w:jc w:val="center"/>
               <w:cnfStyle w:val="000000100000" w:firstRow="0" w:lastRow="0" w:firstColumn="0" w:lastColumn="0" w:oddVBand="0" w:evenVBand="0" w:oddHBand="1" w:evenHBand="0" w:firstRowFirstColumn="0" w:firstRowLastColumn="0" w:lastRowFirstColumn="0" w:lastRowLastColumn="0"/>
@@ -7239,10 +7803,18 @@
                 <w:lang w:eastAsia="en-US"/>
               </w:rPr>
             </w:pPr>
+            <w:r>
+              <w:rPr>
+                <w:rFonts w:ascii="Dax-Regular" w:eastAsia="Times New Roman" w:hAnsi="Dax-Regular" w:cs="Times New Roman"/>
+                <w:szCs w:val="20"/>
+                <w:lang w:eastAsia="en-US"/>
+              </w:rPr>
+              <w:t>0.002</w:t>
+            </w:r>
           </w:p>
         </w:tc>
       </w:tr>
-      <w:tr>
+      <w:tr ns2:paraId="7C3E1B11" ns2:textId="77777777">
         <w:trPr>
           <w:trHeight w:val="285"/>
         </w:trPr>
@@ -7252,7 +7824,7 @@
             <w:tcW w:w="1001" w:type="pct"/>
             <w:hideMark/>
           </w:tcPr>
-          <w:p>
+          <w:p ns2:paraId="4D79F986" ns2:textId="77777777">
             <w:pPr>
               <w:jc w:val="center"/>
               <w:rPr>
@@ -7276,7 +7848,7 @@
             <w:tcW w:w="1333" w:type="pct"/>
             <w:hideMark/>
           </w:tcPr>
-          <w:p>
+          <w:p ns2:paraId="5B666A1C" ns2:textId="77777777">
             <w:pPr>
               <w:jc w:val="center"/>
               <w:cnfStyle w:val="000000000000" w:firstRow="0" w:lastRow="0" w:firstColumn="0" w:lastColumn="0" w:oddVBand="0" w:evenVBand="0" w:oddHBand="0" w:evenHBand="0" w:firstRowFirstColumn="0" w:firstRowLastColumn="0" w:lastRowFirstColumn="0" w:lastRowLastColumn="0"/>
@@ -7286,14 +7858,22 @@
                 <w:lang w:eastAsia="en-US"/>
               </w:rPr>
             </w:pPr>
-          </w:p>
-        </w:tc>
-        <w:tc>
-          <w:tcPr>
-            <w:tcW w:w="1333" w:type="pct"/>
-            <w:hideMark/>
-          </w:tcPr>
-          <w:p>
+            <w:r>
+              <w:rPr>
+                <w:rFonts w:ascii="Dax-Regular" w:eastAsia="Times New Roman" w:hAnsi="Dax-Regular" w:cs="Calibri"/>
+                <w:color w:val="000000"/>
+                <w:lang w:eastAsia="en-US"/>
+              </w:rPr>
+              <w:t>5.289</w:t>
+            </w:r>
+          </w:p>
+        </w:tc>
+        <w:tc>
+          <w:tcPr>
+            <w:tcW w:w="1333" w:type="pct"/>
+            <w:hideMark/>
+          </w:tcPr>
+          <w:p ns2:paraId="0301AB9D" ns2:textId="77777777">
             <w:pPr>
               <w:jc w:val="center"/>
               <w:cnfStyle w:val="000000000000" w:firstRow="0" w:lastRow="0" w:firstColumn="0" w:lastColumn="0" w:oddVBand="0" w:evenVBand="0" w:oddHBand="0" w:evenHBand="0" w:firstRowFirstColumn="0" w:firstRowLastColumn="0" w:lastRowFirstColumn="0" w:lastRowLastColumn="0"/>
@@ -7304,14 +7884,22 @@
                 <w:lang w:eastAsia="en-US"/>
               </w:rPr>
             </w:pPr>
-          </w:p>
-        </w:tc>
-        <w:tc>
-          <w:tcPr>
-            <w:tcW w:w="1333" w:type="pct"/>
-            <w:hideMark/>
-          </w:tcPr>
-          <w:p>
+            <w:r>
+              <w:rPr>
+                <w:rFonts w:ascii="Dax-Regular" w:eastAsia="Times New Roman" w:hAnsi="Dax-Regular" w:cs="Times New Roman"/>
+                <w:szCs w:val="20"/>
+                <w:lang w:eastAsia="en-US"/>
+              </w:rPr>
+              <w:t>10.444</w:t>
+            </w:r>
+          </w:p>
+        </w:tc>
+        <w:tc>
+          <w:tcPr>
+            <w:tcW w:w="1333" w:type="pct"/>
+            <w:hideMark/>
+          </w:tcPr>
+          <w:p ns2:paraId="722147AD" ns2:textId="77777777">
             <w:pPr>
               <w:jc w:val="center"/>
               <w:cnfStyle w:val="000000000000" w:firstRow="0" w:lastRow="0" w:firstColumn="0" w:lastColumn="0" w:oddVBand="0" w:evenVBand="0" w:oddHBand="0" w:evenHBand="0" w:firstRowFirstColumn="0" w:firstRowLastColumn="0" w:lastRowFirstColumn="0" w:lastRowLastColumn="0"/>
@@ -7322,18 +7910,26 @@
                 <w:lang w:eastAsia="en-US"/>
               </w:rPr>
             </w:pPr>
+            <w:r>
+              <w:rPr>
+                <w:rFonts w:ascii="Dax-Regular" w:eastAsia="Times New Roman" w:hAnsi="Dax-Regular" w:cs="Times New Roman"/>
+                <w:szCs w:val="20"/>
+                <w:lang w:eastAsia="en-US"/>
+              </w:rPr>
+              <w:t>0.002</w:t>
+            </w:r>
           </w:p>
         </w:tc>
       </w:tr>
     </w:tbl>
-    <w:p>
+    <w:p ns2:paraId="75A15B26" ns2:textId="77777777">
       <w:pPr>
         <w:rPr>
           <w:lang w:val="es-419"/>
         </w:rPr>
       </w:pPr>
     </w:p>
-    <w:p>
+    <w:p ns2:paraId="4A32CA4C" ns2:textId="77777777">
       <w:pPr>
         <w:pStyle w:val="Ttulo2"/>
         <w:rPr>
@@ -7359,7 +7955,7 @@
         <w:t xml:space="preserve"> para Stack con Linked List</w:t>
       </w:r>
     </w:p>
-    <w:p>
+    <w:p ns2:paraId="1987AB71" ns2:textId="77777777">
       <w:pPr>
         <w:rPr>
           <w:lang w:val="es-419"/>
@@ -7378,7 +7974,7 @@
         <w:gridCol w:w="2267"/>
         <w:gridCol w:w="2267"/>
       </w:tblGrid>
-      <w:tr>
+      <w:tr ns2:paraId="5A90D29C" ns2:textId="77777777">
         <w:trPr>
           <w:cnfStyle w:val="100000000000" w:firstRow="1" w:lastRow="0" w:firstColumn="0" w:lastColumn="0" w:oddVBand="0" w:evenVBand="0" w:oddHBand="0" w:evenHBand="0" w:firstRowFirstColumn="0" w:firstRowLastColumn="0" w:lastRowFirstColumn="0" w:lastRowLastColumn="0"/>
           <w:trHeight w:val="555"/>
@@ -7389,7 +7985,7 @@
             <w:tcW w:w="1001" w:type="pct"/>
             <w:hideMark/>
           </w:tcPr>
-          <w:p>
+          <w:p ns2:paraId="04C8BBC3" ns2:textId="30612D1E">
             <w:pPr>
               <w:jc w:val="center"/>
               <w:rPr>
@@ -7413,7 +8009,7 @@
             <w:tcW w:w="1333" w:type="pct"/>
             <w:hideMark/>
           </w:tcPr>
-          <w:p>
+          <w:p ns2:paraId="23D7D3AD" ns2:textId="77777777">
             <w:pPr>
               <w:jc w:val="center"/>
               <w:cnfStyle w:val="100000000000" w:firstRow="1" w:lastRow="0" w:firstColumn="0" w:lastColumn="0" w:oddVBand="0" w:evenVBand="0" w:oddHBand="0" w:evenHBand="0" w:firstRowFirstColumn="0" w:firstRowLastColumn="0" w:lastRowFirstColumn="0" w:lastRowLastColumn="0"/>
@@ -7454,7 +8050,7 @@
             <w:tcW w:w="1333" w:type="pct"/>
             <w:hideMark/>
           </w:tcPr>
-          <w:p>
+          <w:p ns2:paraId="29E0514A" ns2:textId="77777777">
             <w:pPr>
               <w:jc w:val="center"/>
               <w:cnfStyle w:val="100000000000" w:firstRow="1" w:lastRow="0" w:firstColumn="0" w:lastColumn="0" w:oddVBand="0" w:evenVBand="0" w:oddHBand="0" w:evenHBand="0" w:firstRowFirstColumn="0" w:firstRowLastColumn="0" w:lastRowFirstColumn="0" w:lastRowLastColumn="0"/>
@@ -7495,7 +8091,7 @@
             <w:tcW w:w="1333" w:type="pct"/>
             <w:hideMark/>
           </w:tcPr>
-          <w:p>
+          <w:p ns2:paraId="6C16D77F" ns2:textId="77777777">
             <w:pPr>
               <w:jc w:val="center"/>
               <w:cnfStyle w:val="100000000000" w:firstRow="1" w:lastRow="0" w:firstColumn="0" w:lastColumn="0" w:oddVBand="0" w:evenVBand="0" w:oddHBand="0" w:evenHBand="0" w:firstRowFirstColumn="0" w:firstRowLastColumn="0" w:lastRowFirstColumn="0" w:lastRowLastColumn="0"/>
@@ -7534,7 +8130,7 @@
           </w:p>
         </w:tc>
       </w:tr>
-      <w:tr>
+      <w:tr ns2:paraId="4148FD6D" ns2:textId="77777777">
         <w:trPr>
           <w:cnfStyle w:val="000000100000" w:firstRow="0" w:lastRow="0" w:firstColumn="0" w:lastColumn="0" w:oddVBand="0" w:evenVBand="0" w:oddHBand="1" w:evenHBand="0" w:firstRowFirstColumn="0" w:firstRowLastColumn="0" w:lastRowFirstColumn="0" w:lastRowLastColumn="0"/>
           <w:trHeight w:val="278"/>
@@ -7545,7 +8141,7 @@
             <w:tcW w:w="1001" w:type="pct"/>
             <w:hideMark/>
           </w:tcPr>
-          <w:p>
+          <w:p ns2:paraId="00EC9347" ns2:textId="77777777">
             <w:pPr>
               <w:jc w:val="center"/>
               <w:rPr>
@@ -7569,7 +8165,7 @@
             <w:tcW w:w="1333" w:type="pct"/>
             <w:hideMark/>
           </w:tcPr>
-          <w:p>
+          <w:p ns2:paraId="0EDAADCA" ns2:textId="77777777">
             <w:pPr>
               <w:jc w:val="center"/>
               <w:cnfStyle w:val="000000100000" w:firstRow="0" w:lastRow="0" w:firstColumn="0" w:lastColumn="0" w:oddVBand="0" w:evenVBand="0" w:oddHBand="1" w:evenHBand="0" w:firstRowFirstColumn="0" w:firstRowLastColumn="0" w:lastRowFirstColumn="0" w:lastRowLastColumn="0"/>
@@ -7579,14 +8175,22 @@
                 <w:lang w:eastAsia="en-US"/>
               </w:rPr>
             </w:pPr>
-          </w:p>
-        </w:tc>
-        <w:tc>
-          <w:tcPr>
-            <w:tcW w:w="1333" w:type="pct"/>
-            <w:hideMark/>
-          </w:tcPr>
-          <w:p>
+            <w:r>
+              <w:rPr>
+                <w:rFonts w:ascii="Dax-Regular" w:eastAsia="Times New Roman" w:hAnsi="Dax-Regular" w:cs="Calibri"/>
+                <w:color w:val="000000"/>
+                <w:lang w:eastAsia="en-US"/>
+              </w:rPr>
+              <w:t>0.019</w:t>
+            </w:r>
+          </w:p>
+        </w:tc>
+        <w:tc>
+          <w:tcPr>
+            <w:tcW w:w="1333" w:type="pct"/>
+            <w:hideMark/>
+          </w:tcPr>
+          <w:p ns2:paraId="7649CB30" ns2:textId="77777777">
             <w:pPr>
               <w:jc w:val="center"/>
               <w:cnfStyle w:val="000000100000" w:firstRow="0" w:lastRow="0" w:firstColumn="0" w:lastColumn="0" w:oddVBand="0" w:evenVBand="0" w:oddHBand="1" w:evenHBand="0" w:firstRowFirstColumn="0" w:firstRowLastColumn="0" w:lastRowFirstColumn="0" w:lastRowLastColumn="0"/>
@@ -7597,14 +8201,22 @@
                 <w:lang w:eastAsia="en-US"/>
               </w:rPr>
             </w:pPr>
-          </w:p>
-        </w:tc>
-        <w:tc>
-          <w:tcPr>
-            <w:tcW w:w="1333" w:type="pct"/>
-            <w:hideMark/>
-          </w:tcPr>
-          <w:p>
+            <w:r>
+              <w:rPr>
+                <w:rFonts w:ascii="Dax-Regular" w:eastAsia="Times New Roman" w:hAnsi="Dax-Regular" w:cs="Times New Roman"/>
+                <w:szCs w:val="20"/>
+                <w:lang w:eastAsia="en-US"/>
+              </w:rPr>
+              <w:t>0.034</w:t>
+            </w:r>
+          </w:p>
+        </w:tc>
+        <w:tc>
+          <w:tcPr>
+            <w:tcW w:w="1333" w:type="pct"/>
+            <w:hideMark/>
+          </w:tcPr>
+          <w:p ns2:paraId="401C2A9A" ns2:textId="77777777">
             <w:pPr>
               <w:jc w:val="center"/>
               <w:cnfStyle w:val="000000100000" w:firstRow="0" w:lastRow="0" w:firstColumn="0" w:lastColumn="0" w:oddVBand="0" w:evenVBand="0" w:oddHBand="1" w:evenHBand="0" w:firstRowFirstColumn="0" w:firstRowLastColumn="0" w:lastRowFirstColumn="0" w:lastRowLastColumn="0"/>
@@ -7615,10 +8227,18 @@
                 <w:lang w:eastAsia="en-US"/>
               </w:rPr>
             </w:pPr>
+            <w:r>
+              <w:rPr>
+                <w:rFonts w:ascii="Dax-Regular" w:eastAsia="Times New Roman" w:hAnsi="Dax-Regular" w:cs="Times New Roman"/>
+                <w:szCs w:val="20"/>
+                <w:lang w:eastAsia="en-US"/>
+              </w:rPr>
+              <w:t>0.001</w:t>
+            </w:r>
           </w:p>
         </w:tc>
       </w:tr>
-      <w:tr>
+      <w:tr ns2:paraId="369FC824" ns2:textId="77777777">
         <w:trPr>
           <w:trHeight w:val="278"/>
         </w:trPr>
@@ -7628,7 +8248,7 @@
             <w:tcW w:w="1001" w:type="pct"/>
             <w:hideMark/>
           </w:tcPr>
-          <w:p>
+          <w:p ns2:paraId="282F2673" ns2:textId="77777777">
             <w:pPr>
               <w:jc w:val="center"/>
               <w:rPr>
@@ -7652,7 +8272,7 @@
             <w:tcW w:w="1333" w:type="pct"/>
             <w:hideMark/>
           </w:tcPr>
-          <w:p>
+          <w:p ns2:paraId="33E2DA2D" ns2:textId="77777777">
             <w:pPr>
               <w:jc w:val="center"/>
               <w:cnfStyle w:val="000000000000" w:firstRow="0" w:lastRow="0" w:firstColumn="0" w:lastColumn="0" w:oddVBand="0" w:evenVBand="0" w:oddHBand="0" w:evenHBand="0" w:firstRowFirstColumn="0" w:firstRowLastColumn="0" w:lastRowFirstColumn="0" w:lastRowLastColumn="0"/>
@@ -7662,14 +8282,22 @@
                 <w:lang w:eastAsia="en-US"/>
               </w:rPr>
             </w:pPr>
-          </w:p>
-        </w:tc>
-        <w:tc>
-          <w:tcPr>
-            <w:tcW w:w="1333" w:type="pct"/>
-            <w:hideMark/>
-          </w:tcPr>
-          <w:p>
+            <w:r>
+              <w:rPr>
+                <w:rFonts w:ascii="Dax-Regular" w:eastAsia="Times New Roman" w:hAnsi="Dax-Regular" w:cs="Calibri"/>
+                <w:color w:val="000000"/>
+                <w:lang w:eastAsia="en-US"/>
+              </w:rPr>
+              <w:t>0.224</w:t>
+            </w:r>
+          </w:p>
+        </w:tc>
+        <w:tc>
+          <w:tcPr>
+            <w:tcW w:w="1333" w:type="pct"/>
+            <w:hideMark/>
+          </w:tcPr>
+          <w:p ns2:paraId="20D8C65E" ns2:textId="77777777">
             <w:pPr>
               <w:jc w:val="center"/>
               <w:cnfStyle w:val="000000000000" w:firstRow="0" w:lastRow="0" w:firstColumn="0" w:lastColumn="0" w:oddVBand="0" w:evenVBand="0" w:oddHBand="0" w:evenHBand="0" w:firstRowFirstColumn="0" w:firstRowLastColumn="0" w:lastRowFirstColumn="0" w:lastRowLastColumn="0"/>
@@ -7680,14 +8308,22 @@
                 <w:lang w:eastAsia="en-US"/>
               </w:rPr>
             </w:pPr>
-          </w:p>
-        </w:tc>
-        <w:tc>
-          <w:tcPr>
-            <w:tcW w:w="1333" w:type="pct"/>
-            <w:hideMark/>
-          </w:tcPr>
-          <w:p>
+            <w:r>
+              <w:rPr>
+                <w:rFonts w:ascii="Dax-Regular" w:eastAsia="Times New Roman" w:hAnsi="Dax-Regular" w:cs="Times New Roman"/>
+                <w:szCs w:val="20"/>
+                <w:lang w:eastAsia="en-US"/>
+              </w:rPr>
+              <w:t>0.349</w:t>
+            </w:r>
+          </w:p>
+        </w:tc>
+        <w:tc>
+          <w:tcPr>
+            <w:tcW w:w="1333" w:type="pct"/>
+            <w:hideMark/>
+          </w:tcPr>
+          <w:p ns2:paraId="7F19A422" ns2:textId="77777777">
             <w:pPr>
               <w:jc w:val="center"/>
               <w:cnfStyle w:val="000000000000" w:firstRow="0" w:lastRow="0" w:firstColumn="0" w:lastColumn="0" w:oddVBand="0" w:evenVBand="0" w:oddHBand="0" w:evenHBand="0" w:firstRowFirstColumn="0" w:firstRowLastColumn="0" w:lastRowFirstColumn="0" w:lastRowLastColumn="0"/>
@@ -7698,10 +8334,18 @@
                 <w:lang w:eastAsia="en-US"/>
               </w:rPr>
             </w:pPr>
+            <w:r>
+              <w:rPr>
+                <w:rFonts w:ascii="Dax-Regular" w:eastAsia="Times New Roman" w:hAnsi="Dax-Regular" w:cs="Times New Roman"/>
+                <w:szCs w:val="20"/>
+                <w:lang w:eastAsia="en-US"/>
+              </w:rPr>
+              <w:t>0.001</w:t>
+            </w:r>
           </w:p>
         </w:tc>
       </w:tr>
-      <w:tr>
+      <w:tr ns2:paraId="497A5608" ns2:textId="77777777">
         <w:trPr>
           <w:cnfStyle w:val="000000100000" w:firstRow="0" w:lastRow="0" w:firstColumn="0" w:lastColumn="0" w:oddVBand="0" w:evenVBand="0" w:oddHBand="1" w:evenHBand="0" w:firstRowFirstColumn="0" w:firstRowLastColumn="0" w:lastRowFirstColumn="0" w:lastRowLastColumn="0"/>
           <w:trHeight w:val="285"/>
@@ -7712,7 +8356,7 @@
             <w:tcW w:w="1001" w:type="pct"/>
             <w:hideMark/>
           </w:tcPr>
-          <w:p>
+          <w:p ns2:paraId="2ACDEF16" ns2:textId="77777777">
             <w:pPr>
               <w:jc w:val="center"/>
               <w:rPr>
@@ -7736,7 +8380,7 @@
             <w:tcW w:w="1333" w:type="pct"/>
             <w:hideMark/>
           </w:tcPr>
-          <w:p>
+          <w:p ns2:paraId="3959E8F2" ns2:textId="77777777">
             <w:pPr>
               <w:jc w:val="center"/>
               <w:cnfStyle w:val="000000100000" w:firstRow="0" w:lastRow="0" w:firstColumn="0" w:lastColumn="0" w:oddVBand="0" w:evenVBand="0" w:oddHBand="1" w:evenHBand="0" w:firstRowFirstColumn="0" w:firstRowLastColumn="0" w:lastRowFirstColumn="0" w:lastRowLastColumn="0"/>
@@ -7746,14 +8390,22 @@
                 <w:lang w:eastAsia="en-US"/>
               </w:rPr>
             </w:pPr>
-          </w:p>
-        </w:tc>
-        <w:tc>
-          <w:tcPr>
-            <w:tcW w:w="1333" w:type="pct"/>
-            <w:hideMark/>
-          </w:tcPr>
-          <w:p>
+            <w:r>
+              <w:rPr>
+                <w:rFonts w:ascii="Dax-Regular" w:eastAsia="Times New Roman" w:hAnsi="Dax-Regular" w:cs="Calibri"/>
+                <w:color w:val="000000"/>
+                <w:lang w:eastAsia="en-US"/>
+              </w:rPr>
+              <w:t>0.435</w:t>
+            </w:r>
+          </w:p>
+        </w:tc>
+        <w:tc>
+          <w:tcPr>
+            <w:tcW w:w="1333" w:type="pct"/>
+            <w:hideMark/>
+          </w:tcPr>
+          <w:p ns2:paraId="494A7078" ns2:textId="77777777">
             <w:pPr>
               <w:jc w:val="center"/>
               <w:cnfStyle w:val="000000100000" w:firstRow="0" w:lastRow="0" w:firstColumn="0" w:lastColumn="0" w:oddVBand="0" w:evenVBand="0" w:oddHBand="1" w:evenHBand="0" w:firstRowFirstColumn="0" w:firstRowLastColumn="0" w:lastRowFirstColumn="0" w:lastRowLastColumn="0"/>
@@ -7764,14 +8416,22 @@
                 <w:lang w:eastAsia="en-US"/>
               </w:rPr>
             </w:pPr>
-          </w:p>
-        </w:tc>
-        <w:tc>
-          <w:tcPr>
-            <w:tcW w:w="1333" w:type="pct"/>
-            <w:hideMark/>
-          </w:tcPr>
-          <w:p>
+            <w:r>
+              <w:rPr>
+                <w:rFonts w:ascii="Dax-Regular" w:eastAsia="Times New Roman" w:hAnsi="Dax-Regular" w:cs="Times New Roman"/>
+                <w:szCs w:val="20"/>
+                <w:lang w:eastAsia="en-US"/>
+              </w:rPr>
+              <w:t>0.668</w:t>
+            </w:r>
+          </w:p>
+        </w:tc>
+        <w:tc>
+          <w:tcPr>
+            <w:tcW w:w="1333" w:type="pct"/>
+            <w:hideMark/>
+          </w:tcPr>
+          <w:p ns2:paraId="17B214C7" ns2:textId="77777777">
             <w:pPr>
               <w:jc w:val="center"/>
               <w:cnfStyle w:val="000000100000" w:firstRow="0" w:lastRow="0" w:firstColumn="0" w:lastColumn="0" w:oddVBand="0" w:evenVBand="0" w:oddHBand="1" w:evenHBand="0" w:firstRowFirstColumn="0" w:firstRowLastColumn="0" w:lastRowFirstColumn="0" w:lastRowLastColumn="0"/>
@@ -7782,10 +8442,18 @@
                 <w:lang w:eastAsia="en-US"/>
               </w:rPr>
             </w:pPr>
+            <w:r>
+              <w:rPr>
+                <w:rFonts w:ascii="Dax-Regular" w:eastAsia="Times New Roman" w:hAnsi="Dax-Regular" w:cs="Times New Roman"/>
+                <w:szCs w:val="20"/>
+                <w:lang w:eastAsia="en-US"/>
+              </w:rPr>
+              <w:t>0.001</w:t>
+            </w:r>
           </w:p>
         </w:tc>
       </w:tr>
-      <w:tr>
+      <w:tr ns2:paraId="7C62F79C" ns2:textId="77777777">
         <w:trPr>
           <w:trHeight w:val="285"/>
         </w:trPr>
@@ -7795,7 +8463,7 @@
             <w:tcW w:w="1001" w:type="pct"/>
             <w:hideMark/>
           </w:tcPr>
-          <w:p>
+          <w:p ns2:paraId="7543444C" ns2:textId="77777777">
             <w:pPr>
               <w:jc w:val="center"/>
               <w:rPr>
@@ -7819,7 +8487,7 @@
             <w:tcW w:w="1333" w:type="pct"/>
             <w:hideMark/>
           </w:tcPr>
-          <w:p>
+          <w:p ns2:paraId="30A01E2F" ns2:textId="77777777">
             <w:pPr>
               <w:jc w:val="center"/>
               <w:cnfStyle w:val="000000000000" w:firstRow="0" w:lastRow="0" w:firstColumn="0" w:lastColumn="0" w:oddVBand="0" w:evenVBand="0" w:oddHBand="0" w:evenHBand="0" w:firstRowFirstColumn="0" w:firstRowLastColumn="0" w:lastRowFirstColumn="0" w:lastRowLastColumn="0"/>
@@ -7829,14 +8497,22 @@
                 <w:lang w:eastAsia="en-US"/>
               </w:rPr>
             </w:pPr>
-          </w:p>
-        </w:tc>
-        <w:tc>
-          <w:tcPr>
-            <w:tcW w:w="1333" w:type="pct"/>
-            <w:hideMark/>
-          </w:tcPr>
-          <w:p>
+            <w:r>
+              <w:rPr>
+                <w:rFonts w:ascii="Dax-Regular" w:eastAsia="Times New Roman" w:hAnsi="Dax-Regular" w:cs="Calibri"/>
+                <w:color w:val="000000"/>
+                <w:lang w:eastAsia="en-US"/>
+              </w:rPr>
+              <w:t>3.722</w:t>
+            </w:r>
+          </w:p>
+        </w:tc>
+        <w:tc>
+          <w:tcPr>
+            <w:tcW w:w="1333" w:type="pct"/>
+            <w:hideMark/>
+          </w:tcPr>
+          <w:p ns2:paraId="09B2AD3F" ns2:textId="77777777">
             <w:pPr>
               <w:jc w:val="center"/>
               <w:cnfStyle w:val="000000000000" w:firstRow="0" w:lastRow="0" w:firstColumn="0" w:lastColumn="0" w:oddVBand="0" w:evenVBand="0" w:oddHBand="0" w:evenHBand="0" w:firstRowFirstColumn="0" w:firstRowLastColumn="0" w:lastRowFirstColumn="0" w:lastRowLastColumn="0"/>
@@ -7847,14 +8523,22 @@
                 <w:lang w:eastAsia="en-US"/>
               </w:rPr>
             </w:pPr>
-          </w:p>
-        </w:tc>
-        <w:tc>
-          <w:tcPr>
-            <w:tcW w:w="1333" w:type="pct"/>
-            <w:hideMark/>
-          </w:tcPr>
-          <w:p>
+            <w:r>
+              <w:rPr>
+                <w:rFonts w:ascii="Dax-Regular" w:eastAsia="Times New Roman" w:hAnsi="Dax-Regular" w:cs="Times New Roman"/>
+                <w:szCs w:val="20"/>
+                <w:lang w:eastAsia="en-US"/>
+              </w:rPr>
+              <w:t>3.109</w:t>
+            </w:r>
+          </w:p>
+        </w:tc>
+        <w:tc>
+          <w:tcPr>
+            <w:tcW w:w="1333" w:type="pct"/>
+            <w:hideMark/>
+          </w:tcPr>
+          <w:p ns2:paraId="54AED3E6" ns2:textId="77777777">
             <w:pPr>
               <w:jc w:val="center"/>
               <w:cnfStyle w:val="000000000000" w:firstRow="0" w:lastRow="0" w:firstColumn="0" w:lastColumn="0" w:oddVBand="0" w:evenVBand="0" w:oddHBand="0" w:evenHBand="0" w:firstRowFirstColumn="0" w:firstRowLastColumn="0" w:lastRowFirstColumn="0" w:lastRowLastColumn="0"/>
@@ -7865,10 +8549,18 @@
                 <w:lang w:eastAsia="en-US"/>
               </w:rPr>
             </w:pPr>
+            <w:r>
+              <w:rPr>
+                <w:rFonts w:ascii="Dax-Regular" w:eastAsia="Times New Roman" w:hAnsi="Dax-Regular" w:cs="Times New Roman"/>
+                <w:szCs w:val="20"/>
+                <w:lang w:eastAsia="en-US"/>
+              </w:rPr>
+              <w:t>0.007</w:t>
+            </w:r>
           </w:p>
         </w:tc>
       </w:tr>
-      <w:tr>
+      <w:tr ns2:paraId="421A5896" ns2:textId="77777777">
         <w:trPr>
           <w:cnfStyle w:val="000000100000" w:firstRow="0" w:lastRow="0" w:firstColumn="0" w:lastColumn="0" w:oddVBand="0" w:evenVBand="0" w:oddHBand="1" w:evenHBand="0" w:firstRowFirstColumn="0" w:firstRowLastColumn="0" w:lastRowFirstColumn="0" w:lastRowLastColumn="0"/>
           <w:trHeight w:val="285"/>
@@ -7879,7 +8571,7 @@
             <w:tcW w:w="1001" w:type="pct"/>
             <w:hideMark/>
           </w:tcPr>
-          <w:p>
+          <w:p ns2:paraId="7BC228AF" ns2:textId="77777777">
             <w:pPr>
               <w:jc w:val="center"/>
               <w:rPr>
@@ -7903,7 +8595,7 @@
             <w:tcW w:w="1333" w:type="pct"/>
             <w:hideMark/>
           </w:tcPr>
-          <w:p>
+          <w:p ns2:paraId="629FBC15" ns2:textId="77777777">
             <w:pPr>
               <w:jc w:val="center"/>
               <w:cnfStyle w:val="000000100000" w:firstRow="0" w:lastRow="0" w:firstColumn="0" w:lastColumn="0" w:oddVBand="0" w:evenVBand="0" w:oddHBand="1" w:evenHBand="0" w:firstRowFirstColumn="0" w:firstRowLastColumn="0" w:lastRowFirstColumn="0" w:lastRowLastColumn="0"/>
@@ -7913,14 +8605,22 @@
                 <w:lang w:eastAsia="en-US"/>
               </w:rPr>
             </w:pPr>
-          </w:p>
-        </w:tc>
-        <w:tc>
-          <w:tcPr>
-            <w:tcW w:w="1333" w:type="pct"/>
-            <w:hideMark/>
-          </w:tcPr>
-          <w:p>
+            <w:r>
+              <w:rPr>
+                <w:rFonts w:ascii="Dax-Regular" w:eastAsia="Times New Roman" w:hAnsi="Dax-Regular" w:cs="Calibri"/>
+                <w:color w:val="000000"/>
+                <w:lang w:eastAsia="en-US"/>
+              </w:rPr>
+              <w:t>2.783</w:t>
+            </w:r>
+          </w:p>
+        </w:tc>
+        <w:tc>
+          <w:tcPr>
+            <w:tcW w:w="1333" w:type="pct"/>
+            <w:hideMark/>
+          </w:tcPr>
+          <w:p ns2:paraId="24FF4ADF" ns2:textId="77777777">
             <w:pPr>
               <w:jc w:val="center"/>
               <w:cnfStyle w:val="000000100000" w:firstRow="0" w:lastRow="0" w:firstColumn="0" w:lastColumn="0" w:oddVBand="0" w:evenVBand="0" w:oddHBand="1" w:evenHBand="0" w:firstRowFirstColumn="0" w:firstRowLastColumn="0" w:lastRowFirstColumn="0" w:lastRowLastColumn="0"/>
@@ -7931,14 +8631,22 @@
                 <w:lang w:eastAsia="en-US"/>
               </w:rPr>
             </w:pPr>
-          </w:p>
-        </w:tc>
-        <w:tc>
-          <w:tcPr>
-            <w:tcW w:w="1333" w:type="pct"/>
-            <w:hideMark/>
-          </w:tcPr>
-          <w:p>
+            <w:r>
+              <w:rPr>
+                <w:rFonts w:ascii="Dax-Regular" w:eastAsia="Times New Roman" w:hAnsi="Dax-Regular" w:cs="Times New Roman"/>
+                <w:szCs w:val="20"/>
+                <w:lang w:eastAsia="en-US"/>
+              </w:rPr>
+              <w:t>4.402</w:t>
+            </w:r>
+          </w:p>
+        </w:tc>
+        <w:tc>
+          <w:tcPr>
+            <w:tcW w:w="1333" w:type="pct"/>
+            <w:hideMark/>
+          </w:tcPr>
+          <w:p ns2:paraId="115316F8" ns2:textId="77777777">
             <w:pPr>
               <w:jc w:val="center"/>
               <w:cnfStyle w:val="000000100000" w:firstRow="0" w:lastRow="0" w:firstColumn="0" w:lastColumn="0" w:oddVBand="0" w:evenVBand="0" w:oddHBand="1" w:evenHBand="0" w:firstRowFirstColumn="0" w:firstRowLastColumn="0" w:lastRowFirstColumn="0" w:lastRowLastColumn="0"/>
@@ -7949,10 +8657,18 @@
                 <w:lang w:eastAsia="en-US"/>
               </w:rPr>
             </w:pPr>
+            <w:r>
+              <w:rPr>
+                <w:rFonts w:ascii="Dax-Regular" w:eastAsia="Times New Roman" w:hAnsi="Dax-Regular" w:cs="Times New Roman"/>
+                <w:szCs w:val="20"/>
+                <w:lang w:eastAsia="en-US"/>
+              </w:rPr>
+              <w:t>0.002</w:t>
+            </w:r>
           </w:p>
         </w:tc>
       </w:tr>
-      <w:tr>
+      <w:tr ns2:paraId="51237EF4" ns2:textId="77777777">
         <w:trPr>
           <w:trHeight w:val="285"/>
         </w:trPr>
@@ -7962,7 +8678,7 @@
             <w:tcW w:w="1001" w:type="pct"/>
             <w:hideMark/>
           </w:tcPr>
-          <w:p>
+          <w:p ns2:paraId="07C545BE" ns2:textId="77777777">
             <w:pPr>
               <w:jc w:val="center"/>
               <w:rPr>
@@ -7986,7 +8702,7 @@
             <w:tcW w:w="1333" w:type="pct"/>
             <w:hideMark/>
           </w:tcPr>
-          <w:p>
+          <w:p ns2:paraId="361135EF" ns2:textId="77777777">
             <w:pPr>
               <w:jc w:val="center"/>
               <w:cnfStyle w:val="000000000000" w:firstRow="0" w:lastRow="0" w:firstColumn="0" w:lastColumn="0" w:oddVBand="0" w:evenVBand="0" w:oddHBand="0" w:evenHBand="0" w:firstRowFirstColumn="0" w:firstRowLastColumn="0" w:lastRowFirstColumn="0" w:lastRowLastColumn="0"/>
@@ -7996,14 +8712,22 @@
                 <w:lang w:eastAsia="en-US"/>
               </w:rPr>
             </w:pPr>
-          </w:p>
-        </w:tc>
-        <w:tc>
-          <w:tcPr>
-            <w:tcW w:w="1333" w:type="pct"/>
-            <w:hideMark/>
-          </w:tcPr>
-          <w:p>
+            <w:r>
+              <w:rPr>
+                <w:rFonts w:ascii="Dax-Regular" w:eastAsia="Times New Roman" w:hAnsi="Dax-Regular" w:cs="Calibri"/>
+                <w:color w:val="000000"/>
+                <w:lang w:eastAsia="en-US"/>
+              </w:rPr>
+              <w:t>3.639</w:t>
+            </w:r>
+          </w:p>
+        </w:tc>
+        <w:tc>
+          <w:tcPr>
+            <w:tcW w:w="1333" w:type="pct"/>
+            <w:hideMark/>
+          </w:tcPr>
+          <w:p ns2:paraId="4D4ED63C" ns2:textId="77777777">
             <w:pPr>
               <w:jc w:val="center"/>
               <w:cnfStyle w:val="000000000000" w:firstRow="0" w:lastRow="0" w:firstColumn="0" w:lastColumn="0" w:oddVBand="0" w:evenVBand="0" w:oddHBand="0" w:evenHBand="0" w:firstRowFirstColumn="0" w:firstRowLastColumn="0" w:lastRowFirstColumn="0" w:lastRowLastColumn="0"/>
@@ -8014,14 +8738,22 @@
                 <w:lang w:eastAsia="en-US"/>
               </w:rPr>
             </w:pPr>
-          </w:p>
-        </w:tc>
-        <w:tc>
-          <w:tcPr>
-            <w:tcW w:w="1333" w:type="pct"/>
-            <w:hideMark/>
-          </w:tcPr>
-          <w:p>
+            <w:r>
+              <w:rPr>
+                <w:rFonts w:ascii="Dax-Regular" w:eastAsia="Times New Roman" w:hAnsi="Dax-Regular" w:cs="Times New Roman"/>
+                <w:szCs w:val="20"/>
+                <w:lang w:eastAsia="en-US"/>
+              </w:rPr>
+              <w:t>4.937</w:t>
+            </w:r>
+          </w:p>
+        </w:tc>
+        <w:tc>
+          <w:tcPr>
+            <w:tcW w:w="1333" w:type="pct"/>
+            <w:hideMark/>
+          </w:tcPr>
+          <w:p ns2:paraId="3FF3CA9F" ns2:textId="77777777">
             <w:pPr>
               <w:jc w:val="center"/>
               <w:cnfStyle w:val="000000000000" w:firstRow="0" w:lastRow="0" w:firstColumn="0" w:lastColumn="0" w:oddVBand="0" w:evenVBand="0" w:oddHBand="0" w:evenHBand="0" w:firstRowFirstColumn="0" w:firstRowLastColumn="0" w:lastRowFirstColumn="0" w:lastRowLastColumn="0"/>
@@ -8032,10 +8764,18 @@
                 <w:lang w:eastAsia="en-US"/>
               </w:rPr>
             </w:pPr>
+            <w:r>
+              <w:rPr>
+                <w:rFonts w:ascii="Dax-Regular" w:eastAsia="Times New Roman" w:hAnsi="Dax-Regular" w:cs="Times New Roman"/>
+                <w:szCs w:val="20"/>
+                <w:lang w:eastAsia="en-US"/>
+              </w:rPr>
+              <w:t>0.001</w:t>
+            </w:r>
           </w:p>
         </w:tc>
       </w:tr>
-      <w:tr>
+      <w:tr ns2:paraId="71518841" ns2:textId="77777777">
         <w:trPr>
           <w:cnfStyle w:val="000000100000" w:firstRow="0" w:lastRow="0" w:firstColumn="0" w:lastColumn="0" w:oddVBand="0" w:evenVBand="0" w:oddHBand="1" w:evenHBand="0" w:firstRowFirstColumn="0" w:firstRowLastColumn="0" w:lastRowFirstColumn="0" w:lastRowLastColumn="0"/>
           <w:trHeight w:val="285"/>
@@ -8046,7 +8786,7 @@
             <w:tcW w:w="1001" w:type="pct"/>
             <w:hideMark/>
           </w:tcPr>
-          <w:p>
+          <w:p ns2:paraId="59CA3A25" ns2:textId="77777777">
             <w:pPr>
               <w:jc w:val="center"/>
               <w:rPr>
@@ -8070,7 +8810,7 @@
             <w:tcW w:w="1333" w:type="pct"/>
             <w:hideMark/>
           </w:tcPr>
-          <w:p>
+          <w:p ns2:paraId="3E257FAC" ns2:textId="77777777">
             <w:pPr>
               <w:jc w:val="center"/>
               <w:cnfStyle w:val="000000100000" w:firstRow="0" w:lastRow="0" w:firstColumn="0" w:lastColumn="0" w:oddVBand="0" w:evenVBand="0" w:oddHBand="1" w:evenHBand="0" w:firstRowFirstColumn="0" w:firstRowLastColumn="0" w:lastRowFirstColumn="0" w:lastRowLastColumn="0"/>
@@ -8080,14 +8820,22 @@
                 <w:lang w:eastAsia="en-US"/>
               </w:rPr>
             </w:pPr>
-          </w:p>
-        </w:tc>
-        <w:tc>
-          <w:tcPr>
-            <w:tcW w:w="1333" w:type="pct"/>
-            <w:hideMark/>
-          </w:tcPr>
-          <w:p>
+            <w:r>
+              <w:rPr>
+                <w:rFonts w:ascii="Dax-Regular" w:eastAsia="Times New Roman" w:hAnsi="Dax-Regular" w:cs="Calibri"/>
+                <w:color w:val="000000"/>
+                <w:lang w:eastAsia="en-US"/>
+              </w:rPr>
+              <w:t>5.079</w:t>
+            </w:r>
+          </w:p>
+        </w:tc>
+        <w:tc>
+          <w:tcPr>
+            <w:tcW w:w="1333" w:type="pct"/>
+            <w:hideMark/>
+          </w:tcPr>
+          <w:p ns2:paraId="3F9FC858" ns2:textId="77777777">
             <w:pPr>
               <w:jc w:val="center"/>
               <w:cnfStyle w:val="000000100000" w:firstRow="0" w:lastRow="0" w:firstColumn="0" w:lastColumn="0" w:oddVBand="0" w:evenVBand="0" w:oddHBand="1" w:evenHBand="0" w:firstRowFirstColumn="0" w:firstRowLastColumn="0" w:lastRowFirstColumn="0" w:lastRowLastColumn="0"/>
@@ -8098,14 +8846,22 @@
                 <w:lang w:eastAsia="en-US"/>
               </w:rPr>
             </w:pPr>
-          </w:p>
-        </w:tc>
-        <w:tc>
-          <w:tcPr>
-            <w:tcW w:w="1333" w:type="pct"/>
-            <w:hideMark/>
-          </w:tcPr>
-          <w:p>
+            <w:r>
+              <w:rPr>
+                <w:rFonts w:ascii="Dax-Regular" w:eastAsia="Times New Roman" w:hAnsi="Dax-Regular" w:cs="Times New Roman"/>
+                <w:szCs w:val="20"/>
+                <w:lang w:eastAsia="en-US"/>
+              </w:rPr>
+              <w:t>6.075</w:t>
+            </w:r>
+          </w:p>
+        </w:tc>
+        <w:tc>
+          <w:tcPr>
+            <w:tcW w:w="1333" w:type="pct"/>
+            <w:hideMark/>
+          </w:tcPr>
+          <w:p ns2:paraId="73D3E6B7" ns2:textId="77777777">
             <w:pPr>
               <w:jc w:val="center"/>
               <w:cnfStyle w:val="000000100000" w:firstRow="0" w:lastRow="0" w:firstColumn="0" w:lastColumn="0" w:oddVBand="0" w:evenVBand="0" w:oddHBand="1" w:evenHBand="0" w:firstRowFirstColumn="0" w:firstRowLastColumn="0" w:lastRowFirstColumn="0" w:lastRowLastColumn="0"/>
@@ -8116,10 +8872,18 @@
                 <w:lang w:eastAsia="en-US"/>
               </w:rPr>
             </w:pPr>
+            <w:r>
+              <w:rPr>
+                <w:rFonts w:ascii="Dax-Regular" w:eastAsia="Times New Roman" w:hAnsi="Dax-Regular" w:cs="Times New Roman"/>
+                <w:szCs w:val="20"/>
+                <w:lang w:eastAsia="en-US"/>
+              </w:rPr>
+              <w:t>0.004</w:t>
+            </w:r>
           </w:p>
         </w:tc>
       </w:tr>
-      <w:tr>
+      <w:tr ns2:paraId="114D2C83" ns2:textId="77777777">
         <w:trPr>
           <w:trHeight w:val="285"/>
         </w:trPr>
@@ -8129,7 +8893,7 @@
             <w:tcW w:w="1001" w:type="pct"/>
             <w:hideMark/>
           </w:tcPr>
-          <w:p>
+          <w:p ns2:paraId="5FE51F72" ns2:textId="77777777">
             <w:pPr>
               <w:jc w:val="center"/>
               <w:rPr>
@@ -8154,7 +8918,7 @@
             <w:tcW w:w="1333" w:type="pct"/>
             <w:hideMark/>
           </w:tcPr>
-          <w:p>
+          <w:p ns2:paraId="73F43FBD" ns2:textId="77777777">
             <w:pPr>
               <w:jc w:val="center"/>
               <w:cnfStyle w:val="000000000000" w:firstRow="0" w:lastRow="0" w:firstColumn="0" w:lastColumn="0" w:oddVBand="0" w:evenVBand="0" w:oddHBand="0" w:evenHBand="0" w:firstRowFirstColumn="0" w:firstRowLastColumn="0" w:lastRowFirstColumn="0" w:lastRowLastColumn="0"/>
@@ -8164,14 +8928,22 @@
                 <w:lang w:eastAsia="en-US"/>
               </w:rPr>
             </w:pPr>
-          </w:p>
-        </w:tc>
-        <w:tc>
-          <w:tcPr>
-            <w:tcW w:w="1333" w:type="pct"/>
-            <w:hideMark/>
-          </w:tcPr>
-          <w:p>
+            <w:r>
+              <w:rPr>
+                <w:rFonts w:ascii="Dax-Regular" w:eastAsia="Times New Roman" w:hAnsi="Dax-Regular" w:cs="Calibri"/>
+                <w:color w:val="000000"/>
+                <w:lang w:eastAsia="en-US"/>
+              </w:rPr>
+              <w:t>99.635</w:t>
+            </w:r>
+          </w:p>
+        </w:tc>
+        <w:tc>
+          <w:tcPr>
+            <w:tcW w:w="1333" w:type="pct"/>
+            <w:hideMark/>
+          </w:tcPr>
+          <w:p ns2:paraId="7C3E2201" ns2:textId="77777777">
             <w:pPr>
               <w:jc w:val="center"/>
               <w:cnfStyle w:val="000000000000" w:firstRow="0" w:lastRow="0" w:firstColumn="0" w:lastColumn="0" w:oddVBand="0" w:evenVBand="0" w:oddHBand="0" w:evenHBand="0" w:firstRowFirstColumn="0" w:firstRowLastColumn="0" w:lastRowFirstColumn="0" w:lastRowLastColumn="0"/>
@@ -8182,14 +8954,22 @@
                 <w:lang w:eastAsia="en-US"/>
               </w:rPr>
             </w:pPr>
-          </w:p>
-        </w:tc>
-        <w:tc>
-          <w:tcPr>
-            <w:tcW w:w="1333" w:type="pct"/>
-            <w:hideMark/>
-          </w:tcPr>
-          <w:p>
+            <w:r>
+              <w:rPr>
+                <w:rFonts w:ascii="Dax-Regular" w:eastAsia="Times New Roman" w:hAnsi="Dax-Regular" w:cs="Times New Roman"/>
+                <w:szCs w:val="20"/>
+                <w:lang w:eastAsia="en-US"/>
+              </w:rPr>
+              <w:t>16.192</w:t>
+            </w:r>
+          </w:p>
+        </w:tc>
+        <w:tc>
+          <w:tcPr>
+            <w:tcW w:w="1333" w:type="pct"/>
+            <w:hideMark/>
+          </w:tcPr>
+          <w:p ns2:paraId="2A762330" ns2:textId="77777777">
             <w:pPr>
               <w:jc w:val="center"/>
               <w:cnfStyle w:val="000000000000" w:firstRow="0" w:lastRow="0" w:firstColumn="0" w:lastColumn="0" w:oddVBand="0" w:evenVBand="0" w:oddHBand="0" w:evenHBand="0" w:firstRowFirstColumn="0" w:firstRowLastColumn="0" w:lastRowFirstColumn="0" w:lastRowLastColumn="0"/>
@@ -8200,18 +8980,26 @@
                 <w:lang w:eastAsia="en-US"/>
               </w:rPr>
             </w:pPr>
+            <w:r>
+              <w:rPr>
+                <w:rFonts w:ascii="Dax-Regular" w:eastAsia="Times New Roman" w:hAnsi="Dax-Regular" w:cs="Times New Roman"/>
+                <w:szCs w:val="20"/>
+                <w:lang w:eastAsia="en-US"/>
+              </w:rPr>
+              <w:t>0.005</w:t>
+            </w:r>
           </w:p>
         </w:tc>
       </w:tr>
     </w:tbl>
-    <w:p>
+    <w:p ns2:paraId="58B1453A" ns2:textId="77777777">
       <w:pPr>
         <w:rPr>
           <w:lang w:val="es-419"/>
         </w:rPr>
       </w:pPr>
     </w:p>
-    <w:p>
+    <w:p ns2:paraId="5EB1A99F" ns2:textId="1A08D55A">
       <w:pPr>
         <w:pStyle w:val="Ttulo1"/>
         <w:rPr>
@@ -8253,7 +9041,7 @@
         <w:t>3</w:t>
       </w:r>
     </w:p>
-    <w:p>
+    <w:p ns2:paraId="35865C86" ns2:textId="77777777">
       <w:pPr>
         <w:pStyle w:val="Ttulo2"/>
         <w:rPr>
@@ -8279,7 +9067,7 @@
         <w:t xml:space="preserve"> para Queue con Array List</w:t>
       </w:r>
     </w:p>
-    <w:p>
+    <w:p ns2:paraId="7E983DD1" ns2:textId="77777777">
       <w:pPr>
         <w:rPr>
           <w:lang w:val="es-419"/>
@@ -8298,7 +9086,7 @@
         <w:gridCol w:w="2267"/>
         <w:gridCol w:w="2267"/>
       </w:tblGrid>
-      <w:tr>
+      <w:tr ns2:paraId="4BD132C0" ns2:textId="77777777">
         <w:trPr>
           <w:cnfStyle w:val="100000000000" w:firstRow="1" w:lastRow="0" w:firstColumn="0" w:lastColumn="0" w:oddVBand="0" w:evenVBand="0" w:oddHBand="0" w:evenHBand="0" w:firstRowFirstColumn="0" w:firstRowLastColumn="0" w:lastRowFirstColumn="0" w:lastRowLastColumn="0"/>
           <w:trHeight w:val="555"/>
@@ -8309,7 +9097,7 @@
             <w:tcW w:w="1001" w:type="pct"/>
             <w:hideMark/>
           </w:tcPr>
-          <w:p>
+          <w:p ns2:paraId="31888385" ns2:textId="6D03C392">
             <w:pPr>
               <w:jc w:val="center"/>
               <w:rPr>
@@ -8333,7 +9121,7 @@
             <w:tcW w:w="1333" w:type="pct"/>
             <w:hideMark/>
           </w:tcPr>
-          <w:p>
+          <w:p ns2:paraId="5D2A6440" ns2:textId="77777777">
             <w:pPr>
               <w:jc w:val="center"/>
               <w:cnfStyle w:val="100000000000" w:firstRow="1" w:lastRow="0" w:firstColumn="0" w:lastColumn="0" w:oddVBand="0" w:evenVBand="0" w:oddHBand="0" w:evenHBand="0" w:firstRowFirstColumn="0" w:firstRowLastColumn="0" w:lastRowFirstColumn="0" w:lastRowLastColumn="0"/>
@@ -8358,7 +9146,7 @@
             <w:tcW w:w="1333" w:type="pct"/>
             <w:hideMark/>
           </w:tcPr>
-          <w:p>
+          <w:p ns2:paraId="3E54CA69" ns2:textId="77777777">
             <w:pPr>
               <w:jc w:val="center"/>
               <w:cnfStyle w:val="100000000000" w:firstRow="1" w:lastRow="0" w:firstColumn="0" w:lastColumn="0" w:oddVBand="0" w:evenVBand="0" w:oddHBand="0" w:evenHBand="0" w:firstRowFirstColumn="0" w:firstRowLastColumn="0" w:lastRowFirstColumn="0" w:lastRowLastColumn="0"/>
@@ -8383,7 +9171,7 @@
             <w:tcW w:w="1333" w:type="pct"/>
             <w:hideMark/>
           </w:tcPr>
-          <w:p>
+          <w:p ns2:paraId="55E5EBD8" ns2:textId="77777777">
             <w:pPr>
               <w:jc w:val="center"/>
               <w:cnfStyle w:val="100000000000" w:firstRow="1" w:lastRow="0" w:firstColumn="0" w:lastColumn="0" w:oddVBand="0" w:evenVBand="0" w:oddHBand="0" w:evenHBand="0" w:firstRowFirstColumn="0" w:firstRowLastColumn="0" w:lastRowFirstColumn="0" w:lastRowLastColumn="0"/>
@@ -8404,7 +9192,7 @@
           </w:p>
         </w:tc>
       </w:tr>
-      <w:tr>
+      <w:tr ns2:paraId="408B8F20" ns2:textId="77777777">
         <w:trPr>
           <w:cnfStyle w:val="000000100000" w:firstRow="0" w:lastRow="0" w:firstColumn="0" w:lastColumn="0" w:oddVBand="0" w:evenVBand="0" w:oddHBand="1" w:evenHBand="0" w:firstRowFirstColumn="0" w:firstRowLastColumn="0" w:lastRowFirstColumn="0" w:lastRowLastColumn="0"/>
           <w:trHeight w:val="278"/>
@@ -8415,7 +9203,7 @@
             <w:tcW w:w="1001" w:type="pct"/>
             <w:hideMark/>
           </w:tcPr>
-          <w:p>
+          <w:p ns2:paraId="3394BD87" ns2:textId="77777777">
             <w:pPr>
               <w:jc w:val="center"/>
               <w:rPr>
@@ -8439,7 +9227,7 @@
             <w:tcW w:w="1333" w:type="pct"/>
             <w:hideMark/>
           </w:tcPr>
-          <w:p>
+          <w:p ns2:paraId="6C37AC59" ns2:textId="37B69A5D">
             <w:pPr>
               <w:jc w:val="center"/>
               <w:cnfStyle w:val="000000100000" w:firstRow="0" w:lastRow="0" w:firstColumn="0" w:lastColumn="0" w:oddVBand="0" w:evenVBand="0" w:oddHBand="1" w:evenHBand="0" w:firstRowFirstColumn="0" w:firstRowLastColumn="0" w:lastRowFirstColumn="0" w:lastRowLastColumn="0"/>
@@ -8464,7 +9252,7 @@
             <w:tcW w:w="1333" w:type="pct"/>
             <w:hideMark/>
           </w:tcPr>
-          <w:p>
+          <w:p ns2:paraId="2EDBB709" ns2:textId="28250868">
             <w:pPr>
               <w:jc w:val="center"/>
               <w:cnfStyle w:val="000000100000" w:firstRow="0" w:lastRow="0" w:firstColumn="0" w:lastColumn="0" w:oddVBand="0" w:evenVBand="0" w:oddHBand="1" w:evenHBand="0" w:firstRowFirstColumn="0" w:firstRowLastColumn="0" w:lastRowFirstColumn="0" w:lastRowLastColumn="0"/>
@@ -8491,7 +9279,7 @@
             <w:tcW w:w="1333" w:type="pct"/>
             <w:hideMark/>
           </w:tcPr>
-          <w:p>
+          <w:p ns2:paraId="3E09B2E8" ns2:textId="6C3737A2">
             <w:pPr>
               <w:jc w:val="center"/>
               <w:cnfStyle w:val="000000100000" w:firstRow="0" w:lastRow="0" w:firstColumn="0" w:lastColumn="0" w:oddVBand="0" w:evenVBand="0" w:oddHBand="1" w:evenHBand="0" w:firstRowFirstColumn="0" w:firstRowLastColumn="0" w:lastRowFirstColumn="0" w:lastRowLastColumn="0"/>
@@ -8514,7 +9302,7 @@
           </w:p>
         </w:tc>
       </w:tr>
-      <w:tr>
+      <w:tr ns2:paraId="33A2D8EB" ns2:textId="77777777">
         <w:trPr>
           <w:trHeight w:val="278"/>
         </w:trPr>
@@ -8524,7 +9312,7 @@
             <w:tcW w:w="1001" w:type="pct"/>
             <w:hideMark/>
           </w:tcPr>
-          <w:p>
+          <w:p ns2:paraId="44FE8F2C" ns2:textId="77777777">
             <w:pPr>
               <w:jc w:val="center"/>
               <w:rPr>
@@ -8548,7 +9336,7 @@
             <w:tcW w:w="1333" w:type="pct"/>
             <w:hideMark/>
           </w:tcPr>
-          <w:p>
+          <w:p ns2:paraId="74C76EF0" ns2:textId="52ED4A80">
             <w:pPr>
               <w:jc w:val="center"/>
               <w:cnfStyle w:val="000000000000" w:firstRow="0" w:lastRow="0" w:firstColumn="0" w:lastColumn="0" w:oddVBand="0" w:evenVBand="0" w:oddHBand="0" w:evenHBand="0" w:firstRowFirstColumn="0" w:firstRowLastColumn="0" w:lastRowFirstColumn="0" w:lastRowLastColumn="0"/>
@@ -8573,7 +9361,7 @@
             <w:tcW w:w="1333" w:type="pct"/>
             <w:hideMark/>
           </w:tcPr>
-          <w:p>
+          <w:p ns2:paraId="21F7D2DE" ns2:textId="45B9E208">
             <w:pPr>
               <w:jc w:val="center"/>
               <w:cnfStyle w:val="000000000000" w:firstRow="0" w:lastRow="0" w:firstColumn="0" w:lastColumn="0" w:oddVBand="0" w:evenVBand="0" w:oddHBand="0" w:evenHBand="0" w:firstRowFirstColumn="0" w:firstRowLastColumn="0" w:lastRowFirstColumn="0" w:lastRowLastColumn="0"/>
@@ -8600,7 +9388,7 @@
             <w:tcW w:w="1333" w:type="pct"/>
             <w:hideMark/>
           </w:tcPr>
-          <w:p>
+          <w:p ns2:paraId="3B6154DB" ns2:textId="7BCD8455">
             <w:pPr>
               <w:jc w:val="center"/>
               <w:cnfStyle w:val="000000000000" w:firstRow="0" w:lastRow="0" w:firstColumn="0" w:lastColumn="0" w:oddVBand="0" w:evenVBand="0" w:oddHBand="0" w:evenHBand="0" w:firstRowFirstColumn="0" w:firstRowLastColumn="0" w:lastRowFirstColumn="0" w:lastRowLastColumn="0"/>
@@ -8623,7 +9411,7 @@
           </w:p>
         </w:tc>
       </w:tr>
-      <w:tr>
+      <w:tr ns2:paraId="7470B57E" ns2:textId="77777777">
         <w:trPr>
           <w:cnfStyle w:val="000000100000" w:firstRow="0" w:lastRow="0" w:firstColumn="0" w:lastColumn="0" w:oddVBand="0" w:evenVBand="0" w:oddHBand="1" w:evenHBand="0" w:firstRowFirstColumn="0" w:firstRowLastColumn="0" w:lastRowFirstColumn="0" w:lastRowLastColumn="0"/>
           <w:trHeight w:val="285"/>
@@ -8634,7 +9422,7 @@
             <w:tcW w:w="1001" w:type="pct"/>
             <w:hideMark/>
           </w:tcPr>
-          <w:p>
+          <w:p ns2:paraId="09687D13" ns2:textId="77777777">
             <w:pPr>
               <w:jc w:val="center"/>
               <w:rPr>
@@ -8658,7 +9446,7 @@
             <w:tcW w:w="1333" w:type="pct"/>
             <w:hideMark/>
           </w:tcPr>
-          <w:p>
+          <w:p ns2:paraId="0893033E" ns2:textId="083942FB">
             <w:pPr>
               <w:jc w:val="center"/>
               <w:cnfStyle w:val="000000100000" w:firstRow="0" w:lastRow="0" w:firstColumn="0" w:lastColumn="0" w:oddVBand="0" w:evenVBand="0" w:oddHBand="1" w:evenHBand="0" w:firstRowFirstColumn="0" w:firstRowLastColumn="0" w:lastRowFirstColumn="0" w:lastRowLastColumn="0"/>
@@ -8683,7 +9471,7 @@
             <w:tcW w:w="1333" w:type="pct"/>
             <w:hideMark/>
           </w:tcPr>
-          <w:p>
+          <w:p ns2:paraId="0AF023FD" ns2:textId="7BFC7E02">
             <w:pPr>
               <w:jc w:val="center"/>
               <w:cnfStyle w:val="000000100000" w:firstRow="0" w:lastRow="0" w:firstColumn="0" w:lastColumn="0" w:oddVBand="0" w:evenVBand="0" w:oddHBand="1" w:evenHBand="0" w:firstRowFirstColumn="0" w:firstRowLastColumn="0" w:lastRowFirstColumn="0" w:lastRowLastColumn="0"/>
@@ -8710,7 +9498,7 @@
             <w:tcW w:w="1333" w:type="pct"/>
             <w:hideMark/>
           </w:tcPr>
-          <w:p>
+          <w:p ns2:paraId="39A158CF" ns2:textId="67D809FE">
             <w:pPr>
               <w:jc w:val="center"/>
               <w:cnfStyle w:val="000000100000" w:firstRow="0" w:lastRow="0" w:firstColumn="0" w:lastColumn="0" w:oddVBand="0" w:evenVBand="0" w:oddHBand="1" w:evenHBand="0" w:firstRowFirstColumn="0" w:firstRowLastColumn="0" w:lastRowFirstColumn="0" w:lastRowLastColumn="0"/>
@@ -8733,7 +9521,7 @@
           </w:p>
         </w:tc>
       </w:tr>
-      <w:tr>
+      <w:tr ns2:paraId="4F0166DD" ns2:textId="77777777">
         <w:trPr>
           <w:trHeight w:val="285"/>
         </w:trPr>
@@ -8743,7 +9531,7 @@
             <w:tcW w:w="1001" w:type="pct"/>
             <w:hideMark/>
           </w:tcPr>
-          <w:p>
+          <w:p ns2:paraId="22EFAB5F" ns2:textId="77777777">
             <w:pPr>
               <w:jc w:val="center"/>
               <w:rPr>
@@ -8767,7 +9555,7 @@
             <w:tcW w:w="1333" w:type="pct"/>
             <w:hideMark/>
           </w:tcPr>
-          <w:p>
+          <w:p ns2:paraId="5F8E1415" ns2:textId="4D77F475">
             <w:pPr>
               <w:jc w:val="center"/>
               <w:cnfStyle w:val="000000000000" w:firstRow="0" w:lastRow="0" w:firstColumn="0" w:lastColumn="0" w:oddVBand="0" w:evenVBand="0" w:oddHBand="0" w:evenHBand="0" w:firstRowFirstColumn="0" w:firstRowLastColumn="0" w:lastRowFirstColumn="0" w:lastRowLastColumn="0"/>
@@ -8792,7 +9580,7 @@
             <w:tcW w:w="1333" w:type="pct"/>
             <w:hideMark/>
           </w:tcPr>
-          <w:p>
+          <w:p ns2:paraId="68A548C9" ns2:textId="0461AD25">
             <w:pPr>
               <w:jc w:val="center"/>
               <w:cnfStyle w:val="000000000000" w:firstRow="0" w:lastRow="0" w:firstColumn="0" w:lastColumn="0" w:oddVBand="0" w:evenVBand="0" w:oddHBand="0" w:evenHBand="0" w:firstRowFirstColumn="0" w:firstRowLastColumn="0" w:lastRowFirstColumn="0" w:lastRowLastColumn="0"/>
@@ -8819,7 +9607,7 @@
             <w:tcW w:w="1333" w:type="pct"/>
             <w:hideMark/>
           </w:tcPr>
-          <w:p>
+          <w:p ns2:paraId="27E63B16" ns2:textId="40A3F0B5">
             <w:pPr>
               <w:jc w:val="center"/>
               <w:cnfStyle w:val="000000000000" w:firstRow="0" w:lastRow="0" w:firstColumn="0" w:lastColumn="0" w:oddVBand="0" w:evenVBand="0" w:oddHBand="0" w:evenHBand="0" w:firstRowFirstColumn="0" w:firstRowLastColumn="0" w:lastRowFirstColumn="0" w:lastRowLastColumn="0"/>
@@ -8842,7 +9630,7 @@
           </w:p>
         </w:tc>
       </w:tr>
-      <w:tr>
+      <w:tr ns2:paraId="0D5D592B" ns2:textId="77777777">
         <w:trPr>
           <w:cnfStyle w:val="000000100000" w:firstRow="0" w:lastRow="0" w:firstColumn="0" w:lastColumn="0" w:oddVBand="0" w:evenVBand="0" w:oddHBand="1" w:evenHBand="0" w:firstRowFirstColumn="0" w:firstRowLastColumn="0" w:lastRowFirstColumn="0" w:lastRowLastColumn="0"/>
           <w:trHeight w:val="285"/>
@@ -8853,7 +9641,7 @@
             <w:tcW w:w="1001" w:type="pct"/>
             <w:hideMark/>
           </w:tcPr>
-          <w:p>
+          <w:p ns2:paraId="03D41976" ns2:textId="77777777">
             <w:pPr>
               <w:jc w:val="center"/>
               <w:rPr>
@@ -8877,7 +9665,7 @@
             <w:tcW w:w="1333" w:type="pct"/>
             <w:hideMark/>
           </w:tcPr>
-          <w:p>
+          <w:p ns2:paraId="7AE169ED" ns2:textId="7B75E0CC">
             <w:pPr>
               <w:jc w:val="center"/>
               <w:cnfStyle w:val="000000100000" w:firstRow="0" w:lastRow="0" w:firstColumn="0" w:lastColumn="0" w:oddVBand="0" w:evenVBand="0" w:oddHBand="1" w:evenHBand="0" w:firstRowFirstColumn="0" w:firstRowLastColumn="0" w:lastRowFirstColumn="0" w:lastRowLastColumn="0"/>
@@ -8902,7 +9690,7 @@
             <w:tcW w:w="1333" w:type="pct"/>
             <w:hideMark/>
           </w:tcPr>
-          <w:p>
+          <w:p ns2:paraId="34A9B3CA" ns2:textId="54237282">
             <w:pPr>
               <w:jc w:val="center"/>
               <w:cnfStyle w:val="000000100000" w:firstRow="0" w:lastRow="0" w:firstColumn="0" w:lastColumn="0" w:oddVBand="0" w:evenVBand="0" w:oddHBand="1" w:evenHBand="0" w:firstRowFirstColumn="0" w:firstRowLastColumn="0" w:lastRowFirstColumn="0" w:lastRowLastColumn="0"/>
@@ -8929,7 +9717,7 @@
             <w:tcW w:w="1333" w:type="pct"/>
             <w:hideMark/>
           </w:tcPr>
-          <w:p>
+          <w:p ns2:paraId="6D632E9D" ns2:textId="0C43D5EF">
             <w:pPr>
               <w:jc w:val="center"/>
               <w:cnfStyle w:val="000000100000" w:firstRow="0" w:lastRow="0" w:firstColumn="0" w:lastColumn="0" w:oddVBand="0" w:evenVBand="0" w:oddHBand="1" w:evenHBand="0" w:firstRowFirstColumn="0" w:firstRowLastColumn="0" w:lastRowFirstColumn="0" w:lastRowLastColumn="0"/>
@@ -8952,7 +9740,7 @@
           </w:p>
         </w:tc>
       </w:tr>
-      <w:tr>
+      <w:tr ns2:paraId="1F9ECF80" ns2:textId="77777777">
         <w:trPr>
           <w:trHeight w:val="285"/>
         </w:trPr>
@@ -8962,7 +9750,7 @@
             <w:tcW w:w="1001" w:type="pct"/>
             <w:hideMark/>
           </w:tcPr>
-          <w:p>
+          <w:p ns2:paraId="51327F57" ns2:textId="77777777">
             <w:pPr>
               <w:jc w:val="center"/>
               <w:rPr>
@@ -8986,7 +9774,7 @@
             <w:tcW w:w="1333" w:type="pct"/>
             <w:hideMark/>
           </w:tcPr>
-          <w:p>
+          <w:p ns2:paraId="194C19B4" ns2:textId="779D9684">
             <w:pPr>
               <w:jc w:val="center"/>
               <w:cnfStyle w:val="000000000000" w:firstRow="0" w:lastRow="0" w:firstColumn="0" w:lastColumn="0" w:oddVBand="0" w:evenVBand="0" w:oddHBand="0" w:evenHBand="0" w:firstRowFirstColumn="0" w:firstRowLastColumn="0" w:lastRowFirstColumn="0" w:lastRowLastColumn="0"/>
@@ -9011,7 +9799,7 @@
             <w:tcW w:w="1333" w:type="pct"/>
             <w:hideMark/>
           </w:tcPr>
-          <w:p>
+          <w:p ns2:paraId="1782D3DA" ns2:textId="7708402E">
             <w:pPr>
               <w:jc w:val="center"/>
               <w:cnfStyle w:val="000000000000" w:firstRow="0" w:lastRow="0" w:firstColumn="0" w:lastColumn="0" w:oddVBand="0" w:evenVBand="0" w:oddHBand="0" w:evenHBand="0" w:firstRowFirstColumn="0" w:firstRowLastColumn="0" w:lastRowFirstColumn="0" w:lastRowLastColumn="0"/>
@@ -9038,7 +9826,7 @@
             <w:tcW w:w="1333" w:type="pct"/>
             <w:hideMark/>
           </w:tcPr>
-          <w:p>
+          <w:p ns2:paraId="11061449" ns2:textId="3532BA23">
             <w:pPr>
               <w:jc w:val="center"/>
               <w:cnfStyle w:val="000000000000" w:firstRow="0" w:lastRow="0" w:firstColumn="0" w:lastColumn="0" w:oddVBand="0" w:evenVBand="0" w:oddHBand="0" w:evenHBand="0" w:firstRowFirstColumn="0" w:firstRowLastColumn="0" w:lastRowFirstColumn="0" w:lastRowLastColumn="0"/>
@@ -9061,7 +9849,7 @@
           </w:p>
         </w:tc>
       </w:tr>
-      <w:tr>
+      <w:tr ns2:paraId="2C011879" ns2:textId="77777777">
         <w:trPr>
           <w:cnfStyle w:val="000000100000" w:firstRow="0" w:lastRow="0" w:firstColumn="0" w:lastColumn="0" w:oddVBand="0" w:evenVBand="0" w:oddHBand="1" w:evenHBand="0" w:firstRowFirstColumn="0" w:firstRowLastColumn="0" w:lastRowFirstColumn="0" w:lastRowLastColumn="0"/>
           <w:trHeight w:val="285"/>
@@ -9072,7 +9860,7 @@
             <w:tcW w:w="1001" w:type="pct"/>
             <w:hideMark/>
           </w:tcPr>
-          <w:p>
+          <w:p ns2:paraId="2A8B3113" ns2:textId="77777777">
             <w:pPr>
               <w:jc w:val="center"/>
               <w:rPr>
@@ -9096,7 +9884,7 @@
             <w:tcW w:w="1333" w:type="pct"/>
             <w:hideMark/>
           </w:tcPr>
-          <w:p>
+          <w:p ns2:paraId="38E67BFF" ns2:textId="684BC603">
             <w:pPr>
               <w:jc w:val="center"/>
               <w:cnfStyle w:val="000000100000" w:firstRow="0" w:lastRow="0" w:firstColumn="0" w:lastColumn="0" w:oddVBand="0" w:evenVBand="0" w:oddHBand="1" w:evenHBand="0" w:firstRowFirstColumn="0" w:firstRowLastColumn="0" w:lastRowFirstColumn="0" w:lastRowLastColumn="0"/>
@@ -9121,7 +9909,7 @@
             <w:tcW w:w="1333" w:type="pct"/>
             <w:hideMark/>
           </w:tcPr>
-          <w:p>
+          <w:p ns2:paraId="7D2FB428" ns2:textId="7111B919">
             <w:pPr>
               <w:jc w:val="center"/>
               <w:cnfStyle w:val="000000100000" w:firstRow="0" w:lastRow="0" w:firstColumn="0" w:lastColumn="0" w:oddVBand="0" w:evenVBand="0" w:oddHBand="1" w:evenHBand="0" w:firstRowFirstColumn="0" w:firstRowLastColumn="0" w:lastRowFirstColumn="0" w:lastRowLastColumn="0"/>
@@ -9148,7 +9936,7 @@
             <w:tcW w:w="1333" w:type="pct"/>
             <w:hideMark/>
           </w:tcPr>
-          <w:p>
+          <w:p ns2:paraId="2A1F7086" ns2:textId="3046BF87">
             <w:pPr>
               <w:jc w:val="center"/>
               <w:cnfStyle w:val="000000100000" w:firstRow="0" w:lastRow="0" w:firstColumn="0" w:lastColumn="0" w:oddVBand="0" w:evenVBand="0" w:oddHBand="1" w:evenHBand="0" w:firstRowFirstColumn="0" w:firstRowLastColumn="0" w:lastRowFirstColumn="0" w:lastRowLastColumn="0"/>
@@ -9171,7 +9959,7 @@
           </w:p>
         </w:tc>
       </w:tr>
-      <w:tr>
+      <w:tr ns2:paraId="429F038D" ns2:textId="77777777">
         <w:trPr>
           <w:trHeight w:val="285"/>
         </w:trPr>
@@ -9181,7 +9969,7 @@
             <w:tcW w:w="1001" w:type="pct"/>
             <w:hideMark/>
           </w:tcPr>
-          <w:p>
+          <w:p ns2:paraId="4114AA48" ns2:textId="77777777">
             <w:pPr>
               <w:jc w:val="center"/>
               <w:rPr>
@@ -9205,7 +9993,7 @@
             <w:tcW w:w="1333" w:type="pct"/>
             <w:hideMark/>
           </w:tcPr>
-          <w:p>
+          <w:p ns2:paraId="50D55B34" ns2:textId="43B033EA">
             <w:pPr>
               <w:jc w:val="center"/>
               <w:cnfStyle w:val="000000000000" w:firstRow="0" w:lastRow="0" w:firstColumn="0" w:lastColumn="0" w:oddVBand="0" w:evenVBand="0" w:oddHBand="0" w:evenHBand="0" w:firstRowFirstColumn="0" w:firstRowLastColumn="0" w:lastRowFirstColumn="0" w:lastRowLastColumn="0"/>
@@ -9230,7 +10018,7 @@
             <w:tcW w:w="1333" w:type="pct"/>
             <w:hideMark/>
           </w:tcPr>
-          <w:p>
+          <w:p ns2:paraId="2418CBEF" ns2:textId="6BFF5223">
             <w:pPr>
               <w:jc w:val="center"/>
               <w:cnfStyle w:val="000000000000" w:firstRow="0" w:lastRow="0" w:firstColumn="0" w:lastColumn="0" w:oddVBand="0" w:evenVBand="0" w:oddHBand="0" w:evenHBand="0" w:firstRowFirstColumn="0" w:firstRowLastColumn="0" w:lastRowFirstColumn="0" w:lastRowLastColumn="0"/>
@@ -9257,7 +10045,7 @@
             <w:tcW w:w="1333" w:type="pct"/>
             <w:hideMark/>
           </w:tcPr>
-          <w:p>
+          <w:p ns2:paraId="665454D5" ns2:textId="5BFDDDE7">
             <w:pPr>
               <w:jc w:val="center"/>
               <w:cnfStyle w:val="000000000000" w:firstRow="0" w:lastRow="0" w:firstColumn="0" w:lastColumn="0" w:oddVBand="0" w:evenVBand="0" w:oddHBand="0" w:evenHBand="0" w:firstRowFirstColumn="0" w:firstRowLastColumn="0" w:lastRowFirstColumn="0" w:lastRowLastColumn="0"/>
@@ -9281,14 +10069,14 @@
         </w:tc>
       </w:tr>
     </w:tbl>
-    <w:p>
+    <w:p ns2:paraId="695817E7" ns2:textId="77777777">
       <w:pPr>
         <w:rPr>
           <w:lang w:val="es-419"/>
         </w:rPr>
       </w:pPr>
     </w:p>
-    <w:p>
+    <w:p ns2:paraId="7399F765" ns2:textId="77777777">
       <w:pPr>
         <w:pStyle w:val="Ttulo2"/>
         <w:rPr>
@@ -9314,7 +10102,7 @@
         <w:t xml:space="preserve"> para Stack con Array List</w:t>
       </w:r>
     </w:p>
-    <w:p>
+    <w:p ns2:paraId="74B4CEE8" ns2:textId="77777777">
       <w:pPr>
         <w:rPr>
           <w:lang w:val="es-419"/>
@@ -9333,7 +10121,7 @@
         <w:gridCol w:w="2267"/>
         <w:gridCol w:w="2267"/>
       </w:tblGrid>
-      <w:tr>
+      <w:tr ns2:paraId="7BFBF6A1" ns2:textId="77777777">
         <w:trPr>
           <w:cnfStyle w:val="100000000000" w:firstRow="1" w:lastRow="0" w:firstColumn="0" w:lastColumn="0" w:oddVBand="0" w:evenVBand="0" w:oddHBand="0" w:evenHBand="0" w:firstRowFirstColumn="0" w:firstRowLastColumn="0" w:lastRowFirstColumn="0" w:lastRowLastColumn="0"/>
           <w:trHeight w:val="555"/>
@@ -9344,7 +10132,7 @@
             <w:tcW w:w="1001" w:type="pct"/>
             <w:hideMark/>
           </w:tcPr>
-          <w:p>
+          <w:p ns2:paraId="577285CD" ns2:textId="5DEB64E1">
             <w:pPr>
               <w:jc w:val="center"/>
               <w:rPr>
@@ -9368,7 +10156,7 @@
             <w:tcW w:w="1332" w:type="pct"/>
             <w:hideMark/>
           </w:tcPr>
-          <w:p>
+          <w:p ns2:paraId="5F83FC7C" ns2:textId="77777777">
             <w:pPr>
               <w:jc w:val="center"/>
               <w:cnfStyle w:val="100000000000" w:firstRow="1" w:lastRow="0" w:firstColumn="0" w:lastColumn="0" w:oddVBand="0" w:evenVBand="0" w:oddHBand="0" w:evenHBand="0" w:firstRowFirstColumn="0" w:firstRowLastColumn="0" w:lastRowFirstColumn="0" w:lastRowLastColumn="0"/>
@@ -9393,7 +10181,7 @@
             <w:tcW w:w="1333" w:type="pct"/>
             <w:hideMark/>
           </w:tcPr>
-          <w:p>
+          <w:p ns2:paraId="657A1A47" ns2:textId="734BD5F3">
             <w:pPr>
               <w:jc w:val="center"/>
               <w:cnfStyle w:val="100000000000" w:firstRow="1" w:lastRow="0" w:firstColumn="0" w:lastColumn="0" w:oddVBand="0" w:evenVBand="0" w:oddHBand="0" w:evenHBand="0" w:firstRowFirstColumn="0" w:firstRowLastColumn="0" w:lastRowFirstColumn="0" w:lastRowLastColumn="0"/>
@@ -9418,7 +10206,7 @@
             <w:tcW w:w="1333" w:type="pct"/>
             <w:hideMark/>
           </w:tcPr>
-          <w:p>
+          <w:p ns2:paraId="2C70704B" ns2:textId="77777777">
             <w:pPr>
               <w:jc w:val="center"/>
               <w:cnfStyle w:val="100000000000" w:firstRow="1" w:lastRow="0" w:firstColumn="0" w:lastColumn="0" w:oddVBand="0" w:evenVBand="0" w:oddHBand="0" w:evenHBand="0" w:firstRowFirstColumn="0" w:firstRowLastColumn="0" w:lastRowFirstColumn="0" w:lastRowLastColumn="0"/>
@@ -9449,7 +10237,7 @@
           </w:p>
         </w:tc>
       </w:tr>
-      <w:tr>
+      <w:tr ns2:paraId="39175A50" ns2:textId="77777777">
         <w:trPr>
           <w:cnfStyle w:val="000000100000" w:firstRow="0" w:lastRow="0" w:firstColumn="0" w:lastColumn="0" w:oddVBand="0" w:evenVBand="0" w:oddHBand="1" w:evenHBand="0" w:firstRowFirstColumn="0" w:firstRowLastColumn="0" w:lastRowFirstColumn="0" w:lastRowLastColumn="0"/>
           <w:trHeight w:val="278"/>
@@ -9460,7 +10248,7 @@
             <w:tcW w:w="1001" w:type="pct"/>
             <w:hideMark/>
           </w:tcPr>
-          <w:p>
+          <w:p ns2:paraId="0C316F1C" ns2:textId="77777777">
             <w:pPr>
               <w:jc w:val="center"/>
               <w:rPr>
@@ -9484,7 +10272,7 @@
             <w:tcW w:w="1332" w:type="pct"/>
             <w:hideMark/>
           </w:tcPr>
-          <w:p>
+          <w:p ns2:paraId="5F8038F2" ns2:textId="0E17B8BD">
             <w:pPr>
               <w:jc w:val="center"/>
               <w:cnfStyle w:val="000000100000" w:firstRow="0" w:lastRow="0" w:firstColumn="0" w:lastColumn="0" w:oddVBand="0" w:evenVBand="0" w:oddHBand="1" w:evenHBand="0" w:firstRowFirstColumn="0" w:firstRowLastColumn="0" w:lastRowFirstColumn="0" w:lastRowLastColumn="0"/>
@@ -9509,7 +10297,7 @@
             <w:tcW w:w="1333" w:type="pct"/>
             <w:hideMark/>
           </w:tcPr>
-          <w:p>
+          <w:p ns2:paraId="55158975" ns2:textId="0B40B9D2">
             <w:pPr>
               <w:jc w:val="center"/>
               <w:cnfStyle w:val="000000100000" w:firstRow="0" w:lastRow="0" w:firstColumn="0" w:lastColumn="0" w:oddVBand="0" w:evenVBand="0" w:oddHBand="1" w:evenHBand="0" w:firstRowFirstColumn="0" w:firstRowLastColumn="0" w:lastRowFirstColumn="0" w:lastRowLastColumn="0"/>
@@ -9536,7 +10324,7 @@
             <w:tcW w:w="1333" w:type="pct"/>
             <w:hideMark/>
           </w:tcPr>
-          <w:p>
+          <w:p ns2:paraId="65F347A7" ns2:textId="7AF07D12">
             <w:pPr>
               <w:jc w:val="center"/>
               <w:cnfStyle w:val="000000100000" w:firstRow="0" w:lastRow="0" w:firstColumn="0" w:lastColumn="0" w:oddVBand="0" w:evenVBand="0" w:oddHBand="1" w:evenHBand="0" w:firstRowFirstColumn="0" w:firstRowLastColumn="0" w:lastRowFirstColumn="0" w:lastRowLastColumn="0"/>
@@ -9559,7 +10347,7 @@
           </w:p>
         </w:tc>
       </w:tr>
-      <w:tr>
+      <w:tr ns2:paraId="39C865B0" ns2:textId="77777777">
         <w:trPr>
           <w:trHeight w:val="278"/>
         </w:trPr>
@@ -9569,7 +10357,7 @@
             <w:tcW w:w="1001" w:type="pct"/>
             <w:hideMark/>
           </w:tcPr>
-          <w:p>
+          <w:p ns2:paraId="4FF07113" ns2:textId="77777777">
             <w:pPr>
               <w:jc w:val="center"/>
               <w:rPr>
@@ -9593,7 +10381,7 @@
             <w:tcW w:w="1332" w:type="pct"/>
             <w:hideMark/>
           </w:tcPr>
-          <w:p>
+          <w:p ns2:paraId="562EC0B7" ns2:textId="54AAEF43">
             <w:pPr>
               <w:jc w:val="center"/>
               <w:cnfStyle w:val="000000000000" w:firstRow="0" w:lastRow="0" w:firstColumn="0" w:lastColumn="0" w:oddVBand="0" w:evenVBand="0" w:oddHBand="0" w:evenHBand="0" w:firstRowFirstColumn="0" w:firstRowLastColumn="0" w:lastRowFirstColumn="0" w:lastRowLastColumn="0"/>
@@ -9618,7 +10406,7 @@
             <w:tcW w:w="1333" w:type="pct"/>
             <w:hideMark/>
           </w:tcPr>
-          <w:p>
+          <w:p ns2:paraId="5AA40C03" ns2:textId="665C1270">
             <w:pPr>
               <w:jc w:val="center"/>
               <w:cnfStyle w:val="000000000000" w:firstRow="0" w:lastRow="0" w:firstColumn="0" w:lastColumn="0" w:oddVBand="0" w:evenVBand="0" w:oddHBand="0" w:evenHBand="0" w:firstRowFirstColumn="0" w:firstRowLastColumn="0" w:lastRowFirstColumn="0" w:lastRowLastColumn="0"/>
@@ -9645,7 +10433,7 @@
             <w:tcW w:w="1333" w:type="pct"/>
             <w:hideMark/>
           </w:tcPr>
-          <w:p>
+          <w:p ns2:paraId="275D7CF3" ns2:textId="535200FF">
             <w:pPr>
               <w:jc w:val="center"/>
               <w:cnfStyle w:val="000000000000" w:firstRow="0" w:lastRow="0" w:firstColumn="0" w:lastColumn="0" w:oddVBand="0" w:evenVBand="0" w:oddHBand="0" w:evenHBand="0" w:firstRowFirstColumn="0" w:firstRowLastColumn="0" w:lastRowFirstColumn="0" w:lastRowLastColumn="0"/>
@@ -9668,7 +10456,7 @@
           </w:p>
         </w:tc>
       </w:tr>
-      <w:tr>
+      <w:tr ns2:paraId="16544135" ns2:textId="77777777">
         <w:trPr>
           <w:cnfStyle w:val="000000100000" w:firstRow="0" w:lastRow="0" w:firstColumn="0" w:lastColumn="0" w:oddVBand="0" w:evenVBand="0" w:oddHBand="1" w:evenHBand="0" w:firstRowFirstColumn="0" w:firstRowLastColumn="0" w:lastRowFirstColumn="0" w:lastRowLastColumn="0"/>
           <w:trHeight w:val="285"/>
@@ -9679,7 +10467,7 @@
             <w:tcW w:w="1001" w:type="pct"/>
             <w:hideMark/>
           </w:tcPr>
-          <w:p>
+          <w:p ns2:paraId="57F1E3CF" ns2:textId="77777777">
             <w:pPr>
               <w:jc w:val="center"/>
               <w:rPr>
@@ -9703,7 +10491,7 @@
             <w:tcW w:w="1332" w:type="pct"/>
             <w:hideMark/>
           </w:tcPr>
-          <w:p>
+          <w:p ns2:paraId="75BD51FD" ns2:textId="2616FCC7">
             <w:pPr>
               <w:jc w:val="center"/>
               <w:cnfStyle w:val="000000100000" w:firstRow="0" w:lastRow="0" w:firstColumn="0" w:lastColumn="0" w:oddVBand="0" w:evenVBand="0" w:oddHBand="1" w:evenHBand="0" w:firstRowFirstColumn="0" w:firstRowLastColumn="0" w:lastRowFirstColumn="0" w:lastRowLastColumn="0"/>
@@ -9728,7 +10516,7 @@
             <w:tcW w:w="1333" w:type="pct"/>
             <w:hideMark/>
           </w:tcPr>
-          <w:p>
+          <w:p ns2:paraId="7AFF5649" ns2:textId="456C180F">
             <w:pPr>
               <w:jc w:val="center"/>
               <w:cnfStyle w:val="000000100000" w:firstRow="0" w:lastRow="0" w:firstColumn="0" w:lastColumn="0" w:oddVBand="0" w:evenVBand="0" w:oddHBand="1" w:evenHBand="0" w:firstRowFirstColumn="0" w:firstRowLastColumn="0" w:lastRowFirstColumn="0" w:lastRowLastColumn="0"/>
@@ -9755,7 +10543,7 @@
             <w:tcW w:w="1333" w:type="pct"/>
             <w:hideMark/>
           </w:tcPr>
-          <w:p>
+          <w:p ns2:paraId="3E3CCEEC" ns2:textId="616C82CD">
             <w:pPr>
               <w:jc w:val="center"/>
               <w:cnfStyle w:val="000000100000" w:firstRow="0" w:lastRow="0" w:firstColumn="0" w:lastColumn="0" w:oddVBand="0" w:evenVBand="0" w:oddHBand="1" w:evenHBand="0" w:firstRowFirstColumn="0" w:firstRowLastColumn="0" w:lastRowFirstColumn="0" w:lastRowLastColumn="0"/>
@@ -9778,7 +10566,7 @@
           </w:p>
         </w:tc>
       </w:tr>
-      <w:tr>
+      <w:tr ns2:paraId="79319949" ns2:textId="77777777">
         <w:trPr>
           <w:trHeight w:val="285"/>
         </w:trPr>
@@ -9788,7 +10576,7 @@
             <w:tcW w:w="1001" w:type="pct"/>
             <w:hideMark/>
           </w:tcPr>
-          <w:p>
+          <w:p ns2:paraId="39565716" ns2:textId="77777777">
             <w:pPr>
               <w:jc w:val="center"/>
               <w:rPr>
@@ -9812,7 +10600,7 @@
             <w:tcW w:w="1332" w:type="pct"/>
             <w:hideMark/>
           </w:tcPr>
-          <w:p>
+          <w:p ns2:paraId="4057AFBF" ns2:textId="77785938">
             <w:pPr>
               <w:jc w:val="center"/>
               <w:cnfStyle w:val="000000000000" w:firstRow="0" w:lastRow="0" w:firstColumn="0" w:lastColumn="0" w:oddVBand="0" w:evenVBand="0" w:oddHBand="0" w:evenHBand="0" w:firstRowFirstColumn="0" w:firstRowLastColumn="0" w:lastRowFirstColumn="0" w:lastRowLastColumn="0"/>
@@ -9837,7 +10625,7 @@
             <w:tcW w:w="1333" w:type="pct"/>
             <w:hideMark/>
           </w:tcPr>
-          <w:p>
+          <w:p ns2:paraId="7EFE1A89" ns2:textId="4F9DE0EC">
             <w:pPr>
               <w:jc w:val="center"/>
               <w:cnfStyle w:val="000000000000" w:firstRow="0" w:lastRow="0" w:firstColumn="0" w:lastColumn="0" w:oddVBand="0" w:evenVBand="0" w:oddHBand="0" w:evenHBand="0" w:firstRowFirstColumn="0" w:firstRowLastColumn="0" w:lastRowFirstColumn="0" w:lastRowLastColumn="0"/>
@@ -9864,7 +10652,7 @@
             <w:tcW w:w="1333" w:type="pct"/>
             <w:hideMark/>
           </w:tcPr>
-          <w:p>
+          <w:p ns2:paraId="2221F99B" ns2:textId="23264448">
             <w:pPr>
               <w:jc w:val="center"/>
               <w:cnfStyle w:val="000000000000" w:firstRow="0" w:lastRow="0" w:firstColumn="0" w:lastColumn="0" w:oddVBand="0" w:evenVBand="0" w:oddHBand="0" w:evenHBand="0" w:firstRowFirstColumn="0" w:firstRowLastColumn="0" w:lastRowFirstColumn="0" w:lastRowLastColumn="0"/>
@@ -9887,7 +10675,7 @@
           </w:p>
         </w:tc>
       </w:tr>
-      <w:tr>
+      <w:tr ns2:paraId="4886CE15" ns2:textId="77777777">
         <w:trPr>
           <w:cnfStyle w:val="000000100000" w:firstRow="0" w:lastRow="0" w:firstColumn="0" w:lastColumn="0" w:oddVBand="0" w:evenVBand="0" w:oddHBand="1" w:evenHBand="0" w:firstRowFirstColumn="0" w:firstRowLastColumn="0" w:lastRowFirstColumn="0" w:lastRowLastColumn="0"/>
           <w:trHeight w:val="285"/>
@@ -9898,7 +10686,7 @@
             <w:tcW w:w="1001" w:type="pct"/>
             <w:hideMark/>
           </w:tcPr>
-          <w:p>
+          <w:p ns2:paraId="7ED283EC" ns2:textId="77777777">
             <w:pPr>
               <w:jc w:val="center"/>
               <w:rPr>
@@ -9922,7 +10710,7 @@
             <w:tcW w:w="1332" w:type="pct"/>
             <w:hideMark/>
           </w:tcPr>
-          <w:p>
+          <w:p ns2:paraId="6D1BDF0E" ns2:textId="5430E759">
             <w:pPr>
               <w:jc w:val="center"/>
               <w:cnfStyle w:val="000000100000" w:firstRow="0" w:lastRow="0" w:firstColumn="0" w:lastColumn="0" w:oddVBand="0" w:evenVBand="0" w:oddHBand="1" w:evenHBand="0" w:firstRowFirstColumn="0" w:firstRowLastColumn="0" w:lastRowFirstColumn="0" w:lastRowLastColumn="0"/>
@@ -9947,7 +10735,7 @@
             <w:tcW w:w="1333" w:type="pct"/>
             <w:hideMark/>
           </w:tcPr>
-          <w:p>
+          <w:p ns2:paraId="614912B2" ns2:textId="19A663F8">
             <w:pPr>
               <w:jc w:val="center"/>
               <w:cnfStyle w:val="000000100000" w:firstRow="0" w:lastRow="0" w:firstColumn="0" w:lastColumn="0" w:oddVBand="0" w:evenVBand="0" w:oddHBand="1" w:evenHBand="0" w:firstRowFirstColumn="0" w:firstRowLastColumn="0" w:lastRowFirstColumn="0" w:lastRowLastColumn="0"/>
@@ -9974,7 +10762,7 @@
             <w:tcW w:w="1333" w:type="pct"/>
             <w:hideMark/>
           </w:tcPr>
-          <w:p>
+          <w:p ns2:paraId="1C2252D8" ns2:textId="715343C1">
             <w:pPr>
               <w:jc w:val="center"/>
               <w:cnfStyle w:val="000000100000" w:firstRow="0" w:lastRow="0" w:firstColumn="0" w:lastColumn="0" w:oddVBand="0" w:evenVBand="0" w:oddHBand="1" w:evenHBand="0" w:firstRowFirstColumn="0" w:firstRowLastColumn="0" w:lastRowFirstColumn="0" w:lastRowLastColumn="0"/>
@@ -9997,7 +10785,7 @@
           </w:p>
         </w:tc>
       </w:tr>
-      <w:tr>
+      <w:tr ns2:paraId="5ACD7762" ns2:textId="77777777">
         <w:trPr>
           <w:trHeight w:val="285"/>
         </w:trPr>
@@ -10007,7 +10795,7 @@
             <w:tcW w:w="1001" w:type="pct"/>
             <w:hideMark/>
           </w:tcPr>
-          <w:p>
+          <w:p ns2:paraId="769CE0DB" ns2:textId="77777777">
             <w:pPr>
               <w:jc w:val="center"/>
               <w:rPr>
@@ -10031,7 +10819,7 @@
             <w:tcW w:w="1332" w:type="pct"/>
             <w:hideMark/>
           </w:tcPr>
-          <w:p>
+          <w:p ns2:paraId="7B6B1A9B" ns2:textId="272F6C56">
             <w:pPr>
               <w:jc w:val="center"/>
               <w:cnfStyle w:val="000000000000" w:firstRow="0" w:lastRow="0" w:firstColumn="0" w:lastColumn="0" w:oddVBand="0" w:evenVBand="0" w:oddHBand="0" w:evenHBand="0" w:firstRowFirstColumn="0" w:firstRowLastColumn="0" w:lastRowFirstColumn="0" w:lastRowLastColumn="0"/>
@@ -10056,7 +10844,7 @@
             <w:tcW w:w="1333" w:type="pct"/>
             <w:hideMark/>
           </w:tcPr>
-          <w:p>
+          <w:p ns2:paraId="56E89F9F" ns2:textId="0B292B34">
             <w:pPr>
               <w:jc w:val="center"/>
               <w:cnfStyle w:val="000000000000" w:firstRow="0" w:lastRow="0" w:firstColumn="0" w:lastColumn="0" w:oddVBand="0" w:evenVBand="0" w:oddHBand="0" w:evenHBand="0" w:firstRowFirstColumn="0" w:firstRowLastColumn="0" w:lastRowFirstColumn="0" w:lastRowLastColumn="0"/>
@@ -10083,7 +10871,7 @@
             <w:tcW w:w="1333" w:type="pct"/>
             <w:hideMark/>
           </w:tcPr>
-          <w:p>
+          <w:p ns2:paraId="07517169" ns2:textId="34332044">
             <w:pPr>
               <w:jc w:val="center"/>
               <w:cnfStyle w:val="000000000000" w:firstRow="0" w:lastRow="0" w:firstColumn="0" w:lastColumn="0" w:oddVBand="0" w:evenVBand="0" w:oddHBand="0" w:evenHBand="0" w:firstRowFirstColumn="0" w:firstRowLastColumn="0" w:lastRowFirstColumn="0" w:lastRowLastColumn="0"/>
@@ -10106,7 +10894,7 @@
           </w:p>
         </w:tc>
       </w:tr>
-      <w:tr>
+      <w:tr ns2:paraId="308D01B9" ns2:textId="77777777">
         <w:trPr>
           <w:cnfStyle w:val="000000100000" w:firstRow="0" w:lastRow="0" w:firstColumn="0" w:lastColumn="0" w:oddVBand="0" w:evenVBand="0" w:oddHBand="1" w:evenHBand="0" w:firstRowFirstColumn="0" w:firstRowLastColumn="0" w:lastRowFirstColumn="0" w:lastRowLastColumn="0"/>
           <w:trHeight w:val="285"/>
@@ -10117,7 +10905,7 @@
             <w:tcW w:w="1001" w:type="pct"/>
             <w:hideMark/>
           </w:tcPr>
-          <w:p>
+          <w:p ns2:paraId="1769C1BF" ns2:textId="77777777">
             <w:pPr>
               <w:jc w:val="center"/>
               <w:rPr>
@@ -10141,7 +10929,7 @@
             <w:tcW w:w="1332" w:type="pct"/>
             <w:hideMark/>
           </w:tcPr>
-          <w:p>
+          <w:p ns2:paraId="4F3A7961" ns2:textId="5633D68C">
             <w:pPr>
               <w:jc w:val="center"/>
               <w:cnfStyle w:val="000000100000" w:firstRow="0" w:lastRow="0" w:firstColumn="0" w:lastColumn="0" w:oddVBand="0" w:evenVBand="0" w:oddHBand="1" w:evenHBand="0" w:firstRowFirstColumn="0" w:firstRowLastColumn="0" w:lastRowFirstColumn="0" w:lastRowLastColumn="0"/>
@@ -10166,7 +10954,7 @@
             <w:tcW w:w="1333" w:type="pct"/>
             <w:hideMark/>
           </w:tcPr>
-          <w:p>
+          <w:p ns2:paraId="114F5289" ns2:textId="121B480D">
             <w:pPr>
               <w:jc w:val="center"/>
               <w:cnfStyle w:val="000000100000" w:firstRow="0" w:lastRow="0" w:firstColumn="0" w:lastColumn="0" w:oddVBand="0" w:evenVBand="0" w:oddHBand="1" w:evenHBand="0" w:firstRowFirstColumn="0" w:firstRowLastColumn="0" w:lastRowFirstColumn="0" w:lastRowLastColumn="0"/>
@@ -10193,7 +10981,7 @@
             <w:tcW w:w="1333" w:type="pct"/>
             <w:hideMark/>
           </w:tcPr>
-          <w:p>
+          <w:p ns2:paraId="3BB8DCAB" ns2:textId="1452AC0E">
             <w:pPr>
               <w:jc w:val="center"/>
               <w:cnfStyle w:val="000000100000" w:firstRow="0" w:lastRow="0" w:firstColumn="0" w:lastColumn="0" w:oddVBand="0" w:evenVBand="0" w:oddHBand="1" w:evenHBand="0" w:firstRowFirstColumn="0" w:firstRowLastColumn="0" w:lastRowFirstColumn="0" w:lastRowLastColumn="0"/>
@@ -10216,7 +11004,7 @@
           </w:p>
         </w:tc>
       </w:tr>
-      <w:tr>
+      <w:tr ns2:paraId="526F692B" ns2:textId="77777777">
         <w:trPr>
           <w:trHeight w:val="285"/>
         </w:trPr>
@@ -10226,7 +11014,7 @@
             <w:tcW w:w="1001" w:type="pct"/>
             <w:hideMark/>
           </w:tcPr>
-          <w:p>
+          <w:p ns2:paraId="2C87D872" ns2:textId="77777777">
             <w:pPr>
               <w:jc w:val="center"/>
               <w:rPr>
@@ -10250,7 +11038,7 @@
             <w:tcW w:w="1332" w:type="pct"/>
             <w:hideMark/>
           </w:tcPr>
-          <w:p>
+          <w:p ns2:paraId="728756C4" ns2:textId="50597DC8">
             <w:pPr>
               <w:jc w:val="center"/>
               <w:cnfStyle w:val="000000000000" w:firstRow="0" w:lastRow="0" w:firstColumn="0" w:lastColumn="0" w:oddVBand="0" w:evenVBand="0" w:oddHBand="0" w:evenHBand="0" w:firstRowFirstColumn="0" w:firstRowLastColumn="0" w:lastRowFirstColumn="0" w:lastRowLastColumn="0"/>
@@ -10275,7 +11063,7 @@
             <w:tcW w:w="1333" w:type="pct"/>
             <w:hideMark/>
           </w:tcPr>
-          <w:p>
+          <w:p ns2:paraId="4D1896BD" ns2:textId="6A37A13C">
             <w:pPr>
               <w:jc w:val="center"/>
               <w:cnfStyle w:val="000000000000" w:firstRow="0" w:lastRow="0" w:firstColumn="0" w:lastColumn="0" w:oddVBand="0" w:evenVBand="0" w:oddHBand="0" w:evenHBand="0" w:firstRowFirstColumn="0" w:firstRowLastColumn="0" w:lastRowFirstColumn="0" w:lastRowLastColumn="0"/>
@@ -10302,7 +11090,7 @@
             <w:tcW w:w="1333" w:type="pct"/>
             <w:hideMark/>
           </w:tcPr>
-          <w:p>
+          <w:p ns2:paraId="2C80DB01" ns2:textId="0D2AAAA4">
             <w:pPr>
               <w:jc w:val="center"/>
               <w:cnfStyle w:val="000000000000" w:firstRow="0" w:lastRow="0" w:firstColumn="0" w:lastColumn="0" w:oddVBand="0" w:evenVBand="0" w:oddHBand="0" w:evenHBand="0" w:firstRowFirstColumn="0" w:firstRowLastColumn="0" w:lastRowFirstColumn="0" w:lastRowLastColumn="0"/>
@@ -10326,14 +11114,14 @@
         </w:tc>
       </w:tr>
     </w:tbl>
-    <w:p>
+    <w:p ns2:paraId="17227A5A" ns2:textId="77777777">
       <w:pPr>
         <w:rPr>
           <w:lang w:val="es-419"/>
         </w:rPr>
       </w:pPr>
     </w:p>
-    <w:p>
+    <w:p ns2:paraId="20BC9F78" ns2:textId="77777777">
       <w:pPr>
         <w:pStyle w:val="Ttulo2"/>
         <w:rPr>
@@ -10359,7 +11147,7 @@
         <w:t xml:space="preserve"> para Queue con Linked List</w:t>
       </w:r>
     </w:p>
-    <w:p>
+    <w:p ns2:paraId="7F3E9116" ns2:textId="77777777">
       <w:pPr>
         <w:rPr>
           <w:lang w:val="es-419"/>
@@ -10378,7 +11166,7 @@
         <w:gridCol w:w="2267"/>
         <w:gridCol w:w="2267"/>
       </w:tblGrid>
-      <w:tr>
+      <w:tr ns2:paraId="5D9CBD0C" ns2:textId="77777777">
         <w:trPr>
           <w:cnfStyle w:val="100000000000" w:firstRow="1" w:lastRow="0" w:firstColumn="0" w:lastColumn="0" w:oddVBand="0" w:evenVBand="0" w:oddHBand="0" w:evenHBand="0" w:firstRowFirstColumn="0" w:firstRowLastColumn="0" w:lastRowFirstColumn="0" w:lastRowLastColumn="0"/>
           <w:trHeight w:val="555"/>
@@ -10389,7 +11177,7 @@
             <w:tcW w:w="1001" w:type="pct"/>
             <w:hideMark/>
           </w:tcPr>
-          <w:p>
+          <w:p ns2:paraId="1E50F8AC" ns2:textId="586456D7">
             <w:pPr>
               <w:jc w:val="center"/>
               <w:rPr>
@@ -10413,7 +11201,7 @@
             <w:tcW w:w="1333" w:type="pct"/>
             <w:hideMark/>
           </w:tcPr>
-          <w:p>
+          <w:p ns2:paraId="2360A5BE" ns2:textId="77777777">
             <w:pPr>
               <w:jc w:val="center"/>
               <w:cnfStyle w:val="100000000000" w:firstRow="1" w:lastRow="0" w:firstColumn="0" w:lastColumn="0" w:oddVBand="0" w:evenVBand="0" w:oddHBand="0" w:evenHBand="0" w:firstRowFirstColumn="0" w:firstRowLastColumn="0" w:lastRowFirstColumn="0" w:lastRowLastColumn="0"/>
@@ -10454,7 +11242,7 @@
             <w:tcW w:w="1333" w:type="pct"/>
             <w:hideMark/>
           </w:tcPr>
-          <w:p>
+          <w:p ns2:paraId="4DC339E5" ns2:textId="77777777">
             <w:pPr>
               <w:jc w:val="center"/>
               <w:cnfStyle w:val="100000000000" w:firstRow="1" w:lastRow="0" w:firstColumn="0" w:lastColumn="0" w:oddVBand="0" w:evenVBand="0" w:oddHBand="0" w:evenHBand="0" w:firstRowFirstColumn="0" w:firstRowLastColumn="0" w:lastRowFirstColumn="0" w:lastRowLastColumn="0"/>
@@ -10495,7 +11283,7 @@
             <w:tcW w:w="1333" w:type="pct"/>
             <w:hideMark/>
           </w:tcPr>
-          <w:p>
+          <w:p ns2:paraId="5590F828" ns2:textId="77777777">
             <w:pPr>
               <w:jc w:val="center"/>
               <w:cnfStyle w:val="100000000000" w:firstRow="1" w:lastRow="0" w:firstColumn="0" w:lastColumn="0" w:oddVBand="0" w:evenVBand="0" w:oddHBand="0" w:evenHBand="0" w:firstRowFirstColumn="0" w:firstRowLastColumn="0" w:lastRowFirstColumn="0" w:lastRowLastColumn="0"/>
@@ -10532,7 +11320,7 @@
           </w:p>
         </w:tc>
       </w:tr>
-      <w:tr>
+      <w:tr ns2:paraId="7B363A67" ns2:textId="77777777">
         <w:trPr>
           <w:cnfStyle w:val="000000100000" w:firstRow="0" w:lastRow="0" w:firstColumn="0" w:lastColumn="0" w:oddVBand="0" w:evenVBand="0" w:oddHBand="1" w:evenHBand="0" w:firstRowFirstColumn="0" w:firstRowLastColumn="0" w:lastRowFirstColumn="0" w:lastRowLastColumn="0"/>
           <w:trHeight w:val="278"/>
@@ -10543,7 +11331,7 @@
             <w:tcW w:w="1001" w:type="pct"/>
             <w:hideMark/>
           </w:tcPr>
-          <w:p>
+          <w:p ns2:paraId="610D5232" ns2:textId="77777777">
             <w:pPr>
               <w:jc w:val="center"/>
               <w:rPr>
@@ -10567,7 +11355,7 @@
             <w:tcW w:w="1333" w:type="pct"/>
             <w:hideMark/>
           </w:tcPr>
-          <w:p>
+          <w:p ns2:paraId="57172406" ns2:textId="5F4C30FA">
             <w:pPr>
               <w:jc w:val="center"/>
               <w:cnfStyle w:val="000000100000" w:firstRow="0" w:lastRow="0" w:firstColumn="0" w:lastColumn="0" w:oddVBand="0" w:evenVBand="0" w:oddHBand="1" w:evenHBand="0" w:firstRowFirstColumn="0" w:firstRowLastColumn="0" w:lastRowFirstColumn="0" w:lastRowLastColumn="0"/>
@@ -10592,7 +11380,7 @@
             <w:tcW w:w="1333" w:type="pct"/>
             <w:hideMark/>
           </w:tcPr>
-          <w:p>
+          <w:p ns2:paraId="2DCDEE8B" ns2:textId="12FEC68D">
             <w:pPr>
               <w:jc w:val="center"/>
               <w:cnfStyle w:val="000000100000" w:firstRow="0" w:lastRow="0" w:firstColumn="0" w:lastColumn="0" w:oddVBand="0" w:evenVBand="0" w:oddHBand="1" w:evenHBand="0" w:firstRowFirstColumn="0" w:firstRowLastColumn="0" w:lastRowFirstColumn="0" w:lastRowLastColumn="0"/>
@@ -10619,7 +11407,7 @@
             <w:tcW w:w="1333" w:type="pct"/>
             <w:hideMark/>
           </w:tcPr>
-          <w:p>
+          <w:p ns2:paraId="504527B5" ns2:textId="59D89E32">
             <w:pPr>
               <w:jc w:val="center"/>
               <w:cnfStyle w:val="000000100000" w:firstRow="0" w:lastRow="0" w:firstColumn="0" w:lastColumn="0" w:oddVBand="0" w:evenVBand="0" w:oddHBand="1" w:evenHBand="0" w:firstRowFirstColumn="0" w:firstRowLastColumn="0" w:lastRowFirstColumn="0" w:lastRowLastColumn="0"/>
@@ -10642,7 +11430,7 @@
           </w:p>
         </w:tc>
       </w:tr>
-      <w:tr>
+      <w:tr ns2:paraId="5B937963" ns2:textId="77777777">
         <w:trPr>
           <w:trHeight w:val="278"/>
         </w:trPr>
@@ -10652,7 +11440,7 @@
             <w:tcW w:w="1001" w:type="pct"/>
             <w:hideMark/>
           </w:tcPr>
-          <w:p>
+          <w:p ns2:paraId="6A6B6E83" ns2:textId="77777777">
             <w:pPr>
               <w:jc w:val="center"/>
               <w:rPr>
@@ -10676,7 +11464,7 @@
             <w:tcW w:w="1333" w:type="pct"/>
             <w:hideMark/>
           </w:tcPr>
-          <w:p>
+          <w:p ns2:paraId="367B836A" ns2:textId="68519AB6">
             <w:pPr>
               <w:jc w:val="center"/>
               <w:cnfStyle w:val="000000000000" w:firstRow="0" w:lastRow="0" w:firstColumn="0" w:lastColumn="0" w:oddVBand="0" w:evenVBand="0" w:oddHBand="0" w:evenHBand="0" w:firstRowFirstColumn="0" w:firstRowLastColumn="0" w:lastRowFirstColumn="0" w:lastRowLastColumn="0"/>
@@ -10701,7 +11489,7 @@
             <w:tcW w:w="1333" w:type="pct"/>
             <w:hideMark/>
           </w:tcPr>
-          <w:p>
+          <w:p ns2:paraId="3B6D3B98" ns2:textId="0332E2E1">
             <w:pPr>
               <w:jc w:val="center"/>
               <w:cnfStyle w:val="000000000000" w:firstRow="0" w:lastRow="0" w:firstColumn="0" w:lastColumn="0" w:oddVBand="0" w:evenVBand="0" w:oddHBand="0" w:evenHBand="0" w:firstRowFirstColumn="0" w:firstRowLastColumn="0" w:lastRowFirstColumn="0" w:lastRowLastColumn="0"/>
@@ -10728,7 +11516,7 @@
             <w:tcW w:w="1333" w:type="pct"/>
             <w:hideMark/>
           </w:tcPr>
-          <w:p>
+          <w:p ns2:paraId="689417FF" ns2:textId="7985B857">
             <w:pPr>
               <w:jc w:val="center"/>
               <w:cnfStyle w:val="000000000000" w:firstRow="0" w:lastRow="0" w:firstColumn="0" w:lastColumn="0" w:oddVBand="0" w:evenVBand="0" w:oddHBand="0" w:evenHBand="0" w:firstRowFirstColumn="0" w:firstRowLastColumn="0" w:lastRowFirstColumn="0" w:lastRowLastColumn="0"/>
@@ -10751,7 +11539,7 @@
           </w:p>
         </w:tc>
       </w:tr>
-      <w:tr>
+      <w:tr ns2:paraId="2653CC6C" ns2:textId="77777777">
         <w:trPr>
           <w:cnfStyle w:val="000000100000" w:firstRow="0" w:lastRow="0" w:firstColumn="0" w:lastColumn="0" w:oddVBand="0" w:evenVBand="0" w:oddHBand="1" w:evenHBand="0" w:firstRowFirstColumn="0" w:firstRowLastColumn="0" w:lastRowFirstColumn="0" w:lastRowLastColumn="0"/>
           <w:trHeight w:val="285"/>
@@ -10762,7 +11550,7 @@
             <w:tcW w:w="1001" w:type="pct"/>
             <w:hideMark/>
           </w:tcPr>
-          <w:p>
+          <w:p ns2:paraId="43A4A10F" ns2:textId="77777777">
             <w:pPr>
               <w:jc w:val="center"/>
               <w:rPr>
@@ -10786,7 +11574,7 @@
             <w:tcW w:w="1333" w:type="pct"/>
             <w:hideMark/>
           </w:tcPr>
-          <w:p>
+          <w:p ns2:paraId="1DC38AFA" ns2:textId="0B3002E8">
             <w:pPr>
               <w:jc w:val="center"/>
               <w:cnfStyle w:val="000000100000" w:firstRow="0" w:lastRow="0" w:firstColumn="0" w:lastColumn="0" w:oddVBand="0" w:evenVBand="0" w:oddHBand="1" w:evenHBand="0" w:firstRowFirstColumn="0" w:firstRowLastColumn="0" w:lastRowFirstColumn="0" w:lastRowLastColumn="0"/>
@@ -10811,7 +11599,7 @@
             <w:tcW w:w="1333" w:type="pct"/>
             <w:hideMark/>
           </w:tcPr>
-          <w:p>
+          <w:p ns2:paraId="71B75A15" ns2:textId="61207693">
             <w:pPr>
               <w:jc w:val="center"/>
               <w:cnfStyle w:val="000000100000" w:firstRow="0" w:lastRow="0" w:firstColumn="0" w:lastColumn="0" w:oddVBand="0" w:evenVBand="0" w:oddHBand="1" w:evenHBand="0" w:firstRowFirstColumn="0" w:firstRowLastColumn="0" w:lastRowFirstColumn="0" w:lastRowLastColumn="0"/>
@@ -10838,7 +11626,7 @@
             <w:tcW w:w="1333" w:type="pct"/>
             <w:hideMark/>
           </w:tcPr>
-          <w:p>
+          <w:p ns2:paraId="2207B97D" ns2:textId="1CF2C404">
             <w:pPr>
               <w:jc w:val="center"/>
               <w:cnfStyle w:val="000000100000" w:firstRow="0" w:lastRow="0" w:firstColumn="0" w:lastColumn="0" w:oddVBand="0" w:evenVBand="0" w:oddHBand="1" w:evenHBand="0" w:firstRowFirstColumn="0" w:firstRowLastColumn="0" w:lastRowFirstColumn="0" w:lastRowLastColumn="0"/>
@@ -10861,7 +11649,7 @@
           </w:p>
         </w:tc>
       </w:tr>
-      <w:tr>
+      <w:tr ns2:paraId="7A9AF13B" ns2:textId="77777777">
         <w:trPr>
           <w:trHeight w:val="285"/>
         </w:trPr>
@@ -10871,7 +11659,7 @@
             <w:tcW w:w="1001" w:type="pct"/>
             <w:hideMark/>
           </w:tcPr>
-          <w:p>
+          <w:p ns2:paraId="77D61E8D" ns2:textId="77777777">
             <w:pPr>
               <w:jc w:val="center"/>
               <w:rPr>
@@ -10895,7 +11683,7 @@
             <w:tcW w:w="1333" w:type="pct"/>
             <w:hideMark/>
           </w:tcPr>
-          <w:p>
+          <w:p ns2:paraId="6C5F06D3" ns2:textId="4E021832">
             <w:pPr>
               <w:jc w:val="center"/>
               <w:cnfStyle w:val="000000000000" w:firstRow="0" w:lastRow="0" w:firstColumn="0" w:lastColumn="0" w:oddVBand="0" w:evenVBand="0" w:oddHBand="0" w:evenHBand="0" w:firstRowFirstColumn="0" w:firstRowLastColumn="0" w:lastRowFirstColumn="0" w:lastRowLastColumn="0"/>
@@ -10920,7 +11708,7 @@
             <w:tcW w:w="1333" w:type="pct"/>
             <w:hideMark/>
           </w:tcPr>
-          <w:p>
+          <w:p ns2:paraId="1495B362" ns2:textId="2F85EA6D">
             <w:pPr>
               <w:jc w:val="center"/>
               <w:cnfStyle w:val="000000000000" w:firstRow="0" w:lastRow="0" w:firstColumn="0" w:lastColumn="0" w:oddVBand="0" w:evenVBand="0" w:oddHBand="0" w:evenHBand="0" w:firstRowFirstColumn="0" w:firstRowLastColumn="0" w:lastRowFirstColumn="0" w:lastRowLastColumn="0"/>
@@ -10947,7 +11735,7 @@
             <w:tcW w:w="1333" w:type="pct"/>
             <w:hideMark/>
           </w:tcPr>
-          <w:p>
+          <w:p ns2:paraId="4E0F6B47" ns2:textId="708DF701">
             <w:pPr>
               <w:jc w:val="center"/>
               <w:cnfStyle w:val="000000000000" w:firstRow="0" w:lastRow="0" w:firstColumn="0" w:lastColumn="0" w:oddVBand="0" w:evenVBand="0" w:oddHBand="0" w:evenHBand="0" w:firstRowFirstColumn="0" w:firstRowLastColumn="0" w:lastRowFirstColumn="0" w:lastRowLastColumn="0"/>
@@ -10970,7 +11758,7 @@
           </w:p>
         </w:tc>
       </w:tr>
-      <w:tr>
+      <w:tr ns2:paraId="06229C0C" ns2:textId="77777777">
         <w:trPr>
           <w:cnfStyle w:val="000000100000" w:firstRow="0" w:lastRow="0" w:firstColumn="0" w:lastColumn="0" w:oddVBand="0" w:evenVBand="0" w:oddHBand="1" w:evenHBand="0" w:firstRowFirstColumn="0" w:firstRowLastColumn="0" w:lastRowFirstColumn="0" w:lastRowLastColumn="0"/>
           <w:trHeight w:val="285"/>
@@ -10981,7 +11769,7 @@
             <w:tcW w:w="1001" w:type="pct"/>
             <w:hideMark/>
           </w:tcPr>
-          <w:p>
+          <w:p ns2:paraId="25256AEF" ns2:textId="77777777">
             <w:pPr>
               <w:jc w:val="center"/>
               <w:rPr>
@@ -11005,7 +11793,7 @@
             <w:tcW w:w="1333" w:type="pct"/>
             <w:hideMark/>
           </w:tcPr>
-          <w:p>
+          <w:p ns2:paraId="2784081A" ns2:textId="05C64864">
             <w:pPr>
               <w:jc w:val="center"/>
               <w:cnfStyle w:val="000000100000" w:firstRow="0" w:lastRow="0" w:firstColumn="0" w:lastColumn="0" w:oddVBand="0" w:evenVBand="0" w:oddHBand="1" w:evenHBand="0" w:firstRowFirstColumn="0" w:firstRowLastColumn="0" w:lastRowFirstColumn="0" w:lastRowLastColumn="0"/>
@@ -11030,7 +11818,7 @@
             <w:tcW w:w="1333" w:type="pct"/>
             <w:hideMark/>
           </w:tcPr>
-          <w:p>
+          <w:p ns2:paraId="0F37868B" ns2:textId="4C5824FA">
             <w:pPr>
               <w:jc w:val="center"/>
               <w:cnfStyle w:val="000000100000" w:firstRow="0" w:lastRow="0" w:firstColumn="0" w:lastColumn="0" w:oddVBand="0" w:evenVBand="0" w:oddHBand="1" w:evenHBand="0" w:firstRowFirstColumn="0" w:firstRowLastColumn="0" w:lastRowFirstColumn="0" w:lastRowLastColumn="0"/>
@@ -11057,7 +11845,7 @@
             <w:tcW w:w="1333" w:type="pct"/>
             <w:hideMark/>
           </w:tcPr>
-          <w:p>
+          <w:p ns2:paraId="603145B5" ns2:textId="64AC7A43">
             <w:pPr>
               <w:jc w:val="center"/>
               <w:cnfStyle w:val="000000100000" w:firstRow="0" w:lastRow="0" w:firstColumn="0" w:lastColumn="0" w:oddVBand="0" w:evenVBand="0" w:oddHBand="1" w:evenHBand="0" w:firstRowFirstColumn="0" w:firstRowLastColumn="0" w:lastRowFirstColumn="0" w:lastRowLastColumn="0"/>
@@ -11080,7 +11868,7 @@
           </w:p>
         </w:tc>
       </w:tr>
-      <w:tr>
+      <w:tr ns2:paraId="1691A00A" ns2:textId="77777777">
         <w:trPr>
           <w:trHeight w:val="285"/>
         </w:trPr>
@@ -11090,7 +11878,7 @@
             <w:tcW w:w="1001" w:type="pct"/>
             <w:hideMark/>
           </w:tcPr>
-          <w:p>
+          <w:p ns2:paraId="78C93978" ns2:textId="77777777">
             <w:pPr>
               <w:jc w:val="center"/>
               <w:rPr>
@@ -11114,7 +11902,7 @@
             <w:tcW w:w="1333" w:type="pct"/>
             <w:hideMark/>
           </w:tcPr>
-          <w:p>
+          <w:p ns2:paraId="5AAEAAE0" ns2:textId="7A88FDAB">
             <w:pPr>
               <w:jc w:val="center"/>
               <w:cnfStyle w:val="000000000000" w:firstRow="0" w:lastRow="0" w:firstColumn="0" w:lastColumn="0" w:oddVBand="0" w:evenVBand="0" w:oddHBand="0" w:evenHBand="0" w:firstRowFirstColumn="0" w:firstRowLastColumn="0" w:lastRowFirstColumn="0" w:lastRowLastColumn="0"/>
@@ -11139,7 +11927,7 @@
             <w:tcW w:w="1333" w:type="pct"/>
             <w:hideMark/>
           </w:tcPr>
-          <w:p>
+          <w:p ns2:paraId="79DE3DFF" ns2:textId="3E0CE4D2">
             <w:pPr>
               <w:jc w:val="center"/>
               <w:cnfStyle w:val="000000000000" w:firstRow="0" w:lastRow="0" w:firstColumn="0" w:lastColumn="0" w:oddVBand="0" w:evenVBand="0" w:oddHBand="0" w:evenHBand="0" w:firstRowFirstColumn="0" w:firstRowLastColumn="0" w:lastRowFirstColumn="0" w:lastRowLastColumn="0"/>
@@ -11166,7 +11954,7 @@
             <w:tcW w:w="1333" w:type="pct"/>
             <w:hideMark/>
           </w:tcPr>
-          <w:p>
+          <w:p ns2:paraId="5DFD4BAF" ns2:textId="32F9B303">
             <w:pPr>
               <w:jc w:val="center"/>
               <w:cnfStyle w:val="000000000000" w:firstRow="0" w:lastRow="0" w:firstColumn="0" w:lastColumn="0" w:oddVBand="0" w:evenVBand="0" w:oddHBand="0" w:evenHBand="0" w:firstRowFirstColumn="0" w:firstRowLastColumn="0" w:lastRowFirstColumn="0" w:lastRowLastColumn="0"/>
@@ -11189,7 +11977,7 @@
           </w:p>
         </w:tc>
       </w:tr>
-      <w:tr>
+      <w:tr ns2:paraId="219498B1" ns2:textId="77777777">
         <w:trPr>
           <w:cnfStyle w:val="000000100000" w:firstRow="0" w:lastRow="0" w:firstColumn="0" w:lastColumn="0" w:oddVBand="0" w:evenVBand="0" w:oddHBand="1" w:evenHBand="0" w:firstRowFirstColumn="0" w:firstRowLastColumn="0" w:lastRowFirstColumn="0" w:lastRowLastColumn="0"/>
           <w:trHeight w:val="285"/>
@@ -11200,7 +11988,7 @@
             <w:tcW w:w="1001" w:type="pct"/>
             <w:hideMark/>
           </w:tcPr>
-          <w:p>
+          <w:p ns2:paraId="6BB5605E" ns2:textId="77777777">
             <w:pPr>
               <w:jc w:val="center"/>
               <w:rPr>
@@ -11224,7 +12012,7 @@
             <w:tcW w:w="1333" w:type="pct"/>
             <w:hideMark/>
           </w:tcPr>
-          <w:p>
+          <w:p ns2:paraId="283EF3F4" ns2:textId="04EC7396">
             <w:pPr>
               <w:jc w:val="center"/>
               <w:cnfStyle w:val="000000100000" w:firstRow="0" w:lastRow="0" w:firstColumn="0" w:lastColumn="0" w:oddVBand="0" w:evenVBand="0" w:oddHBand="1" w:evenHBand="0" w:firstRowFirstColumn="0" w:firstRowLastColumn="0" w:lastRowFirstColumn="0" w:lastRowLastColumn="0"/>
@@ -11249,7 +12037,7 @@
             <w:tcW w:w="1333" w:type="pct"/>
             <w:hideMark/>
           </w:tcPr>
-          <w:p>
+          <w:p ns2:paraId="1221B095" ns2:textId="1F5461A3">
             <w:pPr>
               <w:jc w:val="center"/>
               <w:cnfStyle w:val="000000100000" w:firstRow="0" w:lastRow="0" w:firstColumn="0" w:lastColumn="0" w:oddVBand="0" w:evenVBand="0" w:oddHBand="1" w:evenHBand="0" w:firstRowFirstColumn="0" w:firstRowLastColumn="0" w:lastRowFirstColumn="0" w:lastRowLastColumn="0"/>
@@ -11276,7 +12064,7 @@
             <w:tcW w:w="1333" w:type="pct"/>
             <w:hideMark/>
           </w:tcPr>
-          <w:p>
+          <w:p ns2:paraId="31800EE9" ns2:textId="3B250C27">
             <w:pPr>
               <w:jc w:val="center"/>
               <w:cnfStyle w:val="000000100000" w:firstRow="0" w:lastRow="0" w:firstColumn="0" w:lastColumn="0" w:oddVBand="0" w:evenVBand="0" w:oddHBand="1" w:evenHBand="0" w:firstRowFirstColumn="0" w:firstRowLastColumn="0" w:lastRowFirstColumn="0" w:lastRowLastColumn="0"/>
@@ -11299,7 +12087,7 @@
           </w:p>
         </w:tc>
       </w:tr>
-      <w:tr>
+      <w:tr ns2:paraId="12911B66" ns2:textId="77777777">
         <w:trPr>
           <w:trHeight w:val="285"/>
         </w:trPr>
@@ -11309,7 +12097,7 @@
             <w:tcW w:w="1001" w:type="pct"/>
             <w:hideMark/>
           </w:tcPr>
-          <w:p>
+          <w:p ns2:paraId="5CB274FF" ns2:textId="77777777">
             <w:pPr>
               <w:jc w:val="center"/>
               <w:rPr>
@@ -11334,7 +12122,7 @@
             <w:tcW w:w="1333" w:type="pct"/>
             <w:hideMark/>
           </w:tcPr>
-          <w:p>
+          <w:p ns2:paraId="453F4B67" ns2:textId="1A6FAB63">
             <w:pPr>
               <w:jc w:val="center"/>
               <w:cnfStyle w:val="000000000000" w:firstRow="0" w:lastRow="0" w:firstColumn="0" w:lastColumn="0" w:oddVBand="0" w:evenVBand="0" w:oddHBand="0" w:evenHBand="0" w:firstRowFirstColumn="0" w:firstRowLastColumn="0" w:lastRowFirstColumn="0" w:lastRowLastColumn="0"/>
@@ -11359,7 +12147,7 @@
             <w:tcW w:w="1333" w:type="pct"/>
             <w:hideMark/>
           </w:tcPr>
-          <w:p>
+          <w:p ns2:paraId="283C966C" ns2:textId="13F81B06">
             <w:pPr>
               <w:jc w:val="center"/>
               <w:cnfStyle w:val="000000000000" w:firstRow="0" w:lastRow="0" w:firstColumn="0" w:lastColumn="0" w:oddVBand="0" w:evenVBand="0" w:oddHBand="0" w:evenHBand="0" w:firstRowFirstColumn="0" w:firstRowLastColumn="0" w:lastRowFirstColumn="0" w:lastRowLastColumn="0"/>
@@ -11386,7 +12174,7 @@
             <w:tcW w:w="1333" w:type="pct"/>
             <w:hideMark/>
           </w:tcPr>
-          <w:p>
+          <w:p ns2:paraId="37636535" ns2:textId="0E2E9951">
             <w:pPr>
               <w:jc w:val="center"/>
               <w:cnfStyle w:val="000000000000" w:firstRow="0" w:lastRow="0" w:firstColumn="0" w:lastColumn="0" w:oddVBand="0" w:evenVBand="0" w:oddHBand="0" w:evenHBand="0" w:firstRowFirstColumn="0" w:firstRowLastColumn="0" w:lastRowFirstColumn="0" w:lastRowLastColumn="0"/>
@@ -11410,14 +12198,14 @@
         </w:tc>
       </w:tr>
     </w:tbl>
-    <w:p>
+    <w:p ns2:paraId="63D4D74B" ns2:textId="77777777">
       <w:pPr>
         <w:rPr>
           <w:lang w:val="es-419"/>
         </w:rPr>
       </w:pPr>
     </w:p>
-    <w:p>
+    <w:p ns2:paraId="77543DC5" ns2:textId="77777777">
       <w:pPr>
         <w:pStyle w:val="Ttulo2"/>
         <w:rPr>
@@ -11443,7 +12231,7 @@
         <w:t xml:space="preserve"> para Stack con Linked List</w:t>
       </w:r>
     </w:p>
-    <w:p>
+    <w:p ns2:paraId="75D2B37C" ns2:textId="77777777">
       <w:pPr>
         <w:rPr>
           <w:lang w:val="es-419"/>
@@ -11462,7 +12250,7 @@
         <w:gridCol w:w="2267"/>
         <w:gridCol w:w="2267"/>
       </w:tblGrid>
-      <w:tr>
+      <w:tr ns2:paraId="2F129FF0" ns2:textId="77777777">
         <w:trPr>
           <w:cnfStyle w:val="100000000000" w:firstRow="1" w:lastRow="0" w:firstColumn="0" w:lastColumn="0" w:oddVBand="0" w:evenVBand="0" w:oddHBand="0" w:evenHBand="0" w:firstRowFirstColumn="0" w:firstRowLastColumn="0" w:lastRowFirstColumn="0" w:lastRowLastColumn="0"/>
           <w:trHeight w:val="555"/>
@@ -11473,7 +12261,7 @@
             <w:tcW w:w="1001" w:type="pct"/>
             <w:hideMark/>
           </w:tcPr>
-          <w:p>
+          <w:p ns2:paraId="2F3CA53E" ns2:textId="2E3EEA44">
             <w:pPr>
               <w:jc w:val="center"/>
               <w:rPr>
@@ -11497,7 +12285,7 @@
             <w:tcW w:w="1333" w:type="pct"/>
             <w:hideMark/>
           </w:tcPr>
-          <w:p>
+          <w:p ns2:paraId="449C057A" ns2:textId="77777777">
             <w:pPr>
               <w:jc w:val="center"/>
               <w:cnfStyle w:val="100000000000" w:firstRow="1" w:lastRow="0" w:firstColumn="0" w:lastColumn="0" w:oddVBand="0" w:evenVBand="0" w:oddHBand="0" w:evenHBand="0" w:firstRowFirstColumn="0" w:firstRowLastColumn="0" w:lastRowFirstColumn="0" w:lastRowLastColumn="0"/>
@@ -11538,7 +12326,7 @@
             <w:tcW w:w="1333" w:type="pct"/>
             <w:hideMark/>
           </w:tcPr>
-          <w:p>
+          <w:p ns2:paraId="308AFDE0" ns2:textId="77777777">
             <w:pPr>
               <w:jc w:val="center"/>
               <w:cnfStyle w:val="100000000000" w:firstRow="1" w:lastRow="0" w:firstColumn="0" w:lastColumn="0" w:oddVBand="0" w:evenVBand="0" w:oddHBand="0" w:evenHBand="0" w:firstRowFirstColumn="0" w:firstRowLastColumn="0" w:lastRowFirstColumn="0" w:lastRowLastColumn="0"/>
@@ -11579,7 +12367,7 @@
             <w:tcW w:w="1333" w:type="pct"/>
             <w:hideMark/>
           </w:tcPr>
-          <w:p>
+          <w:p ns2:paraId="5A5EE36E" ns2:textId="77777777">
             <w:pPr>
               <w:jc w:val="center"/>
               <w:cnfStyle w:val="100000000000" w:firstRow="1" w:lastRow="0" w:firstColumn="0" w:lastColumn="0" w:oddVBand="0" w:evenVBand="0" w:oddHBand="0" w:evenHBand="0" w:firstRowFirstColumn="0" w:firstRowLastColumn="0" w:lastRowFirstColumn="0" w:lastRowLastColumn="0"/>
@@ -11618,7 +12406,7 @@
           </w:p>
         </w:tc>
       </w:tr>
-      <w:tr>
+      <w:tr ns2:paraId="6CAF9FA5" ns2:textId="77777777">
         <w:trPr>
           <w:cnfStyle w:val="000000100000" w:firstRow="0" w:lastRow="0" w:firstColumn="0" w:lastColumn="0" w:oddVBand="0" w:evenVBand="0" w:oddHBand="1" w:evenHBand="0" w:firstRowFirstColumn="0" w:firstRowLastColumn="0" w:lastRowFirstColumn="0" w:lastRowLastColumn="0"/>
           <w:trHeight w:val="278"/>
@@ -11629,7 +12417,7 @@
             <w:tcW w:w="1001" w:type="pct"/>
             <w:hideMark/>
           </w:tcPr>
-          <w:p>
+          <w:p ns2:paraId="788E8D94" ns2:textId="77777777">
             <w:pPr>
               <w:jc w:val="center"/>
               <w:rPr>
@@ -11653,7 +12441,7 @@
             <w:tcW w:w="1333" w:type="pct"/>
             <w:hideMark/>
           </w:tcPr>
-          <w:p>
+          <w:p ns2:paraId="0FDA6D57" ns2:textId="7A33C632">
             <w:pPr>
               <w:jc w:val="center"/>
               <w:cnfStyle w:val="000000100000" w:firstRow="0" w:lastRow="0" w:firstColumn="0" w:lastColumn="0" w:oddVBand="0" w:evenVBand="0" w:oddHBand="1" w:evenHBand="0" w:firstRowFirstColumn="0" w:firstRowLastColumn="0" w:lastRowFirstColumn="0" w:lastRowLastColumn="0"/>
@@ -11678,7 +12466,7 @@
             <w:tcW w:w="1333" w:type="pct"/>
             <w:hideMark/>
           </w:tcPr>
-          <w:p>
+          <w:p ns2:paraId="49A15EC6" ns2:textId="1645876F">
             <w:pPr>
               <w:jc w:val="center"/>
               <w:cnfStyle w:val="000000100000" w:firstRow="0" w:lastRow="0" w:firstColumn="0" w:lastColumn="0" w:oddVBand="0" w:evenVBand="0" w:oddHBand="1" w:evenHBand="0" w:firstRowFirstColumn="0" w:firstRowLastColumn="0" w:lastRowFirstColumn="0" w:lastRowLastColumn="0"/>
@@ -11705,7 +12493,7 @@
             <w:tcW w:w="1333" w:type="pct"/>
             <w:hideMark/>
           </w:tcPr>
-          <w:p>
+          <w:p ns2:paraId="5CA19FAD" ns2:textId="124F9D05">
             <w:pPr>
               <w:jc w:val="center"/>
               <w:cnfStyle w:val="000000100000" w:firstRow="0" w:lastRow="0" w:firstColumn="0" w:lastColumn="0" w:oddVBand="0" w:evenVBand="0" w:oddHBand="1" w:evenHBand="0" w:firstRowFirstColumn="0" w:firstRowLastColumn="0" w:lastRowFirstColumn="0" w:lastRowLastColumn="0"/>
@@ -11728,7 +12516,7 @@
           </w:p>
         </w:tc>
       </w:tr>
-      <w:tr>
+      <w:tr ns2:paraId="659AE200" ns2:textId="77777777">
         <w:trPr>
           <w:trHeight w:val="278"/>
         </w:trPr>
@@ -11738,7 +12526,7 @@
             <w:tcW w:w="1001" w:type="pct"/>
             <w:hideMark/>
           </w:tcPr>
-          <w:p>
+          <w:p ns2:paraId="288C6398" ns2:textId="77777777">
             <w:pPr>
               <w:jc w:val="center"/>
               <w:rPr>
@@ -11762,7 +12550,7 @@
             <w:tcW w:w="1333" w:type="pct"/>
             <w:hideMark/>
           </w:tcPr>
-          <w:p>
+          <w:p ns2:paraId="2CD5925D" ns2:textId="421795F2">
             <w:pPr>
               <w:jc w:val="center"/>
               <w:cnfStyle w:val="000000000000" w:firstRow="0" w:lastRow="0" w:firstColumn="0" w:lastColumn="0" w:oddVBand="0" w:evenVBand="0" w:oddHBand="0" w:evenHBand="0" w:firstRowFirstColumn="0" w:firstRowLastColumn="0" w:lastRowFirstColumn="0" w:lastRowLastColumn="0"/>
@@ -11787,7 +12575,7 @@
             <w:tcW w:w="1333" w:type="pct"/>
             <w:hideMark/>
           </w:tcPr>
-          <w:p>
+          <w:p ns2:paraId="185CD2F4" ns2:textId="1CEB33C3">
             <w:pPr>
               <w:jc w:val="center"/>
               <w:cnfStyle w:val="000000000000" w:firstRow="0" w:lastRow="0" w:firstColumn="0" w:lastColumn="0" w:oddVBand="0" w:evenVBand="0" w:oddHBand="0" w:evenHBand="0" w:firstRowFirstColumn="0" w:firstRowLastColumn="0" w:lastRowFirstColumn="0" w:lastRowLastColumn="0"/>
@@ -11814,7 +12602,7 @@
             <w:tcW w:w="1333" w:type="pct"/>
             <w:hideMark/>
           </w:tcPr>
-          <w:p>
+          <w:p ns2:paraId="22DA1C7C" ns2:textId="0F3E744B">
             <w:pPr>
               <w:jc w:val="center"/>
               <w:cnfStyle w:val="000000000000" w:firstRow="0" w:lastRow="0" w:firstColumn="0" w:lastColumn="0" w:oddVBand="0" w:evenVBand="0" w:oddHBand="0" w:evenHBand="0" w:firstRowFirstColumn="0" w:firstRowLastColumn="0" w:lastRowFirstColumn="0" w:lastRowLastColumn="0"/>
@@ -11837,7 +12625,7 @@
           </w:p>
         </w:tc>
       </w:tr>
-      <w:tr>
+      <w:tr ns2:paraId="315A5BDF" ns2:textId="77777777">
         <w:trPr>
           <w:cnfStyle w:val="000000100000" w:firstRow="0" w:lastRow="0" w:firstColumn="0" w:lastColumn="0" w:oddVBand="0" w:evenVBand="0" w:oddHBand="1" w:evenHBand="0" w:firstRowFirstColumn="0" w:firstRowLastColumn="0" w:lastRowFirstColumn="0" w:lastRowLastColumn="0"/>
           <w:trHeight w:val="285"/>
@@ -11848,7 +12636,7 @@
             <w:tcW w:w="1001" w:type="pct"/>
             <w:hideMark/>
           </w:tcPr>
-          <w:p>
+          <w:p ns2:paraId="01DD05FA" ns2:textId="77777777">
             <w:pPr>
               <w:jc w:val="center"/>
               <w:rPr>
@@ -11872,7 +12660,7 @@
             <w:tcW w:w="1333" w:type="pct"/>
             <w:hideMark/>
           </w:tcPr>
-          <w:p>
+          <w:p ns2:paraId="173AF17C" ns2:textId="585EDF82">
             <w:pPr>
               <w:jc w:val="center"/>
               <w:cnfStyle w:val="000000100000" w:firstRow="0" w:lastRow="0" w:firstColumn="0" w:lastColumn="0" w:oddVBand="0" w:evenVBand="0" w:oddHBand="1" w:evenHBand="0" w:firstRowFirstColumn="0" w:firstRowLastColumn="0" w:lastRowFirstColumn="0" w:lastRowLastColumn="0"/>
@@ -11897,7 +12685,7 @@
             <w:tcW w:w="1333" w:type="pct"/>
             <w:hideMark/>
           </w:tcPr>
-          <w:p>
+          <w:p ns2:paraId="4B4ED53A" ns2:textId="48B31DCC">
             <w:pPr>
               <w:jc w:val="center"/>
               <w:cnfStyle w:val="000000100000" w:firstRow="0" w:lastRow="0" w:firstColumn="0" w:lastColumn="0" w:oddVBand="0" w:evenVBand="0" w:oddHBand="1" w:evenHBand="0" w:firstRowFirstColumn="0" w:firstRowLastColumn="0" w:lastRowFirstColumn="0" w:lastRowLastColumn="0"/>
@@ -11924,7 +12712,7 @@
             <w:tcW w:w="1333" w:type="pct"/>
             <w:hideMark/>
           </w:tcPr>
-          <w:p>
+          <w:p ns2:paraId="61B0F1D1" ns2:textId="29F3E68B">
             <w:pPr>
               <w:jc w:val="center"/>
               <w:cnfStyle w:val="000000100000" w:firstRow="0" w:lastRow="0" w:firstColumn="0" w:lastColumn="0" w:oddVBand="0" w:evenVBand="0" w:oddHBand="1" w:evenHBand="0" w:firstRowFirstColumn="0" w:firstRowLastColumn="0" w:lastRowFirstColumn="0" w:lastRowLastColumn="0"/>
@@ -11947,7 +12735,7 @@
           </w:p>
         </w:tc>
       </w:tr>
-      <w:tr>
+      <w:tr ns2:paraId="3C1C31A2" ns2:textId="77777777">
         <w:trPr>
           <w:trHeight w:val="285"/>
         </w:trPr>
@@ -11957,7 +12745,7 @@
             <w:tcW w:w="1001" w:type="pct"/>
             <w:hideMark/>
           </w:tcPr>
-          <w:p>
+          <w:p ns2:paraId="728344B6" ns2:textId="77777777">
             <w:pPr>
               <w:jc w:val="center"/>
               <w:rPr>
@@ -11981,7 +12769,7 @@
             <w:tcW w:w="1333" w:type="pct"/>
             <w:hideMark/>
           </w:tcPr>
-          <w:p>
+          <w:p ns2:paraId="30EFFDFE" ns2:textId="4773860A">
             <w:pPr>
               <w:jc w:val="center"/>
               <w:cnfStyle w:val="000000000000" w:firstRow="0" w:lastRow="0" w:firstColumn="0" w:lastColumn="0" w:oddVBand="0" w:evenVBand="0" w:oddHBand="0" w:evenHBand="0" w:firstRowFirstColumn="0" w:firstRowLastColumn="0" w:lastRowFirstColumn="0" w:lastRowLastColumn="0"/>
@@ -12006,7 +12794,7 @@
             <w:tcW w:w="1333" w:type="pct"/>
             <w:hideMark/>
           </w:tcPr>
-          <w:p>
+          <w:p ns2:paraId="01EFC721" ns2:textId="3896B41B">
             <w:pPr>
               <w:jc w:val="center"/>
               <w:cnfStyle w:val="000000000000" w:firstRow="0" w:lastRow="0" w:firstColumn="0" w:lastColumn="0" w:oddVBand="0" w:evenVBand="0" w:oddHBand="0" w:evenHBand="0" w:firstRowFirstColumn="0" w:firstRowLastColumn="0" w:lastRowFirstColumn="0" w:lastRowLastColumn="0"/>
@@ -12033,7 +12821,7 @@
             <w:tcW w:w="1333" w:type="pct"/>
             <w:hideMark/>
           </w:tcPr>
-          <w:p>
+          <w:p ns2:paraId="119E8925" ns2:textId="4931371F">
             <w:pPr>
               <w:jc w:val="center"/>
               <w:cnfStyle w:val="000000000000" w:firstRow="0" w:lastRow="0" w:firstColumn="0" w:lastColumn="0" w:oddVBand="0" w:evenVBand="0" w:oddHBand="0" w:evenHBand="0" w:firstRowFirstColumn="0" w:firstRowLastColumn="0" w:lastRowFirstColumn="0" w:lastRowLastColumn="0"/>
@@ -12056,7 +12844,7 @@
           </w:p>
         </w:tc>
       </w:tr>
-      <w:tr>
+      <w:tr ns2:paraId="1BB47A37" ns2:textId="77777777">
         <w:trPr>
           <w:cnfStyle w:val="000000100000" w:firstRow="0" w:lastRow="0" w:firstColumn="0" w:lastColumn="0" w:oddVBand="0" w:evenVBand="0" w:oddHBand="1" w:evenHBand="0" w:firstRowFirstColumn="0" w:firstRowLastColumn="0" w:lastRowFirstColumn="0" w:lastRowLastColumn="0"/>
           <w:trHeight w:val="285"/>
@@ -12067,7 +12855,7 @@
             <w:tcW w:w="1001" w:type="pct"/>
             <w:hideMark/>
           </w:tcPr>
-          <w:p>
+          <w:p ns2:paraId="20A8DE42" ns2:textId="77777777">
             <w:pPr>
               <w:jc w:val="center"/>
               <w:rPr>
@@ -12091,7 +12879,7 @@
             <w:tcW w:w="1333" w:type="pct"/>
             <w:hideMark/>
           </w:tcPr>
-          <w:p>
+          <w:p ns2:paraId="09634B9E" ns2:textId="147CEE5D">
             <w:pPr>
               <w:jc w:val="center"/>
               <w:cnfStyle w:val="000000100000" w:firstRow="0" w:lastRow="0" w:firstColumn="0" w:lastColumn="0" w:oddVBand="0" w:evenVBand="0" w:oddHBand="1" w:evenHBand="0" w:firstRowFirstColumn="0" w:firstRowLastColumn="0" w:lastRowFirstColumn="0" w:lastRowLastColumn="0"/>
@@ -12116,7 +12904,7 @@
             <w:tcW w:w="1333" w:type="pct"/>
             <w:hideMark/>
           </w:tcPr>
-          <w:p>
+          <w:p ns2:paraId="4158A45F" ns2:textId="1E2E145D">
             <w:pPr>
               <w:jc w:val="center"/>
               <w:cnfStyle w:val="000000100000" w:firstRow="0" w:lastRow="0" w:firstColumn="0" w:lastColumn="0" w:oddVBand="0" w:evenVBand="0" w:oddHBand="1" w:evenHBand="0" w:firstRowFirstColumn="0" w:firstRowLastColumn="0" w:lastRowFirstColumn="0" w:lastRowLastColumn="0"/>
@@ -12143,7 +12931,7 @@
             <w:tcW w:w="1333" w:type="pct"/>
             <w:hideMark/>
           </w:tcPr>
-          <w:p>
+          <w:p ns2:paraId="13134531" ns2:textId="72EF8CB0">
             <w:pPr>
               <w:jc w:val="center"/>
               <w:cnfStyle w:val="000000100000" w:firstRow="0" w:lastRow="0" w:firstColumn="0" w:lastColumn="0" w:oddVBand="0" w:evenVBand="0" w:oddHBand="1" w:evenHBand="0" w:firstRowFirstColumn="0" w:firstRowLastColumn="0" w:lastRowFirstColumn="0" w:lastRowLastColumn="0"/>
@@ -12166,7 +12954,7 @@
           </w:p>
         </w:tc>
       </w:tr>
-      <w:tr>
+      <w:tr ns2:paraId="2EEBE4C7" ns2:textId="77777777">
         <w:trPr>
           <w:trHeight w:val="285"/>
         </w:trPr>
@@ -12176,7 +12964,7 @@
             <w:tcW w:w="1001" w:type="pct"/>
             <w:hideMark/>
           </w:tcPr>
-          <w:p>
+          <w:p ns2:paraId="75C161F3" ns2:textId="77777777">
             <w:pPr>
               <w:jc w:val="center"/>
               <w:rPr>
@@ -12200,7 +12988,7 @@
             <w:tcW w:w="1333" w:type="pct"/>
             <w:hideMark/>
           </w:tcPr>
-          <w:p>
+          <w:p ns2:paraId="16D79C8B" ns2:textId="5EB5AA11">
             <w:pPr>
               <w:jc w:val="center"/>
               <w:cnfStyle w:val="000000000000" w:firstRow="0" w:lastRow="0" w:firstColumn="0" w:lastColumn="0" w:oddVBand="0" w:evenVBand="0" w:oddHBand="0" w:evenHBand="0" w:firstRowFirstColumn="0" w:firstRowLastColumn="0" w:lastRowFirstColumn="0" w:lastRowLastColumn="0"/>
@@ -12225,7 +13013,7 @@
             <w:tcW w:w="1333" w:type="pct"/>
             <w:hideMark/>
           </w:tcPr>
-          <w:p>
+          <w:p ns2:paraId="689D3E4F" ns2:textId="4C25D211">
             <w:pPr>
               <w:jc w:val="center"/>
               <w:cnfStyle w:val="000000000000" w:firstRow="0" w:lastRow="0" w:firstColumn="0" w:lastColumn="0" w:oddVBand="0" w:evenVBand="0" w:oddHBand="0" w:evenHBand="0" w:firstRowFirstColumn="0" w:firstRowLastColumn="0" w:lastRowFirstColumn="0" w:lastRowLastColumn="0"/>
@@ -12252,7 +13040,7 @@
             <w:tcW w:w="1333" w:type="pct"/>
             <w:hideMark/>
           </w:tcPr>
-          <w:p>
+          <w:p ns2:paraId="1E5D454B" ns2:textId="58275C62">
             <w:pPr>
               <w:jc w:val="center"/>
               <w:cnfStyle w:val="000000000000" w:firstRow="0" w:lastRow="0" w:firstColumn="0" w:lastColumn="0" w:oddVBand="0" w:evenVBand="0" w:oddHBand="0" w:evenHBand="0" w:firstRowFirstColumn="0" w:firstRowLastColumn="0" w:lastRowFirstColumn="0" w:lastRowLastColumn="0"/>
@@ -12275,7 +13063,7 @@
           </w:p>
         </w:tc>
       </w:tr>
-      <w:tr>
+      <w:tr ns2:paraId="6CE7FD3A" ns2:textId="77777777">
         <w:trPr>
           <w:cnfStyle w:val="000000100000" w:firstRow="0" w:lastRow="0" w:firstColumn="0" w:lastColumn="0" w:oddVBand="0" w:evenVBand="0" w:oddHBand="1" w:evenHBand="0" w:firstRowFirstColumn="0" w:firstRowLastColumn="0" w:lastRowFirstColumn="0" w:lastRowLastColumn="0"/>
           <w:trHeight w:val="285"/>
@@ -12286,7 +13074,7 @@
             <w:tcW w:w="1001" w:type="pct"/>
             <w:hideMark/>
           </w:tcPr>
-          <w:p>
+          <w:p ns2:paraId="2AB469A8" ns2:textId="77777777">
             <w:pPr>
               <w:jc w:val="center"/>
               <w:rPr>
@@ -12310,7 +13098,7 @@
             <w:tcW w:w="1333" w:type="pct"/>
             <w:hideMark/>
           </w:tcPr>
-          <w:p>
+          <w:p ns2:paraId="664610D2" ns2:textId="2775670A">
             <w:pPr>
               <w:jc w:val="center"/>
               <w:cnfStyle w:val="000000100000" w:firstRow="0" w:lastRow="0" w:firstColumn="0" w:lastColumn="0" w:oddVBand="0" w:evenVBand="0" w:oddHBand="1" w:evenHBand="0" w:firstRowFirstColumn="0" w:firstRowLastColumn="0" w:lastRowFirstColumn="0" w:lastRowLastColumn="0"/>
@@ -12335,7 +13123,7 @@
             <w:tcW w:w="1333" w:type="pct"/>
             <w:hideMark/>
           </w:tcPr>
-          <w:p>
+          <w:p ns2:paraId="29002A5F" ns2:textId="55447CD1">
             <w:pPr>
               <w:jc w:val="center"/>
               <w:cnfStyle w:val="000000100000" w:firstRow="0" w:lastRow="0" w:firstColumn="0" w:lastColumn="0" w:oddVBand="0" w:evenVBand="0" w:oddHBand="1" w:evenHBand="0" w:firstRowFirstColumn="0" w:firstRowLastColumn="0" w:lastRowFirstColumn="0" w:lastRowLastColumn="0"/>
@@ -12362,7 +13150,7 @@
             <w:tcW w:w="1333" w:type="pct"/>
             <w:hideMark/>
           </w:tcPr>
-          <w:p>
+          <w:p ns2:paraId="1E0235C2" ns2:textId="061C2FA8">
             <w:pPr>
               <w:jc w:val="center"/>
               <w:cnfStyle w:val="000000100000" w:firstRow="0" w:lastRow="0" w:firstColumn="0" w:lastColumn="0" w:oddVBand="0" w:evenVBand="0" w:oddHBand="1" w:evenHBand="0" w:firstRowFirstColumn="0" w:firstRowLastColumn="0" w:lastRowFirstColumn="0" w:lastRowLastColumn="0"/>
@@ -12385,7 +13173,7 @@
           </w:p>
         </w:tc>
       </w:tr>
-      <w:tr>
+      <w:tr ns2:paraId="350C9605" ns2:textId="77777777">
         <w:trPr>
           <w:trHeight w:val="285"/>
         </w:trPr>
@@ -12395,7 +13183,7 @@
             <w:tcW w:w="1001" w:type="pct"/>
             <w:hideMark/>
           </w:tcPr>
-          <w:p>
+          <w:p ns2:paraId="1AEA8944" ns2:textId="77777777">
             <w:pPr>
               <w:jc w:val="center"/>
               <w:rPr>
@@ -12419,7 +13207,7 @@
             <w:tcW w:w="1333" w:type="pct"/>
             <w:hideMark/>
           </w:tcPr>
-          <w:p>
+          <w:p ns2:paraId="32A0BE76" ns2:textId="58C4010B">
             <w:pPr>
               <w:jc w:val="center"/>
               <w:cnfStyle w:val="000000000000" w:firstRow="0" w:lastRow="0" w:firstColumn="0" w:lastColumn="0" w:oddVBand="0" w:evenVBand="0" w:oddHBand="0" w:evenHBand="0" w:firstRowFirstColumn="0" w:firstRowLastColumn="0" w:lastRowFirstColumn="0" w:lastRowLastColumn="0"/>
@@ -12444,7 +13232,7 @@
             <w:tcW w:w="1333" w:type="pct"/>
             <w:hideMark/>
           </w:tcPr>
-          <w:p>
+          <w:p ns2:paraId="5BB776A7" ns2:textId="4F477523">
             <w:pPr>
               <w:jc w:val="center"/>
               <w:cnfStyle w:val="000000000000" w:firstRow="0" w:lastRow="0" w:firstColumn="0" w:lastColumn="0" w:oddVBand="0" w:evenVBand="0" w:oddHBand="0" w:evenHBand="0" w:firstRowFirstColumn="0" w:firstRowLastColumn="0" w:lastRowFirstColumn="0" w:lastRowLastColumn="0"/>
@@ -12471,7 +13259,7 @@
             <w:tcW w:w="1333" w:type="pct"/>
             <w:hideMark/>
           </w:tcPr>
-          <w:p>
+          <w:p ns2:paraId="190F7316" ns2:textId="4D6460FF">
             <w:pPr>
               <w:jc w:val="center"/>
               <w:cnfStyle w:val="000000000000" w:firstRow="0" w:lastRow="0" w:firstColumn="0" w:lastColumn="0" w:oddVBand="0" w:evenVBand="0" w:oddHBand="0" w:evenHBand="0" w:firstRowFirstColumn="0" w:firstRowLastColumn="0" w:lastRowFirstColumn="0" w:lastRowLastColumn="0"/>
@@ -12495,14 +13283,14 @@
         </w:tc>
       </w:tr>
     </w:tbl>
-    <w:p>
+    <w:p ns2:paraId="317B351F" ns2:textId="77777777">
       <w:pPr>
         <w:rPr>
           <w:lang w:val="es-419"/>
         </w:rPr>
       </w:pPr>
     </w:p>
-    <w:p>
+    <w:p ns2:paraId="4EF02B9E" ns2:textId="63E560FD">
       <w:pPr>
         <w:pStyle w:val="Ttulo1"/>
         <w:rPr>
@@ -12520,14 +13308,14 @@
         <w:t>Preguntas de análisis</w:t>
       </w:r>
     </w:p>
-    <w:p>
+    <w:p ns2:paraId="36CACC3F" ns2:textId="77777777">
       <w:pPr>
         <w:rPr>
           <w:lang w:val="es-419"/>
         </w:rPr>
       </w:pPr>
     </w:p>
-    <w:p>
+    <w:p ns2:paraId="660791BD" ns2:textId="77777777">
       <w:pPr>
         <w:pStyle w:val="Prrafodelista"/>
         <w:numPr>
@@ -12546,7 +13334,7 @@
         <w:t>¿Se observan diferencias significativas entre las implementaciones con ArrayList y LinkedList para las funciones de Queue y Stack? ¿Cuál es más eficiente en cada operación? ¿Por qué una implementación es más rápida en ciertos casos?</w:t>
       </w:r>
     </w:p>
-    <w:p>
+    <w:p ns2:paraId="2F706925" ns2:textId="28C1D486">
       <w:pPr>
         <w:ind w:left="720"/>
         <w:jc w:val="both"/>
@@ -12787,7 +13575,7 @@
         <w:t xml:space="preserve"> List al 100% es una anomalía experimental observada en esta corrida (la tendencia previa era 1.743 ms al 80%) y se conserva tal como se midió, sin interpretarlo como comportamiento general.</w:t>
       </w:r>
     </w:p>
-    <w:p>
+    <w:p ns2:paraId="17947014" ns2:textId="77777777">
       <w:pPr>
         <w:pStyle w:val="Prrafodelista"/>
         <w:numPr>
@@ -12806,7 +13594,7 @@
         <w:t>¿Cuándo es preferible usar ArrayList o LinkedList? Si insertamos y eliminamos con frecuencia, ¿qué estructura conviene más? Si accedemos aleatoriamente a elementos, ¿cuál es más eficiente?</w:t>
       </w:r>
     </w:p>
-    <w:p>
+    <w:p ns2:paraId="3BDC8732" ns2:textId="3D7A4872">
       <w:pPr>
         <w:ind w:left="720"/>
         <w:jc w:val="both"/>
@@ -12975,7 +13763,7 @@
         <w:t xml:space="preserve"> List debe recorrer los nodos uno por uno hasta la posición buscada (O(n)) y además consume memoria adicional para los apuntadores. Ninguna implementación es mejor en todos los casos: la elección depende de la operación dominante en el caso de uso.</w:t>
       </w:r>
     </w:p>
-    <w:p>
+    <w:p ns2:paraId="313874F7" ns2:textId="77777777">
       <w:pPr>
         <w:pStyle w:val="Prrafodelista"/>
         <w:numPr>
@@ -12994,7 +13782,7 @@
         <w:t>Durante la ejecución de las pruebas ¿Se presentan anomalías en los tiempos de ejecución que no se explican con la teoría?</w:t>
       </w:r>
     </w:p>
-    <w:p>
+    <w:p ns2:paraId="6F00585D" ns2:textId="246EEBE8">
       <w:pPr>
         <w:ind w:left="720"/>
         <w:jc w:val="both"/>
@@ -13059,7 +13847,7 @@
         <w:t xml:space="preserve"> List al 100%, con 12.232 ms frente a 1.743 ms al 80%: rompe la tendencia y no se explica por la teoría, por lo que se reporta como anomalía experimental y no se elimina ni se sustituye. En conclusión, los tiempos medidos corresponden a esta máquina y a esta ejecución, y complementan, pero no reemplazan, el análisis de complejidad asintótica.</w:t>
       </w:r>
     </w:p>
-    <w:p>
+    <w:p ns2:paraId="41CCB6FA" ns2:textId="424D0C08">
       <w:pPr>
         <w:pStyle w:val="Prrafodelista"/>
         <w:numPr>
@@ -13102,7 +13890,7 @@
         <w:t xml:space="preserve"> explique si este comportamiento es acorde con lo enunciado en la teoría. Justifique las respuestas.</w:t>
       </w:r>
     </w:p>
-    <w:p>
+    <w:p ns2:paraId="31475A2B" ns2:textId="77777777">
       <w:pPr>
         <w:rPr>
           <w:lang w:val="es-CO"/>
@@ -13123,7 +13911,7 @@
         <w:gridCol w:w="1251"/>
         <w:gridCol w:w="4765"/>
       </w:tblGrid>
-      <w:tr>
+      <w:tr ns2:paraId="079C5558" ns2:textId="77777777">
         <w:trPr>
           <w:cnfStyle w:val="100000000000" w:firstRow="1" w:lastRow="0" w:firstColumn="0" w:lastColumn="0" w:oddVBand="0" w:evenVBand="0" w:oddHBand="0" w:evenHBand="0" w:firstRowFirstColumn="0" w:firstRowLastColumn="0" w:lastRowFirstColumn="0" w:lastRowLastColumn="0"/>
         </w:trPr>
@@ -13132,7 +13920,7 @@
             <w:cnfStyle w:val="001000000000" w:firstRow="0" w:lastRow="0" w:firstColumn="1" w:lastColumn="0" w:oddVBand="0" w:evenVBand="0" w:oddHBand="0" w:evenHBand="0" w:firstRowFirstColumn="0" w:firstRowLastColumn="0" w:lastRowFirstColumn="0" w:lastRowLastColumn="0"/>
             <w:tcW w:w="499" w:type="dxa"/>
           </w:tcPr>
-          <w:p>
+          <w:p ns2:paraId="39F23871" ns2:textId="77777777">
             <w:pPr>
               <w:jc w:val="center"/>
               <w:rPr>
@@ -13147,7 +13935,7 @@
           <w:tcPr>
             <w:tcW w:w="1332" w:type="dxa"/>
           </w:tcPr>
-          <w:p>
+          <w:p ns2:paraId="52205662" ns2:textId="02D4D4BE">
             <w:pPr>
               <w:jc w:val="center"/>
               <w:cnfStyle w:val="100000000000" w:firstRow="1" w:lastRow="0" w:firstColumn="0" w:lastColumn="0" w:oddVBand="0" w:evenVBand="0" w:oddHBand="0" w:evenHBand="0" w:firstRowFirstColumn="0" w:firstRowLastColumn="0" w:lastRowFirstColumn="0" w:lastRowLastColumn="0"/>
@@ -13163,7 +13951,7 @@
           <w:tcPr>
             <w:tcW w:w="1245" w:type="dxa"/>
           </w:tcPr>
-          <w:p>
+          <w:p ns2:paraId="3D9EC03F" ns2:textId="13752FE7">
             <w:pPr>
               <w:jc w:val="center"/>
               <w:cnfStyle w:val="100000000000" w:firstRow="1" w:lastRow="0" w:firstColumn="0" w:lastColumn="0" w:oddVBand="0" w:evenVBand="0" w:oddHBand="0" w:evenHBand="0" w:firstRowFirstColumn="0" w:firstRowLastColumn="0" w:lastRowFirstColumn="0" w:lastRowLastColumn="0"/>
@@ -13187,7 +13975,7 @@
           <w:tcPr>
             <w:tcW w:w="1251" w:type="dxa"/>
           </w:tcPr>
-          <w:p>
+          <w:p ns2:paraId="0E421824" ns2:textId="4F71DE86">
             <w:pPr>
               <w:jc w:val="center"/>
               <w:cnfStyle w:val="100000000000" w:firstRow="1" w:lastRow="0" w:firstColumn="0" w:lastColumn="0" w:oddVBand="0" w:evenVBand="0" w:oddHBand="0" w:evenHBand="0" w:firstRowFirstColumn="0" w:firstRowLastColumn="0" w:lastRowFirstColumn="0" w:lastRowLastColumn="0"/>
@@ -13221,7 +14009,7 @@
           <w:tcPr>
             <w:tcW w:w="4765" w:type="dxa"/>
           </w:tcPr>
-          <w:p>
+          <w:p ns2:paraId="18A4DC18" ns2:textId="2C4DC436">
             <w:pPr>
               <w:jc w:val="center"/>
               <w:cnfStyle w:val="100000000000" w:firstRow="1" w:lastRow="0" w:firstColumn="0" w:lastColumn="0" w:oddVBand="0" w:evenVBand="0" w:oddHBand="0" w:evenHBand="0" w:firstRowFirstColumn="0" w:firstRowLastColumn="0" w:lastRowFirstColumn="0" w:lastRowLastColumn="0"/>
@@ -13242,7 +14030,7 @@
           </w:p>
         </w:tc>
       </w:tr>
-      <w:tr>
+      <w:tr ns2:paraId="09A05DE7" ns2:textId="77777777">
         <w:trPr>
           <w:cnfStyle w:val="000000100000" w:firstRow="0" w:lastRow="0" w:firstColumn="0" w:lastColumn="0" w:oddVBand="0" w:evenVBand="0" w:oddHBand="1" w:evenHBand="0" w:firstRowFirstColumn="0" w:firstRowLastColumn="0" w:lastRowFirstColumn="0" w:lastRowLastColumn="0"/>
         </w:trPr>
@@ -13253,7 +14041,7 @@
             <w:vMerge w:val="restart"/>
             <w:textDirection w:val="btLr"/>
           </w:tcPr>
-          <w:p>
+          <w:p ns2:paraId="7B7310C9" ns2:textId="003916F6">
             <w:pPr>
               <w:ind w:left="113" w:right="113"/>
               <w:jc w:val="center"/>
@@ -13275,7 +14063,7 @@
           <w:tcPr>
             <w:tcW w:w="1332" w:type="dxa"/>
           </w:tcPr>
-          <w:p>
+          <w:p ns2:paraId="1382D588" ns2:textId="1C6C2278">
             <w:pPr>
               <w:cnfStyle w:val="000000100000" w:firstRow="0" w:lastRow="0" w:firstColumn="0" w:lastColumn="0" w:oddVBand="0" w:evenVBand="0" w:oddHBand="1" w:evenHBand="0" w:firstRowFirstColumn="0" w:firstRowLastColumn="0" w:lastRowFirstColumn="0" w:lastRowLastColumn="0"/>
               <w:rPr>
@@ -13308,7 +14096,7 @@
           <w:tcPr>
             <w:tcW w:w="1245" w:type="dxa"/>
           </w:tcPr>
-          <w:p>
+          <w:p ns2:paraId="1D467D9A" ns2:textId="0E13B295">
             <w:pPr>
               <w:jc w:val="center"/>
               <w:cnfStyle w:val="000000100000" w:firstRow="0" w:lastRow="0" w:firstColumn="0" w:lastColumn="0" w:oddVBand="0" w:evenVBand="0" w:oddHBand="1" w:evenHBand="0" w:firstRowFirstColumn="0" w:firstRowLastColumn="0" w:lastRowFirstColumn="0" w:lastRowLastColumn="0"/>
@@ -13328,7 +14116,7 @@
           <w:tcPr>
             <w:tcW w:w="1251" w:type="dxa"/>
           </w:tcPr>
-          <w:p>
+          <w:p ns2:paraId="344D4374" ns2:textId="77777777">
             <w:pPr>
               <w:jc w:val="center"/>
               <w:cnfStyle w:val="000000100000" w:firstRow="0" w:lastRow="0" w:firstColumn="0" w:lastColumn="0" w:oddVBand="0" w:evenVBand="0" w:oddHBand="1" w:evenHBand="0" w:firstRowFirstColumn="0" w:firstRowLastColumn="0" w:lastRowFirstColumn="0" w:lastRowLastColumn="0"/>
@@ -13342,7 +14130,7 @@
           <w:tcPr>
             <w:tcW w:w="4765" w:type="dxa"/>
           </w:tcPr>
-          <w:p>
+          <w:p ns2:paraId="1321900F" ns2:textId="29ACC2E4">
             <w:pPr>
               <w:cnfStyle w:val="000000100000" w:firstRow="0" w:lastRow="0" w:firstColumn="0" w:lastColumn="0" w:oddVBand="0" w:evenVBand="0" w:oddHBand="1" w:evenHBand="0" w:firstRowFirstColumn="0" w:firstRowLastColumn="0" w:lastRowFirstColumn="0" w:lastRowLastColumn="0"/>
               <w:rPr>
@@ -13386,7 +14174,7 @@
           </w:p>
         </w:tc>
       </w:tr>
-      <w:tr>
+      <w:tr ns2:paraId="71C40CBB" ns2:textId="77777777">
         <w:tc>
           <w:tcPr>
             <w:cnfStyle w:val="001000000000" w:firstRow="0" w:lastRow="0" w:firstColumn="1" w:lastColumn="0" w:oddVBand="0" w:evenVBand="0" w:oddHBand="0" w:evenHBand="0" w:firstRowFirstColumn="0" w:firstRowLastColumn="0" w:lastRowFirstColumn="0" w:lastRowLastColumn="0"/>
@@ -13394,7 +14182,7 @@
             <w:vMerge/>
             <w:textDirection w:val="btLr"/>
           </w:tcPr>
-          <w:p>
+          <w:p ns2:paraId="2D9B90D2" ns2:textId="77777777">
             <w:pPr>
               <w:ind w:left="113" w:right="113"/>
               <w:jc w:val="center"/>
@@ -13408,7 +14196,7 @@
           <w:tcPr>
             <w:tcW w:w="1332" w:type="dxa"/>
           </w:tcPr>
-          <w:p>
+          <w:p ns2:paraId="683F2136" ns2:textId="0857DBE5">
             <w:pPr>
               <w:cnfStyle w:val="000000000000" w:firstRow="0" w:lastRow="0" w:firstColumn="0" w:lastColumn="0" w:oddVBand="0" w:evenVBand="0" w:oddHBand="0" w:evenHBand="0" w:firstRowFirstColumn="0" w:firstRowLastColumn="0" w:lastRowFirstColumn="0" w:lastRowLastColumn="0"/>
               <w:rPr>
@@ -13441,7 +14229,7 @@
           <w:tcPr>
             <w:tcW w:w="1245" w:type="dxa"/>
           </w:tcPr>
-          <w:p>
+          <w:p ns2:paraId="58E9FA98" ns2:textId="77777777">
             <w:pPr>
               <w:jc w:val="center"/>
               <w:cnfStyle w:val="000000000000" w:firstRow="0" w:lastRow="0" w:firstColumn="0" w:lastColumn="0" w:oddVBand="0" w:evenVBand="0" w:oddHBand="0" w:evenHBand="0" w:firstRowFirstColumn="0" w:firstRowLastColumn="0" w:lastRowFirstColumn="0" w:lastRowLastColumn="0"/>
@@ -13455,7 +14243,7 @@
           <w:tcPr>
             <w:tcW w:w="1251" w:type="dxa"/>
           </w:tcPr>
-          <w:p>
+          <w:p ns2:paraId="233F7B3A" ns2:textId="74650A7B">
             <w:pPr>
               <w:jc w:val="center"/>
               <w:cnfStyle w:val="000000000000" w:firstRow="0" w:lastRow="0" w:firstColumn="0" w:lastColumn="0" w:oddVBand="0" w:evenVBand="0" w:oddHBand="0" w:evenHBand="0" w:firstRowFirstColumn="0" w:firstRowLastColumn="0" w:lastRowFirstColumn="0" w:lastRowLastColumn="0"/>
@@ -13475,7 +14263,7 @@
           <w:tcPr>
             <w:tcW w:w="4765" w:type="dxa"/>
           </w:tcPr>
-          <w:p>
+          <w:p ns2:paraId="55672A06" ns2:textId="75051692">
             <w:pPr>
               <w:cnfStyle w:val="000000000000" w:firstRow="0" w:lastRow="0" w:firstColumn="0" w:lastColumn="0" w:oddVBand="0" w:evenVBand="0" w:oddHBand="0" w:evenHBand="0" w:firstRowFirstColumn="0" w:firstRowLastColumn="0" w:lastRowFirstColumn="0" w:lastRowLastColumn="0"/>
               <w:rPr>
@@ -13505,7 +14293,7 @@
           </w:p>
         </w:tc>
       </w:tr>
-      <w:tr>
+      <w:tr ns2:paraId="3A1F2F88" ns2:textId="77777777">
         <w:trPr>
           <w:cnfStyle w:val="000000100000" w:firstRow="0" w:lastRow="0" w:firstColumn="0" w:lastColumn="0" w:oddVBand="0" w:evenVBand="0" w:oddHBand="1" w:evenHBand="0" w:firstRowFirstColumn="0" w:firstRowLastColumn="0" w:lastRowFirstColumn="0" w:lastRowLastColumn="0"/>
         </w:trPr>
@@ -13516,7 +14304,7 @@
             <w:vMerge/>
             <w:textDirection w:val="btLr"/>
           </w:tcPr>
-          <w:p>
+          <w:p ns2:paraId="2622054B" ns2:textId="77777777">
             <w:pPr>
               <w:ind w:left="113" w:right="113"/>
               <w:jc w:val="center"/>
@@ -13530,7 +14318,7 @@
           <w:tcPr>
             <w:tcW w:w="1332" w:type="dxa"/>
           </w:tcPr>
-          <w:p>
+          <w:p ns2:paraId="09295900" ns2:textId="440F9DB5">
             <w:pPr>
               <w:cnfStyle w:val="000000100000" w:firstRow="0" w:lastRow="0" w:firstColumn="0" w:lastColumn="0" w:oddVBand="0" w:evenVBand="0" w:oddHBand="1" w:evenHBand="0" w:firstRowFirstColumn="0" w:firstRowLastColumn="0" w:lastRowFirstColumn="0" w:lastRowLastColumn="0"/>
               <w:rPr>
@@ -13563,7 +14351,7 @@
           <w:tcPr>
             <w:tcW w:w="1245" w:type="dxa"/>
           </w:tcPr>
-          <w:p>
+          <w:p ns2:paraId="1247FA3E" ns2:textId="04D58C95">
             <w:pPr>
               <w:jc w:val="center"/>
               <w:cnfStyle w:val="000000100000" w:firstRow="0" w:lastRow="0" w:firstColumn="0" w:lastColumn="0" w:oddVBand="0" w:evenVBand="0" w:oddHBand="1" w:evenHBand="0" w:firstRowFirstColumn="0" w:firstRowLastColumn="0" w:lastRowFirstColumn="0" w:lastRowLastColumn="0"/>
@@ -13583,7 +14371,7 @@
           <w:tcPr>
             <w:tcW w:w="1251" w:type="dxa"/>
           </w:tcPr>
-          <w:p>
+          <w:p ns2:paraId="6E57DA90" ns2:textId="0F7EDBD1">
             <w:pPr>
               <w:jc w:val="center"/>
               <w:cnfStyle w:val="000000100000" w:firstRow="0" w:lastRow="0" w:firstColumn="0" w:lastColumn="0" w:oddVBand="0" w:evenVBand="0" w:oddHBand="1" w:evenHBand="0" w:firstRowFirstColumn="0" w:firstRowLastColumn="0" w:lastRowFirstColumn="0" w:lastRowLastColumn="0"/>
@@ -13603,7 +14391,7 @@
           <w:tcPr>
             <w:tcW w:w="4765" w:type="dxa"/>
           </w:tcPr>
-          <w:p>
+          <w:p ns2:paraId="3B68AF70" ns2:textId="2DD4BCC2">
             <w:pPr>
               <w:cnfStyle w:val="000000100000" w:firstRow="0" w:lastRow="0" w:firstColumn="0" w:lastColumn="0" w:oddVBand="0" w:evenVBand="0" w:oddHBand="1" w:evenHBand="0" w:firstRowFirstColumn="0" w:firstRowLastColumn="0" w:lastRowFirstColumn="0" w:lastRowLastColumn="0"/>
               <w:rPr>
@@ -13619,7 +14407,7 @@
           </w:p>
         </w:tc>
       </w:tr>
-      <w:tr>
+      <w:tr ns2:paraId="0DB75659" ns2:textId="77777777">
         <w:tc>
           <w:tcPr>
             <w:cnfStyle w:val="001000000000" w:firstRow="0" w:lastRow="0" w:firstColumn="1" w:lastColumn="0" w:oddVBand="0" w:evenVBand="0" w:oddHBand="0" w:evenHBand="0" w:firstRowFirstColumn="0" w:firstRowLastColumn="0" w:lastRowFirstColumn="0" w:lastRowLastColumn="0"/>
@@ -13627,7 +14415,7 @@
             <w:vMerge w:val="restart"/>
             <w:textDirection w:val="btLr"/>
           </w:tcPr>
-          <w:p>
+          <w:p ns2:paraId="0D94CB16" ns2:textId="7DA84C42">
             <w:pPr>
               <w:ind w:left="113" w:right="113"/>
               <w:jc w:val="center"/>
@@ -13649,7 +14437,7 @@
           <w:tcPr>
             <w:tcW w:w="1332" w:type="dxa"/>
           </w:tcPr>
-          <w:p>
+          <w:p ns2:paraId="6B7AD49A" ns2:textId="31E3DCA7">
             <w:pPr>
               <w:cnfStyle w:val="000000000000" w:firstRow="0" w:lastRow="0" w:firstColumn="0" w:lastColumn="0" w:oddVBand="0" w:evenVBand="0" w:oddHBand="0" w:evenHBand="0" w:firstRowFirstColumn="0" w:firstRowLastColumn="0" w:lastRowFirstColumn="0" w:lastRowLastColumn="0"/>
               <w:rPr>
@@ -13672,7 +14460,7 @@
           <w:tcPr>
             <w:tcW w:w="1245" w:type="dxa"/>
           </w:tcPr>
-          <w:p>
+          <w:p ns2:paraId="623B1B25" ns2:textId="77777777">
             <w:pPr>
               <w:jc w:val="center"/>
               <w:cnfStyle w:val="000000000000" w:firstRow="0" w:lastRow="0" w:firstColumn="0" w:lastColumn="0" w:oddVBand="0" w:evenVBand="0" w:oddHBand="0" w:evenHBand="0" w:firstRowFirstColumn="0" w:firstRowLastColumn="0" w:lastRowFirstColumn="0" w:lastRowLastColumn="0"/>
@@ -13686,7 +14474,7 @@
           <w:tcPr>
             <w:tcW w:w="1251" w:type="dxa"/>
           </w:tcPr>
-          <w:p>
+          <w:p ns2:paraId="108D3662" ns2:textId="3988ABF2">
             <w:pPr>
               <w:jc w:val="center"/>
               <w:cnfStyle w:val="000000000000" w:firstRow="0" w:lastRow="0" w:firstColumn="0" w:lastColumn="0" w:oddVBand="0" w:evenVBand="0" w:oddHBand="0" w:evenHBand="0" w:firstRowFirstColumn="0" w:firstRowLastColumn="0" w:lastRowFirstColumn="0" w:lastRowLastColumn="0"/>
@@ -13706,7 +14494,7 @@
           <w:tcPr>
             <w:tcW w:w="4765" w:type="dxa"/>
           </w:tcPr>
-          <w:p>
+          <w:p ns2:paraId="146BFC36" ns2:textId="7F3E0378">
             <w:pPr>
               <w:cnfStyle w:val="000000000000" w:firstRow="0" w:lastRow="0" w:firstColumn="0" w:lastColumn="0" w:oddVBand="0" w:evenVBand="0" w:oddHBand="0" w:evenHBand="0" w:firstRowFirstColumn="0" w:firstRowLastColumn="0" w:lastRowFirstColumn="0" w:lastRowLastColumn="0"/>
               <w:rPr>
@@ -13736,7 +14524,7 @@
           </w:p>
         </w:tc>
       </w:tr>
-      <w:tr>
+      <w:tr ns2:paraId="3DCC1EA5" ns2:textId="77777777">
         <w:trPr>
           <w:cnfStyle w:val="000000100000" w:firstRow="0" w:lastRow="0" w:firstColumn="0" w:lastColumn="0" w:oddVBand="0" w:evenVBand="0" w:oddHBand="1" w:evenHBand="0" w:firstRowFirstColumn="0" w:firstRowLastColumn="0" w:lastRowFirstColumn="0" w:lastRowLastColumn="0"/>
         </w:trPr>
@@ -13746,7 +14534,7 @@
             <w:tcW w:w="499" w:type="dxa"/>
             <w:vMerge/>
           </w:tcPr>
-          <w:p>
+          <w:p ns2:paraId="4A693D05" ns2:textId="77777777">
             <w:pPr>
               <w:rPr>
                 <w:lang w:val="es-CO"/>
@@ -13758,7 +14546,7 @@
           <w:tcPr>
             <w:tcW w:w="1332" w:type="dxa"/>
           </w:tcPr>
-          <w:p>
+          <w:p ns2:paraId="2A5E9929" ns2:textId="203FCB5C">
             <w:pPr>
               <w:cnfStyle w:val="000000100000" w:firstRow="0" w:lastRow="0" w:firstColumn="0" w:lastColumn="0" w:oddVBand="0" w:evenVBand="0" w:oddHBand="1" w:evenHBand="0" w:firstRowFirstColumn="0" w:firstRowLastColumn="0" w:lastRowFirstColumn="0" w:lastRowLastColumn="0"/>
               <w:rPr>
@@ -13781,7 +14569,7 @@
           <w:tcPr>
             <w:tcW w:w="1245" w:type="dxa"/>
           </w:tcPr>
-          <w:p>
+          <w:p ns2:paraId="0A26880C" ns2:textId="77777777">
             <w:pPr>
               <w:jc w:val="center"/>
               <w:cnfStyle w:val="000000100000" w:firstRow="0" w:lastRow="0" w:firstColumn="0" w:lastColumn="0" w:oddVBand="0" w:evenVBand="0" w:oddHBand="1" w:evenHBand="0" w:firstRowFirstColumn="0" w:firstRowLastColumn="0" w:lastRowFirstColumn="0" w:lastRowLastColumn="0"/>
@@ -13795,7 +14583,7 @@
           <w:tcPr>
             <w:tcW w:w="1251" w:type="dxa"/>
           </w:tcPr>
-          <w:p>
+          <w:p ns2:paraId="033DF926" ns2:textId="6C07FEDD">
             <w:pPr>
               <w:jc w:val="center"/>
               <w:cnfStyle w:val="000000100000" w:firstRow="0" w:lastRow="0" w:firstColumn="0" w:lastColumn="0" w:oddVBand="0" w:evenVBand="0" w:oddHBand="1" w:evenHBand="0" w:firstRowFirstColumn="0" w:firstRowLastColumn="0" w:lastRowFirstColumn="0" w:lastRowLastColumn="0"/>
@@ -13815,7 +14603,7 @@
           <w:tcPr>
             <w:tcW w:w="4765" w:type="dxa"/>
           </w:tcPr>
-          <w:p>
+          <w:p ns2:paraId="7B8BD089" ns2:textId="79206A1A">
             <w:pPr>
               <w:cnfStyle w:val="000000100000" w:firstRow="0" w:lastRow="0" w:firstColumn="0" w:lastColumn="0" w:oddVBand="0" w:evenVBand="0" w:oddHBand="1" w:evenHBand="0" w:firstRowFirstColumn="0" w:firstRowLastColumn="0" w:lastRowFirstColumn="0" w:lastRowLastColumn="0"/>
               <w:rPr>
@@ -13845,14 +14633,14 @@
           </w:p>
         </w:tc>
       </w:tr>
-      <w:tr>
+      <w:tr ns2:paraId="36D18672" ns2:textId="77777777">
         <w:tc>
           <w:tcPr>
             <w:cnfStyle w:val="001000000000" w:firstRow="0" w:lastRow="0" w:firstColumn="1" w:lastColumn="0" w:oddVBand="0" w:evenVBand="0" w:oddHBand="0" w:evenHBand="0" w:firstRowFirstColumn="0" w:firstRowLastColumn="0" w:lastRowFirstColumn="0" w:lastRowLastColumn="0"/>
             <w:tcW w:w="499" w:type="dxa"/>
             <w:vMerge/>
           </w:tcPr>
-          <w:p>
+          <w:p ns2:paraId="1A845E02" ns2:textId="77777777">
             <w:pPr>
               <w:rPr>
                 <w:lang w:val="es-CO"/>
@@ -13864,7 +14652,7 @@
           <w:tcPr>
             <w:tcW w:w="1332" w:type="dxa"/>
           </w:tcPr>
-          <w:p>
+          <w:p ns2:paraId="2D437A2D" ns2:textId="5911CA22">
             <w:pPr>
               <w:cnfStyle w:val="000000000000" w:firstRow="0" w:lastRow="0" w:firstColumn="0" w:lastColumn="0" w:oddVBand="0" w:evenVBand="0" w:oddHBand="0" w:evenHBand="0" w:firstRowFirstColumn="0" w:firstRowLastColumn="0" w:lastRowFirstColumn="0" w:lastRowLastColumn="0"/>
               <w:rPr>
@@ -13887,7 +14675,7 @@
           <w:tcPr>
             <w:tcW w:w="1245" w:type="dxa"/>
           </w:tcPr>
-          <w:p>
+          <w:p ns2:paraId="10B2ED1D" ns2:textId="0B3E2253">
             <w:pPr>
               <w:jc w:val="center"/>
               <w:cnfStyle w:val="000000000000" w:firstRow="0" w:lastRow="0" w:firstColumn="0" w:lastColumn="0" w:oddVBand="0" w:evenVBand="0" w:oddHBand="0" w:evenHBand="0" w:firstRowFirstColumn="0" w:firstRowLastColumn="0" w:lastRowFirstColumn="0" w:lastRowLastColumn="0"/>
@@ -13907,7 +14695,7 @@
           <w:tcPr>
             <w:tcW w:w="1251" w:type="dxa"/>
           </w:tcPr>
-          <w:p>
+          <w:p ns2:paraId="3B3F2011" ns2:textId="69B76E1E">
             <w:pPr>
               <w:jc w:val="center"/>
               <w:cnfStyle w:val="000000000000" w:firstRow="0" w:lastRow="0" w:firstColumn="0" w:lastColumn="0" w:oddVBand="0" w:evenVBand="0" w:oddHBand="0" w:evenHBand="0" w:firstRowFirstColumn="0" w:firstRowLastColumn="0" w:lastRowFirstColumn="0" w:lastRowLastColumn="0"/>
@@ -13927,7 +14715,7 @@
           <w:tcPr>
             <w:tcW w:w="4765" w:type="dxa"/>
           </w:tcPr>
-          <w:p>
+          <w:p ns2:paraId="7FBDFE4B" ns2:textId="0E305D2F">
             <w:pPr>
               <w:cnfStyle w:val="000000000000" w:firstRow="0" w:lastRow="0" w:firstColumn="0" w:lastColumn="0" w:oddVBand="0" w:evenVBand="0" w:oddHBand="0" w:evenHBand="0" w:firstRowFirstColumn="0" w:firstRowLastColumn="0" w:lastRowFirstColumn="0" w:lastRowLastColumn="0"/>
               <w:rPr>
@@ -13958,7 +14746,7 @@
         </w:tc>
       </w:tr>
     </w:tbl>
-    <w:p>
+    <w:p ns2:paraId="2E78B719" ns2:textId="77777777">
       <w:pPr>
         <w:rPr>
           <w:b/>
@@ -13967,7 +14755,7 @@
         </w:rPr>
       </w:pPr>
     </w:p>
-    <w:p>
+    <w:p ns2:paraId="7E521A8B" ns2:textId="77777777">
       <w:pPr>
         <w:rPr>
           <w:lang w:val="es-419"/>
@@ -13975,12 +14763,12 @@
       </w:pPr>
     </w:p>
     <w:sectPr>
-      <w:headerReference w:type="even" r:id="rId10"/>
-      <w:headerReference w:type="default" r:id="rId11"/>
-      <w:footerReference w:type="even" r:id="rId12"/>
-      <w:footerReference w:type="default" r:id="rId13"/>
-      <w:headerReference w:type="first" r:id="rId14"/>
-      <w:footerReference w:type="first" r:id="rId15"/>
+      <w:headerReference w:type="even" ns3:id="rId10"/>
+      <w:headerReference w:type="default" ns3:id="rId11"/>
+      <w:footerReference w:type="even" ns3:id="rId12"/>
+      <w:footerReference w:type="default" ns3:id="rId13"/>
+      <w:headerReference w:type="first" ns3:id="rId14"/>
+      <w:footerReference w:type="first" ns3:id="rId15"/>
       <w:pgSz w:w="12240" w:h="15840"/>
       <w:pgMar w:top="1440" w:right="1440" w:bottom="1440" w:left="1440" w:header="720" w:footer="720" w:gutter="0"/>
       <w:cols w:space="720"/>

--- a/Docs/Observaciones-Lab 4.docx
+++ b/Docs/Observaciones-Lab 4.docx
@@ -9708,7 +9708,7 @@
                 <w:szCs w:val="20"/>
                 <w:lang w:eastAsia="en-US"/>
               </w:rPr>
-              <w:t>1.679</w:t>
+              <w:t>1.579</w:t>
             </w:r>
           </w:p>
         </w:tc>
@@ -10862,7 +10862,7 @@
                 <w:szCs w:val="20"/>
                 <w:lang w:eastAsia="en-US"/>
               </w:rPr>
-              <w:t>1,877</w:t>
+              <w:t>1.877</w:t>
             </w:r>
           </w:p>
         </w:tc>
@@ -11863,7 +11863,7 @@
                 <w:szCs w:val="20"/>
                 <w:lang w:eastAsia="en-US"/>
               </w:rPr>
-              <w:t>0.002</w:t>
+              <w:t>0.001</w:t>
             </w:r>
           </w:p>
         </w:tc>
@@ -11972,7 +11972,7 @@
                 <w:szCs w:val="20"/>
                 <w:lang w:eastAsia="en-US"/>
               </w:rPr>
-              <w:t>0.002</w:t>
+              <w:t>0.001</w:t>
             </w:r>
           </w:p>
         </w:tc>
@@ -13114,7 +13114,7 @@
                 <w:color w:val="000000"/>
                 <w:lang w:eastAsia="en-US"/>
               </w:rPr>
-              <w:t>5.692</w:t>
+              <w:t>5.682</w:t>
             </w:r>
           </w:p>
         </w:tc>
@@ -17996,435 +17996,4 @@
     </a:ext>
   </a:extLst>
 </a:theme>
-</file>
-
-<file path=word/webextensions/taskpanes.xml><?xml version="1.0" encoding="utf-8"?>
-<wetp:taskpanes xmlns:wetp="http://schemas.microsoft.com/office/webextensions/taskpanes/2010/11">
-  <wetp:taskpane dockstate="right" visibility="0" width="350" row="0">
-    <wetp:webextensionref xmlns:r="http://schemas.openxmlformats.org/officeDocument/2006/relationships" r:id="rId1"/>
-  </wetp:taskpane>
-</wetp:taskpanes>
-</file>
-
-<file path=word/webextensions/webextension1.xml><?xml version="1.0" encoding="utf-8"?>
-<we:webextension xmlns:we="http://schemas.microsoft.com/office/webextensions/webextension/2010/11" id="{82EE05C9-A4C1-0040-9E14-9C2CB8D2F2F0}">
-  <we:reference id="WA200010453" version="1.0.0.1" store="Omex" storeType="OMEX"/>
-  <we:alternateReferences>
-    <we:reference id="WA200010453" version="1.0.0.1" store="WA200010453" storeType="OMEX"/>
-  </we:alternateReferences>
-  <we:properties>
-    <we:property name="claude.fileId" value="&quot;42bec21a-8068-490c-9252-abec38229f5c&quot;"/>
-  </we:properties>
-  <we:bindings/>
-  <we:snapshot xmlns:r="http://schemas.openxmlformats.org/officeDocument/2006/relationships"/>
-</we:webextension>
-</file>
-
-<file path=customXml/item1.xml><?xml version="1.0" encoding="utf-8"?>
-<p:properties xmlns:p="http://schemas.microsoft.com/office/2006/metadata/properties" xmlns:xsi="http://www.w3.org/2001/XMLSchema-instance" xmlns:pc="http://schemas.microsoft.com/office/infopath/2007/PartnerControls">
-  <documentManagement>
-    <SharedWithUsers xmlns="85e30bcc-d76c-4413-8e4d-2dce22fb0743">
-      <UserInfo>
-        <DisplayName>Carlos Andres Lozano Garzon</DisplayName>
-        <AccountId>13</AccountId>
-        <AccountType/>
-      </UserInfo>
-      <UserInfo>
-        <DisplayName>Dario Ernesto Correal Torres</DisplayName>
-        <AccountId>15</AccountId>
-        <AccountType/>
-      </UserInfo>
-      <UserInfo>
-        <DisplayName>Mario  Fernando De la rosa Rosero</DisplayName>
-        <AccountId>16</AccountId>
-        <AccountType/>
-      </UserInfo>
-      <UserInfo>
-        <DisplayName>Christian Camilo Aparicio Baquen</DisplayName>
-        <AccountId>50</AccountId>
-        <AccountType/>
-      </UserInfo>
-      <UserInfo>
-        <DisplayName>Arturo Henao Chaparro</DisplayName>
-        <AccountId>48</AccountId>
-        <AccountType/>
-      </UserInfo>
-      <UserInfo>
-        <DisplayName>Luis Esteban Florez Salamanca</DisplayName>
-        <AccountId>33</AccountId>
-        <AccountType/>
-      </UserInfo>
-      <UserInfo>
-        <DisplayName>Ivan David Salazar Cardenas</DisplayName>
-        <AccountId>52</AccountId>
-        <AccountType/>
-      </UserInfo>
-      <UserInfo>
-        <DisplayName>Juan Carlos Marin Morales</DisplayName>
-        <AccountId>53</AccountId>
-        <AccountType/>
-      </UserInfo>
-      <UserInfo>
-        <DisplayName>Sofia Duque Gomez</DisplayName>
-        <AccountId>60</AccountId>
-        <AccountType/>
-      </UserInfo>
-      <UserInfo>
-        <DisplayName>Andres Felipe Romero Brand</DisplayName>
-        <AccountId>91</AccountId>
-        <AccountType/>
-      </UserInfo>
-      <UserInfo>
-        <DisplayName>Lindsay Vanessa Pinto Morato</DisplayName>
-        <AccountId>92</AccountId>
-        <AccountType/>
-      </UserInfo>
-      <UserInfo>
-        <DisplayName>Miguel Angel Acosta Walteros</DisplayName>
-        <AccountId>94</AccountId>
-        <AccountType/>
-      </UserInfo>
-      <UserInfo>
-        <DisplayName>Juan David Diaz Ipuz</DisplayName>
-        <AccountId>90</AccountId>
-        <AccountType/>
-      </UserInfo>
-      <UserInfo>
-        <DisplayName>Lily Aitana valentina Duque Chavez</DisplayName>
-        <AccountId>17</AccountId>
-        <AccountType/>
-      </UserInfo>
-      <UserInfo>
-        <DisplayName>Isaac David Bermudez Lara</DisplayName>
-        <AccountId>95</AccountId>
-        <AccountType/>
-      </UserInfo>
-      <UserInfo>
-        <DisplayName>Daniel Alejandro Angel Fuertes</DisplayName>
-        <AccountId>55</AccountId>
-        <AccountType/>
-      </UserInfo>
-      <UserInfo>
-        <DisplayName>Jeniffer Liliam Mendoza Espinosa</DisplayName>
-        <AccountId>97</AccountId>
-        <AccountType/>
-      </UserInfo>
-      <UserInfo>
-        <DisplayName>Kevin Cohen Solano</DisplayName>
-        <AccountId>93</AccountId>
-        <AccountType/>
-      </UserInfo>
-      <UserInfo>
-        <DisplayName>Cesar Luis Moreno Gonzalez</DisplayName>
-        <AccountId>96</AccountId>
-        <AccountType/>
-      </UserInfo>
-      <UserInfo>
-        <DisplayName>Jose Cristobal Arroyo Castellanos</DisplayName>
-        <AccountId>54</AccountId>
-        <AccountType/>
-      </UserInfo>
-    </SharedWithUsers>
-    <TaxCatchAll xmlns="85e30bcc-d76c-4413-8e4d-2dce22fb0743" xsi:nil="true"/>
-    <lcf76f155ced4ddcb4097134ff3c332f xmlns="164883f8-7691-4ecf-b54a-664c0d0edefe">
-      <Terms xmlns="http://schemas.microsoft.com/office/infopath/2007/PartnerControls"/>
-    </lcf76f155ced4ddcb4097134ff3c332f>
-  </documentManagement>
-</p:properties>
-</file>
-
-<file path=customXml/item2.xml><?xml version="1.0" encoding="utf-8"?>
-<ct:contentTypeSchema xmlns:ct="http://schemas.microsoft.com/office/2006/metadata/contentType" xmlns:ma="http://schemas.microsoft.com/office/2006/metadata/properties/metaAttributes" ct:_="" ma:_="" ma:contentTypeName="Documento" ma:contentTypeID="0x01010023858CF01A2EF24688B692775F4C60A4" ma:contentTypeVersion="17" ma:contentTypeDescription="Crear nuevo documento." ma:contentTypeScope="" ma:versionID="af74a0f8eb440a60883e9dd833f0742f">
-  <xsd:schema xmlns:xsd="http://www.w3.org/2001/XMLSchema" xmlns:xs="http://www.w3.org/2001/XMLSchema" xmlns:p="http://schemas.microsoft.com/office/2006/metadata/properties" xmlns:ns2="164883f8-7691-4ecf-b54a-664c0d0edefe" xmlns:ns3="85e30bcc-d76c-4413-8e4d-2dce22fb0743" targetNamespace="http://schemas.microsoft.com/office/2006/metadata/properties" ma:root="true" ma:fieldsID="f5ceeff32ffca1089660572a8ebd1782" ns2:_="" ns3:_="">
-    <xsd:import namespace="164883f8-7691-4ecf-b54a-664c0d0edefe"/>
-    <xsd:import namespace="85e30bcc-d76c-4413-8e4d-2dce22fb0743"/>
-    <xsd:element name="properties">
-      <xsd:complexType>
-        <xsd:sequence>
-          <xsd:element name="documentManagement">
-            <xsd:complexType>
-              <xsd:all>
-                <xsd:element ref="ns2:MediaServiceMetadata" minOccurs="0"/>
-                <xsd:element ref="ns2:MediaServiceFastMetadata" minOccurs="0"/>
-                <xsd:element ref="ns3:SharedWithUsers" minOccurs="0"/>
-                <xsd:element ref="ns3:SharedWithDetails" minOccurs="0"/>
-                <xsd:element ref="ns2:MediaServiceAutoTags" minOccurs="0"/>
-                <xsd:element ref="ns2:MediaServiceGenerationTime" minOccurs="0"/>
-                <xsd:element ref="ns2:MediaServiceEventHashCode" minOccurs="0"/>
-                <xsd:element ref="ns2:MediaServiceOCR" minOccurs="0"/>
-                <xsd:element ref="ns2:MediaServiceDateTaken" minOccurs="0"/>
-                <xsd:element ref="ns2:MediaServiceAutoKeyPoints" minOccurs="0"/>
-                <xsd:element ref="ns2:MediaServiceKeyPoints" minOccurs="0"/>
-                <xsd:element ref="ns2:MediaLengthInSeconds" minOccurs="0"/>
-                <xsd:element ref="ns2:lcf76f155ced4ddcb4097134ff3c332f" minOccurs="0"/>
-                <xsd:element ref="ns3:TaxCatchAll" minOccurs="0"/>
-                <xsd:element ref="ns2:MediaServiceObjectDetectorVersions" minOccurs="0"/>
-                <xsd:element ref="ns2:MediaServiceSearchProperties" minOccurs="0"/>
-              </xsd:all>
-            </xsd:complexType>
-          </xsd:element>
-        </xsd:sequence>
-      </xsd:complexType>
-    </xsd:element>
-  </xsd:schema>
-  <xsd:schema xmlns:xsd="http://www.w3.org/2001/XMLSchema" xmlns:xs="http://www.w3.org/2001/XMLSchema" xmlns:dms="http://schemas.microsoft.com/office/2006/documentManagement/types" xmlns:pc="http://schemas.microsoft.com/office/infopath/2007/PartnerControls" targetNamespace="164883f8-7691-4ecf-b54a-664c0d0edefe" elementFormDefault="qualified">
-    <xsd:import namespace="http://schemas.microsoft.com/office/2006/documentManagement/types"/>
-    <xsd:import namespace="http://schemas.microsoft.com/office/infopath/2007/PartnerControls"/>
-    <xsd:element name="MediaServiceMetadata" ma:index="8" nillable="true" ma:displayName="MediaServiceMetadata" ma:hidden="true" ma:internalName="MediaServiceMetadata" ma:readOnly="true">
-      <xsd:simpleType>
-        <xsd:restriction base="dms:Note"/>
-      </xsd:simpleType>
-    </xsd:element>
-    <xsd:element name="MediaServiceFastMetadata" ma:index="9" nillable="true" ma:displayName="MediaServiceFastMetadata" ma:hidden="true" ma:internalName="MediaServiceFastMetadata" ma:readOnly="true">
-      <xsd:simpleType>
-        <xsd:restriction base="dms:Note"/>
-      </xsd:simpleType>
-    </xsd:element>
-    <xsd:element name="MediaServiceAutoTags" ma:index="12" nillable="true" ma:displayName="Tags" ma:internalName="MediaServiceAutoTags" ma:readOnly="true">
-      <xsd:simpleType>
-        <xsd:restriction base="dms:Text"/>
-      </xsd:simpleType>
-    </xsd:element>
-    <xsd:element name="MediaServiceGenerationTime" ma:index="13" nillable="true" ma:displayName="MediaServiceGenerationTime" ma:hidden="true" ma:internalName="MediaServiceGenerationTime" ma:readOnly="true">
-      <xsd:simpleType>
-        <xsd:restriction base="dms:Text"/>
-      </xsd:simpleType>
-    </xsd:element>
-    <xsd:element name="MediaServiceEventHashCode" ma:index="14" nillable="true" ma:displayName="MediaServiceEventHashCode" ma:hidden="true" ma:internalName="MediaServiceEventHashCode" ma:readOnly="true">
-      <xsd:simpleType>
-        <xsd:restriction base="dms:Text"/>
-      </xsd:simpleType>
-    </xsd:element>
-    <xsd:element name="MediaServiceOCR" ma:index="15" nillable="true" ma:displayName="Extracted Text" ma:internalName="MediaServiceOCR" ma:readOnly="true">
-      <xsd:simpleType>
-        <xsd:restriction base="dms:Note">
-          <xsd:maxLength value="255"/>
-        </xsd:restriction>
-      </xsd:simpleType>
-    </xsd:element>
-    <xsd:element name="MediaServiceDateTaken" ma:index="16" nillable="true" ma:displayName="MediaServiceDateTaken" ma:hidden="true" ma:internalName="MediaServiceDateTaken" ma:readOnly="true">
-      <xsd:simpleType>
-        <xsd:restriction base="dms:Text"/>
-      </xsd:simpleType>
-    </xsd:element>
-    <xsd:element name="MediaServiceAutoKeyPoints" ma:index="17" nillable="true" ma:displayName="MediaServiceAutoKeyPoints" ma:hidden="true" ma:internalName="MediaServiceAutoKeyPoints" ma:readOnly="true">
-      <xsd:simpleType>
-        <xsd:restriction base="dms:Note"/>
-      </xsd:simpleType>
-    </xsd:element>
-    <xsd:element name="MediaServiceKeyPoints" ma:index="18" nillable="true" ma:displayName="KeyPoints" ma:internalName="MediaServiceKeyPoints" ma:readOnly="true">
-      <xsd:simpleType>
-        <xsd:restriction base="dms:Note">
-          <xsd:maxLength value="255"/>
-        </xsd:restriction>
-      </xsd:simpleType>
-    </xsd:element>
-    <xsd:element name="MediaLengthInSeconds" ma:index="19" nillable="true" ma:displayName="Length (seconds)" ma:internalName="MediaLengthInSeconds" ma:readOnly="true">
-      <xsd:simpleType>
-        <xsd:restriction base="dms:Unknown"/>
-      </xsd:simpleType>
-    </xsd:element>
-    <xsd:element name="lcf76f155ced4ddcb4097134ff3c332f" ma:index="21" nillable="true" ma:taxonomy="true" ma:internalName="lcf76f155ced4ddcb4097134ff3c332f" ma:taxonomyFieldName="MediaServiceImageTags" ma:displayName="Etiquetas de imagen" ma:readOnly="false" ma:fieldId="{5cf76f15-5ced-4ddc-b409-7134ff3c332f}" ma:taxonomyMulti="true" ma:sspId="a38e7027-190f-4f90-8839-9f8250567d86" ma:termSetId="09814cd3-568e-fe90-9814-8d621ff8fb84" ma:anchorId="fba54fb3-c3e1-fe81-a776-ca4b69148c4d" ma:open="true" ma:isKeyword="false">
-      <xsd:complexType>
-        <xsd:sequence>
-          <xsd:element ref="pc:Terms" minOccurs="0" maxOccurs="1"/>
-        </xsd:sequence>
-      </xsd:complexType>
-    </xsd:element>
-    <xsd:element name="MediaServiceObjectDetectorVersions" ma:index="23" nillable="true" ma:displayName="MediaServiceObjectDetectorVersions" ma:description="" ma:hidden="true" ma:indexed="true" ma:internalName="MediaServiceObjectDetectorVersions" ma:readOnly="true">
-      <xsd:simpleType>
-        <xsd:restriction base="dms:Text"/>
-      </xsd:simpleType>
-    </xsd:element>
-    <xsd:element name="MediaServiceSearchProperties" ma:index="24" nillable="true" ma:displayName="MediaServiceSearchProperties" ma:hidden="true" ma:internalName="MediaServiceSearchProperties" ma:readOnly="true">
-      <xsd:simpleType>
-        <xsd:restriction base="dms:Note"/>
-      </xsd:simpleType>
-    </xsd:element>
-  </xsd:schema>
-  <xsd:schema xmlns:xsd="http://www.w3.org/2001/XMLSchema" xmlns:xs="http://www.w3.org/2001/XMLSchema" xmlns:dms="http://schemas.microsoft.com/office/2006/documentManagement/types" xmlns:pc="http://schemas.microsoft.com/office/infopath/2007/PartnerControls" targetNamespace="85e30bcc-d76c-4413-8e4d-2dce22fb0743" elementFormDefault="qualified">
-    <xsd:import namespace="http://schemas.microsoft.com/office/2006/documentManagement/types"/>
-    <xsd:import namespace="http://schemas.microsoft.com/office/infopath/2007/PartnerControls"/>
-    <xsd:element name="SharedWithUsers" ma:index="10" nillable="true" ma:displayName="Compartido con" ma:internalName="SharedWithUsers" ma:readOnly="true">
-      <xsd:complexType>
-        <xsd:complexContent>
-          <xsd:extension base="dms:UserMulti">
-            <xsd:sequence>
-              <xsd:element name="UserInfo" minOccurs="0" maxOccurs="unbounded">
-                <xsd:complexType>
-                  <xsd:sequence>
-                    <xsd:element name="DisplayName" type="xsd:string" minOccurs="0"/>
-                    <xsd:element name="AccountId" type="dms:UserId" minOccurs="0" nillable="true"/>
-                    <xsd:element name="AccountType" type="xsd:string" minOccurs="0"/>
-                  </xsd:sequence>
-                </xsd:complexType>
-              </xsd:element>
-            </xsd:sequence>
-          </xsd:extension>
-        </xsd:complexContent>
-      </xsd:complexType>
-    </xsd:element>
-    <xsd:element name="SharedWithDetails" ma:index="11" nillable="true" ma:displayName="Detalles de uso compartido" ma:internalName="SharedWithDetails" ma:readOnly="true">
-      <xsd:simpleType>
-        <xsd:restriction base="dms:Note">
-          <xsd:maxLength value="255"/>
-        </xsd:restriction>
-      </xsd:simpleType>
-    </xsd:element>
-    <xsd:element name="TaxCatchAll" ma:index="22" nillable="true" ma:displayName="Taxonomy Catch All Column" ma:hidden="true" ma:list="{26816d37-b675-4589-8225-e6a38877c704}" ma:internalName="TaxCatchAll" ma:showField="CatchAllData" ma:web="85e30bcc-d76c-4413-8e4d-2dce22fb0743">
-      <xsd:complexType>
-        <xsd:complexContent>
-          <xsd:extension base="dms:MultiChoiceLookup">
-            <xsd:sequence>
-              <xsd:element name="Value" type="dms:Lookup" maxOccurs="unbounded" minOccurs="0" nillable="true"/>
-            </xsd:sequence>
-          </xsd:extension>
-        </xsd:complexContent>
-      </xsd:complexType>
-    </xsd:element>
-  </xsd:schema>
-  <xsd:schema xmlns="http://schemas.openxmlformats.org/package/2006/metadata/core-properties" xmlns:xsd="http://www.w3.org/2001/XMLSchema" xmlns:xsi="http://www.w3.org/2001/XMLSchema-instance" xmlns:dc="http://purl.org/dc/elements/1.1/" xmlns:dcterms="http://purl.org/dc/terms/" xmlns:odoc="http://schemas.microsoft.com/internal/obd" targetNamespace="http://schemas.openxmlformats.org/package/2006/metadata/core-properties" elementFormDefault="qualified" attributeFormDefault="unqualified" blockDefault="#all">
-    <xsd:import namespace="http://purl.org/dc/elements/1.1/" schemaLocation="http://dublincore.org/schemas/xmls/qdc/2003/04/02/dc.xsd"/>
-    <xsd:import namespace="http://purl.org/dc/terms/" schemaLocation="http://dublincore.org/schemas/xmls/qdc/2003/04/02/dcterms.xsd"/>
-    <xsd:element name="coreProperties" type="CT_coreProperties"/>
-    <xsd:complexType name="CT_coreProperties">
-      <xsd:all>
-        <xsd:element ref="dc:creator" minOccurs="0" maxOccurs="1"/>
-        <xsd:element ref="dcterms:created" minOccurs="0" maxOccurs="1"/>
-        <xsd:element ref="dc:identifier" minOccurs="0" maxOccurs="1"/>
-        <xsd:element name="contentType" minOccurs="0" maxOccurs="1" type="xsd:string" ma:index="0" ma:displayName="Tipo de contenido"/>
-        <xsd:element ref="dc:title" minOccurs="0" maxOccurs="1" ma:index="4" ma:displayName="Título"/>
-        <xsd:element ref="dc:subject" minOccurs="0" maxOccurs="1"/>
-        <xsd:element ref="dc:description" minOccurs="0" maxOccurs="1"/>
-        <xsd:element name="keywords" minOccurs="0" maxOccurs="1" type="xsd:string"/>
-        <xsd:element ref="dc:language" minOccurs="0" maxOccurs="1"/>
-        <xsd:element name="category" minOccurs="0" maxOccurs="1" type="xsd:string"/>
-        <xsd:element name="version" minOccurs="0" maxOccurs="1" type="xsd:string"/>
-        <xsd:element name="revision" minOccurs="0" maxOccurs="1" type="xsd:string">
-          <xsd:annotation>
-            <xsd:documentation>
-                        This value indicates the number of saves or revisions. The application is responsible for updating this value after each revision.
-                    </xsd:documentation>
-          </xsd:annotation>
-        </xsd:element>
-        <xsd:element name="lastModifiedBy" minOccurs="0" maxOccurs="1" type="xsd:string"/>
-        <xsd:element ref="dcterms:modified" minOccurs="0" maxOccurs="1"/>
-        <xsd:element name="contentStatus" minOccurs="0" maxOccurs="1" type="xsd:string"/>
-      </xsd:all>
-    </xsd:complexType>
-  </xsd:schema>
-  <xs:schema xmlns:pc="http://schemas.microsoft.com/office/infopath/2007/PartnerControls" xmlns:xs="http://www.w3.org/2001/XMLSchema" targetNamespace="http://schemas.microsoft.com/office/infopath/2007/PartnerControls" elementFormDefault="qualified" attributeFormDefault="unqualified">
-    <xs:element name="Person">
-      <xs:complexType>
-        <xs:sequence>
-          <xs:element ref="pc:DisplayName" minOccurs="0"/>
-          <xs:element ref="pc:AccountId" minOccurs="0"/>
-          <xs:element ref="pc:AccountType" minOccurs="0"/>
-        </xs:sequence>
-      </xs:complexType>
-    </xs:element>
-    <xs:element name="DisplayName" type="xs:string"/>
-    <xs:element name="AccountId" type="xs:string"/>
-    <xs:element name="AccountType" type="xs:string"/>
-    <xs:element name="BDCAssociatedEntity">
-      <xs:complexType>
-        <xs:sequence>
-          <xs:element ref="pc:BDCEntity" minOccurs="0" maxOccurs="unbounded"/>
-        </xs:sequence>
-        <xs:attribute ref="pc:EntityNamespace"/>
-        <xs:attribute ref="pc:EntityName"/>
-        <xs:attribute ref="pc:SystemInstanceName"/>
-        <xs:attribute ref="pc:AssociationName"/>
-      </xs:complexType>
-    </xs:element>
-    <xs:attribute name="EntityNamespace" type="xs:string"/>
-    <xs:attribute name="EntityName" type="xs:string"/>
-    <xs:attribute name="SystemInstanceName" type="xs:string"/>
-    <xs:attribute name="AssociationName" type="xs:string"/>
-    <xs:element name="BDCEntity">
-      <xs:complexType>
-        <xs:sequence>
-          <xs:element ref="pc:EntityDisplayName" minOccurs="0"/>
-          <xs:element ref="pc:EntityInstanceReference" minOccurs="0"/>
-          <xs:element ref="pc:EntityId1" minOccurs="0"/>
-          <xs:element ref="pc:EntityId2" minOccurs="0"/>
-          <xs:element ref="pc:EntityId3" minOccurs="0"/>
-          <xs:element ref="pc:EntityId4" minOccurs="0"/>
-          <xs:element ref="pc:EntityId5" minOccurs="0"/>
-        </xs:sequence>
-      </xs:complexType>
-    </xs:element>
-    <xs:element name="EntityDisplayName" type="xs:string"/>
-    <xs:element name="EntityInstanceReference" type="xs:string"/>
-    <xs:element name="EntityId1" type="xs:string"/>
-    <xs:element name="EntityId2" type="xs:string"/>
-    <xs:element name="EntityId3" type="xs:string"/>
-    <xs:element name="EntityId4" type="xs:string"/>
-    <xs:element name="EntityId5" type="xs:string"/>
-    <xs:element name="Terms">
-      <xs:complexType>
-        <xs:sequence>
-          <xs:element ref="pc:TermInfo" minOccurs="0" maxOccurs="unbounded"/>
-        </xs:sequence>
-      </xs:complexType>
-    </xs:element>
-    <xs:element name="TermInfo">
-      <xs:complexType>
-        <xs:sequence>
-          <xs:element ref="pc:TermName" minOccurs="0"/>
-          <xs:element ref="pc:TermId" minOccurs="0"/>
-        </xs:sequence>
-      </xs:complexType>
-    </xs:element>
-    <xs:element name="TermName" type="xs:string"/>
-    <xs:element name="TermId" type="xs:string"/>
-  </xs:schema>
-</ct:contentTypeSchema>
-</file>
-
-<file path=customXml/item3.xml><?xml version="1.0" encoding="utf-8"?>
-<?mso-contentType ?>
-<FormTemplates xmlns="http://schemas.microsoft.com/sharepoint/v3/contenttype/forms">
-  <Display>DocumentLibraryForm</Display>
-  <Edit>DocumentLibraryForm</Edit>
-  <New>DocumentLibraryForm</New>
-</FormTemplates>
-</file>
-
-<file path=customXml/itemProps1.xml><?xml version="1.0" encoding="utf-8"?>
-<ds:datastoreItem xmlns:ds="http://schemas.openxmlformats.org/officeDocument/2006/customXml" ds:itemID="{D8D55360-DA4E-4EE6-A532-0D8BE99E30A4}">
-  <ds:schemaRefs>
-    <ds:schemaRef ds:uri="http://schemas.microsoft.com/office/2006/metadata/properties"/>
-    <ds:schemaRef ds:uri="http://schemas.microsoft.com/office/infopath/2007/PartnerControls"/>
-    <ds:schemaRef ds:uri="85e30bcc-d76c-4413-8e4d-2dce22fb0743"/>
-    <ds:schemaRef ds:uri="164883f8-7691-4ecf-b54a-664c0d0edefe"/>
-  </ds:schemaRefs>
-</ds:datastoreItem>
-</file>
-
-<file path=customXml/itemProps2.xml><?xml version="1.0" encoding="utf-8"?>
-<ds:datastoreItem xmlns:ds="http://schemas.openxmlformats.org/officeDocument/2006/customXml" ds:itemID="{2739CADD-65E0-4850-8836-FEEF9E729EC2}">
-  <ds:schemaRefs>
-    <ds:schemaRef ds:uri="http://schemas.microsoft.com/office/2006/metadata/contentType"/>
-    <ds:schemaRef ds:uri="http://schemas.microsoft.com/office/2006/metadata/properties/metaAttributes"/>
-    <ds:schemaRef ds:uri="http://www.w3.org/2001/XMLSchema"/>
-    <ds:schemaRef ds:uri="http://schemas.microsoft.com/office/2006/metadata/properties"/>
-    <ds:schemaRef ds:uri="164883f8-7691-4ecf-b54a-664c0d0edefe"/>
-    <ds:schemaRef ds:uri="85e30bcc-d76c-4413-8e4d-2dce22fb0743"/>
-    <ds:schemaRef ds:uri="http://schemas.microsoft.com/office/2006/documentManagement/types"/>
-    <ds:schemaRef ds:uri="http://schemas.microsoft.com/office/infopath/2007/PartnerControls"/>
-    <ds:schemaRef ds:uri="http://schemas.openxmlformats.org/package/2006/metadata/core-properties"/>
-    <ds:schemaRef ds:uri="http://purl.org/dc/elements/1.1/"/>
-    <ds:schemaRef ds:uri="http://purl.org/dc/terms/"/>
-    <ds:schemaRef ds:uri="http://schemas.microsoft.com/internal/obd"/>
-  </ds:schemaRefs>
-</ds:datastoreItem>
-</file>
-
-<file path=customXml/itemProps3.xml><?xml version="1.0" encoding="utf-8"?>
-<ds:datastoreItem xmlns:ds="http://schemas.openxmlformats.org/officeDocument/2006/customXml" ds:itemID="{7DBE8262-9C92-4A1B-85FF-A533173B85D6}">
-  <ds:schemaRefs>
-    <ds:schemaRef ds:uri="http://schemas.microsoft.com/sharepoint/v3/contenttype/forms"/>
-  </ds:schemaRefs>
-</ds:datastoreItem>
 </file>